--- a/document/PTTKHT Edudex Quiz.docx
+++ b/document/PTTKHT Edudex Quiz.docx
@@ -521,7 +521,7 @@
                         <pic:cNvPicPr/>
                       </pic:nvPicPr>
                       <pic:blipFill>
-                        <a:blip r:embed="rId6" cstate="print">
+                        <a:blip r:embed="rId8" cstate="print">
                           <a:extLst>
                             <a:ext uri="{28A0092B-C50C-407E-A947-70E740481C1C}">
                               <a14:useLocalDpi xmlns:a14="http://schemas.microsoft.com/office/drawing/2010/main" val="0"/>
@@ -565,7 +565,6 @@
               <w:bCs/>
               <w:sz w:val="40"/>
               <w:szCs w:val="40"/>
-              <w:lang w:val="en-US"/>
             </w:rPr>
           </w:pPr>
           <w:r>
@@ -574,7 +573,6 @@
               <w:bCs/>
               <w:sz w:val="40"/>
               <w:szCs w:val="40"/>
-              <w:lang w:val="en-US"/>
             </w:rPr>
             <w:lastRenderedPageBreak/>
             <w:t>LỜI NÓI ĐẦU</w:t>
@@ -588,13 +586,9 @@
               <w:bCs/>
               <w:sz w:val="40"/>
               <w:szCs w:val="40"/>
-              <w:lang w:val="en-US"/>
             </w:rPr>
           </w:pPr>
           <w:r>
-            <w:rPr>
-              <w:lang w:val="en-US"/>
-            </w:rPr>
             <w:t>…</w:t>
           </w:r>
           <w:r>
@@ -603,7 +597,6 @@
               <w:bCs/>
               <w:sz w:val="40"/>
               <w:szCs w:val="40"/>
-              <w:lang w:val="en-US"/>
             </w:rPr>
             <w:br w:type="page"/>
           </w:r>
@@ -613,7 +606,6 @@
               <w:bCs/>
               <w:sz w:val="40"/>
               <w:szCs w:val="40"/>
-              <w:lang w:val="en-US"/>
             </w:rPr>
             <w:lastRenderedPageBreak/>
             <w:t>MỤC LỤC</w:t>
@@ -626,13 +618,9 @@
               <w:bCs/>
               <w:sz w:val="40"/>
               <w:szCs w:val="40"/>
-              <w:lang w:val="en-US"/>
             </w:rPr>
           </w:pPr>
           <w:r>
-            <w:rPr>
-              <w:lang w:val="en-US"/>
-            </w:rPr>
             <w:t>…</w:t>
           </w:r>
           <w:r>
@@ -641,7 +629,6 @@
               <w:bCs/>
               <w:sz w:val="40"/>
               <w:szCs w:val="40"/>
-              <w:lang w:val="en-US"/>
             </w:rPr>
             <w:br w:type="page"/>
           </w:r>
@@ -653,7 +640,6 @@
               <w:bCs/>
               <w:sz w:val="40"/>
               <w:szCs w:val="40"/>
-              <w:lang w:val="en-US"/>
             </w:rPr>
           </w:pPr>
         </w:p>
@@ -662,15 +648,11 @@
             <w:tabs>
               <w:tab w:val="left" w:pos="3600"/>
             </w:tabs>
-            <w:rPr>
-              <w:lang w:val="en-US"/>
-            </w:rPr>
           </w:pPr>
           <w:r>
             <w:rPr>
               <w:b/>
               <w:bCs/>
-              <w:lang w:val="en-US"/>
             </w:rPr>
             <w:t>1. GIỚI THIỆU HỆ THỐNG EDUDEX QUIZ</w:t>
           </w:r>
@@ -683,14 +665,12 @@
             <w:rPr>
               <w:b/>
               <w:bCs/>
-              <w:lang w:val="en-US"/>
             </w:rPr>
           </w:pPr>
           <w:r>
             <w:rPr>
               <w:b/>
               <w:bCs/>
-              <w:lang w:val="en-US"/>
             </w:rPr>
             <w:t>1.1 Hoạt động tổ chức thi trắc nghiệm</w:t>
           </w:r>
@@ -700,38 +680,20 @@
             <w:tabs>
               <w:tab w:val="left" w:pos="3600"/>
             </w:tabs>
-            <w:rPr>
-              <w:lang w:val="en-US"/>
-            </w:rPr>
           </w:pPr>
           <w:r>
-            <w:rPr>
-              <w:lang w:val="en-US"/>
-            </w:rPr>
             <w:t xml:space="preserve">Theo </w:t>
           </w:r>
           <w:r>
-            <w:rPr>
-              <w:lang w:val="en-US"/>
-            </w:rPr>
             <w:t xml:space="preserve">khảo sát </w:t>
           </w:r>
           <w:r>
-            <w:rPr>
-              <w:lang w:val="en-US"/>
-            </w:rPr>
             <w:t xml:space="preserve">quy trình tổ chức thi trắc nghiệm nội bộ của </w:t>
           </w:r>
           <w:r>
-            <w:rPr>
-              <w:lang w:val="en-US"/>
-            </w:rPr>
             <w:t>trường cao đẳng công nghệ bách khoa Hà Nội (HPC)</w:t>
           </w:r>
           <w:r>
-            <w:rPr>
-              <w:lang w:val="en-US"/>
-            </w:rPr>
             <w:t>, hoạt động có thể được tóm tắt như sau:</w:t>
           </w:r>
         </w:p>
@@ -744,35 +706,16 @@
             <w:tabs>
               <w:tab w:val="left" w:pos="3600"/>
             </w:tabs>
-            <w:rPr>
-              <w:lang w:val="en-US"/>
-            </w:rPr>
           </w:pPr>
           <w:r>
             <w:rPr>
               <w:b/>
               <w:bCs/>
-              <w:lang w:val="en-US"/>
             </w:rPr>
             <w:t>Xây dựng ngân hàng câu hỏi</w:t>
           </w:r>
           <w:r>
-            <w:rPr>
-              <w:lang w:val="en-US"/>
-            </w:rPr>
-            <w:t>: Giáo viên chuẩn bị các câu hỏi bằng cách soạn thảo trên giấy hoặc file Word/Excel, bao gồm đầy đủ thông tin như nội dung câu hỏi, đáp án đúng, mức độ khó</w:t>
-          </w:r>
-          <w:r>
-            <w:rPr>
-              <w:lang w:val="en-US"/>
-            </w:rPr>
-            <w:t xml:space="preserve">.. </w:t>
-          </w:r>
-          <w:r>
-            <w:rPr>
-              <w:lang w:val="en-US"/>
-            </w:rPr>
-            <w:t>Các câu hỏi này được in hoặc lưu trữ trong máy tính</w:t>
+            <w:t>: Giáo viên chuẩn bị các câu hỏi bằng cách soạn thảo trên giấy hoặc file Word/Excel, bao gồm đầy đủ thông tin như nội dung câu hỏi, đáp án đúng, mức độ khó.. Các câu hỏi này được in hoặc lưu trữ trong máy tính</w:t>
           </w:r>
         </w:p>
         <w:p>
@@ -784,22 +727,15 @@
             <w:tabs>
               <w:tab w:val="left" w:pos="3600"/>
             </w:tabs>
-            <w:rPr>
-              <w:lang w:val="en-US"/>
-            </w:rPr>
           </w:pPr>
           <w:r>
             <w:rPr>
               <w:b/>
               <w:bCs/>
-              <w:lang w:val="en-US"/>
             </w:rPr>
             <w:t>Tạo đề thi</w:t>
           </w:r>
           <w:r>
-            <w:rPr>
-              <w:lang w:val="en-US"/>
-            </w:rPr>
             <w:t>: Giáo viên chọn lựa câu hỏi từ ngân hàng để xây dựng đề thi phù hợp, cân nhắc số lượng câu hỏi, mức độ khó và môn học. Các đề thi được in ra giấy gửi đến các phòng thi.</w:t>
           </w:r>
         </w:p>
@@ -812,22 +748,15 @@
             <w:tabs>
               <w:tab w:val="left" w:pos="3600"/>
             </w:tabs>
-            <w:rPr>
-              <w:lang w:val="en-US"/>
-            </w:rPr>
           </w:pPr>
           <w:r>
             <w:rPr>
               <w:b/>
               <w:bCs/>
-              <w:lang w:val="en-US"/>
             </w:rPr>
             <w:t>Phân công học sinh và phòng thi</w:t>
           </w:r>
           <w:r>
-            <w:rPr>
-              <w:lang w:val="en-US"/>
-            </w:rPr>
             <w:t>: Giáo viên quản lý danh sách học sinh dự thi bằng cách ghi chép tay hoặc sử dụng file Excel. Học sinh được sắp xếp vào các phòng thi dựa trên danh sách có sẵn.</w:t>
           </w:r>
         </w:p>
@@ -840,34 +769,21 @@
             <w:tabs>
               <w:tab w:val="left" w:pos="3600"/>
             </w:tabs>
-            <w:rPr>
-              <w:lang w:val="en-US"/>
-            </w:rPr>
           </w:pPr>
           <w:r>
             <w:rPr>
               <w:b/>
               <w:bCs/>
-              <w:lang w:val="en-US"/>
             </w:rPr>
             <w:t>Phát đề thi</w:t>
           </w:r>
           <w:r>
-            <w:rPr>
-              <w:lang w:val="en-US"/>
-            </w:rPr>
             <w:t>: Đề thi được phát thủ công dưới dạng giấy từng phòng thi</w:t>
           </w:r>
           <w:r>
-            <w:rPr>
-              <w:lang w:val="en-US"/>
-            </w:rPr>
             <w:t>, từng thí sinh</w:t>
           </w:r>
           <w:r>
-            <w:rPr>
-              <w:lang w:val="en-US"/>
-            </w:rPr>
             <w:t>. Giám thị kiểm tra và đảm bảo mỗi học sinh nhận đúng đề thi.</w:t>
           </w:r>
         </w:p>
@@ -880,58 +796,33 @@
             <w:tabs>
               <w:tab w:val="left" w:pos="3600"/>
             </w:tabs>
-            <w:rPr>
-              <w:lang w:val="en-US"/>
-            </w:rPr>
           </w:pPr>
           <w:r>
             <w:rPr>
               <w:b/>
               <w:bCs/>
-              <w:lang w:val="en-US"/>
             </w:rPr>
             <w:t>Làm bài và nộp bài</w:t>
           </w:r>
           <w:r>
-            <w:rPr>
-              <w:lang w:val="en-US"/>
-            </w:rPr>
             <w:t>: Học sinh làm bài thi trên giấy</w:t>
           </w:r>
           <w:r>
-            <w:rPr>
-              <w:lang w:val="en-US"/>
-            </w:rPr>
             <w:t>.</w:t>
           </w:r>
           <w:r>
-            <w:rPr>
-              <w:lang w:val="en-US"/>
-            </w:rPr>
             <w:t xml:space="preserve"> Khi hết thời gian, bài làm được thu lại thủ công </w:t>
           </w:r>
           <w:r>
-            <w:rPr>
-              <w:lang w:val="en-US"/>
-            </w:rPr>
             <w:t>do</w:t>
           </w:r>
           <w:r>
-            <w:rPr>
-              <w:lang w:val="en-US"/>
-            </w:rPr>
             <w:t xml:space="preserve"> </w:t>
           </w:r>
           <w:r>
-            <w:rPr>
-              <w:lang w:val="en-US"/>
-            </w:rPr>
             <w:t>cán bộ coi thi</w:t>
           </w:r>
           <w:r>
-            <w:rPr>
-              <w:lang w:val="en-US"/>
-            </w:rPr>
             <w:t>.</w:t>
           </w:r>
         </w:p>
@@ -952,15 +843,17 @@
             <w:rPr>
               <w:b/>
               <w:bCs/>
-              <w:lang w:val="en-US"/>
             </w:rPr>
             <w:t>Chấm bài</w:t>
+          </w:r>
+          <w:r>
+            <w:t xml:space="preserve">: Giáo viên chấm bài thủ công hoặc nhập đáp án vào máy tính để chấm điểm bán tự động. </w:t>
           </w:r>
           <w:r>
             <w:rPr>
               <w:lang w:val="en-US"/>
             </w:rPr>
-            <w:t>: Giáo viên chấm bài thủ công hoặc nhập đáp án vào máy tính để chấm điểm bán tự động. Kết quả được ghi lại trong sổ hoặc file Excel.</w:t>
+            <w:t>Kết quả được ghi lại trong sổ hoặc file Excel.</w:t>
           </w:r>
         </w:p>
         <w:p>
@@ -1962,7 +1855,23 @@
           <w:bCs/>
           <w:lang w:val="en-US"/>
         </w:rPr>
-        <w:t>21 Xây dựng biểu đồ use case</w:t>
+        <w:t>2</w:t>
+      </w:r>
+      <w:r>
+        <w:rPr>
+          <w:b/>
+          <w:bCs/>
+          <w:lang w:val="en-US"/>
+        </w:rPr>
+        <w:t>.</w:t>
+      </w:r>
+      <w:r>
+        <w:rPr>
+          <w:b/>
+          <w:bCs/>
+          <w:lang w:val="en-US"/>
+        </w:rPr>
+        <w:t>1 Xây dựng biểu đồ use case</w:t>
       </w:r>
     </w:p>
     <w:p>
@@ -2083,7 +1992,7 @@
                     <pic:cNvPicPr/>
                   </pic:nvPicPr>
                   <pic:blipFill>
-                    <a:blip r:embed="rId7">
+                    <a:blip r:embed="rId9">
                       <a:extLst>
                         <a:ext uri="{28A0092B-C50C-407E-A947-70E740481C1C}">
                           <a14:useLocalDpi xmlns:a14="http://schemas.microsoft.com/office/drawing/2010/main" val="0"/>
@@ -3259,6 +3168,7 @@
           <w:bCs/>
           <w:lang w:val="en-US"/>
         </w:rPr>
+        <w:lastRenderedPageBreak/>
         <w:t>Mở khóa tài khoản:</w:t>
       </w:r>
       <w:r>
@@ -3284,7 +3194,6 @@
           <w:bCs/>
           <w:lang w:val="en-US"/>
         </w:rPr>
-        <w:lastRenderedPageBreak/>
         <w:t>Tìm kiếm tài khoản:</w:t>
       </w:r>
       <w:r>
@@ -3612,6 +3521,7 @@
           <w:bCs/>
           <w:lang w:val="en-US"/>
         </w:rPr>
+        <w:lastRenderedPageBreak/>
         <w:t>Nhập/Xuất câu hỏi:</w:t>
       </w:r>
     </w:p>
@@ -3656,7 +3566,6 @@
           <w:bCs/>
           <w:lang w:val="en-US"/>
         </w:rPr>
-        <w:lastRenderedPageBreak/>
         <w:t>Xuất câu hỏi:</w:t>
       </w:r>
       <w:r>
@@ -4028,6 +3937,7 @@
           <w:bCs/>
           <w:lang w:val="en-US"/>
         </w:rPr>
+        <w:lastRenderedPageBreak/>
         <w:t>Phân công phòng thi:</w:t>
       </w:r>
       <w:r>
@@ -4084,7 +3994,6 @@
         <w:rPr>
           <w:lang w:val="en-US"/>
         </w:rPr>
-        <w:lastRenderedPageBreak/>
         <w:t>Giám sát trạng thái của từng phòng thi (đang thi, đã kết thúc, chưa bắt đầu).</w:t>
       </w:r>
     </w:p>
@@ -4426,6 +4335,7 @@
           <w:bCs/>
           <w:lang w:val="en-US"/>
         </w:rPr>
+        <w:lastRenderedPageBreak/>
         <w:t>Xóa ca thi:</w:t>
       </w:r>
       <w:r>
@@ -4464,7 +4374,6 @@
           <w:bCs/>
           <w:lang w:val="en-US"/>
         </w:rPr>
-        <w:lastRenderedPageBreak/>
         <w:t>Phân bổ phòng thi cho ca thi:</w:t>
       </w:r>
       <w:r>
@@ -4810,7 +4719,6 @@
         <w:rPr>
           <w:lang w:val="en-US"/>
         </w:rPr>
-        <w:lastRenderedPageBreak/>
         <w:t>Khi thí sinh hoàn thành bài thi, hệ thống tự động ghi nhận bài làm và lưu vào cơ sở dữ liệu.</w:t>
       </w:r>
     </w:p>
@@ -5093,6 +5001,7 @@
         <w:rPr>
           <w:lang w:val="en-US"/>
         </w:rPr>
+        <w:lastRenderedPageBreak/>
         <w:t>Giáo vụ có thể xem lịch sử bài làm để xác minh trường hợp đặc biệt hoặc khi có khiếu nại từ thí sinh.</w:t>
       </w:r>
     </w:p>
@@ -5129,7 +5038,6 @@
         <w:rPr>
           <w:lang w:val="en-US"/>
         </w:rPr>
-        <w:lastRenderedPageBreak/>
         <w:t>Dữ liệu bài làm được mã hóa để tránh gian lận hoặc sửa đổi trái phép.</w:t>
       </w:r>
     </w:p>
@@ -5468,6 +5376,7 @@
         <w:rPr>
           <w:lang w:val="en-US"/>
         </w:rPr>
+        <w:lastRenderedPageBreak/>
         <w:t>Thí sinh được phân vào các phòng thi thuộc ca thi theo danh sách có sẵn.</w:t>
       </w:r>
     </w:p>
@@ -5504,7 +5413,6 @@
           <w:bCs/>
           <w:lang w:val="en-US"/>
         </w:rPr>
-        <w:lastRenderedPageBreak/>
         <w:t>Theo dõi trạng thái thí sinh trong kỳ thi:</w:t>
       </w:r>
     </w:p>
@@ -5826,6 +5734,7 @@
         <w:rPr>
           <w:lang w:val="sv-SE"/>
         </w:rPr>
+        <w:lastRenderedPageBreak/>
         <w:t>Giáo vụ có thể tra cứu thông tin của từng thí sinh theo số báo danh, họ tên hoặc mã sinh viên.</w:t>
       </w:r>
     </w:p>
@@ -5894,7 +5803,6 @@
         <w:rPr>
           <w:lang w:val="en-US"/>
         </w:rPr>
-        <w:lastRenderedPageBreak/>
         <w:t>Ngày sinh</w:t>
       </w:r>
     </w:p>
@@ -6192,6 +6100,7 @@
         <w:rPr>
           <w:lang w:val="en-US"/>
         </w:rPr>
+        <w:lastRenderedPageBreak/>
         <w:t>Trạng thái hoàn thành bài thi</w:t>
       </w:r>
     </w:p>
@@ -6245,7 +6154,6 @@
         <w:rPr>
           <w:lang w:val="sv-SE"/>
         </w:rPr>
-        <w:lastRenderedPageBreak/>
         <w:t>Hệ thống cho phép xuất danh sách thí sinh kiểm tra theo kỳ thi, ca thi hoặc phòng thi dưới dạng Excel, PDF hoặc Word để phục vụ công tác kiểm tra, xác minh.</w:t>
       </w:r>
     </w:p>
@@ -6548,6 +6456,7 @@
         <w:rPr>
           <w:lang w:val="en-US"/>
         </w:rPr>
+        <w:lastRenderedPageBreak/>
         <w:t>Khi thí sinh đăng nhập lại, hệ thống sẽ khôi phục bài làm về trạng thái mới nhất.</w:t>
       </w:r>
     </w:p>
@@ -6601,7 +6510,6 @@
         <w:rPr>
           <w:lang w:val="en-US"/>
         </w:rPr>
-        <w:lastRenderedPageBreak/>
         <w:t>Nếu vi phạm nhiều lần, hệ thống có thể cảnh báo cán bộ coi thi hoặc tự động khóa bài thi.</w:t>
       </w:r>
     </w:p>
@@ -6925,6 +6833,7 @@
         <w:rPr>
           <w:lang w:val="en-US"/>
         </w:rPr>
+        <w:lastRenderedPageBreak/>
         <w:t>Điểm số của bài thi (nếu đã được chấm tự động hoặc chấm tay hoàn tất).</w:t>
       </w:r>
     </w:p>
@@ -6993,7 +6902,6 @@
         <w:rPr>
           <w:lang w:val="en-US"/>
         </w:rPr>
-        <w:lastRenderedPageBreak/>
         <w:t>Nếu bài thi có phần tự luận, kết quả sẽ chỉ hiển thị sau khi giáo vụ hoàn tất chấm điểm.</w:t>
       </w:r>
     </w:p>
@@ -7325,6 +7233,7 @@
           <w:bCs/>
           <w:lang w:val="en-US"/>
         </w:rPr>
+        <w:lastRenderedPageBreak/>
         <w:t>Bảo mật thông tin kết quả:</w:t>
       </w:r>
     </w:p>
@@ -7545,7 +7454,7 @@
                     <pic:cNvPicPr/>
                   </pic:nvPicPr>
                   <pic:blipFill>
-                    <a:blip r:embed="rId8">
+                    <a:blip r:embed="rId10">
                       <a:extLst>
                         <a:ext uri="{28A0092B-C50C-407E-A947-70E740481C1C}">
                           <a14:useLocalDpi xmlns:a14="http://schemas.microsoft.com/office/drawing/2010/main" val="0"/>
@@ -8223,6 +8132,7 @@
                 <w:sz w:val="28"/>
                 <w:szCs w:val="28"/>
               </w:rPr>
+              <w:lastRenderedPageBreak/>
               <w:t>Hệ thống hiển thị dữ liệu và giao diện hệ thống lên màn hình người dùng.</w:t>
             </w:r>
           </w:p>
@@ -8246,7 +8156,6 @@
                 <w:sz w:val="28"/>
                 <w:szCs w:val="28"/>
               </w:rPr>
-              <w:lastRenderedPageBreak/>
               <w:t>Nếu thông tin đăng nhập không hợp lệ:</w:t>
             </w:r>
           </w:p>
@@ -8619,6 +8528,7 @@
         <w:rPr>
           <w:lang w:val="en-US"/>
         </w:rPr>
+        <w:lastRenderedPageBreak/>
         <w:drawing>
           <wp:inline distT="0" distB="0" distL="0" distR="0" wp14:anchorId="2CDBC58A" wp14:editId="6DAD2209">
             <wp:extent cx="5401734" cy="3950662"/>
@@ -8635,7 +8545,7 @@
                     <pic:cNvPicPr/>
                   </pic:nvPicPr>
                   <pic:blipFill>
-                    <a:blip r:embed="rId9">
+                    <a:blip r:embed="rId11">
                       <a:extLst>
                         <a:ext uri="{28A0092B-C50C-407E-A947-70E740481C1C}">
                           <a14:useLocalDpi xmlns:a14="http://schemas.microsoft.com/office/drawing/2010/main" val="0"/>
@@ -8718,7 +8628,6 @@
           <w:rFonts w:cs="Times New Roman"/>
           <w:lang w:val="en-US"/>
         </w:rPr>
-        <w:lastRenderedPageBreak/>
         <w:t xml:space="preserve">- </w:t>
       </w:r>
       <w:r>
@@ -9279,6 +9188,7 @@
                 <w:sz w:val="28"/>
                 <w:szCs w:val="28"/>
               </w:rPr>
+              <w:lastRenderedPageBreak/>
               <w:t>Nếu thông tin đăng nhập hợp lệ:</w:t>
             </w:r>
           </w:p>
@@ -9374,6 +9284,7 @@
                 <w:sz w:val="28"/>
                 <w:szCs w:val="28"/>
               </w:rPr>
+              <w:lastRenderedPageBreak/>
               <w:t>Luồng phụ A1: thông tin đăng nhập không hợp lệ.</w:t>
             </w:r>
           </w:p>
@@ -9612,7 +9523,6 @@
                 <w:sz w:val="28"/>
                 <w:szCs w:val="28"/>
               </w:rPr>
-              <w:lastRenderedPageBreak/>
               <w:t>Hệ thống trả về trạng thái trước đó.</w:t>
             </w:r>
           </w:p>
@@ -9710,6 +9620,7 @@
         <w:rPr>
           <w:lang w:val="en-US"/>
         </w:rPr>
+        <w:lastRenderedPageBreak/>
         <w:drawing>
           <wp:inline distT="0" distB="0" distL="0" distR="0" wp14:anchorId="5713FA55" wp14:editId="6780FBAE">
             <wp:extent cx="5600700" cy="4019550"/>
@@ -9726,7 +9637,7 @@
                     <pic:cNvPicPr/>
                   </pic:nvPicPr>
                   <pic:blipFill>
-                    <a:blip r:embed="rId10">
+                    <a:blip r:embed="rId12">
                       <a:extLst>
                         <a:ext uri="{28A0092B-C50C-407E-A947-70E740481C1C}">
                           <a14:useLocalDpi xmlns:a14="http://schemas.microsoft.com/office/drawing/2010/main" val="0"/>
@@ -9929,7 +9840,7 @@
                     <pic:cNvPicPr/>
                   </pic:nvPicPr>
                   <pic:blipFill>
-                    <a:blip r:embed="rId11">
+                    <a:blip r:embed="rId13">
                       <a:extLst>
                         <a:ext uri="{28A0092B-C50C-407E-A947-70E740481C1C}">
                           <a14:useLocalDpi xmlns:a14="http://schemas.microsoft.com/office/drawing/2010/main" val="0"/>
@@ -10138,7 +10049,7 @@
                     <pic:cNvPicPr/>
                   </pic:nvPicPr>
                   <pic:blipFill>
-                    <a:blip r:embed="rId12">
+                    <a:blip r:embed="rId14">
                       <a:extLst>
                         <a:ext uri="{28A0092B-C50C-407E-A947-70E740481C1C}">
                           <a14:useLocalDpi xmlns:a14="http://schemas.microsoft.com/office/drawing/2010/main" val="0"/>
@@ -10342,7 +10253,7 @@
                     <pic:cNvPicPr/>
                   </pic:nvPicPr>
                   <pic:blipFill>
-                    <a:blip r:embed="rId13">
+                    <a:blip r:embed="rId15">
                       <a:extLst>
                         <a:ext uri="{28A0092B-C50C-407E-A947-70E740481C1C}">
                           <a14:useLocalDpi xmlns:a14="http://schemas.microsoft.com/office/drawing/2010/main" val="0"/>
@@ -10466,15 +10377,7 @@
           <w:bCs/>
           <w:lang w:val="en-US"/>
         </w:rPr>
-        <w:t>ca</w:t>
-      </w:r>
-      <w:r>
-        <w:rPr>
-          <w:b/>
-          <w:bCs/>
-          <w:lang w:val="en-US"/>
-        </w:rPr>
-        <w:t xml:space="preserve"> thi</w:t>
+        <w:t>ca thi</w:t>
       </w:r>
     </w:p>
     <w:p>
@@ -10493,13 +10396,7 @@
         <w:rPr>
           <w:lang w:val="en-US"/>
         </w:rPr>
-        <w:t>ca</w:t>
-      </w:r>
-      <w:r>
-        <w:rPr>
-          <w:lang w:val="en-US"/>
-        </w:rPr>
-        <w:t xml:space="preserve"> thi</w:t>
+        <w:t>ca thi</w:t>
       </w:r>
       <w:r>
         <w:rPr>
@@ -10566,7 +10463,7 @@
                     <pic:cNvPicPr/>
                   </pic:nvPicPr>
                   <pic:blipFill>
-                    <a:blip r:embed="rId14">
+                    <a:blip r:embed="rId16">
                       <a:extLst>
                         <a:ext uri="{28A0092B-C50C-407E-A947-70E740481C1C}">
                           <a14:useLocalDpi xmlns:a14="http://schemas.microsoft.com/office/drawing/2010/main" val="0"/>
@@ -10634,19 +10531,7 @@
         <w:rPr>
           <w:lang w:val="en-US"/>
         </w:rPr>
-        <w:t xml:space="preserve">Quản </w:t>
-      </w:r>
-      <w:r>
-        <w:rPr>
-          <w:lang w:val="en-US"/>
-        </w:rPr>
-        <w:t>ca</w:t>
-      </w:r>
-      <w:r>
-        <w:rPr>
-          <w:lang w:val="en-US"/>
-        </w:rPr>
-        <w:t xml:space="preserve"> thi</w:t>
+        <w:t>Quản ca thi</w:t>
       </w:r>
     </w:p>
     <w:p>
@@ -10720,19 +10605,7 @@
         <w:rPr>
           <w:lang w:val="en-US"/>
         </w:rPr>
-        <w:t>giáo vụ</w:t>
-      </w:r>
-      <w:r>
-        <w:rPr>
-          <w:lang w:val="en-US"/>
-        </w:rPr>
-        <w:t xml:space="preserve"> và cán bộ coi thi</w:t>
-      </w:r>
-      <w:r>
-        <w:rPr>
-          <w:lang w:val="en-US"/>
-        </w:rPr>
-        <w:t xml:space="preserve"> </w:t>
+        <w:t xml:space="preserve">giáo vụ và cán bộ coi thi </w:t>
       </w:r>
       <w:r>
         <w:rPr>
@@ -10787,7 +10660,7 @@
                     <pic:cNvPicPr/>
                   </pic:nvPicPr>
                   <pic:blipFill>
-                    <a:blip r:embed="rId15">
+                    <a:blip r:embed="rId17">
                       <a:extLst>
                         <a:ext uri="{28A0092B-C50C-407E-A947-70E740481C1C}">
                           <a14:useLocalDpi xmlns:a14="http://schemas.microsoft.com/office/drawing/2010/main" val="0"/>
@@ -11009,7 +10882,7 @@
                     <pic:cNvPicPr/>
                   </pic:nvPicPr>
                   <pic:blipFill>
-                    <a:blip r:embed="rId16">
+                    <a:blip r:embed="rId18">
                       <a:extLst>
                         <a:ext uri="{28A0092B-C50C-407E-A947-70E740481C1C}">
                           <a14:useLocalDpi xmlns:a14="http://schemas.microsoft.com/office/drawing/2010/main" val="0"/>
@@ -11077,13 +10950,7 @@
         <w:rPr>
           <w:lang w:val="en-US"/>
         </w:rPr>
-        <w:t xml:space="preserve">Quản </w:t>
-      </w:r>
-      <w:r>
-        <w:rPr>
-          <w:lang w:val="en-US"/>
-        </w:rPr>
-        <w:t>lý thí sinh</w:t>
+        <w:t>Quản lý thí sinh</w:t>
       </w:r>
     </w:p>
     <w:p>
@@ -11157,13 +11024,7 @@
         <w:rPr>
           <w:lang w:val="en-US"/>
         </w:rPr>
-        <w:t>thí sinh</w:t>
-      </w:r>
-      <w:r>
-        <w:rPr>
-          <w:lang w:val="en-US"/>
-        </w:rPr>
-        <w:t xml:space="preserve"> </w:t>
+        <w:t xml:space="preserve">thí sinh </w:t>
       </w:r>
       <w:r>
         <w:rPr>
@@ -11175,13 +11036,7 @@
         <w:rPr>
           <w:lang w:val="en-US"/>
         </w:rPr>
-        <w:t>1</w:t>
-      </w:r>
-      <w:r>
-        <w:rPr>
-          <w:lang w:val="en-US"/>
-        </w:rPr>
-        <w:t>1</w:t>
+        <w:t>11</w:t>
       </w:r>
       <w:r>
         <w:rPr>
@@ -11224,7 +11079,7 @@
                     <pic:cNvPicPr/>
                   </pic:nvPicPr>
                   <pic:blipFill>
-                    <a:blip r:embed="rId17">
+                    <a:blip r:embed="rId19">
                       <a:extLst>
                         <a:ext uri="{28A0092B-C50C-407E-A947-70E740481C1C}">
                           <a14:useLocalDpi xmlns:a14="http://schemas.microsoft.com/office/drawing/2010/main" val="0"/>
@@ -11386,13 +11241,7 @@
         <w:rPr>
           <w:lang w:val="en-US"/>
         </w:rPr>
-        <w:t>1</w:t>
-      </w:r>
-      <w:r>
-        <w:rPr>
-          <w:lang w:val="en-US"/>
-        </w:rPr>
-        <w:t>2</w:t>
+        <w:t>12</w:t>
       </w:r>
       <w:r>
         <w:rPr>
@@ -11435,7 +11284,7 @@
                     <pic:cNvPicPr/>
                   </pic:nvPicPr>
                   <pic:blipFill>
-                    <a:blip r:embed="rId18">
+                    <a:blip r:embed="rId20">
                       <a:extLst>
                         <a:ext uri="{28A0092B-C50C-407E-A947-70E740481C1C}">
                           <a14:useLocalDpi xmlns:a14="http://schemas.microsoft.com/office/drawing/2010/main" val="0"/>
@@ -11483,15 +11332,7 @@
           <w:bCs/>
           <w:lang w:val="en-US"/>
         </w:rPr>
-        <w:t>1</w:t>
-      </w:r>
-      <w:r>
-        <w:rPr>
-          <w:b/>
-          <w:bCs/>
-          <w:lang w:val="en-US"/>
-        </w:rPr>
-        <w:t>2</w:t>
+        <w:t>12</w:t>
       </w:r>
       <w:r>
         <w:rPr>
@@ -11604,13 +11445,7 @@
         <w:rPr>
           <w:lang w:val="en-US"/>
         </w:rPr>
-        <w:t>1</w:t>
-      </w:r>
-      <w:r>
-        <w:rPr>
-          <w:lang w:val="en-US"/>
-        </w:rPr>
-        <w:t>3</w:t>
+        <w:t>13</w:t>
       </w:r>
       <w:r>
         <w:rPr>
@@ -11653,7 +11488,7 @@
                     <pic:cNvPicPr/>
                   </pic:nvPicPr>
                   <pic:blipFill>
-                    <a:blip r:embed="rId19">
+                    <a:blip r:embed="rId21">
                       <a:extLst>
                         <a:ext uri="{28A0092B-C50C-407E-A947-70E740481C1C}">
                           <a14:useLocalDpi xmlns:a14="http://schemas.microsoft.com/office/drawing/2010/main" val="0"/>
@@ -11701,15 +11536,7 @@
           <w:bCs/>
           <w:lang w:val="en-US"/>
         </w:rPr>
-        <w:t>1</w:t>
-      </w:r>
-      <w:r>
-        <w:rPr>
-          <w:b/>
-          <w:bCs/>
-          <w:lang w:val="en-US"/>
-        </w:rPr>
-        <w:t>3</w:t>
+        <w:t>13</w:t>
       </w:r>
       <w:r>
         <w:rPr>
@@ -11877,7 +11704,7 @@
                     <pic:cNvPicPr/>
                   </pic:nvPicPr>
                   <pic:blipFill>
-                    <a:blip r:embed="rId20">
+                    <a:blip r:embed="rId22">
                       <a:extLst>
                         <a:ext uri="{28A0092B-C50C-407E-A947-70E740481C1C}">
                           <a14:useLocalDpi xmlns:a14="http://schemas.microsoft.com/office/drawing/2010/main" val="0"/>
@@ -11953,13 +11780,7 @@
         <w:rPr>
           <w:lang w:val="en-US"/>
         </w:rPr>
-        <w:t xml:space="preserve">case </w:t>
-      </w:r>
-      <w:r>
-        <w:rPr>
-          <w:lang w:val="en-US"/>
-        </w:rPr>
-        <w:t>Xem kết quả</w:t>
+        <w:t>case Xem kết quả</w:t>
       </w:r>
     </w:p>
     <w:p>
@@ -11992,11 +11813,191 @@
     <w:p>
       <w:pPr>
         <w:rPr>
+          <w:b/>
+          <w:bCs/>
+          <w:lang w:val="en-US"/>
+        </w:rPr>
+      </w:pPr>
+      <w:r>
+        <w:rPr>
+          <w:b/>
+          <w:bCs/>
+          <w:lang w:val="en-US"/>
+        </w:rPr>
+        <w:t>2.2 Xây dựng biểu đồ lớp phân tích</w:t>
+      </w:r>
+    </w:p>
+    <w:p>
+      <w:pPr>
+        <w:rPr>
+          <w:lang w:val="en-US"/>
+        </w:rPr>
+      </w:pPr>
+      <w:r>
+        <w:rPr>
+          <w:lang w:val="en-US"/>
+        </w:rPr>
+        <w:t>Biểu đồ lớp phân tích được xây dựng hoàn toàn tượng tự như đã trình bày trong chương 3 của tài liệu này.</w:t>
+      </w:r>
+    </w:p>
+    <w:p>
+      <w:pPr>
+        <w:rPr>
+          <w:lang w:val="en-US"/>
+        </w:rPr>
+      </w:pPr>
+    </w:p>
+    <w:p>
+      <w:pPr>
+        <w:rPr>
+          <w:lang w:val="en-US"/>
+        </w:rPr>
+      </w:pPr>
+      <w:r>
+        <w:rPr>
+          <w:lang w:val="en-US"/>
+        </w:rPr>
+        <w:drawing>
+          <wp:inline distT="0" distB="0" distL="0" distR="0" wp14:anchorId="307CF212" wp14:editId="75E5F63D">
+            <wp:extent cx="5760720" cy="2707640"/>
+            <wp:effectExtent l="0" t="0" r="0" b="0"/>
+            <wp:docPr id="1429842063" name="Picture 5" descr="A screenshot of a computer screen&#10;&#10;Description automatically generated"/>
+            <wp:cNvGraphicFramePr>
+              <a:graphicFrameLocks xmlns:a="http://schemas.openxmlformats.org/drawingml/2006/main" noChangeAspect="1"/>
+            </wp:cNvGraphicFramePr>
+            <a:graphic xmlns:a="http://schemas.openxmlformats.org/drawingml/2006/main">
+              <a:graphicData uri="http://schemas.openxmlformats.org/drawingml/2006/picture">
+                <pic:pic xmlns:pic="http://schemas.openxmlformats.org/drawingml/2006/picture">
+                  <pic:nvPicPr>
+                    <pic:cNvPr id="1429842063" name="Picture 5" descr="A screenshot of a computer screen&#10;&#10;Description automatically generated"/>
+                    <pic:cNvPicPr/>
+                  </pic:nvPicPr>
+                  <pic:blipFill>
+                    <a:blip r:embed="rId23">
+                      <a:extLst>
+                        <a:ext uri="{28A0092B-C50C-407E-A947-70E740481C1C}">
+                          <a14:useLocalDpi xmlns:a14="http://schemas.microsoft.com/office/drawing/2010/main" val="0"/>
+                        </a:ext>
+                      </a:extLst>
+                    </a:blip>
+                    <a:stretch>
+                      <a:fillRect/>
+                    </a:stretch>
+                  </pic:blipFill>
+                  <pic:spPr>
+                    <a:xfrm>
+                      <a:off x="0" y="0"/>
+                      <a:ext cx="5760720" cy="2707640"/>
+                    </a:xfrm>
+                    <a:prstGeom prst="rect">
+                      <a:avLst/>
+                    </a:prstGeom>
+                  </pic:spPr>
+                </pic:pic>
+              </a:graphicData>
+            </a:graphic>
+          </wp:inline>
+        </w:drawing>
+      </w:r>
+    </w:p>
+    <w:p>
+      <w:pPr>
+        <w:rPr>
+          <w:b/>
+          <w:bCs/>
+          <w:lang w:val="en-US"/>
+        </w:rPr>
+      </w:pPr>
+    </w:p>
+    <w:p>
+      <w:pPr>
+        <w:jc w:val="center"/>
+        <w:rPr>
+          <w:lang w:val="en-US"/>
+        </w:rPr>
+      </w:pPr>
+      <w:r>
+        <w:rPr>
+          <w:b/>
+          <w:bCs/>
+          <w:lang w:val="en-US"/>
+        </w:rPr>
+        <w:t>Hình P.</w:t>
+      </w:r>
+      <w:r>
+        <w:rPr>
+          <w:b/>
+          <w:bCs/>
+          <w:lang w:val="en-US"/>
+        </w:rPr>
+        <w:t>15</w:t>
+      </w:r>
+      <w:r>
+        <w:rPr>
+          <w:b/>
+          <w:bCs/>
+          <w:lang w:val="en-US"/>
+        </w:rPr>
+        <w:t>:</w:t>
+      </w:r>
+      <w:r>
+        <w:rPr>
+          <w:lang w:val="en-US"/>
+        </w:rPr>
+        <w:t xml:space="preserve"> Biểu đồ lớp phân tích của hệ thống</w:t>
+      </w:r>
+    </w:p>
+    <w:p>
+      <w:pPr>
+        <w:rPr>
+          <w:lang w:val="en-US"/>
+        </w:rPr>
+      </w:pPr>
+    </w:p>
+    <w:p>
+      <w:pPr>
+        <w:rPr>
+          <w:lang w:val="en-US"/>
+        </w:rPr>
+      </w:pPr>
+      <w:r>
+        <w:rPr>
+          <w:lang w:val="en-US"/>
+        </w:rPr>
+        <w:br w:type="column"/>
+      </w:r>
+      <w:r>
+        <w:rPr>
+          <w:b/>
+          <w:bCs/>
+          <w:lang w:val="en-US"/>
+        </w:rPr>
+        <w:lastRenderedPageBreak/>
+        <w:t>2.3 Biểu đồ trạng thái</w:t>
+      </w:r>
+    </w:p>
+    <w:p>
+      <w:pPr>
+        <w:rPr>
+          <w:lang w:val="en-US"/>
+        </w:rPr>
+      </w:pPr>
+      <w:r>
+        <w:rPr>
+          <w:lang w:val="en-US"/>
+        </w:rPr>
+        <w:t xml:space="preserve">Phần này trình bày hai biểu đồ trạng thái cho lớp </w:t>
+      </w:r>
+    </w:p>
+    <w:p>
+      <w:pPr>
+        <w:rPr>
           <w:lang w:val="en-US"/>
         </w:rPr>
       </w:pPr>
     </w:p>
     <w:sectPr>
+      <w:footerReference w:type="default" r:id="rId24"/>
       <w:pgSz w:w="11907" w:h="16840" w:code="9"/>
       <w:pgMar w:top="1134" w:right="1134" w:bottom="1134" w:left="1701" w:header="720" w:footer="720" w:gutter="0"/>
       <w:pgNumType w:start="0"/>
@@ -12006,6 +12007,112 @@
     </w:sectPr>
   </w:body>
 </w:document>
+</file>
+
+<file path=word/endnotes.xml><?xml version="1.0" encoding="utf-8"?>
+<w:endnotes xmlns:wpc="http://schemas.microsoft.com/office/word/2010/wordprocessingCanvas" xmlns:cx="http://schemas.microsoft.com/office/drawing/2014/chartex" xmlns:cx1="http://schemas.microsoft.com/office/drawing/2015/9/8/chartex" xmlns:cx2="http://schemas.microsoft.com/office/drawing/2015/10/21/chartex" xmlns:cx3="http://schemas.microsoft.com/office/drawing/2016/5/9/chartex" xmlns:cx4="http://schemas.microsoft.com/office/drawing/2016/5/10/chartex" xmlns:cx5="http://schemas.microsoft.com/office/drawing/2016/5/11/chartex" xmlns:cx6="http://schemas.microsoft.com/office/drawing/2016/5/12/chartex" xmlns:cx7="http://schemas.microsoft.com/office/drawing/2016/5/13/chartex" xmlns:cx8="http://schemas.microsoft.com/office/drawing/2016/5/14/chartex" xmlns:mc="http://schemas.openxmlformats.org/markup-compatibility/2006" xmlns:aink="http://schemas.microsoft.com/office/drawing/2016/ink" xmlns:am3d="http://schemas.microsoft.com/office/drawing/2017/model3d" xmlns:o="urn:schemas-microsoft-com:office:office" xmlns:oel="http://schemas.microsoft.com/office/2019/extlst" xmlns:r="http://schemas.openxmlformats.org/officeDocument/2006/relationships" xmlns:m="http://schemas.openxmlformats.org/officeDocument/2006/math" xmlns:v="urn:schemas-microsoft-com:vml" xmlns:wp14="http://schemas.microsoft.com/office/word/2010/wordprocessingDrawing" xmlns:wp="http://schemas.openxmlformats.org/drawingml/2006/wordprocessingDrawing" xmlns:w10="urn:schemas-microsoft-com:office:word" xmlns:w="http://schemas.openxmlformats.org/wordprocessingml/2006/main" xmlns:w14="http://schemas.microsoft.com/office/word/2010/wordml" xmlns:w15="http://schemas.microsoft.com/office/word/2012/wordml" xmlns:w16cex="http://schemas.microsoft.com/office/word/2018/wordml/cex" xmlns:w16cid="http://schemas.microsoft.com/office/word/2016/wordml/cid" xmlns:w16="http://schemas.microsoft.com/office/word/2018/wordml" xmlns:w16du="http://schemas.microsoft.com/office/word/2023/wordml/word16du" xmlns:w16sdtdh="http://schemas.microsoft.com/office/word/2020/wordml/sdtdatahash" xmlns:w16sdtfl="http://schemas.microsoft.com/office/word/2024/wordml/sdtformatlock" xmlns:w16se="http://schemas.microsoft.com/office/word/2015/wordml/symex" xmlns:wpg="http://schemas.microsoft.com/office/word/2010/wordprocessingGroup" xmlns:wpi="http://schemas.microsoft.com/office/word/2010/wordprocessingInk" xmlns:wne="http://schemas.microsoft.com/office/word/2006/wordml" xmlns:wps="http://schemas.microsoft.com/office/word/2010/wordprocessingShape" mc:Ignorable="w14 w15 w16se w16cid w16 w16cex w16sdtdh w16sdtfl w16du wp14">
+  <w:endnote w:type="separator" w:id="-1">
+    <w:p>
+      <w:pPr>
+        <w:spacing w:after="0" w:line="240" w:lineRule="auto"/>
+      </w:pPr>
+      <w:r>
+        <w:separator/>
+      </w:r>
+    </w:p>
+  </w:endnote>
+  <w:endnote w:type="continuationSeparator" w:id="0">
+    <w:p>
+      <w:pPr>
+        <w:spacing w:after="0" w:line="240" w:lineRule="auto"/>
+      </w:pPr>
+      <w:r>
+        <w:continuationSeparator/>
+      </w:r>
+    </w:p>
+  </w:endnote>
+</w:endnotes>
+</file>
+
+<file path=word/footer1.xml><?xml version="1.0" encoding="utf-8"?>
+<w:ftr xmlns:wpc="http://schemas.microsoft.com/office/word/2010/wordprocessingCanvas" xmlns:cx="http://schemas.microsoft.com/office/drawing/2014/chartex" xmlns:cx1="http://schemas.microsoft.com/office/drawing/2015/9/8/chartex" xmlns:cx2="http://schemas.microsoft.com/office/drawing/2015/10/21/chartex" xmlns:cx3="http://schemas.microsoft.com/office/drawing/2016/5/9/chartex" xmlns:cx4="http://schemas.microsoft.com/office/drawing/2016/5/10/chartex" xmlns:cx5="http://schemas.microsoft.com/office/drawing/2016/5/11/chartex" xmlns:cx6="http://schemas.microsoft.com/office/drawing/2016/5/12/chartex" xmlns:cx7="http://schemas.microsoft.com/office/drawing/2016/5/13/chartex" xmlns:cx8="http://schemas.microsoft.com/office/drawing/2016/5/14/chartex" xmlns:mc="http://schemas.openxmlformats.org/markup-compatibility/2006" xmlns:aink="http://schemas.microsoft.com/office/drawing/2016/ink" xmlns:am3d="http://schemas.microsoft.com/office/drawing/2017/model3d" xmlns:o="urn:schemas-microsoft-com:office:office" xmlns:oel="http://schemas.microsoft.com/office/2019/extlst" xmlns:r="http://schemas.openxmlformats.org/officeDocument/2006/relationships" xmlns:m="http://schemas.openxmlformats.org/officeDocument/2006/math" xmlns:v="urn:schemas-microsoft-com:vml" xmlns:wp14="http://schemas.microsoft.com/office/word/2010/wordprocessingDrawing" xmlns:wp="http://schemas.openxmlformats.org/drawingml/2006/wordprocessingDrawing" xmlns:w10="urn:schemas-microsoft-com:office:word" xmlns:w="http://schemas.openxmlformats.org/wordprocessingml/2006/main" xmlns:w14="http://schemas.microsoft.com/office/word/2010/wordml" xmlns:w15="http://schemas.microsoft.com/office/word/2012/wordml" xmlns:w16cex="http://schemas.microsoft.com/office/word/2018/wordml/cex" xmlns:w16cid="http://schemas.microsoft.com/office/word/2016/wordml/cid" xmlns:w16="http://schemas.microsoft.com/office/word/2018/wordml" xmlns:w16du="http://schemas.microsoft.com/office/word/2023/wordml/word16du" xmlns:w16sdtdh="http://schemas.microsoft.com/office/word/2020/wordml/sdtdatahash" xmlns:w16sdtfl="http://schemas.microsoft.com/office/word/2024/wordml/sdtformatlock" xmlns:w16se="http://schemas.microsoft.com/office/word/2015/wordml/symex" xmlns:wpg="http://schemas.microsoft.com/office/word/2010/wordprocessingGroup" xmlns:wpi="http://schemas.microsoft.com/office/word/2010/wordprocessingInk" xmlns:wne="http://schemas.microsoft.com/office/word/2006/wordml" xmlns:wps="http://schemas.microsoft.com/office/word/2010/wordprocessingShape" mc:Ignorable="w14 w15 w16se w16cid w16 w16cex w16sdtdh w16sdtfl w16du wp14">
+  <w:sdt>
+    <w:sdtPr>
+      <w:rPr>
+        <w:noProof w:val="0"/>
+      </w:rPr>
+      <w:id w:val="-1801059396"/>
+      <w:docPartObj>
+        <w:docPartGallery w:val="Page Numbers (Bottom of Page)"/>
+        <w:docPartUnique/>
+      </w:docPartObj>
+    </w:sdtPr>
+    <w:sdtEndPr>
+      <w:rPr>
+        <w:noProof/>
+      </w:rPr>
+    </w:sdtEndPr>
+    <w:sdtContent>
+      <w:p>
+        <w:pPr>
+          <w:pStyle w:val="Footer"/>
+          <w:jc w:val="center"/>
+        </w:pPr>
+        <w:r>
+          <w:rPr>
+            <w:noProof w:val="0"/>
+          </w:rPr>
+          <w:fldChar w:fldCharType="begin"/>
+        </w:r>
+        <w:r>
+          <w:instrText xml:space="preserve"> PAGE   \* MERGEFORMAT </w:instrText>
+        </w:r>
+        <w:r>
+          <w:rPr>
+            <w:noProof w:val="0"/>
+          </w:rPr>
+          <w:fldChar w:fldCharType="separate"/>
+        </w:r>
+        <w:r>
+          <w:t>2</w:t>
+        </w:r>
+        <w:r>
+          <w:fldChar w:fldCharType="end"/>
+        </w:r>
+      </w:p>
+    </w:sdtContent>
+  </w:sdt>
+  <w:p>
+    <w:pPr>
+      <w:pStyle w:val="Footer"/>
+    </w:pPr>
+  </w:p>
+</w:ftr>
+</file>
+
+<file path=word/footnotes.xml><?xml version="1.0" encoding="utf-8"?>
+<w:footnotes xmlns:wpc="http://schemas.microsoft.com/office/word/2010/wordprocessingCanvas" xmlns:cx="http://schemas.microsoft.com/office/drawing/2014/chartex" xmlns:cx1="http://schemas.microsoft.com/office/drawing/2015/9/8/chartex" xmlns:cx2="http://schemas.microsoft.com/office/drawing/2015/10/21/chartex" xmlns:cx3="http://schemas.microsoft.com/office/drawing/2016/5/9/chartex" xmlns:cx4="http://schemas.microsoft.com/office/drawing/2016/5/10/chartex" xmlns:cx5="http://schemas.microsoft.com/office/drawing/2016/5/11/chartex" xmlns:cx6="http://schemas.microsoft.com/office/drawing/2016/5/12/chartex" xmlns:cx7="http://schemas.microsoft.com/office/drawing/2016/5/13/chartex" xmlns:cx8="http://schemas.microsoft.com/office/drawing/2016/5/14/chartex" xmlns:mc="http://schemas.openxmlformats.org/markup-compatibility/2006" xmlns:aink="http://schemas.microsoft.com/office/drawing/2016/ink" xmlns:am3d="http://schemas.microsoft.com/office/drawing/2017/model3d" xmlns:o="urn:schemas-microsoft-com:office:office" xmlns:oel="http://schemas.microsoft.com/office/2019/extlst" xmlns:r="http://schemas.openxmlformats.org/officeDocument/2006/relationships" xmlns:m="http://schemas.openxmlformats.org/officeDocument/2006/math" xmlns:v="urn:schemas-microsoft-com:vml" xmlns:wp14="http://schemas.microsoft.com/office/word/2010/wordprocessingDrawing" xmlns:wp="http://schemas.openxmlformats.org/drawingml/2006/wordprocessingDrawing" xmlns:w10="urn:schemas-microsoft-com:office:word" xmlns:w="http://schemas.openxmlformats.org/wordprocessingml/2006/main" xmlns:w14="http://schemas.microsoft.com/office/word/2010/wordml" xmlns:w15="http://schemas.microsoft.com/office/word/2012/wordml" xmlns:w16cex="http://schemas.microsoft.com/office/word/2018/wordml/cex" xmlns:w16cid="http://schemas.microsoft.com/office/word/2016/wordml/cid" xmlns:w16="http://schemas.microsoft.com/office/word/2018/wordml" xmlns:w16du="http://schemas.microsoft.com/office/word/2023/wordml/word16du" xmlns:w16sdtdh="http://schemas.microsoft.com/office/word/2020/wordml/sdtdatahash" xmlns:w16sdtfl="http://schemas.microsoft.com/office/word/2024/wordml/sdtformatlock" xmlns:w16se="http://schemas.microsoft.com/office/word/2015/wordml/symex" xmlns:wpg="http://schemas.microsoft.com/office/word/2010/wordprocessingGroup" xmlns:wpi="http://schemas.microsoft.com/office/word/2010/wordprocessingInk" xmlns:wne="http://schemas.microsoft.com/office/word/2006/wordml" xmlns:wps="http://schemas.microsoft.com/office/word/2010/wordprocessingShape" mc:Ignorable="w14 w15 w16se w16cid w16 w16cex w16sdtdh w16sdtfl w16du wp14">
+  <w:footnote w:type="separator" w:id="-1">
+    <w:p>
+      <w:pPr>
+        <w:spacing w:after="0" w:line="240" w:lineRule="auto"/>
+      </w:pPr>
+      <w:r>
+        <w:separator/>
+      </w:r>
+    </w:p>
+  </w:footnote>
+  <w:footnote w:type="continuationSeparator" w:id="0">
+    <w:p>
+      <w:pPr>
+        <w:spacing w:after="0" w:line="240" w:lineRule="auto"/>
+      </w:pPr>
+      <w:r>
+        <w:continuationSeparator/>
+      </w:r>
+    </w:p>
+  </w:footnote>
+</w:footnotes>
 </file>
 
 <file path=word/numbering.xml><?xml version="1.0" encoding="utf-8"?>
@@ -16361,6 +16468,58 @@
       </w:tblBorders>
     </w:tblPr>
   </w:style>
+  <w:style w:type="paragraph" w:styleId="Header">
+    <w:name w:val="header"/>
+    <w:basedOn w:val="Normal"/>
+    <w:link w:val="HeaderChar"/>
+    <w:uiPriority w:val="99"/>
+    <w:unhideWhenUsed/>
+    <w:rsid w:val="00721A87"/>
+    <w:pPr>
+      <w:tabs>
+        <w:tab w:val="center" w:pos="4680"/>
+        <w:tab w:val="right" w:pos="9360"/>
+      </w:tabs>
+      <w:spacing w:after="0" w:line="240" w:lineRule="auto"/>
+    </w:pPr>
+  </w:style>
+  <w:style w:type="character" w:customStyle="1" w:styleId="HeaderChar">
+    <w:name w:val="Header Char"/>
+    <w:basedOn w:val="DefaultParagraphFont"/>
+    <w:link w:val="Header"/>
+    <w:uiPriority w:val="99"/>
+    <w:rsid w:val="00721A87"/>
+    <w:rPr>
+      <w:noProof/>
+      <w:lang w:val="vi-VN"/>
+    </w:rPr>
+  </w:style>
+  <w:style w:type="paragraph" w:styleId="Footer">
+    <w:name w:val="footer"/>
+    <w:basedOn w:val="Normal"/>
+    <w:link w:val="FooterChar"/>
+    <w:uiPriority w:val="99"/>
+    <w:unhideWhenUsed/>
+    <w:rsid w:val="00721A87"/>
+    <w:pPr>
+      <w:tabs>
+        <w:tab w:val="center" w:pos="4680"/>
+        <w:tab w:val="right" w:pos="9360"/>
+      </w:tabs>
+      <w:spacing w:after="0" w:line="240" w:lineRule="auto"/>
+    </w:pPr>
+  </w:style>
+  <w:style w:type="character" w:customStyle="1" w:styleId="FooterChar">
+    <w:name w:val="Footer Char"/>
+    <w:basedOn w:val="DefaultParagraphFont"/>
+    <w:link w:val="Footer"/>
+    <w:uiPriority w:val="99"/>
+    <w:rsid w:val="00721A87"/>
+    <w:rPr>
+      <w:noProof/>
+      <w:lang w:val="vi-VN"/>
+    </w:rPr>
+  </w:style>
 </w:styles>
 </file>
 

--- a/document/PTTKHT Edudex Quiz.docx
+++ b/document/PTTKHT Edudex Quiz.docx
@@ -11975,29 +11975,1565 @@
         <w:lastRenderedPageBreak/>
         <w:t>2.3 Biểu đồ trạng thái</w:t>
       </w:r>
-    </w:p>
-    <w:p>
-      <w:pPr>
-        <w:rPr>
-          <w:lang w:val="en-US"/>
-        </w:rPr>
-      </w:pPr>
-      <w:r>
-        <w:rPr>
-          <w:lang w:val="en-US"/>
-        </w:rPr>
-        <w:t xml:space="preserve">Phần này trình bày hai biểu đồ trạng thái cho lớp </w:t>
-      </w:r>
-    </w:p>
-    <w:p>
-      <w:pPr>
+      <w:r>
+        <w:rPr>
+          <w:b/>
+          <w:bCs/>
+          <w:lang w:val="en-US"/>
+        </w:rPr>
+        <w:br/>
+      </w:r>
+    </w:p>
+    <w:p>
+      <w:pPr>
+        <w:rPr>
+          <w:lang w:val="en-US"/>
+        </w:rPr>
+      </w:pPr>
+      <w:r>
+        <w:rPr>
+          <w:lang w:val="en-US"/>
+        </w:rPr>
+        <w:drawing>
+          <wp:inline distT="0" distB="0" distL="0" distR="0" wp14:anchorId="635A452A" wp14:editId="296138EE">
+            <wp:extent cx="5760720" cy="3764280"/>
+            <wp:effectExtent l="0" t="0" r="0" b="7620"/>
+            <wp:docPr id="1851807630" name="Picture 22" descr="A diagram of a flowchart&#10;&#10;Description automatically generated"/>
+            <wp:cNvGraphicFramePr>
+              <a:graphicFrameLocks xmlns:a="http://schemas.openxmlformats.org/drawingml/2006/main" noChangeAspect="1"/>
+            </wp:cNvGraphicFramePr>
+            <a:graphic xmlns:a="http://schemas.openxmlformats.org/drawingml/2006/main">
+              <a:graphicData uri="http://schemas.openxmlformats.org/drawingml/2006/picture">
+                <pic:pic xmlns:pic="http://schemas.openxmlformats.org/drawingml/2006/picture">
+                  <pic:nvPicPr>
+                    <pic:cNvPr id="1851807630" name="Picture 22" descr="A diagram of a flowchart&#10;&#10;Description automatically generated"/>
+                    <pic:cNvPicPr/>
+                  </pic:nvPicPr>
+                  <pic:blipFill>
+                    <a:blip r:embed="rId24">
+                      <a:extLst>
+                        <a:ext uri="{28A0092B-C50C-407E-A947-70E740481C1C}">
+                          <a14:useLocalDpi xmlns:a14="http://schemas.microsoft.com/office/drawing/2010/main" val="0"/>
+                        </a:ext>
+                      </a:extLst>
+                    </a:blip>
+                    <a:stretch>
+                      <a:fillRect/>
+                    </a:stretch>
+                  </pic:blipFill>
+                  <pic:spPr>
+                    <a:xfrm>
+                      <a:off x="0" y="0"/>
+                      <a:ext cx="5760720" cy="3764280"/>
+                    </a:xfrm>
+                    <a:prstGeom prst="rect">
+                      <a:avLst/>
+                    </a:prstGeom>
+                  </pic:spPr>
+                </pic:pic>
+              </a:graphicData>
+            </a:graphic>
+          </wp:inline>
+        </w:drawing>
+      </w:r>
+    </w:p>
+    <w:p>
+      <w:pPr>
+        <w:jc w:val="center"/>
+        <w:rPr>
+          <w:lang w:val="en-US"/>
+        </w:rPr>
+      </w:pPr>
+      <w:r>
+        <w:rPr>
+          <w:b/>
+          <w:bCs/>
+          <w:lang w:val="en-US"/>
+        </w:rPr>
+        <w:t>Hình P.</w:t>
+      </w:r>
+      <w:r>
+        <w:rPr>
+          <w:b/>
+          <w:bCs/>
+          <w:lang w:val="en-US"/>
+        </w:rPr>
+        <w:t>1</w:t>
+      </w:r>
+      <w:r>
+        <w:rPr>
+          <w:b/>
+          <w:bCs/>
+          <w:lang w:val="en-US"/>
+        </w:rPr>
+        <w:t>6</w:t>
+      </w:r>
+      <w:r>
+        <w:rPr>
+          <w:b/>
+          <w:bCs/>
+          <w:lang w:val="en-US"/>
+        </w:rPr>
+        <w:t>:</w:t>
+      </w:r>
+      <w:r>
+        <w:rPr>
+          <w:lang w:val="en-US"/>
+        </w:rPr>
+        <w:t xml:space="preserve"> Biểu đồ </w:t>
+      </w:r>
+      <w:r>
+        <w:rPr>
+          <w:lang w:val="en-US"/>
+        </w:rPr>
+        <w:t>trạng thái lớp đăng nhập</w:t>
+      </w:r>
+    </w:p>
+    <w:p>
+      <w:pPr>
+        <w:jc w:val="center"/>
+        <w:rPr>
+          <w:lang w:val="en-US"/>
+        </w:rPr>
+      </w:pPr>
+    </w:p>
+    <w:p>
+      <w:pPr>
+        <w:rPr>
+          <w:lang w:val="en-US"/>
+        </w:rPr>
+      </w:pPr>
+      <w:r>
+        <w:rPr>
+          <w:lang w:val="en-US"/>
+        </w:rPr>
+        <w:drawing>
+          <wp:inline distT="0" distB="0" distL="0" distR="0" wp14:anchorId="692E0D1B" wp14:editId="634E65CA">
+            <wp:extent cx="5760720" cy="2774950"/>
+            <wp:effectExtent l="0" t="0" r="0" b="6350"/>
+            <wp:docPr id="476904538" name="Picture 18" descr="A screenshot of a computer&#10;&#10;Description automatically generated"/>
+            <wp:cNvGraphicFramePr>
+              <a:graphicFrameLocks xmlns:a="http://schemas.openxmlformats.org/drawingml/2006/main" noChangeAspect="1"/>
+            </wp:cNvGraphicFramePr>
+            <a:graphic xmlns:a="http://schemas.openxmlformats.org/drawingml/2006/main">
+              <a:graphicData uri="http://schemas.openxmlformats.org/drawingml/2006/picture">
+                <pic:pic xmlns:pic="http://schemas.openxmlformats.org/drawingml/2006/picture">
+                  <pic:nvPicPr>
+                    <pic:cNvPr id="476904538" name="Picture 18" descr="A screenshot of a computer&#10;&#10;Description automatically generated"/>
+                    <pic:cNvPicPr/>
+                  </pic:nvPicPr>
+                  <pic:blipFill>
+                    <a:blip r:embed="rId25" cstate="print">
+                      <a:extLst>
+                        <a:ext uri="{28A0092B-C50C-407E-A947-70E740481C1C}">
+                          <a14:useLocalDpi xmlns:a14="http://schemas.microsoft.com/office/drawing/2010/main" val="0"/>
+                        </a:ext>
+                      </a:extLst>
+                    </a:blip>
+                    <a:stretch>
+                      <a:fillRect/>
+                    </a:stretch>
+                  </pic:blipFill>
+                  <pic:spPr>
+                    <a:xfrm>
+                      <a:off x="0" y="0"/>
+                      <a:ext cx="5760720" cy="2774950"/>
+                    </a:xfrm>
+                    <a:prstGeom prst="rect">
+                      <a:avLst/>
+                    </a:prstGeom>
+                  </pic:spPr>
+                </pic:pic>
+              </a:graphicData>
+            </a:graphic>
+          </wp:inline>
+        </w:drawing>
+      </w:r>
+    </w:p>
+    <w:p>
+      <w:pPr>
+        <w:jc w:val="center"/>
+        <w:rPr>
+          <w:lang w:val="en-US"/>
+        </w:rPr>
+      </w:pPr>
+      <w:r>
+        <w:rPr>
+          <w:b/>
+          <w:bCs/>
+          <w:lang w:val="en-US"/>
+        </w:rPr>
+        <w:t>Hình P.</w:t>
+      </w:r>
+      <w:r>
+        <w:rPr>
+          <w:b/>
+          <w:bCs/>
+          <w:lang w:val="en-US"/>
+        </w:rPr>
+        <w:t>1</w:t>
+      </w:r>
+      <w:r>
+        <w:rPr>
+          <w:b/>
+          <w:bCs/>
+          <w:lang w:val="en-US"/>
+        </w:rPr>
+        <w:t>7</w:t>
+      </w:r>
+      <w:r>
+        <w:rPr>
+          <w:b/>
+          <w:bCs/>
+          <w:lang w:val="en-US"/>
+        </w:rPr>
+        <w:t>:</w:t>
+      </w:r>
+      <w:r>
+        <w:rPr>
+          <w:lang w:val="en-US"/>
+        </w:rPr>
+        <w:t xml:space="preserve"> Biểu đồ </w:t>
+      </w:r>
+      <w:r>
+        <w:rPr>
+          <w:lang w:val="en-US"/>
+        </w:rPr>
+        <w:t xml:space="preserve">trạng thái lớp </w:t>
+      </w:r>
+      <w:r>
+        <w:rPr>
+          <w:lang w:val="en-US"/>
+        </w:rPr>
+        <w:t>phòng</w:t>
+      </w:r>
+      <w:r>
+        <w:rPr>
+          <w:lang w:val="en-US"/>
+        </w:rPr>
+        <w:t xml:space="preserve"> thi</w:t>
+      </w:r>
+    </w:p>
+    <w:p>
+      <w:pPr>
+        <w:jc w:val="center"/>
+        <w:rPr>
+          <w:lang w:val="en-US"/>
+        </w:rPr>
+      </w:pPr>
+      <w:r>
+        <w:rPr>
+          <w:lang w:val="en-US"/>
+        </w:rPr>
+        <w:lastRenderedPageBreak/>
+        <w:drawing>
+          <wp:inline distT="0" distB="0" distL="0" distR="0" wp14:anchorId="3E9EB392" wp14:editId="5E9DB5A5">
+            <wp:extent cx="5760720" cy="2774950"/>
+            <wp:effectExtent l="0" t="0" r="0" b="6350"/>
+            <wp:docPr id="1516355147" name="Picture 7" descr="A screenshot of a computer flowchart&#10;&#10;Description automatically generated"/>
+            <wp:cNvGraphicFramePr>
+              <a:graphicFrameLocks xmlns:a="http://schemas.openxmlformats.org/drawingml/2006/main" noChangeAspect="1"/>
+            </wp:cNvGraphicFramePr>
+            <a:graphic xmlns:a="http://schemas.openxmlformats.org/drawingml/2006/main">
+              <a:graphicData uri="http://schemas.openxmlformats.org/drawingml/2006/picture">
+                <pic:pic xmlns:pic="http://schemas.openxmlformats.org/drawingml/2006/picture">
+                  <pic:nvPicPr>
+                    <pic:cNvPr id="1516355147" name="Picture 7" descr="A screenshot of a computer flowchart&#10;&#10;Description automatically generated"/>
+                    <pic:cNvPicPr/>
+                  </pic:nvPicPr>
+                  <pic:blipFill>
+                    <a:blip r:embed="rId26" cstate="print">
+                      <a:extLst>
+                        <a:ext uri="{28A0092B-C50C-407E-A947-70E740481C1C}">
+                          <a14:useLocalDpi xmlns:a14="http://schemas.microsoft.com/office/drawing/2010/main" val="0"/>
+                        </a:ext>
+                      </a:extLst>
+                    </a:blip>
+                    <a:stretch>
+                      <a:fillRect/>
+                    </a:stretch>
+                  </pic:blipFill>
+                  <pic:spPr>
+                    <a:xfrm>
+                      <a:off x="0" y="0"/>
+                      <a:ext cx="5760720" cy="2774950"/>
+                    </a:xfrm>
+                    <a:prstGeom prst="rect">
+                      <a:avLst/>
+                    </a:prstGeom>
+                  </pic:spPr>
+                </pic:pic>
+              </a:graphicData>
+            </a:graphic>
+          </wp:inline>
+        </w:drawing>
+      </w:r>
+    </w:p>
+    <w:p>
+      <w:pPr>
+        <w:jc w:val="center"/>
+        <w:rPr>
+          <w:lang w:val="en-US"/>
+        </w:rPr>
+      </w:pPr>
+      <w:r>
+        <w:rPr>
+          <w:b/>
+          <w:bCs/>
+          <w:lang w:val="en-US"/>
+        </w:rPr>
+        <w:t>Hình P.</w:t>
+      </w:r>
+      <w:r>
+        <w:rPr>
+          <w:b/>
+          <w:bCs/>
+          <w:lang w:val="en-US"/>
+        </w:rPr>
+        <w:t>1</w:t>
+      </w:r>
+      <w:r>
+        <w:rPr>
+          <w:b/>
+          <w:bCs/>
+          <w:lang w:val="en-US"/>
+        </w:rPr>
+        <w:t>8</w:t>
+      </w:r>
+      <w:r>
+        <w:rPr>
+          <w:b/>
+          <w:bCs/>
+          <w:lang w:val="en-US"/>
+        </w:rPr>
+        <w:t>:</w:t>
+      </w:r>
+      <w:r>
+        <w:rPr>
+          <w:lang w:val="en-US"/>
+        </w:rPr>
+        <w:t xml:space="preserve"> Biểu đồ </w:t>
+      </w:r>
+      <w:r>
+        <w:rPr>
+          <w:lang w:val="en-US"/>
+        </w:rPr>
+        <w:t>trạng thái lớp đề thi</w:t>
+      </w:r>
+    </w:p>
+    <w:p>
+      <w:pPr>
+        <w:jc w:val="center"/>
+        <w:rPr>
+          <w:lang w:val="en-US"/>
+        </w:rPr>
+      </w:pPr>
+      <w:r>
+        <w:rPr>
+          <w:lang w:val="en-US"/>
+        </w:rPr>
+        <w:drawing>
+          <wp:inline distT="0" distB="0" distL="0" distR="0" wp14:anchorId="038C44CD" wp14:editId="13E5C68F">
+            <wp:extent cx="5760720" cy="2774950"/>
+            <wp:effectExtent l="0" t="0" r="0" b="6350"/>
+            <wp:docPr id="1538039758" name="Picture 8" descr="A screenshot of a computer flowchart&#10;&#10;Description automatically generated"/>
+            <wp:cNvGraphicFramePr>
+              <a:graphicFrameLocks xmlns:a="http://schemas.openxmlformats.org/drawingml/2006/main" noChangeAspect="1"/>
+            </wp:cNvGraphicFramePr>
+            <a:graphic xmlns:a="http://schemas.openxmlformats.org/drawingml/2006/main">
+              <a:graphicData uri="http://schemas.openxmlformats.org/drawingml/2006/picture">
+                <pic:pic xmlns:pic="http://schemas.openxmlformats.org/drawingml/2006/picture">
+                  <pic:nvPicPr>
+                    <pic:cNvPr id="1538039758" name="Picture 8" descr="A screenshot of a computer flowchart&#10;&#10;Description automatically generated"/>
+                    <pic:cNvPicPr/>
+                  </pic:nvPicPr>
+                  <pic:blipFill>
+                    <a:blip r:embed="rId27" cstate="print">
+                      <a:extLst>
+                        <a:ext uri="{28A0092B-C50C-407E-A947-70E740481C1C}">
+                          <a14:useLocalDpi xmlns:a14="http://schemas.microsoft.com/office/drawing/2010/main" val="0"/>
+                        </a:ext>
+                      </a:extLst>
+                    </a:blip>
+                    <a:stretch>
+                      <a:fillRect/>
+                    </a:stretch>
+                  </pic:blipFill>
+                  <pic:spPr>
+                    <a:xfrm>
+                      <a:off x="0" y="0"/>
+                      <a:ext cx="5760720" cy="2774950"/>
+                    </a:xfrm>
+                    <a:prstGeom prst="rect">
+                      <a:avLst/>
+                    </a:prstGeom>
+                  </pic:spPr>
+                </pic:pic>
+              </a:graphicData>
+            </a:graphic>
+          </wp:inline>
+        </w:drawing>
+      </w:r>
+    </w:p>
+    <w:p>
+      <w:pPr>
+        <w:jc w:val="center"/>
+        <w:rPr>
+          <w:lang w:val="en-US"/>
+        </w:rPr>
+      </w:pPr>
+      <w:r>
+        <w:rPr>
+          <w:b/>
+          <w:bCs/>
+          <w:lang w:val="en-US"/>
+        </w:rPr>
+        <w:t>Hình P.</w:t>
+      </w:r>
+      <w:r>
+        <w:rPr>
+          <w:b/>
+          <w:bCs/>
+          <w:lang w:val="en-US"/>
+        </w:rPr>
+        <w:t>1</w:t>
+      </w:r>
+      <w:r>
+        <w:rPr>
+          <w:b/>
+          <w:bCs/>
+          <w:lang w:val="en-US"/>
+        </w:rPr>
+        <w:t>9</w:t>
+      </w:r>
+      <w:r>
+        <w:rPr>
+          <w:b/>
+          <w:bCs/>
+          <w:lang w:val="en-US"/>
+        </w:rPr>
+        <w:t>:</w:t>
+      </w:r>
+      <w:r>
+        <w:rPr>
+          <w:lang w:val="en-US"/>
+        </w:rPr>
+        <w:t xml:space="preserve"> Biểu đồ </w:t>
+      </w:r>
+      <w:r>
+        <w:rPr>
+          <w:lang w:val="en-US"/>
+        </w:rPr>
+        <w:t xml:space="preserve">trạng thái lớp </w:t>
+      </w:r>
+      <w:r>
+        <w:rPr>
+          <w:lang w:val="en-US"/>
+        </w:rPr>
+        <w:t>tài khoản</w:t>
+      </w:r>
+    </w:p>
+    <w:p>
+      <w:pPr>
+        <w:jc w:val="center"/>
+        <w:rPr>
+          <w:lang w:val="en-US"/>
+        </w:rPr>
+      </w:pPr>
+      <w:r>
+        <w:rPr>
+          <w:lang w:val="en-US"/>
+        </w:rPr>
+        <w:lastRenderedPageBreak/>
+        <w:drawing>
+          <wp:inline distT="0" distB="0" distL="0" distR="0" wp14:anchorId="3650E96D" wp14:editId="2D758384">
+            <wp:extent cx="5760720" cy="2774950"/>
+            <wp:effectExtent l="0" t="0" r="0" b="6350"/>
+            <wp:docPr id="1996416981" name="Picture 14" descr="A screenshot of a computer&#10;&#10;Description automatically generated"/>
+            <wp:cNvGraphicFramePr>
+              <a:graphicFrameLocks xmlns:a="http://schemas.openxmlformats.org/drawingml/2006/main" noChangeAspect="1"/>
+            </wp:cNvGraphicFramePr>
+            <a:graphic xmlns:a="http://schemas.openxmlformats.org/drawingml/2006/main">
+              <a:graphicData uri="http://schemas.openxmlformats.org/drawingml/2006/picture">
+                <pic:pic xmlns:pic="http://schemas.openxmlformats.org/drawingml/2006/picture">
+                  <pic:nvPicPr>
+                    <pic:cNvPr id="1996416981" name="Picture 14" descr="A screenshot of a computer&#10;&#10;Description automatically generated"/>
+                    <pic:cNvPicPr/>
+                  </pic:nvPicPr>
+                  <pic:blipFill>
+                    <a:blip r:embed="rId28" cstate="print">
+                      <a:extLst>
+                        <a:ext uri="{28A0092B-C50C-407E-A947-70E740481C1C}">
+                          <a14:useLocalDpi xmlns:a14="http://schemas.microsoft.com/office/drawing/2010/main" val="0"/>
+                        </a:ext>
+                      </a:extLst>
+                    </a:blip>
+                    <a:stretch>
+                      <a:fillRect/>
+                    </a:stretch>
+                  </pic:blipFill>
+                  <pic:spPr>
+                    <a:xfrm>
+                      <a:off x="0" y="0"/>
+                      <a:ext cx="5760720" cy="2774950"/>
+                    </a:xfrm>
+                    <a:prstGeom prst="rect">
+                      <a:avLst/>
+                    </a:prstGeom>
+                  </pic:spPr>
+                </pic:pic>
+              </a:graphicData>
+            </a:graphic>
+          </wp:inline>
+        </w:drawing>
+      </w:r>
+    </w:p>
+    <w:p>
+      <w:pPr>
+        <w:jc w:val="center"/>
+        <w:rPr>
+          <w:lang w:val="en-US"/>
+        </w:rPr>
+      </w:pPr>
+      <w:r>
+        <w:rPr>
+          <w:b/>
+          <w:bCs/>
+          <w:lang w:val="en-US"/>
+        </w:rPr>
+        <w:t>Hình P.</w:t>
+      </w:r>
+      <w:r>
+        <w:rPr>
+          <w:b/>
+          <w:bCs/>
+          <w:lang w:val="en-US"/>
+        </w:rPr>
+        <w:t>20</w:t>
+      </w:r>
+      <w:r>
+        <w:rPr>
+          <w:b/>
+          <w:bCs/>
+          <w:lang w:val="en-US"/>
+        </w:rPr>
+        <w:t>:</w:t>
+      </w:r>
+      <w:r>
+        <w:rPr>
+          <w:lang w:val="en-US"/>
+        </w:rPr>
+        <w:t xml:space="preserve"> Biểu đồ </w:t>
+      </w:r>
+      <w:r>
+        <w:rPr>
+          <w:lang w:val="en-US"/>
+        </w:rPr>
+        <w:t xml:space="preserve">trạng thái lớp </w:t>
+      </w:r>
+      <w:r>
+        <w:rPr>
+          <w:lang w:val="en-US"/>
+        </w:rPr>
+        <w:t>ngân hàng câu hỏi</w:t>
+      </w:r>
+    </w:p>
+    <w:p>
+      <w:pPr>
+        <w:jc w:val="center"/>
+        <w:rPr>
+          <w:lang w:val="en-US"/>
+        </w:rPr>
+      </w:pPr>
+    </w:p>
+    <w:p>
+      <w:pPr>
+        <w:rPr>
+          <w:lang w:val="en-US"/>
+        </w:rPr>
+      </w:pPr>
+      <w:r>
+        <w:rPr>
+          <w:lang w:val="en-US"/>
+        </w:rPr>
+        <w:drawing>
+          <wp:inline distT="0" distB="0" distL="0" distR="0" wp14:anchorId="332B958E" wp14:editId="0415D227">
+            <wp:extent cx="5760720" cy="2774950"/>
+            <wp:effectExtent l="0" t="0" r="0" b="6350"/>
+            <wp:docPr id="864988708" name="Picture 10" descr="A screenshot of a computer flowchart&#10;&#10;Description automatically generated"/>
+            <wp:cNvGraphicFramePr>
+              <a:graphicFrameLocks xmlns:a="http://schemas.openxmlformats.org/drawingml/2006/main" noChangeAspect="1"/>
+            </wp:cNvGraphicFramePr>
+            <a:graphic xmlns:a="http://schemas.openxmlformats.org/drawingml/2006/main">
+              <a:graphicData uri="http://schemas.openxmlformats.org/drawingml/2006/picture">
+                <pic:pic xmlns:pic="http://schemas.openxmlformats.org/drawingml/2006/picture">
+                  <pic:nvPicPr>
+                    <pic:cNvPr id="864988708" name="Picture 10" descr="A screenshot of a computer flowchart&#10;&#10;Description automatically generated"/>
+                    <pic:cNvPicPr/>
+                  </pic:nvPicPr>
+                  <pic:blipFill>
+                    <a:blip r:embed="rId29" cstate="print">
+                      <a:extLst>
+                        <a:ext uri="{28A0092B-C50C-407E-A947-70E740481C1C}">
+                          <a14:useLocalDpi xmlns:a14="http://schemas.microsoft.com/office/drawing/2010/main" val="0"/>
+                        </a:ext>
+                      </a:extLst>
+                    </a:blip>
+                    <a:stretch>
+                      <a:fillRect/>
+                    </a:stretch>
+                  </pic:blipFill>
+                  <pic:spPr>
+                    <a:xfrm>
+                      <a:off x="0" y="0"/>
+                      <a:ext cx="5760720" cy="2774950"/>
+                    </a:xfrm>
+                    <a:prstGeom prst="rect">
+                      <a:avLst/>
+                    </a:prstGeom>
+                  </pic:spPr>
+                </pic:pic>
+              </a:graphicData>
+            </a:graphic>
+          </wp:inline>
+        </w:drawing>
+      </w:r>
+    </w:p>
+    <w:p>
+      <w:pPr>
+        <w:jc w:val="center"/>
+        <w:rPr>
+          <w:lang w:val="en-US"/>
+        </w:rPr>
+      </w:pPr>
+      <w:r>
+        <w:rPr>
+          <w:b/>
+          <w:bCs/>
+          <w:lang w:val="en-US"/>
+        </w:rPr>
+        <w:t>Hình P.</w:t>
+      </w:r>
+      <w:r>
+        <w:rPr>
+          <w:b/>
+          <w:bCs/>
+          <w:lang w:val="en-US"/>
+        </w:rPr>
+        <w:t>21</w:t>
+      </w:r>
+      <w:r>
+        <w:rPr>
+          <w:b/>
+          <w:bCs/>
+          <w:lang w:val="en-US"/>
+        </w:rPr>
+        <w:t>:</w:t>
+      </w:r>
+      <w:r>
+        <w:rPr>
+          <w:lang w:val="en-US"/>
+        </w:rPr>
+        <w:t xml:space="preserve"> Biểu đồ </w:t>
+      </w:r>
+      <w:r>
+        <w:rPr>
+          <w:lang w:val="en-US"/>
+        </w:rPr>
+        <w:t xml:space="preserve">trạng thái lớp </w:t>
+      </w:r>
+      <w:r>
+        <w:rPr>
+          <w:lang w:val="en-US"/>
+        </w:rPr>
+        <w:t>kỳ thi</w:t>
+      </w:r>
+    </w:p>
+    <w:p>
+      <w:pPr>
+        <w:jc w:val="center"/>
+        <w:rPr>
+          <w:lang w:val="en-US"/>
+        </w:rPr>
+      </w:pPr>
+      <w:r>
+        <w:rPr>
+          <w:lang w:val="en-US"/>
+        </w:rPr>
+        <w:lastRenderedPageBreak/>
+        <w:drawing>
+          <wp:inline distT="0" distB="0" distL="0" distR="0" wp14:anchorId="52312D54" wp14:editId="23B51F92">
+            <wp:extent cx="5760720" cy="2774950"/>
+            <wp:effectExtent l="0" t="0" r="0" b="6350"/>
+            <wp:docPr id="1567351532" name="Picture 19" descr="A screenshot of a computer&#10;&#10;Description automatically generated"/>
+            <wp:cNvGraphicFramePr>
+              <a:graphicFrameLocks xmlns:a="http://schemas.openxmlformats.org/drawingml/2006/main" noChangeAspect="1"/>
+            </wp:cNvGraphicFramePr>
+            <a:graphic xmlns:a="http://schemas.openxmlformats.org/drawingml/2006/main">
+              <a:graphicData uri="http://schemas.openxmlformats.org/drawingml/2006/picture">
+                <pic:pic xmlns:pic="http://schemas.openxmlformats.org/drawingml/2006/picture">
+                  <pic:nvPicPr>
+                    <pic:cNvPr id="1567351532" name="Picture 19" descr="A screenshot of a computer&#10;&#10;Description automatically generated"/>
+                    <pic:cNvPicPr/>
+                  </pic:nvPicPr>
+                  <pic:blipFill>
+                    <a:blip r:embed="rId30" cstate="print">
+                      <a:extLst>
+                        <a:ext uri="{28A0092B-C50C-407E-A947-70E740481C1C}">
+                          <a14:useLocalDpi xmlns:a14="http://schemas.microsoft.com/office/drawing/2010/main" val="0"/>
+                        </a:ext>
+                      </a:extLst>
+                    </a:blip>
+                    <a:stretch>
+                      <a:fillRect/>
+                    </a:stretch>
+                  </pic:blipFill>
+                  <pic:spPr>
+                    <a:xfrm>
+                      <a:off x="0" y="0"/>
+                      <a:ext cx="5760720" cy="2774950"/>
+                    </a:xfrm>
+                    <a:prstGeom prst="rect">
+                      <a:avLst/>
+                    </a:prstGeom>
+                  </pic:spPr>
+                </pic:pic>
+              </a:graphicData>
+            </a:graphic>
+          </wp:inline>
+        </w:drawing>
+      </w:r>
+    </w:p>
+    <w:p>
+      <w:pPr>
+        <w:jc w:val="center"/>
+        <w:rPr>
+          <w:lang w:val="en-US"/>
+        </w:rPr>
+      </w:pPr>
+      <w:r>
+        <w:rPr>
+          <w:b/>
+          <w:bCs/>
+          <w:lang w:val="en-US"/>
+        </w:rPr>
+        <w:t>Hình P.</w:t>
+      </w:r>
+      <w:r>
+        <w:rPr>
+          <w:b/>
+          <w:bCs/>
+          <w:lang w:val="en-US"/>
+        </w:rPr>
+        <w:t>2</w:t>
+      </w:r>
+      <w:r>
+        <w:rPr>
+          <w:b/>
+          <w:bCs/>
+          <w:lang w:val="en-US"/>
+        </w:rPr>
+        <w:t>2</w:t>
+      </w:r>
+      <w:r>
+        <w:rPr>
+          <w:b/>
+          <w:bCs/>
+          <w:lang w:val="en-US"/>
+        </w:rPr>
+        <w:t>:</w:t>
+      </w:r>
+      <w:r>
+        <w:rPr>
+          <w:lang w:val="en-US"/>
+        </w:rPr>
+        <w:t xml:space="preserve"> Biểu đồ </w:t>
+      </w:r>
+      <w:r>
+        <w:rPr>
+          <w:lang w:val="en-US"/>
+        </w:rPr>
+        <w:t xml:space="preserve">trạng thái lớp </w:t>
+      </w:r>
+      <w:r>
+        <w:rPr>
+          <w:lang w:val="en-US"/>
+        </w:rPr>
+        <w:t>ca</w:t>
+      </w:r>
+      <w:r>
+        <w:rPr>
+          <w:lang w:val="en-US"/>
+        </w:rPr>
+        <w:t xml:space="preserve"> thi</w:t>
+      </w:r>
+    </w:p>
+    <w:p>
+      <w:pPr>
+        <w:jc w:val="center"/>
+        <w:rPr>
+          <w:lang w:val="en-US"/>
+        </w:rPr>
+      </w:pPr>
+      <w:r>
+        <w:rPr>
+          <w:lang w:val="en-US"/>
+        </w:rPr>
+        <w:drawing>
+          <wp:inline distT="0" distB="0" distL="0" distR="0" wp14:anchorId="74E1D35E" wp14:editId="7D6619D7">
+            <wp:extent cx="5760720" cy="4648200"/>
+            <wp:effectExtent l="0" t="0" r="0" b="0"/>
+            <wp:docPr id="1438832788" name="Picture 15" descr="A diagram of a flowchart&#10;&#10;Description automatically generated"/>
+            <wp:cNvGraphicFramePr>
+              <a:graphicFrameLocks xmlns:a="http://schemas.openxmlformats.org/drawingml/2006/main" noChangeAspect="1"/>
+            </wp:cNvGraphicFramePr>
+            <a:graphic xmlns:a="http://schemas.openxmlformats.org/drawingml/2006/main">
+              <a:graphicData uri="http://schemas.openxmlformats.org/drawingml/2006/picture">
+                <pic:pic xmlns:pic="http://schemas.openxmlformats.org/drawingml/2006/picture">
+                  <pic:nvPicPr>
+                    <pic:cNvPr id="1438832788" name="Picture 15" descr="A diagram of a flowchart&#10;&#10;Description automatically generated"/>
+                    <pic:cNvPicPr/>
+                  </pic:nvPicPr>
+                  <pic:blipFill>
+                    <a:blip r:embed="rId31">
+                      <a:extLst>
+                        <a:ext uri="{28A0092B-C50C-407E-A947-70E740481C1C}">
+                          <a14:useLocalDpi xmlns:a14="http://schemas.microsoft.com/office/drawing/2010/main" val="0"/>
+                        </a:ext>
+                      </a:extLst>
+                    </a:blip>
+                    <a:stretch>
+                      <a:fillRect/>
+                    </a:stretch>
+                  </pic:blipFill>
+                  <pic:spPr>
+                    <a:xfrm>
+                      <a:off x="0" y="0"/>
+                      <a:ext cx="5760720" cy="4648200"/>
+                    </a:xfrm>
+                    <a:prstGeom prst="rect">
+                      <a:avLst/>
+                    </a:prstGeom>
+                  </pic:spPr>
+                </pic:pic>
+              </a:graphicData>
+            </a:graphic>
+          </wp:inline>
+        </w:drawing>
+      </w:r>
+    </w:p>
+    <w:p>
+      <w:pPr>
+        <w:jc w:val="center"/>
+        <w:rPr>
+          <w:lang w:val="en-US"/>
+        </w:rPr>
+      </w:pPr>
+      <w:r>
+        <w:rPr>
+          <w:b/>
+          <w:bCs/>
+          <w:lang w:val="en-US"/>
+        </w:rPr>
+        <w:t>Hình P.</w:t>
+      </w:r>
+      <w:r>
+        <w:rPr>
+          <w:b/>
+          <w:bCs/>
+          <w:lang w:val="en-US"/>
+        </w:rPr>
+        <w:t>2</w:t>
+      </w:r>
+      <w:r>
+        <w:rPr>
+          <w:b/>
+          <w:bCs/>
+          <w:lang w:val="en-US"/>
+        </w:rPr>
+        <w:t>3</w:t>
+      </w:r>
+      <w:r>
+        <w:rPr>
+          <w:b/>
+          <w:bCs/>
+          <w:lang w:val="en-US"/>
+        </w:rPr>
+        <w:t>:</w:t>
+      </w:r>
+      <w:r>
+        <w:rPr>
+          <w:lang w:val="en-US"/>
+        </w:rPr>
+        <w:t xml:space="preserve"> Biểu đồ </w:t>
+      </w:r>
+      <w:r>
+        <w:rPr>
+          <w:lang w:val="en-US"/>
+        </w:rPr>
+        <w:t xml:space="preserve">trạng thái lớp </w:t>
+      </w:r>
+      <w:r>
+        <w:rPr>
+          <w:lang w:val="en-US"/>
+        </w:rPr>
+        <w:t>bài làm</w:t>
+      </w:r>
+    </w:p>
+    <w:p>
+      <w:pPr>
+        <w:jc w:val="center"/>
+        <w:rPr>
+          <w:lang w:val="en-US"/>
+        </w:rPr>
+      </w:pPr>
+      <w:r>
+        <w:rPr>
+          <w:lang w:val="en-US"/>
+        </w:rPr>
+        <w:lastRenderedPageBreak/>
+        <w:drawing>
+          <wp:inline distT="0" distB="0" distL="0" distR="0" wp14:anchorId="298B7819" wp14:editId="69C0E9D2">
+            <wp:extent cx="5760720" cy="2774950"/>
+            <wp:effectExtent l="0" t="0" r="0" b="6350"/>
+            <wp:docPr id="1301325328" name="Picture 20" descr="A screenshot of a computer&#10;&#10;Description automatically generated"/>
+            <wp:cNvGraphicFramePr>
+              <a:graphicFrameLocks xmlns:a="http://schemas.openxmlformats.org/drawingml/2006/main" noChangeAspect="1"/>
+            </wp:cNvGraphicFramePr>
+            <a:graphic xmlns:a="http://schemas.openxmlformats.org/drawingml/2006/main">
+              <a:graphicData uri="http://schemas.openxmlformats.org/drawingml/2006/picture">
+                <pic:pic xmlns:pic="http://schemas.openxmlformats.org/drawingml/2006/picture">
+                  <pic:nvPicPr>
+                    <pic:cNvPr id="1301325328" name="Picture 20" descr="A screenshot of a computer&#10;&#10;Description automatically generated"/>
+                    <pic:cNvPicPr/>
+                  </pic:nvPicPr>
+                  <pic:blipFill>
+                    <a:blip r:embed="rId32" cstate="print">
+                      <a:extLst>
+                        <a:ext uri="{28A0092B-C50C-407E-A947-70E740481C1C}">
+                          <a14:useLocalDpi xmlns:a14="http://schemas.microsoft.com/office/drawing/2010/main" val="0"/>
+                        </a:ext>
+                      </a:extLst>
+                    </a:blip>
+                    <a:stretch>
+                      <a:fillRect/>
+                    </a:stretch>
+                  </pic:blipFill>
+                  <pic:spPr>
+                    <a:xfrm>
+                      <a:off x="0" y="0"/>
+                      <a:ext cx="5760720" cy="2774950"/>
+                    </a:xfrm>
+                    <a:prstGeom prst="rect">
+                      <a:avLst/>
+                    </a:prstGeom>
+                  </pic:spPr>
+                </pic:pic>
+              </a:graphicData>
+            </a:graphic>
+          </wp:inline>
+        </w:drawing>
+      </w:r>
+    </w:p>
+    <w:p>
+      <w:pPr>
+        <w:jc w:val="center"/>
+        <w:rPr>
+          <w:lang w:val="en-US"/>
+        </w:rPr>
+      </w:pPr>
+      <w:r>
+        <w:rPr>
+          <w:b/>
+          <w:bCs/>
+          <w:lang w:val="en-US"/>
+        </w:rPr>
+        <w:t>Hình P.</w:t>
+      </w:r>
+      <w:r>
+        <w:rPr>
+          <w:b/>
+          <w:bCs/>
+          <w:lang w:val="en-US"/>
+        </w:rPr>
+        <w:t>2</w:t>
+      </w:r>
+      <w:r>
+        <w:rPr>
+          <w:b/>
+          <w:bCs/>
+          <w:lang w:val="en-US"/>
+        </w:rPr>
+        <w:t>4</w:t>
+      </w:r>
+      <w:r>
+        <w:rPr>
+          <w:b/>
+          <w:bCs/>
+          <w:lang w:val="en-US"/>
+        </w:rPr>
+        <w:t>:</w:t>
+      </w:r>
+      <w:r>
+        <w:rPr>
+          <w:lang w:val="en-US"/>
+        </w:rPr>
+        <w:t xml:space="preserve"> Biểu đồ </w:t>
+      </w:r>
+      <w:r>
+        <w:rPr>
+          <w:lang w:val="en-US"/>
+        </w:rPr>
+        <w:t xml:space="preserve">trạng thái lớp </w:t>
+      </w:r>
+      <w:r>
+        <w:rPr>
+          <w:lang w:val="en-US"/>
+        </w:rPr>
+        <w:t>thí sinh</w:t>
+      </w:r>
+    </w:p>
+    <w:p>
+      <w:pPr>
+        <w:jc w:val="center"/>
+        <w:rPr>
+          <w:lang w:val="en-US"/>
+        </w:rPr>
+      </w:pPr>
+      <w:r>
+        <w:rPr>
+          <w:lang w:val="en-US"/>
+        </w:rPr>
+        <w:drawing>
+          <wp:inline distT="0" distB="0" distL="0" distR="0" wp14:anchorId="79BFB127" wp14:editId="36AC580F">
+            <wp:extent cx="4486275" cy="4219575"/>
+            <wp:effectExtent l="0" t="0" r="9525" b="9525"/>
+            <wp:docPr id="1595046593" name="Picture 21" descr="A diagram of a flowchart&#10;&#10;Description automatically generated"/>
+            <wp:cNvGraphicFramePr>
+              <a:graphicFrameLocks xmlns:a="http://schemas.openxmlformats.org/drawingml/2006/main" noChangeAspect="1"/>
+            </wp:cNvGraphicFramePr>
+            <a:graphic xmlns:a="http://schemas.openxmlformats.org/drawingml/2006/main">
+              <a:graphicData uri="http://schemas.openxmlformats.org/drawingml/2006/picture">
+                <pic:pic xmlns:pic="http://schemas.openxmlformats.org/drawingml/2006/picture">
+                  <pic:nvPicPr>
+                    <pic:cNvPr id="1595046593" name="Picture 21" descr="A diagram of a flowchart&#10;&#10;Description automatically generated"/>
+                    <pic:cNvPicPr/>
+                  </pic:nvPicPr>
+                  <pic:blipFill>
+                    <a:blip r:embed="rId33">
+                      <a:extLst>
+                        <a:ext uri="{28A0092B-C50C-407E-A947-70E740481C1C}">
+                          <a14:useLocalDpi xmlns:a14="http://schemas.microsoft.com/office/drawing/2010/main" val="0"/>
+                        </a:ext>
+                      </a:extLst>
+                    </a:blip>
+                    <a:stretch>
+                      <a:fillRect/>
+                    </a:stretch>
+                  </pic:blipFill>
+                  <pic:spPr>
+                    <a:xfrm>
+                      <a:off x="0" y="0"/>
+                      <a:ext cx="4486275" cy="4219575"/>
+                    </a:xfrm>
+                    <a:prstGeom prst="rect">
+                      <a:avLst/>
+                    </a:prstGeom>
+                  </pic:spPr>
+                </pic:pic>
+              </a:graphicData>
+            </a:graphic>
+          </wp:inline>
+        </w:drawing>
+      </w:r>
+    </w:p>
+    <w:p>
+      <w:pPr>
+        <w:jc w:val="center"/>
+        <w:rPr>
+          <w:lang w:val="en-US"/>
+        </w:rPr>
+      </w:pPr>
+      <w:r>
+        <w:rPr>
+          <w:b/>
+          <w:bCs/>
+          <w:lang w:val="en-US"/>
+        </w:rPr>
+        <w:t>Hình P.</w:t>
+      </w:r>
+      <w:r>
+        <w:rPr>
+          <w:b/>
+          <w:bCs/>
+          <w:lang w:val="en-US"/>
+        </w:rPr>
+        <w:t>2</w:t>
+      </w:r>
+      <w:r>
+        <w:rPr>
+          <w:b/>
+          <w:bCs/>
+          <w:lang w:val="en-US"/>
+        </w:rPr>
+        <w:t>5</w:t>
+      </w:r>
+      <w:r>
+        <w:rPr>
+          <w:b/>
+          <w:bCs/>
+          <w:lang w:val="en-US"/>
+        </w:rPr>
+        <w:t>:</w:t>
+      </w:r>
+      <w:r>
+        <w:rPr>
+          <w:lang w:val="en-US"/>
+        </w:rPr>
+        <w:t xml:space="preserve"> Biểu đồ </w:t>
+      </w:r>
+      <w:r>
+        <w:rPr>
+          <w:lang w:val="en-US"/>
+        </w:rPr>
+        <w:t xml:space="preserve">trạng thái lớp </w:t>
+      </w:r>
+      <w:r>
+        <w:rPr>
+          <w:lang w:val="en-US"/>
+        </w:rPr>
+        <w:t>kiểm tra thông tin</w:t>
+      </w:r>
+    </w:p>
+    <w:p>
+      <w:pPr>
+        <w:jc w:val="center"/>
+        <w:rPr>
+          <w:lang w:val="en-US"/>
+        </w:rPr>
+      </w:pPr>
+      <w:r>
+        <w:rPr>
+          <w:lang w:val="en-US"/>
+        </w:rPr>
+        <w:lastRenderedPageBreak/>
+        <w:drawing>
+          <wp:inline distT="0" distB="0" distL="0" distR="0" wp14:anchorId="2BF381AD" wp14:editId="1D90AD64">
+            <wp:extent cx="3629025" cy="5438775"/>
+            <wp:effectExtent l="0" t="0" r="9525" b="0"/>
+            <wp:docPr id="1715580679" name="Picture 23" descr="A diagram of a flowchart&#10;&#10;Description automatically generated"/>
+            <wp:cNvGraphicFramePr>
+              <a:graphicFrameLocks xmlns:a="http://schemas.openxmlformats.org/drawingml/2006/main" noChangeAspect="1"/>
+            </wp:cNvGraphicFramePr>
+            <a:graphic xmlns:a="http://schemas.openxmlformats.org/drawingml/2006/main">
+              <a:graphicData uri="http://schemas.openxmlformats.org/drawingml/2006/picture">
+                <pic:pic xmlns:pic="http://schemas.openxmlformats.org/drawingml/2006/picture">
+                  <pic:nvPicPr>
+                    <pic:cNvPr id="1715580679" name="Picture 23" descr="A diagram of a flowchart&#10;&#10;Description automatically generated"/>
+                    <pic:cNvPicPr/>
+                  </pic:nvPicPr>
+                  <pic:blipFill>
+                    <a:blip r:embed="rId34">
+                      <a:extLst>
+                        <a:ext uri="{28A0092B-C50C-407E-A947-70E740481C1C}">
+                          <a14:useLocalDpi xmlns:a14="http://schemas.microsoft.com/office/drawing/2010/main" val="0"/>
+                        </a:ext>
+                      </a:extLst>
+                    </a:blip>
+                    <a:stretch>
+                      <a:fillRect/>
+                    </a:stretch>
+                  </pic:blipFill>
+                  <pic:spPr>
+                    <a:xfrm>
+                      <a:off x="0" y="0"/>
+                      <a:ext cx="3629025" cy="5438775"/>
+                    </a:xfrm>
+                    <a:prstGeom prst="rect">
+                      <a:avLst/>
+                    </a:prstGeom>
+                  </pic:spPr>
+                </pic:pic>
+              </a:graphicData>
+            </a:graphic>
+          </wp:inline>
+        </w:drawing>
+      </w:r>
+    </w:p>
+    <w:p>
+      <w:pPr>
+        <w:jc w:val="center"/>
+        <w:rPr>
+          <w:lang w:val="en-US"/>
+        </w:rPr>
+      </w:pPr>
+      <w:r>
+        <w:rPr>
+          <w:b/>
+          <w:bCs/>
+          <w:lang w:val="en-US"/>
+        </w:rPr>
+        <w:t>Hình P.</w:t>
+      </w:r>
+      <w:r>
+        <w:rPr>
+          <w:b/>
+          <w:bCs/>
+          <w:lang w:val="en-US"/>
+        </w:rPr>
+        <w:t>2</w:t>
+      </w:r>
+      <w:r>
+        <w:rPr>
+          <w:b/>
+          <w:bCs/>
+          <w:lang w:val="en-US"/>
+        </w:rPr>
+        <w:t>6</w:t>
+      </w:r>
+      <w:r>
+        <w:rPr>
+          <w:b/>
+          <w:bCs/>
+          <w:lang w:val="en-US"/>
+        </w:rPr>
+        <w:t>:</w:t>
+      </w:r>
+      <w:r>
+        <w:rPr>
+          <w:lang w:val="en-US"/>
+        </w:rPr>
+        <w:t xml:space="preserve"> Biểu đồ </w:t>
+      </w:r>
+      <w:r>
+        <w:rPr>
+          <w:lang w:val="en-US"/>
+        </w:rPr>
+        <w:t xml:space="preserve">trạng thái lớp </w:t>
+      </w:r>
+      <w:r>
+        <w:rPr>
+          <w:lang w:val="en-US"/>
+        </w:rPr>
+        <w:t>làm bài</w:t>
+      </w:r>
+    </w:p>
+    <w:p>
+      <w:pPr>
+        <w:jc w:val="center"/>
+        <w:rPr>
+          <w:lang w:val="en-US"/>
+        </w:rPr>
+      </w:pPr>
+      <w:r>
+        <w:rPr>
+          <w:lang w:val="en-US"/>
+        </w:rPr>
+        <w:lastRenderedPageBreak/>
+        <w:drawing>
+          <wp:inline distT="0" distB="0" distL="0" distR="0" wp14:anchorId="3CCAB04E" wp14:editId="240C195A">
+            <wp:extent cx="2867025" cy="3486150"/>
+            <wp:effectExtent l="0" t="0" r="9525" b="0"/>
+            <wp:docPr id="789149268" name="Picture 24" descr="A screenshot of a diagram&#10;&#10;Description automatically generated"/>
+            <wp:cNvGraphicFramePr>
+              <a:graphicFrameLocks xmlns:a="http://schemas.openxmlformats.org/drawingml/2006/main" noChangeAspect="1"/>
+            </wp:cNvGraphicFramePr>
+            <a:graphic xmlns:a="http://schemas.openxmlformats.org/drawingml/2006/main">
+              <a:graphicData uri="http://schemas.openxmlformats.org/drawingml/2006/picture">
+                <pic:pic xmlns:pic="http://schemas.openxmlformats.org/drawingml/2006/picture">
+                  <pic:nvPicPr>
+                    <pic:cNvPr id="789149268" name="Picture 24" descr="A screenshot of a diagram&#10;&#10;Description automatically generated"/>
+                    <pic:cNvPicPr/>
+                  </pic:nvPicPr>
+                  <pic:blipFill>
+                    <a:blip r:embed="rId35">
+                      <a:extLst>
+                        <a:ext uri="{28A0092B-C50C-407E-A947-70E740481C1C}">
+                          <a14:useLocalDpi xmlns:a14="http://schemas.microsoft.com/office/drawing/2010/main" val="0"/>
+                        </a:ext>
+                      </a:extLst>
+                    </a:blip>
+                    <a:stretch>
+                      <a:fillRect/>
+                    </a:stretch>
+                  </pic:blipFill>
+                  <pic:spPr>
+                    <a:xfrm>
+                      <a:off x="0" y="0"/>
+                      <a:ext cx="2867025" cy="3486150"/>
+                    </a:xfrm>
+                    <a:prstGeom prst="rect">
+                      <a:avLst/>
+                    </a:prstGeom>
+                  </pic:spPr>
+                </pic:pic>
+              </a:graphicData>
+            </a:graphic>
+          </wp:inline>
+        </w:drawing>
+      </w:r>
+    </w:p>
+    <w:p>
+      <w:pPr>
+        <w:jc w:val="center"/>
+        <w:rPr>
+          <w:lang w:val="en-US"/>
+        </w:rPr>
+      </w:pPr>
+      <w:r>
+        <w:rPr>
+          <w:b/>
+          <w:bCs/>
+          <w:lang w:val="en-US"/>
+        </w:rPr>
+        <w:t>Hình P.</w:t>
+      </w:r>
+      <w:r>
+        <w:rPr>
+          <w:b/>
+          <w:bCs/>
+          <w:lang w:val="en-US"/>
+        </w:rPr>
+        <w:t>2</w:t>
+      </w:r>
+      <w:r>
+        <w:rPr>
+          <w:b/>
+          <w:bCs/>
+          <w:lang w:val="en-US"/>
+        </w:rPr>
+        <w:t>7</w:t>
+      </w:r>
+      <w:r>
+        <w:rPr>
+          <w:b/>
+          <w:bCs/>
+          <w:lang w:val="en-US"/>
+        </w:rPr>
+        <w:t>:</w:t>
+      </w:r>
+      <w:r>
+        <w:rPr>
+          <w:lang w:val="en-US"/>
+        </w:rPr>
+        <w:t xml:space="preserve"> Biểu đồ </w:t>
+      </w:r>
+      <w:r>
+        <w:rPr>
+          <w:lang w:val="en-US"/>
+        </w:rPr>
+        <w:t xml:space="preserve">trạng thái lớp </w:t>
+      </w:r>
+      <w:r>
+        <w:rPr>
+          <w:lang w:val="en-US"/>
+        </w:rPr>
+        <w:t>nộp bài</w:t>
+      </w:r>
+    </w:p>
+    <w:p>
+      <w:pPr>
+        <w:jc w:val="center"/>
+        <w:rPr>
+          <w:lang w:val="en-US"/>
+        </w:rPr>
+      </w:pPr>
+    </w:p>
+    <w:p>
+      <w:pPr>
+        <w:jc w:val="center"/>
+        <w:rPr>
+          <w:lang w:val="en-US"/>
+        </w:rPr>
+      </w:pPr>
+      <w:r>
+        <w:rPr>
+          <w:lang w:val="en-US"/>
+        </w:rPr>
+        <w:drawing>
+          <wp:inline distT="0" distB="0" distL="0" distR="0" wp14:anchorId="50B1E9DE" wp14:editId="76DED4A7">
+            <wp:extent cx="4581525" cy="2600325"/>
+            <wp:effectExtent l="0" t="0" r="9525" b="9525"/>
+            <wp:docPr id="1056721955" name="Picture 25" descr="A diagram of a flowchart&#10;&#10;Description automatically generated"/>
+            <wp:cNvGraphicFramePr>
+              <a:graphicFrameLocks xmlns:a="http://schemas.openxmlformats.org/drawingml/2006/main" noChangeAspect="1"/>
+            </wp:cNvGraphicFramePr>
+            <a:graphic xmlns:a="http://schemas.openxmlformats.org/drawingml/2006/main">
+              <a:graphicData uri="http://schemas.openxmlformats.org/drawingml/2006/picture">
+                <pic:pic xmlns:pic="http://schemas.openxmlformats.org/drawingml/2006/picture">
+                  <pic:nvPicPr>
+                    <pic:cNvPr id="1056721955" name="Picture 25" descr="A diagram of a flowchart&#10;&#10;Description automatically generated"/>
+                    <pic:cNvPicPr/>
+                  </pic:nvPicPr>
+                  <pic:blipFill>
+                    <a:blip r:embed="rId36">
+                      <a:extLst>
+                        <a:ext uri="{28A0092B-C50C-407E-A947-70E740481C1C}">
+                          <a14:useLocalDpi xmlns:a14="http://schemas.microsoft.com/office/drawing/2010/main" val="0"/>
+                        </a:ext>
+                      </a:extLst>
+                    </a:blip>
+                    <a:stretch>
+                      <a:fillRect/>
+                    </a:stretch>
+                  </pic:blipFill>
+                  <pic:spPr>
+                    <a:xfrm>
+                      <a:off x="0" y="0"/>
+                      <a:ext cx="4581525" cy="2600325"/>
+                    </a:xfrm>
+                    <a:prstGeom prst="rect">
+                      <a:avLst/>
+                    </a:prstGeom>
+                  </pic:spPr>
+                </pic:pic>
+              </a:graphicData>
+            </a:graphic>
+          </wp:inline>
+        </w:drawing>
+      </w:r>
+    </w:p>
+    <w:p>
+      <w:pPr>
+        <w:jc w:val="center"/>
+        <w:rPr>
+          <w:lang w:val="en-US"/>
+        </w:rPr>
+      </w:pPr>
+      <w:r>
+        <w:rPr>
+          <w:b/>
+          <w:bCs/>
+          <w:lang w:val="en-US"/>
+        </w:rPr>
+        <w:t>Hình P.</w:t>
+      </w:r>
+      <w:r>
+        <w:rPr>
+          <w:b/>
+          <w:bCs/>
+          <w:lang w:val="en-US"/>
+        </w:rPr>
+        <w:t>2</w:t>
+      </w:r>
+      <w:r>
+        <w:rPr>
+          <w:b/>
+          <w:bCs/>
+          <w:lang w:val="en-US"/>
+        </w:rPr>
+        <w:t>8</w:t>
+      </w:r>
+      <w:r>
+        <w:rPr>
+          <w:b/>
+          <w:bCs/>
+          <w:lang w:val="en-US"/>
+        </w:rPr>
+        <w:t>:</w:t>
+      </w:r>
+      <w:r>
+        <w:rPr>
+          <w:lang w:val="en-US"/>
+        </w:rPr>
+        <w:t xml:space="preserve"> Biểu đồ </w:t>
+      </w:r>
+      <w:r>
+        <w:rPr>
+          <w:lang w:val="en-US"/>
+        </w:rPr>
+        <w:t xml:space="preserve">trạng thái lớp </w:t>
+      </w:r>
+      <w:r>
+        <w:rPr>
+          <w:lang w:val="en-US"/>
+        </w:rPr>
+        <w:t>xem kết quả</w:t>
+      </w:r>
+    </w:p>
+    <w:p>
+      <w:pPr>
+        <w:rPr>
+          <w:lang w:val="en-US"/>
+        </w:rPr>
+      </w:pPr>
+      <w:r>
+        <w:rPr>
+          <w:lang w:val="en-US"/>
+        </w:rPr>
+        <w:br w:type="page"/>
+      </w:r>
+    </w:p>
+    <w:p>
+      <w:pPr>
+        <w:rPr>
+          <w:lang w:val="en-US"/>
+        </w:rPr>
+      </w:pPr>
+      <w:r>
+        <w:rPr>
+          <w:b/>
+          <w:bCs/>
+          <w:lang w:val="en-US"/>
+        </w:rPr>
+        <w:lastRenderedPageBreak/>
+        <w:t>3. PHA THIẾT KẾ</w:t>
+      </w:r>
+    </w:p>
+    <w:p>
+      <w:pPr>
+        <w:rPr>
+          <w:lang w:val="en-US"/>
+        </w:rPr>
+      </w:pPr>
+      <w:r>
+        <w:rPr>
+          <w:lang w:val="en-US"/>
+        </w:rPr>
+        <w:t>Trong phần này, tài liệu sẽ trình bày các biểu đồ UML được xây dựng trong pha thiết kế hệ thống Quản lý thư viện. Sau khi xây dựng các biểu đồ tương tác (dạng tuân tự), pha thiết kế sẽ đưa ra biểu đồ lớp thiết kế. Tuy nhiên trong biểu đồ lớp này chưa bổ sung các lớp giao diện và điều khiển. Phần 3.3 sẽ trình bày thiết kế</w:t>
+      </w:r>
+    </w:p>
+    <w:p>
+      <w:pPr>
+        <w:rPr>
+          <w:lang w:val="en-US"/>
+        </w:rPr>
+      </w:pPr>
+    </w:p>
+    <w:p>
+      <w:pPr>
+        <w:jc w:val="center"/>
+        <w:rPr>
+          <w:lang w:val="en-US"/>
+        </w:rPr>
+      </w:pPr>
+    </w:p>
+    <w:p>
+      <w:pPr>
+        <w:jc w:val="center"/>
+        <w:rPr>
+          <w:lang w:val="en-US"/>
+        </w:rPr>
+      </w:pPr>
+    </w:p>
+    <w:p>
+      <w:pPr>
+        <w:jc w:val="center"/>
+        <w:rPr>
+          <w:lang w:val="en-US"/>
+        </w:rPr>
+      </w:pPr>
+    </w:p>
+    <w:p>
+      <w:pPr>
+        <w:jc w:val="center"/>
         <w:rPr>
           <w:lang w:val="en-US"/>
         </w:rPr>
       </w:pPr>
     </w:p>
     <w:sectPr>
-      <w:footerReference w:type="default" r:id="rId24"/>
+      <w:footerReference w:type="default" r:id="rId37"/>
       <w:pgSz w:w="11907" w:h="16840" w:code="9"/>
       <w:pgMar w:top="1134" w:right="1134" w:bottom="1134" w:left="1701" w:header="720" w:footer="720" w:gutter="0"/>
       <w:pgNumType w:start="0"/>
@@ -15872,7 +17408,7 @@
   <w:style w:type="paragraph" w:default="1" w:styleId="Normal">
     <w:name w:val="Normal"/>
     <w:qFormat/>
-    <w:rsid w:val="004E66B5"/>
+    <w:rsid w:val="00D052A3"/>
     <w:rPr>
       <w:noProof/>
       <w:lang w:val="vi-VN"/>

--- a/document/PTTKHT Edudex Quiz.docx
+++ b/document/PTTKHT Edudex Quiz.docx
@@ -875,7 +875,7 @@
               <w:szCs w:val="28"/>
             </w:rPr>
             <w:drawing>
-              <wp:inline distT="0" distB="0" distL="0" distR="0" wp14:anchorId="3D356BA7" wp14:editId="3E4E8DA7">
+              <wp:inline distT="0" distB="0" distL="0" distR="0" wp14:anchorId="3D356BA7" wp14:editId="2913809A">
                 <wp:extent cx="6120130" cy="9606280"/>
                 <wp:effectExtent l="0" t="0" r="0" b="0"/>
                 <wp:docPr id="6" name="Picture 6" descr="A picture containing background pattern&#10;&#10;Description automatically generated"/>
@@ -1413,7 +1413,7 @@
               <w:szCs w:val="28"/>
             </w:rPr>
             <w:drawing>
-              <wp:inline distT="0" distB="0" distL="0" distR="0" wp14:anchorId="3745558E" wp14:editId="0BC276A7">
+              <wp:inline distT="0" distB="0" distL="0" distR="0" wp14:anchorId="3745558E" wp14:editId="09F57844">
                 <wp:extent cx="5760720" cy="9042143"/>
                 <wp:effectExtent l="0" t="0" r="0" b="6985"/>
                 <wp:docPr id="1885125689" name="Picture 1885125689" descr="A picture containing background pattern&#10;&#10;Description automatically generated"/>
@@ -3163,7 +3163,13 @@
             <w:t>Số ĐT:</w:t>
           </w:r>
           <w:r>
-            <w:t xml:space="preserve"> 0888889530</w:t>
+            <w:t xml:space="preserve"> 0</w:t>
+          </w:r>
+          <w:r>
+            <w:rPr>
+              <w:lang w:val="en-US"/>
+            </w:rPr>
+            <w:t>333332444</w:t>
           </w:r>
           <w:r>
             <w:tab/>
@@ -6174,14 +6180,6 @@
         </w:p>
         <w:p>
           <w:pPr>
-            <w:rPr>
-              <w:b/>
-              <w:bCs/>
-            </w:rPr>
-          </w:pPr>
-        </w:p>
-        <w:p>
-          <w:pPr>
             <w:pStyle w:val="Heading1"/>
             <w:spacing w:before="0" w:after="0"/>
             <w:jc w:val="center"/>
@@ -6194,6 +6192,7 @@
             <w:rPr>
               <w:szCs w:val="26"/>
             </w:rPr>
+            <w:lastRenderedPageBreak/>
             <w:t xml:space="preserve">PHẦN I: </w:t>
           </w:r>
           <w:r>
@@ -6522,9 +6521,10 @@
         </w:p>
         <w:p>
           <w:pPr>
-            <w:pStyle w:val="Heading2"/>
-            <w:spacing w:before="0" w:after="0"/>
             <w:rPr>
+              <w:rFonts w:eastAsiaTheme="majorEastAsia" w:cstheme="majorBidi"/>
+              <w:b/>
+              <w:color w:val="000000" w:themeColor="text1"/>
               <w:szCs w:val="26"/>
             </w:rPr>
           </w:pPr>
@@ -6533,6 +6533,22 @@
             <w:rPr>
               <w:szCs w:val="26"/>
             </w:rPr>
+            <w:br w:type="page"/>
+          </w:r>
+        </w:p>
+        <w:p>
+          <w:pPr>
+            <w:pStyle w:val="Heading2"/>
+            <w:spacing w:before="0" w:after="0"/>
+            <w:rPr>
+              <w:szCs w:val="26"/>
+            </w:rPr>
+          </w:pPr>
+          <w:r>
+            <w:rPr>
+              <w:szCs w:val="26"/>
+            </w:rPr>
+            <w:lastRenderedPageBreak/>
             <w:t>II</w:t>
           </w:r>
           <w:r>
@@ -6578,7 +6594,6 @@
             <w:rPr>
               <w:szCs w:val="26"/>
             </w:rPr>
-            <w:lastRenderedPageBreak/>
             <w:t>III</w:t>
           </w:r>
           <w:r>
@@ -10573,7 +10588,7 @@
       </w:tr>
       <w:tr>
         <w:trPr>
-          <w:trHeight w:val="1140"/>
+          <w:trHeight w:val="998"/>
           <w:jc w:val="center"/>
         </w:trPr>
         <w:tc>
@@ -10626,14 +10641,14 @@
               <w:jc w:val="both"/>
             </w:pPr>
             <w:r>
-              <w:t>Người tham gia kỳ thi, có quyền đăng nhập vào hệ thống để làm bài thi, xem thông tin cá nhân, nhận thông báo từ hệ thống, nộp bài thi và xem kết quả sau khi thi.</w:t>
+              <w:t>Tham gia kỳ thi, đăng nhập hệ thống, làm bài, nhận thông báo, nộp bài và xem kết quả.</w:t>
             </w:r>
           </w:p>
         </w:tc>
       </w:tr>
       <w:tr>
         <w:trPr>
-          <w:trHeight w:val="1583"/>
+          <w:trHeight w:val="984"/>
           <w:jc w:val="center"/>
         </w:trPr>
         <w:tc>
@@ -10648,6 +10663,9 @@
               <w:spacing w:before="40" w:after="60" w:line="240" w:lineRule="auto"/>
               <w:ind w:left="0"/>
               <w:jc w:val="center"/>
+              <w:rPr>
+                <w:lang w:val="en-US"/>
+              </w:rPr>
             </w:pPr>
             <w:r>
               <w:t>2</w:t>
@@ -10666,9 +10684,12 @@
               <w:spacing w:before="40" w:after="60" w:line="240" w:lineRule="auto"/>
               <w:ind w:left="0"/>
               <w:jc w:val="center"/>
-            </w:pPr>
-            <w:r>
-              <w:t>Giáo viên</w:t>
+              <w:rPr>
+                <w:lang w:val="en-US"/>
+              </w:rPr>
+            </w:pPr>
+            <w:r>
+              <w:t>Cán bộ coi thi</w:t>
             </w:r>
           </w:p>
         </w:tc>
@@ -10686,20 +10707,14 @@
               <w:jc w:val="both"/>
             </w:pPr>
             <w:r>
-              <w:t xml:space="preserve">Là những người có quyền giám sát quá trình thi, theo dõi tiến trình làm bài của thí sinh trong phòng thi, </w:t>
-            </w:r>
-            <w:r>
-              <w:t>quản lý ngân hàng câu hỏi, xây dựng đề thi</w:t>
-            </w:r>
-            <w:r>
-              <w:t>, xử lý các sự cố trong quá trình thi và lập biên bản vi phạm.</w:t>
+              <w:t>Giám sát kỳ thi, điểm danh, phát hiệu lệnh, theo dõi bài thi, xử lý sự cố, lập biên bản vi phạm.</w:t>
             </w:r>
           </w:p>
         </w:tc>
       </w:tr>
       <w:tr>
         <w:trPr>
-          <w:trHeight w:val="1390"/>
+          <w:trHeight w:val="971"/>
           <w:jc w:val="center"/>
         </w:trPr>
         <w:tc>
@@ -10714,6 +10729,9 @@
               <w:spacing w:before="40" w:after="60" w:line="240" w:lineRule="auto"/>
               <w:ind w:left="0"/>
               <w:jc w:val="center"/>
+              <w:rPr>
+                <w:lang w:val="en-US"/>
+              </w:rPr>
             </w:pPr>
             <w:r>
               <w:t>3</w:t>
@@ -10734,7 +10752,7 @@
               <w:jc w:val="center"/>
             </w:pPr>
             <w:r>
-              <w:t>Giáo vụ</w:t>
+              <w:t>Giáo viên</w:t>
             </w:r>
           </w:p>
         </w:tc>
@@ -10752,13 +10770,82 @@
               <w:jc w:val="both"/>
             </w:pPr>
             <w:r>
-              <w:t xml:space="preserve">Người chịu trách nhiệm quản lý toàn bộ kỳ thi, bao gồm tạo ngân hàng câu hỏi, xây dựng đề thi, phân công thí sinh vào phòng thi, giám sát tình trạng các ca thi, quản lý danh sách </w:t>
-            </w:r>
-            <w:r>
-              <w:t>giáo viên</w:t>
-            </w:r>
-            <w:r>
-              <w:t xml:space="preserve"> coi thi và xuất báo cáo kết quả sau kỳ thi.</w:t>
+              <w:t>Quản lý ngân hàng câu hỏi, xây dựng đề thi, giám sát thi, xử lý sự cố, lập biên bản.</w:t>
+            </w:r>
+          </w:p>
+        </w:tc>
+      </w:tr>
+      <w:tr>
+        <w:trPr>
+          <w:trHeight w:val="998"/>
+          <w:jc w:val="center"/>
+        </w:trPr>
+        <w:tc>
+          <w:tcPr>
+            <w:tcW w:w="786" w:type="dxa"/>
+            <w:shd w:val="clear" w:color="auto" w:fill="auto"/>
+            <w:vAlign w:val="center"/>
+          </w:tcPr>
+          <w:p>
+            <w:pPr>
+              <w:pStyle w:val="ListParagraph"/>
+              <w:spacing w:before="40" w:after="60" w:line="240" w:lineRule="auto"/>
+              <w:ind w:left="0"/>
+              <w:jc w:val="center"/>
+              <w:rPr>
+                <w:lang w:val="en-US"/>
+              </w:rPr>
+            </w:pPr>
+            <w:r>
+              <w:t>4</w:t>
+            </w:r>
+          </w:p>
+        </w:tc>
+        <w:tc>
+          <w:tcPr>
+            <w:tcW w:w="1761" w:type="dxa"/>
+            <w:shd w:val="clear" w:color="auto" w:fill="auto"/>
+            <w:vAlign w:val="center"/>
+          </w:tcPr>
+          <w:p>
+            <w:pPr>
+              <w:pStyle w:val="ListParagraph"/>
+              <w:spacing w:before="40" w:after="60" w:line="240" w:lineRule="auto"/>
+              <w:ind w:left="0"/>
+              <w:jc w:val="center"/>
+              <w:rPr>
+                <w:lang w:val="en-US"/>
+              </w:rPr>
+            </w:pPr>
+            <w:r>
+              <w:t>Quản trị hệ thống</w:t>
+            </w:r>
+          </w:p>
+        </w:tc>
+        <w:tc>
+          <w:tcPr>
+            <w:tcW w:w="5148" w:type="dxa"/>
+            <w:shd w:val="clear" w:color="auto" w:fill="auto"/>
+            <w:vAlign w:val="center"/>
+          </w:tcPr>
+          <w:p>
+            <w:pPr>
+              <w:pStyle w:val="ListParagraph"/>
+              <w:spacing w:before="40" w:after="60" w:line="240" w:lineRule="auto"/>
+              <w:ind w:left="0"/>
+              <w:jc w:val="both"/>
+            </w:pPr>
+            <w:r>
+              <w:t>Quản lý</w:t>
+            </w:r>
+            <w:r>
+              <w:rPr>
+                <w:lang w:val="en-US"/>
+              </w:rPr>
+              <w:t xml:space="preserve"> hệ thống, quản lý</w:t>
+            </w:r>
+            <w:r>
+              <w:t xml:space="preserve"> kỳ thi, tạo ngân hàng câu hỏi, phân công phòng thi, giám sát và xuất báo cáo.</w:t>
             </w:r>
           </w:p>
         </w:tc>
@@ -12211,14 +12298,20 @@
     <w:p>
       <w:pPr>
         <w:jc w:val="center"/>
-      </w:pPr>
-      <w:r>
+        <w:rPr>
+          <w:lang w:val="en-US"/>
+        </w:rPr>
+      </w:pPr>
+      <w:r>
+        <w:rPr>
+          <w:lang w:val="en-US"/>
+        </w:rPr>
         <w:lastRenderedPageBreak/>
         <w:drawing>
-          <wp:inline distT="0" distB="0" distL="0" distR="0" wp14:anchorId="69EDCF5A" wp14:editId="12FC2F56">
-            <wp:extent cx="6120130" cy="3667760"/>
-            <wp:effectExtent l="0" t="0" r="0" b="8890"/>
-            <wp:docPr id="751510986" name="Picture 14"/>
+          <wp:inline distT="0" distB="0" distL="0" distR="0" wp14:anchorId="0EC2BE6B" wp14:editId="47742437">
+            <wp:extent cx="6120130" cy="3611245"/>
+            <wp:effectExtent l="0" t="0" r="0" b="8255"/>
+            <wp:docPr id="771138304" name="Picture 8" descr="A diagram of a server&#10;&#10;AI-generated content may be incorrect."/>
             <wp:cNvGraphicFramePr>
               <a:graphicFrameLocks xmlns:a="http://schemas.openxmlformats.org/drawingml/2006/main" noChangeAspect="1"/>
             </wp:cNvGraphicFramePr>
@@ -12226,7 +12319,7 @@
               <a:graphicData uri="http://schemas.openxmlformats.org/drawingml/2006/picture">
                 <pic:pic xmlns:pic="http://schemas.openxmlformats.org/drawingml/2006/picture">
                   <pic:nvPicPr>
-                    <pic:cNvPr id="751510986" name="Picture 751510986"/>
+                    <pic:cNvPr id="771138304" name="Picture 8" descr="A diagram of a server&#10;&#10;AI-generated content may be incorrect."/>
                     <pic:cNvPicPr/>
                   </pic:nvPicPr>
                   <pic:blipFill>
@@ -12244,7 +12337,7 @@
                   <pic:spPr>
                     <a:xfrm>
                       <a:off x="0" y="0"/>
-                      <a:ext cx="6120130" cy="3667760"/>
+                      <a:ext cx="6120130" cy="3611245"/>
                     </a:xfrm>
                     <a:prstGeom prst="rect">
                       <a:avLst/>
@@ -15545,7 +15638,6 @@
                 <w:sz w:val="26"/>
                 <w:szCs w:val="26"/>
               </w:rPr>
-              <w:lastRenderedPageBreak/>
               <w:t>Luồng ngoại lệ:</w:t>
             </w:r>
           </w:p>
@@ -18054,7 +18146,6 @@
                 <w:sz w:val="26"/>
                 <w:szCs w:val="26"/>
               </w:rPr>
-              <w:lastRenderedPageBreak/>
               <w:t>Luồng ngoại lệ:</w:t>
             </w:r>
           </w:p>
@@ -23183,7 +23274,6 @@
                 <w:lang w:val="en-US"/>
               </w:rPr>
             </w:pPr>
-            <w:proofErr w:type="spellStart"/>
             <w:r>
               <w:rPr>
                 <w:rFonts w:ascii="Arial" w:eastAsia="Times New Roman" w:hAnsi="Arial" w:cs="Arial"/>
@@ -23196,7 +23286,6 @@
               </w:rPr>
               <w:t>Lớp</w:t>
             </w:r>
-            <w:proofErr w:type="spellEnd"/>
           </w:p>
         </w:tc>
         <w:tc>
@@ -23227,7 +23316,6 @@
                 <w:lang w:val="en-US"/>
               </w:rPr>
             </w:pPr>
-            <w:proofErr w:type="spellStart"/>
             <w:r>
               <w:rPr>
                 <w:rFonts w:ascii="Arial" w:eastAsia="Times New Roman" w:hAnsi="Arial" w:cs="Arial"/>
@@ -23238,35 +23326,8 @@
                 <w:sz w:val="22"/>
                 <w:lang w:val="en-US"/>
               </w:rPr>
-              <w:t>Thuộc</w:t>
-            </w:r>
-            <w:proofErr w:type="spellEnd"/>
-            <w:r>
-              <w:rPr>
-                <w:rFonts w:ascii="Arial" w:eastAsia="Times New Roman" w:hAnsi="Arial" w:cs="Arial"/>
-                <w:b/>
-                <w:bCs/>
-                <w:noProof w:val="0"/>
-                <w:color w:val="000000"/>
-                <w:sz w:val="22"/>
-                <w:lang w:val="en-US"/>
-              </w:rPr>
-              <w:t xml:space="preserve"> </w:t>
-            </w:r>
-            <w:proofErr w:type="spellStart"/>
-            <w:r>
-              <w:rPr>
-                <w:rFonts w:ascii="Arial" w:eastAsia="Times New Roman" w:hAnsi="Arial" w:cs="Arial"/>
-                <w:b/>
-                <w:bCs/>
-                <w:noProof w:val="0"/>
-                <w:color w:val="000000"/>
-                <w:sz w:val="22"/>
-                <w:lang w:val="en-US"/>
-              </w:rPr>
-              <w:t>tính</w:t>
-            </w:r>
-            <w:proofErr w:type="spellEnd"/>
+              <w:t>Thuộc tính</w:t>
+            </w:r>
           </w:p>
         </w:tc>
         <w:tc>
@@ -23297,7 +23358,6 @@
                 <w:lang w:val="en-US"/>
               </w:rPr>
             </w:pPr>
-            <w:proofErr w:type="spellStart"/>
             <w:r>
               <w:rPr>
                 <w:rFonts w:ascii="Arial" w:eastAsia="Times New Roman" w:hAnsi="Arial" w:cs="Arial"/>
@@ -23308,46 +23368,7 @@
                 <w:sz w:val="22"/>
                 <w:lang w:val="en-US"/>
               </w:rPr>
-              <w:t>Kiểu</w:t>
-            </w:r>
-            <w:proofErr w:type="spellEnd"/>
-            <w:r>
-              <w:rPr>
-                <w:rFonts w:ascii="Arial" w:eastAsia="Times New Roman" w:hAnsi="Arial" w:cs="Arial"/>
-                <w:b/>
-                <w:bCs/>
-                <w:noProof w:val="0"/>
-                <w:color w:val="000000"/>
-                <w:sz w:val="22"/>
-                <w:lang w:val="en-US"/>
-              </w:rPr>
-              <w:t xml:space="preserve"> </w:t>
-            </w:r>
-            <w:proofErr w:type="spellStart"/>
-            <w:r>
-              <w:rPr>
-                <w:rFonts w:ascii="Arial" w:eastAsia="Times New Roman" w:hAnsi="Arial" w:cs="Arial"/>
-                <w:b/>
-                <w:bCs/>
-                <w:noProof w:val="0"/>
-                <w:color w:val="000000"/>
-                <w:sz w:val="22"/>
-                <w:lang w:val="en-US"/>
-              </w:rPr>
-              <w:t>Dữ</w:t>
-            </w:r>
-            <w:proofErr w:type="spellEnd"/>
-            <w:r>
-              <w:rPr>
-                <w:rFonts w:ascii="Arial" w:eastAsia="Times New Roman" w:hAnsi="Arial" w:cs="Arial"/>
-                <w:b/>
-                <w:bCs/>
-                <w:noProof w:val="0"/>
-                <w:color w:val="000000"/>
-                <w:sz w:val="22"/>
-                <w:lang w:val="en-US"/>
-              </w:rPr>
-              <w:t xml:space="preserve"> Liệu</w:t>
+              <w:t>Kiểu Dữ Liệu</w:t>
             </w:r>
           </w:p>
         </w:tc>
@@ -23379,7 +23400,6 @@
                 <w:lang w:val="en-US"/>
               </w:rPr>
             </w:pPr>
-            <w:proofErr w:type="spellStart"/>
             <w:r>
               <w:rPr>
                 <w:rFonts w:ascii="Arial" w:eastAsia="Times New Roman" w:hAnsi="Arial" w:cs="Arial"/>
@@ -23390,35 +23410,8 @@
                 <w:sz w:val="22"/>
                 <w:lang w:val="en-US"/>
               </w:rPr>
-              <w:t>Mô</w:t>
-            </w:r>
-            <w:proofErr w:type="spellEnd"/>
-            <w:r>
-              <w:rPr>
-                <w:rFonts w:ascii="Arial" w:eastAsia="Times New Roman" w:hAnsi="Arial" w:cs="Arial"/>
-                <w:b/>
-                <w:bCs/>
-                <w:noProof w:val="0"/>
-                <w:color w:val="000000"/>
-                <w:sz w:val="22"/>
-                <w:lang w:val="en-US"/>
-              </w:rPr>
-              <w:t xml:space="preserve"> </w:t>
-            </w:r>
-            <w:proofErr w:type="spellStart"/>
-            <w:r>
-              <w:rPr>
-                <w:rFonts w:ascii="Arial" w:eastAsia="Times New Roman" w:hAnsi="Arial" w:cs="Arial"/>
-                <w:b/>
-                <w:bCs/>
-                <w:noProof w:val="0"/>
-                <w:color w:val="000000"/>
-                <w:sz w:val="22"/>
-                <w:lang w:val="en-US"/>
-              </w:rPr>
-              <w:t>tả</w:t>
-            </w:r>
-            <w:proofErr w:type="spellEnd"/>
+              <w:t>Mô tả</w:t>
+            </w:r>
           </w:p>
         </w:tc>
       </w:tr>
@@ -23453,7 +23446,6 @@
                 <w:lang w:val="en-US"/>
               </w:rPr>
             </w:pPr>
-            <w:proofErr w:type="spellStart"/>
             <w:r>
               <w:rPr>
                 <w:rFonts w:ascii="Arial" w:eastAsia="Times New Roman" w:hAnsi="Arial" w:cs="Arial"/>
@@ -23464,7 +23456,6 @@
               </w:rPr>
               <w:t>TaiKhoan</w:t>
             </w:r>
-            <w:proofErr w:type="spellEnd"/>
           </w:p>
         </w:tc>
         <w:tc>
@@ -23492,7 +23483,6 @@
                 <w:lang w:val="en-US"/>
               </w:rPr>
             </w:pPr>
-            <w:proofErr w:type="spellStart"/>
             <w:r>
               <w:rPr>
                 <w:rFonts w:ascii="Arial" w:eastAsia="Times New Roman" w:hAnsi="Arial" w:cs="Arial"/>
@@ -23503,7 +23493,6 @@
               </w:rPr>
               <w:t>TenDangNhap</w:t>
             </w:r>
-            <w:proofErr w:type="spellEnd"/>
           </w:p>
         </w:tc>
         <w:tc>
@@ -23568,7 +23557,6 @@
                 <w:lang w:val="en-US"/>
               </w:rPr>
             </w:pPr>
-            <w:proofErr w:type="spellStart"/>
             <w:r>
               <w:rPr>
                 <w:rFonts w:ascii="Arial" w:eastAsia="Times New Roman" w:hAnsi="Arial" w:cs="Arial"/>
@@ -23577,119 +23565,8 @@
                 <w:sz w:val="22"/>
                 <w:lang w:val="en-US"/>
               </w:rPr>
-              <w:t>Tên</w:t>
-            </w:r>
-            <w:proofErr w:type="spellEnd"/>
-            <w:r>
-              <w:rPr>
-                <w:rFonts w:ascii="Arial" w:eastAsia="Times New Roman" w:hAnsi="Arial" w:cs="Arial"/>
-                <w:noProof w:val="0"/>
-                <w:color w:val="000000"/>
-                <w:sz w:val="22"/>
-                <w:lang w:val="en-US"/>
-              </w:rPr>
-              <w:t xml:space="preserve"> </w:t>
-            </w:r>
-            <w:proofErr w:type="spellStart"/>
-            <w:r>
-              <w:rPr>
-                <w:rFonts w:ascii="Arial" w:eastAsia="Times New Roman" w:hAnsi="Arial" w:cs="Arial"/>
-                <w:noProof w:val="0"/>
-                <w:color w:val="000000"/>
-                <w:sz w:val="22"/>
-                <w:lang w:val="en-US"/>
-              </w:rPr>
-              <w:t>đăng</w:t>
-            </w:r>
-            <w:proofErr w:type="spellEnd"/>
-            <w:r>
-              <w:rPr>
-                <w:rFonts w:ascii="Arial" w:eastAsia="Times New Roman" w:hAnsi="Arial" w:cs="Arial"/>
-                <w:noProof w:val="0"/>
-                <w:color w:val="000000"/>
-                <w:sz w:val="22"/>
-                <w:lang w:val="en-US"/>
-              </w:rPr>
-              <w:t xml:space="preserve"> </w:t>
-            </w:r>
-            <w:proofErr w:type="spellStart"/>
-            <w:r>
-              <w:rPr>
-                <w:rFonts w:ascii="Arial" w:eastAsia="Times New Roman" w:hAnsi="Arial" w:cs="Arial"/>
-                <w:noProof w:val="0"/>
-                <w:color w:val="000000"/>
-                <w:sz w:val="22"/>
-                <w:lang w:val="en-US"/>
-              </w:rPr>
-              <w:t>nhập</w:t>
-            </w:r>
-            <w:proofErr w:type="spellEnd"/>
-            <w:r>
-              <w:rPr>
-                <w:rFonts w:ascii="Arial" w:eastAsia="Times New Roman" w:hAnsi="Arial" w:cs="Arial"/>
-                <w:noProof w:val="0"/>
-                <w:color w:val="000000"/>
-                <w:sz w:val="22"/>
-                <w:lang w:val="en-US"/>
-              </w:rPr>
-              <w:t xml:space="preserve"> </w:t>
-            </w:r>
-            <w:proofErr w:type="spellStart"/>
-            <w:r>
-              <w:rPr>
-                <w:rFonts w:ascii="Arial" w:eastAsia="Times New Roman" w:hAnsi="Arial" w:cs="Arial"/>
-                <w:noProof w:val="0"/>
-                <w:color w:val="000000"/>
-                <w:sz w:val="22"/>
-                <w:lang w:val="en-US"/>
-              </w:rPr>
-              <w:t>của</w:t>
-            </w:r>
-            <w:proofErr w:type="spellEnd"/>
-            <w:r>
-              <w:rPr>
-                <w:rFonts w:ascii="Arial" w:eastAsia="Times New Roman" w:hAnsi="Arial" w:cs="Arial"/>
-                <w:noProof w:val="0"/>
-                <w:color w:val="000000"/>
-                <w:sz w:val="22"/>
-                <w:lang w:val="en-US"/>
-              </w:rPr>
-              <w:t xml:space="preserve"> </w:t>
-            </w:r>
-            <w:proofErr w:type="spellStart"/>
-            <w:r>
-              <w:rPr>
-                <w:rFonts w:ascii="Arial" w:eastAsia="Times New Roman" w:hAnsi="Arial" w:cs="Arial"/>
-                <w:noProof w:val="0"/>
-                <w:color w:val="000000"/>
-                <w:sz w:val="22"/>
-                <w:lang w:val="en-US"/>
-              </w:rPr>
-              <w:t>người</w:t>
-            </w:r>
-            <w:proofErr w:type="spellEnd"/>
-            <w:r>
-              <w:rPr>
-                <w:rFonts w:ascii="Arial" w:eastAsia="Times New Roman" w:hAnsi="Arial" w:cs="Arial"/>
-                <w:noProof w:val="0"/>
-                <w:color w:val="000000"/>
-                <w:sz w:val="22"/>
-                <w:lang w:val="en-US"/>
-              </w:rPr>
-              <w:t xml:space="preserve"> </w:t>
-            </w:r>
-            <w:proofErr w:type="spellStart"/>
-            <w:r>
-              <w:rPr>
-                <w:rFonts w:ascii="Arial" w:eastAsia="Times New Roman" w:hAnsi="Arial" w:cs="Arial"/>
-                <w:noProof w:val="0"/>
-                <w:color w:val="000000"/>
-                <w:sz w:val="22"/>
-                <w:lang w:val="en-US"/>
-              </w:rPr>
-              <w:t>dùng</w:t>
-            </w:r>
-            <w:proofErr w:type="spellEnd"/>
+              <w:t>Tên đăng nhập của người dùng</w:t>
+            </w:r>
           </w:p>
         </w:tc>
       </w:tr>
@@ -23748,7 +23625,6 @@
                 <w:lang w:val="en-US"/>
               </w:rPr>
             </w:pPr>
-            <w:proofErr w:type="spellStart"/>
             <w:r>
               <w:rPr>
                 <w:rFonts w:ascii="Arial" w:eastAsia="Times New Roman" w:hAnsi="Arial" w:cs="Arial"/>
@@ -23759,7 +23635,6 @@
               </w:rPr>
               <w:t>MatKhau</w:t>
             </w:r>
-            <w:proofErr w:type="spellEnd"/>
           </w:p>
         </w:tc>
         <w:tc>
@@ -23824,7 +23699,6 @@
                 <w:lang w:val="en-US"/>
               </w:rPr>
             </w:pPr>
-            <w:proofErr w:type="spellStart"/>
             <w:r>
               <w:rPr>
                 <w:rFonts w:ascii="Arial" w:eastAsia="Times New Roman" w:hAnsi="Arial" w:cs="Arial"/>
@@ -23833,97 +23707,8 @@
                 <w:sz w:val="22"/>
                 <w:lang w:val="en-US"/>
               </w:rPr>
-              <w:t>Mật</w:t>
-            </w:r>
-            <w:proofErr w:type="spellEnd"/>
-            <w:r>
-              <w:rPr>
-                <w:rFonts w:ascii="Arial" w:eastAsia="Times New Roman" w:hAnsi="Arial" w:cs="Arial"/>
-                <w:noProof w:val="0"/>
-                <w:color w:val="000000"/>
-                <w:sz w:val="22"/>
-                <w:lang w:val="en-US"/>
-              </w:rPr>
-              <w:t xml:space="preserve"> </w:t>
-            </w:r>
-            <w:proofErr w:type="spellStart"/>
-            <w:r>
-              <w:rPr>
-                <w:rFonts w:ascii="Arial" w:eastAsia="Times New Roman" w:hAnsi="Arial" w:cs="Arial"/>
-                <w:noProof w:val="0"/>
-                <w:color w:val="000000"/>
-                <w:sz w:val="22"/>
-                <w:lang w:val="en-US"/>
-              </w:rPr>
-              <w:t>khẩu</w:t>
-            </w:r>
-            <w:proofErr w:type="spellEnd"/>
-            <w:r>
-              <w:rPr>
-                <w:rFonts w:ascii="Arial" w:eastAsia="Times New Roman" w:hAnsi="Arial" w:cs="Arial"/>
-                <w:noProof w:val="0"/>
-                <w:color w:val="000000"/>
-                <w:sz w:val="22"/>
-                <w:lang w:val="en-US"/>
-              </w:rPr>
-              <w:t xml:space="preserve"> </w:t>
-            </w:r>
-            <w:proofErr w:type="spellStart"/>
-            <w:r>
-              <w:rPr>
-                <w:rFonts w:ascii="Arial" w:eastAsia="Times New Roman" w:hAnsi="Arial" w:cs="Arial"/>
-                <w:noProof w:val="0"/>
-                <w:color w:val="000000"/>
-                <w:sz w:val="22"/>
-                <w:lang w:val="en-US"/>
-              </w:rPr>
-              <w:t>của</w:t>
-            </w:r>
-            <w:proofErr w:type="spellEnd"/>
-            <w:r>
-              <w:rPr>
-                <w:rFonts w:ascii="Arial" w:eastAsia="Times New Roman" w:hAnsi="Arial" w:cs="Arial"/>
-                <w:noProof w:val="0"/>
-                <w:color w:val="000000"/>
-                <w:sz w:val="22"/>
-                <w:lang w:val="en-US"/>
-              </w:rPr>
-              <w:t xml:space="preserve"> </w:t>
-            </w:r>
-            <w:proofErr w:type="spellStart"/>
-            <w:r>
-              <w:rPr>
-                <w:rFonts w:ascii="Arial" w:eastAsia="Times New Roman" w:hAnsi="Arial" w:cs="Arial"/>
-                <w:noProof w:val="0"/>
-                <w:color w:val="000000"/>
-                <w:sz w:val="22"/>
-                <w:lang w:val="en-US"/>
-              </w:rPr>
-              <w:t>người</w:t>
-            </w:r>
-            <w:proofErr w:type="spellEnd"/>
-            <w:r>
-              <w:rPr>
-                <w:rFonts w:ascii="Arial" w:eastAsia="Times New Roman" w:hAnsi="Arial" w:cs="Arial"/>
-                <w:noProof w:val="0"/>
-                <w:color w:val="000000"/>
-                <w:sz w:val="22"/>
-                <w:lang w:val="en-US"/>
-              </w:rPr>
-              <w:t xml:space="preserve"> </w:t>
-            </w:r>
-            <w:proofErr w:type="spellStart"/>
-            <w:r>
-              <w:rPr>
-                <w:rFonts w:ascii="Arial" w:eastAsia="Times New Roman" w:hAnsi="Arial" w:cs="Arial"/>
-                <w:noProof w:val="0"/>
-                <w:color w:val="000000"/>
-                <w:sz w:val="22"/>
-                <w:lang w:val="en-US"/>
-              </w:rPr>
-              <w:t>dùng</w:t>
-            </w:r>
-            <w:proofErr w:type="spellEnd"/>
+              <w:t>Mật khẩu của người dùng</w:t>
+            </w:r>
           </w:p>
         </w:tc>
       </w:tr>
@@ -23982,7 +23767,6 @@
                 <w:lang w:val="en-US"/>
               </w:rPr>
             </w:pPr>
-            <w:proofErr w:type="spellStart"/>
             <w:r>
               <w:rPr>
                 <w:rFonts w:ascii="Arial" w:eastAsia="Times New Roman" w:hAnsi="Arial" w:cs="Arial"/>
@@ -23993,7 +23777,6 @@
               </w:rPr>
               <w:t>PhanQuyen</w:t>
             </w:r>
-            <w:proofErr w:type="spellEnd"/>
           </w:p>
         </w:tc>
         <w:tc>
@@ -24066,227 +23849,7 @@
                 <w:sz w:val="22"/>
                 <w:lang w:val="en-US"/>
               </w:rPr>
-              <w:t xml:space="preserve">Quyền </w:t>
-            </w:r>
-            <w:proofErr w:type="spellStart"/>
-            <w:r>
-              <w:rPr>
-                <w:rFonts w:ascii="Arial" w:eastAsia="Times New Roman" w:hAnsi="Arial" w:cs="Arial"/>
-                <w:noProof w:val="0"/>
-                <w:color w:val="000000"/>
-                <w:sz w:val="22"/>
-                <w:lang w:val="en-US"/>
-              </w:rPr>
-              <w:t>hạn</w:t>
-            </w:r>
-            <w:proofErr w:type="spellEnd"/>
-            <w:r>
-              <w:rPr>
-                <w:rFonts w:ascii="Arial" w:eastAsia="Times New Roman" w:hAnsi="Arial" w:cs="Arial"/>
-                <w:noProof w:val="0"/>
-                <w:color w:val="000000"/>
-                <w:sz w:val="22"/>
-                <w:lang w:val="en-US"/>
-              </w:rPr>
-              <w:t xml:space="preserve"> </w:t>
-            </w:r>
-            <w:proofErr w:type="spellStart"/>
-            <w:r>
-              <w:rPr>
-                <w:rFonts w:ascii="Arial" w:eastAsia="Times New Roman" w:hAnsi="Arial" w:cs="Arial"/>
-                <w:noProof w:val="0"/>
-                <w:color w:val="000000"/>
-                <w:sz w:val="22"/>
-                <w:lang w:val="en-US"/>
-              </w:rPr>
-              <w:t>của</w:t>
-            </w:r>
-            <w:proofErr w:type="spellEnd"/>
-            <w:r>
-              <w:rPr>
-                <w:rFonts w:ascii="Arial" w:eastAsia="Times New Roman" w:hAnsi="Arial" w:cs="Arial"/>
-                <w:noProof w:val="0"/>
-                <w:color w:val="000000"/>
-                <w:sz w:val="22"/>
-                <w:lang w:val="en-US"/>
-              </w:rPr>
-              <w:t xml:space="preserve"> </w:t>
-            </w:r>
-            <w:proofErr w:type="spellStart"/>
-            <w:r>
-              <w:rPr>
-                <w:rFonts w:ascii="Arial" w:eastAsia="Times New Roman" w:hAnsi="Arial" w:cs="Arial"/>
-                <w:noProof w:val="0"/>
-                <w:color w:val="000000"/>
-                <w:sz w:val="22"/>
-                <w:lang w:val="en-US"/>
-              </w:rPr>
-              <w:t>tài</w:t>
-            </w:r>
-            <w:proofErr w:type="spellEnd"/>
-            <w:r>
-              <w:rPr>
-                <w:rFonts w:ascii="Arial" w:eastAsia="Times New Roman" w:hAnsi="Arial" w:cs="Arial"/>
-                <w:noProof w:val="0"/>
-                <w:color w:val="000000"/>
-                <w:sz w:val="22"/>
-                <w:lang w:val="en-US"/>
-              </w:rPr>
-              <w:t xml:space="preserve"> </w:t>
-            </w:r>
-            <w:proofErr w:type="spellStart"/>
-            <w:r>
-              <w:rPr>
-                <w:rFonts w:ascii="Arial" w:eastAsia="Times New Roman" w:hAnsi="Arial" w:cs="Arial"/>
-                <w:noProof w:val="0"/>
-                <w:color w:val="000000"/>
-                <w:sz w:val="22"/>
-                <w:lang w:val="en-US"/>
-              </w:rPr>
-              <w:t>khoản</w:t>
-            </w:r>
-            <w:proofErr w:type="spellEnd"/>
-            <w:r>
-              <w:rPr>
-                <w:rFonts w:ascii="Arial" w:eastAsia="Times New Roman" w:hAnsi="Arial" w:cs="Arial"/>
-                <w:noProof w:val="0"/>
-                <w:color w:val="000000"/>
-                <w:sz w:val="22"/>
-                <w:lang w:val="en-US"/>
-              </w:rPr>
-              <w:t xml:space="preserve"> (true: </w:t>
-            </w:r>
-            <w:proofErr w:type="spellStart"/>
-            <w:r>
-              <w:rPr>
-                <w:rFonts w:ascii="Arial" w:eastAsia="Times New Roman" w:hAnsi="Arial" w:cs="Arial"/>
-                <w:noProof w:val="0"/>
-                <w:color w:val="000000"/>
-                <w:sz w:val="22"/>
-                <w:lang w:val="en-US"/>
-              </w:rPr>
-              <w:t>quản</w:t>
-            </w:r>
-            <w:proofErr w:type="spellEnd"/>
-            <w:r>
-              <w:rPr>
-                <w:rFonts w:ascii="Arial" w:eastAsia="Times New Roman" w:hAnsi="Arial" w:cs="Arial"/>
-                <w:noProof w:val="0"/>
-                <w:color w:val="000000"/>
-                <w:sz w:val="22"/>
-                <w:lang w:val="en-US"/>
-              </w:rPr>
-              <w:t xml:space="preserve"> </w:t>
-            </w:r>
-            <w:proofErr w:type="spellStart"/>
-            <w:r>
-              <w:rPr>
-                <w:rFonts w:ascii="Arial" w:eastAsia="Times New Roman" w:hAnsi="Arial" w:cs="Arial"/>
-                <w:noProof w:val="0"/>
-                <w:color w:val="000000"/>
-                <w:sz w:val="22"/>
-                <w:lang w:val="en-US"/>
-              </w:rPr>
-              <w:t>trị</w:t>
-            </w:r>
-            <w:proofErr w:type="spellEnd"/>
-            <w:r>
-              <w:rPr>
-                <w:rFonts w:ascii="Arial" w:eastAsia="Times New Roman" w:hAnsi="Arial" w:cs="Arial"/>
-                <w:noProof w:val="0"/>
-                <w:color w:val="000000"/>
-                <w:sz w:val="22"/>
-                <w:lang w:val="en-US"/>
-              </w:rPr>
-              <w:t>/</w:t>
-            </w:r>
-            <w:proofErr w:type="spellStart"/>
-            <w:r>
-              <w:rPr>
-                <w:rFonts w:ascii="Arial" w:eastAsia="Times New Roman" w:hAnsi="Arial" w:cs="Arial"/>
-                <w:noProof w:val="0"/>
-                <w:color w:val="000000"/>
-                <w:sz w:val="22"/>
-                <w:lang w:val="en-US"/>
-              </w:rPr>
-              <w:t>giáo</w:t>
-            </w:r>
-            <w:proofErr w:type="spellEnd"/>
-            <w:r>
-              <w:rPr>
-                <w:rFonts w:ascii="Arial" w:eastAsia="Times New Roman" w:hAnsi="Arial" w:cs="Arial"/>
-                <w:noProof w:val="0"/>
-                <w:color w:val="000000"/>
-                <w:sz w:val="22"/>
-                <w:lang w:val="en-US"/>
-              </w:rPr>
-              <w:t xml:space="preserve"> </w:t>
-            </w:r>
-            <w:proofErr w:type="spellStart"/>
-            <w:r>
-              <w:rPr>
-                <w:rFonts w:ascii="Arial" w:eastAsia="Times New Roman" w:hAnsi="Arial" w:cs="Arial"/>
-                <w:noProof w:val="0"/>
-                <w:color w:val="000000"/>
-                <w:sz w:val="22"/>
-                <w:lang w:val="en-US"/>
-              </w:rPr>
-              <w:t>vụ</w:t>
-            </w:r>
-            <w:proofErr w:type="spellEnd"/>
-            <w:r>
-              <w:rPr>
-                <w:rFonts w:ascii="Arial" w:eastAsia="Times New Roman" w:hAnsi="Arial" w:cs="Arial"/>
-                <w:noProof w:val="0"/>
-                <w:color w:val="000000"/>
-                <w:sz w:val="22"/>
-                <w:lang w:val="en-US"/>
-              </w:rPr>
-              <w:t xml:space="preserve">, false: </w:t>
-            </w:r>
-            <w:proofErr w:type="spellStart"/>
-            <w:r>
-              <w:rPr>
-                <w:rFonts w:ascii="Arial" w:eastAsia="Times New Roman" w:hAnsi="Arial" w:cs="Arial"/>
-                <w:noProof w:val="0"/>
-                <w:color w:val="000000"/>
-                <w:sz w:val="22"/>
-                <w:lang w:val="en-US"/>
-              </w:rPr>
-              <w:t>thí</w:t>
-            </w:r>
-            <w:proofErr w:type="spellEnd"/>
-            <w:r>
-              <w:rPr>
-                <w:rFonts w:ascii="Arial" w:eastAsia="Times New Roman" w:hAnsi="Arial" w:cs="Arial"/>
-                <w:noProof w:val="0"/>
-                <w:color w:val="000000"/>
-                <w:sz w:val="22"/>
-                <w:lang w:val="en-US"/>
-              </w:rPr>
-              <w:t xml:space="preserve"> </w:t>
-            </w:r>
-            <w:proofErr w:type="spellStart"/>
-            <w:r>
-              <w:rPr>
-                <w:rFonts w:ascii="Arial" w:eastAsia="Times New Roman" w:hAnsi="Arial" w:cs="Arial"/>
-                <w:noProof w:val="0"/>
-                <w:color w:val="000000"/>
-                <w:sz w:val="22"/>
-                <w:lang w:val="en-US"/>
-              </w:rPr>
-              <w:t>sinh</w:t>
-            </w:r>
-            <w:proofErr w:type="spellEnd"/>
-            <w:r>
-              <w:rPr>
-                <w:rFonts w:ascii="Arial" w:eastAsia="Times New Roman" w:hAnsi="Arial" w:cs="Arial"/>
-                <w:noProof w:val="0"/>
-                <w:color w:val="000000"/>
-                <w:sz w:val="22"/>
-                <w:lang w:val="en-US"/>
-              </w:rPr>
-              <w:t>)</w:t>
+              <w:t>Quyền hạn của tài khoản (true: quản trị/giáo vụ, false: thí sinh)</w:t>
             </w:r>
           </w:p>
         </w:tc>
@@ -24322,7 +23885,6 @@
                 <w:lang w:val="en-US"/>
               </w:rPr>
             </w:pPr>
-            <w:proofErr w:type="spellStart"/>
             <w:r>
               <w:rPr>
                 <w:rFonts w:ascii="Arial" w:eastAsia="Times New Roman" w:hAnsi="Arial" w:cs="Arial"/>
@@ -24333,7 +23895,6 @@
               </w:rPr>
               <w:t>ThiSinh</w:t>
             </w:r>
-            <w:proofErr w:type="spellEnd"/>
           </w:p>
         </w:tc>
         <w:tc>
@@ -24361,7 +23922,6 @@
                 <w:lang w:val="en-US"/>
               </w:rPr>
             </w:pPr>
-            <w:proofErr w:type="spellStart"/>
             <w:r>
               <w:rPr>
                 <w:rFonts w:ascii="Arial" w:eastAsia="Times New Roman" w:hAnsi="Arial" w:cs="Arial"/>
@@ -24372,7 +23932,6 @@
               </w:rPr>
               <w:t>MaSinhVien</w:t>
             </w:r>
-            <w:proofErr w:type="spellEnd"/>
           </w:p>
         </w:tc>
         <w:tc>
@@ -24437,7 +23996,6 @@
                 <w:lang w:val="en-US"/>
               </w:rPr>
             </w:pPr>
-            <w:proofErr w:type="spellStart"/>
             <w:r>
               <w:rPr>
                 <w:rFonts w:ascii="Arial" w:eastAsia="Times New Roman" w:hAnsi="Arial" w:cs="Arial"/>
@@ -24446,97 +24004,8 @@
                 <w:sz w:val="22"/>
                 <w:lang w:val="en-US"/>
               </w:rPr>
-              <w:t>Mã</w:t>
-            </w:r>
-            <w:proofErr w:type="spellEnd"/>
-            <w:r>
-              <w:rPr>
-                <w:rFonts w:ascii="Arial" w:eastAsia="Times New Roman" w:hAnsi="Arial" w:cs="Arial"/>
-                <w:noProof w:val="0"/>
-                <w:color w:val="000000"/>
-                <w:sz w:val="22"/>
-                <w:lang w:val="en-US"/>
-              </w:rPr>
-              <w:t xml:space="preserve"> định </w:t>
-            </w:r>
-            <w:proofErr w:type="spellStart"/>
-            <w:r>
-              <w:rPr>
-                <w:rFonts w:ascii="Arial" w:eastAsia="Times New Roman" w:hAnsi="Arial" w:cs="Arial"/>
-                <w:noProof w:val="0"/>
-                <w:color w:val="000000"/>
-                <w:sz w:val="22"/>
-                <w:lang w:val="en-US"/>
-              </w:rPr>
-              <w:t>danh</w:t>
-            </w:r>
-            <w:proofErr w:type="spellEnd"/>
-            <w:r>
-              <w:rPr>
-                <w:rFonts w:ascii="Arial" w:eastAsia="Times New Roman" w:hAnsi="Arial" w:cs="Arial"/>
-                <w:noProof w:val="0"/>
-                <w:color w:val="000000"/>
-                <w:sz w:val="22"/>
-                <w:lang w:val="en-US"/>
-              </w:rPr>
-              <w:t xml:space="preserve"> </w:t>
-            </w:r>
-            <w:proofErr w:type="spellStart"/>
-            <w:r>
-              <w:rPr>
-                <w:rFonts w:ascii="Arial" w:eastAsia="Times New Roman" w:hAnsi="Arial" w:cs="Arial"/>
-                <w:noProof w:val="0"/>
-                <w:color w:val="000000"/>
-                <w:sz w:val="22"/>
-                <w:lang w:val="en-US"/>
-              </w:rPr>
-              <w:t>của</w:t>
-            </w:r>
-            <w:proofErr w:type="spellEnd"/>
-            <w:r>
-              <w:rPr>
-                <w:rFonts w:ascii="Arial" w:eastAsia="Times New Roman" w:hAnsi="Arial" w:cs="Arial"/>
-                <w:noProof w:val="0"/>
-                <w:color w:val="000000"/>
-                <w:sz w:val="22"/>
-                <w:lang w:val="en-US"/>
-              </w:rPr>
-              <w:t xml:space="preserve"> </w:t>
-            </w:r>
-            <w:proofErr w:type="spellStart"/>
-            <w:r>
-              <w:rPr>
-                <w:rFonts w:ascii="Arial" w:eastAsia="Times New Roman" w:hAnsi="Arial" w:cs="Arial"/>
-                <w:noProof w:val="0"/>
-                <w:color w:val="000000"/>
-                <w:sz w:val="22"/>
-                <w:lang w:val="en-US"/>
-              </w:rPr>
-              <w:t>thí</w:t>
-            </w:r>
-            <w:proofErr w:type="spellEnd"/>
-            <w:r>
-              <w:rPr>
-                <w:rFonts w:ascii="Arial" w:eastAsia="Times New Roman" w:hAnsi="Arial" w:cs="Arial"/>
-                <w:noProof w:val="0"/>
-                <w:color w:val="000000"/>
-                <w:sz w:val="22"/>
-                <w:lang w:val="en-US"/>
-              </w:rPr>
-              <w:t xml:space="preserve"> </w:t>
-            </w:r>
-            <w:proofErr w:type="spellStart"/>
-            <w:r>
-              <w:rPr>
-                <w:rFonts w:ascii="Arial" w:eastAsia="Times New Roman" w:hAnsi="Arial" w:cs="Arial"/>
-                <w:noProof w:val="0"/>
-                <w:color w:val="000000"/>
-                <w:sz w:val="22"/>
-                <w:lang w:val="en-US"/>
-              </w:rPr>
-              <w:t>sinh</w:t>
-            </w:r>
-            <w:proofErr w:type="spellEnd"/>
+              <w:t>Mã định danh của thí sinh</w:t>
+            </w:r>
           </w:p>
         </w:tc>
       </w:tr>
@@ -24669,7 +24138,6 @@
                 <w:lang w:val="en-US"/>
               </w:rPr>
             </w:pPr>
-            <w:proofErr w:type="spellStart"/>
             <w:r>
               <w:rPr>
                 <w:rFonts w:ascii="Arial" w:eastAsia="Times New Roman" w:hAnsi="Arial" w:cs="Arial"/>
@@ -24678,97 +24146,8 @@
                 <w:sz w:val="22"/>
                 <w:lang w:val="en-US"/>
               </w:rPr>
-              <w:t>Lớp</w:t>
-            </w:r>
-            <w:proofErr w:type="spellEnd"/>
-            <w:r>
-              <w:rPr>
-                <w:rFonts w:ascii="Arial" w:eastAsia="Times New Roman" w:hAnsi="Arial" w:cs="Arial"/>
-                <w:noProof w:val="0"/>
-                <w:color w:val="000000"/>
-                <w:sz w:val="22"/>
-                <w:lang w:val="en-US"/>
-              </w:rPr>
-              <w:t xml:space="preserve"> </w:t>
-            </w:r>
-            <w:proofErr w:type="spellStart"/>
-            <w:r>
-              <w:rPr>
-                <w:rFonts w:ascii="Arial" w:eastAsia="Times New Roman" w:hAnsi="Arial" w:cs="Arial"/>
-                <w:noProof w:val="0"/>
-                <w:color w:val="000000"/>
-                <w:sz w:val="22"/>
-                <w:lang w:val="en-US"/>
-              </w:rPr>
-              <w:t>học</w:t>
-            </w:r>
-            <w:proofErr w:type="spellEnd"/>
-            <w:r>
-              <w:rPr>
-                <w:rFonts w:ascii="Arial" w:eastAsia="Times New Roman" w:hAnsi="Arial" w:cs="Arial"/>
-                <w:noProof w:val="0"/>
-                <w:color w:val="000000"/>
-                <w:sz w:val="22"/>
-                <w:lang w:val="en-US"/>
-              </w:rPr>
-              <w:t xml:space="preserve"> </w:t>
-            </w:r>
-            <w:proofErr w:type="spellStart"/>
-            <w:r>
-              <w:rPr>
-                <w:rFonts w:ascii="Arial" w:eastAsia="Times New Roman" w:hAnsi="Arial" w:cs="Arial"/>
-                <w:noProof w:val="0"/>
-                <w:color w:val="000000"/>
-                <w:sz w:val="22"/>
-                <w:lang w:val="en-US"/>
-              </w:rPr>
-              <w:t>của</w:t>
-            </w:r>
-            <w:proofErr w:type="spellEnd"/>
-            <w:r>
-              <w:rPr>
-                <w:rFonts w:ascii="Arial" w:eastAsia="Times New Roman" w:hAnsi="Arial" w:cs="Arial"/>
-                <w:noProof w:val="0"/>
-                <w:color w:val="000000"/>
-                <w:sz w:val="22"/>
-                <w:lang w:val="en-US"/>
-              </w:rPr>
-              <w:t xml:space="preserve"> </w:t>
-            </w:r>
-            <w:proofErr w:type="spellStart"/>
-            <w:r>
-              <w:rPr>
-                <w:rFonts w:ascii="Arial" w:eastAsia="Times New Roman" w:hAnsi="Arial" w:cs="Arial"/>
-                <w:noProof w:val="0"/>
-                <w:color w:val="000000"/>
-                <w:sz w:val="22"/>
-                <w:lang w:val="en-US"/>
-              </w:rPr>
-              <w:t>thí</w:t>
-            </w:r>
-            <w:proofErr w:type="spellEnd"/>
-            <w:r>
-              <w:rPr>
-                <w:rFonts w:ascii="Arial" w:eastAsia="Times New Roman" w:hAnsi="Arial" w:cs="Arial"/>
-                <w:noProof w:val="0"/>
-                <w:color w:val="000000"/>
-                <w:sz w:val="22"/>
-                <w:lang w:val="en-US"/>
-              </w:rPr>
-              <w:t xml:space="preserve"> </w:t>
-            </w:r>
-            <w:proofErr w:type="spellStart"/>
-            <w:r>
-              <w:rPr>
-                <w:rFonts w:ascii="Arial" w:eastAsia="Times New Roman" w:hAnsi="Arial" w:cs="Arial"/>
-                <w:noProof w:val="0"/>
-                <w:color w:val="000000"/>
-                <w:sz w:val="22"/>
-                <w:lang w:val="en-US"/>
-              </w:rPr>
-              <w:t>sinh</w:t>
-            </w:r>
-            <w:proofErr w:type="spellEnd"/>
+              <w:t>Lớp học của thí sinh</w:t>
+            </w:r>
           </w:p>
         </w:tc>
       </w:tr>
@@ -24901,7 +24280,6 @@
                 <w:lang w:val="en-US"/>
               </w:rPr>
             </w:pPr>
-            <w:proofErr w:type="spellStart"/>
             <w:r>
               <w:rPr>
                 <w:rFonts w:ascii="Arial" w:eastAsia="Times New Roman" w:hAnsi="Arial" w:cs="Arial"/>
@@ -24910,163 +24288,8 @@
                 <w:sz w:val="22"/>
                 <w:lang w:val="en-US"/>
               </w:rPr>
-              <w:t>Đường</w:t>
-            </w:r>
-            <w:proofErr w:type="spellEnd"/>
-            <w:r>
-              <w:rPr>
-                <w:rFonts w:ascii="Arial" w:eastAsia="Times New Roman" w:hAnsi="Arial" w:cs="Arial"/>
-                <w:noProof w:val="0"/>
-                <w:color w:val="000000"/>
-                <w:sz w:val="22"/>
-                <w:lang w:val="en-US"/>
-              </w:rPr>
-              <w:t xml:space="preserve"> </w:t>
-            </w:r>
-            <w:proofErr w:type="spellStart"/>
-            <w:r>
-              <w:rPr>
-                <w:rFonts w:ascii="Arial" w:eastAsia="Times New Roman" w:hAnsi="Arial" w:cs="Arial"/>
-                <w:noProof w:val="0"/>
-                <w:color w:val="000000"/>
-                <w:sz w:val="22"/>
-                <w:lang w:val="en-US"/>
-              </w:rPr>
-              <w:t>dẫn</w:t>
-            </w:r>
-            <w:proofErr w:type="spellEnd"/>
-            <w:r>
-              <w:rPr>
-                <w:rFonts w:ascii="Arial" w:eastAsia="Times New Roman" w:hAnsi="Arial" w:cs="Arial"/>
-                <w:noProof w:val="0"/>
-                <w:color w:val="000000"/>
-                <w:sz w:val="22"/>
-                <w:lang w:val="en-US"/>
-              </w:rPr>
-              <w:t xml:space="preserve"> </w:t>
-            </w:r>
-            <w:proofErr w:type="spellStart"/>
-            <w:r>
-              <w:rPr>
-                <w:rFonts w:ascii="Arial" w:eastAsia="Times New Roman" w:hAnsi="Arial" w:cs="Arial"/>
-                <w:noProof w:val="0"/>
-                <w:color w:val="000000"/>
-                <w:sz w:val="22"/>
-                <w:lang w:val="en-US"/>
-              </w:rPr>
-              <w:t>hoặc</w:t>
-            </w:r>
-            <w:proofErr w:type="spellEnd"/>
-            <w:r>
-              <w:rPr>
-                <w:rFonts w:ascii="Arial" w:eastAsia="Times New Roman" w:hAnsi="Arial" w:cs="Arial"/>
-                <w:noProof w:val="0"/>
-                <w:color w:val="000000"/>
-                <w:sz w:val="22"/>
-                <w:lang w:val="en-US"/>
-              </w:rPr>
-              <w:t xml:space="preserve"> </w:t>
-            </w:r>
-            <w:proofErr w:type="spellStart"/>
-            <w:r>
-              <w:rPr>
-                <w:rFonts w:ascii="Arial" w:eastAsia="Times New Roman" w:hAnsi="Arial" w:cs="Arial"/>
-                <w:noProof w:val="0"/>
-                <w:color w:val="000000"/>
-                <w:sz w:val="22"/>
-                <w:lang w:val="en-US"/>
-              </w:rPr>
-              <w:t>tên</w:t>
-            </w:r>
-            <w:proofErr w:type="spellEnd"/>
-            <w:r>
-              <w:rPr>
-                <w:rFonts w:ascii="Arial" w:eastAsia="Times New Roman" w:hAnsi="Arial" w:cs="Arial"/>
-                <w:noProof w:val="0"/>
-                <w:color w:val="000000"/>
-                <w:sz w:val="22"/>
-                <w:lang w:val="en-US"/>
-              </w:rPr>
-              <w:t xml:space="preserve"> file </w:t>
-            </w:r>
-            <w:proofErr w:type="spellStart"/>
-            <w:r>
-              <w:rPr>
-                <w:rFonts w:ascii="Arial" w:eastAsia="Times New Roman" w:hAnsi="Arial" w:cs="Arial"/>
-                <w:noProof w:val="0"/>
-                <w:color w:val="000000"/>
-                <w:sz w:val="22"/>
-                <w:lang w:val="en-US"/>
-              </w:rPr>
-              <w:t>ảnh</w:t>
-            </w:r>
-            <w:proofErr w:type="spellEnd"/>
-            <w:r>
-              <w:rPr>
-                <w:rFonts w:ascii="Arial" w:eastAsia="Times New Roman" w:hAnsi="Arial" w:cs="Arial"/>
-                <w:noProof w:val="0"/>
-                <w:color w:val="000000"/>
-                <w:sz w:val="22"/>
-                <w:lang w:val="en-US"/>
-              </w:rPr>
-              <w:t xml:space="preserve"> </w:t>
-            </w:r>
-            <w:proofErr w:type="spellStart"/>
-            <w:r>
-              <w:rPr>
-                <w:rFonts w:ascii="Arial" w:eastAsia="Times New Roman" w:hAnsi="Arial" w:cs="Arial"/>
-                <w:noProof w:val="0"/>
-                <w:color w:val="000000"/>
-                <w:sz w:val="22"/>
-                <w:lang w:val="en-US"/>
-              </w:rPr>
-              <w:t>của</w:t>
-            </w:r>
-            <w:proofErr w:type="spellEnd"/>
-            <w:r>
-              <w:rPr>
-                <w:rFonts w:ascii="Arial" w:eastAsia="Times New Roman" w:hAnsi="Arial" w:cs="Arial"/>
-                <w:noProof w:val="0"/>
-                <w:color w:val="000000"/>
-                <w:sz w:val="22"/>
-                <w:lang w:val="en-US"/>
-              </w:rPr>
-              <w:t xml:space="preserve"> </w:t>
-            </w:r>
-            <w:proofErr w:type="spellStart"/>
-            <w:r>
-              <w:rPr>
-                <w:rFonts w:ascii="Arial" w:eastAsia="Times New Roman" w:hAnsi="Arial" w:cs="Arial"/>
-                <w:noProof w:val="0"/>
-                <w:color w:val="000000"/>
-                <w:sz w:val="22"/>
-                <w:lang w:val="en-US"/>
-              </w:rPr>
-              <w:t>thí</w:t>
-            </w:r>
-            <w:proofErr w:type="spellEnd"/>
-            <w:r>
-              <w:rPr>
-                <w:rFonts w:ascii="Arial" w:eastAsia="Times New Roman" w:hAnsi="Arial" w:cs="Arial"/>
-                <w:noProof w:val="0"/>
-                <w:color w:val="000000"/>
-                <w:sz w:val="22"/>
-                <w:lang w:val="en-US"/>
-              </w:rPr>
-              <w:t xml:space="preserve"> </w:t>
-            </w:r>
-            <w:proofErr w:type="spellStart"/>
-            <w:r>
-              <w:rPr>
-                <w:rFonts w:ascii="Arial" w:eastAsia="Times New Roman" w:hAnsi="Arial" w:cs="Arial"/>
-                <w:noProof w:val="0"/>
-                <w:color w:val="000000"/>
-                <w:sz w:val="22"/>
-                <w:lang w:val="en-US"/>
-              </w:rPr>
-              <w:t>sinh</w:t>
-            </w:r>
-            <w:proofErr w:type="spellEnd"/>
+              <w:t>Đường dẫn hoặc tên file ảnh của thí sinh</w:t>
+            </w:r>
           </w:p>
         </w:tc>
       </w:tr>
@@ -25101,7 +24324,6 @@
                 <w:lang w:val="en-US"/>
               </w:rPr>
             </w:pPr>
-            <w:proofErr w:type="spellStart"/>
             <w:r>
               <w:rPr>
                 <w:rFonts w:ascii="Arial" w:eastAsia="Times New Roman" w:hAnsi="Arial" w:cs="Arial"/>
@@ -25112,7 +24334,6 @@
               </w:rPr>
               <w:t>BaiLam</w:t>
             </w:r>
-            <w:proofErr w:type="spellEnd"/>
           </w:p>
         </w:tc>
         <w:tc>
@@ -25140,7 +24361,6 @@
                 <w:lang w:val="en-US"/>
               </w:rPr>
             </w:pPr>
-            <w:proofErr w:type="spellStart"/>
             <w:r>
               <w:rPr>
                 <w:rFonts w:ascii="Arial" w:eastAsia="Times New Roman" w:hAnsi="Arial" w:cs="Arial"/>
@@ -25151,7 +24371,6 @@
               </w:rPr>
               <w:t>MaBaiLam</w:t>
             </w:r>
-            <w:proofErr w:type="spellEnd"/>
           </w:p>
         </w:tc>
         <w:tc>
@@ -25216,7 +24435,6 @@
                 <w:lang w:val="en-US"/>
               </w:rPr>
             </w:pPr>
-            <w:proofErr w:type="spellStart"/>
             <w:r>
               <w:rPr>
                 <w:rFonts w:ascii="Arial" w:eastAsia="Times New Roman" w:hAnsi="Arial" w:cs="Arial"/>
@@ -25225,97 +24443,8 @@
                 <w:sz w:val="22"/>
                 <w:lang w:val="en-US"/>
               </w:rPr>
-              <w:t>Mã</w:t>
-            </w:r>
-            <w:proofErr w:type="spellEnd"/>
-            <w:r>
-              <w:rPr>
-                <w:rFonts w:ascii="Arial" w:eastAsia="Times New Roman" w:hAnsi="Arial" w:cs="Arial"/>
-                <w:noProof w:val="0"/>
-                <w:color w:val="000000"/>
-                <w:sz w:val="22"/>
-                <w:lang w:val="en-US"/>
-              </w:rPr>
-              <w:t xml:space="preserve"> định </w:t>
-            </w:r>
-            <w:proofErr w:type="spellStart"/>
-            <w:r>
-              <w:rPr>
-                <w:rFonts w:ascii="Arial" w:eastAsia="Times New Roman" w:hAnsi="Arial" w:cs="Arial"/>
-                <w:noProof w:val="0"/>
-                <w:color w:val="000000"/>
-                <w:sz w:val="22"/>
-                <w:lang w:val="en-US"/>
-              </w:rPr>
-              <w:t>danh</w:t>
-            </w:r>
-            <w:proofErr w:type="spellEnd"/>
-            <w:r>
-              <w:rPr>
-                <w:rFonts w:ascii="Arial" w:eastAsia="Times New Roman" w:hAnsi="Arial" w:cs="Arial"/>
-                <w:noProof w:val="0"/>
-                <w:color w:val="000000"/>
-                <w:sz w:val="22"/>
-                <w:lang w:val="en-US"/>
-              </w:rPr>
-              <w:t xml:space="preserve"> </w:t>
-            </w:r>
-            <w:proofErr w:type="spellStart"/>
-            <w:r>
-              <w:rPr>
-                <w:rFonts w:ascii="Arial" w:eastAsia="Times New Roman" w:hAnsi="Arial" w:cs="Arial"/>
-                <w:noProof w:val="0"/>
-                <w:color w:val="000000"/>
-                <w:sz w:val="22"/>
-                <w:lang w:val="en-US"/>
-              </w:rPr>
-              <w:t>của</w:t>
-            </w:r>
-            <w:proofErr w:type="spellEnd"/>
-            <w:r>
-              <w:rPr>
-                <w:rFonts w:ascii="Arial" w:eastAsia="Times New Roman" w:hAnsi="Arial" w:cs="Arial"/>
-                <w:noProof w:val="0"/>
-                <w:color w:val="000000"/>
-                <w:sz w:val="22"/>
-                <w:lang w:val="en-US"/>
-              </w:rPr>
-              <w:t xml:space="preserve"> </w:t>
-            </w:r>
-            <w:proofErr w:type="spellStart"/>
-            <w:r>
-              <w:rPr>
-                <w:rFonts w:ascii="Arial" w:eastAsia="Times New Roman" w:hAnsi="Arial" w:cs="Arial"/>
-                <w:noProof w:val="0"/>
-                <w:color w:val="000000"/>
-                <w:sz w:val="22"/>
-                <w:lang w:val="en-US"/>
-              </w:rPr>
-              <w:t>bài</w:t>
-            </w:r>
-            <w:proofErr w:type="spellEnd"/>
-            <w:r>
-              <w:rPr>
-                <w:rFonts w:ascii="Arial" w:eastAsia="Times New Roman" w:hAnsi="Arial" w:cs="Arial"/>
-                <w:noProof w:val="0"/>
-                <w:color w:val="000000"/>
-                <w:sz w:val="22"/>
-                <w:lang w:val="en-US"/>
-              </w:rPr>
-              <w:t xml:space="preserve"> </w:t>
-            </w:r>
-            <w:proofErr w:type="spellStart"/>
-            <w:r>
-              <w:rPr>
-                <w:rFonts w:ascii="Arial" w:eastAsia="Times New Roman" w:hAnsi="Arial" w:cs="Arial"/>
-                <w:noProof w:val="0"/>
-                <w:color w:val="000000"/>
-                <w:sz w:val="22"/>
-                <w:lang w:val="en-US"/>
-              </w:rPr>
-              <w:t>làm</w:t>
-            </w:r>
-            <w:proofErr w:type="spellEnd"/>
+              <w:t>Mã định danh của bài làm</w:t>
+            </w:r>
           </w:p>
         </w:tc>
       </w:tr>
@@ -25374,7 +24503,6 @@
                 <w:lang w:val="en-US"/>
               </w:rPr>
             </w:pPr>
-            <w:proofErr w:type="spellStart"/>
             <w:r>
               <w:rPr>
                 <w:rFonts w:ascii="Arial" w:eastAsia="Times New Roman" w:hAnsi="Arial" w:cs="Arial"/>
@@ -25385,7 +24513,6 @@
               </w:rPr>
               <w:t>MaSinhVien</w:t>
             </w:r>
-            <w:proofErr w:type="spellEnd"/>
           </w:p>
         </w:tc>
         <w:tc>
@@ -25450,7 +24577,6 @@
                 <w:lang w:val="en-US"/>
               </w:rPr>
             </w:pPr>
-            <w:proofErr w:type="spellStart"/>
             <w:r>
               <w:rPr>
                 <w:rFonts w:ascii="Arial" w:eastAsia="Times New Roman" w:hAnsi="Arial" w:cs="Arial"/>
@@ -25459,163 +24585,8 @@
                 <w:sz w:val="22"/>
                 <w:lang w:val="en-US"/>
               </w:rPr>
-              <w:t>Mã</w:t>
-            </w:r>
-            <w:proofErr w:type="spellEnd"/>
-            <w:r>
-              <w:rPr>
-                <w:rFonts w:ascii="Arial" w:eastAsia="Times New Roman" w:hAnsi="Arial" w:cs="Arial"/>
-                <w:noProof w:val="0"/>
-                <w:color w:val="000000"/>
-                <w:sz w:val="22"/>
-                <w:lang w:val="en-US"/>
-              </w:rPr>
-              <w:t xml:space="preserve"> </w:t>
-            </w:r>
-            <w:proofErr w:type="spellStart"/>
-            <w:r>
-              <w:rPr>
-                <w:rFonts w:ascii="Arial" w:eastAsia="Times New Roman" w:hAnsi="Arial" w:cs="Arial"/>
-                <w:noProof w:val="0"/>
-                <w:color w:val="000000"/>
-                <w:sz w:val="22"/>
-                <w:lang w:val="en-US"/>
-              </w:rPr>
-              <w:t>của</w:t>
-            </w:r>
-            <w:proofErr w:type="spellEnd"/>
-            <w:r>
-              <w:rPr>
-                <w:rFonts w:ascii="Arial" w:eastAsia="Times New Roman" w:hAnsi="Arial" w:cs="Arial"/>
-                <w:noProof w:val="0"/>
-                <w:color w:val="000000"/>
-                <w:sz w:val="22"/>
-                <w:lang w:val="en-US"/>
-              </w:rPr>
-              <w:t xml:space="preserve"> </w:t>
-            </w:r>
-            <w:proofErr w:type="spellStart"/>
-            <w:r>
-              <w:rPr>
-                <w:rFonts w:ascii="Arial" w:eastAsia="Times New Roman" w:hAnsi="Arial" w:cs="Arial"/>
-                <w:noProof w:val="0"/>
-                <w:color w:val="000000"/>
-                <w:sz w:val="22"/>
-                <w:lang w:val="en-US"/>
-              </w:rPr>
-              <w:t>thí</w:t>
-            </w:r>
-            <w:proofErr w:type="spellEnd"/>
-            <w:r>
-              <w:rPr>
-                <w:rFonts w:ascii="Arial" w:eastAsia="Times New Roman" w:hAnsi="Arial" w:cs="Arial"/>
-                <w:noProof w:val="0"/>
-                <w:color w:val="000000"/>
-                <w:sz w:val="22"/>
-                <w:lang w:val="en-US"/>
-              </w:rPr>
-              <w:t xml:space="preserve"> </w:t>
-            </w:r>
-            <w:proofErr w:type="spellStart"/>
-            <w:r>
-              <w:rPr>
-                <w:rFonts w:ascii="Arial" w:eastAsia="Times New Roman" w:hAnsi="Arial" w:cs="Arial"/>
-                <w:noProof w:val="0"/>
-                <w:color w:val="000000"/>
-                <w:sz w:val="22"/>
-                <w:lang w:val="en-US"/>
-              </w:rPr>
-              <w:t>sinh</w:t>
-            </w:r>
-            <w:proofErr w:type="spellEnd"/>
-            <w:r>
-              <w:rPr>
-                <w:rFonts w:ascii="Arial" w:eastAsia="Times New Roman" w:hAnsi="Arial" w:cs="Arial"/>
-                <w:noProof w:val="0"/>
-                <w:color w:val="000000"/>
-                <w:sz w:val="22"/>
-                <w:lang w:val="en-US"/>
-              </w:rPr>
-              <w:t xml:space="preserve"> </w:t>
-            </w:r>
-            <w:proofErr w:type="spellStart"/>
-            <w:r>
-              <w:rPr>
-                <w:rFonts w:ascii="Arial" w:eastAsia="Times New Roman" w:hAnsi="Arial" w:cs="Arial"/>
-                <w:noProof w:val="0"/>
-                <w:color w:val="000000"/>
-                <w:sz w:val="22"/>
-                <w:lang w:val="en-US"/>
-              </w:rPr>
-              <w:t>thực</w:t>
-            </w:r>
-            <w:proofErr w:type="spellEnd"/>
-            <w:r>
-              <w:rPr>
-                <w:rFonts w:ascii="Arial" w:eastAsia="Times New Roman" w:hAnsi="Arial" w:cs="Arial"/>
-                <w:noProof w:val="0"/>
-                <w:color w:val="000000"/>
-                <w:sz w:val="22"/>
-                <w:lang w:val="en-US"/>
-              </w:rPr>
-              <w:t xml:space="preserve"> </w:t>
-            </w:r>
-            <w:proofErr w:type="spellStart"/>
-            <w:r>
-              <w:rPr>
-                <w:rFonts w:ascii="Arial" w:eastAsia="Times New Roman" w:hAnsi="Arial" w:cs="Arial"/>
-                <w:noProof w:val="0"/>
-                <w:color w:val="000000"/>
-                <w:sz w:val="22"/>
-                <w:lang w:val="en-US"/>
-              </w:rPr>
-              <w:t>hiện</w:t>
-            </w:r>
-            <w:proofErr w:type="spellEnd"/>
-            <w:r>
-              <w:rPr>
-                <w:rFonts w:ascii="Arial" w:eastAsia="Times New Roman" w:hAnsi="Arial" w:cs="Arial"/>
-                <w:noProof w:val="0"/>
-                <w:color w:val="000000"/>
-                <w:sz w:val="22"/>
-                <w:lang w:val="en-US"/>
-              </w:rPr>
-              <w:t xml:space="preserve"> </w:t>
-            </w:r>
-            <w:proofErr w:type="spellStart"/>
-            <w:r>
-              <w:rPr>
-                <w:rFonts w:ascii="Arial" w:eastAsia="Times New Roman" w:hAnsi="Arial" w:cs="Arial"/>
-                <w:noProof w:val="0"/>
-                <w:color w:val="000000"/>
-                <w:sz w:val="22"/>
-                <w:lang w:val="en-US"/>
-              </w:rPr>
-              <w:t>bài</w:t>
-            </w:r>
-            <w:proofErr w:type="spellEnd"/>
-            <w:r>
-              <w:rPr>
-                <w:rFonts w:ascii="Arial" w:eastAsia="Times New Roman" w:hAnsi="Arial" w:cs="Arial"/>
-                <w:noProof w:val="0"/>
-                <w:color w:val="000000"/>
-                <w:sz w:val="22"/>
-                <w:lang w:val="en-US"/>
-              </w:rPr>
-              <w:t xml:space="preserve"> </w:t>
-            </w:r>
-            <w:proofErr w:type="spellStart"/>
-            <w:r>
-              <w:rPr>
-                <w:rFonts w:ascii="Arial" w:eastAsia="Times New Roman" w:hAnsi="Arial" w:cs="Arial"/>
-                <w:noProof w:val="0"/>
-                <w:color w:val="000000"/>
-                <w:sz w:val="22"/>
-                <w:lang w:val="en-US"/>
-              </w:rPr>
-              <w:t>làm</w:t>
-            </w:r>
-            <w:proofErr w:type="spellEnd"/>
+              <w:t>Mã của thí sinh thực hiện bài làm</w:t>
+            </w:r>
           </w:p>
         </w:tc>
       </w:tr>
@@ -25674,7 +24645,6 @@
                 <w:lang w:val="en-US"/>
               </w:rPr>
             </w:pPr>
-            <w:proofErr w:type="spellStart"/>
             <w:r>
               <w:rPr>
                 <w:rFonts w:ascii="Arial" w:eastAsia="Times New Roman" w:hAnsi="Arial" w:cs="Arial"/>
@@ -25685,7 +24655,6 @@
               </w:rPr>
               <w:t>MaDeThi</w:t>
             </w:r>
-            <w:proofErr w:type="spellEnd"/>
           </w:p>
         </w:tc>
         <w:tc>
@@ -25750,7 +24719,6 @@
                 <w:lang w:val="en-US"/>
               </w:rPr>
             </w:pPr>
-            <w:proofErr w:type="spellStart"/>
             <w:r>
               <w:rPr>
                 <w:rFonts w:ascii="Arial" w:eastAsia="Times New Roman" w:hAnsi="Arial" w:cs="Arial"/>
@@ -25759,163 +24727,8 @@
                 <w:sz w:val="22"/>
                 <w:lang w:val="en-US"/>
               </w:rPr>
-              <w:t>Mã</w:t>
-            </w:r>
-            <w:proofErr w:type="spellEnd"/>
-            <w:r>
-              <w:rPr>
-                <w:rFonts w:ascii="Arial" w:eastAsia="Times New Roman" w:hAnsi="Arial" w:cs="Arial"/>
-                <w:noProof w:val="0"/>
-                <w:color w:val="000000"/>
-                <w:sz w:val="22"/>
-                <w:lang w:val="en-US"/>
-              </w:rPr>
-              <w:t xml:space="preserve"> </w:t>
-            </w:r>
-            <w:proofErr w:type="spellStart"/>
-            <w:r>
-              <w:rPr>
-                <w:rFonts w:ascii="Arial" w:eastAsia="Times New Roman" w:hAnsi="Arial" w:cs="Arial"/>
-                <w:noProof w:val="0"/>
-                <w:color w:val="000000"/>
-                <w:sz w:val="22"/>
-                <w:lang w:val="en-US"/>
-              </w:rPr>
-              <w:t>đề</w:t>
-            </w:r>
-            <w:proofErr w:type="spellEnd"/>
-            <w:r>
-              <w:rPr>
-                <w:rFonts w:ascii="Arial" w:eastAsia="Times New Roman" w:hAnsi="Arial" w:cs="Arial"/>
-                <w:noProof w:val="0"/>
-                <w:color w:val="000000"/>
-                <w:sz w:val="22"/>
-                <w:lang w:val="en-US"/>
-              </w:rPr>
-              <w:t xml:space="preserve"> </w:t>
-            </w:r>
-            <w:proofErr w:type="spellStart"/>
-            <w:r>
-              <w:rPr>
-                <w:rFonts w:ascii="Arial" w:eastAsia="Times New Roman" w:hAnsi="Arial" w:cs="Arial"/>
-                <w:noProof w:val="0"/>
-                <w:color w:val="000000"/>
-                <w:sz w:val="22"/>
-                <w:lang w:val="en-US"/>
-              </w:rPr>
-              <w:t>thi</w:t>
-            </w:r>
-            <w:proofErr w:type="spellEnd"/>
-            <w:r>
-              <w:rPr>
-                <w:rFonts w:ascii="Arial" w:eastAsia="Times New Roman" w:hAnsi="Arial" w:cs="Arial"/>
-                <w:noProof w:val="0"/>
-                <w:color w:val="000000"/>
-                <w:sz w:val="22"/>
-                <w:lang w:val="en-US"/>
-              </w:rPr>
-              <w:t xml:space="preserve"> </w:t>
-            </w:r>
-            <w:proofErr w:type="spellStart"/>
-            <w:r>
-              <w:rPr>
-                <w:rFonts w:ascii="Arial" w:eastAsia="Times New Roman" w:hAnsi="Arial" w:cs="Arial"/>
-                <w:noProof w:val="0"/>
-                <w:color w:val="000000"/>
-                <w:sz w:val="22"/>
-                <w:lang w:val="en-US"/>
-              </w:rPr>
-              <w:t>tương</w:t>
-            </w:r>
-            <w:proofErr w:type="spellEnd"/>
-            <w:r>
-              <w:rPr>
-                <w:rFonts w:ascii="Arial" w:eastAsia="Times New Roman" w:hAnsi="Arial" w:cs="Arial"/>
-                <w:noProof w:val="0"/>
-                <w:color w:val="000000"/>
-                <w:sz w:val="22"/>
-                <w:lang w:val="en-US"/>
-              </w:rPr>
-              <w:t xml:space="preserve"> </w:t>
-            </w:r>
-            <w:proofErr w:type="spellStart"/>
-            <w:r>
-              <w:rPr>
-                <w:rFonts w:ascii="Arial" w:eastAsia="Times New Roman" w:hAnsi="Arial" w:cs="Arial"/>
-                <w:noProof w:val="0"/>
-                <w:color w:val="000000"/>
-                <w:sz w:val="22"/>
-                <w:lang w:val="en-US"/>
-              </w:rPr>
-              <w:t>ứng</w:t>
-            </w:r>
-            <w:proofErr w:type="spellEnd"/>
-            <w:r>
-              <w:rPr>
-                <w:rFonts w:ascii="Arial" w:eastAsia="Times New Roman" w:hAnsi="Arial" w:cs="Arial"/>
-                <w:noProof w:val="0"/>
-                <w:color w:val="000000"/>
-                <w:sz w:val="22"/>
-                <w:lang w:val="en-US"/>
-              </w:rPr>
-              <w:t xml:space="preserve"> </w:t>
-            </w:r>
-            <w:proofErr w:type="spellStart"/>
-            <w:r>
-              <w:rPr>
-                <w:rFonts w:ascii="Arial" w:eastAsia="Times New Roman" w:hAnsi="Arial" w:cs="Arial"/>
-                <w:noProof w:val="0"/>
-                <w:color w:val="000000"/>
-                <w:sz w:val="22"/>
-                <w:lang w:val="en-US"/>
-              </w:rPr>
-              <w:t>với</w:t>
-            </w:r>
-            <w:proofErr w:type="spellEnd"/>
-            <w:r>
-              <w:rPr>
-                <w:rFonts w:ascii="Arial" w:eastAsia="Times New Roman" w:hAnsi="Arial" w:cs="Arial"/>
-                <w:noProof w:val="0"/>
-                <w:color w:val="000000"/>
-                <w:sz w:val="22"/>
-                <w:lang w:val="en-US"/>
-              </w:rPr>
-              <w:t xml:space="preserve"> </w:t>
-            </w:r>
-            <w:proofErr w:type="spellStart"/>
-            <w:r>
-              <w:rPr>
-                <w:rFonts w:ascii="Arial" w:eastAsia="Times New Roman" w:hAnsi="Arial" w:cs="Arial"/>
-                <w:noProof w:val="0"/>
-                <w:color w:val="000000"/>
-                <w:sz w:val="22"/>
-                <w:lang w:val="en-US"/>
-              </w:rPr>
-              <w:t>bài</w:t>
-            </w:r>
-            <w:proofErr w:type="spellEnd"/>
-            <w:r>
-              <w:rPr>
-                <w:rFonts w:ascii="Arial" w:eastAsia="Times New Roman" w:hAnsi="Arial" w:cs="Arial"/>
-                <w:noProof w:val="0"/>
-                <w:color w:val="000000"/>
-                <w:sz w:val="22"/>
-                <w:lang w:val="en-US"/>
-              </w:rPr>
-              <w:t xml:space="preserve"> </w:t>
-            </w:r>
-            <w:proofErr w:type="spellStart"/>
-            <w:r>
-              <w:rPr>
-                <w:rFonts w:ascii="Arial" w:eastAsia="Times New Roman" w:hAnsi="Arial" w:cs="Arial"/>
-                <w:noProof w:val="0"/>
-                <w:color w:val="000000"/>
-                <w:sz w:val="22"/>
-                <w:lang w:val="en-US"/>
-              </w:rPr>
-              <w:t>làm</w:t>
-            </w:r>
-            <w:proofErr w:type="spellEnd"/>
+              <w:t>Mã đề thi tương ứng với bài làm</w:t>
+            </w:r>
           </w:p>
         </w:tc>
       </w:tr>
@@ -25974,7 +24787,6 @@
                 <w:lang w:val="en-US"/>
               </w:rPr>
             </w:pPr>
-            <w:proofErr w:type="spellStart"/>
             <w:r>
               <w:rPr>
                 <w:rFonts w:ascii="Arial" w:eastAsia="Times New Roman" w:hAnsi="Arial" w:cs="Arial"/>
@@ -25985,7 +24797,6 @@
               </w:rPr>
               <w:t>RawData</w:t>
             </w:r>
-            <w:proofErr w:type="spellEnd"/>
           </w:p>
         </w:tc>
         <w:tc>
@@ -26013,7 +24824,6 @@
                 <w:lang w:val="en-US"/>
               </w:rPr>
             </w:pPr>
-            <w:proofErr w:type="spellStart"/>
             <w:r>
               <w:rPr>
                 <w:rFonts w:ascii="Arial" w:eastAsia="Times New Roman" w:hAnsi="Arial" w:cs="Arial"/>
@@ -26024,7 +24834,6 @@
               </w:rPr>
               <w:t>longtext</w:t>
             </w:r>
-            <w:proofErr w:type="spellEnd"/>
           </w:p>
         </w:tc>
         <w:tc>
@@ -26052,7 +24861,6 @@
                 <w:lang w:val="en-US"/>
               </w:rPr>
             </w:pPr>
-            <w:proofErr w:type="spellStart"/>
             <w:r>
               <w:rPr>
                 <w:rFonts w:ascii="Arial" w:eastAsia="Times New Roman" w:hAnsi="Arial" w:cs="Arial"/>
@@ -26061,282 +24869,7 @@
                 <w:sz w:val="22"/>
                 <w:lang w:val="en-US"/>
               </w:rPr>
-              <w:t>Dữ</w:t>
-            </w:r>
-            <w:proofErr w:type="spellEnd"/>
-            <w:r>
-              <w:rPr>
-                <w:rFonts w:ascii="Arial" w:eastAsia="Times New Roman" w:hAnsi="Arial" w:cs="Arial"/>
-                <w:noProof w:val="0"/>
-                <w:color w:val="000000"/>
-                <w:sz w:val="22"/>
-                <w:lang w:val="en-US"/>
-              </w:rPr>
-              <w:t xml:space="preserve"> </w:t>
-            </w:r>
-            <w:proofErr w:type="spellStart"/>
-            <w:r>
-              <w:rPr>
-                <w:rFonts w:ascii="Arial" w:eastAsia="Times New Roman" w:hAnsi="Arial" w:cs="Arial"/>
-                <w:noProof w:val="0"/>
-                <w:color w:val="000000"/>
-                <w:sz w:val="22"/>
-                <w:lang w:val="en-US"/>
-              </w:rPr>
-              <w:t>liệu</w:t>
-            </w:r>
-            <w:proofErr w:type="spellEnd"/>
-            <w:r>
-              <w:rPr>
-                <w:rFonts w:ascii="Arial" w:eastAsia="Times New Roman" w:hAnsi="Arial" w:cs="Arial"/>
-                <w:noProof w:val="0"/>
-                <w:color w:val="000000"/>
-                <w:sz w:val="22"/>
-                <w:lang w:val="en-US"/>
-              </w:rPr>
-              <w:t xml:space="preserve"> </w:t>
-            </w:r>
-            <w:proofErr w:type="spellStart"/>
-            <w:r>
-              <w:rPr>
-                <w:rFonts w:ascii="Arial" w:eastAsia="Times New Roman" w:hAnsi="Arial" w:cs="Arial"/>
-                <w:noProof w:val="0"/>
-                <w:color w:val="000000"/>
-                <w:sz w:val="22"/>
-                <w:lang w:val="en-US"/>
-              </w:rPr>
-              <w:t>thô</w:t>
-            </w:r>
-            <w:proofErr w:type="spellEnd"/>
-            <w:r>
-              <w:rPr>
-                <w:rFonts w:ascii="Arial" w:eastAsia="Times New Roman" w:hAnsi="Arial" w:cs="Arial"/>
-                <w:noProof w:val="0"/>
-                <w:color w:val="000000"/>
-                <w:sz w:val="22"/>
-                <w:lang w:val="en-US"/>
-              </w:rPr>
-              <w:t xml:space="preserve"> </w:t>
-            </w:r>
-            <w:proofErr w:type="spellStart"/>
-            <w:r>
-              <w:rPr>
-                <w:rFonts w:ascii="Arial" w:eastAsia="Times New Roman" w:hAnsi="Arial" w:cs="Arial"/>
-                <w:noProof w:val="0"/>
-                <w:color w:val="000000"/>
-                <w:sz w:val="22"/>
-                <w:lang w:val="en-US"/>
-              </w:rPr>
-              <w:t>của</w:t>
-            </w:r>
-            <w:proofErr w:type="spellEnd"/>
-            <w:r>
-              <w:rPr>
-                <w:rFonts w:ascii="Arial" w:eastAsia="Times New Roman" w:hAnsi="Arial" w:cs="Arial"/>
-                <w:noProof w:val="0"/>
-                <w:color w:val="000000"/>
-                <w:sz w:val="22"/>
-                <w:lang w:val="en-US"/>
-              </w:rPr>
-              <w:t xml:space="preserve"> </w:t>
-            </w:r>
-            <w:proofErr w:type="spellStart"/>
-            <w:r>
-              <w:rPr>
-                <w:rFonts w:ascii="Arial" w:eastAsia="Times New Roman" w:hAnsi="Arial" w:cs="Arial"/>
-                <w:noProof w:val="0"/>
-                <w:color w:val="000000"/>
-                <w:sz w:val="22"/>
-                <w:lang w:val="en-US"/>
-              </w:rPr>
-              <w:t>bài</w:t>
-            </w:r>
-            <w:proofErr w:type="spellEnd"/>
-            <w:r>
-              <w:rPr>
-                <w:rFonts w:ascii="Arial" w:eastAsia="Times New Roman" w:hAnsi="Arial" w:cs="Arial"/>
-                <w:noProof w:val="0"/>
-                <w:color w:val="000000"/>
-                <w:sz w:val="22"/>
-                <w:lang w:val="en-US"/>
-              </w:rPr>
-              <w:t xml:space="preserve"> </w:t>
-            </w:r>
-            <w:proofErr w:type="spellStart"/>
-            <w:r>
-              <w:rPr>
-                <w:rFonts w:ascii="Arial" w:eastAsia="Times New Roman" w:hAnsi="Arial" w:cs="Arial"/>
-                <w:noProof w:val="0"/>
-                <w:color w:val="000000"/>
-                <w:sz w:val="22"/>
-                <w:lang w:val="en-US"/>
-              </w:rPr>
-              <w:t>làm</w:t>
-            </w:r>
-            <w:proofErr w:type="spellEnd"/>
-            <w:r>
-              <w:rPr>
-                <w:rFonts w:ascii="Arial" w:eastAsia="Times New Roman" w:hAnsi="Arial" w:cs="Arial"/>
-                <w:noProof w:val="0"/>
-                <w:color w:val="000000"/>
-                <w:sz w:val="22"/>
-                <w:lang w:val="en-US"/>
-              </w:rPr>
-              <w:t xml:space="preserve"> (</w:t>
-            </w:r>
-            <w:proofErr w:type="spellStart"/>
-            <w:r>
-              <w:rPr>
-                <w:rFonts w:ascii="Arial" w:eastAsia="Times New Roman" w:hAnsi="Arial" w:cs="Arial"/>
-                <w:noProof w:val="0"/>
-                <w:color w:val="000000"/>
-                <w:sz w:val="22"/>
-                <w:lang w:val="en-US"/>
-              </w:rPr>
-              <w:t>nội</w:t>
-            </w:r>
-            <w:proofErr w:type="spellEnd"/>
-            <w:r>
-              <w:rPr>
-                <w:rFonts w:ascii="Arial" w:eastAsia="Times New Roman" w:hAnsi="Arial" w:cs="Arial"/>
-                <w:noProof w:val="0"/>
-                <w:color w:val="000000"/>
-                <w:sz w:val="22"/>
-                <w:lang w:val="en-US"/>
-              </w:rPr>
-              <w:t xml:space="preserve"> dung </w:t>
-            </w:r>
-            <w:proofErr w:type="spellStart"/>
-            <w:r>
-              <w:rPr>
-                <w:rFonts w:ascii="Arial" w:eastAsia="Times New Roman" w:hAnsi="Arial" w:cs="Arial"/>
-                <w:noProof w:val="0"/>
-                <w:color w:val="000000"/>
-                <w:sz w:val="22"/>
-                <w:lang w:val="en-US"/>
-              </w:rPr>
-              <w:t>bài</w:t>
-            </w:r>
-            <w:proofErr w:type="spellEnd"/>
-            <w:r>
-              <w:rPr>
-                <w:rFonts w:ascii="Arial" w:eastAsia="Times New Roman" w:hAnsi="Arial" w:cs="Arial"/>
-                <w:noProof w:val="0"/>
-                <w:color w:val="000000"/>
-                <w:sz w:val="22"/>
-                <w:lang w:val="en-US"/>
-              </w:rPr>
-              <w:t xml:space="preserve"> </w:t>
-            </w:r>
-            <w:proofErr w:type="spellStart"/>
-            <w:r>
-              <w:rPr>
-                <w:rFonts w:ascii="Arial" w:eastAsia="Times New Roman" w:hAnsi="Arial" w:cs="Arial"/>
-                <w:noProof w:val="0"/>
-                <w:color w:val="000000"/>
-                <w:sz w:val="22"/>
-                <w:lang w:val="en-US"/>
-              </w:rPr>
-              <w:t>làm</w:t>
-            </w:r>
-            <w:proofErr w:type="spellEnd"/>
-            <w:r>
-              <w:rPr>
-                <w:rFonts w:ascii="Arial" w:eastAsia="Times New Roman" w:hAnsi="Arial" w:cs="Arial"/>
-                <w:noProof w:val="0"/>
-                <w:color w:val="000000"/>
-                <w:sz w:val="22"/>
-                <w:lang w:val="en-US"/>
-              </w:rPr>
-              <w:t xml:space="preserve"> </w:t>
-            </w:r>
-            <w:proofErr w:type="spellStart"/>
-            <w:r>
-              <w:rPr>
-                <w:rFonts w:ascii="Arial" w:eastAsia="Times New Roman" w:hAnsi="Arial" w:cs="Arial"/>
-                <w:noProof w:val="0"/>
-                <w:color w:val="000000"/>
-                <w:sz w:val="22"/>
-                <w:lang w:val="en-US"/>
-              </w:rPr>
-              <w:t>lưu</w:t>
-            </w:r>
-            <w:proofErr w:type="spellEnd"/>
-            <w:r>
-              <w:rPr>
-                <w:rFonts w:ascii="Arial" w:eastAsia="Times New Roman" w:hAnsi="Arial" w:cs="Arial"/>
-                <w:noProof w:val="0"/>
-                <w:color w:val="000000"/>
-                <w:sz w:val="22"/>
-                <w:lang w:val="en-US"/>
-              </w:rPr>
-              <w:t xml:space="preserve"> </w:t>
-            </w:r>
-            <w:proofErr w:type="spellStart"/>
-            <w:r>
-              <w:rPr>
-                <w:rFonts w:ascii="Arial" w:eastAsia="Times New Roman" w:hAnsi="Arial" w:cs="Arial"/>
-                <w:noProof w:val="0"/>
-                <w:color w:val="000000"/>
-                <w:sz w:val="22"/>
-                <w:lang w:val="en-US"/>
-              </w:rPr>
-              <w:t>trữ</w:t>
-            </w:r>
-            <w:proofErr w:type="spellEnd"/>
-            <w:r>
-              <w:rPr>
-                <w:rFonts w:ascii="Arial" w:eastAsia="Times New Roman" w:hAnsi="Arial" w:cs="Arial"/>
-                <w:noProof w:val="0"/>
-                <w:color w:val="000000"/>
-                <w:sz w:val="22"/>
-                <w:lang w:val="en-US"/>
-              </w:rPr>
-              <w:t xml:space="preserve"> </w:t>
-            </w:r>
-            <w:proofErr w:type="spellStart"/>
-            <w:r>
-              <w:rPr>
-                <w:rFonts w:ascii="Arial" w:eastAsia="Times New Roman" w:hAnsi="Arial" w:cs="Arial"/>
-                <w:noProof w:val="0"/>
-                <w:color w:val="000000"/>
-                <w:sz w:val="22"/>
-                <w:lang w:val="en-US"/>
-              </w:rPr>
-              <w:t>dạng</w:t>
-            </w:r>
-            <w:proofErr w:type="spellEnd"/>
-            <w:r>
-              <w:rPr>
-                <w:rFonts w:ascii="Arial" w:eastAsia="Times New Roman" w:hAnsi="Arial" w:cs="Arial"/>
-                <w:noProof w:val="0"/>
-                <w:color w:val="000000"/>
-                <w:sz w:val="22"/>
-                <w:lang w:val="en-US"/>
-              </w:rPr>
-              <w:t xml:space="preserve"> text </w:t>
-            </w:r>
-            <w:proofErr w:type="spellStart"/>
-            <w:r>
-              <w:rPr>
-                <w:rFonts w:ascii="Arial" w:eastAsia="Times New Roman" w:hAnsi="Arial" w:cs="Arial"/>
-                <w:noProof w:val="0"/>
-                <w:color w:val="000000"/>
-                <w:sz w:val="22"/>
-                <w:lang w:val="en-US"/>
-              </w:rPr>
-              <w:t>hoặc</w:t>
-            </w:r>
-            <w:proofErr w:type="spellEnd"/>
-            <w:r>
-              <w:rPr>
-                <w:rFonts w:ascii="Arial" w:eastAsia="Times New Roman" w:hAnsi="Arial" w:cs="Arial"/>
-                <w:noProof w:val="0"/>
-                <w:color w:val="000000"/>
-                <w:sz w:val="22"/>
-                <w:lang w:val="en-US"/>
-              </w:rPr>
-              <w:t xml:space="preserve"> file)</w:t>
+              <w:t>Dữ liệu thô của bài làm (nội dung bài làm lưu trữ dạng text hoặc file)</w:t>
             </w:r>
           </w:p>
         </w:tc>
@@ -26470,7 +25003,6 @@
                 <w:lang w:val="en-US"/>
               </w:rPr>
             </w:pPr>
-            <w:proofErr w:type="spellStart"/>
             <w:r>
               <w:rPr>
                 <w:rFonts w:ascii="Arial" w:eastAsia="Times New Roman" w:hAnsi="Arial" w:cs="Arial"/>
@@ -26479,97 +25011,8 @@
                 <w:sz w:val="22"/>
                 <w:lang w:val="en-US"/>
               </w:rPr>
-              <w:t>Điểm</w:t>
-            </w:r>
-            <w:proofErr w:type="spellEnd"/>
-            <w:r>
-              <w:rPr>
-                <w:rFonts w:ascii="Arial" w:eastAsia="Times New Roman" w:hAnsi="Arial" w:cs="Arial"/>
-                <w:noProof w:val="0"/>
-                <w:color w:val="000000"/>
-                <w:sz w:val="22"/>
-                <w:lang w:val="en-US"/>
-              </w:rPr>
-              <w:t xml:space="preserve"> </w:t>
-            </w:r>
-            <w:proofErr w:type="spellStart"/>
-            <w:r>
-              <w:rPr>
-                <w:rFonts w:ascii="Arial" w:eastAsia="Times New Roman" w:hAnsi="Arial" w:cs="Arial"/>
-                <w:noProof w:val="0"/>
-                <w:color w:val="000000"/>
-                <w:sz w:val="22"/>
-                <w:lang w:val="en-US"/>
-              </w:rPr>
-              <w:t>số</w:t>
-            </w:r>
-            <w:proofErr w:type="spellEnd"/>
-            <w:r>
-              <w:rPr>
-                <w:rFonts w:ascii="Arial" w:eastAsia="Times New Roman" w:hAnsi="Arial" w:cs="Arial"/>
-                <w:noProof w:val="0"/>
-                <w:color w:val="000000"/>
-                <w:sz w:val="22"/>
-                <w:lang w:val="en-US"/>
-              </w:rPr>
-              <w:t xml:space="preserve"> </w:t>
-            </w:r>
-            <w:proofErr w:type="spellStart"/>
-            <w:r>
-              <w:rPr>
-                <w:rFonts w:ascii="Arial" w:eastAsia="Times New Roman" w:hAnsi="Arial" w:cs="Arial"/>
-                <w:noProof w:val="0"/>
-                <w:color w:val="000000"/>
-                <w:sz w:val="22"/>
-                <w:lang w:val="en-US"/>
-              </w:rPr>
-              <w:t>của</w:t>
-            </w:r>
-            <w:proofErr w:type="spellEnd"/>
-            <w:r>
-              <w:rPr>
-                <w:rFonts w:ascii="Arial" w:eastAsia="Times New Roman" w:hAnsi="Arial" w:cs="Arial"/>
-                <w:noProof w:val="0"/>
-                <w:color w:val="000000"/>
-                <w:sz w:val="22"/>
-                <w:lang w:val="en-US"/>
-              </w:rPr>
-              <w:t xml:space="preserve"> </w:t>
-            </w:r>
-            <w:proofErr w:type="spellStart"/>
-            <w:r>
-              <w:rPr>
-                <w:rFonts w:ascii="Arial" w:eastAsia="Times New Roman" w:hAnsi="Arial" w:cs="Arial"/>
-                <w:noProof w:val="0"/>
-                <w:color w:val="000000"/>
-                <w:sz w:val="22"/>
-                <w:lang w:val="en-US"/>
-              </w:rPr>
-              <w:t>bài</w:t>
-            </w:r>
-            <w:proofErr w:type="spellEnd"/>
-            <w:r>
-              <w:rPr>
-                <w:rFonts w:ascii="Arial" w:eastAsia="Times New Roman" w:hAnsi="Arial" w:cs="Arial"/>
-                <w:noProof w:val="0"/>
-                <w:color w:val="000000"/>
-                <w:sz w:val="22"/>
-                <w:lang w:val="en-US"/>
-              </w:rPr>
-              <w:t xml:space="preserve"> </w:t>
-            </w:r>
-            <w:proofErr w:type="spellStart"/>
-            <w:r>
-              <w:rPr>
-                <w:rFonts w:ascii="Arial" w:eastAsia="Times New Roman" w:hAnsi="Arial" w:cs="Arial"/>
-                <w:noProof w:val="0"/>
-                <w:color w:val="000000"/>
-                <w:sz w:val="22"/>
-                <w:lang w:val="en-US"/>
-              </w:rPr>
-              <w:t>làm</w:t>
-            </w:r>
-            <w:proofErr w:type="spellEnd"/>
+              <w:t>Điểm số của bài làm</w:t>
+            </w:r>
           </w:p>
         </w:tc>
       </w:tr>
@@ -26604,7 +25047,6 @@
                 <w:lang w:val="en-US"/>
               </w:rPr>
             </w:pPr>
-            <w:proofErr w:type="spellStart"/>
             <w:r>
               <w:rPr>
                 <w:rFonts w:ascii="Arial" w:eastAsia="Times New Roman" w:hAnsi="Arial" w:cs="Arial"/>
@@ -26615,7 +25057,6 @@
               </w:rPr>
               <w:t>NganHangCauHoi</w:t>
             </w:r>
-            <w:proofErr w:type="spellEnd"/>
           </w:p>
         </w:tc>
         <w:tc>
@@ -26643,7 +25084,6 @@
                 <w:lang w:val="en-US"/>
               </w:rPr>
             </w:pPr>
-            <w:proofErr w:type="spellStart"/>
             <w:r>
               <w:rPr>
                 <w:rFonts w:ascii="Arial" w:eastAsia="Times New Roman" w:hAnsi="Arial" w:cs="Arial"/>
@@ -26654,7 +25094,6 @@
               </w:rPr>
               <w:t>MaCauHoi</w:t>
             </w:r>
-            <w:proofErr w:type="spellEnd"/>
           </w:p>
         </w:tc>
         <w:tc>
@@ -26719,7 +25158,6 @@
                 <w:lang w:val="en-US"/>
               </w:rPr>
             </w:pPr>
-            <w:proofErr w:type="spellStart"/>
             <w:r>
               <w:rPr>
                 <w:rFonts w:ascii="Arial" w:eastAsia="Times New Roman" w:hAnsi="Arial" w:cs="Arial"/>
@@ -26728,75 +25166,8 @@
                 <w:sz w:val="22"/>
                 <w:lang w:val="en-US"/>
               </w:rPr>
-              <w:t>Mã</w:t>
-            </w:r>
-            <w:proofErr w:type="spellEnd"/>
-            <w:r>
-              <w:rPr>
-                <w:rFonts w:ascii="Arial" w:eastAsia="Times New Roman" w:hAnsi="Arial" w:cs="Arial"/>
-                <w:noProof w:val="0"/>
-                <w:color w:val="000000"/>
-                <w:sz w:val="22"/>
-                <w:lang w:val="en-US"/>
-              </w:rPr>
-              <w:t xml:space="preserve"> định </w:t>
-            </w:r>
-            <w:proofErr w:type="spellStart"/>
-            <w:r>
-              <w:rPr>
-                <w:rFonts w:ascii="Arial" w:eastAsia="Times New Roman" w:hAnsi="Arial" w:cs="Arial"/>
-                <w:noProof w:val="0"/>
-                <w:color w:val="000000"/>
-                <w:sz w:val="22"/>
-                <w:lang w:val="en-US"/>
-              </w:rPr>
-              <w:t>danh</w:t>
-            </w:r>
-            <w:proofErr w:type="spellEnd"/>
-            <w:r>
-              <w:rPr>
-                <w:rFonts w:ascii="Arial" w:eastAsia="Times New Roman" w:hAnsi="Arial" w:cs="Arial"/>
-                <w:noProof w:val="0"/>
-                <w:color w:val="000000"/>
-                <w:sz w:val="22"/>
-                <w:lang w:val="en-US"/>
-              </w:rPr>
-              <w:t xml:space="preserve"> </w:t>
-            </w:r>
-            <w:proofErr w:type="spellStart"/>
-            <w:r>
-              <w:rPr>
-                <w:rFonts w:ascii="Arial" w:eastAsia="Times New Roman" w:hAnsi="Arial" w:cs="Arial"/>
-                <w:noProof w:val="0"/>
-                <w:color w:val="000000"/>
-                <w:sz w:val="22"/>
-                <w:lang w:val="en-US"/>
-              </w:rPr>
-              <w:t>câu</w:t>
-            </w:r>
-            <w:proofErr w:type="spellEnd"/>
-            <w:r>
-              <w:rPr>
-                <w:rFonts w:ascii="Arial" w:eastAsia="Times New Roman" w:hAnsi="Arial" w:cs="Arial"/>
-                <w:noProof w:val="0"/>
-                <w:color w:val="000000"/>
-                <w:sz w:val="22"/>
-                <w:lang w:val="en-US"/>
-              </w:rPr>
-              <w:t xml:space="preserve"> </w:t>
-            </w:r>
-            <w:proofErr w:type="spellStart"/>
-            <w:r>
-              <w:rPr>
-                <w:rFonts w:ascii="Arial" w:eastAsia="Times New Roman" w:hAnsi="Arial" w:cs="Arial"/>
-                <w:noProof w:val="0"/>
-                <w:color w:val="000000"/>
-                <w:sz w:val="22"/>
-                <w:lang w:val="en-US"/>
-              </w:rPr>
-              <w:t>hỏi</w:t>
-            </w:r>
-            <w:proofErr w:type="spellEnd"/>
+              <w:t>Mã định danh câu hỏi</w:t>
+            </w:r>
           </w:p>
         </w:tc>
       </w:tr>
@@ -26855,7 +25226,6 @@
                 <w:lang w:val="en-US"/>
               </w:rPr>
             </w:pPr>
-            <w:proofErr w:type="spellStart"/>
             <w:r>
               <w:rPr>
                 <w:rFonts w:ascii="Arial" w:eastAsia="Times New Roman" w:hAnsi="Arial" w:cs="Arial"/>
@@ -26866,7 +25236,6 @@
               </w:rPr>
               <w:t>CauHoi</w:t>
             </w:r>
-            <w:proofErr w:type="spellEnd"/>
           </w:p>
         </w:tc>
         <w:tc>
@@ -26931,7 +25300,6 @@
                 <w:lang w:val="en-US"/>
               </w:rPr>
             </w:pPr>
-            <w:proofErr w:type="spellStart"/>
             <w:r>
               <w:rPr>
                 <w:rFonts w:ascii="Arial" w:eastAsia="Times New Roman" w:hAnsi="Arial" w:cs="Arial"/>
@@ -26940,75 +25308,8 @@
                 <w:sz w:val="22"/>
                 <w:lang w:val="en-US"/>
               </w:rPr>
-              <w:t>Nội</w:t>
-            </w:r>
-            <w:proofErr w:type="spellEnd"/>
-            <w:r>
-              <w:rPr>
-                <w:rFonts w:ascii="Arial" w:eastAsia="Times New Roman" w:hAnsi="Arial" w:cs="Arial"/>
-                <w:noProof w:val="0"/>
-                <w:color w:val="000000"/>
-                <w:sz w:val="22"/>
-                <w:lang w:val="en-US"/>
-              </w:rPr>
-              <w:t xml:space="preserve"> dung </w:t>
-            </w:r>
-            <w:proofErr w:type="spellStart"/>
-            <w:r>
-              <w:rPr>
-                <w:rFonts w:ascii="Arial" w:eastAsia="Times New Roman" w:hAnsi="Arial" w:cs="Arial"/>
-                <w:noProof w:val="0"/>
-                <w:color w:val="000000"/>
-                <w:sz w:val="22"/>
-                <w:lang w:val="en-US"/>
-              </w:rPr>
-              <w:t>của</w:t>
-            </w:r>
-            <w:proofErr w:type="spellEnd"/>
-            <w:r>
-              <w:rPr>
-                <w:rFonts w:ascii="Arial" w:eastAsia="Times New Roman" w:hAnsi="Arial" w:cs="Arial"/>
-                <w:noProof w:val="0"/>
-                <w:color w:val="000000"/>
-                <w:sz w:val="22"/>
-                <w:lang w:val="en-US"/>
-              </w:rPr>
-              <w:t xml:space="preserve"> </w:t>
-            </w:r>
-            <w:proofErr w:type="spellStart"/>
-            <w:r>
-              <w:rPr>
-                <w:rFonts w:ascii="Arial" w:eastAsia="Times New Roman" w:hAnsi="Arial" w:cs="Arial"/>
-                <w:noProof w:val="0"/>
-                <w:color w:val="000000"/>
-                <w:sz w:val="22"/>
-                <w:lang w:val="en-US"/>
-              </w:rPr>
-              <w:t>câu</w:t>
-            </w:r>
-            <w:proofErr w:type="spellEnd"/>
-            <w:r>
-              <w:rPr>
-                <w:rFonts w:ascii="Arial" w:eastAsia="Times New Roman" w:hAnsi="Arial" w:cs="Arial"/>
-                <w:noProof w:val="0"/>
-                <w:color w:val="000000"/>
-                <w:sz w:val="22"/>
-                <w:lang w:val="en-US"/>
-              </w:rPr>
-              <w:t xml:space="preserve"> </w:t>
-            </w:r>
-            <w:proofErr w:type="spellStart"/>
-            <w:r>
-              <w:rPr>
-                <w:rFonts w:ascii="Arial" w:eastAsia="Times New Roman" w:hAnsi="Arial" w:cs="Arial"/>
-                <w:noProof w:val="0"/>
-                <w:color w:val="000000"/>
-                <w:sz w:val="22"/>
-                <w:lang w:val="en-US"/>
-              </w:rPr>
-              <w:t>hỏi</w:t>
-            </w:r>
-            <w:proofErr w:type="spellEnd"/>
+              <w:t>Nội dung của câu hỏi</w:t>
+            </w:r>
           </w:p>
         </w:tc>
       </w:tr>
@@ -27067,7 +25368,6 @@
                 <w:lang w:val="en-US"/>
               </w:rPr>
             </w:pPr>
-            <w:proofErr w:type="spellStart"/>
             <w:r>
               <w:rPr>
                 <w:rFonts w:ascii="Arial" w:eastAsia="Times New Roman" w:hAnsi="Arial" w:cs="Arial"/>
@@ -27078,7 +25378,6 @@
               </w:rPr>
               <w:t>DapAn</w:t>
             </w:r>
-            <w:proofErr w:type="spellEnd"/>
           </w:p>
         </w:tc>
         <w:tc>
@@ -27151,293 +25450,7 @@
                 <w:sz w:val="22"/>
                 <w:lang w:val="en-US"/>
               </w:rPr>
-              <w:t xml:space="preserve">Các </w:t>
-            </w:r>
-            <w:proofErr w:type="spellStart"/>
-            <w:r>
-              <w:rPr>
-                <w:rFonts w:ascii="Arial" w:eastAsia="Times New Roman" w:hAnsi="Arial" w:cs="Arial"/>
-                <w:noProof w:val="0"/>
-                <w:color w:val="000000"/>
-                <w:sz w:val="22"/>
-                <w:lang w:val="en-US"/>
-              </w:rPr>
-              <w:t>đáp</w:t>
-            </w:r>
-            <w:proofErr w:type="spellEnd"/>
-            <w:r>
-              <w:rPr>
-                <w:rFonts w:ascii="Arial" w:eastAsia="Times New Roman" w:hAnsi="Arial" w:cs="Arial"/>
-                <w:noProof w:val="0"/>
-                <w:color w:val="000000"/>
-                <w:sz w:val="22"/>
-                <w:lang w:val="en-US"/>
-              </w:rPr>
-              <w:t xml:space="preserve"> </w:t>
-            </w:r>
-            <w:proofErr w:type="spellStart"/>
-            <w:r>
-              <w:rPr>
-                <w:rFonts w:ascii="Arial" w:eastAsia="Times New Roman" w:hAnsi="Arial" w:cs="Arial"/>
-                <w:noProof w:val="0"/>
-                <w:color w:val="000000"/>
-                <w:sz w:val="22"/>
-                <w:lang w:val="en-US"/>
-              </w:rPr>
-              <w:t>án</w:t>
-            </w:r>
-            <w:proofErr w:type="spellEnd"/>
-            <w:r>
-              <w:rPr>
-                <w:rFonts w:ascii="Arial" w:eastAsia="Times New Roman" w:hAnsi="Arial" w:cs="Arial"/>
-                <w:noProof w:val="0"/>
-                <w:color w:val="000000"/>
-                <w:sz w:val="22"/>
-                <w:lang w:val="en-US"/>
-              </w:rPr>
-              <w:t xml:space="preserve"> </w:t>
-            </w:r>
-            <w:proofErr w:type="spellStart"/>
-            <w:r>
-              <w:rPr>
-                <w:rFonts w:ascii="Arial" w:eastAsia="Times New Roman" w:hAnsi="Arial" w:cs="Arial"/>
-                <w:noProof w:val="0"/>
-                <w:color w:val="000000"/>
-                <w:sz w:val="22"/>
-                <w:lang w:val="en-US"/>
-              </w:rPr>
-              <w:t>cho</w:t>
-            </w:r>
-            <w:proofErr w:type="spellEnd"/>
-            <w:r>
-              <w:rPr>
-                <w:rFonts w:ascii="Arial" w:eastAsia="Times New Roman" w:hAnsi="Arial" w:cs="Arial"/>
-                <w:noProof w:val="0"/>
-                <w:color w:val="000000"/>
-                <w:sz w:val="22"/>
-                <w:lang w:val="en-US"/>
-              </w:rPr>
-              <w:t xml:space="preserve"> </w:t>
-            </w:r>
-            <w:proofErr w:type="spellStart"/>
-            <w:r>
-              <w:rPr>
-                <w:rFonts w:ascii="Arial" w:eastAsia="Times New Roman" w:hAnsi="Arial" w:cs="Arial"/>
-                <w:noProof w:val="0"/>
-                <w:color w:val="000000"/>
-                <w:sz w:val="22"/>
-                <w:lang w:val="en-US"/>
-              </w:rPr>
-              <w:t>câu</w:t>
-            </w:r>
-            <w:proofErr w:type="spellEnd"/>
-            <w:r>
-              <w:rPr>
-                <w:rFonts w:ascii="Arial" w:eastAsia="Times New Roman" w:hAnsi="Arial" w:cs="Arial"/>
-                <w:noProof w:val="0"/>
-                <w:color w:val="000000"/>
-                <w:sz w:val="22"/>
-                <w:lang w:val="en-US"/>
-              </w:rPr>
-              <w:t xml:space="preserve"> </w:t>
-            </w:r>
-            <w:proofErr w:type="spellStart"/>
-            <w:r>
-              <w:rPr>
-                <w:rFonts w:ascii="Arial" w:eastAsia="Times New Roman" w:hAnsi="Arial" w:cs="Arial"/>
-                <w:noProof w:val="0"/>
-                <w:color w:val="000000"/>
-                <w:sz w:val="22"/>
-                <w:lang w:val="en-US"/>
-              </w:rPr>
-              <w:t>hỏi</w:t>
-            </w:r>
-            <w:proofErr w:type="spellEnd"/>
-            <w:r>
-              <w:rPr>
-                <w:rFonts w:ascii="Arial" w:eastAsia="Times New Roman" w:hAnsi="Arial" w:cs="Arial"/>
-                <w:noProof w:val="0"/>
-                <w:color w:val="000000"/>
-                <w:sz w:val="22"/>
-                <w:lang w:val="en-US"/>
-              </w:rPr>
-              <w:t xml:space="preserve"> (</w:t>
-            </w:r>
-            <w:proofErr w:type="spellStart"/>
-            <w:r>
-              <w:rPr>
-                <w:rFonts w:ascii="Arial" w:eastAsia="Times New Roman" w:hAnsi="Arial" w:cs="Arial"/>
-                <w:noProof w:val="0"/>
-                <w:color w:val="000000"/>
-                <w:sz w:val="22"/>
-                <w:lang w:val="en-US"/>
-              </w:rPr>
-              <w:t>lưu</w:t>
-            </w:r>
-            <w:proofErr w:type="spellEnd"/>
-            <w:r>
-              <w:rPr>
-                <w:rFonts w:ascii="Arial" w:eastAsia="Times New Roman" w:hAnsi="Arial" w:cs="Arial"/>
-                <w:noProof w:val="0"/>
-                <w:color w:val="000000"/>
-                <w:sz w:val="22"/>
-                <w:lang w:val="en-US"/>
-              </w:rPr>
-              <w:t xml:space="preserve"> </w:t>
-            </w:r>
-            <w:proofErr w:type="spellStart"/>
-            <w:r>
-              <w:rPr>
-                <w:rFonts w:ascii="Arial" w:eastAsia="Times New Roman" w:hAnsi="Arial" w:cs="Arial"/>
-                <w:noProof w:val="0"/>
-                <w:color w:val="000000"/>
-                <w:sz w:val="22"/>
-                <w:lang w:val="en-US"/>
-              </w:rPr>
-              <w:t>trữ</w:t>
-            </w:r>
-            <w:proofErr w:type="spellEnd"/>
-            <w:r>
-              <w:rPr>
-                <w:rFonts w:ascii="Arial" w:eastAsia="Times New Roman" w:hAnsi="Arial" w:cs="Arial"/>
-                <w:noProof w:val="0"/>
-                <w:color w:val="000000"/>
-                <w:sz w:val="22"/>
-                <w:lang w:val="en-US"/>
-              </w:rPr>
-              <w:t xml:space="preserve"> </w:t>
-            </w:r>
-            <w:proofErr w:type="spellStart"/>
-            <w:r>
-              <w:rPr>
-                <w:rFonts w:ascii="Arial" w:eastAsia="Times New Roman" w:hAnsi="Arial" w:cs="Arial"/>
-                <w:noProof w:val="0"/>
-                <w:color w:val="000000"/>
-                <w:sz w:val="22"/>
-                <w:lang w:val="en-US"/>
-              </w:rPr>
-              <w:t>dạng</w:t>
-            </w:r>
-            <w:proofErr w:type="spellEnd"/>
-            <w:r>
-              <w:rPr>
-                <w:rFonts w:ascii="Arial" w:eastAsia="Times New Roman" w:hAnsi="Arial" w:cs="Arial"/>
-                <w:noProof w:val="0"/>
-                <w:color w:val="000000"/>
-                <w:sz w:val="22"/>
-                <w:lang w:val="en-US"/>
-              </w:rPr>
-              <w:t xml:space="preserve"> </w:t>
-            </w:r>
-            <w:proofErr w:type="spellStart"/>
-            <w:r>
-              <w:rPr>
-                <w:rFonts w:ascii="Arial" w:eastAsia="Times New Roman" w:hAnsi="Arial" w:cs="Arial"/>
-                <w:noProof w:val="0"/>
-                <w:color w:val="000000"/>
-                <w:sz w:val="22"/>
-                <w:lang w:val="en-US"/>
-              </w:rPr>
-              <w:t>chuỗi</w:t>
-            </w:r>
-            <w:proofErr w:type="spellEnd"/>
-            <w:r>
-              <w:rPr>
-                <w:rFonts w:ascii="Arial" w:eastAsia="Times New Roman" w:hAnsi="Arial" w:cs="Arial"/>
-                <w:noProof w:val="0"/>
-                <w:color w:val="000000"/>
-                <w:sz w:val="22"/>
-                <w:lang w:val="en-US"/>
-              </w:rPr>
-              <w:t xml:space="preserve"> </w:t>
-            </w:r>
-            <w:proofErr w:type="spellStart"/>
-            <w:r>
-              <w:rPr>
-                <w:rFonts w:ascii="Arial" w:eastAsia="Times New Roman" w:hAnsi="Arial" w:cs="Arial"/>
-                <w:noProof w:val="0"/>
-                <w:color w:val="000000"/>
-                <w:sz w:val="22"/>
-                <w:lang w:val="en-US"/>
-              </w:rPr>
-              <w:t>phân</w:t>
-            </w:r>
-            <w:proofErr w:type="spellEnd"/>
-            <w:r>
-              <w:rPr>
-                <w:rFonts w:ascii="Arial" w:eastAsia="Times New Roman" w:hAnsi="Arial" w:cs="Arial"/>
-                <w:noProof w:val="0"/>
-                <w:color w:val="000000"/>
-                <w:sz w:val="22"/>
-                <w:lang w:val="en-US"/>
-              </w:rPr>
-              <w:t xml:space="preserve"> </w:t>
-            </w:r>
-            <w:proofErr w:type="spellStart"/>
-            <w:r>
-              <w:rPr>
-                <w:rFonts w:ascii="Arial" w:eastAsia="Times New Roman" w:hAnsi="Arial" w:cs="Arial"/>
-                <w:noProof w:val="0"/>
-                <w:color w:val="000000"/>
-                <w:sz w:val="22"/>
-                <w:lang w:val="en-US"/>
-              </w:rPr>
-              <w:t>cách</w:t>
-            </w:r>
-            <w:proofErr w:type="spellEnd"/>
-            <w:r>
-              <w:rPr>
-                <w:rFonts w:ascii="Arial" w:eastAsia="Times New Roman" w:hAnsi="Arial" w:cs="Arial"/>
-                <w:noProof w:val="0"/>
-                <w:color w:val="000000"/>
-                <w:sz w:val="22"/>
-                <w:lang w:val="en-US"/>
-              </w:rPr>
-              <w:t xml:space="preserve">, </w:t>
-            </w:r>
-            <w:proofErr w:type="spellStart"/>
-            <w:r>
-              <w:rPr>
-                <w:rFonts w:ascii="Arial" w:eastAsia="Times New Roman" w:hAnsi="Arial" w:cs="Arial"/>
-                <w:noProof w:val="0"/>
-                <w:color w:val="000000"/>
-                <w:sz w:val="22"/>
-                <w:lang w:val="en-US"/>
-              </w:rPr>
-              <w:t>ví</w:t>
-            </w:r>
-            <w:proofErr w:type="spellEnd"/>
-            <w:r>
-              <w:rPr>
-                <w:rFonts w:ascii="Arial" w:eastAsia="Times New Roman" w:hAnsi="Arial" w:cs="Arial"/>
-                <w:noProof w:val="0"/>
-                <w:color w:val="000000"/>
-                <w:sz w:val="22"/>
-                <w:lang w:val="en-US"/>
-              </w:rPr>
-              <w:t xml:space="preserve"> </w:t>
-            </w:r>
-            <w:proofErr w:type="spellStart"/>
-            <w:r>
-              <w:rPr>
-                <w:rFonts w:ascii="Arial" w:eastAsia="Times New Roman" w:hAnsi="Arial" w:cs="Arial"/>
-                <w:noProof w:val="0"/>
-                <w:color w:val="000000"/>
-                <w:sz w:val="22"/>
-                <w:lang w:val="en-US"/>
-              </w:rPr>
-              <w:t>dụ</w:t>
-            </w:r>
-            <w:proofErr w:type="spellEnd"/>
-            <w:r>
-              <w:rPr>
-                <w:rFonts w:ascii="Arial" w:eastAsia="Times New Roman" w:hAnsi="Arial" w:cs="Arial"/>
-                <w:noProof w:val="0"/>
-                <w:color w:val="000000"/>
-                <w:sz w:val="22"/>
-                <w:lang w:val="en-US"/>
-              </w:rPr>
-              <w:t>: A|B|C|D)</w:t>
+              <w:t>Các đáp án cho câu hỏi (lưu trữ dạng chuỗi phân cách, ví dụ: A|B|C|D)</w:t>
             </w:r>
           </w:p>
         </w:tc>
@@ -27497,7 +25510,6 @@
                 <w:lang w:val="en-US"/>
               </w:rPr>
             </w:pPr>
-            <w:proofErr w:type="spellStart"/>
             <w:r>
               <w:rPr>
                 <w:rFonts w:ascii="Arial" w:eastAsia="Times New Roman" w:hAnsi="Arial" w:cs="Arial"/>
@@ -27508,7 +25520,6 @@
               </w:rPr>
               <w:t>DapAnDung</w:t>
             </w:r>
-            <w:proofErr w:type="spellEnd"/>
           </w:p>
         </w:tc>
         <w:tc>
@@ -27573,7 +25584,6 @@
                 <w:lang w:val="en-US"/>
               </w:rPr>
             </w:pPr>
-            <w:proofErr w:type="spellStart"/>
             <w:r>
               <w:rPr>
                 <w:rFonts w:ascii="Arial" w:eastAsia="Times New Roman" w:hAnsi="Arial" w:cs="Arial"/>
@@ -27582,119 +25592,8 @@
                 <w:sz w:val="22"/>
                 <w:lang w:val="en-US"/>
               </w:rPr>
-              <w:t>Đáp</w:t>
-            </w:r>
-            <w:proofErr w:type="spellEnd"/>
-            <w:r>
-              <w:rPr>
-                <w:rFonts w:ascii="Arial" w:eastAsia="Times New Roman" w:hAnsi="Arial" w:cs="Arial"/>
-                <w:noProof w:val="0"/>
-                <w:color w:val="000000"/>
-                <w:sz w:val="22"/>
-                <w:lang w:val="en-US"/>
-              </w:rPr>
-              <w:t xml:space="preserve"> </w:t>
-            </w:r>
-            <w:proofErr w:type="spellStart"/>
-            <w:r>
-              <w:rPr>
-                <w:rFonts w:ascii="Arial" w:eastAsia="Times New Roman" w:hAnsi="Arial" w:cs="Arial"/>
-                <w:noProof w:val="0"/>
-                <w:color w:val="000000"/>
-                <w:sz w:val="22"/>
-                <w:lang w:val="en-US"/>
-              </w:rPr>
-              <w:t>án</w:t>
-            </w:r>
-            <w:proofErr w:type="spellEnd"/>
-            <w:r>
-              <w:rPr>
-                <w:rFonts w:ascii="Arial" w:eastAsia="Times New Roman" w:hAnsi="Arial" w:cs="Arial"/>
-                <w:noProof w:val="0"/>
-                <w:color w:val="000000"/>
-                <w:sz w:val="22"/>
-                <w:lang w:val="en-US"/>
-              </w:rPr>
-              <w:t xml:space="preserve"> </w:t>
-            </w:r>
-            <w:proofErr w:type="spellStart"/>
-            <w:r>
-              <w:rPr>
-                <w:rFonts w:ascii="Arial" w:eastAsia="Times New Roman" w:hAnsi="Arial" w:cs="Arial"/>
-                <w:noProof w:val="0"/>
-                <w:color w:val="000000"/>
-                <w:sz w:val="22"/>
-                <w:lang w:val="en-US"/>
-              </w:rPr>
-              <w:t>đúng</w:t>
-            </w:r>
-            <w:proofErr w:type="spellEnd"/>
-            <w:r>
-              <w:rPr>
-                <w:rFonts w:ascii="Arial" w:eastAsia="Times New Roman" w:hAnsi="Arial" w:cs="Arial"/>
-                <w:noProof w:val="0"/>
-                <w:color w:val="000000"/>
-                <w:sz w:val="22"/>
-                <w:lang w:val="en-US"/>
-              </w:rPr>
-              <w:t xml:space="preserve"> </w:t>
-            </w:r>
-            <w:proofErr w:type="spellStart"/>
-            <w:r>
-              <w:rPr>
-                <w:rFonts w:ascii="Arial" w:eastAsia="Times New Roman" w:hAnsi="Arial" w:cs="Arial"/>
-                <w:noProof w:val="0"/>
-                <w:color w:val="000000"/>
-                <w:sz w:val="22"/>
-                <w:lang w:val="en-US"/>
-              </w:rPr>
-              <w:t>của</w:t>
-            </w:r>
-            <w:proofErr w:type="spellEnd"/>
-            <w:r>
-              <w:rPr>
-                <w:rFonts w:ascii="Arial" w:eastAsia="Times New Roman" w:hAnsi="Arial" w:cs="Arial"/>
-                <w:noProof w:val="0"/>
-                <w:color w:val="000000"/>
-                <w:sz w:val="22"/>
-                <w:lang w:val="en-US"/>
-              </w:rPr>
-              <w:t xml:space="preserve"> </w:t>
-            </w:r>
-            <w:proofErr w:type="spellStart"/>
-            <w:r>
-              <w:rPr>
-                <w:rFonts w:ascii="Arial" w:eastAsia="Times New Roman" w:hAnsi="Arial" w:cs="Arial"/>
-                <w:noProof w:val="0"/>
-                <w:color w:val="000000"/>
-                <w:sz w:val="22"/>
-                <w:lang w:val="en-US"/>
-              </w:rPr>
-              <w:t>câu</w:t>
-            </w:r>
-            <w:proofErr w:type="spellEnd"/>
-            <w:r>
-              <w:rPr>
-                <w:rFonts w:ascii="Arial" w:eastAsia="Times New Roman" w:hAnsi="Arial" w:cs="Arial"/>
-                <w:noProof w:val="0"/>
-                <w:color w:val="000000"/>
-                <w:sz w:val="22"/>
-                <w:lang w:val="en-US"/>
-              </w:rPr>
-              <w:t xml:space="preserve"> </w:t>
-            </w:r>
-            <w:proofErr w:type="spellStart"/>
-            <w:r>
-              <w:rPr>
-                <w:rFonts w:ascii="Arial" w:eastAsia="Times New Roman" w:hAnsi="Arial" w:cs="Arial"/>
-                <w:noProof w:val="0"/>
-                <w:color w:val="000000"/>
-                <w:sz w:val="22"/>
-                <w:lang w:val="en-US"/>
-              </w:rPr>
-              <w:t>hỏi</w:t>
-            </w:r>
-            <w:proofErr w:type="spellEnd"/>
+              <w:t>Đáp án đúng của câu hỏi</w:t>
+            </w:r>
           </w:p>
         </w:tc>
       </w:tr>
@@ -27827,7 +25726,6 @@
                 <w:lang w:val="en-US"/>
               </w:rPr>
             </w:pPr>
-            <w:proofErr w:type="spellStart"/>
             <w:r>
               <w:rPr>
                 <w:rFonts w:ascii="Arial" w:eastAsia="Times New Roman" w:hAnsi="Arial" w:cs="Arial"/>
@@ -27836,172 +25734,7 @@
                 <w:sz w:val="22"/>
                 <w:lang w:val="en-US"/>
               </w:rPr>
-              <w:t>Đường</w:t>
-            </w:r>
-            <w:proofErr w:type="spellEnd"/>
-            <w:r>
-              <w:rPr>
-                <w:rFonts w:ascii="Arial" w:eastAsia="Times New Roman" w:hAnsi="Arial" w:cs="Arial"/>
-                <w:noProof w:val="0"/>
-                <w:color w:val="000000"/>
-                <w:sz w:val="22"/>
-                <w:lang w:val="en-US"/>
-              </w:rPr>
-              <w:t xml:space="preserve"> </w:t>
-            </w:r>
-            <w:proofErr w:type="spellStart"/>
-            <w:r>
-              <w:rPr>
-                <w:rFonts w:ascii="Arial" w:eastAsia="Times New Roman" w:hAnsi="Arial" w:cs="Arial"/>
-                <w:noProof w:val="0"/>
-                <w:color w:val="000000"/>
-                <w:sz w:val="22"/>
-                <w:lang w:val="en-US"/>
-              </w:rPr>
-              <w:t>dẫn</w:t>
-            </w:r>
-            <w:proofErr w:type="spellEnd"/>
-            <w:r>
-              <w:rPr>
-                <w:rFonts w:ascii="Arial" w:eastAsia="Times New Roman" w:hAnsi="Arial" w:cs="Arial"/>
-                <w:noProof w:val="0"/>
-                <w:color w:val="000000"/>
-                <w:sz w:val="22"/>
-                <w:lang w:val="en-US"/>
-              </w:rPr>
-              <w:t xml:space="preserve"> </w:t>
-            </w:r>
-            <w:proofErr w:type="spellStart"/>
-            <w:r>
-              <w:rPr>
-                <w:rFonts w:ascii="Arial" w:eastAsia="Times New Roman" w:hAnsi="Arial" w:cs="Arial"/>
-                <w:noProof w:val="0"/>
-                <w:color w:val="000000"/>
-                <w:sz w:val="22"/>
-                <w:lang w:val="en-US"/>
-              </w:rPr>
-              <w:t>hoặc</w:t>
-            </w:r>
-            <w:proofErr w:type="spellEnd"/>
-            <w:r>
-              <w:rPr>
-                <w:rFonts w:ascii="Arial" w:eastAsia="Times New Roman" w:hAnsi="Arial" w:cs="Arial"/>
-                <w:noProof w:val="0"/>
-                <w:color w:val="000000"/>
-                <w:sz w:val="22"/>
-                <w:lang w:val="en-US"/>
-              </w:rPr>
-              <w:t xml:space="preserve"> </w:t>
-            </w:r>
-            <w:proofErr w:type="spellStart"/>
-            <w:r>
-              <w:rPr>
-                <w:rFonts w:ascii="Arial" w:eastAsia="Times New Roman" w:hAnsi="Arial" w:cs="Arial"/>
-                <w:noProof w:val="0"/>
-                <w:color w:val="000000"/>
-                <w:sz w:val="22"/>
-                <w:lang w:val="en-US"/>
-              </w:rPr>
-              <w:t>tên</w:t>
-            </w:r>
-            <w:proofErr w:type="spellEnd"/>
-            <w:r>
-              <w:rPr>
-                <w:rFonts w:ascii="Arial" w:eastAsia="Times New Roman" w:hAnsi="Arial" w:cs="Arial"/>
-                <w:noProof w:val="0"/>
-                <w:color w:val="000000"/>
-                <w:sz w:val="22"/>
-                <w:lang w:val="en-US"/>
-              </w:rPr>
-              <w:t xml:space="preserve"> file video </w:t>
-            </w:r>
-            <w:proofErr w:type="spellStart"/>
-            <w:r>
-              <w:rPr>
-                <w:rFonts w:ascii="Arial" w:eastAsia="Times New Roman" w:hAnsi="Arial" w:cs="Arial"/>
-                <w:noProof w:val="0"/>
-                <w:color w:val="000000"/>
-                <w:sz w:val="22"/>
-                <w:lang w:val="en-US"/>
-              </w:rPr>
-              <w:t>liên</w:t>
-            </w:r>
-            <w:proofErr w:type="spellEnd"/>
-            <w:r>
-              <w:rPr>
-                <w:rFonts w:ascii="Arial" w:eastAsia="Times New Roman" w:hAnsi="Arial" w:cs="Arial"/>
-                <w:noProof w:val="0"/>
-                <w:color w:val="000000"/>
-                <w:sz w:val="22"/>
-                <w:lang w:val="en-US"/>
-              </w:rPr>
-              <w:t xml:space="preserve"> </w:t>
-            </w:r>
-            <w:proofErr w:type="spellStart"/>
-            <w:r>
-              <w:rPr>
-                <w:rFonts w:ascii="Arial" w:eastAsia="Times New Roman" w:hAnsi="Arial" w:cs="Arial"/>
-                <w:noProof w:val="0"/>
-                <w:color w:val="000000"/>
-                <w:sz w:val="22"/>
-                <w:lang w:val="en-US"/>
-              </w:rPr>
-              <w:t>quan</w:t>
-            </w:r>
-            <w:proofErr w:type="spellEnd"/>
-            <w:r>
-              <w:rPr>
-                <w:rFonts w:ascii="Arial" w:eastAsia="Times New Roman" w:hAnsi="Arial" w:cs="Arial"/>
-                <w:noProof w:val="0"/>
-                <w:color w:val="000000"/>
-                <w:sz w:val="22"/>
-                <w:lang w:val="en-US"/>
-              </w:rPr>
-              <w:t xml:space="preserve"> (</w:t>
-            </w:r>
-            <w:proofErr w:type="spellStart"/>
-            <w:r>
-              <w:rPr>
-                <w:rFonts w:ascii="Arial" w:eastAsia="Times New Roman" w:hAnsi="Arial" w:cs="Arial"/>
-                <w:noProof w:val="0"/>
-                <w:color w:val="000000"/>
-                <w:sz w:val="22"/>
-                <w:lang w:val="en-US"/>
-              </w:rPr>
-              <w:t>nếu</w:t>
-            </w:r>
-            <w:proofErr w:type="spellEnd"/>
-            <w:r>
-              <w:rPr>
-                <w:rFonts w:ascii="Arial" w:eastAsia="Times New Roman" w:hAnsi="Arial" w:cs="Arial"/>
-                <w:noProof w:val="0"/>
-                <w:color w:val="000000"/>
-                <w:sz w:val="22"/>
-                <w:lang w:val="en-US"/>
-              </w:rPr>
-              <w:t xml:space="preserve"> </w:t>
-            </w:r>
-            <w:proofErr w:type="spellStart"/>
-            <w:r>
-              <w:rPr>
-                <w:rFonts w:ascii="Arial" w:eastAsia="Times New Roman" w:hAnsi="Arial" w:cs="Arial"/>
-                <w:noProof w:val="0"/>
-                <w:color w:val="000000"/>
-                <w:sz w:val="22"/>
-                <w:lang w:val="en-US"/>
-              </w:rPr>
-              <w:t>có</w:t>
-            </w:r>
-            <w:proofErr w:type="spellEnd"/>
-            <w:r>
-              <w:rPr>
-                <w:rFonts w:ascii="Arial" w:eastAsia="Times New Roman" w:hAnsi="Arial" w:cs="Arial"/>
-                <w:noProof w:val="0"/>
-                <w:color w:val="000000"/>
-                <w:sz w:val="22"/>
-                <w:lang w:val="en-US"/>
-              </w:rPr>
-              <w:t>)</w:t>
+              <w:t>Đường dẫn hoặc tên file video liên quan (nếu có)</w:t>
             </w:r>
           </w:p>
         </w:tc>
@@ -28135,7 +25868,6 @@
                 <w:lang w:val="en-US"/>
               </w:rPr>
             </w:pPr>
-            <w:proofErr w:type="spellStart"/>
             <w:r>
               <w:rPr>
                 <w:rFonts w:ascii="Arial" w:eastAsia="Times New Roman" w:hAnsi="Arial" w:cs="Arial"/>
@@ -28144,194 +25876,7 @@
                 <w:sz w:val="22"/>
                 <w:lang w:val="en-US"/>
               </w:rPr>
-              <w:t>Đường</w:t>
-            </w:r>
-            <w:proofErr w:type="spellEnd"/>
-            <w:r>
-              <w:rPr>
-                <w:rFonts w:ascii="Arial" w:eastAsia="Times New Roman" w:hAnsi="Arial" w:cs="Arial"/>
-                <w:noProof w:val="0"/>
-                <w:color w:val="000000"/>
-                <w:sz w:val="22"/>
-                <w:lang w:val="en-US"/>
-              </w:rPr>
-              <w:t xml:space="preserve"> </w:t>
-            </w:r>
-            <w:proofErr w:type="spellStart"/>
-            <w:r>
-              <w:rPr>
-                <w:rFonts w:ascii="Arial" w:eastAsia="Times New Roman" w:hAnsi="Arial" w:cs="Arial"/>
-                <w:noProof w:val="0"/>
-                <w:color w:val="000000"/>
-                <w:sz w:val="22"/>
-                <w:lang w:val="en-US"/>
-              </w:rPr>
-              <w:t>dẫn</w:t>
-            </w:r>
-            <w:proofErr w:type="spellEnd"/>
-            <w:r>
-              <w:rPr>
-                <w:rFonts w:ascii="Arial" w:eastAsia="Times New Roman" w:hAnsi="Arial" w:cs="Arial"/>
-                <w:noProof w:val="0"/>
-                <w:color w:val="000000"/>
-                <w:sz w:val="22"/>
-                <w:lang w:val="en-US"/>
-              </w:rPr>
-              <w:t xml:space="preserve"> </w:t>
-            </w:r>
-            <w:proofErr w:type="spellStart"/>
-            <w:r>
-              <w:rPr>
-                <w:rFonts w:ascii="Arial" w:eastAsia="Times New Roman" w:hAnsi="Arial" w:cs="Arial"/>
-                <w:noProof w:val="0"/>
-                <w:color w:val="000000"/>
-                <w:sz w:val="22"/>
-                <w:lang w:val="en-US"/>
-              </w:rPr>
-              <w:t>hoặc</w:t>
-            </w:r>
-            <w:proofErr w:type="spellEnd"/>
-            <w:r>
-              <w:rPr>
-                <w:rFonts w:ascii="Arial" w:eastAsia="Times New Roman" w:hAnsi="Arial" w:cs="Arial"/>
-                <w:noProof w:val="0"/>
-                <w:color w:val="000000"/>
-                <w:sz w:val="22"/>
-                <w:lang w:val="en-US"/>
-              </w:rPr>
-              <w:t xml:space="preserve"> </w:t>
-            </w:r>
-            <w:proofErr w:type="spellStart"/>
-            <w:r>
-              <w:rPr>
-                <w:rFonts w:ascii="Arial" w:eastAsia="Times New Roman" w:hAnsi="Arial" w:cs="Arial"/>
-                <w:noProof w:val="0"/>
-                <w:color w:val="000000"/>
-                <w:sz w:val="22"/>
-                <w:lang w:val="en-US"/>
-              </w:rPr>
-              <w:t>tên</w:t>
-            </w:r>
-            <w:proofErr w:type="spellEnd"/>
-            <w:r>
-              <w:rPr>
-                <w:rFonts w:ascii="Arial" w:eastAsia="Times New Roman" w:hAnsi="Arial" w:cs="Arial"/>
-                <w:noProof w:val="0"/>
-                <w:color w:val="000000"/>
-                <w:sz w:val="22"/>
-                <w:lang w:val="en-US"/>
-              </w:rPr>
-              <w:t xml:space="preserve"> file </w:t>
-            </w:r>
-            <w:proofErr w:type="spellStart"/>
-            <w:r>
-              <w:rPr>
-                <w:rFonts w:ascii="Arial" w:eastAsia="Times New Roman" w:hAnsi="Arial" w:cs="Arial"/>
-                <w:noProof w:val="0"/>
-                <w:color w:val="000000"/>
-                <w:sz w:val="22"/>
-                <w:lang w:val="en-US"/>
-              </w:rPr>
-              <w:t>ảnh</w:t>
-            </w:r>
-            <w:proofErr w:type="spellEnd"/>
-            <w:r>
-              <w:rPr>
-                <w:rFonts w:ascii="Arial" w:eastAsia="Times New Roman" w:hAnsi="Arial" w:cs="Arial"/>
-                <w:noProof w:val="0"/>
-                <w:color w:val="000000"/>
-                <w:sz w:val="22"/>
-                <w:lang w:val="en-US"/>
-              </w:rPr>
-              <w:t xml:space="preserve"> </w:t>
-            </w:r>
-            <w:proofErr w:type="spellStart"/>
-            <w:r>
-              <w:rPr>
-                <w:rFonts w:ascii="Arial" w:eastAsia="Times New Roman" w:hAnsi="Arial" w:cs="Arial"/>
-                <w:noProof w:val="0"/>
-                <w:color w:val="000000"/>
-                <w:sz w:val="22"/>
-                <w:lang w:val="en-US"/>
-              </w:rPr>
-              <w:t>liên</w:t>
-            </w:r>
-            <w:proofErr w:type="spellEnd"/>
-            <w:r>
-              <w:rPr>
-                <w:rFonts w:ascii="Arial" w:eastAsia="Times New Roman" w:hAnsi="Arial" w:cs="Arial"/>
-                <w:noProof w:val="0"/>
-                <w:color w:val="000000"/>
-                <w:sz w:val="22"/>
-                <w:lang w:val="en-US"/>
-              </w:rPr>
-              <w:t xml:space="preserve"> </w:t>
-            </w:r>
-            <w:proofErr w:type="spellStart"/>
-            <w:r>
-              <w:rPr>
-                <w:rFonts w:ascii="Arial" w:eastAsia="Times New Roman" w:hAnsi="Arial" w:cs="Arial"/>
-                <w:noProof w:val="0"/>
-                <w:color w:val="000000"/>
-                <w:sz w:val="22"/>
-                <w:lang w:val="en-US"/>
-              </w:rPr>
-              <w:t>quan</w:t>
-            </w:r>
-            <w:proofErr w:type="spellEnd"/>
-            <w:r>
-              <w:rPr>
-                <w:rFonts w:ascii="Arial" w:eastAsia="Times New Roman" w:hAnsi="Arial" w:cs="Arial"/>
-                <w:noProof w:val="0"/>
-                <w:color w:val="000000"/>
-                <w:sz w:val="22"/>
-                <w:lang w:val="en-US"/>
-              </w:rPr>
-              <w:t xml:space="preserve"> (</w:t>
-            </w:r>
-            <w:proofErr w:type="spellStart"/>
-            <w:r>
-              <w:rPr>
-                <w:rFonts w:ascii="Arial" w:eastAsia="Times New Roman" w:hAnsi="Arial" w:cs="Arial"/>
-                <w:noProof w:val="0"/>
-                <w:color w:val="000000"/>
-                <w:sz w:val="22"/>
-                <w:lang w:val="en-US"/>
-              </w:rPr>
-              <w:t>nếu</w:t>
-            </w:r>
-            <w:proofErr w:type="spellEnd"/>
-            <w:r>
-              <w:rPr>
-                <w:rFonts w:ascii="Arial" w:eastAsia="Times New Roman" w:hAnsi="Arial" w:cs="Arial"/>
-                <w:noProof w:val="0"/>
-                <w:color w:val="000000"/>
-                <w:sz w:val="22"/>
-                <w:lang w:val="en-US"/>
-              </w:rPr>
-              <w:t xml:space="preserve"> </w:t>
-            </w:r>
-            <w:proofErr w:type="spellStart"/>
-            <w:r>
-              <w:rPr>
-                <w:rFonts w:ascii="Arial" w:eastAsia="Times New Roman" w:hAnsi="Arial" w:cs="Arial"/>
-                <w:noProof w:val="0"/>
-                <w:color w:val="000000"/>
-                <w:sz w:val="22"/>
-                <w:lang w:val="en-US"/>
-              </w:rPr>
-              <w:t>có</w:t>
-            </w:r>
-            <w:proofErr w:type="spellEnd"/>
-            <w:r>
-              <w:rPr>
-                <w:rFonts w:ascii="Arial" w:eastAsia="Times New Roman" w:hAnsi="Arial" w:cs="Arial"/>
-                <w:noProof w:val="0"/>
-                <w:color w:val="000000"/>
-                <w:sz w:val="22"/>
-                <w:lang w:val="en-US"/>
-              </w:rPr>
-              <w:t>)</w:t>
+              <w:t>Đường dẫn hoặc tên file ảnh liên quan (nếu có)</w:t>
             </w:r>
           </w:p>
         </w:tc>
@@ -28465,7 +26010,6 @@
                 <w:lang w:val="en-US"/>
               </w:rPr>
             </w:pPr>
-            <w:proofErr w:type="spellStart"/>
             <w:r>
               <w:rPr>
                 <w:rFonts w:ascii="Arial" w:eastAsia="Times New Roman" w:hAnsi="Arial" w:cs="Arial"/>
@@ -28474,216 +26018,7 @@
                 <w:sz w:val="22"/>
                 <w:lang w:val="en-US"/>
               </w:rPr>
-              <w:t>Đường</w:t>
-            </w:r>
-            <w:proofErr w:type="spellEnd"/>
-            <w:r>
-              <w:rPr>
-                <w:rFonts w:ascii="Arial" w:eastAsia="Times New Roman" w:hAnsi="Arial" w:cs="Arial"/>
-                <w:noProof w:val="0"/>
-                <w:color w:val="000000"/>
-                <w:sz w:val="22"/>
-                <w:lang w:val="en-US"/>
-              </w:rPr>
-              <w:t xml:space="preserve"> </w:t>
-            </w:r>
-            <w:proofErr w:type="spellStart"/>
-            <w:r>
-              <w:rPr>
-                <w:rFonts w:ascii="Arial" w:eastAsia="Times New Roman" w:hAnsi="Arial" w:cs="Arial"/>
-                <w:noProof w:val="0"/>
-                <w:color w:val="000000"/>
-                <w:sz w:val="22"/>
-                <w:lang w:val="en-US"/>
-              </w:rPr>
-              <w:t>dẫn</w:t>
-            </w:r>
-            <w:proofErr w:type="spellEnd"/>
-            <w:r>
-              <w:rPr>
-                <w:rFonts w:ascii="Arial" w:eastAsia="Times New Roman" w:hAnsi="Arial" w:cs="Arial"/>
-                <w:noProof w:val="0"/>
-                <w:color w:val="000000"/>
-                <w:sz w:val="22"/>
-                <w:lang w:val="en-US"/>
-              </w:rPr>
-              <w:t xml:space="preserve"> </w:t>
-            </w:r>
-            <w:proofErr w:type="spellStart"/>
-            <w:r>
-              <w:rPr>
-                <w:rFonts w:ascii="Arial" w:eastAsia="Times New Roman" w:hAnsi="Arial" w:cs="Arial"/>
-                <w:noProof w:val="0"/>
-                <w:color w:val="000000"/>
-                <w:sz w:val="22"/>
-                <w:lang w:val="en-US"/>
-              </w:rPr>
-              <w:t>hoặc</w:t>
-            </w:r>
-            <w:proofErr w:type="spellEnd"/>
-            <w:r>
-              <w:rPr>
-                <w:rFonts w:ascii="Arial" w:eastAsia="Times New Roman" w:hAnsi="Arial" w:cs="Arial"/>
-                <w:noProof w:val="0"/>
-                <w:color w:val="000000"/>
-                <w:sz w:val="22"/>
-                <w:lang w:val="en-US"/>
-              </w:rPr>
-              <w:t xml:space="preserve"> </w:t>
-            </w:r>
-            <w:proofErr w:type="spellStart"/>
-            <w:r>
-              <w:rPr>
-                <w:rFonts w:ascii="Arial" w:eastAsia="Times New Roman" w:hAnsi="Arial" w:cs="Arial"/>
-                <w:noProof w:val="0"/>
-                <w:color w:val="000000"/>
-                <w:sz w:val="22"/>
-                <w:lang w:val="en-US"/>
-              </w:rPr>
-              <w:t>tên</w:t>
-            </w:r>
-            <w:proofErr w:type="spellEnd"/>
-            <w:r>
-              <w:rPr>
-                <w:rFonts w:ascii="Arial" w:eastAsia="Times New Roman" w:hAnsi="Arial" w:cs="Arial"/>
-                <w:noProof w:val="0"/>
-                <w:color w:val="000000"/>
-                <w:sz w:val="22"/>
-                <w:lang w:val="en-US"/>
-              </w:rPr>
-              <w:t xml:space="preserve"> file </w:t>
-            </w:r>
-            <w:proofErr w:type="spellStart"/>
-            <w:r>
-              <w:rPr>
-                <w:rFonts w:ascii="Arial" w:eastAsia="Times New Roman" w:hAnsi="Arial" w:cs="Arial"/>
-                <w:noProof w:val="0"/>
-                <w:color w:val="000000"/>
-                <w:sz w:val="22"/>
-                <w:lang w:val="en-US"/>
-              </w:rPr>
-              <w:t>âm</w:t>
-            </w:r>
-            <w:proofErr w:type="spellEnd"/>
-            <w:r>
-              <w:rPr>
-                <w:rFonts w:ascii="Arial" w:eastAsia="Times New Roman" w:hAnsi="Arial" w:cs="Arial"/>
-                <w:noProof w:val="0"/>
-                <w:color w:val="000000"/>
-                <w:sz w:val="22"/>
-                <w:lang w:val="en-US"/>
-              </w:rPr>
-              <w:t xml:space="preserve"> </w:t>
-            </w:r>
-            <w:proofErr w:type="spellStart"/>
-            <w:r>
-              <w:rPr>
-                <w:rFonts w:ascii="Arial" w:eastAsia="Times New Roman" w:hAnsi="Arial" w:cs="Arial"/>
-                <w:noProof w:val="0"/>
-                <w:color w:val="000000"/>
-                <w:sz w:val="22"/>
-                <w:lang w:val="en-US"/>
-              </w:rPr>
-              <w:t>thanh</w:t>
-            </w:r>
-            <w:proofErr w:type="spellEnd"/>
-            <w:r>
-              <w:rPr>
-                <w:rFonts w:ascii="Arial" w:eastAsia="Times New Roman" w:hAnsi="Arial" w:cs="Arial"/>
-                <w:noProof w:val="0"/>
-                <w:color w:val="000000"/>
-                <w:sz w:val="22"/>
-                <w:lang w:val="en-US"/>
-              </w:rPr>
-              <w:t xml:space="preserve"> </w:t>
-            </w:r>
-            <w:proofErr w:type="spellStart"/>
-            <w:r>
-              <w:rPr>
-                <w:rFonts w:ascii="Arial" w:eastAsia="Times New Roman" w:hAnsi="Arial" w:cs="Arial"/>
-                <w:noProof w:val="0"/>
-                <w:color w:val="000000"/>
-                <w:sz w:val="22"/>
-                <w:lang w:val="en-US"/>
-              </w:rPr>
-              <w:t>liên</w:t>
-            </w:r>
-            <w:proofErr w:type="spellEnd"/>
-            <w:r>
-              <w:rPr>
-                <w:rFonts w:ascii="Arial" w:eastAsia="Times New Roman" w:hAnsi="Arial" w:cs="Arial"/>
-                <w:noProof w:val="0"/>
-                <w:color w:val="000000"/>
-                <w:sz w:val="22"/>
-                <w:lang w:val="en-US"/>
-              </w:rPr>
-              <w:t xml:space="preserve"> </w:t>
-            </w:r>
-            <w:proofErr w:type="spellStart"/>
-            <w:r>
-              <w:rPr>
-                <w:rFonts w:ascii="Arial" w:eastAsia="Times New Roman" w:hAnsi="Arial" w:cs="Arial"/>
-                <w:noProof w:val="0"/>
-                <w:color w:val="000000"/>
-                <w:sz w:val="22"/>
-                <w:lang w:val="en-US"/>
-              </w:rPr>
-              <w:t>quan</w:t>
-            </w:r>
-            <w:proofErr w:type="spellEnd"/>
-            <w:r>
-              <w:rPr>
-                <w:rFonts w:ascii="Arial" w:eastAsia="Times New Roman" w:hAnsi="Arial" w:cs="Arial"/>
-                <w:noProof w:val="0"/>
-                <w:color w:val="000000"/>
-                <w:sz w:val="22"/>
-                <w:lang w:val="en-US"/>
-              </w:rPr>
-              <w:t xml:space="preserve"> (</w:t>
-            </w:r>
-            <w:proofErr w:type="spellStart"/>
-            <w:r>
-              <w:rPr>
-                <w:rFonts w:ascii="Arial" w:eastAsia="Times New Roman" w:hAnsi="Arial" w:cs="Arial"/>
-                <w:noProof w:val="0"/>
-                <w:color w:val="000000"/>
-                <w:sz w:val="22"/>
-                <w:lang w:val="en-US"/>
-              </w:rPr>
-              <w:t>nếu</w:t>
-            </w:r>
-            <w:proofErr w:type="spellEnd"/>
-            <w:r>
-              <w:rPr>
-                <w:rFonts w:ascii="Arial" w:eastAsia="Times New Roman" w:hAnsi="Arial" w:cs="Arial"/>
-                <w:noProof w:val="0"/>
-                <w:color w:val="000000"/>
-                <w:sz w:val="22"/>
-                <w:lang w:val="en-US"/>
-              </w:rPr>
-              <w:t xml:space="preserve"> </w:t>
-            </w:r>
-            <w:proofErr w:type="spellStart"/>
-            <w:r>
-              <w:rPr>
-                <w:rFonts w:ascii="Arial" w:eastAsia="Times New Roman" w:hAnsi="Arial" w:cs="Arial"/>
-                <w:noProof w:val="0"/>
-                <w:color w:val="000000"/>
-                <w:sz w:val="22"/>
-                <w:lang w:val="en-US"/>
-              </w:rPr>
-              <w:t>có</w:t>
-            </w:r>
-            <w:proofErr w:type="spellEnd"/>
-            <w:r>
-              <w:rPr>
-                <w:rFonts w:ascii="Arial" w:eastAsia="Times New Roman" w:hAnsi="Arial" w:cs="Arial"/>
-                <w:noProof w:val="0"/>
-                <w:color w:val="000000"/>
-                <w:sz w:val="22"/>
-                <w:lang w:val="en-US"/>
-              </w:rPr>
-              <w:t>)</w:t>
+              <w:t>Đường dẫn hoặc tên file âm thanh liên quan (nếu có)</w:t>
             </w:r>
           </w:p>
         </w:tc>
@@ -28719,7 +26054,6 @@
                 <w:lang w:val="en-US"/>
               </w:rPr>
             </w:pPr>
-            <w:proofErr w:type="spellStart"/>
             <w:r>
               <w:rPr>
                 <w:rFonts w:ascii="Arial" w:eastAsia="Times New Roman" w:hAnsi="Arial" w:cs="Arial"/>
@@ -28730,7 +26064,6 @@
               </w:rPr>
               <w:t>KyThi</w:t>
             </w:r>
-            <w:proofErr w:type="spellEnd"/>
           </w:p>
         </w:tc>
         <w:tc>
@@ -28758,7 +26091,6 @@
                 <w:lang w:val="en-US"/>
               </w:rPr>
             </w:pPr>
-            <w:proofErr w:type="spellStart"/>
             <w:r>
               <w:rPr>
                 <w:rFonts w:ascii="Arial" w:eastAsia="Times New Roman" w:hAnsi="Arial" w:cs="Arial"/>
@@ -28769,7 +26101,6 @@
               </w:rPr>
               <w:t>MaKyThi</w:t>
             </w:r>
-            <w:proofErr w:type="spellEnd"/>
           </w:p>
         </w:tc>
         <w:tc>
@@ -28834,7 +26165,6 @@
                 <w:lang w:val="en-US"/>
               </w:rPr>
             </w:pPr>
-            <w:proofErr w:type="spellStart"/>
             <w:r>
               <w:rPr>
                 <w:rFonts w:ascii="Arial" w:eastAsia="Times New Roman" w:hAnsi="Arial" w:cs="Arial"/>
@@ -28843,97 +26173,8 @@
                 <w:sz w:val="22"/>
                 <w:lang w:val="en-US"/>
               </w:rPr>
-              <w:t>Mã</w:t>
-            </w:r>
-            <w:proofErr w:type="spellEnd"/>
-            <w:r>
-              <w:rPr>
-                <w:rFonts w:ascii="Arial" w:eastAsia="Times New Roman" w:hAnsi="Arial" w:cs="Arial"/>
-                <w:noProof w:val="0"/>
-                <w:color w:val="000000"/>
-                <w:sz w:val="22"/>
-                <w:lang w:val="en-US"/>
-              </w:rPr>
-              <w:t xml:space="preserve"> định </w:t>
-            </w:r>
-            <w:proofErr w:type="spellStart"/>
-            <w:r>
-              <w:rPr>
-                <w:rFonts w:ascii="Arial" w:eastAsia="Times New Roman" w:hAnsi="Arial" w:cs="Arial"/>
-                <w:noProof w:val="0"/>
-                <w:color w:val="000000"/>
-                <w:sz w:val="22"/>
-                <w:lang w:val="en-US"/>
-              </w:rPr>
-              <w:t>danh</w:t>
-            </w:r>
-            <w:proofErr w:type="spellEnd"/>
-            <w:r>
-              <w:rPr>
-                <w:rFonts w:ascii="Arial" w:eastAsia="Times New Roman" w:hAnsi="Arial" w:cs="Arial"/>
-                <w:noProof w:val="0"/>
-                <w:color w:val="000000"/>
-                <w:sz w:val="22"/>
-                <w:lang w:val="en-US"/>
-              </w:rPr>
-              <w:t xml:space="preserve"> </w:t>
-            </w:r>
-            <w:proofErr w:type="spellStart"/>
-            <w:r>
-              <w:rPr>
-                <w:rFonts w:ascii="Arial" w:eastAsia="Times New Roman" w:hAnsi="Arial" w:cs="Arial"/>
-                <w:noProof w:val="0"/>
-                <w:color w:val="000000"/>
-                <w:sz w:val="22"/>
-                <w:lang w:val="en-US"/>
-              </w:rPr>
-              <w:t>của</w:t>
-            </w:r>
-            <w:proofErr w:type="spellEnd"/>
-            <w:r>
-              <w:rPr>
-                <w:rFonts w:ascii="Arial" w:eastAsia="Times New Roman" w:hAnsi="Arial" w:cs="Arial"/>
-                <w:noProof w:val="0"/>
-                <w:color w:val="000000"/>
-                <w:sz w:val="22"/>
-                <w:lang w:val="en-US"/>
-              </w:rPr>
-              <w:t xml:space="preserve"> </w:t>
-            </w:r>
-            <w:proofErr w:type="spellStart"/>
-            <w:r>
-              <w:rPr>
-                <w:rFonts w:ascii="Arial" w:eastAsia="Times New Roman" w:hAnsi="Arial" w:cs="Arial"/>
-                <w:noProof w:val="0"/>
-                <w:color w:val="000000"/>
-                <w:sz w:val="22"/>
-                <w:lang w:val="en-US"/>
-              </w:rPr>
-              <w:t>kỳ</w:t>
-            </w:r>
-            <w:proofErr w:type="spellEnd"/>
-            <w:r>
-              <w:rPr>
-                <w:rFonts w:ascii="Arial" w:eastAsia="Times New Roman" w:hAnsi="Arial" w:cs="Arial"/>
-                <w:noProof w:val="0"/>
-                <w:color w:val="000000"/>
-                <w:sz w:val="22"/>
-                <w:lang w:val="en-US"/>
-              </w:rPr>
-              <w:t xml:space="preserve"> </w:t>
-            </w:r>
-            <w:proofErr w:type="spellStart"/>
-            <w:r>
-              <w:rPr>
-                <w:rFonts w:ascii="Arial" w:eastAsia="Times New Roman" w:hAnsi="Arial" w:cs="Arial"/>
-                <w:noProof w:val="0"/>
-                <w:color w:val="000000"/>
-                <w:sz w:val="22"/>
-                <w:lang w:val="en-US"/>
-              </w:rPr>
-              <w:t>thi</w:t>
-            </w:r>
-            <w:proofErr w:type="spellEnd"/>
+              <w:t>Mã định danh của kỳ thi</w:t>
+            </w:r>
           </w:p>
         </w:tc>
       </w:tr>
@@ -28992,7 +26233,6 @@
                 <w:lang w:val="en-US"/>
               </w:rPr>
             </w:pPr>
-            <w:proofErr w:type="spellStart"/>
             <w:r>
               <w:rPr>
                 <w:rFonts w:ascii="Arial" w:eastAsia="Times New Roman" w:hAnsi="Arial" w:cs="Arial"/>
@@ -29003,7 +26243,6 @@
               </w:rPr>
               <w:t>TenKyThi</w:t>
             </w:r>
-            <w:proofErr w:type="spellEnd"/>
           </w:p>
         </w:tc>
         <w:tc>
@@ -29068,7 +26307,6 @@
                 <w:lang w:val="en-US"/>
               </w:rPr>
             </w:pPr>
-            <w:proofErr w:type="spellStart"/>
             <w:r>
               <w:rPr>
                 <w:rFonts w:ascii="Arial" w:eastAsia="Times New Roman" w:hAnsi="Arial" w:cs="Arial"/>
@@ -29077,75 +26315,8 @@
                 <w:sz w:val="22"/>
                 <w:lang w:val="en-US"/>
               </w:rPr>
-              <w:t>Tên</w:t>
-            </w:r>
-            <w:proofErr w:type="spellEnd"/>
-            <w:r>
-              <w:rPr>
-                <w:rFonts w:ascii="Arial" w:eastAsia="Times New Roman" w:hAnsi="Arial" w:cs="Arial"/>
-                <w:noProof w:val="0"/>
-                <w:color w:val="000000"/>
-                <w:sz w:val="22"/>
-                <w:lang w:val="en-US"/>
-              </w:rPr>
-              <w:t xml:space="preserve"> </w:t>
-            </w:r>
-            <w:proofErr w:type="spellStart"/>
-            <w:r>
-              <w:rPr>
-                <w:rFonts w:ascii="Arial" w:eastAsia="Times New Roman" w:hAnsi="Arial" w:cs="Arial"/>
-                <w:noProof w:val="0"/>
-                <w:color w:val="000000"/>
-                <w:sz w:val="22"/>
-                <w:lang w:val="en-US"/>
-              </w:rPr>
-              <w:t>của</w:t>
-            </w:r>
-            <w:proofErr w:type="spellEnd"/>
-            <w:r>
-              <w:rPr>
-                <w:rFonts w:ascii="Arial" w:eastAsia="Times New Roman" w:hAnsi="Arial" w:cs="Arial"/>
-                <w:noProof w:val="0"/>
-                <w:color w:val="000000"/>
-                <w:sz w:val="22"/>
-                <w:lang w:val="en-US"/>
-              </w:rPr>
-              <w:t xml:space="preserve"> </w:t>
-            </w:r>
-            <w:proofErr w:type="spellStart"/>
-            <w:r>
-              <w:rPr>
-                <w:rFonts w:ascii="Arial" w:eastAsia="Times New Roman" w:hAnsi="Arial" w:cs="Arial"/>
-                <w:noProof w:val="0"/>
-                <w:color w:val="000000"/>
-                <w:sz w:val="22"/>
-                <w:lang w:val="en-US"/>
-              </w:rPr>
-              <w:t>kỳ</w:t>
-            </w:r>
-            <w:proofErr w:type="spellEnd"/>
-            <w:r>
-              <w:rPr>
-                <w:rFonts w:ascii="Arial" w:eastAsia="Times New Roman" w:hAnsi="Arial" w:cs="Arial"/>
-                <w:noProof w:val="0"/>
-                <w:color w:val="000000"/>
-                <w:sz w:val="22"/>
-                <w:lang w:val="en-US"/>
-              </w:rPr>
-              <w:t xml:space="preserve"> </w:t>
-            </w:r>
-            <w:proofErr w:type="spellStart"/>
-            <w:r>
-              <w:rPr>
-                <w:rFonts w:ascii="Arial" w:eastAsia="Times New Roman" w:hAnsi="Arial" w:cs="Arial"/>
-                <w:noProof w:val="0"/>
-                <w:color w:val="000000"/>
-                <w:sz w:val="22"/>
-                <w:lang w:val="en-US"/>
-              </w:rPr>
-              <w:t>thi</w:t>
-            </w:r>
-            <w:proofErr w:type="spellEnd"/>
+              <w:t>Tên của kỳ thi</w:t>
+            </w:r>
           </w:p>
         </w:tc>
       </w:tr>
@@ -29204,7 +26375,6 @@
                 <w:lang w:val="en-US"/>
               </w:rPr>
             </w:pPr>
-            <w:proofErr w:type="spellStart"/>
             <w:r>
               <w:rPr>
                 <w:rFonts w:ascii="Arial" w:eastAsia="Times New Roman" w:hAnsi="Arial" w:cs="Arial"/>
@@ -29215,7 +26385,6 @@
               </w:rPr>
               <w:t>ThoiGianBatDau</w:t>
             </w:r>
-            <w:proofErr w:type="spellEnd"/>
           </w:p>
         </w:tc>
         <w:tc>
@@ -29280,7 +26449,6 @@
                 <w:lang w:val="en-US"/>
               </w:rPr>
             </w:pPr>
-            <w:proofErr w:type="spellStart"/>
             <w:r>
               <w:rPr>
                 <w:rFonts w:ascii="Arial" w:eastAsia="Times New Roman" w:hAnsi="Arial" w:cs="Arial"/>
@@ -29289,141 +26457,8 @@
                 <w:sz w:val="22"/>
                 <w:lang w:val="en-US"/>
               </w:rPr>
-              <w:t>Thời</w:t>
-            </w:r>
-            <w:proofErr w:type="spellEnd"/>
-            <w:r>
-              <w:rPr>
-                <w:rFonts w:ascii="Arial" w:eastAsia="Times New Roman" w:hAnsi="Arial" w:cs="Arial"/>
-                <w:noProof w:val="0"/>
-                <w:color w:val="000000"/>
-                <w:sz w:val="22"/>
-                <w:lang w:val="en-US"/>
-              </w:rPr>
-              <w:t xml:space="preserve"> </w:t>
-            </w:r>
-            <w:proofErr w:type="spellStart"/>
-            <w:r>
-              <w:rPr>
-                <w:rFonts w:ascii="Arial" w:eastAsia="Times New Roman" w:hAnsi="Arial" w:cs="Arial"/>
-                <w:noProof w:val="0"/>
-                <w:color w:val="000000"/>
-                <w:sz w:val="22"/>
-                <w:lang w:val="en-US"/>
-              </w:rPr>
-              <w:t>gian</w:t>
-            </w:r>
-            <w:proofErr w:type="spellEnd"/>
-            <w:r>
-              <w:rPr>
-                <w:rFonts w:ascii="Arial" w:eastAsia="Times New Roman" w:hAnsi="Arial" w:cs="Arial"/>
-                <w:noProof w:val="0"/>
-                <w:color w:val="000000"/>
-                <w:sz w:val="22"/>
-                <w:lang w:val="en-US"/>
-              </w:rPr>
-              <w:t xml:space="preserve"> </w:t>
-            </w:r>
-            <w:proofErr w:type="spellStart"/>
-            <w:r>
-              <w:rPr>
-                <w:rFonts w:ascii="Arial" w:eastAsia="Times New Roman" w:hAnsi="Arial" w:cs="Arial"/>
-                <w:noProof w:val="0"/>
-                <w:color w:val="000000"/>
-                <w:sz w:val="22"/>
-                <w:lang w:val="en-US"/>
-              </w:rPr>
-              <w:t>bắt</w:t>
-            </w:r>
-            <w:proofErr w:type="spellEnd"/>
-            <w:r>
-              <w:rPr>
-                <w:rFonts w:ascii="Arial" w:eastAsia="Times New Roman" w:hAnsi="Arial" w:cs="Arial"/>
-                <w:noProof w:val="0"/>
-                <w:color w:val="000000"/>
-                <w:sz w:val="22"/>
-                <w:lang w:val="en-US"/>
-              </w:rPr>
-              <w:t xml:space="preserve"> </w:t>
-            </w:r>
-            <w:proofErr w:type="spellStart"/>
-            <w:r>
-              <w:rPr>
-                <w:rFonts w:ascii="Arial" w:eastAsia="Times New Roman" w:hAnsi="Arial" w:cs="Arial"/>
-                <w:noProof w:val="0"/>
-                <w:color w:val="000000"/>
-                <w:sz w:val="22"/>
-                <w:lang w:val="en-US"/>
-              </w:rPr>
-              <w:t>đầu</w:t>
-            </w:r>
-            <w:proofErr w:type="spellEnd"/>
-            <w:r>
-              <w:rPr>
-                <w:rFonts w:ascii="Arial" w:eastAsia="Times New Roman" w:hAnsi="Arial" w:cs="Arial"/>
-                <w:noProof w:val="0"/>
-                <w:color w:val="000000"/>
-                <w:sz w:val="22"/>
-                <w:lang w:val="en-US"/>
-              </w:rPr>
-              <w:t xml:space="preserve"> </w:t>
-            </w:r>
-            <w:proofErr w:type="spellStart"/>
-            <w:r>
-              <w:rPr>
-                <w:rFonts w:ascii="Arial" w:eastAsia="Times New Roman" w:hAnsi="Arial" w:cs="Arial"/>
-                <w:noProof w:val="0"/>
-                <w:color w:val="000000"/>
-                <w:sz w:val="22"/>
-                <w:lang w:val="en-US"/>
-              </w:rPr>
-              <w:t>của</w:t>
-            </w:r>
-            <w:proofErr w:type="spellEnd"/>
-            <w:r>
-              <w:rPr>
-                <w:rFonts w:ascii="Arial" w:eastAsia="Times New Roman" w:hAnsi="Arial" w:cs="Arial"/>
-                <w:noProof w:val="0"/>
-                <w:color w:val="000000"/>
-                <w:sz w:val="22"/>
-                <w:lang w:val="en-US"/>
-              </w:rPr>
-              <w:t xml:space="preserve"> </w:t>
-            </w:r>
-            <w:proofErr w:type="spellStart"/>
-            <w:r>
-              <w:rPr>
-                <w:rFonts w:ascii="Arial" w:eastAsia="Times New Roman" w:hAnsi="Arial" w:cs="Arial"/>
-                <w:noProof w:val="0"/>
-                <w:color w:val="000000"/>
-                <w:sz w:val="22"/>
-                <w:lang w:val="en-US"/>
-              </w:rPr>
-              <w:t>kỳ</w:t>
-            </w:r>
-            <w:proofErr w:type="spellEnd"/>
-            <w:r>
-              <w:rPr>
-                <w:rFonts w:ascii="Arial" w:eastAsia="Times New Roman" w:hAnsi="Arial" w:cs="Arial"/>
-                <w:noProof w:val="0"/>
-                <w:color w:val="000000"/>
-                <w:sz w:val="22"/>
-                <w:lang w:val="en-US"/>
-              </w:rPr>
-              <w:t xml:space="preserve"> </w:t>
-            </w:r>
-            <w:proofErr w:type="spellStart"/>
-            <w:r>
-              <w:rPr>
-                <w:rFonts w:ascii="Arial" w:eastAsia="Times New Roman" w:hAnsi="Arial" w:cs="Arial"/>
-                <w:noProof w:val="0"/>
-                <w:color w:val="000000"/>
-                <w:sz w:val="22"/>
-                <w:lang w:val="en-US"/>
-              </w:rPr>
-              <w:t>thi</w:t>
-            </w:r>
-            <w:proofErr w:type="spellEnd"/>
+              <w:t>Thời gian bắt đầu của kỳ thi</w:t>
+            </w:r>
           </w:p>
         </w:tc>
       </w:tr>
@@ -29482,7 +26517,6 @@
                 <w:lang w:val="en-US"/>
               </w:rPr>
             </w:pPr>
-            <w:proofErr w:type="spellStart"/>
             <w:r>
               <w:rPr>
                 <w:rFonts w:ascii="Arial" w:eastAsia="Times New Roman" w:hAnsi="Arial" w:cs="Arial"/>
@@ -29493,7 +26527,6 @@
               </w:rPr>
               <w:t>ThoiGianKetThuc</w:t>
             </w:r>
-            <w:proofErr w:type="spellEnd"/>
           </w:p>
         </w:tc>
         <w:tc>
@@ -29558,7 +26591,6 @@
                 <w:lang w:val="en-US"/>
               </w:rPr>
             </w:pPr>
-            <w:proofErr w:type="spellStart"/>
             <w:r>
               <w:rPr>
                 <w:rFonts w:ascii="Arial" w:eastAsia="Times New Roman" w:hAnsi="Arial" w:cs="Arial"/>
@@ -29567,141 +26599,8 @@
                 <w:sz w:val="22"/>
                 <w:lang w:val="en-US"/>
               </w:rPr>
-              <w:t>Thời</w:t>
-            </w:r>
-            <w:proofErr w:type="spellEnd"/>
-            <w:r>
-              <w:rPr>
-                <w:rFonts w:ascii="Arial" w:eastAsia="Times New Roman" w:hAnsi="Arial" w:cs="Arial"/>
-                <w:noProof w:val="0"/>
-                <w:color w:val="000000"/>
-                <w:sz w:val="22"/>
-                <w:lang w:val="en-US"/>
-              </w:rPr>
-              <w:t xml:space="preserve"> </w:t>
-            </w:r>
-            <w:proofErr w:type="spellStart"/>
-            <w:r>
-              <w:rPr>
-                <w:rFonts w:ascii="Arial" w:eastAsia="Times New Roman" w:hAnsi="Arial" w:cs="Arial"/>
-                <w:noProof w:val="0"/>
-                <w:color w:val="000000"/>
-                <w:sz w:val="22"/>
-                <w:lang w:val="en-US"/>
-              </w:rPr>
-              <w:t>gian</w:t>
-            </w:r>
-            <w:proofErr w:type="spellEnd"/>
-            <w:r>
-              <w:rPr>
-                <w:rFonts w:ascii="Arial" w:eastAsia="Times New Roman" w:hAnsi="Arial" w:cs="Arial"/>
-                <w:noProof w:val="0"/>
-                <w:color w:val="000000"/>
-                <w:sz w:val="22"/>
-                <w:lang w:val="en-US"/>
-              </w:rPr>
-              <w:t xml:space="preserve"> </w:t>
-            </w:r>
-            <w:proofErr w:type="spellStart"/>
-            <w:r>
-              <w:rPr>
-                <w:rFonts w:ascii="Arial" w:eastAsia="Times New Roman" w:hAnsi="Arial" w:cs="Arial"/>
-                <w:noProof w:val="0"/>
-                <w:color w:val="000000"/>
-                <w:sz w:val="22"/>
-                <w:lang w:val="en-US"/>
-              </w:rPr>
-              <w:t>kết</w:t>
-            </w:r>
-            <w:proofErr w:type="spellEnd"/>
-            <w:r>
-              <w:rPr>
-                <w:rFonts w:ascii="Arial" w:eastAsia="Times New Roman" w:hAnsi="Arial" w:cs="Arial"/>
-                <w:noProof w:val="0"/>
-                <w:color w:val="000000"/>
-                <w:sz w:val="22"/>
-                <w:lang w:val="en-US"/>
-              </w:rPr>
-              <w:t xml:space="preserve"> </w:t>
-            </w:r>
-            <w:proofErr w:type="spellStart"/>
-            <w:r>
-              <w:rPr>
-                <w:rFonts w:ascii="Arial" w:eastAsia="Times New Roman" w:hAnsi="Arial" w:cs="Arial"/>
-                <w:noProof w:val="0"/>
-                <w:color w:val="000000"/>
-                <w:sz w:val="22"/>
-                <w:lang w:val="en-US"/>
-              </w:rPr>
-              <w:t>thúc</w:t>
-            </w:r>
-            <w:proofErr w:type="spellEnd"/>
-            <w:r>
-              <w:rPr>
-                <w:rFonts w:ascii="Arial" w:eastAsia="Times New Roman" w:hAnsi="Arial" w:cs="Arial"/>
-                <w:noProof w:val="0"/>
-                <w:color w:val="000000"/>
-                <w:sz w:val="22"/>
-                <w:lang w:val="en-US"/>
-              </w:rPr>
-              <w:t xml:space="preserve"> </w:t>
-            </w:r>
-            <w:proofErr w:type="spellStart"/>
-            <w:r>
-              <w:rPr>
-                <w:rFonts w:ascii="Arial" w:eastAsia="Times New Roman" w:hAnsi="Arial" w:cs="Arial"/>
-                <w:noProof w:val="0"/>
-                <w:color w:val="000000"/>
-                <w:sz w:val="22"/>
-                <w:lang w:val="en-US"/>
-              </w:rPr>
-              <w:t>của</w:t>
-            </w:r>
-            <w:proofErr w:type="spellEnd"/>
-            <w:r>
-              <w:rPr>
-                <w:rFonts w:ascii="Arial" w:eastAsia="Times New Roman" w:hAnsi="Arial" w:cs="Arial"/>
-                <w:noProof w:val="0"/>
-                <w:color w:val="000000"/>
-                <w:sz w:val="22"/>
-                <w:lang w:val="en-US"/>
-              </w:rPr>
-              <w:t xml:space="preserve"> </w:t>
-            </w:r>
-            <w:proofErr w:type="spellStart"/>
-            <w:r>
-              <w:rPr>
-                <w:rFonts w:ascii="Arial" w:eastAsia="Times New Roman" w:hAnsi="Arial" w:cs="Arial"/>
-                <w:noProof w:val="0"/>
-                <w:color w:val="000000"/>
-                <w:sz w:val="22"/>
-                <w:lang w:val="en-US"/>
-              </w:rPr>
-              <w:t>kỳ</w:t>
-            </w:r>
-            <w:proofErr w:type="spellEnd"/>
-            <w:r>
-              <w:rPr>
-                <w:rFonts w:ascii="Arial" w:eastAsia="Times New Roman" w:hAnsi="Arial" w:cs="Arial"/>
-                <w:noProof w:val="0"/>
-                <w:color w:val="000000"/>
-                <w:sz w:val="22"/>
-                <w:lang w:val="en-US"/>
-              </w:rPr>
-              <w:t xml:space="preserve"> </w:t>
-            </w:r>
-            <w:proofErr w:type="spellStart"/>
-            <w:r>
-              <w:rPr>
-                <w:rFonts w:ascii="Arial" w:eastAsia="Times New Roman" w:hAnsi="Arial" w:cs="Arial"/>
-                <w:noProof w:val="0"/>
-                <w:color w:val="000000"/>
-                <w:sz w:val="22"/>
-                <w:lang w:val="en-US"/>
-              </w:rPr>
-              <w:t>thi</w:t>
-            </w:r>
-            <w:proofErr w:type="spellEnd"/>
+              <w:t>Thời gian kết thúc của kỳ thi</w:t>
+            </w:r>
           </w:p>
         </w:tc>
       </w:tr>
@@ -29736,7 +26635,6 @@
                 <w:lang w:val="en-US"/>
               </w:rPr>
             </w:pPr>
-            <w:proofErr w:type="spellStart"/>
             <w:r>
               <w:rPr>
                 <w:rFonts w:ascii="Arial" w:eastAsia="Times New Roman" w:hAnsi="Arial" w:cs="Arial"/>
@@ -29747,7 +26645,6 @@
               </w:rPr>
               <w:t>CaThi</w:t>
             </w:r>
-            <w:proofErr w:type="spellEnd"/>
           </w:p>
         </w:tc>
         <w:tc>
@@ -29775,7 +26672,6 @@
                 <w:lang w:val="en-US"/>
               </w:rPr>
             </w:pPr>
-            <w:proofErr w:type="spellStart"/>
             <w:r>
               <w:rPr>
                 <w:rFonts w:ascii="Arial" w:eastAsia="Times New Roman" w:hAnsi="Arial" w:cs="Arial"/>
@@ -29786,7 +26682,6 @@
               </w:rPr>
               <w:t>MaCaThi</w:t>
             </w:r>
-            <w:proofErr w:type="spellEnd"/>
           </w:p>
         </w:tc>
         <w:tc>
@@ -29851,7 +26746,6 @@
                 <w:lang w:val="en-US"/>
               </w:rPr>
             </w:pPr>
-            <w:proofErr w:type="spellStart"/>
             <w:r>
               <w:rPr>
                 <w:rFonts w:ascii="Arial" w:eastAsia="Times New Roman" w:hAnsi="Arial" w:cs="Arial"/>
@@ -29860,75 +26754,8 @@
                 <w:sz w:val="22"/>
                 <w:lang w:val="en-US"/>
               </w:rPr>
-              <w:t>Mã</w:t>
-            </w:r>
-            <w:proofErr w:type="spellEnd"/>
-            <w:r>
-              <w:rPr>
-                <w:rFonts w:ascii="Arial" w:eastAsia="Times New Roman" w:hAnsi="Arial" w:cs="Arial"/>
-                <w:noProof w:val="0"/>
-                <w:color w:val="000000"/>
-                <w:sz w:val="22"/>
-                <w:lang w:val="en-US"/>
-              </w:rPr>
-              <w:t xml:space="preserve"> định </w:t>
-            </w:r>
-            <w:proofErr w:type="spellStart"/>
-            <w:r>
-              <w:rPr>
-                <w:rFonts w:ascii="Arial" w:eastAsia="Times New Roman" w:hAnsi="Arial" w:cs="Arial"/>
-                <w:noProof w:val="0"/>
-                <w:color w:val="000000"/>
-                <w:sz w:val="22"/>
-                <w:lang w:val="en-US"/>
-              </w:rPr>
-              <w:t>danh</w:t>
-            </w:r>
-            <w:proofErr w:type="spellEnd"/>
-            <w:r>
-              <w:rPr>
-                <w:rFonts w:ascii="Arial" w:eastAsia="Times New Roman" w:hAnsi="Arial" w:cs="Arial"/>
-                <w:noProof w:val="0"/>
-                <w:color w:val="000000"/>
-                <w:sz w:val="22"/>
-                <w:lang w:val="en-US"/>
-              </w:rPr>
-              <w:t xml:space="preserve"> </w:t>
-            </w:r>
-            <w:proofErr w:type="spellStart"/>
-            <w:r>
-              <w:rPr>
-                <w:rFonts w:ascii="Arial" w:eastAsia="Times New Roman" w:hAnsi="Arial" w:cs="Arial"/>
-                <w:noProof w:val="0"/>
-                <w:color w:val="000000"/>
-                <w:sz w:val="22"/>
-                <w:lang w:val="en-US"/>
-              </w:rPr>
-              <w:t>của</w:t>
-            </w:r>
-            <w:proofErr w:type="spellEnd"/>
-            <w:r>
-              <w:rPr>
-                <w:rFonts w:ascii="Arial" w:eastAsia="Times New Roman" w:hAnsi="Arial" w:cs="Arial"/>
-                <w:noProof w:val="0"/>
-                <w:color w:val="000000"/>
-                <w:sz w:val="22"/>
-                <w:lang w:val="en-US"/>
-              </w:rPr>
-              <w:t xml:space="preserve"> ca </w:t>
-            </w:r>
-            <w:proofErr w:type="spellStart"/>
-            <w:r>
-              <w:rPr>
-                <w:rFonts w:ascii="Arial" w:eastAsia="Times New Roman" w:hAnsi="Arial" w:cs="Arial"/>
-                <w:noProof w:val="0"/>
-                <w:color w:val="000000"/>
-                <w:sz w:val="22"/>
-                <w:lang w:val="en-US"/>
-              </w:rPr>
-              <w:t>thi</w:t>
-            </w:r>
-            <w:proofErr w:type="spellEnd"/>
+              <w:t>Mã định danh của ca thi</w:t>
+            </w:r>
           </w:p>
         </w:tc>
       </w:tr>
@@ -29987,7 +26814,6 @@
                 <w:lang w:val="en-US"/>
               </w:rPr>
             </w:pPr>
-            <w:proofErr w:type="spellStart"/>
             <w:r>
               <w:rPr>
                 <w:rFonts w:ascii="Arial" w:eastAsia="Times New Roman" w:hAnsi="Arial" w:cs="Arial"/>
@@ -29998,7 +26824,6 @@
               </w:rPr>
               <w:t>TenCaThi</w:t>
             </w:r>
-            <w:proofErr w:type="spellEnd"/>
           </w:p>
         </w:tc>
         <w:tc>
@@ -30063,7 +26888,6 @@
                 <w:lang w:val="en-US"/>
               </w:rPr>
             </w:pPr>
-            <w:proofErr w:type="spellStart"/>
             <w:r>
               <w:rPr>
                 <w:rFonts w:ascii="Arial" w:eastAsia="Times New Roman" w:hAnsi="Arial" w:cs="Arial"/>
@@ -30072,53 +26896,8 @@
                 <w:sz w:val="22"/>
                 <w:lang w:val="en-US"/>
               </w:rPr>
-              <w:t>Tên</w:t>
-            </w:r>
-            <w:proofErr w:type="spellEnd"/>
-            <w:r>
-              <w:rPr>
-                <w:rFonts w:ascii="Arial" w:eastAsia="Times New Roman" w:hAnsi="Arial" w:cs="Arial"/>
-                <w:noProof w:val="0"/>
-                <w:color w:val="000000"/>
-                <w:sz w:val="22"/>
-                <w:lang w:val="en-US"/>
-              </w:rPr>
-              <w:t xml:space="preserve"> </w:t>
-            </w:r>
-            <w:proofErr w:type="spellStart"/>
-            <w:r>
-              <w:rPr>
-                <w:rFonts w:ascii="Arial" w:eastAsia="Times New Roman" w:hAnsi="Arial" w:cs="Arial"/>
-                <w:noProof w:val="0"/>
-                <w:color w:val="000000"/>
-                <w:sz w:val="22"/>
-                <w:lang w:val="en-US"/>
-              </w:rPr>
-              <w:t>của</w:t>
-            </w:r>
-            <w:proofErr w:type="spellEnd"/>
-            <w:r>
-              <w:rPr>
-                <w:rFonts w:ascii="Arial" w:eastAsia="Times New Roman" w:hAnsi="Arial" w:cs="Arial"/>
-                <w:noProof w:val="0"/>
-                <w:color w:val="000000"/>
-                <w:sz w:val="22"/>
-                <w:lang w:val="en-US"/>
-              </w:rPr>
-              <w:t xml:space="preserve"> ca </w:t>
-            </w:r>
-            <w:proofErr w:type="spellStart"/>
-            <w:r>
-              <w:rPr>
-                <w:rFonts w:ascii="Arial" w:eastAsia="Times New Roman" w:hAnsi="Arial" w:cs="Arial"/>
-                <w:noProof w:val="0"/>
-                <w:color w:val="000000"/>
-                <w:sz w:val="22"/>
-                <w:lang w:val="en-US"/>
-              </w:rPr>
-              <w:t>thi</w:t>
-            </w:r>
-            <w:proofErr w:type="spellEnd"/>
+              <w:t>Tên của ca thi</w:t>
+            </w:r>
           </w:p>
         </w:tc>
       </w:tr>
@@ -30177,7 +26956,6 @@
                 <w:lang w:val="en-US"/>
               </w:rPr>
             </w:pPr>
-            <w:proofErr w:type="spellStart"/>
             <w:r>
               <w:rPr>
                 <w:rFonts w:ascii="Arial" w:eastAsia="Times New Roman" w:hAnsi="Arial" w:cs="Arial"/>
@@ -30188,7 +26966,6 @@
               </w:rPr>
               <w:t>MaKyThi</w:t>
             </w:r>
-            <w:proofErr w:type="spellEnd"/>
           </w:p>
         </w:tc>
         <w:tc>
@@ -30261,152 +27038,8 @@
                 <w:sz w:val="22"/>
                 <w:lang w:val="en-US"/>
               </w:rPr>
-              <w:t xml:space="preserve">Liên </w:t>
-            </w:r>
-            <w:proofErr w:type="spellStart"/>
-            <w:r>
-              <w:rPr>
-                <w:rFonts w:ascii="Arial" w:eastAsia="Times New Roman" w:hAnsi="Arial" w:cs="Arial"/>
-                <w:noProof w:val="0"/>
-                <w:color w:val="000000"/>
-                <w:sz w:val="22"/>
-                <w:lang w:val="en-US"/>
-              </w:rPr>
-              <w:t>kết</w:t>
-            </w:r>
-            <w:proofErr w:type="spellEnd"/>
-            <w:r>
-              <w:rPr>
-                <w:rFonts w:ascii="Arial" w:eastAsia="Times New Roman" w:hAnsi="Arial" w:cs="Arial"/>
-                <w:noProof w:val="0"/>
-                <w:color w:val="000000"/>
-                <w:sz w:val="22"/>
-                <w:lang w:val="en-US"/>
-              </w:rPr>
-              <w:t xml:space="preserve"> ca </w:t>
-            </w:r>
-            <w:proofErr w:type="spellStart"/>
-            <w:r>
-              <w:rPr>
-                <w:rFonts w:ascii="Arial" w:eastAsia="Times New Roman" w:hAnsi="Arial" w:cs="Arial"/>
-                <w:noProof w:val="0"/>
-                <w:color w:val="000000"/>
-                <w:sz w:val="22"/>
-                <w:lang w:val="en-US"/>
-              </w:rPr>
-              <w:t>thi</w:t>
-            </w:r>
-            <w:proofErr w:type="spellEnd"/>
-            <w:r>
-              <w:rPr>
-                <w:rFonts w:ascii="Arial" w:eastAsia="Times New Roman" w:hAnsi="Arial" w:cs="Arial"/>
-                <w:noProof w:val="0"/>
-                <w:color w:val="000000"/>
-                <w:sz w:val="22"/>
-                <w:lang w:val="en-US"/>
-              </w:rPr>
-              <w:t xml:space="preserve"> </w:t>
-            </w:r>
-            <w:proofErr w:type="spellStart"/>
-            <w:r>
-              <w:rPr>
-                <w:rFonts w:ascii="Arial" w:eastAsia="Times New Roman" w:hAnsi="Arial" w:cs="Arial"/>
-                <w:noProof w:val="0"/>
-                <w:color w:val="000000"/>
-                <w:sz w:val="22"/>
-                <w:lang w:val="en-US"/>
-              </w:rPr>
-              <w:t>với</w:t>
-            </w:r>
-            <w:proofErr w:type="spellEnd"/>
-            <w:r>
-              <w:rPr>
-                <w:rFonts w:ascii="Arial" w:eastAsia="Times New Roman" w:hAnsi="Arial" w:cs="Arial"/>
-                <w:noProof w:val="0"/>
-                <w:color w:val="000000"/>
-                <w:sz w:val="22"/>
-                <w:lang w:val="en-US"/>
-              </w:rPr>
-              <w:t xml:space="preserve"> </w:t>
-            </w:r>
-            <w:proofErr w:type="spellStart"/>
-            <w:r>
-              <w:rPr>
-                <w:rFonts w:ascii="Arial" w:eastAsia="Times New Roman" w:hAnsi="Arial" w:cs="Arial"/>
-                <w:noProof w:val="0"/>
-                <w:color w:val="000000"/>
-                <w:sz w:val="22"/>
-                <w:lang w:val="en-US"/>
-              </w:rPr>
-              <w:t>kỳ</w:t>
-            </w:r>
-            <w:proofErr w:type="spellEnd"/>
-            <w:r>
-              <w:rPr>
-                <w:rFonts w:ascii="Arial" w:eastAsia="Times New Roman" w:hAnsi="Arial" w:cs="Arial"/>
-                <w:noProof w:val="0"/>
-                <w:color w:val="000000"/>
-                <w:sz w:val="22"/>
-                <w:lang w:val="en-US"/>
-              </w:rPr>
-              <w:t xml:space="preserve"> </w:t>
-            </w:r>
-            <w:proofErr w:type="spellStart"/>
-            <w:r>
-              <w:rPr>
-                <w:rFonts w:ascii="Arial" w:eastAsia="Times New Roman" w:hAnsi="Arial" w:cs="Arial"/>
-                <w:noProof w:val="0"/>
-                <w:color w:val="000000"/>
-                <w:sz w:val="22"/>
-                <w:lang w:val="en-US"/>
-              </w:rPr>
-              <w:t>thi</w:t>
-            </w:r>
-            <w:proofErr w:type="spellEnd"/>
-            <w:r>
-              <w:rPr>
-                <w:rFonts w:ascii="Arial" w:eastAsia="Times New Roman" w:hAnsi="Arial" w:cs="Arial"/>
-                <w:noProof w:val="0"/>
-                <w:color w:val="000000"/>
-                <w:sz w:val="22"/>
-                <w:lang w:val="en-US"/>
-              </w:rPr>
-              <w:t xml:space="preserve"> </w:t>
-            </w:r>
-            <w:proofErr w:type="spellStart"/>
-            <w:r>
-              <w:rPr>
-                <w:rFonts w:ascii="Arial" w:eastAsia="Times New Roman" w:hAnsi="Arial" w:cs="Arial"/>
-                <w:noProof w:val="0"/>
-                <w:color w:val="000000"/>
-                <w:sz w:val="22"/>
-                <w:lang w:val="en-US"/>
-              </w:rPr>
-              <w:t>tương</w:t>
-            </w:r>
-            <w:proofErr w:type="spellEnd"/>
-            <w:r>
-              <w:rPr>
-                <w:rFonts w:ascii="Arial" w:eastAsia="Times New Roman" w:hAnsi="Arial" w:cs="Arial"/>
-                <w:noProof w:val="0"/>
-                <w:color w:val="000000"/>
-                <w:sz w:val="22"/>
-                <w:lang w:val="en-US"/>
-              </w:rPr>
-              <w:t xml:space="preserve"> </w:t>
-            </w:r>
-            <w:proofErr w:type="spellStart"/>
-            <w:r>
-              <w:rPr>
-                <w:rFonts w:ascii="Arial" w:eastAsia="Times New Roman" w:hAnsi="Arial" w:cs="Arial"/>
-                <w:noProof w:val="0"/>
-                <w:color w:val="000000"/>
-                <w:sz w:val="22"/>
-                <w:lang w:val="en-US"/>
-              </w:rPr>
-              <w:t>ứng</w:t>
-            </w:r>
-            <w:proofErr w:type="spellEnd"/>
+              <w:t>Liên kết ca thi với kỳ thi tương ứng</w:t>
+            </w:r>
           </w:p>
         </w:tc>
       </w:tr>
@@ -30465,7 +27098,6 @@
                 <w:lang w:val="en-US"/>
               </w:rPr>
             </w:pPr>
-            <w:proofErr w:type="spellStart"/>
             <w:r>
               <w:rPr>
                 <w:rFonts w:ascii="Arial" w:eastAsia="Times New Roman" w:hAnsi="Arial" w:cs="Arial"/>
@@ -30476,7 +27108,6 @@
               </w:rPr>
               <w:t>DanhSachThiSinh</w:t>
             </w:r>
-            <w:proofErr w:type="spellEnd"/>
           </w:p>
         </w:tc>
         <w:tc>
@@ -30549,315 +27180,7 @@
                 <w:sz w:val="22"/>
                 <w:lang w:val="en-US"/>
               </w:rPr>
-              <w:t xml:space="preserve">Danh </w:t>
-            </w:r>
-            <w:proofErr w:type="spellStart"/>
-            <w:r>
-              <w:rPr>
-                <w:rFonts w:ascii="Arial" w:eastAsia="Times New Roman" w:hAnsi="Arial" w:cs="Arial"/>
-                <w:noProof w:val="0"/>
-                <w:color w:val="000000"/>
-                <w:sz w:val="22"/>
-                <w:lang w:val="en-US"/>
-              </w:rPr>
-              <w:t>sách</w:t>
-            </w:r>
-            <w:proofErr w:type="spellEnd"/>
-            <w:r>
-              <w:rPr>
-                <w:rFonts w:ascii="Arial" w:eastAsia="Times New Roman" w:hAnsi="Arial" w:cs="Arial"/>
-                <w:noProof w:val="0"/>
-                <w:color w:val="000000"/>
-                <w:sz w:val="22"/>
-                <w:lang w:val="en-US"/>
-              </w:rPr>
-              <w:t xml:space="preserve"> </w:t>
-            </w:r>
-            <w:proofErr w:type="spellStart"/>
-            <w:r>
-              <w:rPr>
-                <w:rFonts w:ascii="Arial" w:eastAsia="Times New Roman" w:hAnsi="Arial" w:cs="Arial"/>
-                <w:noProof w:val="0"/>
-                <w:color w:val="000000"/>
-                <w:sz w:val="22"/>
-                <w:lang w:val="en-US"/>
-              </w:rPr>
-              <w:t>thí</w:t>
-            </w:r>
-            <w:proofErr w:type="spellEnd"/>
-            <w:r>
-              <w:rPr>
-                <w:rFonts w:ascii="Arial" w:eastAsia="Times New Roman" w:hAnsi="Arial" w:cs="Arial"/>
-                <w:noProof w:val="0"/>
-                <w:color w:val="000000"/>
-                <w:sz w:val="22"/>
-                <w:lang w:val="en-US"/>
-              </w:rPr>
-              <w:t xml:space="preserve"> </w:t>
-            </w:r>
-            <w:proofErr w:type="spellStart"/>
-            <w:r>
-              <w:rPr>
-                <w:rFonts w:ascii="Arial" w:eastAsia="Times New Roman" w:hAnsi="Arial" w:cs="Arial"/>
-                <w:noProof w:val="0"/>
-                <w:color w:val="000000"/>
-                <w:sz w:val="22"/>
-                <w:lang w:val="en-US"/>
-              </w:rPr>
-              <w:t>sinh</w:t>
-            </w:r>
-            <w:proofErr w:type="spellEnd"/>
-            <w:r>
-              <w:rPr>
-                <w:rFonts w:ascii="Arial" w:eastAsia="Times New Roman" w:hAnsi="Arial" w:cs="Arial"/>
-                <w:noProof w:val="0"/>
-                <w:color w:val="000000"/>
-                <w:sz w:val="22"/>
-                <w:lang w:val="en-US"/>
-              </w:rPr>
-              <w:t xml:space="preserve"> </w:t>
-            </w:r>
-            <w:proofErr w:type="spellStart"/>
-            <w:r>
-              <w:rPr>
-                <w:rFonts w:ascii="Arial" w:eastAsia="Times New Roman" w:hAnsi="Arial" w:cs="Arial"/>
-                <w:noProof w:val="0"/>
-                <w:color w:val="000000"/>
-                <w:sz w:val="22"/>
-                <w:lang w:val="en-US"/>
-              </w:rPr>
-              <w:t>tham</w:t>
-            </w:r>
-            <w:proofErr w:type="spellEnd"/>
-            <w:r>
-              <w:rPr>
-                <w:rFonts w:ascii="Arial" w:eastAsia="Times New Roman" w:hAnsi="Arial" w:cs="Arial"/>
-                <w:noProof w:val="0"/>
-                <w:color w:val="000000"/>
-                <w:sz w:val="22"/>
-                <w:lang w:val="en-US"/>
-              </w:rPr>
-              <w:t xml:space="preserve"> </w:t>
-            </w:r>
-            <w:proofErr w:type="spellStart"/>
-            <w:r>
-              <w:rPr>
-                <w:rFonts w:ascii="Arial" w:eastAsia="Times New Roman" w:hAnsi="Arial" w:cs="Arial"/>
-                <w:noProof w:val="0"/>
-                <w:color w:val="000000"/>
-                <w:sz w:val="22"/>
-                <w:lang w:val="en-US"/>
-              </w:rPr>
-              <w:t>gia</w:t>
-            </w:r>
-            <w:proofErr w:type="spellEnd"/>
-            <w:r>
-              <w:rPr>
-                <w:rFonts w:ascii="Arial" w:eastAsia="Times New Roman" w:hAnsi="Arial" w:cs="Arial"/>
-                <w:noProof w:val="0"/>
-                <w:color w:val="000000"/>
-                <w:sz w:val="22"/>
-                <w:lang w:val="en-US"/>
-              </w:rPr>
-              <w:t xml:space="preserve"> ca </w:t>
-            </w:r>
-            <w:proofErr w:type="spellStart"/>
-            <w:r>
-              <w:rPr>
-                <w:rFonts w:ascii="Arial" w:eastAsia="Times New Roman" w:hAnsi="Arial" w:cs="Arial"/>
-                <w:noProof w:val="0"/>
-                <w:color w:val="000000"/>
-                <w:sz w:val="22"/>
-                <w:lang w:val="en-US"/>
-              </w:rPr>
-              <w:t>thi</w:t>
-            </w:r>
-            <w:proofErr w:type="spellEnd"/>
-            <w:r>
-              <w:rPr>
-                <w:rFonts w:ascii="Arial" w:eastAsia="Times New Roman" w:hAnsi="Arial" w:cs="Arial"/>
-                <w:noProof w:val="0"/>
-                <w:color w:val="000000"/>
-                <w:sz w:val="22"/>
-                <w:lang w:val="en-US"/>
-              </w:rPr>
-              <w:t xml:space="preserve"> (</w:t>
-            </w:r>
-            <w:proofErr w:type="spellStart"/>
-            <w:r>
-              <w:rPr>
-                <w:rFonts w:ascii="Arial" w:eastAsia="Times New Roman" w:hAnsi="Arial" w:cs="Arial"/>
-                <w:noProof w:val="0"/>
-                <w:color w:val="000000"/>
-                <w:sz w:val="22"/>
-                <w:lang w:val="en-US"/>
-              </w:rPr>
-              <w:t>lưu</w:t>
-            </w:r>
-            <w:proofErr w:type="spellEnd"/>
-            <w:r>
-              <w:rPr>
-                <w:rFonts w:ascii="Arial" w:eastAsia="Times New Roman" w:hAnsi="Arial" w:cs="Arial"/>
-                <w:noProof w:val="0"/>
-                <w:color w:val="000000"/>
-                <w:sz w:val="22"/>
-                <w:lang w:val="en-US"/>
-              </w:rPr>
-              <w:t xml:space="preserve"> </w:t>
-            </w:r>
-            <w:proofErr w:type="spellStart"/>
-            <w:r>
-              <w:rPr>
-                <w:rFonts w:ascii="Arial" w:eastAsia="Times New Roman" w:hAnsi="Arial" w:cs="Arial"/>
-                <w:noProof w:val="0"/>
-                <w:color w:val="000000"/>
-                <w:sz w:val="22"/>
-                <w:lang w:val="en-US"/>
-              </w:rPr>
-              <w:t>chuỗi</w:t>
-            </w:r>
-            <w:proofErr w:type="spellEnd"/>
-            <w:r>
-              <w:rPr>
-                <w:rFonts w:ascii="Arial" w:eastAsia="Times New Roman" w:hAnsi="Arial" w:cs="Arial"/>
-                <w:noProof w:val="0"/>
-                <w:color w:val="000000"/>
-                <w:sz w:val="22"/>
-                <w:lang w:val="en-US"/>
-              </w:rPr>
-              <w:t xml:space="preserve"> JSON </w:t>
-            </w:r>
-            <w:proofErr w:type="spellStart"/>
-            <w:r>
-              <w:rPr>
-                <w:rFonts w:ascii="Arial" w:eastAsia="Times New Roman" w:hAnsi="Arial" w:cs="Arial"/>
-                <w:noProof w:val="0"/>
-                <w:color w:val="000000"/>
-                <w:sz w:val="22"/>
-                <w:lang w:val="en-US"/>
-              </w:rPr>
-              <w:t>hoặc</w:t>
-            </w:r>
-            <w:proofErr w:type="spellEnd"/>
-            <w:r>
-              <w:rPr>
-                <w:rFonts w:ascii="Arial" w:eastAsia="Times New Roman" w:hAnsi="Arial" w:cs="Arial"/>
-                <w:noProof w:val="0"/>
-                <w:color w:val="000000"/>
-                <w:sz w:val="22"/>
-                <w:lang w:val="en-US"/>
-              </w:rPr>
-              <w:t xml:space="preserve"> </w:t>
-            </w:r>
-            <w:proofErr w:type="spellStart"/>
-            <w:r>
-              <w:rPr>
-                <w:rFonts w:ascii="Arial" w:eastAsia="Times New Roman" w:hAnsi="Arial" w:cs="Arial"/>
-                <w:noProof w:val="0"/>
-                <w:color w:val="000000"/>
-                <w:sz w:val="22"/>
-                <w:lang w:val="en-US"/>
-              </w:rPr>
-              <w:t>phân</w:t>
-            </w:r>
-            <w:proofErr w:type="spellEnd"/>
-            <w:r>
-              <w:rPr>
-                <w:rFonts w:ascii="Arial" w:eastAsia="Times New Roman" w:hAnsi="Arial" w:cs="Arial"/>
-                <w:noProof w:val="0"/>
-                <w:color w:val="000000"/>
-                <w:sz w:val="22"/>
-                <w:lang w:val="en-US"/>
-              </w:rPr>
-              <w:t xml:space="preserve"> </w:t>
-            </w:r>
-            <w:proofErr w:type="spellStart"/>
-            <w:r>
-              <w:rPr>
-                <w:rFonts w:ascii="Arial" w:eastAsia="Times New Roman" w:hAnsi="Arial" w:cs="Arial"/>
-                <w:noProof w:val="0"/>
-                <w:color w:val="000000"/>
-                <w:sz w:val="22"/>
-                <w:lang w:val="en-US"/>
-              </w:rPr>
-              <w:t>cách</w:t>
-            </w:r>
-            <w:proofErr w:type="spellEnd"/>
-            <w:r>
-              <w:rPr>
-                <w:rFonts w:ascii="Arial" w:eastAsia="Times New Roman" w:hAnsi="Arial" w:cs="Arial"/>
-                <w:noProof w:val="0"/>
-                <w:color w:val="000000"/>
-                <w:sz w:val="22"/>
-                <w:lang w:val="en-US"/>
-              </w:rPr>
-              <w:t xml:space="preserve"> </w:t>
-            </w:r>
-            <w:proofErr w:type="spellStart"/>
-            <w:r>
-              <w:rPr>
-                <w:rFonts w:ascii="Arial" w:eastAsia="Times New Roman" w:hAnsi="Arial" w:cs="Arial"/>
-                <w:noProof w:val="0"/>
-                <w:color w:val="000000"/>
-                <w:sz w:val="22"/>
-                <w:lang w:val="en-US"/>
-              </w:rPr>
-              <w:t>bởi</w:t>
-            </w:r>
-            <w:proofErr w:type="spellEnd"/>
-            <w:r>
-              <w:rPr>
-                <w:rFonts w:ascii="Arial" w:eastAsia="Times New Roman" w:hAnsi="Arial" w:cs="Arial"/>
-                <w:noProof w:val="0"/>
-                <w:color w:val="000000"/>
-                <w:sz w:val="22"/>
-                <w:lang w:val="en-US"/>
-              </w:rPr>
-              <w:t xml:space="preserve"> </w:t>
-            </w:r>
-            <w:proofErr w:type="spellStart"/>
-            <w:r>
-              <w:rPr>
-                <w:rFonts w:ascii="Arial" w:eastAsia="Times New Roman" w:hAnsi="Arial" w:cs="Arial"/>
-                <w:noProof w:val="0"/>
-                <w:color w:val="000000"/>
-                <w:sz w:val="22"/>
-                <w:lang w:val="en-US"/>
-              </w:rPr>
-              <w:t>dấu</w:t>
-            </w:r>
-            <w:proofErr w:type="spellEnd"/>
-            <w:r>
-              <w:rPr>
-                <w:rFonts w:ascii="Arial" w:eastAsia="Times New Roman" w:hAnsi="Arial" w:cs="Arial"/>
-                <w:noProof w:val="0"/>
-                <w:color w:val="000000"/>
-                <w:sz w:val="22"/>
-                <w:lang w:val="en-US"/>
-              </w:rPr>
-              <w:t xml:space="preserve"> </w:t>
-            </w:r>
-            <w:proofErr w:type="spellStart"/>
-            <w:r>
-              <w:rPr>
-                <w:rFonts w:ascii="Arial" w:eastAsia="Times New Roman" w:hAnsi="Arial" w:cs="Arial"/>
-                <w:noProof w:val="0"/>
-                <w:color w:val="000000"/>
-                <w:sz w:val="22"/>
-                <w:lang w:val="en-US"/>
-              </w:rPr>
-              <w:t>phẩy</w:t>
-            </w:r>
-            <w:proofErr w:type="spellEnd"/>
-            <w:r>
-              <w:rPr>
-                <w:rFonts w:ascii="Arial" w:eastAsia="Times New Roman" w:hAnsi="Arial" w:cs="Arial"/>
-                <w:noProof w:val="0"/>
-                <w:color w:val="000000"/>
-                <w:sz w:val="22"/>
-                <w:lang w:val="en-US"/>
-              </w:rPr>
-              <w:t>)</w:t>
+              <w:t>Danh sách thí sinh tham gia ca thi (lưu chuỗi JSON hoặc phân cách bởi dấu phẩy)</w:t>
             </w:r>
           </w:p>
         </w:tc>
@@ -30917,7 +27240,6 @@
                 <w:lang w:val="en-US"/>
               </w:rPr>
             </w:pPr>
-            <w:proofErr w:type="spellStart"/>
             <w:r>
               <w:rPr>
                 <w:rFonts w:ascii="Arial" w:eastAsia="Times New Roman" w:hAnsi="Arial" w:cs="Arial"/>
@@ -30928,7 +27250,6 @@
               </w:rPr>
               <w:t>ThoiGianBatDau</w:t>
             </w:r>
-            <w:proofErr w:type="spellEnd"/>
           </w:p>
         </w:tc>
         <w:tc>
@@ -30993,7 +27314,6 @@
                 <w:lang w:val="en-US"/>
               </w:rPr>
             </w:pPr>
-            <w:proofErr w:type="spellStart"/>
             <w:r>
               <w:rPr>
                 <w:rFonts w:ascii="Arial" w:eastAsia="Times New Roman" w:hAnsi="Arial" w:cs="Arial"/>
@@ -31002,119 +27322,8 @@
                 <w:sz w:val="22"/>
                 <w:lang w:val="en-US"/>
               </w:rPr>
-              <w:t>Thời</w:t>
-            </w:r>
-            <w:proofErr w:type="spellEnd"/>
-            <w:r>
-              <w:rPr>
-                <w:rFonts w:ascii="Arial" w:eastAsia="Times New Roman" w:hAnsi="Arial" w:cs="Arial"/>
-                <w:noProof w:val="0"/>
-                <w:color w:val="000000"/>
-                <w:sz w:val="22"/>
-                <w:lang w:val="en-US"/>
-              </w:rPr>
-              <w:t xml:space="preserve"> </w:t>
-            </w:r>
-            <w:proofErr w:type="spellStart"/>
-            <w:r>
-              <w:rPr>
-                <w:rFonts w:ascii="Arial" w:eastAsia="Times New Roman" w:hAnsi="Arial" w:cs="Arial"/>
-                <w:noProof w:val="0"/>
-                <w:color w:val="000000"/>
-                <w:sz w:val="22"/>
-                <w:lang w:val="en-US"/>
-              </w:rPr>
-              <w:t>gian</w:t>
-            </w:r>
-            <w:proofErr w:type="spellEnd"/>
-            <w:r>
-              <w:rPr>
-                <w:rFonts w:ascii="Arial" w:eastAsia="Times New Roman" w:hAnsi="Arial" w:cs="Arial"/>
-                <w:noProof w:val="0"/>
-                <w:color w:val="000000"/>
-                <w:sz w:val="22"/>
-                <w:lang w:val="en-US"/>
-              </w:rPr>
-              <w:t xml:space="preserve"> </w:t>
-            </w:r>
-            <w:proofErr w:type="spellStart"/>
-            <w:r>
-              <w:rPr>
-                <w:rFonts w:ascii="Arial" w:eastAsia="Times New Roman" w:hAnsi="Arial" w:cs="Arial"/>
-                <w:noProof w:val="0"/>
-                <w:color w:val="000000"/>
-                <w:sz w:val="22"/>
-                <w:lang w:val="en-US"/>
-              </w:rPr>
-              <w:t>bắt</w:t>
-            </w:r>
-            <w:proofErr w:type="spellEnd"/>
-            <w:r>
-              <w:rPr>
-                <w:rFonts w:ascii="Arial" w:eastAsia="Times New Roman" w:hAnsi="Arial" w:cs="Arial"/>
-                <w:noProof w:val="0"/>
-                <w:color w:val="000000"/>
-                <w:sz w:val="22"/>
-                <w:lang w:val="en-US"/>
-              </w:rPr>
-              <w:t xml:space="preserve"> </w:t>
-            </w:r>
-            <w:proofErr w:type="spellStart"/>
-            <w:r>
-              <w:rPr>
-                <w:rFonts w:ascii="Arial" w:eastAsia="Times New Roman" w:hAnsi="Arial" w:cs="Arial"/>
-                <w:noProof w:val="0"/>
-                <w:color w:val="000000"/>
-                <w:sz w:val="22"/>
-                <w:lang w:val="en-US"/>
-              </w:rPr>
-              <w:t>đầu</w:t>
-            </w:r>
-            <w:proofErr w:type="spellEnd"/>
-            <w:r>
-              <w:rPr>
-                <w:rFonts w:ascii="Arial" w:eastAsia="Times New Roman" w:hAnsi="Arial" w:cs="Arial"/>
-                <w:noProof w:val="0"/>
-                <w:color w:val="000000"/>
-                <w:sz w:val="22"/>
-                <w:lang w:val="en-US"/>
-              </w:rPr>
-              <w:t xml:space="preserve"> </w:t>
-            </w:r>
-            <w:proofErr w:type="spellStart"/>
-            <w:r>
-              <w:rPr>
-                <w:rFonts w:ascii="Arial" w:eastAsia="Times New Roman" w:hAnsi="Arial" w:cs="Arial"/>
-                <w:noProof w:val="0"/>
-                <w:color w:val="000000"/>
-                <w:sz w:val="22"/>
-                <w:lang w:val="en-US"/>
-              </w:rPr>
-              <w:t>của</w:t>
-            </w:r>
-            <w:proofErr w:type="spellEnd"/>
-            <w:r>
-              <w:rPr>
-                <w:rFonts w:ascii="Arial" w:eastAsia="Times New Roman" w:hAnsi="Arial" w:cs="Arial"/>
-                <w:noProof w:val="0"/>
-                <w:color w:val="000000"/>
-                <w:sz w:val="22"/>
-                <w:lang w:val="en-US"/>
-              </w:rPr>
-              <w:t xml:space="preserve"> ca </w:t>
-            </w:r>
-            <w:proofErr w:type="spellStart"/>
-            <w:r>
-              <w:rPr>
-                <w:rFonts w:ascii="Arial" w:eastAsia="Times New Roman" w:hAnsi="Arial" w:cs="Arial"/>
-                <w:noProof w:val="0"/>
-                <w:color w:val="000000"/>
-                <w:sz w:val="22"/>
-                <w:lang w:val="en-US"/>
-              </w:rPr>
-              <w:t>thi</w:t>
-            </w:r>
-            <w:proofErr w:type="spellEnd"/>
+              <w:t>Thời gian bắt đầu của ca thi</w:t>
+            </w:r>
           </w:p>
         </w:tc>
       </w:tr>
@@ -31173,7 +27382,6 @@
                 <w:lang w:val="en-US"/>
               </w:rPr>
             </w:pPr>
-            <w:proofErr w:type="spellStart"/>
             <w:r>
               <w:rPr>
                 <w:rFonts w:ascii="Arial" w:eastAsia="Times New Roman" w:hAnsi="Arial" w:cs="Arial"/>
@@ -31184,7 +27392,6 @@
               </w:rPr>
               <w:t>ThoiGianKetThuc</w:t>
             </w:r>
-            <w:proofErr w:type="spellEnd"/>
           </w:p>
         </w:tc>
         <w:tc>
@@ -31249,7 +27456,6 @@
                 <w:lang w:val="en-US"/>
               </w:rPr>
             </w:pPr>
-            <w:proofErr w:type="spellStart"/>
             <w:r>
               <w:rPr>
                 <w:rFonts w:ascii="Arial" w:eastAsia="Times New Roman" w:hAnsi="Arial" w:cs="Arial"/>
@@ -31258,119 +27464,8 @@
                 <w:sz w:val="22"/>
                 <w:lang w:val="en-US"/>
               </w:rPr>
-              <w:t>Thời</w:t>
-            </w:r>
-            <w:proofErr w:type="spellEnd"/>
-            <w:r>
-              <w:rPr>
-                <w:rFonts w:ascii="Arial" w:eastAsia="Times New Roman" w:hAnsi="Arial" w:cs="Arial"/>
-                <w:noProof w:val="0"/>
-                <w:color w:val="000000"/>
-                <w:sz w:val="22"/>
-                <w:lang w:val="en-US"/>
-              </w:rPr>
-              <w:t xml:space="preserve"> </w:t>
-            </w:r>
-            <w:proofErr w:type="spellStart"/>
-            <w:r>
-              <w:rPr>
-                <w:rFonts w:ascii="Arial" w:eastAsia="Times New Roman" w:hAnsi="Arial" w:cs="Arial"/>
-                <w:noProof w:val="0"/>
-                <w:color w:val="000000"/>
-                <w:sz w:val="22"/>
-                <w:lang w:val="en-US"/>
-              </w:rPr>
-              <w:t>gian</w:t>
-            </w:r>
-            <w:proofErr w:type="spellEnd"/>
-            <w:r>
-              <w:rPr>
-                <w:rFonts w:ascii="Arial" w:eastAsia="Times New Roman" w:hAnsi="Arial" w:cs="Arial"/>
-                <w:noProof w:val="0"/>
-                <w:color w:val="000000"/>
-                <w:sz w:val="22"/>
-                <w:lang w:val="en-US"/>
-              </w:rPr>
-              <w:t xml:space="preserve"> </w:t>
-            </w:r>
-            <w:proofErr w:type="spellStart"/>
-            <w:r>
-              <w:rPr>
-                <w:rFonts w:ascii="Arial" w:eastAsia="Times New Roman" w:hAnsi="Arial" w:cs="Arial"/>
-                <w:noProof w:val="0"/>
-                <w:color w:val="000000"/>
-                <w:sz w:val="22"/>
-                <w:lang w:val="en-US"/>
-              </w:rPr>
-              <w:t>kết</w:t>
-            </w:r>
-            <w:proofErr w:type="spellEnd"/>
-            <w:r>
-              <w:rPr>
-                <w:rFonts w:ascii="Arial" w:eastAsia="Times New Roman" w:hAnsi="Arial" w:cs="Arial"/>
-                <w:noProof w:val="0"/>
-                <w:color w:val="000000"/>
-                <w:sz w:val="22"/>
-                <w:lang w:val="en-US"/>
-              </w:rPr>
-              <w:t xml:space="preserve"> </w:t>
-            </w:r>
-            <w:proofErr w:type="spellStart"/>
-            <w:r>
-              <w:rPr>
-                <w:rFonts w:ascii="Arial" w:eastAsia="Times New Roman" w:hAnsi="Arial" w:cs="Arial"/>
-                <w:noProof w:val="0"/>
-                <w:color w:val="000000"/>
-                <w:sz w:val="22"/>
-                <w:lang w:val="en-US"/>
-              </w:rPr>
-              <w:t>thúc</w:t>
-            </w:r>
-            <w:proofErr w:type="spellEnd"/>
-            <w:r>
-              <w:rPr>
-                <w:rFonts w:ascii="Arial" w:eastAsia="Times New Roman" w:hAnsi="Arial" w:cs="Arial"/>
-                <w:noProof w:val="0"/>
-                <w:color w:val="000000"/>
-                <w:sz w:val="22"/>
-                <w:lang w:val="en-US"/>
-              </w:rPr>
-              <w:t xml:space="preserve"> </w:t>
-            </w:r>
-            <w:proofErr w:type="spellStart"/>
-            <w:r>
-              <w:rPr>
-                <w:rFonts w:ascii="Arial" w:eastAsia="Times New Roman" w:hAnsi="Arial" w:cs="Arial"/>
-                <w:noProof w:val="0"/>
-                <w:color w:val="000000"/>
-                <w:sz w:val="22"/>
-                <w:lang w:val="en-US"/>
-              </w:rPr>
-              <w:t>của</w:t>
-            </w:r>
-            <w:proofErr w:type="spellEnd"/>
-            <w:r>
-              <w:rPr>
-                <w:rFonts w:ascii="Arial" w:eastAsia="Times New Roman" w:hAnsi="Arial" w:cs="Arial"/>
-                <w:noProof w:val="0"/>
-                <w:color w:val="000000"/>
-                <w:sz w:val="22"/>
-                <w:lang w:val="en-US"/>
-              </w:rPr>
-              <w:t xml:space="preserve"> ca </w:t>
-            </w:r>
-            <w:proofErr w:type="spellStart"/>
-            <w:r>
-              <w:rPr>
-                <w:rFonts w:ascii="Arial" w:eastAsia="Times New Roman" w:hAnsi="Arial" w:cs="Arial"/>
-                <w:noProof w:val="0"/>
-                <w:color w:val="000000"/>
-                <w:sz w:val="22"/>
-                <w:lang w:val="en-US"/>
-              </w:rPr>
-              <w:t>thi</w:t>
-            </w:r>
-            <w:proofErr w:type="spellEnd"/>
+              <w:t>Thời gian kết thúc của ca thi</w:t>
+            </w:r>
           </w:p>
         </w:tc>
       </w:tr>
@@ -31405,7 +27500,6 @@
                 <w:lang w:val="en-US"/>
               </w:rPr>
             </w:pPr>
-            <w:proofErr w:type="spellStart"/>
             <w:r>
               <w:rPr>
                 <w:rFonts w:ascii="Arial" w:eastAsia="Times New Roman" w:hAnsi="Arial" w:cs="Arial"/>
@@ -31416,7 +27510,6 @@
               </w:rPr>
               <w:t>DeThi</w:t>
             </w:r>
-            <w:proofErr w:type="spellEnd"/>
           </w:p>
         </w:tc>
         <w:tc>
@@ -31444,7 +27537,6 @@
                 <w:lang w:val="en-US"/>
               </w:rPr>
             </w:pPr>
-            <w:proofErr w:type="spellStart"/>
             <w:r>
               <w:rPr>
                 <w:rFonts w:ascii="Arial" w:eastAsia="Times New Roman" w:hAnsi="Arial" w:cs="Arial"/>
@@ -31455,7 +27547,6 @@
               </w:rPr>
               <w:t>MaDeThi</w:t>
             </w:r>
-            <w:proofErr w:type="spellEnd"/>
           </w:p>
         </w:tc>
         <w:tc>
@@ -31520,7 +27611,6 @@
                 <w:lang w:val="en-US"/>
               </w:rPr>
             </w:pPr>
-            <w:proofErr w:type="spellStart"/>
             <w:r>
               <w:rPr>
                 <w:rFonts w:ascii="Arial" w:eastAsia="Times New Roman" w:hAnsi="Arial" w:cs="Arial"/>
@@ -31529,97 +27619,8 @@
                 <w:sz w:val="22"/>
                 <w:lang w:val="en-US"/>
               </w:rPr>
-              <w:t>Mã</w:t>
-            </w:r>
-            <w:proofErr w:type="spellEnd"/>
-            <w:r>
-              <w:rPr>
-                <w:rFonts w:ascii="Arial" w:eastAsia="Times New Roman" w:hAnsi="Arial" w:cs="Arial"/>
-                <w:noProof w:val="0"/>
-                <w:color w:val="000000"/>
-                <w:sz w:val="22"/>
-                <w:lang w:val="en-US"/>
-              </w:rPr>
-              <w:t xml:space="preserve"> định </w:t>
-            </w:r>
-            <w:proofErr w:type="spellStart"/>
-            <w:r>
-              <w:rPr>
-                <w:rFonts w:ascii="Arial" w:eastAsia="Times New Roman" w:hAnsi="Arial" w:cs="Arial"/>
-                <w:noProof w:val="0"/>
-                <w:color w:val="000000"/>
-                <w:sz w:val="22"/>
-                <w:lang w:val="en-US"/>
-              </w:rPr>
-              <w:t>danh</w:t>
-            </w:r>
-            <w:proofErr w:type="spellEnd"/>
-            <w:r>
-              <w:rPr>
-                <w:rFonts w:ascii="Arial" w:eastAsia="Times New Roman" w:hAnsi="Arial" w:cs="Arial"/>
-                <w:noProof w:val="0"/>
-                <w:color w:val="000000"/>
-                <w:sz w:val="22"/>
-                <w:lang w:val="en-US"/>
-              </w:rPr>
-              <w:t xml:space="preserve"> </w:t>
-            </w:r>
-            <w:proofErr w:type="spellStart"/>
-            <w:r>
-              <w:rPr>
-                <w:rFonts w:ascii="Arial" w:eastAsia="Times New Roman" w:hAnsi="Arial" w:cs="Arial"/>
-                <w:noProof w:val="0"/>
-                <w:color w:val="000000"/>
-                <w:sz w:val="22"/>
-                <w:lang w:val="en-US"/>
-              </w:rPr>
-              <w:t>của</w:t>
-            </w:r>
-            <w:proofErr w:type="spellEnd"/>
-            <w:r>
-              <w:rPr>
-                <w:rFonts w:ascii="Arial" w:eastAsia="Times New Roman" w:hAnsi="Arial" w:cs="Arial"/>
-                <w:noProof w:val="0"/>
-                <w:color w:val="000000"/>
-                <w:sz w:val="22"/>
-                <w:lang w:val="en-US"/>
-              </w:rPr>
-              <w:t xml:space="preserve"> </w:t>
-            </w:r>
-            <w:proofErr w:type="spellStart"/>
-            <w:r>
-              <w:rPr>
-                <w:rFonts w:ascii="Arial" w:eastAsia="Times New Roman" w:hAnsi="Arial" w:cs="Arial"/>
-                <w:noProof w:val="0"/>
-                <w:color w:val="000000"/>
-                <w:sz w:val="22"/>
-                <w:lang w:val="en-US"/>
-              </w:rPr>
-              <w:t>đề</w:t>
-            </w:r>
-            <w:proofErr w:type="spellEnd"/>
-            <w:r>
-              <w:rPr>
-                <w:rFonts w:ascii="Arial" w:eastAsia="Times New Roman" w:hAnsi="Arial" w:cs="Arial"/>
-                <w:noProof w:val="0"/>
-                <w:color w:val="000000"/>
-                <w:sz w:val="22"/>
-                <w:lang w:val="en-US"/>
-              </w:rPr>
-              <w:t xml:space="preserve"> </w:t>
-            </w:r>
-            <w:proofErr w:type="spellStart"/>
-            <w:r>
-              <w:rPr>
-                <w:rFonts w:ascii="Arial" w:eastAsia="Times New Roman" w:hAnsi="Arial" w:cs="Arial"/>
-                <w:noProof w:val="0"/>
-                <w:color w:val="000000"/>
-                <w:sz w:val="22"/>
-                <w:lang w:val="en-US"/>
-              </w:rPr>
-              <w:t>thi</w:t>
-            </w:r>
-            <w:proofErr w:type="spellEnd"/>
+              <w:t>Mã định danh của đề thi</w:t>
+            </w:r>
           </w:p>
         </w:tc>
       </w:tr>
@@ -31678,7 +27679,6 @@
                 <w:lang w:val="en-US"/>
               </w:rPr>
             </w:pPr>
-            <w:proofErr w:type="spellStart"/>
             <w:r>
               <w:rPr>
                 <w:rFonts w:ascii="Arial" w:eastAsia="Times New Roman" w:hAnsi="Arial" w:cs="Arial"/>
@@ -31689,7 +27689,6 @@
               </w:rPr>
               <w:t>TenDeThi</w:t>
             </w:r>
-            <w:proofErr w:type="spellEnd"/>
           </w:p>
         </w:tc>
         <w:tc>
@@ -31754,7 +27753,6 @@
                 <w:lang w:val="en-US"/>
               </w:rPr>
             </w:pPr>
-            <w:proofErr w:type="spellStart"/>
             <w:r>
               <w:rPr>
                 <w:rFonts w:ascii="Arial" w:eastAsia="Times New Roman" w:hAnsi="Arial" w:cs="Arial"/>
@@ -31763,75 +27761,8 @@
                 <w:sz w:val="22"/>
                 <w:lang w:val="en-US"/>
               </w:rPr>
-              <w:t>Tên</w:t>
-            </w:r>
-            <w:proofErr w:type="spellEnd"/>
-            <w:r>
-              <w:rPr>
-                <w:rFonts w:ascii="Arial" w:eastAsia="Times New Roman" w:hAnsi="Arial" w:cs="Arial"/>
-                <w:noProof w:val="0"/>
-                <w:color w:val="000000"/>
-                <w:sz w:val="22"/>
-                <w:lang w:val="en-US"/>
-              </w:rPr>
-              <w:t xml:space="preserve"> </w:t>
-            </w:r>
-            <w:proofErr w:type="spellStart"/>
-            <w:r>
-              <w:rPr>
-                <w:rFonts w:ascii="Arial" w:eastAsia="Times New Roman" w:hAnsi="Arial" w:cs="Arial"/>
-                <w:noProof w:val="0"/>
-                <w:color w:val="000000"/>
-                <w:sz w:val="22"/>
-                <w:lang w:val="en-US"/>
-              </w:rPr>
-              <w:t>của</w:t>
-            </w:r>
-            <w:proofErr w:type="spellEnd"/>
-            <w:r>
-              <w:rPr>
-                <w:rFonts w:ascii="Arial" w:eastAsia="Times New Roman" w:hAnsi="Arial" w:cs="Arial"/>
-                <w:noProof w:val="0"/>
-                <w:color w:val="000000"/>
-                <w:sz w:val="22"/>
-                <w:lang w:val="en-US"/>
-              </w:rPr>
-              <w:t xml:space="preserve"> </w:t>
-            </w:r>
-            <w:proofErr w:type="spellStart"/>
-            <w:r>
-              <w:rPr>
-                <w:rFonts w:ascii="Arial" w:eastAsia="Times New Roman" w:hAnsi="Arial" w:cs="Arial"/>
-                <w:noProof w:val="0"/>
-                <w:color w:val="000000"/>
-                <w:sz w:val="22"/>
-                <w:lang w:val="en-US"/>
-              </w:rPr>
-              <w:t>đề</w:t>
-            </w:r>
-            <w:proofErr w:type="spellEnd"/>
-            <w:r>
-              <w:rPr>
-                <w:rFonts w:ascii="Arial" w:eastAsia="Times New Roman" w:hAnsi="Arial" w:cs="Arial"/>
-                <w:noProof w:val="0"/>
-                <w:color w:val="000000"/>
-                <w:sz w:val="22"/>
-                <w:lang w:val="en-US"/>
-              </w:rPr>
-              <w:t xml:space="preserve"> </w:t>
-            </w:r>
-            <w:proofErr w:type="spellStart"/>
-            <w:r>
-              <w:rPr>
-                <w:rFonts w:ascii="Arial" w:eastAsia="Times New Roman" w:hAnsi="Arial" w:cs="Arial"/>
-                <w:noProof w:val="0"/>
-                <w:color w:val="000000"/>
-                <w:sz w:val="22"/>
-                <w:lang w:val="en-US"/>
-              </w:rPr>
-              <w:t>thi</w:t>
-            </w:r>
-            <w:proofErr w:type="spellEnd"/>
+              <w:t>Tên của đề thi</w:t>
+            </w:r>
           </w:p>
         </w:tc>
       </w:tr>
@@ -31890,7 +27821,6 @@
                 <w:lang w:val="en-US"/>
               </w:rPr>
             </w:pPr>
-            <w:proofErr w:type="spellStart"/>
             <w:r>
               <w:rPr>
                 <w:rFonts w:ascii="Arial" w:eastAsia="Times New Roman" w:hAnsi="Arial" w:cs="Arial"/>
@@ -31901,7 +27831,6 @@
               </w:rPr>
               <w:t>MonHoc</w:t>
             </w:r>
-            <w:proofErr w:type="spellEnd"/>
           </w:p>
         </w:tc>
         <w:tc>
@@ -31974,130 +27903,8 @@
                 <w:sz w:val="22"/>
                 <w:lang w:val="en-US"/>
               </w:rPr>
-              <w:t xml:space="preserve">Môn </w:t>
-            </w:r>
-            <w:proofErr w:type="spellStart"/>
-            <w:r>
-              <w:rPr>
-                <w:rFonts w:ascii="Arial" w:eastAsia="Times New Roman" w:hAnsi="Arial" w:cs="Arial"/>
-                <w:noProof w:val="0"/>
-                <w:color w:val="000000"/>
-                <w:sz w:val="22"/>
-                <w:lang w:val="en-US"/>
-              </w:rPr>
-              <w:t>học</w:t>
-            </w:r>
-            <w:proofErr w:type="spellEnd"/>
-            <w:r>
-              <w:rPr>
-                <w:rFonts w:ascii="Arial" w:eastAsia="Times New Roman" w:hAnsi="Arial" w:cs="Arial"/>
-                <w:noProof w:val="0"/>
-                <w:color w:val="000000"/>
-                <w:sz w:val="22"/>
-                <w:lang w:val="en-US"/>
-              </w:rPr>
-              <w:t xml:space="preserve"> </w:t>
-            </w:r>
-            <w:proofErr w:type="spellStart"/>
-            <w:r>
-              <w:rPr>
-                <w:rFonts w:ascii="Arial" w:eastAsia="Times New Roman" w:hAnsi="Arial" w:cs="Arial"/>
-                <w:noProof w:val="0"/>
-                <w:color w:val="000000"/>
-                <w:sz w:val="22"/>
-                <w:lang w:val="en-US"/>
-              </w:rPr>
-              <w:t>mà</w:t>
-            </w:r>
-            <w:proofErr w:type="spellEnd"/>
-            <w:r>
-              <w:rPr>
-                <w:rFonts w:ascii="Arial" w:eastAsia="Times New Roman" w:hAnsi="Arial" w:cs="Arial"/>
-                <w:noProof w:val="0"/>
-                <w:color w:val="000000"/>
-                <w:sz w:val="22"/>
-                <w:lang w:val="en-US"/>
-              </w:rPr>
-              <w:t xml:space="preserve"> </w:t>
-            </w:r>
-            <w:proofErr w:type="spellStart"/>
-            <w:r>
-              <w:rPr>
-                <w:rFonts w:ascii="Arial" w:eastAsia="Times New Roman" w:hAnsi="Arial" w:cs="Arial"/>
-                <w:noProof w:val="0"/>
-                <w:color w:val="000000"/>
-                <w:sz w:val="22"/>
-                <w:lang w:val="en-US"/>
-              </w:rPr>
-              <w:t>đề</w:t>
-            </w:r>
-            <w:proofErr w:type="spellEnd"/>
-            <w:r>
-              <w:rPr>
-                <w:rFonts w:ascii="Arial" w:eastAsia="Times New Roman" w:hAnsi="Arial" w:cs="Arial"/>
-                <w:noProof w:val="0"/>
-                <w:color w:val="000000"/>
-                <w:sz w:val="22"/>
-                <w:lang w:val="en-US"/>
-              </w:rPr>
-              <w:t xml:space="preserve"> </w:t>
-            </w:r>
-            <w:proofErr w:type="spellStart"/>
-            <w:r>
-              <w:rPr>
-                <w:rFonts w:ascii="Arial" w:eastAsia="Times New Roman" w:hAnsi="Arial" w:cs="Arial"/>
-                <w:noProof w:val="0"/>
-                <w:color w:val="000000"/>
-                <w:sz w:val="22"/>
-                <w:lang w:val="en-US"/>
-              </w:rPr>
-              <w:t>thi</w:t>
-            </w:r>
-            <w:proofErr w:type="spellEnd"/>
-            <w:r>
-              <w:rPr>
-                <w:rFonts w:ascii="Arial" w:eastAsia="Times New Roman" w:hAnsi="Arial" w:cs="Arial"/>
-                <w:noProof w:val="0"/>
-                <w:color w:val="000000"/>
-                <w:sz w:val="22"/>
-                <w:lang w:val="en-US"/>
-              </w:rPr>
-              <w:t xml:space="preserve"> </w:t>
-            </w:r>
-            <w:proofErr w:type="spellStart"/>
-            <w:r>
-              <w:rPr>
-                <w:rFonts w:ascii="Arial" w:eastAsia="Times New Roman" w:hAnsi="Arial" w:cs="Arial"/>
-                <w:noProof w:val="0"/>
-                <w:color w:val="000000"/>
-                <w:sz w:val="22"/>
-                <w:lang w:val="en-US"/>
-              </w:rPr>
-              <w:t>thuộc</w:t>
-            </w:r>
-            <w:proofErr w:type="spellEnd"/>
-            <w:r>
-              <w:rPr>
-                <w:rFonts w:ascii="Arial" w:eastAsia="Times New Roman" w:hAnsi="Arial" w:cs="Arial"/>
-                <w:noProof w:val="0"/>
-                <w:color w:val="000000"/>
-                <w:sz w:val="22"/>
-                <w:lang w:val="en-US"/>
-              </w:rPr>
-              <w:t xml:space="preserve"> </w:t>
-            </w:r>
-            <w:proofErr w:type="spellStart"/>
-            <w:r>
-              <w:rPr>
-                <w:rFonts w:ascii="Arial" w:eastAsia="Times New Roman" w:hAnsi="Arial" w:cs="Arial"/>
-                <w:noProof w:val="0"/>
-                <w:color w:val="000000"/>
-                <w:sz w:val="22"/>
-                <w:lang w:val="en-US"/>
-              </w:rPr>
-              <w:t>về</w:t>
-            </w:r>
-            <w:proofErr w:type="spellEnd"/>
+              <w:t>Môn học mà đề thi thuộc về</w:t>
+            </w:r>
           </w:p>
         </w:tc>
       </w:tr>
@@ -32156,7 +27963,6 @@
                 <w:lang w:val="en-US"/>
               </w:rPr>
             </w:pPr>
-            <w:proofErr w:type="spellStart"/>
             <w:r>
               <w:rPr>
                 <w:rFonts w:ascii="Arial" w:eastAsia="Times New Roman" w:hAnsi="Arial" w:cs="Arial"/>
@@ -32167,7 +27973,6 @@
               </w:rPr>
               <w:t>SoLuongCauHoi</w:t>
             </w:r>
-            <w:proofErr w:type="spellEnd"/>
           </w:p>
         </w:tc>
         <w:tc>
@@ -32232,7 +28037,6 @@
                 <w:lang w:val="en-US"/>
               </w:rPr>
             </w:pPr>
-            <w:proofErr w:type="spellStart"/>
             <w:r>
               <w:rPr>
                 <w:rFonts w:ascii="Arial" w:eastAsia="Times New Roman" w:hAnsi="Arial" w:cs="Arial"/>
@@ -32241,141 +28045,8 @@
                 <w:sz w:val="22"/>
                 <w:lang w:val="en-US"/>
               </w:rPr>
-              <w:t>Số</w:t>
-            </w:r>
-            <w:proofErr w:type="spellEnd"/>
-            <w:r>
-              <w:rPr>
-                <w:rFonts w:ascii="Arial" w:eastAsia="Times New Roman" w:hAnsi="Arial" w:cs="Arial"/>
-                <w:noProof w:val="0"/>
-                <w:color w:val="000000"/>
-                <w:sz w:val="22"/>
-                <w:lang w:val="en-US"/>
-              </w:rPr>
-              <w:t xml:space="preserve"> </w:t>
-            </w:r>
-            <w:proofErr w:type="spellStart"/>
-            <w:r>
-              <w:rPr>
-                <w:rFonts w:ascii="Arial" w:eastAsia="Times New Roman" w:hAnsi="Arial" w:cs="Arial"/>
-                <w:noProof w:val="0"/>
-                <w:color w:val="000000"/>
-                <w:sz w:val="22"/>
-                <w:lang w:val="en-US"/>
-              </w:rPr>
-              <w:t>lượng</w:t>
-            </w:r>
-            <w:proofErr w:type="spellEnd"/>
-            <w:r>
-              <w:rPr>
-                <w:rFonts w:ascii="Arial" w:eastAsia="Times New Roman" w:hAnsi="Arial" w:cs="Arial"/>
-                <w:noProof w:val="0"/>
-                <w:color w:val="000000"/>
-                <w:sz w:val="22"/>
-                <w:lang w:val="en-US"/>
-              </w:rPr>
-              <w:t xml:space="preserve"> </w:t>
-            </w:r>
-            <w:proofErr w:type="spellStart"/>
-            <w:r>
-              <w:rPr>
-                <w:rFonts w:ascii="Arial" w:eastAsia="Times New Roman" w:hAnsi="Arial" w:cs="Arial"/>
-                <w:noProof w:val="0"/>
-                <w:color w:val="000000"/>
-                <w:sz w:val="22"/>
-                <w:lang w:val="en-US"/>
-              </w:rPr>
-              <w:t>câu</w:t>
-            </w:r>
-            <w:proofErr w:type="spellEnd"/>
-            <w:r>
-              <w:rPr>
-                <w:rFonts w:ascii="Arial" w:eastAsia="Times New Roman" w:hAnsi="Arial" w:cs="Arial"/>
-                <w:noProof w:val="0"/>
-                <w:color w:val="000000"/>
-                <w:sz w:val="22"/>
-                <w:lang w:val="en-US"/>
-              </w:rPr>
-              <w:t xml:space="preserve"> </w:t>
-            </w:r>
-            <w:proofErr w:type="spellStart"/>
-            <w:r>
-              <w:rPr>
-                <w:rFonts w:ascii="Arial" w:eastAsia="Times New Roman" w:hAnsi="Arial" w:cs="Arial"/>
-                <w:noProof w:val="0"/>
-                <w:color w:val="000000"/>
-                <w:sz w:val="22"/>
-                <w:lang w:val="en-US"/>
-              </w:rPr>
-              <w:t>hỏi</w:t>
-            </w:r>
-            <w:proofErr w:type="spellEnd"/>
-            <w:r>
-              <w:rPr>
-                <w:rFonts w:ascii="Arial" w:eastAsia="Times New Roman" w:hAnsi="Arial" w:cs="Arial"/>
-                <w:noProof w:val="0"/>
-                <w:color w:val="000000"/>
-                <w:sz w:val="22"/>
-                <w:lang w:val="en-US"/>
-              </w:rPr>
-              <w:t xml:space="preserve"> </w:t>
-            </w:r>
-            <w:proofErr w:type="spellStart"/>
-            <w:r>
-              <w:rPr>
-                <w:rFonts w:ascii="Arial" w:eastAsia="Times New Roman" w:hAnsi="Arial" w:cs="Arial"/>
-                <w:noProof w:val="0"/>
-                <w:color w:val="000000"/>
-                <w:sz w:val="22"/>
-                <w:lang w:val="en-US"/>
-              </w:rPr>
-              <w:t>trong</w:t>
-            </w:r>
-            <w:proofErr w:type="spellEnd"/>
-            <w:r>
-              <w:rPr>
-                <w:rFonts w:ascii="Arial" w:eastAsia="Times New Roman" w:hAnsi="Arial" w:cs="Arial"/>
-                <w:noProof w:val="0"/>
-                <w:color w:val="000000"/>
-                <w:sz w:val="22"/>
-                <w:lang w:val="en-US"/>
-              </w:rPr>
-              <w:t xml:space="preserve"> </w:t>
-            </w:r>
-            <w:proofErr w:type="spellStart"/>
-            <w:r>
-              <w:rPr>
-                <w:rFonts w:ascii="Arial" w:eastAsia="Times New Roman" w:hAnsi="Arial" w:cs="Arial"/>
-                <w:noProof w:val="0"/>
-                <w:color w:val="000000"/>
-                <w:sz w:val="22"/>
-                <w:lang w:val="en-US"/>
-              </w:rPr>
-              <w:t>đề</w:t>
-            </w:r>
-            <w:proofErr w:type="spellEnd"/>
-            <w:r>
-              <w:rPr>
-                <w:rFonts w:ascii="Arial" w:eastAsia="Times New Roman" w:hAnsi="Arial" w:cs="Arial"/>
-                <w:noProof w:val="0"/>
-                <w:color w:val="000000"/>
-                <w:sz w:val="22"/>
-                <w:lang w:val="en-US"/>
-              </w:rPr>
-              <w:t xml:space="preserve"> </w:t>
-            </w:r>
-            <w:proofErr w:type="spellStart"/>
-            <w:r>
-              <w:rPr>
-                <w:rFonts w:ascii="Arial" w:eastAsia="Times New Roman" w:hAnsi="Arial" w:cs="Arial"/>
-                <w:noProof w:val="0"/>
-                <w:color w:val="000000"/>
-                <w:sz w:val="22"/>
-                <w:lang w:val="en-US"/>
-              </w:rPr>
-              <w:t>thi</w:t>
-            </w:r>
-            <w:proofErr w:type="spellEnd"/>
+              <w:t>Số lượng câu hỏi trong đề thi</w:t>
+            </w:r>
           </w:p>
         </w:tc>
       </w:tr>
@@ -32434,7 +28105,6 @@
                 <w:lang w:val="en-US"/>
               </w:rPr>
             </w:pPr>
-            <w:proofErr w:type="spellStart"/>
             <w:r>
               <w:rPr>
                 <w:rFonts w:ascii="Arial" w:eastAsia="Times New Roman" w:hAnsi="Arial" w:cs="Arial"/>
@@ -32445,7 +28115,6 @@
               </w:rPr>
               <w:t>TiLeKho</w:t>
             </w:r>
-            <w:proofErr w:type="spellEnd"/>
           </w:p>
         </w:tc>
         <w:tc>
@@ -32510,7 +28179,6 @@
                 <w:lang w:val="en-US"/>
               </w:rPr>
             </w:pPr>
-            <w:proofErr w:type="spellStart"/>
             <w:r>
               <w:rPr>
                 <w:rFonts w:ascii="Arial" w:eastAsia="Times New Roman" w:hAnsi="Arial" w:cs="Arial"/>
@@ -32519,194 +28187,7 @@
                 <w:sz w:val="22"/>
                 <w:lang w:val="en-US"/>
               </w:rPr>
-              <w:t>Tỷ</w:t>
-            </w:r>
-            <w:proofErr w:type="spellEnd"/>
-            <w:r>
-              <w:rPr>
-                <w:rFonts w:ascii="Arial" w:eastAsia="Times New Roman" w:hAnsi="Arial" w:cs="Arial"/>
-                <w:noProof w:val="0"/>
-                <w:color w:val="000000"/>
-                <w:sz w:val="22"/>
-                <w:lang w:val="en-US"/>
-              </w:rPr>
-              <w:t xml:space="preserve"> </w:t>
-            </w:r>
-            <w:proofErr w:type="spellStart"/>
-            <w:r>
-              <w:rPr>
-                <w:rFonts w:ascii="Arial" w:eastAsia="Times New Roman" w:hAnsi="Arial" w:cs="Arial"/>
-                <w:noProof w:val="0"/>
-                <w:color w:val="000000"/>
-                <w:sz w:val="22"/>
-                <w:lang w:val="en-US"/>
-              </w:rPr>
-              <w:t>lệ</w:t>
-            </w:r>
-            <w:proofErr w:type="spellEnd"/>
-            <w:r>
-              <w:rPr>
-                <w:rFonts w:ascii="Arial" w:eastAsia="Times New Roman" w:hAnsi="Arial" w:cs="Arial"/>
-                <w:noProof w:val="0"/>
-                <w:color w:val="000000"/>
-                <w:sz w:val="22"/>
-                <w:lang w:val="en-US"/>
-              </w:rPr>
-              <w:t xml:space="preserve"> </w:t>
-            </w:r>
-            <w:proofErr w:type="spellStart"/>
-            <w:r>
-              <w:rPr>
-                <w:rFonts w:ascii="Arial" w:eastAsia="Times New Roman" w:hAnsi="Arial" w:cs="Arial"/>
-                <w:noProof w:val="0"/>
-                <w:color w:val="000000"/>
-                <w:sz w:val="22"/>
-                <w:lang w:val="en-US"/>
-              </w:rPr>
-              <w:t>câu</w:t>
-            </w:r>
-            <w:proofErr w:type="spellEnd"/>
-            <w:r>
-              <w:rPr>
-                <w:rFonts w:ascii="Arial" w:eastAsia="Times New Roman" w:hAnsi="Arial" w:cs="Arial"/>
-                <w:noProof w:val="0"/>
-                <w:color w:val="000000"/>
-                <w:sz w:val="22"/>
-                <w:lang w:val="en-US"/>
-              </w:rPr>
-              <w:t xml:space="preserve"> </w:t>
-            </w:r>
-            <w:proofErr w:type="spellStart"/>
-            <w:r>
-              <w:rPr>
-                <w:rFonts w:ascii="Arial" w:eastAsia="Times New Roman" w:hAnsi="Arial" w:cs="Arial"/>
-                <w:noProof w:val="0"/>
-                <w:color w:val="000000"/>
-                <w:sz w:val="22"/>
-                <w:lang w:val="en-US"/>
-              </w:rPr>
-              <w:t>hỏi</w:t>
-            </w:r>
-            <w:proofErr w:type="spellEnd"/>
-            <w:r>
-              <w:rPr>
-                <w:rFonts w:ascii="Arial" w:eastAsia="Times New Roman" w:hAnsi="Arial" w:cs="Arial"/>
-                <w:noProof w:val="0"/>
-                <w:color w:val="000000"/>
-                <w:sz w:val="22"/>
-                <w:lang w:val="en-US"/>
-              </w:rPr>
-              <w:t xml:space="preserve"> </w:t>
-            </w:r>
-            <w:proofErr w:type="spellStart"/>
-            <w:r>
-              <w:rPr>
-                <w:rFonts w:ascii="Arial" w:eastAsia="Times New Roman" w:hAnsi="Arial" w:cs="Arial"/>
-                <w:noProof w:val="0"/>
-                <w:color w:val="000000"/>
-                <w:sz w:val="22"/>
-                <w:lang w:val="en-US"/>
-              </w:rPr>
-              <w:t>khó</w:t>
-            </w:r>
-            <w:proofErr w:type="spellEnd"/>
-            <w:r>
-              <w:rPr>
-                <w:rFonts w:ascii="Arial" w:eastAsia="Times New Roman" w:hAnsi="Arial" w:cs="Arial"/>
-                <w:noProof w:val="0"/>
-                <w:color w:val="000000"/>
-                <w:sz w:val="22"/>
-                <w:lang w:val="en-US"/>
-              </w:rPr>
-              <w:t xml:space="preserve"> </w:t>
-            </w:r>
-            <w:proofErr w:type="spellStart"/>
-            <w:r>
-              <w:rPr>
-                <w:rFonts w:ascii="Arial" w:eastAsia="Times New Roman" w:hAnsi="Arial" w:cs="Arial"/>
-                <w:noProof w:val="0"/>
-                <w:color w:val="000000"/>
-                <w:sz w:val="22"/>
-                <w:lang w:val="en-US"/>
-              </w:rPr>
-              <w:t>trong</w:t>
-            </w:r>
-            <w:proofErr w:type="spellEnd"/>
-            <w:r>
-              <w:rPr>
-                <w:rFonts w:ascii="Arial" w:eastAsia="Times New Roman" w:hAnsi="Arial" w:cs="Arial"/>
-                <w:noProof w:val="0"/>
-                <w:color w:val="000000"/>
-                <w:sz w:val="22"/>
-                <w:lang w:val="en-US"/>
-              </w:rPr>
-              <w:t xml:space="preserve"> </w:t>
-            </w:r>
-            <w:proofErr w:type="spellStart"/>
-            <w:r>
-              <w:rPr>
-                <w:rFonts w:ascii="Arial" w:eastAsia="Times New Roman" w:hAnsi="Arial" w:cs="Arial"/>
-                <w:noProof w:val="0"/>
-                <w:color w:val="000000"/>
-                <w:sz w:val="22"/>
-                <w:lang w:val="en-US"/>
-              </w:rPr>
-              <w:t>đề</w:t>
-            </w:r>
-            <w:proofErr w:type="spellEnd"/>
-            <w:r>
-              <w:rPr>
-                <w:rFonts w:ascii="Arial" w:eastAsia="Times New Roman" w:hAnsi="Arial" w:cs="Arial"/>
-                <w:noProof w:val="0"/>
-                <w:color w:val="000000"/>
-                <w:sz w:val="22"/>
-                <w:lang w:val="en-US"/>
-              </w:rPr>
-              <w:t xml:space="preserve"> </w:t>
-            </w:r>
-            <w:proofErr w:type="spellStart"/>
-            <w:r>
-              <w:rPr>
-                <w:rFonts w:ascii="Arial" w:eastAsia="Times New Roman" w:hAnsi="Arial" w:cs="Arial"/>
-                <w:noProof w:val="0"/>
-                <w:color w:val="000000"/>
-                <w:sz w:val="22"/>
-                <w:lang w:val="en-US"/>
-              </w:rPr>
-              <w:t>thi</w:t>
-            </w:r>
-            <w:proofErr w:type="spellEnd"/>
-            <w:r>
-              <w:rPr>
-                <w:rFonts w:ascii="Arial" w:eastAsia="Times New Roman" w:hAnsi="Arial" w:cs="Arial"/>
-                <w:noProof w:val="0"/>
-                <w:color w:val="000000"/>
-                <w:sz w:val="22"/>
-                <w:lang w:val="en-US"/>
-              </w:rPr>
-              <w:t xml:space="preserve"> (</w:t>
-            </w:r>
-            <w:proofErr w:type="spellStart"/>
-            <w:r>
-              <w:rPr>
-                <w:rFonts w:ascii="Arial" w:eastAsia="Times New Roman" w:hAnsi="Arial" w:cs="Arial"/>
-                <w:noProof w:val="0"/>
-                <w:color w:val="000000"/>
-                <w:sz w:val="22"/>
-                <w:lang w:val="en-US"/>
-              </w:rPr>
-              <w:t>theo</w:t>
-            </w:r>
-            <w:proofErr w:type="spellEnd"/>
-            <w:r>
-              <w:rPr>
-                <w:rFonts w:ascii="Arial" w:eastAsia="Times New Roman" w:hAnsi="Arial" w:cs="Arial"/>
-                <w:noProof w:val="0"/>
-                <w:color w:val="000000"/>
-                <w:sz w:val="22"/>
-                <w:lang w:val="en-US"/>
-              </w:rPr>
-              <w:t xml:space="preserve"> %)</w:t>
+              <w:t>Tỷ lệ câu hỏi khó trong đề thi (theo %)</w:t>
             </w:r>
           </w:p>
         </w:tc>
@@ -32766,7 +28247,6 @@
                 <w:lang w:val="en-US"/>
               </w:rPr>
             </w:pPr>
-            <w:proofErr w:type="spellStart"/>
             <w:r>
               <w:rPr>
                 <w:rFonts w:ascii="Arial" w:eastAsia="Times New Roman" w:hAnsi="Arial" w:cs="Arial"/>
@@ -32777,7 +28257,6 @@
               </w:rPr>
               <w:t>TiLeDe</w:t>
             </w:r>
-            <w:proofErr w:type="spellEnd"/>
           </w:p>
         </w:tc>
         <w:tc>
@@ -32842,7 +28321,6 @@
                 <w:lang w:val="en-US"/>
               </w:rPr>
             </w:pPr>
-            <w:proofErr w:type="spellStart"/>
             <w:r>
               <w:rPr>
                 <w:rFonts w:ascii="Arial" w:eastAsia="Times New Roman" w:hAnsi="Arial" w:cs="Arial"/>
@@ -32851,194 +28329,7 @@
                 <w:sz w:val="22"/>
                 <w:lang w:val="en-US"/>
               </w:rPr>
-              <w:t>Tỷ</w:t>
-            </w:r>
-            <w:proofErr w:type="spellEnd"/>
-            <w:r>
-              <w:rPr>
-                <w:rFonts w:ascii="Arial" w:eastAsia="Times New Roman" w:hAnsi="Arial" w:cs="Arial"/>
-                <w:noProof w:val="0"/>
-                <w:color w:val="000000"/>
-                <w:sz w:val="22"/>
-                <w:lang w:val="en-US"/>
-              </w:rPr>
-              <w:t xml:space="preserve"> </w:t>
-            </w:r>
-            <w:proofErr w:type="spellStart"/>
-            <w:r>
-              <w:rPr>
-                <w:rFonts w:ascii="Arial" w:eastAsia="Times New Roman" w:hAnsi="Arial" w:cs="Arial"/>
-                <w:noProof w:val="0"/>
-                <w:color w:val="000000"/>
-                <w:sz w:val="22"/>
-                <w:lang w:val="en-US"/>
-              </w:rPr>
-              <w:t>lệ</w:t>
-            </w:r>
-            <w:proofErr w:type="spellEnd"/>
-            <w:r>
-              <w:rPr>
-                <w:rFonts w:ascii="Arial" w:eastAsia="Times New Roman" w:hAnsi="Arial" w:cs="Arial"/>
-                <w:noProof w:val="0"/>
-                <w:color w:val="000000"/>
-                <w:sz w:val="22"/>
-                <w:lang w:val="en-US"/>
-              </w:rPr>
-              <w:t xml:space="preserve"> </w:t>
-            </w:r>
-            <w:proofErr w:type="spellStart"/>
-            <w:r>
-              <w:rPr>
-                <w:rFonts w:ascii="Arial" w:eastAsia="Times New Roman" w:hAnsi="Arial" w:cs="Arial"/>
-                <w:noProof w:val="0"/>
-                <w:color w:val="000000"/>
-                <w:sz w:val="22"/>
-                <w:lang w:val="en-US"/>
-              </w:rPr>
-              <w:t>câu</w:t>
-            </w:r>
-            <w:proofErr w:type="spellEnd"/>
-            <w:r>
-              <w:rPr>
-                <w:rFonts w:ascii="Arial" w:eastAsia="Times New Roman" w:hAnsi="Arial" w:cs="Arial"/>
-                <w:noProof w:val="0"/>
-                <w:color w:val="000000"/>
-                <w:sz w:val="22"/>
-                <w:lang w:val="en-US"/>
-              </w:rPr>
-              <w:t xml:space="preserve"> </w:t>
-            </w:r>
-            <w:proofErr w:type="spellStart"/>
-            <w:r>
-              <w:rPr>
-                <w:rFonts w:ascii="Arial" w:eastAsia="Times New Roman" w:hAnsi="Arial" w:cs="Arial"/>
-                <w:noProof w:val="0"/>
-                <w:color w:val="000000"/>
-                <w:sz w:val="22"/>
-                <w:lang w:val="en-US"/>
-              </w:rPr>
-              <w:t>hỏi</w:t>
-            </w:r>
-            <w:proofErr w:type="spellEnd"/>
-            <w:r>
-              <w:rPr>
-                <w:rFonts w:ascii="Arial" w:eastAsia="Times New Roman" w:hAnsi="Arial" w:cs="Arial"/>
-                <w:noProof w:val="0"/>
-                <w:color w:val="000000"/>
-                <w:sz w:val="22"/>
-                <w:lang w:val="en-US"/>
-              </w:rPr>
-              <w:t xml:space="preserve"> </w:t>
-            </w:r>
-            <w:proofErr w:type="spellStart"/>
-            <w:r>
-              <w:rPr>
-                <w:rFonts w:ascii="Arial" w:eastAsia="Times New Roman" w:hAnsi="Arial" w:cs="Arial"/>
-                <w:noProof w:val="0"/>
-                <w:color w:val="000000"/>
-                <w:sz w:val="22"/>
-                <w:lang w:val="en-US"/>
-              </w:rPr>
-              <w:t>dễ</w:t>
-            </w:r>
-            <w:proofErr w:type="spellEnd"/>
-            <w:r>
-              <w:rPr>
-                <w:rFonts w:ascii="Arial" w:eastAsia="Times New Roman" w:hAnsi="Arial" w:cs="Arial"/>
-                <w:noProof w:val="0"/>
-                <w:color w:val="000000"/>
-                <w:sz w:val="22"/>
-                <w:lang w:val="en-US"/>
-              </w:rPr>
-              <w:t xml:space="preserve"> </w:t>
-            </w:r>
-            <w:proofErr w:type="spellStart"/>
-            <w:r>
-              <w:rPr>
-                <w:rFonts w:ascii="Arial" w:eastAsia="Times New Roman" w:hAnsi="Arial" w:cs="Arial"/>
-                <w:noProof w:val="0"/>
-                <w:color w:val="000000"/>
-                <w:sz w:val="22"/>
-                <w:lang w:val="en-US"/>
-              </w:rPr>
-              <w:t>trong</w:t>
-            </w:r>
-            <w:proofErr w:type="spellEnd"/>
-            <w:r>
-              <w:rPr>
-                <w:rFonts w:ascii="Arial" w:eastAsia="Times New Roman" w:hAnsi="Arial" w:cs="Arial"/>
-                <w:noProof w:val="0"/>
-                <w:color w:val="000000"/>
-                <w:sz w:val="22"/>
-                <w:lang w:val="en-US"/>
-              </w:rPr>
-              <w:t xml:space="preserve"> </w:t>
-            </w:r>
-            <w:proofErr w:type="spellStart"/>
-            <w:r>
-              <w:rPr>
-                <w:rFonts w:ascii="Arial" w:eastAsia="Times New Roman" w:hAnsi="Arial" w:cs="Arial"/>
-                <w:noProof w:val="0"/>
-                <w:color w:val="000000"/>
-                <w:sz w:val="22"/>
-                <w:lang w:val="en-US"/>
-              </w:rPr>
-              <w:t>đề</w:t>
-            </w:r>
-            <w:proofErr w:type="spellEnd"/>
-            <w:r>
-              <w:rPr>
-                <w:rFonts w:ascii="Arial" w:eastAsia="Times New Roman" w:hAnsi="Arial" w:cs="Arial"/>
-                <w:noProof w:val="0"/>
-                <w:color w:val="000000"/>
-                <w:sz w:val="22"/>
-                <w:lang w:val="en-US"/>
-              </w:rPr>
-              <w:t xml:space="preserve"> </w:t>
-            </w:r>
-            <w:proofErr w:type="spellStart"/>
-            <w:r>
-              <w:rPr>
-                <w:rFonts w:ascii="Arial" w:eastAsia="Times New Roman" w:hAnsi="Arial" w:cs="Arial"/>
-                <w:noProof w:val="0"/>
-                <w:color w:val="000000"/>
-                <w:sz w:val="22"/>
-                <w:lang w:val="en-US"/>
-              </w:rPr>
-              <w:t>thi</w:t>
-            </w:r>
-            <w:proofErr w:type="spellEnd"/>
-            <w:r>
-              <w:rPr>
-                <w:rFonts w:ascii="Arial" w:eastAsia="Times New Roman" w:hAnsi="Arial" w:cs="Arial"/>
-                <w:noProof w:val="0"/>
-                <w:color w:val="000000"/>
-                <w:sz w:val="22"/>
-                <w:lang w:val="en-US"/>
-              </w:rPr>
-              <w:t xml:space="preserve"> (</w:t>
-            </w:r>
-            <w:proofErr w:type="spellStart"/>
-            <w:r>
-              <w:rPr>
-                <w:rFonts w:ascii="Arial" w:eastAsia="Times New Roman" w:hAnsi="Arial" w:cs="Arial"/>
-                <w:noProof w:val="0"/>
-                <w:color w:val="000000"/>
-                <w:sz w:val="22"/>
-                <w:lang w:val="en-US"/>
-              </w:rPr>
-              <w:t>theo</w:t>
-            </w:r>
-            <w:proofErr w:type="spellEnd"/>
-            <w:r>
-              <w:rPr>
-                <w:rFonts w:ascii="Arial" w:eastAsia="Times New Roman" w:hAnsi="Arial" w:cs="Arial"/>
-                <w:noProof w:val="0"/>
-                <w:color w:val="000000"/>
-                <w:sz w:val="22"/>
-                <w:lang w:val="en-US"/>
-              </w:rPr>
-              <w:t xml:space="preserve"> %)</w:t>
+              <w:t>Tỷ lệ câu hỏi dễ trong đề thi (theo %)</w:t>
             </w:r>
           </w:p>
         </w:tc>
@@ -33172,7 +28463,6 @@
                 <w:lang w:val="en-US"/>
               </w:rPr>
             </w:pPr>
-            <w:proofErr w:type="spellStart"/>
             <w:r>
               <w:rPr>
                 <w:rFonts w:ascii="Arial" w:eastAsia="Times New Roman" w:hAnsi="Arial" w:cs="Arial"/>
@@ -33181,207 +28471,8 @@
                 <w:sz w:val="22"/>
                 <w:lang w:val="en-US"/>
               </w:rPr>
-              <w:t>Thẻ</w:t>
-            </w:r>
-            <w:proofErr w:type="spellEnd"/>
-            <w:r>
-              <w:rPr>
-                <w:rFonts w:ascii="Arial" w:eastAsia="Times New Roman" w:hAnsi="Arial" w:cs="Arial"/>
-                <w:noProof w:val="0"/>
-                <w:color w:val="000000"/>
-                <w:sz w:val="22"/>
-                <w:lang w:val="en-US"/>
-              </w:rPr>
-              <w:t xml:space="preserve"> (tags) </w:t>
-            </w:r>
-            <w:proofErr w:type="spellStart"/>
-            <w:r>
-              <w:rPr>
-                <w:rFonts w:ascii="Arial" w:eastAsia="Times New Roman" w:hAnsi="Arial" w:cs="Arial"/>
-                <w:noProof w:val="0"/>
-                <w:color w:val="000000"/>
-                <w:sz w:val="22"/>
-                <w:lang w:val="en-US"/>
-              </w:rPr>
-              <w:t>liên</w:t>
-            </w:r>
-            <w:proofErr w:type="spellEnd"/>
-            <w:r>
-              <w:rPr>
-                <w:rFonts w:ascii="Arial" w:eastAsia="Times New Roman" w:hAnsi="Arial" w:cs="Arial"/>
-                <w:noProof w:val="0"/>
-                <w:color w:val="000000"/>
-                <w:sz w:val="22"/>
-                <w:lang w:val="en-US"/>
-              </w:rPr>
-              <w:t xml:space="preserve"> </w:t>
-            </w:r>
-            <w:proofErr w:type="spellStart"/>
-            <w:r>
-              <w:rPr>
-                <w:rFonts w:ascii="Arial" w:eastAsia="Times New Roman" w:hAnsi="Arial" w:cs="Arial"/>
-                <w:noProof w:val="0"/>
-                <w:color w:val="000000"/>
-                <w:sz w:val="22"/>
-                <w:lang w:val="en-US"/>
-              </w:rPr>
-              <w:t>quan</w:t>
-            </w:r>
-            <w:proofErr w:type="spellEnd"/>
-            <w:r>
-              <w:rPr>
-                <w:rFonts w:ascii="Arial" w:eastAsia="Times New Roman" w:hAnsi="Arial" w:cs="Arial"/>
-                <w:noProof w:val="0"/>
-                <w:color w:val="000000"/>
-                <w:sz w:val="22"/>
-                <w:lang w:val="en-US"/>
-              </w:rPr>
-              <w:t xml:space="preserve"> </w:t>
-            </w:r>
-            <w:proofErr w:type="spellStart"/>
-            <w:r>
-              <w:rPr>
-                <w:rFonts w:ascii="Arial" w:eastAsia="Times New Roman" w:hAnsi="Arial" w:cs="Arial"/>
-                <w:noProof w:val="0"/>
-                <w:color w:val="000000"/>
-                <w:sz w:val="22"/>
-                <w:lang w:val="en-US"/>
-              </w:rPr>
-              <w:t>đến</w:t>
-            </w:r>
-            <w:proofErr w:type="spellEnd"/>
-            <w:r>
-              <w:rPr>
-                <w:rFonts w:ascii="Arial" w:eastAsia="Times New Roman" w:hAnsi="Arial" w:cs="Arial"/>
-                <w:noProof w:val="0"/>
-                <w:color w:val="000000"/>
-                <w:sz w:val="22"/>
-                <w:lang w:val="en-US"/>
-              </w:rPr>
-              <w:t xml:space="preserve"> </w:t>
-            </w:r>
-            <w:proofErr w:type="spellStart"/>
-            <w:r>
-              <w:rPr>
-                <w:rFonts w:ascii="Arial" w:eastAsia="Times New Roman" w:hAnsi="Arial" w:cs="Arial"/>
-                <w:noProof w:val="0"/>
-                <w:color w:val="000000"/>
-                <w:sz w:val="22"/>
-                <w:lang w:val="en-US"/>
-              </w:rPr>
-              <w:t>đề</w:t>
-            </w:r>
-            <w:proofErr w:type="spellEnd"/>
-            <w:r>
-              <w:rPr>
-                <w:rFonts w:ascii="Arial" w:eastAsia="Times New Roman" w:hAnsi="Arial" w:cs="Arial"/>
-                <w:noProof w:val="0"/>
-                <w:color w:val="000000"/>
-                <w:sz w:val="22"/>
-                <w:lang w:val="en-US"/>
-              </w:rPr>
-              <w:t xml:space="preserve"> </w:t>
-            </w:r>
-            <w:proofErr w:type="spellStart"/>
-            <w:r>
-              <w:rPr>
-                <w:rFonts w:ascii="Arial" w:eastAsia="Times New Roman" w:hAnsi="Arial" w:cs="Arial"/>
-                <w:noProof w:val="0"/>
-                <w:color w:val="000000"/>
-                <w:sz w:val="22"/>
-                <w:lang w:val="en-US"/>
-              </w:rPr>
-              <w:t>thi</w:t>
-            </w:r>
-            <w:proofErr w:type="spellEnd"/>
-            <w:r>
-              <w:rPr>
-                <w:rFonts w:ascii="Arial" w:eastAsia="Times New Roman" w:hAnsi="Arial" w:cs="Arial"/>
-                <w:noProof w:val="0"/>
-                <w:color w:val="000000"/>
-                <w:sz w:val="22"/>
-                <w:lang w:val="en-US"/>
-              </w:rPr>
-              <w:t xml:space="preserve">, </w:t>
-            </w:r>
-            <w:proofErr w:type="spellStart"/>
-            <w:r>
-              <w:rPr>
-                <w:rFonts w:ascii="Arial" w:eastAsia="Times New Roman" w:hAnsi="Arial" w:cs="Arial"/>
-                <w:noProof w:val="0"/>
-                <w:color w:val="000000"/>
-                <w:sz w:val="22"/>
-                <w:lang w:val="en-US"/>
-              </w:rPr>
-              <w:t>dùng</w:t>
-            </w:r>
-            <w:proofErr w:type="spellEnd"/>
-            <w:r>
-              <w:rPr>
-                <w:rFonts w:ascii="Arial" w:eastAsia="Times New Roman" w:hAnsi="Arial" w:cs="Arial"/>
-                <w:noProof w:val="0"/>
-                <w:color w:val="000000"/>
-                <w:sz w:val="22"/>
-                <w:lang w:val="en-US"/>
-              </w:rPr>
-              <w:t xml:space="preserve"> </w:t>
-            </w:r>
-            <w:proofErr w:type="spellStart"/>
-            <w:r>
-              <w:rPr>
-                <w:rFonts w:ascii="Arial" w:eastAsia="Times New Roman" w:hAnsi="Arial" w:cs="Arial"/>
-                <w:noProof w:val="0"/>
-                <w:color w:val="000000"/>
-                <w:sz w:val="22"/>
-                <w:lang w:val="en-US"/>
-              </w:rPr>
-              <w:t>để</w:t>
-            </w:r>
-            <w:proofErr w:type="spellEnd"/>
-            <w:r>
-              <w:rPr>
-                <w:rFonts w:ascii="Arial" w:eastAsia="Times New Roman" w:hAnsi="Arial" w:cs="Arial"/>
-                <w:noProof w:val="0"/>
-                <w:color w:val="000000"/>
-                <w:sz w:val="22"/>
-                <w:lang w:val="en-US"/>
-              </w:rPr>
-              <w:t xml:space="preserve"> </w:t>
-            </w:r>
-            <w:proofErr w:type="spellStart"/>
-            <w:r>
-              <w:rPr>
-                <w:rFonts w:ascii="Arial" w:eastAsia="Times New Roman" w:hAnsi="Arial" w:cs="Arial"/>
-                <w:noProof w:val="0"/>
-                <w:color w:val="000000"/>
-                <w:sz w:val="22"/>
-                <w:lang w:val="en-US"/>
-              </w:rPr>
-              <w:t>tìm</w:t>
-            </w:r>
-            <w:proofErr w:type="spellEnd"/>
-            <w:r>
-              <w:rPr>
-                <w:rFonts w:ascii="Arial" w:eastAsia="Times New Roman" w:hAnsi="Arial" w:cs="Arial"/>
-                <w:noProof w:val="0"/>
-                <w:color w:val="000000"/>
-                <w:sz w:val="22"/>
-                <w:lang w:val="en-US"/>
-              </w:rPr>
-              <w:t xml:space="preserve"> </w:t>
-            </w:r>
-            <w:proofErr w:type="spellStart"/>
-            <w:r>
-              <w:rPr>
-                <w:rFonts w:ascii="Arial" w:eastAsia="Times New Roman" w:hAnsi="Arial" w:cs="Arial"/>
-                <w:noProof w:val="0"/>
-                <w:color w:val="000000"/>
-                <w:sz w:val="22"/>
-                <w:lang w:val="en-US"/>
-              </w:rPr>
-              <w:t>kiếm</w:t>
-            </w:r>
-            <w:proofErr w:type="spellEnd"/>
+              <w:t>Thẻ (tags) liên quan đến đề thi, dùng để tìm kiếm</w:t>
+            </w:r>
           </w:p>
         </w:tc>
       </w:tr>
@@ -33416,7 +28507,6 @@
                 <w:lang w:val="en-US"/>
               </w:rPr>
             </w:pPr>
-            <w:proofErr w:type="spellStart"/>
             <w:r>
               <w:rPr>
                 <w:rFonts w:ascii="Arial" w:eastAsia="Times New Roman" w:hAnsi="Arial" w:cs="Arial"/>
@@ -33427,7 +28517,6 @@
               </w:rPr>
               <w:t>PhongThi</w:t>
             </w:r>
-            <w:proofErr w:type="spellEnd"/>
           </w:p>
         </w:tc>
         <w:tc>
@@ -33455,7 +28544,6 @@
                 <w:lang w:val="en-US"/>
               </w:rPr>
             </w:pPr>
-            <w:proofErr w:type="spellStart"/>
             <w:r>
               <w:rPr>
                 <w:rFonts w:ascii="Arial" w:eastAsia="Times New Roman" w:hAnsi="Arial" w:cs="Arial"/>
@@ -33466,7 +28554,6 @@
               </w:rPr>
               <w:t>MaPhongThi</w:t>
             </w:r>
-            <w:proofErr w:type="spellEnd"/>
           </w:p>
         </w:tc>
         <w:tc>
@@ -33531,7 +28618,6 @@
                 <w:lang w:val="en-US"/>
               </w:rPr>
             </w:pPr>
-            <w:proofErr w:type="spellStart"/>
             <w:r>
               <w:rPr>
                 <w:rFonts w:ascii="Arial" w:eastAsia="Times New Roman" w:hAnsi="Arial" w:cs="Arial"/>
@@ -33540,97 +28626,8 @@
                 <w:sz w:val="22"/>
                 <w:lang w:val="en-US"/>
               </w:rPr>
-              <w:t>Mã</w:t>
-            </w:r>
-            <w:proofErr w:type="spellEnd"/>
-            <w:r>
-              <w:rPr>
-                <w:rFonts w:ascii="Arial" w:eastAsia="Times New Roman" w:hAnsi="Arial" w:cs="Arial"/>
-                <w:noProof w:val="0"/>
-                <w:color w:val="000000"/>
-                <w:sz w:val="22"/>
-                <w:lang w:val="en-US"/>
-              </w:rPr>
-              <w:t xml:space="preserve"> định </w:t>
-            </w:r>
-            <w:proofErr w:type="spellStart"/>
-            <w:r>
-              <w:rPr>
-                <w:rFonts w:ascii="Arial" w:eastAsia="Times New Roman" w:hAnsi="Arial" w:cs="Arial"/>
-                <w:noProof w:val="0"/>
-                <w:color w:val="000000"/>
-                <w:sz w:val="22"/>
-                <w:lang w:val="en-US"/>
-              </w:rPr>
-              <w:t>danh</w:t>
-            </w:r>
-            <w:proofErr w:type="spellEnd"/>
-            <w:r>
-              <w:rPr>
-                <w:rFonts w:ascii="Arial" w:eastAsia="Times New Roman" w:hAnsi="Arial" w:cs="Arial"/>
-                <w:noProof w:val="0"/>
-                <w:color w:val="000000"/>
-                <w:sz w:val="22"/>
-                <w:lang w:val="en-US"/>
-              </w:rPr>
-              <w:t xml:space="preserve"> </w:t>
-            </w:r>
-            <w:proofErr w:type="spellStart"/>
-            <w:r>
-              <w:rPr>
-                <w:rFonts w:ascii="Arial" w:eastAsia="Times New Roman" w:hAnsi="Arial" w:cs="Arial"/>
-                <w:noProof w:val="0"/>
-                <w:color w:val="000000"/>
-                <w:sz w:val="22"/>
-                <w:lang w:val="en-US"/>
-              </w:rPr>
-              <w:t>của</w:t>
-            </w:r>
-            <w:proofErr w:type="spellEnd"/>
-            <w:r>
-              <w:rPr>
-                <w:rFonts w:ascii="Arial" w:eastAsia="Times New Roman" w:hAnsi="Arial" w:cs="Arial"/>
-                <w:noProof w:val="0"/>
-                <w:color w:val="000000"/>
-                <w:sz w:val="22"/>
-                <w:lang w:val="en-US"/>
-              </w:rPr>
-              <w:t xml:space="preserve"> </w:t>
-            </w:r>
-            <w:proofErr w:type="spellStart"/>
-            <w:r>
-              <w:rPr>
-                <w:rFonts w:ascii="Arial" w:eastAsia="Times New Roman" w:hAnsi="Arial" w:cs="Arial"/>
-                <w:noProof w:val="0"/>
-                <w:color w:val="000000"/>
-                <w:sz w:val="22"/>
-                <w:lang w:val="en-US"/>
-              </w:rPr>
-              <w:t>phòng</w:t>
-            </w:r>
-            <w:proofErr w:type="spellEnd"/>
-            <w:r>
-              <w:rPr>
-                <w:rFonts w:ascii="Arial" w:eastAsia="Times New Roman" w:hAnsi="Arial" w:cs="Arial"/>
-                <w:noProof w:val="0"/>
-                <w:color w:val="000000"/>
-                <w:sz w:val="22"/>
-                <w:lang w:val="en-US"/>
-              </w:rPr>
-              <w:t xml:space="preserve"> </w:t>
-            </w:r>
-            <w:proofErr w:type="spellStart"/>
-            <w:r>
-              <w:rPr>
-                <w:rFonts w:ascii="Arial" w:eastAsia="Times New Roman" w:hAnsi="Arial" w:cs="Arial"/>
-                <w:noProof w:val="0"/>
-                <w:color w:val="000000"/>
-                <w:sz w:val="22"/>
-                <w:lang w:val="en-US"/>
-              </w:rPr>
-              <w:t>thi</w:t>
-            </w:r>
-            <w:proofErr w:type="spellEnd"/>
+              <w:t>Mã định danh của phòng thi</w:t>
+            </w:r>
           </w:p>
         </w:tc>
       </w:tr>
@@ -33689,7 +28686,6 @@
                 <w:lang w:val="en-US"/>
               </w:rPr>
             </w:pPr>
-            <w:proofErr w:type="spellStart"/>
             <w:r>
               <w:rPr>
                 <w:rFonts w:ascii="Arial" w:eastAsia="Times New Roman" w:hAnsi="Arial" w:cs="Arial"/>
@@ -33700,7 +28696,6 @@
               </w:rPr>
               <w:t>TenPhongThi</w:t>
             </w:r>
-            <w:proofErr w:type="spellEnd"/>
           </w:p>
         </w:tc>
         <w:tc>
@@ -33765,7 +28760,6 @@
                 <w:lang w:val="en-US"/>
               </w:rPr>
             </w:pPr>
-            <w:proofErr w:type="spellStart"/>
             <w:r>
               <w:rPr>
                 <w:rFonts w:ascii="Arial" w:eastAsia="Times New Roman" w:hAnsi="Arial" w:cs="Arial"/>
@@ -33774,75 +28768,8 @@
                 <w:sz w:val="22"/>
                 <w:lang w:val="en-US"/>
               </w:rPr>
-              <w:t>Tên</w:t>
-            </w:r>
-            <w:proofErr w:type="spellEnd"/>
-            <w:r>
-              <w:rPr>
-                <w:rFonts w:ascii="Arial" w:eastAsia="Times New Roman" w:hAnsi="Arial" w:cs="Arial"/>
-                <w:noProof w:val="0"/>
-                <w:color w:val="000000"/>
-                <w:sz w:val="22"/>
-                <w:lang w:val="en-US"/>
-              </w:rPr>
-              <w:t xml:space="preserve"> </w:t>
-            </w:r>
-            <w:proofErr w:type="spellStart"/>
-            <w:r>
-              <w:rPr>
-                <w:rFonts w:ascii="Arial" w:eastAsia="Times New Roman" w:hAnsi="Arial" w:cs="Arial"/>
-                <w:noProof w:val="0"/>
-                <w:color w:val="000000"/>
-                <w:sz w:val="22"/>
-                <w:lang w:val="en-US"/>
-              </w:rPr>
-              <w:t>của</w:t>
-            </w:r>
-            <w:proofErr w:type="spellEnd"/>
-            <w:r>
-              <w:rPr>
-                <w:rFonts w:ascii="Arial" w:eastAsia="Times New Roman" w:hAnsi="Arial" w:cs="Arial"/>
-                <w:noProof w:val="0"/>
-                <w:color w:val="000000"/>
-                <w:sz w:val="22"/>
-                <w:lang w:val="en-US"/>
-              </w:rPr>
-              <w:t xml:space="preserve"> </w:t>
-            </w:r>
-            <w:proofErr w:type="spellStart"/>
-            <w:r>
-              <w:rPr>
-                <w:rFonts w:ascii="Arial" w:eastAsia="Times New Roman" w:hAnsi="Arial" w:cs="Arial"/>
-                <w:noProof w:val="0"/>
-                <w:color w:val="000000"/>
-                <w:sz w:val="22"/>
-                <w:lang w:val="en-US"/>
-              </w:rPr>
-              <w:t>phòng</w:t>
-            </w:r>
-            <w:proofErr w:type="spellEnd"/>
-            <w:r>
-              <w:rPr>
-                <w:rFonts w:ascii="Arial" w:eastAsia="Times New Roman" w:hAnsi="Arial" w:cs="Arial"/>
-                <w:noProof w:val="0"/>
-                <w:color w:val="000000"/>
-                <w:sz w:val="22"/>
-                <w:lang w:val="en-US"/>
-              </w:rPr>
-              <w:t xml:space="preserve"> </w:t>
-            </w:r>
-            <w:proofErr w:type="spellStart"/>
-            <w:r>
-              <w:rPr>
-                <w:rFonts w:ascii="Arial" w:eastAsia="Times New Roman" w:hAnsi="Arial" w:cs="Arial"/>
-                <w:noProof w:val="0"/>
-                <w:color w:val="000000"/>
-                <w:sz w:val="22"/>
-                <w:lang w:val="en-US"/>
-              </w:rPr>
-              <w:t>thi</w:t>
-            </w:r>
-            <w:proofErr w:type="spellEnd"/>
+              <w:t>Tên của phòng thi</w:t>
+            </w:r>
           </w:p>
         </w:tc>
       </w:tr>
@@ -38373,7 +33300,7 @@
     <w:p>
       <w:r>
         <w:drawing>
-          <wp:inline distT="0" distB="0" distL="0" distR="0" wp14:anchorId="692E0D1B" wp14:editId="5308982A">
+          <wp:inline distT="0" distB="0" distL="0" distR="0" wp14:anchorId="692E0D1B" wp14:editId="49D4F630">
             <wp:extent cx="5760720" cy="2774950"/>
             <wp:effectExtent l="0" t="0" r="0" b="6350"/>
             <wp:docPr id="476904538" name="Picture 18" descr="A screenshot of a computer&#10;&#10;Description automatically generated"/>
@@ -38562,7 +33489,7 @@
       </w:pPr>
       <w:r>
         <w:drawing>
-          <wp:inline distT="0" distB="0" distL="0" distR="0" wp14:anchorId="038C44CD" wp14:editId="62D651AF">
+          <wp:inline distT="0" distB="0" distL="0" distR="0" wp14:anchorId="038C44CD" wp14:editId="3CD4C6A1">
             <wp:extent cx="5760720" cy="2774950"/>
             <wp:effectExtent l="0" t="0" r="0" b="6350"/>
             <wp:docPr id="1538039758" name="Picture 8" descr="A screenshot of a computer flowchart&#10;&#10;Description automatically generated"/>

--- a/document/PTTKHT Edudex Quiz.docx
+++ b/document/PTTKHT Edudex Quiz.docx
@@ -12308,10 +12308,10 @@
         </w:rPr>
         <w:lastRenderedPageBreak/>
         <w:drawing>
-          <wp:inline distT="0" distB="0" distL="0" distR="0" wp14:anchorId="0EC2BE6B" wp14:editId="47742437">
-            <wp:extent cx="6120130" cy="3611245"/>
-            <wp:effectExtent l="0" t="0" r="0" b="8255"/>
-            <wp:docPr id="771138304" name="Picture 8" descr="A diagram of a server&#10;&#10;AI-generated content may be incorrect."/>
+          <wp:inline distT="0" distB="0" distL="0" distR="0" wp14:anchorId="2D457054" wp14:editId="203FEC00">
+            <wp:extent cx="6120130" cy="2843530"/>
+            <wp:effectExtent l="0" t="0" r="0" b="0"/>
+            <wp:docPr id="1181280730" name="Picture 9" descr="A diagram of a diagram&#10;&#10;AI-generated content may be incorrect."/>
             <wp:cNvGraphicFramePr>
               <a:graphicFrameLocks xmlns:a="http://schemas.openxmlformats.org/drawingml/2006/main" noChangeAspect="1"/>
             </wp:cNvGraphicFramePr>
@@ -12319,11 +12319,11 @@
               <a:graphicData uri="http://schemas.openxmlformats.org/drawingml/2006/picture">
                 <pic:pic xmlns:pic="http://schemas.openxmlformats.org/drawingml/2006/picture">
                   <pic:nvPicPr>
-                    <pic:cNvPr id="771138304" name="Picture 8" descr="A diagram of a server&#10;&#10;AI-generated content may be incorrect."/>
+                    <pic:cNvPr id="1181280730" name="Picture 9" descr="A diagram of a diagram&#10;&#10;AI-generated content may be incorrect."/>
                     <pic:cNvPicPr/>
                   </pic:nvPicPr>
                   <pic:blipFill>
-                    <a:blip r:embed="rId12">
+                    <a:blip r:embed="rId12" cstate="print">
                       <a:extLst>
                         <a:ext uri="{28A0092B-C50C-407E-A947-70E740481C1C}">
                           <a14:useLocalDpi xmlns:a14="http://schemas.microsoft.com/office/drawing/2010/main" val="0"/>
@@ -12337,7 +12337,7 @@
                   <pic:spPr>
                     <a:xfrm>
                       <a:off x="0" y="0"/>
-                      <a:ext cx="6120130" cy="3611245"/>
+                      <a:ext cx="6120130" cy="2843530"/>
                     </a:xfrm>
                     <a:prstGeom prst="rect">
                       <a:avLst/>
@@ -12557,7 +12557,6 @@
           <w:b/>
           <w:bCs/>
         </w:rPr>
-        <w:lastRenderedPageBreak/>
         <w:t>Xác thực tài khoản</w:t>
       </w:r>
       <w:r>
@@ -12830,7 +12829,6 @@
           <w:b/>
           <w:bCs/>
         </w:rPr>
-        <w:lastRenderedPageBreak/>
         <w:t>Quản lý phòng thi</w:t>
       </w:r>
       <w:r>
@@ -12899,6 +12897,7 @@
           <w:b/>
           <w:bCs/>
         </w:rPr>
+        <w:lastRenderedPageBreak/>
         <w:t>Kết nối Server</w:t>
       </w:r>
       <w:r>
@@ -23274,6 +23273,7 @@
                 <w:lang w:val="en-US"/>
               </w:rPr>
             </w:pPr>
+            <w:proofErr w:type="spellStart"/>
             <w:r>
               <w:rPr>
                 <w:rFonts w:ascii="Arial" w:eastAsia="Times New Roman" w:hAnsi="Arial" w:cs="Arial"/>
@@ -23286,6 +23286,7 @@
               </w:rPr>
               <w:t>Lớp</w:t>
             </w:r>
+            <w:proofErr w:type="spellEnd"/>
           </w:p>
         </w:tc>
         <w:tc>
@@ -23316,6 +23317,7 @@
                 <w:lang w:val="en-US"/>
               </w:rPr>
             </w:pPr>
+            <w:proofErr w:type="spellStart"/>
             <w:r>
               <w:rPr>
                 <w:rFonts w:ascii="Arial" w:eastAsia="Times New Roman" w:hAnsi="Arial" w:cs="Arial"/>
@@ -23326,8 +23328,35 @@
                 <w:sz w:val="22"/>
                 <w:lang w:val="en-US"/>
               </w:rPr>
-              <w:t>Thuộc tính</w:t>
-            </w:r>
+              <w:t>Thuộc</w:t>
+            </w:r>
+            <w:proofErr w:type="spellEnd"/>
+            <w:r>
+              <w:rPr>
+                <w:rFonts w:ascii="Arial" w:eastAsia="Times New Roman" w:hAnsi="Arial" w:cs="Arial"/>
+                <w:b/>
+                <w:bCs/>
+                <w:noProof w:val="0"/>
+                <w:color w:val="000000"/>
+                <w:sz w:val="22"/>
+                <w:lang w:val="en-US"/>
+              </w:rPr>
+              <w:t xml:space="preserve"> </w:t>
+            </w:r>
+            <w:proofErr w:type="spellStart"/>
+            <w:r>
+              <w:rPr>
+                <w:rFonts w:ascii="Arial" w:eastAsia="Times New Roman" w:hAnsi="Arial" w:cs="Arial"/>
+                <w:b/>
+                <w:bCs/>
+                <w:noProof w:val="0"/>
+                <w:color w:val="000000"/>
+                <w:sz w:val="22"/>
+                <w:lang w:val="en-US"/>
+              </w:rPr>
+              <w:t>tính</w:t>
+            </w:r>
+            <w:proofErr w:type="spellEnd"/>
           </w:p>
         </w:tc>
         <w:tc>
@@ -23358,6 +23387,7 @@
                 <w:lang w:val="en-US"/>
               </w:rPr>
             </w:pPr>
+            <w:proofErr w:type="spellStart"/>
             <w:r>
               <w:rPr>
                 <w:rFonts w:ascii="Arial" w:eastAsia="Times New Roman" w:hAnsi="Arial" w:cs="Arial"/>
@@ -23368,7 +23398,46 @@
                 <w:sz w:val="22"/>
                 <w:lang w:val="en-US"/>
               </w:rPr>
-              <w:t>Kiểu Dữ Liệu</w:t>
+              <w:t>Kiểu</w:t>
+            </w:r>
+            <w:proofErr w:type="spellEnd"/>
+            <w:r>
+              <w:rPr>
+                <w:rFonts w:ascii="Arial" w:eastAsia="Times New Roman" w:hAnsi="Arial" w:cs="Arial"/>
+                <w:b/>
+                <w:bCs/>
+                <w:noProof w:val="0"/>
+                <w:color w:val="000000"/>
+                <w:sz w:val="22"/>
+                <w:lang w:val="en-US"/>
+              </w:rPr>
+              <w:t xml:space="preserve"> </w:t>
+            </w:r>
+            <w:proofErr w:type="spellStart"/>
+            <w:r>
+              <w:rPr>
+                <w:rFonts w:ascii="Arial" w:eastAsia="Times New Roman" w:hAnsi="Arial" w:cs="Arial"/>
+                <w:b/>
+                <w:bCs/>
+                <w:noProof w:val="0"/>
+                <w:color w:val="000000"/>
+                <w:sz w:val="22"/>
+                <w:lang w:val="en-US"/>
+              </w:rPr>
+              <w:t>Dữ</w:t>
+            </w:r>
+            <w:proofErr w:type="spellEnd"/>
+            <w:r>
+              <w:rPr>
+                <w:rFonts w:ascii="Arial" w:eastAsia="Times New Roman" w:hAnsi="Arial" w:cs="Arial"/>
+                <w:b/>
+                <w:bCs/>
+                <w:noProof w:val="0"/>
+                <w:color w:val="000000"/>
+                <w:sz w:val="22"/>
+                <w:lang w:val="en-US"/>
+              </w:rPr>
+              <w:t xml:space="preserve"> Liệu</w:t>
             </w:r>
           </w:p>
         </w:tc>
@@ -23400,6 +23469,7 @@
                 <w:lang w:val="en-US"/>
               </w:rPr>
             </w:pPr>
+            <w:proofErr w:type="spellStart"/>
             <w:r>
               <w:rPr>
                 <w:rFonts w:ascii="Arial" w:eastAsia="Times New Roman" w:hAnsi="Arial" w:cs="Arial"/>
@@ -23410,8 +23480,35 @@
                 <w:sz w:val="22"/>
                 <w:lang w:val="en-US"/>
               </w:rPr>
-              <w:t>Mô tả</w:t>
-            </w:r>
+              <w:t>Mô</w:t>
+            </w:r>
+            <w:proofErr w:type="spellEnd"/>
+            <w:r>
+              <w:rPr>
+                <w:rFonts w:ascii="Arial" w:eastAsia="Times New Roman" w:hAnsi="Arial" w:cs="Arial"/>
+                <w:b/>
+                <w:bCs/>
+                <w:noProof w:val="0"/>
+                <w:color w:val="000000"/>
+                <w:sz w:val="22"/>
+                <w:lang w:val="en-US"/>
+              </w:rPr>
+              <w:t xml:space="preserve"> </w:t>
+            </w:r>
+            <w:proofErr w:type="spellStart"/>
+            <w:r>
+              <w:rPr>
+                <w:rFonts w:ascii="Arial" w:eastAsia="Times New Roman" w:hAnsi="Arial" w:cs="Arial"/>
+                <w:b/>
+                <w:bCs/>
+                <w:noProof w:val="0"/>
+                <w:color w:val="000000"/>
+                <w:sz w:val="22"/>
+                <w:lang w:val="en-US"/>
+              </w:rPr>
+              <w:t>tả</w:t>
+            </w:r>
+            <w:proofErr w:type="spellEnd"/>
           </w:p>
         </w:tc>
       </w:tr>
@@ -23446,6 +23543,7 @@
                 <w:lang w:val="en-US"/>
               </w:rPr>
             </w:pPr>
+            <w:proofErr w:type="spellStart"/>
             <w:r>
               <w:rPr>
                 <w:rFonts w:ascii="Arial" w:eastAsia="Times New Roman" w:hAnsi="Arial" w:cs="Arial"/>
@@ -23456,6 +23554,7 @@
               </w:rPr>
               <w:t>TaiKhoan</w:t>
             </w:r>
+            <w:proofErr w:type="spellEnd"/>
           </w:p>
         </w:tc>
         <w:tc>
@@ -23483,6 +23582,7 @@
                 <w:lang w:val="en-US"/>
               </w:rPr>
             </w:pPr>
+            <w:proofErr w:type="spellStart"/>
             <w:r>
               <w:rPr>
                 <w:rFonts w:ascii="Arial" w:eastAsia="Times New Roman" w:hAnsi="Arial" w:cs="Arial"/>
@@ -23493,6 +23593,7 @@
               </w:rPr>
               <w:t>TenDangNhap</w:t>
             </w:r>
+            <w:proofErr w:type="spellEnd"/>
           </w:p>
         </w:tc>
         <w:tc>
@@ -23557,16 +23658,128 @@
                 <w:lang w:val="en-US"/>
               </w:rPr>
             </w:pPr>
-            <w:r>
-              <w:rPr>
-                <w:rFonts w:ascii="Arial" w:eastAsia="Times New Roman" w:hAnsi="Arial" w:cs="Arial"/>
-                <w:noProof w:val="0"/>
-                <w:color w:val="000000"/>
-                <w:sz w:val="22"/>
-                <w:lang w:val="en-US"/>
-              </w:rPr>
-              <w:t>Tên đăng nhập của người dùng</w:t>
-            </w:r>
+            <w:proofErr w:type="spellStart"/>
+            <w:r>
+              <w:rPr>
+                <w:rFonts w:ascii="Arial" w:eastAsia="Times New Roman" w:hAnsi="Arial" w:cs="Arial"/>
+                <w:noProof w:val="0"/>
+                <w:color w:val="000000"/>
+                <w:sz w:val="22"/>
+                <w:lang w:val="en-US"/>
+              </w:rPr>
+              <w:t>Tên</w:t>
+            </w:r>
+            <w:proofErr w:type="spellEnd"/>
+            <w:r>
+              <w:rPr>
+                <w:rFonts w:ascii="Arial" w:eastAsia="Times New Roman" w:hAnsi="Arial" w:cs="Arial"/>
+                <w:noProof w:val="0"/>
+                <w:color w:val="000000"/>
+                <w:sz w:val="22"/>
+                <w:lang w:val="en-US"/>
+              </w:rPr>
+              <w:t xml:space="preserve"> </w:t>
+            </w:r>
+            <w:proofErr w:type="spellStart"/>
+            <w:r>
+              <w:rPr>
+                <w:rFonts w:ascii="Arial" w:eastAsia="Times New Roman" w:hAnsi="Arial" w:cs="Arial"/>
+                <w:noProof w:val="0"/>
+                <w:color w:val="000000"/>
+                <w:sz w:val="22"/>
+                <w:lang w:val="en-US"/>
+              </w:rPr>
+              <w:t>đăng</w:t>
+            </w:r>
+            <w:proofErr w:type="spellEnd"/>
+            <w:r>
+              <w:rPr>
+                <w:rFonts w:ascii="Arial" w:eastAsia="Times New Roman" w:hAnsi="Arial" w:cs="Arial"/>
+                <w:noProof w:val="0"/>
+                <w:color w:val="000000"/>
+                <w:sz w:val="22"/>
+                <w:lang w:val="en-US"/>
+              </w:rPr>
+              <w:t xml:space="preserve"> </w:t>
+            </w:r>
+            <w:proofErr w:type="spellStart"/>
+            <w:r>
+              <w:rPr>
+                <w:rFonts w:ascii="Arial" w:eastAsia="Times New Roman" w:hAnsi="Arial" w:cs="Arial"/>
+                <w:noProof w:val="0"/>
+                <w:color w:val="000000"/>
+                <w:sz w:val="22"/>
+                <w:lang w:val="en-US"/>
+              </w:rPr>
+              <w:t>nhập</w:t>
+            </w:r>
+            <w:proofErr w:type="spellEnd"/>
+            <w:r>
+              <w:rPr>
+                <w:rFonts w:ascii="Arial" w:eastAsia="Times New Roman" w:hAnsi="Arial" w:cs="Arial"/>
+                <w:noProof w:val="0"/>
+                <w:color w:val="000000"/>
+                <w:sz w:val="22"/>
+                <w:lang w:val="en-US"/>
+              </w:rPr>
+              <w:t xml:space="preserve"> </w:t>
+            </w:r>
+            <w:proofErr w:type="spellStart"/>
+            <w:r>
+              <w:rPr>
+                <w:rFonts w:ascii="Arial" w:eastAsia="Times New Roman" w:hAnsi="Arial" w:cs="Arial"/>
+                <w:noProof w:val="0"/>
+                <w:color w:val="000000"/>
+                <w:sz w:val="22"/>
+                <w:lang w:val="en-US"/>
+              </w:rPr>
+              <w:t>của</w:t>
+            </w:r>
+            <w:proofErr w:type="spellEnd"/>
+            <w:r>
+              <w:rPr>
+                <w:rFonts w:ascii="Arial" w:eastAsia="Times New Roman" w:hAnsi="Arial" w:cs="Arial"/>
+                <w:noProof w:val="0"/>
+                <w:color w:val="000000"/>
+                <w:sz w:val="22"/>
+                <w:lang w:val="en-US"/>
+              </w:rPr>
+              <w:t xml:space="preserve"> </w:t>
+            </w:r>
+            <w:proofErr w:type="spellStart"/>
+            <w:r>
+              <w:rPr>
+                <w:rFonts w:ascii="Arial" w:eastAsia="Times New Roman" w:hAnsi="Arial" w:cs="Arial"/>
+                <w:noProof w:val="0"/>
+                <w:color w:val="000000"/>
+                <w:sz w:val="22"/>
+                <w:lang w:val="en-US"/>
+              </w:rPr>
+              <w:t>người</w:t>
+            </w:r>
+            <w:proofErr w:type="spellEnd"/>
+            <w:r>
+              <w:rPr>
+                <w:rFonts w:ascii="Arial" w:eastAsia="Times New Roman" w:hAnsi="Arial" w:cs="Arial"/>
+                <w:noProof w:val="0"/>
+                <w:color w:val="000000"/>
+                <w:sz w:val="22"/>
+                <w:lang w:val="en-US"/>
+              </w:rPr>
+              <w:t xml:space="preserve"> </w:t>
+            </w:r>
+            <w:proofErr w:type="spellStart"/>
+            <w:r>
+              <w:rPr>
+                <w:rFonts w:ascii="Arial" w:eastAsia="Times New Roman" w:hAnsi="Arial" w:cs="Arial"/>
+                <w:noProof w:val="0"/>
+                <w:color w:val="000000"/>
+                <w:sz w:val="22"/>
+                <w:lang w:val="en-US"/>
+              </w:rPr>
+              <w:t>dùng</w:t>
+            </w:r>
+            <w:proofErr w:type="spellEnd"/>
           </w:p>
         </w:tc>
       </w:tr>
@@ -23625,6 +23838,7 @@
                 <w:lang w:val="en-US"/>
               </w:rPr>
             </w:pPr>
+            <w:proofErr w:type="spellStart"/>
             <w:r>
               <w:rPr>
                 <w:rFonts w:ascii="Arial" w:eastAsia="Times New Roman" w:hAnsi="Arial" w:cs="Arial"/>
@@ -23635,6 +23849,7 @@
               </w:rPr>
               <w:t>MatKhau</w:t>
             </w:r>
+            <w:proofErr w:type="spellEnd"/>
           </w:p>
         </w:tc>
         <w:tc>
@@ -23699,16 +23914,106 @@
                 <w:lang w:val="en-US"/>
               </w:rPr>
             </w:pPr>
-            <w:r>
-              <w:rPr>
-                <w:rFonts w:ascii="Arial" w:eastAsia="Times New Roman" w:hAnsi="Arial" w:cs="Arial"/>
-                <w:noProof w:val="0"/>
-                <w:color w:val="000000"/>
-                <w:sz w:val="22"/>
-                <w:lang w:val="en-US"/>
-              </w:rPr>
-              <w:t>Mật khẩu của người dùng</w:t>
-            </w:r>
+            <w:proofErr w:type="spellStart"/>
+            <w:r>
+              <w:rPr>
+                <w:rFonts w:ascii="Arial" w:eastAsia="Times New Roman" w:hAnsi="Arial" w:cs="Arial"/>
+                <w:noProof w:val="0"/>
+                <w:color w:val="000000"/>
+                <w:sz w:val="22"/>
+                <w:lang w:val="en-US"/>
+              </w:rPr>
+              <w:t>Mật</w:t>
+            </w:r>
+            <w:proofErr w:type="spellEnd"/>
+            <w:r>
+              <w:rPr>
+                <w:rFonts w:ascii="Arial" w:eastAsia="Times New Roman" w:hAnsi="Arial" w:cs="Arial"/>
+                <w:noProof w:val="0"/>
+                <w:color w:val="000000"/>
+                <w:sz w:val="22"/>
+                <w:lang w:val="en-US"/>
+              </w:rPr>
+              <w:t xml:space="preserve"> </w:t>
+            </w:r>
+            <w:proofErr w:type="spellStart"/>
+            <w:r>
+              <w:rPr>
+                <w:rFonts w:ascii="Arial" w:eastAsia="Times New Roman" w:hAnsi="Arial" w:cs="Arial"/>
+                <w:noProof w:val="0"/>
+                <w:color w:val="000000"/>
+                <w:sz w:val="22"/>
+                <w:lang w:val="en-US"/>
+              </w:rPr>
+              <w:t>khẩu</w:t>
+            </w:r>
+            <w:proofErr w:type="spellEnd"/>
+            <w:r>
+              <w:rPr>
+                <w:rFonts w:ascii="Arial" w:eastAsia="Times New Roman" w:hAnsi="Arial" w:cs="Arial"/>
+                <w:noProof w:val="0"/>
+                <w:color w:val="000000"/>
+                <w:sz w:val="22"/>
+                <w:lang w:val="en-US"/>
+              </w:rPr>
+              <w:t xml:space="preserve"> </w:t>
+            </w:r>
+            <w:proofErr w:type="spellStart"/>
+            <w:r>
+              <w:rPr>
+                <w:rFonts w:ascii="Arial" w:eastAsia="Times New Roman" w:hAnsi="Arial" w:cs="Arial"/>
+                <w:noProof w:val="0"/>
+                <w:color w:val="000000"/>
+                <w:sz w:val="22"/>
+                <w:lang w:val="en-US"/>
+              </w:rPr>
+              <w:t>của</w:t>
+            </w:r>
+            <w:proofErr w:type="spellEnd"/>
+            <w:r>
+              <w:rPr>
+                <w:rFonts w:ascii="Arial" w:eastAsia="Times New Roman" w:hAnsi="Arial" w:cs="Arial"/>
+                <w:noProof w:val="0"/>
+                <w:color w:val="000000"/>
+                <w:sz w:val="22"/>
+                <w:lang w:val="en-US"/>
+              </w:rPr>
+              <w:t xml:space="preserve"> </w:t>
+            </w:r>
+            <w:proofErr w:type="spellStart"/>
+            <w:r>
+              <w:rPr>
+                <w:rFonts w:ascii="Arial" w:eastAsia="Times New Roman" w:hAnsi="Arial" w:cs="Arial"/>
+                <w:noProof w:val="0"/>
+                <w:color w:val="000000"/>
+                <w:sz w:val="22"/>
+                <w:lang w:val="en-US"/>
+              </w:rPr>
+              <w:t>người</w:t>
+            </w:r>
+            <w:proofErr w:type="spellEnd"/>
+            <w:r>
+              <w:rPr>
+                <w:rFonts w:ascii="Arial" w:eastAsia="Times New Roman" w:hAnsi="Arial" w:cs="Arial"/>
+                <w:noProof w:val="0"/>
+                <w:color w:val="000000"/>
+                <w:sz w:val="22"/>
+                <w:lang w:val="en-US"/>
+              </w:rPr>
+              <w:t xml:space="preserve"> </w:t>
+            </w:r>
+            <w:proofErr w:type="spellStart"/>
+            <w:r>
+              <w:rPr>
+                <w:rFonts w:ascii="Arial" w:eastAsia="Times New Roman" w:hAnsi="Arial" w:cs="Arial"/>
+                <w:noProof w:val="0"/>
+                <w:color w:val="000000"/>
+                <w:sz w:val="22"/>
+                <w:lang w:val="en-US"/>
+              </w:rPr>
+              <w:t>dùng</w:t>
+            </w:r>
+            <w:proofErr w:type="spellEnd"/>
           </w:p>
         </w:tc>
       </w:tr>
@@ -23767,6 +24072,7 @@
                 <w:lang w:val="en-US"/>
               </w:rPr>
             </w:pPr>
+            <w:proofErr w:type="spellStart"/>
             <w:r>
               <w:rPr>
                 <w:rFonts w:ascii="Arial" w:eastAsia="Times New Roman" w:hAnsi="Arial" w:cs="Arial"/>
@@ -23777,6 +24083,7 @@
               </w:rPr>
               <w:t>PhanQuyen</w:t>
             </w:r>
+            <w:proofErr w:type="spellEnd"/>
           </w:p>
         </w:tc>
         <w:tc>
@@ -23849,7 +24156,227 @@
                 <w:sz w:val="22"/>
                 <w:lang w:val="en-US"/>
               </w:rPr>
-              <w:t>Quyền hạn của tài khoản (true: quản trị/giáo vụ, false: thí sinh)</w:t>
+              <w:t xml:space="preserve">Quyền </w:t>
+            </w:r>
+            <w:proofErr w:type="spellStart"/>
+            <w:r>
+              <w:rPr>
+                <w:rFonts w:ascii="Arial" w:eastAsia="Times New Roman" w:hAnsi="Arial" w:cs="Arial"/>
+                <w:noProof w:val="0"/>
+                <w:color w:val="000000"/>
+                <w:sz w:val="22"/>
+                <w:lang w:val="en-US"/>
+              </w:rPr>
+              <w:t>hạn</w:t>
+            </w:r>
+            <w:proofErr w:type="spellEnd"/>
+            <w:r>
+              <w:rPr>
+                <w:rFonts w:ascii="Arial" w:eastAsia="Times New Roman" w:hAnsi="Arial" w:cs="Arial"/>
+                <w:noProof w:val="0"/>
+                <w:color w:val="000000"/>
+                <w:sz w:val="22"/>
+                <w:lang w:val="en-US"/>
+              </w:rPr>
+              <w:t xml:space="preserve"> </w:t>
+            </w:r>
+            <w:proofErr w:type="spellStart"/>
+            <w:r>
+              <w:rPr>
+                <w:rFonts w:ascii="Arial" w:eastAsia="Times New Roman" w:hAnsi="Arial" w:cs="Arial"/>
+                <w:noProof w:val="0"/>
+                <w:color w:val="000000"/>
+                <w:sz w:val="22"/>
+                <w:lang w:val="en-US"/>
+              </w:rPr>
+              <w:t>của</w:t>
+            </w:r>
+            <w:proofErr w:type="spellEnd"/>
+            <w:r>
+              <w:rPr>
+                <w:rFonts w:ascii="Arial" w:eastAsia="Times New Roman" w:hAnsi="Arial" w:cs="Arial"/>
+                <w:noProof w:val="0"/>
+                <w:color w:val="000000"/>
+                <w:sz w:val="22"/>
+                <w:lang w:val="en-US"/>
+              </w:rPr>
+              <w:t xml:space="preserve"> </w:t>
+            </w:r>
+            <w:proofErr w:type="spellStart"/>
+            <w:r>
+              <w:rPr>
+                <w:rFonts w:ascii="Arial" w:eastAsia="Times New Roman" w:hAnsi="Arial" w:cs="Arial"/>
+                <w:noProof w:val="0"/>
+                <w:color w:val="000000"/>
+                <w:sz w:val="22"/>
+                <w:lang w:val="en-US"/>
+              </w:rPr>
+              <w:t>tài</w:t>
+            </w:r>
+            <w:proofErr w:type="spellEnd"/>
+            <w:r>
+              <w:rPr>
+                <w:rFonts w:ascii="Arial" w:eastAsia="Times New Roman" w:hAnsi="Arial" w:cs="Arial"/>
+                <w:noProof w:val="0"/>
+                <w:color w:val="000000"/>
+                <w:sz w:val="22"/>
+                <w:lang w:val="en-US"/>
+              </w:rPr>
+              <w:t xml:space="preserve"> </w:t>
+            </w:r>
+            <w:proofErr w:type="spellStart"/>
+            <w:r>
+              <w:rPr>
+                <w:rFonts w:ascii="Arial" w:eastAsia="Times New Roman" w:hAnsi="Arial" w:cs="Arial"/>
+                <w:noProof w:val="0"/>
+                <w:color w:val="000000"/>
+                <w:sz w:val="22"/>
+                <w:lang w:val="en-US"/>
+              </w:rPr>
+              <w:t>khoản</w:t>
+            </w:r>
+            <w:proofErr w:type="spellEnd"/>
+            <w:r>
+              <w:rPr>
+                <w:rFonts w:ascii="Arial" w:eastAsia="Times New Roman" w:hAnsi="Arial" w:cs="Arial"/>
+                <w:noProof w:val="0"/>
+                <w:color w:val="000000"/>
+                <w:sz w:val="22"/>
+                <w:lang w:val="en-US"/>
+              </w:rPr>
+              <w:t xml:space="preserve"> (true: </w:t>
+            </w:r>
+            <w:proofErr w:type="spellStart"/>
+            <w:r>
+              <w:rPr>
+                <w:rFonts w:ascii="Arial" w:eastAsia="Times New Roman" w:hAnsi="Arial" w:cs="Arial"/>
+                <w:noProof w:val="0"/>
+                <w:color w:val="000000"/>
+                <w:sz w:val="22"/>
+                <w:lang w:val="en-US"/>
+              </w:rPr>
+              <w:t>quản</w:t>
+            </w:r>
+            <w:proofErr w:type="spellEnd"/>
+            <w:r>
+              <w:rPr>
+                <w:rFonts w:ascii="Arial" w:eastAsia="Times New Roman" w:hAnsi="Arial" w:cs="Arial"/>
+                <w:noProof w:val="0"/>
+                <w:color w:val="000000"/>
+                <w:sz w:val="22"/>
+                <w:lang w:val="en-US"/>
+              </w:rPr>
+              <w:t xml:space="preserve"> </w:t>
+            </w:r>
+            <w:proofErr w:type="spellStart"/>
+            <w:r>
+              <w:rPr>
+                <w:rFonts w:ascii="Arial" w:eastAsia="Times New Roman" w:hAnsi="Arial" w:cs="Arial"/>
+                <w:noProof w:val="0"/>
+                <w:color w:val="000000"/>
+                <w:sz w:val="22"/>
+                <w:lang w:val="en-US"/>
+              </w:rPr>
+              <w:t>trị</w:t>
+            </w:r>
+            <w:proofErr w:type="spellEnd"/>
+            <w:r>
+              <w:rPr>
+                <w:rFonts w:ascii="Arial" w:eastAsia="Times New Roman" w:hAnsi="Arial" w:cs="Arial"/>
+                <w:noProof w:val="0"/>
+                <w:color w:val="000000"/>
+                <w:sz w:val="22"/>
+                <w:lang w:val="en-US"/>
+              </w:rPr>
+              <w:t>/</w:t>
+            </w:r>
+            <w:proofErr w:type="spellStart"/>
+            <w:r>
+              <w:rPr>
+                <w:rFonts w:ascii="Arial" w:eastAsia="Times New Roman" w:hAnsi="Arial" w:cs="Arial"/>
+                <w:noProof w:val="0"/>
+                <w:color w:val="000000"/>
+                <w:sz w:val="22"/>
+                <w:lang w:val="en-US"/>
+              </w:rPr>
+              <w:t>giáo</w:t>
+            </w:r>
+            <w:proofErr w:type="spellEnd"/>
+            <w:r>
+              <w:rPr>
+                <w:rFonts w:ascii="Arial" w:eastAsia="Times New Roman" w:hAnsi="Arial" w:cs="Arial"/>
+                <w:noProof w:val="0"/>
+                <w:color w:val="000000"/>
+                <w:sz w:val="22"/>
+                <w:lang w:val="en-US"/>
+              </w:rPr>
+              <w:t xml:space="preserve"> </w:t>
+            </w:r>
+            <w:proofErr w:type="spellStart"/>
+            <w:r>
+              <w:rPr>
+                <w:rFonts w:ascii="Arial" w:eastAsia="Times New Roman" w:hAnsi="Arial" w:cs="Arial"/>
+                <w:noProof w:val="0"/>
+                <w:color w:val="000000"/>
+                <w:sz w:val="22"/>
+                <w:lang w:val="en-US"/>
+              </w:rPr>
+              <w:t>vụ</w:t>
+            </w:r>
+            <w:proofErr w:type="spellEnd"/>
+            <w:r>
+              <w:rPr>
+                <w:rFonts w:ascii="Arial" w:eastAsia="Times New Roman" w:hAnsi="Arial" w:cs="Arial"/>
+                <w:noProof w:val="0"/>
+                <w:color w:val="000000"/>
+                <w:sz w:val="22"/>
+                <w:lang w:val="en-US"/>
+              </w:rPr>
+              <w:t xml:space="preserve">, false: </w:t>
+            </w:r>
+            <w:proofErr w:type="spellStart"/>
+            <w:r>
+              <w:rPr>
+                <w:rFonts w:ascii="Arial" w:eastAsia="Times New Roman" w:hAnsi="Arial" w:cs="Arial"/>
+                <w:noProof w:val="0"/>
+                <w:color w:val="000000"/>
+                <w:sz w:val="22"/>
+                <w:lang w:val="en-US"/>
+              </w:rPr>
+              <w:t>thí</w:t>
+            </w:r>
+            <w:proofErr w:type="spellEnd"/>
+            <w:r>
+              <w:rPr>
+                <w:rFonts w:ascii="Arial" w:eastAsia="Times New Roman" w:hAnsi="Arial" w:cs="Arial"/>
+                <w:noProof w:val="0"/>
+                <w:color w:val="000000"/>
+                <w:sz w:val="22"/>
+                <w:lang w:val="en-US"/>
+              </w:rPr>
+              <w:t xml:space="preserve"> </w:t>
+            </w:r>
+            <w:proofErr w:type="spellStart"/>
+            <w:r>
+              <w:rPr>
+                <w:rFonts w:ascii="Arial" w:eastAsia="Times New Roman" w:hAnsi="Arial" w:cs="Arial"/>
+                <w:noProof w:val="0"/>
+                <w:color w:val="000000"/>
+                <w:sz w:val="22"/>
+                <w:lang w:val="en-US"/>
+              </w:rPr>
+              <w:t>sinh</w:t>
+            </w:r>
+            <w:proofErr w:type="spellEnd"/>
+            <w:r>
+              <w:rPr>
+                <w:rFonts w:ascii="Arial" w:eastAsia="Times New Roman" w:hAnsi="Arial" w:cs="Arial"/>
+                <w:noProof w:val="0"/>
+                <w:color w:val="000000"/>
+                <w:sz w:val="22"/>
+                <w:lang w:val="en-US"/>
+              </w:rPr>
+              <w:t>)</w:t>
             </w:r>
           </w:p>
         </w:tc>
@@ -23885,6 +24412,7 @@
                 <w:lang w:val="en-US"/>
               </w:rPr>
             </w:pPr>
+            <w:proofErr w:type="spellStart"/>
             <w:r>
               <w:rPr>
                 <w:rFonts w:ascii="Arial" w:eastAsia="Times New Roman" w:hAnsi="Arial" w:cs="Arial"/>
@@ -23895,6 +24423,7 @@
               </w:rPr>
               <w:t>ThiSinh</w:t>
             </w:r>
+            <w:proofErr w:type="spellEnd"/>
           </w:p>
         </w:tc>
         <w:tc>
@@ -23922,6 +24451,7 @@
                 <w:lang w:val="en-US"/>
               </w:rPr>
             </w:pPr>
+            <w:proofErr w:type="spellStart"/>
             <w:r>
               <w:rPr>
                 <w:rFonts w:ascii="Arial" w:eastAsia="Times New Roman" w:hAnsi="Arial" w:cs="Arial"/>
@@ -23932,6 +24462,7 @@
               </w:rPr>
               <w:t>MaSinhVien</w:t>
             </w:r>
+            <w:proofErr w:type="spellEnd"/>
           </w:p>
         </w:tc>
         <w:tc>
@@ -23996,16 +24527,106 @@
                 <w:lang w:val="en-US"/>
               </w:rPr>
             </w:pPr>
-            <w:r>
-              <w:rPr>
-                <w:rFonts w:ascii="Arial" w:eastAsia="Times New Roman" w:hAnsi="Arial" w:cs="Arial"/>
-                <w:noProof w:val="0"/>
-                <w:color w:val="000000"/>
-                <w:sz w:val="22"/>
-                <w:lang w:val="en-US"/>
-              </w:rPr>
-              <w:t>Mã định danh của thí sinh</w:t>
-            </w:r>
+            <w:proofErr w:type="spellStart"/>
+            <w:r>
+              <w:rPr>
+                <w:rFonts w:ascii="Arial" w:eastAsia="Times New Roman" w:hAnsi="Arial" w:cs="Arial"/>
+                <w:noProof w:val="0"/>
+                <w:color w:val="000000"/>
+                <w:sz w:val="22"/>
+                <w:lang w:val="en-US"/>
+              </w:rPr>
+              <w:t>Mã</w:t>
+            </w:r>
+            <w:proofErr w:type="spellEnd"/>
+            <w:r>
+              <w:rPr>
+                <w:rFonts w:ascii="Arial" w:eastAsia="Times New Roman" w:hAnsi="Arial" w:cs="Arial"/>
+                <w:noProof w:val="0"/>
+                <w:color w:val="000000"/>
+                <w:sz w:val="22"/>
+                <w:lang w:val="en-US"/>
+              </w:rPr>
+              <w:t xml:space="preserve"> định </w:t>
+            </w:r>
+            <w:proofErr w:type="spellStart"/>
+            <w:r>
+              <w:rPr>
+                <w:rFonts w:ascii="Arial" w:eastAsia="Times New Roman" w:hAnsi="Arial" w:cs="Arial"/>
+                <w:noProof w:val="0"/>
+                <w:color w:val="000000"/>
+                <w:sz w:val="22"/>
+                <w:lang w:val="en-US"/>
+              </w:rPr>
+              <w:t>danh</w:t>
+            </w:r>
+            <w:proofErr w:type="spellEnd"/>
+            <w:r>
+              <w:rPr>
+                <w:rFonts w:ascii="Arial" w:eastAsia="Times New Roman" w:hAnsi="Arial" w:cs="Arial"/>
+                <w:noProof w:val="0"/>
+                <w:color w:val="000000"/>
+                <w:sz w:val="22"/>
+                <w:lang w:val="en-US"/>
+              </w:rPr>
+              <w:t xml:space="preserve"> </w:t>
+            </w:r>
+            <w:proofErr w:type="spellStart"/>
+            <w:r>
+              <w:rPr>
+                <w:rFonts w:ascii="Arial" w:eastAsia="Times New Roman" w:hAnsi="Arial" w:cs="Arial"/>
+                <w:noProof w:val="0"/>
+                <w:color w:val="000000"/>
+                <w:sz w:val="22"/>
+                <w:lang w:val="en-US"/>
+              </w:rPr>
+              <w:t>của</w:t>
+            </w:r>
+            <w:proofErr w:type="spellEnd"/>
+            <w:r>
+              <w:rPr>
+                <w:rFonts w:ascii="Arial" w:eastAsia="Times New Roman" w:hAnsi="Arial" w:cs="Arial"/>
+                <w:noProof w:val="0"/>
+                <w:color w:val="000000"/>
+                <w:sz w:val="22"/>
+                <w:lang w:val="en-US"/>
+              </w:rPr>
+              <w:t xml:space="preserve"> </w:t>
+            </w:r>
+            <w:proofErr w:type="spellStart"/>
+            <w:r>
+              <w:rPr>
+                <w:rFonts w:ascii="Arial" w:eastAsia="Times New Roman" w:hAnsi="Arial" w:cs="Arial"/>
+                <w:noProof w:val="0"/>
+                <w:color w:val="000000"/>
+                <w:sz w:val="22"/>
+                <w:lang w:val="en-US"/>
+              </w:rPr>
+              <w:t>thí</w:t>
+            </w:r>
+            <w:proofErr w:type="spellEnd"/>
+            <w:r>
+              <w:rPr>
+                <w:rFonts w:ascii="Arial" w:eastAsia="Times New Roman" w:hAnsi="Arial" w:cs="Arial"/>
+                <w:noProof w:val="0"/>
+                <w:color w:val="000000"/>
+                <w:sz w:val="22"/>
+                <w:lang w:val="en-US"/>
+              </w:rPr>
+              <w:t xml:space="preserve"> </w:t>
+            </w:r>
+            <w:proofErr w:type="spellStart"/>
+            <w:r>
+              <w:rPr>
+                <w:rFonts w:ascii="Arial" w:eastAsia="Times New Roman" w:hAnsi="Arial" w:cs="Arial"/>
+                <w:noProof w:val="0"/>
+                <w:color w:val="000000"/>
+                <w:sz w:val="22"/>
+                <w:lang w:val="en-US"/>
+              </w:rPr>
+              <w:t>sinh</w:t>
+            </w:r>
+            <w:proofErr w:type="spellEnd"/>
           </w:p>
         </w:tc>
       </w:tr>
@@ -24138,16 +24759,106 @@
                 <w:lang w:val="en-US"/>
               </w:rPr>
             </w:pPr>
-            <w:r>
-              <w:rPr>
-                <w:rFonts w:ascii="Arial" w:eastAsia="Times New Roman" w:hAnsi="Arial" w:cs="Arial"/>
-                <w:noProof w:val="0"/>
-                <w:color w:val="000000"/>
-                <w:sz w:val="22"/>
-                <w:lang w:val="en-US"/>
-              </w:rPr>
-              <w:t>Lớp học của thí sinh</w:t>
-            </w:r>
+            <w:proofErr w:type="spellStart"/>
+            <w:r>
+              <w:rPr>
+                <w:rFonts w:ascii="Arial" w:eastAsia="Times New Roman" w:hAnsi="Arial" w:cs="Arial"/>
+                <w:noProof w:val="0"/>
+                <w:color w:val="000000"/>
+                <w:sz w:val="22"/>
+                <w:lang w:val="en-US"/>
+              </w:rPr>
+              <w:t>Lớp</w:t>
+            </w:r>
+            <w:proofErr w:type="spellEnd"/>
+            <w:r>
+              <w:rPr>
+                <w:rFonts w:ascii="Arial" w:eastAsia="Times New Roman" w:hAnsi="Arial" w:cs="Arial"/>
+                <w:noProof w:val="0"/>
+                <w:color w:val="000000"/>
+                <w:sz w:val="22"/>
+                <w:lang w:val="en-US"/>
+              </w:rPr>
+              <w:t xml:space="preserve"> </w:t>
+            </w:r>
+            <w:proofErr w:type="spellStart"/>
+            <w:r>
+              <w:rPr>
+                <w:rFonts w:ascii="Arial" w:eastAsia="Times New Roman" w:hAnsi="Arial" w:cs="Arial"/>
+                <w:noProof w:val="0"/>
+                <w:color w:val="000000"/>
+                <w:sz w:val="22"/>
+                <w:lang w:val="en-US"/>
+              </w:rPr>
+              <w:t>học</w:t>
+            </w:r>
+            <w:proofErr w:type="spellEnd"/>
+            <w:r>
+              <w:rPr>
+                <w:rFonts w:ascii="Arial" w:eastAsia="Times New Roman" w:hAnsi="Arial" w:cs="Arial"/>
+                <w:noProof w:val="0"/>
+                <w:color w:val="000000"/>
+                <w:sz w:val="22"/>
+                <w:lang w:val="en-US"/>
+              </w:rPr>
+              <w:t xml:space="preserve"> </w:t>
+            </w:r>
+            <w:proofErr w:type="spellStart"/>
+            <w:r>
+              <w:rPr>
+                <w:rFonts w:ascii="Arial" w:eastAsia="Times New Roman" w:hAnsi="Arial" w:cs="Arial"/>
+                <w:noProof w:val="0"/>
+                <w:color w:val="000000"/>
+                <w:sz w:val="22"/>
+                <w:lang w:val="en-US"/>
+              </w:rPr>
+              <w:t>của</w:t>
+            </w:r>
+            <w:proofErr w:type="spellEnd"/>
+            <w:r>
+              <w:rPr>
+                <w:rFonts w:ascii="Arial" w:eastAsia="Times New Roman" w:hAnsi="Arial" w:cs="Arial"/>
+                <w:noProof w:val="0"/>
+                <w:color w:val="000000"/>
+                <w:sz w:val="22"/>
+                <w:lang w:val="en-US"/>
+              </w:rPr>
+              <w:t xml:space="preserve"> </w:t>
+            </w:r>
+            <w:proofErr w:type="spellStart"/>
+            <w:r>
+              <w:rPr>
+                <w:rFonts w:ascii="Arial" w:eastAsia="Times New Roman" w:hAnsi="Arial" w:cs="Arial"/>
+                <w:noProof w:val="0"/>
+                <w:color w:val="000000"/>
+                <w:sz w:val="22"/>
+                <w:lang w:val="en-US"/>
+              </w:rPr>
+              <w:t>thí</w:t>
+            </w:r>
+            <w:proofErr w:type="spellEnd"/>
+            <w:r>
+              <w:rPr>
+                <w:rFonts w:ascii="Arial" w:eastAsia="Times New Roman" w:hAnsi="Arial" w:cs="Arial"/>
+                <w:noProof w:val="0"/>
+                <w:color w:val="000000"/>
+                <w:sz w:val="22"/>
+                <w:lang w:val="en-US"/>
+              </w:rPr>
+              <w:t xml:space="preserve"> </w:t>
+            </w:r>
+            <w:proofErr w:type="spellStart"/>
+            <w:r>
+              <w:rPr>
+                <w:rFonts w:ascii="Arial" w:eastAsia="Times New Roman" w:hAnsi="Arial" w:cs="Arial"/>
+                <w:noProof w:val="0"/>
+                <w:color w:val="000000"/>
+                <w:sz w:val="22"/>
+                <w:lang w:val="en-US"/>
+              </w:rPr>
+              <w:t>sinh</w:t>
+            </w:r>
+            <w:proofErr w:type="spellEnd"/>
           </w:p>
         </w:tc>
       </w:tr>
@@ -24280,16 +24991,172 @@
                 <w:lang w:val="en-US"/>
               </w:rPr>
             </w:pPr>
-            <w:r>
-              <w:rPr>
-                <w:rFonts w:ascii="Arial" w:eastAsia="Times New Roman" w:hAnsi="Arial" w:cs="Arial"/>
-                <w:noProof w:val="0"/>
-                <w:color w:val="000000"/>
-                <w:sz w:val="22"/>
-                <w:lang w:val="en-US"/>
-              </w:rPr>
-              <w:t>Đường dẫn hoặc tên file ảnh của thí sinh</w:t>
-            </w:r>
+            <w:proofErr w:type="spellStart"/>
+            <w:r>
+              <w:rPr>
+                <w:rFonts w:ascii="Arial" w:eastAsia="Times New Roman" w:hAnsi="Arial" w:cs="Arial"/>
+                <w:noProof w:val="0"/>
+                <w:color w:val="000000"/>
+                <w:sz w:val="22"/>
+                <w:lang w:val="en-US"/>
+              </w:rPr>
+              <w:t>Đường</w:t>
+            </w:r>
+            <w:proofErr w:type="spellEnd"/>
+            <w:r>
+              <w:rPr>
+                <w:rFonts w:ascii="Arial" w:eastAsia="Times New Roman" w:hAnsi="Arial" w:cs="Arial"/>
+                <w:noProof w:val="0"/>
+                <w:color w:val="000000"/>
+                <w:sz w:val="22"/>
+                <w:lang w:val="en-US"/>
+              </w:rPr>
+              <w:t xml:space="preserve"> </w:t>
+            </w:r>
+            <w:proofErr w:type="spellStart"/>
+            <w:r>
+              <w:rPr>
+                <w:rFonts w:ascii="Arial" w:eastAsia="Times New Roman" w:hAnsi="Arial" w:cs="Arial"/>
+                <w:noProof w:val="0"/>
+                <w:color w:val="000000"/>
+                <w:sz w:val="22"/>
+                <w:lang w:val="en-US"/>
+              </w:rPr>
+              <w:t>dẫn</w:t>
+            </w:r>
+            <w:proofErr w:type="spellEnd"/>
+            <w:r>
+              <w:rPr>
+                <w:rFonts w:ascii="Arial" w:eastAsia="Times New Roman" w:hAnsi="Arial" w:cs="Arial"/>
+                <w:noProof w:val="0"/>
+                <w:color w:val="000000"/>
+                <w:sz w:val="22"/>
+                <w:lang w:val="en-US"/>
+              </w:rPr>
+              <w:t xml:space="preserve"> </w:t>
+            </w:r>
+            <w:proofErr w:type="spellStart"/>
+            <w:r>
+              <w:rPr>
+                <w:rFonts w:ascii="Arial" w:eastAsia="Times New Roman" w:hAnsi="Arial" w:cs="Arial"/>
+                <w:noProof w:val="0"/>
+                <w:color w:val="000000"/>
+                <w:sz w:val="22"/>
+                <w:lang w:val="en-US"/>
+              </w:rPr>
+              <w:t>hoặc</w:t>
+            </w:r>
+            <w:proofErr w:type="spellEnd"/>
+            <w:r>
+              <w:rPr>
+                <w:rFonts w:ascii="Arial" w:eastAsia="Times New Roman" w:hAnsi="Arial" w:cs="Arial"/>
+                <w:noProof w:val="0"/>
+                <w:color w:val="000000"/>
+                <w:sz w:val="22"/>
+                <w:lang w:val="en-US"/>
+              </w:rPr>
+              <w:t xml:space="preserve"> </w:t>
+            </w:r>
+            <w:proofErr w:type="spellStart"/>
+            <w:r>
+              <w:rPr>
+                <w:rFonts w:ascii="Arial" w:eastAsia="Times New Roman" w:hAnsi="Arial" w:cs="Arial"/>
+                <w:noProof w:val="0"/>
+                <w:color w:val="000000"/>
+                <w:sz w:val="22"/>
+                <w:lang w:val="en-US"/>
+              </w:rPr>
+              <w:t>tên</w:t>
+            </w:r>
+            <w:proofErr w:type="spellEnd"/>
+            <w:r>
+              <w:rPr>
+                <w:rFonts w:ascii="Arial" w:eastAsia="Times New Roman" w:hAnsi="Arial" w:cs="Arial"/>
+                <w:noProof w:val="0"/>
+                <w:color w:val="000000"/>
+                <w:sz w:val="22"/>
+                <w:lang w:val="en-US"/>
+              </w:rPr>
+              <w:t xml:space="preserve"> file </w:t>
+            </w:r>
+            <w:proofErr w:type="spellStart"/>
+            <w:r>
+              <w:rPr>
+                <w:rFonts w:ascii="Arial" w:eastAsia="Times New Roman" w:hAnsi="Arial" w:cs="Arial"/>
+                <w:noProof w:val="0"/>
+                <w:color w:val="000000"/>
+                <w:sz w:val="22"/>
+                <w:lang w:val="en-US"/>
+              </w:rPr>
+              <w:t>ảnh</w:t>
+            </w:r>
+            <w:proofErr w:type="spellEnd"/>
+            <w:r>
+              <w:rPr>
+                <w:rFonts w:ascii="Arial" w:eastAsia="Times New Roman" w:hAnsi="Arial" w:cs="Arial"/>
+                <w:noProof w:val="0"/>
+                <w:color w:val="000000"/>
+                <w:sz w:val="22"/>
+                <w:lang w:val="en-US"/>
+              </w:rPr>
+              <w:t xml:space="preserve"> </w:t>
+            </w:r>
+            <w:proofErr w:type="spellStart"/>
+            <w:r>
+              <w:rPr>
+                <w:rFonts w:ascii="Arial" w:eastAsia="Times New Roman" w:hAnsi="Arial" w:cs="Arial"/>
+                <w:noProof w:val="0"/>
+                <w:color w:val="000000"/>
+                <w:sz w:val="22"/>
+                <w:lang w:val="en-US"/>
+              </w:rPr>
+              <w:t>của</w:t>
+            </w:r>
+            <w:proofErr w:type="spellEnd"/>
+            <w:r>
+              <w:rPr>
+                <w:rFonts w:ascii="Arial" w:eastAsia="Times New Roman" w:hAnsi="Arial" w:cs="Arial"/>
+                <w:noProof w:val="0"/>
+                <w:color w:val="000000"/>
+                <w:sz w:val="22"/>
+                <w:lang w:val="en-US"/>
+              </w:rPr>
+              <w:t xml:space="preserve"> </w:t>
+            </w:r>
+            <w:proofErr w:type="spellStart"/>
+            <w:r>
+              <w:rPr>
+                <w:rFonts w:ascii="Arial" w:eastAsia="Times New Roman" w:hAnsi="Arial" w:cs="Arial"/>
+                <w:noProof w:val="0"/>
+                <w:color w:val="000000"/>
+                <w:sz w:val="22"/>
+                <w:lang w:val="en-US"/>
+              </w:rPr>
+              <w:t>thí</w:t>
+            </w:r>
+            <w:proofErr w:type="spellEnd"/>
+            <w:r>
+              <w:rPr>
+                <w:rFonts w:ascii="Arial" w:eastAsia="Times New Roman" w:hAnsi="Arial" w:cs="Arial"/>
+                <w:noProof w:val="0"/>
+                <w:color w:val="000000"/>
+                <w:sz w:val="22"/>
+                <w:lang w:val="en-US"/>
+              </w:rPr>
+              <w:t xml:space="preserve"> </w:t>
+            </w:r>
+            <w:proofErr w:type="spellStart"/>
+            <w:r>
+              <w:rPr>
+                <w:rFonts w:ascii="Arial" w:eastAsia="Times New Roman" w:hAnsi="Arial" w:cs="Arial"/>
+                <w:noProof w:val="0"/>
+                <w:color w:val="000000"/>
+                <w:sz w:val="22"/>
+                <w:lang w:val="en-US"/>
+              </w:rPr>
+              <w:t>sinh</w:t>
+            </w:r>
+            <w:proofErr w:type="spellEnd"/>
           </w:p>
         </w:tc>
       </w:tr>
@@ -24324,6 +25191,7 @@
                 <w:lang w:val="en-US"/>
               </w:rPr>
             </w:pPr>
+            <w:proofErr w:type="spellStart"/>
             <w:r>
               <w:rPr>
                 <w:rFonts w:ascii="Arial" w:eastAsia="Times New Roman" w:hAnsi="Arial" w:cs="Arial"/>
@@ -24334,6 +25202,7 @@
               </w:rPr>
               <w:t>BaiLam</w:t>
             </w:r>
+            <w:proofErr w:type="spellEnd"/>
           </w:p>
         </w:tc>
         <w:tc>
@@ -24361,6 +25230,7 @@
                 <w:lang w:val="en-US"/>
               </w:rPr>
             </w:pPr>
+            <w:proofErr w:type="spellStart"/>
             <w:r>
               <w:rPr>
                 <w:rFonts w:ascii="Arial" w:eastAsia="Times New Roman" w:hAnsi="Arial" w:cs="Arial"/>
@@ -24371,6 +25241,7 @@
               </w:rPr>
               <w:t>MaBaiLam</w:t>
             </w:r>
+            <w:proofErr w:type="spellEnd"/>
           </w:p>
         </w:tc>
         <w:tc>
@@ -24435,16 +25306,106 @@
                 <w:lang w:val="en-US"/>
               </w:rPr>
             </w:pPr>
-            <w:r>
-              <w:rPr>
-                <w:rFonts w:ascii="Arial" w:eastAsia="Times New Roman" w:hAnsi="Arial" w:cs="Arial"/>
-                <w:noProof w:val="0"/>
-                <w:color w:val="000000"/>
-                <w:sz w:val="22"/>
-                <w:lang w:val="en-US"/>
-              </w:rPr>
-              <w:t>Mã định danh của bài làm</w:t>
-            </w:r>
+            <w:proofErr w:type="spellStart"/>
+            <w:r>
+              <w:rPr>
+                <w:rFonts w:ascii="Arial" w:eastAsia="Times New Roman" w:hAnsi="Arial" w:cs="Arial"/>
+                <w:noProof w:val="0"/>
+                <w:color w:val="000000"/>
+                <w:sz w:val="22"/>
+                <w:lang w:val="en-US"/>
+              </w:rPr>
+              <w:t>Mã</w:t>
+            </w:r>
+            <w:proofErr w:type="spellEnd"/>
+            <w:r>
+              <w:rPr>
+                <w:rFonts w:ascii="Arial" w:eastAsia="Times New Roman" w:hAnsi="Arial" w:cs="Arial"/>
+                <w:noProof w:val="0"/>
+                <w:color w:val="000000"/>
+                <w:sz w:val="22"/>
+                <w:lang w:val="en-US"/>
+              </w:rPr>
+              <w:t xml:space="preserve"> định </w:t>
+            </w:r>
+            <w:proofErr w:type="spellStart"/>
+            <w:r>
+              <w:rPr>
+                <w:rFonts w:ascii="Arial" w:eastAsia="Times New Roman" w:hAnsi="Arial" w:cs="Arial"/>
+                <w:noProof w:val="0"/>
+                <w:color w:val="000000"/>
+                <w:sz w:val="22"/>
+                <w:lang w:val="en-US"/>
+              </w:rPr>
+              <w:t>danh</w:t>
+            </w:r>
+            <w:proofErr w:type="spellEnd"/>
+            <w:r>
+              <w:rPr>
+                <w:rFonts w:ascii="Arial" w:eastAsia="Times New Roman" w:hAnsi="Arial" w:cs="Arial"/>
+                <w:noProof w:val="0"/>
+                <w:color w:val="000000"/>
+                <w:sz w:val="22"/>
+                <w:lang w:val="en-US"/>
+              </w:rPr>
+              <w:t xml:space="preserve"> </w:t>
+            </w:r>
+            <w:proofErr w:type="spellStart"/>
+            <w:r>
+              <w:rPr>
+                <w:rFonts w:ascii="Arial" w:eastAsia="Times New Roman" w:hAnsi="Arial" w:cs="Arial"/>
+                <w:noProof w:val="0"/>
+                <w:color w:val="000000"/>
+                <w:sz w:val="22"/>
+                <w:lang w:val="en-US"/>
+              </w:rPr>
+              <w:t>của</w:t>
+            </w:r>
+            <w:proofErr w:type="spellEnd"/>
+            <w:r>
+              <w:rPr>
+                <w:rFonts w:ascii="Arial" w:eastAsia="Times New Roman" w:hAnsi="Arial" w:cs="Arial"/>
+                <w:noProof w:val="0"/>
+                <w:color w:val="000000"/>
+                <w:sz w:val="22"/>
+                <w:lang w:val="en-US"/>
+              </w:rPr>
+              <w:t xml:space="preserve"> </w:t>
+            </w:r>
+            <w:proofErr w:type="spellStart"/>
+            <w:r>
+              <w:rPr>
+                <w:rFonts w:ascii="Arial" w:eastAsia="Times New Roman" w:hAnsi="Arial" w:cs="Arial"/>
+                <w:noProof w:val="0"/>
+                <w:color w:val="000000"/>
+                <w:sz w:val="22"/>
+                <w:lang w:val="en-US"/>
+              </w:rPr>
+              <w:t>bài</w:t>
+            </w:r>
+            <w:proofErr w:type="spellEnd"/>
+            <w:r>
+              <w:rPr>
+                <w:rFonts w:ascii="Arial" w:eastAsia="Times New Roman" w:hAnsi="Arial" w:cs="Arial"/>
+                <w:noProof w:val="0"/>
+                <w:color w:val="000000"/>
+                <w:sz w:val="22"/>
+                <w:lang w:val="en-US"/>
+              </w:rPr>
+              <w:t xml:space="preserve"> </w:t>
+            </w:r>
+            <w:proofErr w:type="spellStart"/>
+            <w:r>
+              <w:rPr>
+                <w:rFonts w:ascii="Arial" w:eastAsia="Times New Roman" w:hAnsi="Arial" w:cs="Arial"/>
+                <w:noProof w:val="0"/>
+                <w:color w:val="000000"/>
+                <w:sz w:val="22"/>
+                <w:lang w:val="en-US"/>
+              </w:rPr>
+              <w:t>làm</w:t>
+            </w:r>
+            <w:proofErr w:type="spellEnd"/>
           </w:p>
         </w:tc>
       </w:tr>
@@ -24503,6 +25464,7 @@
                 <w:lang w:val="en-US"/>
               </w:rPr>
             </w:pPr>
+            <w:proofErr w:type="spellStart"/>
             <w:r>
               <w:rPr>
                 <w:rFonts w:ascii="Arial" w:eastAsia="Times New Roman" w:hAnsi="Arial" w:cs="Arial"/>
@@ -24513,6 +25475,7 @@
               </w:rPr>
               <w:t>MaSinhVien</w:t>
             </w:r>
+            <w:proofErr w:type="spellEnd"/>
           </w:p>
         </w:tc>
         <w:tc>
@@ -24577,16 +25540,172 @@
                 <w:lang w:val="en-US"/>
               </w:rPr>
             </w:pPr>
-            <w:r>
-              <w:rPr>
-                <w:rFonts w:ascii="Arial" w:eastAsia="Times New Roman" w:hAnsi="Arial" w:cs="Arial"/>
-                <w:noProof w:val="0"/>
-                <w:color w:val="000000"/>
-                <w:sz w:val="22"/>
-                <w:lang w:val="en-US"/>
-              </w:rPr>
-              <w:t>Mã của thí sinh thực hiện bài làm</w:t>
-            </w:r>
+            <w:proofErr w:type="spellStart"/>
+            <w:r>
+              <w:rPr>
+                <w:rFonts w:ascii="Arial" w:eastAsia="Times New Roman" w:hAnsi="Arial" w:cs="Arial"/>
+                <w:noProof w:val="0"/>
+                <w:color w:val="000000"/>
+                <w:sz w:val="22"/>
+                <w:lang w:val="en-US"/>
+              </w:rPr>
+              <w:t>Mã</w:t>
+            </w:r>
+            <w:proofErr w:type="spellEnd"/>
+            <w:r>
+              <w:rPr>
+                <w:rFonts w:ascii="Arial" w:eastAsia="Times New Roman" w:hAnsi="Arial" w:cs="Arial"/>
+                <w:noProof w:val="0"/>
+                <w:color w:val="000000"/>
+                <w:sz w:val="22"/>
+                <w:lang w:val="en-US"/>
+              </w:rPr>
+              <w:t xml:space="preserve"> </w:t>
+            </w:r>
+            <w:proofErr w:type="spellStart"/>
+            <w:r>
+              <w:rPr>
+                <w:rFonts w:ascii="Arial" w:eastAsia="Times New Roman" w:hAnsi="Arial" w:cs="Arial"/>
+                <w:noProof w:val="0"/>
+                <w:color w:val="000000"/>
+                <w:sz w:val="22"/>
+                <w:lang w:val="en-US"/>
+              </w:rPr>
+              <w:t>của</w:t>
+            </w:r>
+            <w:proofErr w:type="spellEnd"/>
+            <w:r>
+              <w:rPr>
+                <w:rFonts w:ascii="Arial" w:eastAsia="Times New Roman" w:hAnsi="Arial" w:cs="Arial"/>
+                <w:noProof w:val="0"/>
+                <w:color w:val="000000"/>
+                <w:sz w:val="22"/>
+                <w:lang w:val="en-US"/>
+              </w:rPr>
+              <w:t xml:space="preserve"> </w:t>
+            </w:r>
+            <w:proofErr w:type="spellStart"/>
+            <w:r>
+              <w:rPr>
+                <w:rFonts w:ascii="Arial" w:eastAsia="Times New Roman" w:hAnsi="Arial" w:cs="Arial"/>
+                <w:noProof w:val="0"/>
+                <w:color w:val="000000"/>
+                <w:sz w:val="22"/>
+                <w:lang w:val="en-US"/>
+              </w:rPr>
+              <w:t>thí</w:t>
+            </w:r>
+            <w:proofErr w:type="spellEnd"/>
+            <w:r>
+              <w:rPr>
+                <w:rFonts w:ascii="Arial" w:eastAsia="Times New Roman" w:hAnsi="Arial" w:cs="Arial"/>
+                <w:noProof w:val="0"/>
+                <w:color w:val="000000"/>
+                <w:sz w:val="22"/>
+                <w:lang w:val="en-US"/>
+              </w:rPr>
+              <w:t xml:space="preserve"> </w:t>
+            </w:r>
+            <w:proofErr w:type="spellStart"/>
+            <w:r>
+              <w:rPr>
+                <w:rFonts w:ascii="Arial" w:eastAsia="Times New Roman" w:hAnsi="Arial" w:cs="Arial"/>
+                <w:noProof w:val="0"/>
+                <w:color w:val="000000"/>
+                <w:sz w:val="22"/>
+                <w:lang w:val="en-US"/>
+              </w:rPr>
+              <w:t>sinh</w:t>
+            </w:r>
+            <w:proofErr w:type="spellEnd"/>
+            <w:r>
+              <w:rPr>
+                <w:rFonts w:ascii="Arial" w:eastAsia="Times New Roman" w:hAnsi="Arial" w:cs="Arial"/>
+                <w:noProof w:val="0"/>
+                <w:color w:val="000000"/>
+                <w:sz w:val="22"/>
+                <w:lang w:val="en-US"/>
+              </w:rPr>
+              <w:t xml:space="preserve"> </w:t>
+            </w:r>
+            <w:proofErr w:type="spellStart"/>
+            <w:r>
+              <w:rPr>
+                <w:rFonts w:ascii="Arial" w:eastAsia="Times New Roman" w:hAnsi="Arial" w:cs="Arial"/>
+                <w:noProof w:val="0"/>
+                <w:color w:val="000000"/>
+                <w:sz w:val="22"/>
+                <w:lang w:val="en-US"/>
+              </w:rPr>
+              <w:t>thực</w:t>
+            </w:r>
+            <w:proofErr w:type="spellEnd"/>
+            <w:r>
+              <w:rPr>
+                <w:rFonts w:ascii="Arial" w:eastAsia="Times New Roman" w:hAnsi="Arial" w:cs="Arial"/>
+                <w:noProof w:val="0"/>
+                <w:color w:val="000000"/>
+                <w:sz w:val="22"/>
+                <w:lang w:val="en-US"/>
+              </w:rPr>
+              <w:t xml:space="preserve"> </w:t>
+            </w:r>
+            <w:proofErr w:type="spellStart"/>
+            <w:r>
+              <w:rPr>
+                <w:rFonts w:ascii="Arial" w:eastAsia="Times New Roman" w:hAnsi="Arial" w:cs="Arial"/>
+                <w:noProof w:val="0"/>
+                <w:color w:val="000000"/>
+                <w:sz w:val="22"/>
+                <w:lang w:val="en-US"/>
+              </w:rPr>
+              <w:t>hiện</w:t>
+            </w:r>
+            <w:proofErr w:type="spellEnd"/>
+            <w:r>
+              <w:rPr>
+                <w:rFonts w:ascii="Arial" w:eastAsia="Times New Roman" w:hAnsi="Arial" w:cs="Arial"/>
+                <w:noProof w:val="0"/>
+                <w:color w:val="000000"/>
+                <w:sz w:val="22"/>
+                <w:lang w:val="en-US"/>
+              </w:rPr>
+              <w:t xml:space="preserve"> </w:t>
+            </w:r>
+            <w:proofErr w:type="spellStart"/>
+            <w:r>
+              <w:rPr>
+                <w:rFonts w:ascii="Arial" w:eastAsia="Times New Roman" w:hAnsi="Arial" w:cs="Arial"/>
+                <w:noProof w:val="0"/>
+                <w:color w:val="000000"/>
+                <w:sz w:val="22"/>
+                <w:lang w:val="en-US"/>
+              </w:rPr>
+              <w:t>bài</w:t>
+            </w:r>
+            <w:proofErr w:type="spellEnd"/>
+            <w:r>
+              <w:rPr>
+                <w:rFonts w:ascii="Arial" w:eastAsia="Times New Roman" w:hAnsi="Arial" w:cs="Arial"/>
+                <w:noProof w:val="0"/>
+                <w:color w:val="000000"/>
+                <w:sz w:val="22"/>
+                <w:lang w:val="en-US"/>
+              </w:rPr>
+              <w:t xml:space="preserve"> </w:t>
+            </w:r>
+            <w:proofErr w:type="spellStart"/>
+            <w:r>
+              <w:rPr>
+                <w:rFonts w:ascii="Arial" w:eastAsia="Times New Roman" w:hAnsi="Arial" w:cs="Arial"/>
+                <w:noProof w:val="0"/>
+                <w:color w:val="000000"/>
+                <w:sz w:val="22"/>
+                <w:lang w:val="en-US"/>
+              </w:rPr>
+              <w:t>làm</w:t>
+            </w:r>
+            <w:proofErr w:type="spellEnd"/>
           </w:p>
         </w:tc>
       </w:tr>
@@ -24645,6 +25764,7 @@
                 <w:lang w:val="en-US"/>
               </w:rPr>
             </w:pPr>
+            <w:proofErr w:type="spellStart"/>
             <w:r>
               <w:rPr>
                 <w:rFonts w:ascii="Arial" w:eastAsia="Times New Roman" w:hAnsi="Arial" w:cs="Arial"/>
@@ -24655,6 +25775,7 @@
               </w:rPr>
               <w:t>MaDeThi</w:t>
             </w:r>
+            <w:proofErr w:type="spellEnd"/>
           </w:p>
         </w:tc>
         <w:tc>
@@ -24719,16 +25840,172 @@
                 <w:lang w:val="en-US"/>
               </w:rPr>
             </w:pPr>
-            <w:r>
-              <w:rPr>
-                <w:rFonts w:ascii="Arial" w:eastAsia="Times New Roman" w:hAnsi="Arial" w:cs="Arial"/>
-                <w:noProof w:val="0"/>
-                <w:color w:val="000000"/>
-                <w:sz w:val="22"/>
-                <w:lang w:val="en-US"/>
-              </w:rPr>
-              <w:t>Mã đề thi tương ứng với bài làm</w:t>
-            </w:r>
+            <w:proofErr w:type="spellStart"/>
+            <w:r>
+              <w:rPr>
+                <w:rFonts w:ascii="Arial" w:eastAsia="Times New Roman" w:hAnsi="Arial" w:cs="Arial"/>
+                <w:noProof w:val="0"/>
+                <w:color w:val="000000"/>
+                <w:sz w:val="22"/>
+                <w:lang w:val="en-US"/>
+              </w:rPr>
+              <w:t>Mã</w:t>
+            </w:r>
+            <w:proofErr w:type="spellEnd"/>
+            <w:r>
+              <w:rPr>
+                <w:rFonts w:ascii="Arial" w:eastAsia="Times New Roman" w:hAnsi="Arial" w:cs="Arial"/>
+                <w:noProof w:val="0"/>
+                <w:color w:val="000000"/>
+                <w:sz w:val="22"/>
+                <w:lang w:val="en-US"/>
+              </w:rPr>
+              <w:t xml:space="preserve"> </w:t>
+            </w:r>
+            <w:proofErr w:type="spellStart"/>
+            <w:r>
+              <w:rPr>
+                <w:rFonts w:ascii="Arial" w:eastAsia="Times New Roman" w:hAnsi="Arial" w:cs="Arial"/>
+                <w:noProof w:val="0"/>
+                <w:color w:val="000000"/>
+                <w:sz w:val="22"/>
+                <w:lang w:val="en-US"/>
+              </w:rPr>
+              <w:t>đề</w:t>
+            </w:r>
+            <w:proofErr w:type="spellEnd"/>
+            <w:r>
+              <w:rPr>
+                <w:rFonts w:ascii="Arial" w:eastAsia="Times New Roman" w:hAnsi="Arial" w:cs="Arial"/>
+                <w:noProof w:val="0"/>
+                <w:color w:val="000000"/>
+                <w:sz w:val="22"/>
+                <w:lang w:val="en-US"/>
+              </w:rPr>
+              <w:t xml:space="preserve"> </w:t>
+            </w:r>
+            <w:proofErr w:type="spellStart"/>
+            <w:r>
+              <w:rPr>
+                <w:rFonts w:ascii="Arial" w:eastAsia="Times New Roman" w:hAnsi="Arial" w:cs="Arial"/>
+                <w:noProof w:val="0"/>
+                <w:color w:val="000000"/>
+                <w:sz w:val="22"/>
+                <w:lang w:val="en-US"/>
+              </w:rPr>
+              <w:t>thi</w:t>
+            </w:r>
+            <w:proofErr w:type="spellEnd"/>
+            <w:r>
+              <w:rPr>
+                <w:rFonts w:ascii="Arial" w:eastAsia="Times New Roman" w:hAnsi="Arial" w:cs="Arial"/>
+                <w:noProof w:val="0"/>
+                <w:color w:val="000000"/>
+                <w:sz w:val="22"/>
+                <w:lang w:val="en-US"/>
+              </w:rPr>
+              <w:t xml:space="preserve"> </w:t>
+            </w:r>
+            <w:proofErr w:type="spellStart"/>
+            <w:r>
+              <w:rPr>
+                <w:rFonts w:ascii="Arial" w:eastAsia="Times New Roman" w:hAnsi="Arial" w:cs="Arial"/>
+                <w:noProof w:val="0"/>
+                <w:color w:val="000000"/>
+                <w:sz w:val="22"/>
+                <w:lang w:val="en-US"/>
+              </w:rPr>
+              <w:t>tương</w:t>
+            </w:r>
+            <w:proofErr w:type="spellEnd"/>
+            <w:r>
+              <w:rPr>
+                <w:rFonts w:ascii="Arial" w:eastAsia="Times New Roman" w:hAnsi="Arial" w:cs="Arial"/>
+                <w:noProof w:val="0"/>
+                <w:color w:val="000000"/>
+                <w:sz w:val="22"/>
+                <w:lang w:val="en-US"/>
+              </w:rPr>
+              <w:t xml:space="preserve"> </w:t>
+            </w:r>
+            <w:proofErr w:type="spellStart"/>
+            <w:r>
+              <w:rPr>
+                <w:rFonts w:ascii="Arial" w:eastAsia="Times New Roman" w:hAnsi="Arial" w:cs="Arial"/>
+                <w:noProof w:val="0"/>
+                <w:color w:val="000000"/>
+                <w:sz w:val="22"/>
+                <w:lang w:val="en-US"/>
+              </w:rPr>
+              <w:t>ứng</w:t>
+            </w:r>
+            <w:proofErr w:type="spellEnd"/>
+            <w:r>
+              <w:rPr>
+                <w:rFonts w:ascii="Arial" w:eastAsia="Times New Roman" w:hAnsi="Arial" w:cs="Arial"/>
+                <w:noProof w:val="0"/>
+                <w:color w:val="000000"/>
+                <w:sz w:val="22"/>
+                <w:lang w:val="en-US"/>
+              </w:rPr>
+              <w:t xml:space="preserve"> </w:t>
+            </w:r>
+            <w:proofErr w:type="spellStart"/>
+            <w:r>
+              <w:rPr>
+                <w:rFonts w:ascii="Arial" w:eastAsia="Times New Roman" w:hAnsi="Arial" w:cs="Arial"/>
+                <w:noProof w:val="0"/>
+                <w:color w:val="000000"/>
+                <w:sz w:val="22"/>
+                <w:lang w:val="en-US"/>
+              </w:rPr>
+              <w:t>với</w:t>
+            </w:r>
+            <w:proofErr w:type="spellEnd"/>
+            <w:r>
+              <w:rPr>
+                <w:rFonts w:ascii="Arial" w:eastAsia="Times New Roman" w:hAnsi="Arial" w:cs="Arial"/>
+                <w:noProof w:val="0"/>
+                <w:color w:val="000000"/>
+                <w:sz w:val="22"/>
+                <w:lang w:val="en-US"/>
+              </w:rPr>
+              <w:t xml:space="preserve"> </w:t>
+            </w:r>
+            <w:proofErr w:type="spellStart"/>
+            <w:r>
+              <w:rPr>
+                <w:rFonts w:ascii="Arial" w:eastAsia="Times New Roman" w:hAnsi="Arial" w:cs="Arial"/>
+                <w:noProof w:val="0"/>
+                <w:color w:val="000000"/>
+                <w:sz w:val="22"/>
+                <w:lang w:val="en-US"/>
+              </w:rPr>
+              <w:t>bài</w:t>
+            </w:r>
+            <w:proofErr w:type="spellEnd"/>
+            <w:r>
+              <w:rPr>
+                <w:rFonts w:ascii="Arial" w:eastAsia="Times New Roman" w:hAnsi="Arial" w:cs="Arial"/>
+                <w:noProof w:val="0"/>
+                <w:color w:val="000000"/>
+                <w:sz w:val="22"/>
+                <w:lang w:val="en-US"/>
+              </w:rPr>
+              <w:t xml:space="preserve"> </w:t>
+            </w:r>
+            <w:proofErr w:type="spellStart"/>
+            <w:r>
+              <w:rPr>
+                <w:rFonts w:ascii="Arial" w:eastAsia="Times New Roman" w:hAnsi="Arial" w:cs="Arial"/>
+                <w:noProof w:val="0"/>
+                <w:color w:val="000000"/>
+                <w:sz w:val="22"/>
+                <w:lang w:val="en-US"/>
+              </w:rPr>
+              <w:t>làm</w:t>
+            </w:r>
+            <w:proofErr w:type="spellEnd"/>
           </w:p>
         </w:tc>
       </w:tr>
@@ -24787,6 +26064,7 @@
                 <w:lang w:val="en-US"/>
               </w:rPr>
             </w:pPr>
+            <w:proofErr w:type="spellStart"/>
             <w:r>
               <w:rPr>
                 <w:rFonts w:ascii="Arial" w:eastAsia="Times New Roman" w:hAnsi="Arial" w:cs="Arial"/>
@@ -24797,6 +26075,7 @@
               </w:rPr>
               <w:t>RawData</w:t>
             </w:r>
+            <w:proofErr w:type="spellEnd"/>
           </w:p>
         </w:tc>
         <w:tc>
@@ -24824,6 +26103,7 @@
                 <w:lang w:val="en-US"/>
               </w:rPr>
             </w:pPr>
+            <w:proofErr w:type="spellStart"/>
             <w:r>
               <w:rPr>
                 <w:rFonts w:ascii="Arial" w:eastAsia="Times New Roman" w:hAnsi="Arial" w:cs="Arial"/>
@@ -24834,6 +26114,7 @@
               </w:rPr>
               <w:t>longtext</w:t>
             </w:r>
+            <w:proofErr w:type="spellEnd"/>
           </w:p>
         </w:tc>
         <w:tc>
@@ -24861,15 +26142,291 @@
                 <w:lang w:val="en-US"/>
               </w:rPr>
             </w:pPr>
-            <w:r>
-              <w:rPr>
-                <w:rFonts w:ascii="Arial" w:eastAsia="Times New Roman" w:hAnsi="Arial" w:cs="Arial"/>
-                <w:noProof w:val="0"/>
-                <w:color w:val="000000"/>
-                <w:sz w:val="22"/>
-                <w:lang w:val="en-US"/>
-              </w:rPr>
-              <w:t>Dữ liệu thô của bài làm (nội dung bài làm lưu trữ dạng text hoặc file)</w:t>
+            <w:proofErr w:type="spellStart"/>
+            <w:r>
+              <w:rPr>
+                <w:rFonts w:ascii="Arial" w:eastAsia="Times New Roman" w:hAnsi="Arial" w:cs="Arial"/>
+                <w:noProof w:val="0"/>
+                <w:color w:val="000000"/>
+                <w:sz w:val="22"/>
+                <w:lang w:val="en-US"/>
+              </w:rPr>
+              <w:t>Dữ</w:t>
+            </w:r>
+            <w:proofErr w:type="spellEnd"/>
+            <w:r>
+              <w:rPr>
+                <w:rFonts w:ascii="Arial" w:eastAsia="Times New Roman" w:hAnsi="Arial" w:cs="Arial"/>
+                <w:noProof w:val="0"/>
+                <w:color w:val="000000"/>
+                <w:sz w:val="22"/>
+                <w:lang w:val="en-US"/>
+              </w:rPr>
+              <w:t xml:space="preserve"> </w:t>
+            </w:r>
+            <w:proofErr w:type="spellStart"/>
+            <w:r>
+              <w:rPr>
+                <w:rFonts w:ascii="Arial" w:eastAsia="Times New Roman" w:hAnsi="Arial" w:cs="Arial"/>
+                <w:noProof w:val="0"/>
+                <w:color w:val="000000"/>
+                <w:sz w:val="22"/>
+                <w:lang w:val="en-US"/>
+              </w:rPr>
+              <w:t>liệu</w:t>
+            </w:r>
+            <w:proofErr w:type="spellEnd"/>
+            <w:r>
+              <w:rPr>
+                <w:rFonts w:ascii="Arial" w:eastAsia="Times New Roman" w:hAnsi="Arial" w:cs="Arial"/>
+                <w:noProof w:val="0"/>
+                <w:color w:val="000000"/>
+                <w:sz w:val="22"/>
+                <w:lang w:val="en-US"/>
+              </w:rPr>
+              <w:t xml:space="preserve"> </w:t>
+            </w:r>
+            <w:proofErr w:type="spellStart"/>
+            <w:r>
+              <w:rPr>
+                <w:rFonts w:ascii="Arial" w:eastAsia="Times New Roman" w:hAnsi="Arial" w:cs="Arial"/>
+                <w:noProof w:val="0"/>
+                <w:color w:val="000000"/>
+                <w:sz w:val="22"/>
+                <w:lang w:val="en-US"/>
+              </w:rPr>
+              <w:t>thô</w:t>
+            </w:r>
+            <w:proofErr w:type="spellEnd"/>
+            <w:r>
+              <w:rPr>
+                <w:rFonts w:ascii="Arial" w:eastAsia="Times New Roman" w:hAnsi="Arial" w:cs="Arial"/>
+                <w:noProof w:val="0"/>
+                <w:color w:val="000000"/>
+                <w:sz w:val="22"/>
+                <w:lang w:val="en-US"/>
+              </w:rPr>
+              <w:t xml:space="preserve"> </w:t>
+            </w:r>
+            <w:proofErr w:type="spellStart"/>
+            <w:r>
+              <w:rPr>
+                <w:rFonts w:ascii="Arial" w:eastAsia="Times New Roman" w:hAnsi="Arial" w:cs="Arial"/>
+                <w:noProof w:val="0"/>
+                <w:color w:val="000000"/>
+                <w:sz w:val="22"/>
+                <w:lang w:val="en-US"/>
+              </w:rPr>
+              <w:t>của</w:t>
+            </w:r>
+            <w:proofErr w:type="spellEnd"/>
+            <w:r>
+              <w:rPr>
+                <w:rFonts w:ascii="Arial" w:eastAsia="Times New Roman" w:hAnsi="Arial" w:cs="Arial"/>
+                <w:noProof w:val="0"/>
+                <w:color w:val="000000"/>
+                <w:sz w:val="22"/>
+                <w:lang w:val="en-US"/>
+              </w:rPr>
+              <w:t xml:space="preserve"> </w:t>
+            </w:r>
+            <w:proofErr w:type="spellStart"/>
+            <w:r>
+              <w:rPr>
+                <w:rFonts w:ascii="Arial" w:eastAsia="Times New Roman" w:hAnsi="Arial" w:cs="Arial"/>
+                <w:noProof w:val="0"/>
+                <w:color w:val="000000"/>
+                <w:sz w:val="22"/>
+                <w:lang w:val="en-US"/>
+              </w:rPr>
+              <w:t>bài</w:t>
+            </w:r>
+            <w:proofErr w:type="spellEnd"/>
+            <w:r>
+              <w:rPr>
+                <w:rFonts w:ascii="Arial" w:eastAsia="Times New Roman" w:hAnsi="Arial" w:cs="Arial"/>
+                <w:noProof w:val="0"/>
+                <w:color w:val="000000"/>
+                <w:sz w:val="22"/>
+                <w:lang w:val="en-US"/>
+              </w:rPr>
+              <w:t xml:space="preserve"> </w:t>
+            </w:r>
+            <w:proofErr w:type="spellStart"/>
+            <w:r>
+              <w:rPr>
+                <w:rFonts w:ascii="Arial" w:eastAsia="Times New Roman" w:hAnsi="Arial" w:cs="Arial"/>
+                <w:noProof w:val="0"/>
+                <w:color w:val="000000"/>
+                <w:sz w:val="22"/>
+                <w:lang w:val="en-US"/>
+              </w:rPr>
+              <w:t>làm</w:t>
+            </w:r>
+            <w:proofErr w:type="spellEnd"/>
+            <w:r>
+              <w:rPr>
+                <w:rFonts w:ascii="Arial" w:eastAsia="Times New Roman" w:hAnsi="Arial" w:cs="Arial"/>
+                <w:noProof w:val="0"/>
+                <w:color w:val="000000"/>
+                <w:sz w:val="22"/>
+                <w:lang w:val="en-US"/>
+              </w:rPr>
+              <w:t xml:space="preserve"> (</w:t>
+            </w:r>
+            <w:proofErr w:type="spellStart"/>
+            <w:r>
+              <w:rPr>
+                <w:rFonts w:ascii="Arial" w:eastAsia="Times New Roman" w:hAnsi="Arial" w:cs="Arial"/>
+                <w:noProof w:val="0"/>
+                <w:color w:val="000000"/>
+                <w:sz w:val="22"/>
+                <w:lang w:val="en-US"/>
+              </w:rPr>
+              <w:t>nội</w:t>
+            </w:r>
+            <w:proofErr w:type="spellEnd"/>
+            <w:r>
+              <w:rPr>
+                <w:rFonts w:ascii="Arial" w:eastAsia="Times New Roman" w:hAnsi="Arial" w:cs="Arial"/>
+                <w:noProof w:val="0"/>
+                <w:color w:val="000000"/>
+                <w:sz w:val="22"/>
+                <w:lang w:val="en-US"/>
+              </w:rPr>
+              <w:t xml:space="preserve"> dung </w:t>
+            </w:r>
+            <w:proofErr w:type="spellStart"/>
+            <w:r>
+              <w:rPr>
+                <w:rFonts w:ascii="Arial" w:eastAsia="Times New Roman" w:hAnsi="Arial" w:cs="Arial"/>
+                <w:noProof w:val="0"/>
+                <w:color w:val="000000"/>
+                <w:sz w:val="22"/>
+                <w:lang w:val="en-US"/>
+              </w:rPr>
+              <w:t>bài</w:t>
+            </w:r>
+            <w:proofErr w:type="spellEnd"/>
+            <w:r>
+              <w:rPr>
+                <w:rFonts w:ascii="Arial" w:eastAsia="Times New Roman" w:hAnsi="Arial" w:cs="Arial"/>
+                <w:noProof w:val="0"/>
+                <w:color w:val="000000"/>
+                <w:sz w:val="22"/>
+                <w:lang w:val="en-US"/>
+              </w:rPr>
+              <w:t xml:space="preserve"> </w:t>
+            </w:r>
+            <w:proofErr w:type="spellStart"/>
+            <w:r>
+              <w:rPr>
+                <w:rFonts w:ascii="Arial" w:eastAsia="Times New Roman" w:hAnsi="Arial" w:cs="Arial"/>
+                <w:noProof w:val="0"/>
+                <w:color w:val="000000"/>
+                <w:sz w:val="22"/>
+                <w:lang w:val="en-US"/>
+              </w:rPr>
+              <w:t>làm</w:t>
+            </w:r>
+            <w:proofErr w:type="spellEnd"/>
+            <w:r>
+              <w:rPr>
+                <w:rFonts w:ascii="Arial" w:eastAsia="Times New Roman" w:hAnsi="Arial" w:cs="Arial"/>
+                <w:noProof w:val="0"/>
+                <w:color w:val="000000"/>
+                <w:sz w:val="22"/>
+                <w:lang w:val="en-US"/>
+              </w:rPr>
+              <w:t xml:space="preserve"> </w:t>
+            </w:r>
+            <w:proofErr w:type="spellStart"/>
+            <w:r>
+              <w:rPr>
+                <w:rFonts w:ascii="Arial" w:eastAsia="Times New Roman" w:hAnsi="Arial" w:cs="Arial"/>
+                <w:noProof w:val="0"/>
+                <w:color w:val="000000"/>
+                <w:sz w:val="22"/>
+                <w:lang w:val="en-US"/>
+              </w:rPr>
+              <w:t>lưu</w:t>
+            </w:r>
+            <w:proofErr w:type="spellEnd"/>
+            <w:r>
+              <w:rPr>
+                <w:rFonts w:ascii="Arial" w:eastAsia="Times New Roman" w:hAnsi="Arial" w:cs="Arial"/>
+                <w:noProof w:val="0"/>
+                <w:color w:val="000000"/>
+                <w:sz w:val="22"/>
+                <w:lang w:val="en-US"/>
+              </w:rPr>
+              <w:t xml:space="preserve"> </w:t>
+            </w:r>
+            <w:proofErr w:type="spellStart"/>
+            <w:r>
+              <w:rPr>
+                <w:rFonts w:ascii="Arial" w:eastAsia="Times New Roman" w:hAnsi="Arial" w:cs="Arial"/>
+                <w:noProof w:val="0"/>
+                <w:color w:val="000000"/>
+                <w:sz w:val="22"/>
+                <w:lang w:val="en-US"/>
+              </w:rPr>
+              <w:t>trữ</w:t>
+            </w:r>
+            <w:proofErr w:type="spellEnd"/>
+            <w:r>
+              <w:rPr>
+                <w:rFonts w:ascii="Arial" w:eastAsia="Times New Roman" w:hAnsi="Arial" w:cs="Arial"/>
+                <w:noProof w:val="0"/>
+                <w:color w:val="000000"/>
+                <w:sz w:val="22"/>
+                <w:lang w:val="en-US"/>
+              </w:rPr>
+              <w:t xml:space="preserve"> </w:t>
+            </w:r>
+            <w:proofErr w:type="spellStart"/>
+            <w:r>
+              <w:rPr>
+                <w:rFonts w:ascii="Arial" w:eastAsia="Times New Roman" w:hAnsi="Arial" w:cs="Arial"/>
+                <w:noProof w:val="0"/>
+                <w:color w:val="000000"/>
+                <w:sz w:val="22"/>
+                <w:lang w:val="en-US"/>
+              </w:rPr>
+              <w:t>dạng</w:t>
+            </w:r>
+            <w:proofErr w:type="spellEnd"/>
+            <w:r>
+              <w:rPr>
+                <w:rFonts w:ascii="Arial" w:eastAsia="Times New Roman" w:hAnsi="Arial" w:cs="Arial"/>
+                <w:noProof w:val="0"/>
+                <w:color w:val="000000"/>
+                <w:sz w:val="22"/>
+                <w:lang w:val="en-US"/>
+              </w:rPr>
+              <w:t xml:space="preserve"> text </w:t>
+            </w:r>
+            <w:proofErr w:type="spellStart"/>
+            <w:r>
+              <w:rPr>
+                <w:rFonts w:ascii="Arial" w:eastAsia="Times New Roman" w:hAnsi="Arial" w:cs="Arial"/>
+                <w:noProof w:val="0"/>
+                <w:color w:val="000000"/>
+                <w:sz w:val="22"/>
+                <w:lang w:val="en-US"/>
+              </w:rPr>
+              <w:t>hoặc</w:t>
+            </w:r>
+            <w:proofErr w:type="spellEnd"/>
+            <w:r>
+              <w:rPr>
+                <w:rFonts w:ascii="Arial" w:eastAsia="Times New Roman" w:hAnsi="Arial" w:cs="Arial"/>
+                <w:noProof w:val="0"/>
+                <w:color w:val="000000"/>
+                <w:sz w:val="22"/>
+                <w:lang w:val="en-US"/>
+              </w:rPr>
+              <w:t xml:space="preserve"> file)</w:t>
             </w:r>
           </w:p>
         </w:tc>
@@ -25003,16 +26560,106 @@
                 <w:lang w:val="en-US"/>
               </w:rPr>
             </w:pPr>
-            <w:r>
-              <w:rPr>
-                <w:rFonts w:ascii="Arial" w:eastAsia="Times New Roman" w:hAnsi="Arial" w:cs="Arial"/>
-                <w:noProof w:val="0"/>
-                <w:color w:val="000000"/>
-                <w:sz w:val="22"/>
-                <w:lang w:val="en-US"/>
-              </w:rPr>
-              <w:t>Điểm số của bài làm</w:t>
-            </w:r>
+            <w:proofErr w:type="spellStart"/>
+            <w:r>
+              <w:rPr>
+                <w:rFonts w:ascii="Arial" w:eastAsia="Times New Roman" w:hAnsi="Arial" w:cs="Arial"/>
+                <w:noProof w:val="0"/>
+                <w:color w:val="000000"/>
+                <w:sz w:val="22"/>
+                <w:lang w:val="en-US"/>
+              </w:rPr>
+              <w:t>Điểm</w:t>
+            </w:r>
+            <w:proofErr w:type="spellEnd"/>
+            <w:r>
+              <w:rPr>
+                <w:rFonts w:ascii="Arial" w:eastAsia="Times New Roman" w:hAnsi="Arial" w:cs="Arial"/>
+                <w:noProof w:val="0"/>
+                <w:color w:val="000000"/>
+                <w:sz w:val="22"/>
+                <w:lang w:val="en-US"/>
+              </w:rPr>
+              <w:t xml:space="preserve"> </w:t>
+            </w:r>
+            <w:proofErr w:type="spellStart"/>
+            <w:r>
+              <w:rPr>
+                <w:rFonts w:ascii="Arial" w:eastAsia="Times New Roman" w:hAnsi="Arial" w:cs="Arial"/>
+                <w:noProof w:val="0"/>
+                <w:color w:val="000000"/>
+                <w:sz w:val="22"/>
+                <w:lang w:val="en-US"/>
+              </w:rPr>
+              <w:t>số</w:t>
+            </w:r>
+            <w:proofErr w:type="spellEnd"/>
+            <w:r>
+              <w:rPr>
+                <w:rFonts w:ascii="Arial" w:eastAsia="Times New Roman" w:hAnsi="Arial" w:cs="Arial"/>
+                <w:noProof w:val="0"/>
+                <w:color w:val="000000"/>
+                <w:sz w:val="22"/>
+                <w:lang w:val="en-US"/>
+              </w:rPr>
+              <w:t xml:space="preserve"> </w:t>
+            </w:r>
+            <w:proofErr w:type="spellStart"/>
+            <w:r>
+              <w:rPr>
+                <w:rFonts w:ascii="Arial" w:eastAsia="Times New Roman" w:hAnsi="Arial" w:cs="Arial"/>
+                <w:noProof w:val="0"/>
+                <w:color w:val="000000"/>
+                <w:sz w:val="22"/>
+                <w:lang w:val="en-US"/>
+              </w:rPr>
+              <w:t>của</w:t>
+            </w:r>
+            <w:proofErr w:type="spellEnd"/>
+            <w:r>
+              <w:rPr>
+                <w:rFonts w:ascii="Arial" w:eastAsia="Times New Roman" w:hAnsi="Arial" w:cs="Arial"/>
+                <w:noProof w:val="0"/>
+                <w:color w:val="000000"/>
+                <w:sz w:val="22"/>
+                <w:lang w:val="en-US"/>
+              </w:rPr>
+              <w:t xml:space="preserve"> </w:t>
+            </w:r>
+            <w:proofErr w:type="spellStart"/>
+            <w:r>
+              <w:rPr>
+                <w:rFonts w:ascii="Arial" w:eastAsia="Times New Roman" w:hAnsi="Arial" w:cs="Arial"/>
+                <w:noProof w:val="0"/>
+                <w:color w:val="000000"/>
+                <w:sz w:val="22"/>
+                <w:lang w:val="en-US"/>
+              </w:rPr>
+              <w:t>bài</w:t>
+            </w:r>
+            <w:proofErr w:type="spellEnd"/>
+            <w:r>
+              <w:rPr>
+                <w:rFonts w:ascii="Arial" w:eastAsia="Times New Roman" w:hAnsi="Arial" w:cs="Arial"/>
+                <w:noProof w:val="0"/>
+                <w:color w:val="000000"/>
+                <w:sz w:val="22"/>
+                <w:lang w:val="en-US"/>
+              </w:rPr>
+              <w:t xml:space="preserve"> </w:t>
+            </w:r>
+            <w:proofErr w:type="spellStart"/>
+            <w:r>
+              <w:rPr>
+                <w:rFonts w:ascii="Arial" w:eastAsia="Times New Roman" w:hAnsi="Arial" w:cs="Arial"/>
+                <w:noProof w:val="0"/>
+                <w:color w:val="000000"/>
+                <w:sz w:val="22"/>
+                <w:lang w:val="en-US"/>
+              </w:rPr>
+              <w:t>làm</w:t>
+            </w:r>
+            <w:proofErr w:type="spellEnd"/>
           </w:p>
         </w:tc>
       </w:tr>
@@ -25047,6 +26694,7 @@
                 <w:lang w:val="en-US"/>
               </w:rPr>
             </w:pPr>
+            <w:proofErr w:type="spellStart"/>
             <w:r>
               <w:rPr>
                 <w:rFonts w:ascii="Arial" w:eastAsia="Times New Roman" w:hAnsi="Arial" w:cs="Arial"/>
@@ -25057,6 +26705,7 @@
               </w:rPr>
               <w:t>NganHangCauHoi</w:t>
             </w:r>
+            <w:proofErr w:type="spellEnd"/>
           </w:p>
         </w:tc>
         <w:tc>
@@ -25084,6 +26733,7 @@
                 <w:lang w:val="en-US"/>
               </w:rPr>
             </w:pPr>
+            <w:proofErr w:type="spellStart"/>
             <w:r>
               <w:rPr>
                 <w:rFonts w:ascii="Arial" w:eastAsia="Times New Roman" w:hAnsi="Arial" w:cs="Arial"/>
@@ -25094,6 +26744,7 @@
               </w:rPr>
               <w:t>MaCauHoi</w:t>
             </w:r>
+            <w:proofErr w:type="spellEnd"/>
           </w:p>
         </w:tc>
         <w:tc>
@@ -25158,16 +26809,84 @@
                 <w:lang w:val="en-US"/>
               </w:rPr>
             </w:pPr>
-            <w:r>
-              <w:rPr>
-                <w:rFonts w:ascii="Arial" w:eastAsia="Times New Roman" w:hAnsi="Arial" w:cs="Arial"/>
-                <w:noProof w:val="0"/>
-                <w:color w:val="000000"/>
-                <w:sz w:val="22"/>
-                <w:lang w:val="en-US"/>
-              </w:rPr>
-              <w:t>Mã định danh câu hỏi</w:t>
-            </w:r>
+            <w:proofErr w:type="spellStart"/>
+            <w:r>
+              <w:rPr>
+                <w:rFonts w:ascii="Arial" w:eastAsia="Times New Roman" w:hAnsi="Arial" w:cs="Arial"/>
+                <w:noProof w:val="0"/>
+                <w:color w:val="000000"/>
+                <w:sz w:val="22"/>
+                <w:lang w:val="en-US"/>
+              </w:rPr>
+              <w:t>Mã</w:t>
+            </w:r>
+            <w:proofErr w:type="spellEnd"/>
+            <w:r>
+              <w:rPr>
+                <w:rFonts w:ascii="Arial" w:eastAsia="Times New Roman" w:hAnsi="Arial" w:cs="Arial"/>
+                <w:noProof w:val="0"/>
+                <w:color w:val="000000"/>
+                <w:sz w:val="22"/>
+                <w:lang w:val="en-US"/>
+              </w:rPr>
+              <w:t xml:space="preserve"> định </w:t>
+            </w:r>
+            <w:proofErr w:type="spellStart"/>
+            <w:r>
+              <w:rPr>
+                <w:rFonts w:ascii="Arial" w:eastAsia="Times New Roman" w:hAnsi="Arial" w:cs="Arial"/>
+                <w:noProof w:val="0"/>
+                <w:color w:val="000000"/>
+                <w:sz w:val="22"/>
+                <w:lang w:val="en-US"/>
+              </w:rPr>
+              <w:t>danh</w:t>
+            </w:r>
+            <w:proofErr w:type="spellEnd"/>
+            <w:r>
+              <w:rPr>
+                <w:rFonts w:ascii="Arial" w:eastAsia="Times New Roman" w:hAnsi="Arial" w:cs="Arial"/>
+                <w:noProof w:val="0"/>
+                <w:color w:val="000000"/>
+                <w:sz w:val="22"/>
+                <w:lang w:val="en-US"/>
+              </w:rPr>
+              <w:t xml:space="preserve"> </w:t>
+            </w:r>
+            <w:proofErr w:type="spellStart"/>
+            <w:r>
+              <w:rPr>
+                <w:rFonts w:ascii="Arial" w:eastAsia="Times New Roman" w:hAnsi="Arial" w:cs="Arial"/>
+                <w:noProof w:val="0"/>
+                <w:color w:val="000000"/>
+                <w:sz w:val="22"/>
+                <w:lang w:val="en-US"/>
+              </w:rPr>
+              <w:t>câu</w:t>
+            </w:r>
+            <w:proofErr w:type="spellEnd"/>
+            <w:r>
+              <w:rPr>
+                <w:rFonts w:ascii="Arial" w:eastAsia="Times New Roman" w:hAnsi="Arial" w:cs="Arial"/>
+                <w:noProof w:val="0"/>
+                <w:color w:val="000000"/>
+                <w:sz w:val="22"/>
+                <w:lang w:val="en-US"/>
+              </w:rPr>
+              <w:t xml:space="preserve"> </w:t>
+            </w:r>
+            <w:proofErr w:type="spellStart"/>
+            <w:r>
+              <w:rPr>
+                <w:rFonts w:ascii="Arial" w:eastAsia="Times New Roman" w:hAnsi="Arial" w:cs="Arial"/>
+                <w:noProof w:val="0"/>
+                <w:color w:val="000000"/>
+                <w:sz w:val="22"/>
+                <w:lang w:val="en-US"/>
+              </w:rPr>
+              <w:t>hỏi</w:t>
+            </w:r>
+            <w:proofErr w:type="spellEnd"/>
           </w:p>
         </w:tc>
       </w:tr>
@@ -25226,6 +26945,7 @@
                 <w:lang w:val="en-US"/>
               </w:rPr>
             </w:pPr>
+            <w:proofErr w:type="spellStart"/>
             <w:r>
               <w:rPr>
                 <w:rFonts w:ascii="Arial" w:eastAsia="Times New Roman" w:hAnsi="Arial" w:cs="Arial"/>
@@ -25236,6 +26956,7 @@
               </w:rPr>
               <w:t>CauHoi</w:t>
             </w:r>
+            <w:proofErr w:type="spellEnd"/>
           </w:p>
         </w:tc>
         <w:tc>
@@ -25300,16 +27021,84 @@
                 <w:lang w:val="en-US"/>
               </w:rPr>
             </w:pPr>
-            <w:r>
-              <w:rPr>
-                <w:rFonts w:ascii="Arial" w:eastAsia="Times New Roman" w:hAnsi="Arial" w:cs="Arial"/>
-                <w:noProof w:val="0"/>
-                <w:color w:val="000000"/>
-                <w:sz w:val="22"/>
-                <w:lang w:val="en-US"/>
-              </w:rPr>
-              <w:t>Nội dung của câu hỏi</w:t>
-            </w:r>
+            <w:proofErr w:type="spellStart"/>
+            <w:r>
+              <w:rPr>
+                <w:rFonts w:ascii="Arial" w:eastAsia="Times New Roman" w:hAnsi="Arial" w:cs="Arial"/>
+                <w:noProof w:val="0"/>
+                <w:color w:val="000000"/>
+                <w:sz w:val="22"/>
+                <w:lang w:val="en-US"/>
+              </w:rPr>
+              <w:t>Nội</w:t>
+            </w:r>
+            <w:proofErr w:type="spellEnd"/>
+            <w:r>
+              <w:rPr>
+                <w:rFonts w:ascii="Arial" w:eastAsia="Times New Roman" w:hAnsi="Arial" w:cs="Arial"/>
+                <w:noProof w:val="0"/>
+                <w:color w:val="000000"/>
+                <w:sz w:val="22"/>
+                <w:lang w:val="en-US"/>
+              </w:rPr>
+              <w:t xml:space="preserve"> dung </w:t>
+            </w:r>
+            <w:proofErr w:type="spellStart"/>
+            <w:r>
+              <w:rPr>
+                <w:rFonts w:ascii="Arial" w:eastAsia="Times New Roman" w:hAnsi="Arial" w:cs="Arial"/>
+                <w:noProof w:val="0"/>
+                <w:color w:val="000000"/>
+                <w:sz w:val="22"/>
+                <w:lang w:val="en-US"/>
+              </w:rPr>
+              <w:t>của</w:t>
+            </w:r>
+            <w:proofErr w:type="spellEnd"/>
+            <w:r>
+              <w:rPr>
+                <w:rFonts w:ascii="Arial" w:eastAsia="Times New Roman" w:hAnsi="Arial" w:cs="Arial"/>
+                <w:noProof w:val="0"/>
+                <w:color w:val="000000"/>
+                <w:sz w:val="22"/>
+                <w:lang w:val="en-US"/>
+              </w:rPr>
+              <w:t xml:space="preserve"> </w:t>
+            </w:r>
+            <w:proofErr w:type="spellStart"/>
+            <w:r>
+              <w:rPr>
+                <w:rFonts w:ascii="Arial" w:eastAsia="Times New Roman" w:hAnsi="Arial" w:cs="Arial"/>
+                <w:noProof w:val="0"/>
+                <w:color w:val="000000"/>
+                <w:sz w:val="22"/>
+                <w:lang w:val="en-US"/>
+              </w:rPr>
+              <w:t>câu</w:t>
+            </w:r>
+            <w:proofErr w:type="spellEnd"/>
+            <w:r>
+              <w:rPr>
+                <w:rFonts w:ascii="Arial" w:eastAsia="Times New Roman" w:hAnsi="Arial" w:cs="Arial"/>
+                <w:noProof w:val="0"/>
+                <w:color w:val="000000"/>
+                <w:sz w:val="22"/>
+                <w:lang w:val="en-US"/>
+              </w:rPr>
+              <w:t xml:space="preserve"> </w:t>
+            </w:r>
+            <w:proofErr w:type="spellStart"/>
+            <w:r>
+              <w:rPr>
+                <w:rFonts w:ascii="Arial" w:eastAsia="Times New Roman" w:hAnsi="Arial" w:cs="Arial"/>
+                <w:noProof w:val="0"/>
+                <w:color w:val="000000"/>
+                <w:sz w:val="22"/>
+                <w:lang w:val="en-US"/>
+              </w:rPr>
+              <w:t>hỏi</w:t>
+            </w:r>
+            <w:proofErr w:type="spellEnd"/>
           </w:p>
         </w:tc>
       </w:tr>
@@ -25368,6 +27157,7 @@
                 <w:lang w:val="en-US"/>
               </w:rPr>
             </w:pPr>
+            <w:proofErr w:type="spellStart"/>
             <w:r>
               <w:rPr>
                 <w:rFonts w:ascii="Arial" w:eastAsia="Times New Roman" w:hAnsi="Arial" w:cs="Arial"/>
@@ -25378,6 +27168,7 @@
               </w:rPr>
               <w:t>DapAn</w:t>
             </w:r>
+            <w:proofErr w:type="spellEnd"/>
           </w:p>
         </w:tc>
         <w:tc>
@@ -25450,7 +27241,293 @@
                 <w:sz w:val="22"/>
                 <w:lang w:val="en-US"/>
               </w:rPr>
-              <w:t>Các đáp án cho câu hỏi (lưu trữ dạng chuỗi phân cách, ví dụ: A|B|C|D)</w:t>
+              <w:t xml:space="preserve">Các </w:t>
+            </w:r>
+            <w:proofErr w:type="spellStart"/>
+            <w:r>
+              <w:rPr>
+                <w:rFonts w:ascii="Arial" w:eastAsia="Times New Roman" w:hAnsi="Arial" w:cs="Arial"/>
+                <w:noProof w:val="0"/>
+                <w:color w:val="000000"/>
+                <w:sz w:val="22"/>
+                <w:lang w:val="en-US"/>
+              </w:rPr>
+              <w:t>đáp</w:t>
+            </w:r>
+            <w:proofErr w:type="spellEnd"/>
+            <w:r>
+              <w:rPr>
+                <w:rFonts w:ascii="Arial" w:eastAsia="Times New Roman" w:hAnsi="Arial" w:cs="Arial"/>
+                <w:noProof w:val="0"/>
+                <w:color w:val="000000"/>
+                <w:sz w:val="22"/>
+                <w:lang w:val="en-US"/>
+              </w:rPr>
+              <w:t xml:space="preserve"> </w:t>
+            </w:r>
+            <w:proofErr w:type="spellStart"/>
+            <w:r>
+              <w:rPr>
+                <w:rFonts w:ascii="Arial" w:eastAsia="Times New Roman" w:hAnsi="Arial" w:cs="Arial"/>
+                <w:noProof w:val="0"/>
+                <w:color w:val="000000"/>
+                <w:sz w:val="22"/>
+                <w:lang w:val="en-US"/>
+              </w:rPr>
+              <w:t>án</w:t>
+            </w:r>
+            <w:proofErr w:type="spellEnd"/>
+            <w:r>
+              <w:rPr>
+                <w:rFonts w:ascii="Arial" w:eastAsia="Times New Roman" w:hAnsi="Arial" w:cs="Arial"/>
+                <w:noProof w:val="0"/>
+                <w:color w:val="000000"/>
+                <w:sz w:val="22"/>
+                <w:lang w:val="en-US"/>
+              </w:rPr>
+              <w:t xml:space="preserve"> </w:t>
+            </w:r>
+            <w:proofErr w:type="spellStart"/>
+            <w:r>
+              <w:rPr>
+                <w:rFonts w:ascii="Arial" w:eastAsia="Times New Roman" w:hAnsi="Arial" w:cs="Arial"/>
+                <w:noProof w:val="0"/>
+                <w:color w:val="000000"/>
+                <w:sz w:val="22"/>
+                <w:lang w:val="en-US"/>
+              </w:rPr>
+              <w:t>cho</w:t>
+            </w:r>
+            <w:proofErr w:type="spellEnd"/>
+            <w:r>
+              <w:rPr>
+                <w:rFonts w:ascii="Arial" w:eastAsia="Times New Roman" w:hAnsi="Arial" w:cs="Arial"/>
+                <w:noProof w:val="0"/>
+                <w:color w:val="000000"/>
+                <w:sz w:val="22"/>
+                <w:lang w:val="en-US"/>
+              </w:rPr>
+              <w:t xml:space="preserve"> </w:t>
+            </w:r>
+            <w:proofErr w:type="spellStart"/>
+            <w:r>
+              <w:rPr>
+                <w:rFonts w:ascii="Arial" w:eastAsia="Times New Roman" w:hAnsi="Arial" w:cs="Arial"/>
+                <w:noProof w:val="0"/>
+                <w:color w:val="000000"/>
+                <w:sz w:val="22"/>
+                <w:lang w:val="en-US"/>
+              </w:rPr>
+              <w:t>câu</w:t>
+            </w:r>
+            <w:proofErr w:type="spellEnd"/>
+            <w:r>
+              <w:rPr>
+                <w:rFonts w:ascii="Arial" w:eastAsia="Times New Roman" w:hAnsi="Arial" w:cs="Arial"/>
+                <w:noProof w:val="0"/>
+                <w:color w:val="000000"/>
+                <w:sz w:val="22"/>
+                <w:lang w:val="en-US"/>
+              </w:rPr>
+              <w:t xml:space="preserve"> </w:t>
+            </w:r>
+            <w:proofErr w:type="spellStart"/>
+            <w:r>
+              <w:rPr>
+                <w:rFonts w:ascii="Arial" w:eastAsia="Times New Roman" w:hAnsi="Arial" w:cs="Arial"/>
+                <w:noProof w:val="0"/>
+                <w:color w:val="000000"/>
+                <w:sz w:val="22"/>
+                <w:lang w:val="en-US"/>
+              </w:rPr>
+              <w:t>hỏi</w:t>
+            </w:r>
+            <w:proofErr w:type="spellEnd"/>
+            <w:r>
+              <w:rPr>
+                <w:rFonts w:ascii="Arial" w:eastAsia="Times New Roman" w:hAnsi="Arial" w:cs="Arial"/>
+                <w:noProof w:val="0"/>
+                <w:color w:val="000000"/>
+                <w:sz w:val="22"/>
+                <w:lang w:val="en-US"/>
+              </w:rPr>
+              <w:t xml:space="preserve"> (</w:t>
+            </w:r>
+            <w:proofErr w:type="spellStart"/>
+            <w:r>
+              <w:rPr>
+                <w:rFonts w:ascii="Arial" w:eastAsia="Times New Roman" w:hAnsi="Arial" w:cs="Arial"/>
+                <w:noProof w:val="0"/>
+                <w:color w:val="000000"/>
+                <w:sz w:val="22"/>
+                <w:lang w:val="en-US"/>
+              </w:rPr>
+              <w:t>lưu</w:t>
+            </w:r>
+            <w:proofErr w:type="spellEnd"/>
+            <w:r>
+              <w:rPr>
+                <w:rFonts w:ascii="Arial" w:eastAsia="Times New Roman" w:hAnsi="Arial" w:cs="Arial"/>
+                <w:noProof w:val="0"/>
+                <w:color w:val="000000"/>
+                <w:sz w:val="22"/>
+                <w:lang w:val="en-US"/>
+              </w:rPr>
+              <w:t xml:space="preserve"> </w:t>
+            </w:r>
+            <w:proofErr w:type="spellStart"/>
+            <w:r>
+              <w:rPr>
+                <w:rFonts w:ascii="Arial" w:eastAsia="Times New Roman" w:hAnsi="Arial" w:cs="Arial"/>
+                <w:noProof w:val="0"/>
+                <w:color w:val="000000"/>
+                <w:sz w:val="22"/>
+                <w:lang w:val="en-US"/>
+              </w:rPr>
+              <w:t>trữ</w:t>
+            </w:r>
+            <w:proofErr w:type="spellEnd"/>
+            <w:r>
+              <w:rPr>
+                <w:rFonts w:ascii="Arial" w:eastAsia="Times New Roman" w:hAnsi="Arial" w:cs="Arial"/>
+                <w:noProof w:val="0"/>
+                <w:color w:val="000000"/>
+                <w:sz w:val="22"/>
+                <w:lang w:val="en-US"/>
+              </w:rPr>
+              <w:t xml:space="preserve"> </w:t>
+            </w:r>
+            <w:proofErr w:type="spellStart"/>
+            <w:r>
+              <w:rPr>
+                <w:rFonts w:ascii="Arial" w:eastAsia="Times New Roman" w:hAnsi="Arial" w:cs="Arial"/>
+                <w:noProof w:val="0"/>
+                <w:color w:val="000000"/>
+                <w:sz w:val="22"/>
+                <w:lang w:val="en-US"/>
+              </w:rPr>
+              <w:t>dạng</w:t>
+            </w:r>
+            <w:proofErr w:type="spellEnd"/>
+            <w:r>
+              <w:rPr>
+                <w:rFonts w:ascii="Arial" w:eastAsia="Times New Roman" w:hAnsi="Arial" w:cs="Arial"/>
+                <w:noProof w:val="0"/>
+                <w:color w:val="000000"/>
+                <w:sz w:val="22"/>
+                <w:lang w:val="en-US"/>
+              </w:rPr>
+              <w:t xml:space="preserve"> </w:t>
+            </w:r>
+            <w:proofErr w:type="spellStart"/>
+            <w:r>
+              <w:rPr>
+                <w:rFonts w:ascii="Arial" w:eastAsia="Times New Roman" w:hAnsi="Arial" w:cs="Arial"/>
+                <w:noProof w:val="0"/>
+                <w:color w:val="000000"/>
+                <w:sz w:val="22"/>
+                <w:lang w:val="en-US"/>
+              </w:rPr>
+              <w:t>chuỗi</w:t>
+            </w:r>
+            <w:proofErr w:type="spellEnd"/>
+            <w:r>
+              <w:rPr>
+                <w:rFonts w:ascii="Arial" w:eastAsia="Times New Roman" w:hAnsi="Arial" w:cs="Arial"/>
+                <w:noProof w:val="0"/>
+                <w:color w:val="000000"/>
+                <w:sz w:val="22"/>
+                <w:lang w:val="en-US"/>
+              </w:rPr>
+              <w:t xml:space="preserve"> </w:t>
+            </w:r>
+            <w:proofErr w:type="spellStart"/>
+            <w:r>
+              <w:rPr>
+                <w:rFonts w:ascii="Arial" w:eastAsia="Times New Roman" w:hAnsi="Arial" w:cs="Arial"/>
+                <w:noProof w:val="0"/>
+                <w:color w:val="000000"/>
+                <w:sz w:val="22"/>
+                <w:lang w:val="en-US"/>
+              </w:rPr>
+              <w:t>phân</w:t>
+            </w:r>
+            <w:proofErr w:type="spellEnd"/>
+            <w:r>
+              <w:rPr>
+                <w:rFonts w:ascii="Arial" w:eastAsia="Times New Roman" w:hAnsi="Arial" w:cs="Arial"/>
+                <w:noProof w:val="0"/>
+                <w:color w:val="000000"/>
+                <w:sz w:val="22"/>
+                <w:lang w:val="en-US"/>
+              </w:rPr>
+              <w:t xml:space="preserve"> </w:t>
+            </w:r>
+            <w:proofErr w:type="spellStart"/>
+            <w:r>
+              <w:rPr>
+                <w:rFonts w:ascii="Arial" w:eastAsia="Times New Roman" w:hAnsi="Arial" w:cs="Arial"/>
+                <w:noProof w:val="0"/>
+                <w:color w:val="000000"/>
+                <w:sz w:val="22"/>
+                <w:lang w:val="en-US"/>
+              </w:rPr>
+              <w:t>cách</w:t>
+            </w:r>
+            <w:proofErr w:type="spellEnd"/>
+            <w:r>
+              <w:rPr>
+                <w:rFonts w:ascii="Arial" w:eastAsia="Times New Roman" w:hAnsi="Arial" w:cs="Arial"/>
+                <w:noProof w:val="0"/>
+                <w:color w:val="000000"/>
+                <w:sz w:val="22"/>
+                <w:lang w:val="en-US"/>
+              </w:rPr>
+              <w:t xml:space="preserve">, </w:t>
+            </w:r>
+            <w:proofErr w:type="spellStart"/>
+            <w:r>
+              <w:rPr>
+                <w:rFonts w:ascii="Arial" w:eastAsia="Times New Roman" w:hAnsi="Arial" w:cs="Arial"/>
+                <w:noProof w:val="0"/>
+                <w:color w:val="000000"/>
+                <w:sz w:val="22"/>
+                <w:lang w:val="en-US"/>
+              </w:rPr>
+              <w:t>ví</w:t>
+            </w:r>
+            <w:proofErr w:type="spellEnd"/>
+            <w:r>
+              <w:rPr>
+                <w:rFonts w:ascii="Arial" w:eastAsia="Times New Roman" w:hAnsi="Arial" w:cs="Arial"/>
+                <w:noProof w:val="0"/>
+                <w:color w:val="000000"/>
+                <w:sz w:val="22"/>
+                <w:lang w:val="en-US"/>
+              </w:rPr>
+              <w:t xml:space="preserve"> </w:t>
+            </w:r>
+            <w:proofErr w:type="spellStart"/>
+            <w:r>
+              <w:rPr>
+                <w:rFonts w:ascii="Arial" w:eastAsia="Times New Roman" w:hAnsi="Arial" w:cs="Arial"/>
+                <w:noProof w:val="0"/>
+                <w:color w:val="000000"/>
+                <w:sz w:val="22"/>
+                <w:lang w:val="en-US"/>
+              </w:rPr>
+              <w:t>dụ</w:t>
+            </w:r>
+            <w:proofErr w:type="spellEnd"/>
+            <w:r>
+              <w:rPr>
+                <w:rFonts w:ascii="Arial" w:eastAsia="Times New Roman" w:hAnsi="Arial" w:cs="Arial"/>
+                <w:noProof w:val="0"/>
+                <w:color w:val="000000"/>
+                <w:sz w:val="22"/>
+                <w:lang w:val="en-US"/>
+              </w:rPr>
+              <w:t>: A|B|C|D)</w:t>
             </w:r>
           </w:p>
         </w:tc>
@@ -25510,6 +27587,7 @@
                 <w:lang w:val="en-US"/>
               </w:rPr>
             </w:pPr>
+            <w:proofErr w:type="spellStart"/>
             <w:r>
               <w:rPr>
                 <w:rFonts w:ascii="Arial" w:eastAsia="Times New Roman" w:hAnsi="Arial" w:cs="Arial"/>
@@ -25520,6 +27598,7 @@
               </w:rPr>
               <w:t>DapAnDung</w:t>
             </w:r>
+            <w:proofErr w:type="spellEnd"/>
           </w:p>
         </w:tc>
         <w:tc>
@@ -25584,16 +27663,128 @@
                 <w:lang w:val="en-US"/>
               </w:rPr>
             </w:pPr>
-            <w:r>
-              <w:rPr>
-                <w:rFonts w:ascii="Arial" w:eastAsia="Times New Roman" w:hAnsi="Arial" w:cs="Arial"/>
-                <w:noProof w:val="0"/>
-                <w:color w:val="000000"/>
-                <w:sz w:val="22"/>
-                <w:lang w:val="en-US"/>
-              </w:rPr>
-              <w:t>Đáp án đúng của câu hỏi</w:t>
-            </w:r>
+            <w:proofErr w:type="spellStart"/>
+            <w:r>
+              <w:rPr>
+                <w:rFonts w:ascii="Arial" w:eastAsia="Times New Roman" w:hAnsi="Arial" w:cs="Arial"/>
+                <w:noProof w:val="0"/>
+                <w:color w:val="000000"/>
+                <w:sz w:val="22"/>
+                <w:lang w:val="en-US"/>
+              </w:rPr>
+              <w:t>Đáp</w:t>
+            </w:r>
+            <w:proofErr w:type="spellEnd"/>
+            <w:r>
+              <w:rPr>
+                <w:rFonts w:ascii="Arial" w:eastAsia="Times New Roman" w:hAnsi="Arial" w:cs="Arial"/>
+                <w:noProof w:val="0"/>
+                <w:color w:val="000000"/>
+                <w:sz w:val="22"/>
+                <w:lang w:val="en-US"/>
+              </w:rPr>
+              <w:t xml:space="preserve"> </w:t>
+            </w:r>
+            <w:proofErr w:type="spellStart"/>
+            <w:r>
+              <w:rPr>
+                <w:rFonts w:ascii="Arial" w:eastAsia="Times New Roman" w:hAnsi="Arial" w:cs="Arial"/>
+                <w:noProof w:val="0"/>
+                <w:color w:val="000000"/>
+                <w:sz w:val="22"/>
+                <w:lang w:val="en-US"/>
+              </w:rPr>
+              <w:t>án</w:t>
+            </w:r>
+            <w:proofErr w:type="spellEnd"/>
+            <w:r>
+              <w:rPr>
+                <w:rFonts w:ascii="Arial" w:eastAsia="Times New Roman" w:hAnsi="Arial" w:cs="Arial"/>
+                <w:noProof w:val="0"/>
+                <w:color w:val="000000"/>
+                <w:sz w:val="22"/>
+                <w:lang w:val="en-US"/>
+              </w:rPr>
+              <w:t xml:space="preserve"> </w:t>
+            </w:r>
+            <w:proofErr w:type="spellStart"/>
+            <w:r>
+              <w:rPr>
+                <w:rFonts w:ascii="Arial" w:eastAsia="Times New Roman" w:hAnsi="Arial" w:cs="Arial"/>
+                <w:noProof w:val="0"/>
+                <w:color w:val="000000"/>
+                <w:sz w:val="22"/>
+                <w:lang w:val="en-US"/>
+              </w:rPr>
+              <w:t>đúng</w:t>
+            </w:r>
+            <w:proofErr w:type="spellEnd"/>
+            <w:r>
+              <w:rPr>
+                <w:rFonts w:ascii="Arial" w:eastAsia="Times New Roman" w:hAnsi="Arial" w:cs="Arial"/>
+                <w:noProof w:val="0"/>
+                <w:color w:val="000000"/>
+                <w:sz w:val="22"/>
+                <w:lang w:val="en-US"/>
+              </w:rPr>
+              <w:t xml:space="preserve"> </w:t>
+            </w:r>
+            <w:proofErr w:type="spellStart"/>
+            <w:r>
+              <w:rPr>
+                <w:rFonts w:ascii="Arial" w:eastAsia="Times New Roman" w:hAnsi="Arial" w:cs="Arial"/>
+                <w:noProof w:val="0"/>
+                <w:color w:val="000000"/>
+                <w:sz w:val="22"/>
+                <w:lang w:val="en-US"/>
+              </w:rPr>
+              <w:t>của</w:t>
+            </w:r>
+            <w:proofErr w:type="spellEnd"/>
+            <w:r>
+              <w:rPr>
+                <w:rFonts w:ascii="Arial" w:eastAsia="Times New Roman" w:hAnsi="Arial" w:cs="Arial"/>
+                <w:noProof w:val="0"/>
+                <w:color w:val="000000"/>
+                <w:sz w:val="22"/>
+                <w:lang w:val="en-US"/>
+              </w:rPr>
+              <w:t xml:space="preserve"> </w:t>
+            </w:r>
+            <w:proofErr w:type="spellStart"/>
+            <w:r>
+              <w:rPr>
+                <w:rFonts w:ascii="Arial" w:eastAsia="Times New Roman" w:hAnsi="Arial" w:cs="Arial"/>
+                <w:noProof w:val="0"/>
+                <w:color w:val="000000"/>
+                <w:sz w:val="22"/>
+                <w:lang w:val="en-US"/>
+              </w:rPr>
+              <w:t>câu</w:t>
+            </w:r>
+            <w:proofErr w:type="spellEnd"/>
+            <w:r>
+              <w:rPr>
+                <w:rFonts w:ascii="Arial" w:eastAsia="Times New Roman" w:hAnsi="Arial" w:cs="Arial"/>
+                <w:noProof w:val="0"/>
+                <w:color w:val="000000"/>
+                <w:sz w:val="22"/>
+                <w:lang w:val="en-US"/>
+              </w:rPr>
+              <w:t xml:space="preserve"> </w:t>
+            </w:r>
+            <w:proofErr w:type="spellStart"/>
+            <w:r>
+              <w:rPr>
+                <w:rFonts w:ascii="Arial" w:eastAsia="Times New Roman" w:hAnsi="Arial" w:cs="Arial"/>
+                <w:noProof w:val="0"/>
+                <w:color w:val="000000"/>
+                <w:sz w:val="22"/>
+                <w:lang w:val="en-US"/>
+              </w:rPr>
+              <w:t>hỏi</w:t>
+            </w:r>
+            <w:proofErr w:type="spellEnd"/>
           </w:p>
         </w:tc>
       </w:tr>
@@ -25726,15 +27917,181 @@
                 <w:lang w:val="en-US"/>
               </w:rPr>
             </w:pPr>
-            <w:r>
-              <w:rPr>
-                <w:rFonts w:ascii="Arial" w:eastAsia="Times New Roman" w:hAnsi="Arial" w:cs="Arial"/>
-                <w:noProof w:val="0"/>
-                <w:color w:val="000000"/>
-                <w:sz w:val="22"/>
-                <w:lang w:val="en-US"/>
-              </w:rPr>
-              <w:t>Đường dẫn hoặc tên file video liên quan (nếu có)</w:t>
+            <w:proofErr w:type="spellStart"/>
+            <w:r>
+              <w:rPr>
+                <w:rFonts w:ascii="Arial" w:eastAsia="Times New Roman" w:hAnsi="Arial" w:cs="Arial"/>
+                <w:noProof w:val="0"/>
+                <w:color w:val="000000"/>
+                <w:sz w:val="22"/>
+                <w:lang w:val="en-US"/>
+              </w:rPr>
+              <w:t>Đường</w:t>
+            </w:r>
+            <w:proofErr w:type="spellEnd"/>
+            <w:r>
+              <w:rPr>
+                <w:rFonts w:ascii="Arial" w:eastAsia="Times New Roman" w:hAnsi="Arial" w:cs="Arial"/>
+                <w:noProof w:val="0"/>
+                <w:color w:val="000000"/>
+                <w:sz w:val="22"/>
+                <w:lang w:val="en-US"/>
+              </w:rPr>
+              <w:t xml:space="preserve"> </w:t>
+            </w:r>
+            <w:proofErr w:type="spellStart"/>
+            <w:r>
+              <w:rPr>
+                <w:rFonts w:ascii="Arial" w:eastAsia="Times New Roman" w:hAnsi="Arial" w:cs="Arial"/>
+                <w:noProof w:val="0"/>
+                <w:color w:val="000000"/>
+                <w:sz w:val="22"/>
+                <w:lang w:val="en-US"/>
+              </w:rPr>
+              <w:t>dẫn</w:t>
+            </w:r>
+            <w:proofErr w:type="spellEnd"/>
+            <w:r>
+              <w:rPr>
+                <w:rFonts w:ascii="Arial" w:eastAsia="Times New Roman" w:hAnsi="Arial" w:cs="Arial"/>
+                <w:noProof w:val="0"/>
+                <w:color w:val="000000"/>
+                <w:sz w:val="22"/>
+                <w:lang w:val="en-US"/>
+              </w:rPr>
+              <w:t xml:space="preserve"> </w:t>
+            </w:r>
+            <w:proofErr w:type="spellStart"/>
+            <w:r>
+              <w:rPr>
+                <w:rFonts w:ascii="Arial" w:eastAsia="Times New Roman" w:hAnsi="Arial" w:cs="Arial"/>
+                <w:noProof w:val="0"/>
+                <w:color w:val="000000"/>
+                <w:sz w:val="22"/>
+                <w:lang w:val="en-US"/>
+              </w:rPr>
+              <w:t>hoặc</w:t>
+            </w:r>
+            <w:proofErr w:type="spellEnd"/>
+            <w:r>
+              <w:rPr>
+                <w:rFonts w:ascii="Arial" w:eastAsia="Times New Roman" w:hAnsi="Arial" w:cs="Arial"/>
+                <w:noProof w:val="0"/>
+                <w:color w:val="000000"/>
+                <w:sz w:val="22"/>
+                <w:lang w:val="en-US"/>
+              </w:rPr>
+              <w:t xml:space="preserve"> </w:t>
+            </w:r>
+            <w:proofErr w:type="spellStart"/>
+            <w:r>
+              <w:rPr>
+                <w:rFonts w:ascii="Arial" w:eastAsia="Times New Roman" w:hAnsi="Arial" w:cs="Arial"/>
+                <w:noProof w:val="0"/>
+                <w:color w:val="000000"/>
+                <w:sz w:val="22"/>
+                <w:lang w:val="en-US"/>
+              </w:rPr>
+              <w:t>tên</w:t>
+            </w:r>
+            <w:proofErr w:type="spellEnd"/>
+            <w:r>
+              <w:rPr>
+                <w:rFonts w:ascii="Arial" w:eastAsia="Times New Roman" w:hAnsi="Arial" w:cs="Arial"/>
+                <w:noProof w:val="0"/>
+                <w:color w:val="000000"/>
+                <w:sz w:val="22"/>
+                <w:lang w:val="en-US"/>
+              </w:rPr>
+              <w:t xml:space="preserve"> file video </w:t>
+            </w:r>
+            <w:proofErr w:type="spellStart"/>
+            <w:r>
+              <w:rPr>
+                <w:rFonts w:ascii="Arial" w:eastAsia="Times New Roman" w:hAnsi="Arial" w:cs="Arial"/>
+                <w:noProof w:val="0"/>
+                <w:color w:val="000000"/>
+                <w:sz w:val="22"/>
+                <w:lang w:val="en-US"/>
+              </w:rPr>
+              <w:t>liên</w:t>
+            </w:r>
+            <w:proofErr w:type="spellEnd"/>
+            <w:r>
+              <w:rPr>
+                <w:rFonts w:ascii="Arial" w:eastAsia="Times New Roman" w:hAnsi="Arial" w:cs="Arial"/>
+                <w:noProof w:val="0"/>
+                <w:color w:val="000000"/>
+                <w:sz w:val="22"/>
+                <w:lang w:val="en-US"/>
+              </w:rPr>
+              <w:t xml:space="preserve"> </w:t>
+            </w:r>
+            <w:proofErr w:type="spellStart"/>
+            <w:r>
+              <w:rPr>
+                <w:rFonts w:ascii="Arial" w:eastAsia="Times New Roman" w:hAnsi="Arial" w:cs="Arial"/>
+                <w:noProof w:val="0"/>
+                <w:color w:val="000000"/>
+                <w:sz w:val="22"/>
+                <w:lang w:val="en-US"/>
+              </w:rPr>
+              <w:t>quan</w:t>
+            </w:r>
+            <w:proofErr w:type="spellEnd"/>
+            <w:r>
+              <w:rPr>
+                <w:rFonts w:ascii="Arial" w:eastAsia="Times New Roman" w:hAnsi="Arial" w:cs="Arial"/>
+                <w:noProof w:val="0"/>
+                <w:color w:val="000000"/>
+                <w:sz w:val="22"/>
+                <w:lang w:val="en-US"/>
+              </w:rPr>
+              <w:t xml:space="preserve"> (</w:t>
+            </w:r>
+            <w:proofErr w:type="spellStart"/>
+            <w:r>
+              <w:rPr>
+                <w:rFonts w:ascii="Arial" w:eastAsia="Times New Roman" w:hAnsi="Arial" w:cs="Arial"/>
+                <w:noProof w:val="0"/>
+                <w:color w:val="000000"/>
+                <w:sz w:val="22"/>
+                <w:lang w:val="en-US"/>
+              </w:rPr>
+              <w:t>nếu</w:t>
+            </w:r>
+            <w:proofErr w:type="spellEnd"/>
+            <w:r>
+              <w:rPr>
+                <w:rFonts w:ascii="Arial" w:eastAsia="Times New Roman" w:hAnsi="Arial" w:cs="Arial"/>
+                <w:noProof w:val="0"/>
+                <w:color w:val="000000"/>
+                <w:sz w:val="22"/>
+                <w:lang w:val="en-US"/>
+              </w:rPr>
+              <w:t xml:space="preserve"> </w:t>
+            </w:r>
+            <w:proofErr w:type="spellStart"/>
+            <w:r>
+              <w:rPr>
+                <w:rFonts w:ascii="Arial" w:eastAsia="Times New Roman" w:hAnsi="Arial" w:cs="Arial"/>
+                <w:noProof w:val="0"/>
+                <w:color w:val="000000"/>
+                <w:sz w:val="22"/>
+                <w:lang w:val="en-US"/>
+              </w:rPr>
+              <w:t>có</w:t>
+            </w:r>
+            <w:proofErr w:type="spellEnd"/>
+            <w:r>
+              <w:rPr>
+                <w:rFonts w:ascii="Arial" w:eastAsia="Times New Roman" w:hAnsi="Arial" w:cs="Arial"/>
+                <w:noProof w:val="0"/>
+                <w:color w:val="000000"/>
+                <w:sz w:val="22"/>
+                <w:lang w:val="en-US"/>
+              </w:rPr>
+              <w:t>)</w:t>
             </w:r>
           </w:p>
         </w:tc>
@@ -25868,15 +28225,203 @@
                 <w:lang w:val="en-US"/>
               </w:rPr>
             </w:pPr>
-            <w:r>
-              <w:rPr>
-                <w:rFonts w:ascii="Arial" w:eastAsia="Times New Roman" w:hAnsi="Arial" w:cs="Arial"/>
-                <w:noProof w:val="0"/>
-                <w:color w:val="000000"/>
-                <w:sz w:val="22"/>
-                <w:lang w:val="en-US"/>
-              </w:rPr>
-              <w:t>Đường dẫn hoặc tên file ảnh liên quan (nếu có)</w:t>
+            <w:proofErr w:type="spellStart"/>
+            <w:r>
+              <w:rPr>
+                <w:rFonts w:ascii="Arial" w:eastAsia="Times New Roman" w:hAnsi="Arial" w:cs="Arial"/>
+                <w:noProof w:val="0"/>
+                <w:color w:val="000000"/>
+                <w:sz w:val="22"/>
+                <w:lang w:val="en-US"/>
+              </w:rPr>
+              <w:t>Đường</w:t>
+            </w:r>
+            <w:proofErr w:type="spellEnd"/>
+            <w:r>
+              <w:rPr>
+                <w:rFonts w:ascii="Arial" w:eastAsia="Times New Roman" w:hAnsi="Arial" w:cs="Arial"/>
+                <w:noProof w:val="0"/>
+                <w:color w:val="000000"/>
+                <w:sz w:val="22"/>
+                <w:lang w:val="en-US"/>
+              </w:rPr>
+              <w:t xml:space="preserve"> </w:t>
+            </w:r>
+            <w:proofErr w:type="spellStart"/>
+            <w:r>
+              <w:rPr>
+                <w:rFonts w:ascii="Arial" w:eastAsia="Times New Roman" w:hAnsi="Arial" w:cs="Arial"/>
+                <w:noProof w:val="0"/>
+                <w:color w:val="000000"/>
+                <w:sz w:val="22"/>
+                <w:lang w:val="en-US"/>
+              </w:rPr>
+              <w:t>dẫn</w:t>
+            </w:r>
+            <w:proofErr w:type="spellEnd"/>
+            <w:r>
+              <w:rPr>
+                <w:rFonts w:ascii="Arial" w:eastAsia="Times New Roman" w:hAnsi="Arial" w:cs="Arial"/>
+                <w:noProof w:val="0"/>
+                <w:color w:val="000000"/>
+                <w:sz w:val="22"/>
+                <w:lang w:val="en-US"/>
+              </w:rPr>
+              <w:t xml:space="preserve"> </w:t>
+            </w:r>
+            <w:proofErr w:type="spellStart"/>
+            <w:r>
+              <w:rPr>
+                <w:rFonts w:ascii="Arial" w:eastAsia="Times New Roman" w:hAnsi="Arial" w:cs="Arial"/>
+                <w:noProof w:val="0"/>
+                <w:color w:val="000000"/>
+                <w:sz w:val="22"/>
+                <w:lang w:val="en-US"/>
+              </w:rPr>
+              <w:t>hoặc</w:t>
+            </w:r>
+            <w:proofErr w:type="spellEnd"/>
+            <w:r>
+              <w:rPr>
+                <w:rFonts w:ascii="Arial" w:eastAsia="Times New Roman" w:hAnsi="Arial" w:cs="Arial"/>
+                <w:noProof w:val="0"/>
+                <w:color w:val="000000"/>
+                <w:sz w:val="22"/>
+                <w:lang w:val="en-US"/>
+              </w:rPr>
+              <w:t xml:space="preserve"> </w:t>
+            </w:r>
+            <w:proofErr w:type="spellStart"/>
+            <w:r>
+              <w:rPr>
+                <w:rFonts w:ascii="Arial" w:eastAsia="Times New Roman" w:hAnsi="Arial" w:cs="Arial"/>
+                <w:noProof w:val="0"/>
+                <w:color w:val="000000"/>
+                <w:sz w:val="22"/>
+                <w:lang w:val="en-US"/>
+              </w:rPr>
+              <w:t>tên</w:t>
+            </w:r>
+            <w:proofErr w:type="spellEnd"/>
+            <w:r>
+              <w:rPr>
+                <w:rFonts w:ascii="Arial" w:eastAsia="Times New Roman" w:hAnsi="Arial" w:cs="Arial"/>
+                <w:noProof w:val="0"/>
+                <w:color w:val="000000"/>
+                <w:sz w:val="22"/>
+                <w:lang w:val="en-US"/>
+              </w:rPr>
+              <w:t xml:space="preserve"> file </w:t>
+            </w:r>
+            <w:proofErr w:type="spellStart"/>
+            <w:r>
+              <w:rPr>
+                <w:rFonts w:ascii="Arial" w:eastAsia="Times New Roman" w:hAnsi="Arial" w:cs="Arial"/>
+                <w:noProof w:val="0"/>
+                <w:color w:val="000000"/>
+                <w:sz w:val="22"/>
+                <w:lang w:val="en-US"/>
+              </w:rPr>
+              <w:t>ảnh</w:t>
+            </w:r>
+            <w:proofErr w:type="spellEnd"/>
+            <w:r>
+              <w:rPr>
+                <w:rFonts w:ascii="Arial" w:eastAsia="Times New Roman" w:hAnsi="Arial" w:cs="Arial"/>
+                <w:noProof w:val="0"/>
+                <w:color w:val="000000"/>
+                <w:sz w:val="22"/>
+                <w:lang w:val="en-US"/>
+              </w:rPr>
+              <w:t xml:space="preserve"> </w:t>
+            </w:r>
+            <w:proofErr w:type="spellStart"/>
+            <w:r>
+              <w:rPr>
+                <w:rFonts w:ascii="Arial" w:eastAsia="Times New Roman" w:hAnsi="Arial" w:cs="Arial"/>
+                <w:noProof w:val="0"/>
+                <w:color w:val="000000"/>
+                <w:sz w:val="22"/>
+                <w:lang w:val="en-US"/>
+              </w:rPr>
+              <w:t>liên</w:t>
+            </w:r>
+            <w:proofErr w:type="spellEnd"/>
+            <w:r>
+              <w:rPr>
+                <w:rFonts w:ascii="Arial" w:eastAsia="Times New Roman" w:hAnsi="Arial" w:cs="Arial"/>
+                <w:noProof w:val="0"/>
+                <w:color w:val="000000"/>
+                <w:sz w:val="22"/>
+                <w:lang w:val="en-US"/>
+              </w:rPr>
+              <w:t xml:space="preserve"> </w:t>
+            </w:r>
+            <w:proofErr w:type="spellStart"/>
+            <w:r>
+              <w:rPr>
+                <w:rFonts w:ascii="Arial" w:eastAsia="Times New Roman" w:hAnsi="Arial" w:cs="Arial"/>
+                <w:noProof w:val="0"/>
+                <w:color w:val="000000"/>
+                <w:sz w:val="22"/>
+                <w:lang w:val="en-US"/>
+              </w:rPr>
+              <w:t>quan</w:t>
+            </w:r>
+            <w:proofErr w:type="spellEnd"/>
+            <w:r>
+              <w:rPr>
+                <w:rFonts w:ascii="Arial" w:eastAsia="Times New Roman" w:hAnsi="Arial" w:cs="Arial"/>
+                <w:noProof w:val="0"/>
+                <w:color w:val="000000"/>
+                <w:sz w:val="22"/>
+                <w:lang w:val="en-US"/>
+              </w:rPr>
+              <w:t xml:space="preserve"> (</w:t>
+            </w:r>
+            <w:proofErr w:type="spellStart"/>
+            <w:r>
+              <w:rPr>
+                <w:rFonts w:ascii="Arial" w:eastAsia="Times New Roman" w:hAnsi="Arial" w:cs="Arial"/>
+                <w:noProof w:val="0"/>
+                <w:color w:val="000000"/>
+                <w:sz w:val="22"/>
+                <w:lang w:val="en-US"/>
+              </w:rPr>
+              <w:t>nếu</w:t>
+            </w:r>
+            <w:proofErr w:type="spellEnd"/>
+            <w:r>
+              <w:rPr>
+                <w:rFonts w:ascii="Arial" w:eastAsia="Times New Roman" w:hAnsi="Arial" w:cs="Arial"/>
+                <w:noProof w:val="0"/>
+                <w:color w:val="000000"/>
+                <w:sz w:val="22"/>
+                <w:lang w:val="en-US"/>
+              </w:rPr>
+              <w:t xml:space="preserve"> </w:t>
+            </w:r>
+            <w:proofErr w:type="spellStart"/>
+            <w:r>
+              <w:rPr>
+                <w:rFonts w:ascii="Arial" w:eastAsia="Times New Roman" w:hAnsi="Arial" w:cs="Arial"/>
+                <w:noProof w:val="0"/>
+                <w:color w:val="000000"/>
+                <w:sz w:val="22"/>
+                <w:lang w:val="en-US"/>
+              </w:rPr>
+              <w:t>có</w:t>
+            </w:r>
+            <w:proofErr w:type="spellEnd"/>
+            <w:r>
+              <w:rPr>
+                <w:rFonts w:ascii="Arial" w:eastAsia="Times New Roman" w:hAnsi="Arial" w:cs="Arial"/>
+                <w:noProof w:val="0"/>
+                <w:color w:val="000000"/>
+                <w:sz w:val="22"/>
+                <w:lang w:val="en-US"/>
+              </w:rPr>
+              <w:t>)</w:t>
             </w:r>
           </w:p>
         </w:tc>
@@ -26010,15 +28555,225 @@
                 <w:lang w:val="en-US"/>
               </w:rPr>
             </w:pPr>
-            <w:r>
-              <w:rPr>
-                <w:rFonts w:ascii="Arial" w:eastAsia="Times New Roman" w:hAnsi="Arial" w:cs="Arial"/>
-                <w:noProof w:val="0"/>
-                <w:color w:val="000000"/>
-                <w:sz w:val="22"/>
-                <w:lang w:val="en-US"/>
-              </w:rPr>
-              <w:t>Đường dẫn hoặc tên file âm thanh liên quan (nếu có)</w:t>
+            <w:proofErr w:type="spellStart"/>
+            <w:r>
+              <w:rPr>
+                <w:rFonts w:ascii="Arial" w:eastAsia="Times New Roman" w:hAnsi="Arial" w:cs="Arial"/>
+                <w:noProof w:val="0"/>
+                <w:color w:val="000000"/>
+                <w:sz w:val="22"/>
+                <w:lang w:val="en-US"/>
+              </w:rPr>
+              <w:t>Đường</w:t>
+            </w:r>
+            <w:proofErr w:type="spellEnd"/>
+            <w:r>
+              <w:rPr>
+                <w:rFonts w:ascii="Arial" w:eastAsia="Times New Roman" w:hAnsi="Arial" w:cs="Arial"/>
+                <w:noProof w:val="0"/>
+                <w:color w:val="000000"/>
+                <w:sz w:val="22"/>
+                <w:lang w:val="en-US"/>
+              </w:rPr>
+              <w:t xml:space="preserve"> </w:t>
+            </w:r>
+            <w:proofErr w:type="spellStart"/>
+            <w:r>
+              <w:rPr>
+                <w:rFonts w:ascii="Arial" w:eastAsia="Times New Roman" w:hAnsi="Arial" w:cs="Arial"/>
+                <w:noProof w:val="0"/>
+                <w:color w:val="000000"/>
+                <w:sz w:val="22"/>
+                <w:lang w:val="en-US"/>
+              </w:rPr>
+              <w:t>dẫn</w:t>
+            </w:r>
+            <w:proofErr w:type="spellEnd"/>
+            <w:r>
+              <w:rPr>
+                <w:rFonts w:ascii="Arial" w:eastAsia="Times New Roman" w:hAnsi="Arial" w:cs="Arial"/>
+                <w:noProof w:val="0"/>
+                <w:color w:val="000000"/>
+                <w:sz w:val="22"/>
+                <w:lang w:val="en-US"/>
+              </w:rPr>
+              <w:t xml:space="preserve"> </w:t>
+            </w:r>
+            <w:proofErr w:type="spellStart"/>
+            <w:r>
+              <w:rPr>
+                <w:rFonts w:ascii="Arial" w:eastAsia="Times New Roman" w:hAnsi="Arial" w:cs="Arial"/>
+                <w:noProof w:val="0"/>
+                <w:color w:val="000000"/>
+                <w:sz w:val="22"/>
+                <w:lang w:val="en-US"/>
+              </w:rPr>
+              <w:t>hoặc</w:t>
+            </w:r>
+            <w:proofErr w:type="spellEnd"/>
+            <w:r>
+              <w:rPr>
+                <w:rFonts w:ascii="Arial" w:eastAsia="Times New Roman" w:hAnsi="Arial" w:cs="Arial"/>
+                <w:noProof w:val="0"/>
+                <w:color w:val="000000"/>
+                <w:sz w:val="22"/>
+                <w:lang w:val="en-US"/>
+              </w:rPr>
+              <w:t xml:space="preserve"> </w:t>
+            </w:r>
+            <w:proofErr w:type="spellStart"/>
+            <w:r>
+              <w:rPr>
+                <w:rFonts w:ascii="Arial" w:eastAsia="Times New Roman" w:hAnsi="Arial" w:cs="Arial"/>
+                <w:noProof w:val="0"/>
+                <w:color w:val="000000"/>
+                <w:sz w:val="22"/>
+                <w:lang w:val="en-US"/>
+              </w:rPr>
+              <w:t>tên</w:t>
+            </w:r>
+            <w:proofErr w:type="spellEnd"/>
+            <w:r>
+              <w:rPr>
+                <w:rFonts w:ascii="Arial" w:eastAsia="Times New Roman" w:hAnsi="Arial" w:cs="Arial"/>
+                <w:noProof w:val="0"/>
+                <w:color w:val="000000"/>
+                <w:sz w:val="22"/>
+                <w:lang w:val="en-US"/>
+              </w:rPr>
+              <w:t xml:space="preserve"> file </w:t>
+            </w:r>
+            <w:proofErr w:type="spellStart"/>
+            <w:r>
+              <w:rPr>
+                <w:rFonts w:ascii="Arial" w:eastAsia="Times New Roman" w:hAnsi="Arial" w:cs="Arial"/>
+                <w:noProof w:val="0"/>
+                <w:color w:val="000000"/>
+                <w:sz w:val="22"/>
+                <w:lang w:val="en-US"/>
+              </w:rPr>
+              <w:t>âm</w:t>
+            </w:r>
+            <w:proofErr w:type="spellEnd"/>
+            <w:r>
+              <w:rPr>
+                <w:rFonts w:ascii="Arial" w:eastAsia="Times New Roman" w:hAnsi="Arial" w:cs="Arial"/>
+                <w:noProof w:val="0"/>
+                <w:color w:val="000000"/>
+                <w:sz w:val="22"/>
+                <w:lang w:val="en-US"/>
+              </w:rPr>
+              <w:t xml:space="preserve"> </w:t>
+            </w:r>
+            <w:proofErr w:type="spellStart"/>
+            <w:r>
+              <w:rPr>
+                <w:rFonts w:ascii="Arial" w:eastAsia="Times New Roman" w:hAnsi="Arial" w:cs="Arial"/>
+                <w:noProof w:val="0"/>
+                <w:color w:val="000000"/>
+                <w:sz w:val="22"/>
+                <w:lang w:val="en-US"/>
+              </w:rPr>
+              <w:t>thanh</w:t>
+            </w:r>
+            <w:proofErr w:type="spellEnd"/>
+            <w:r>
+              <w:rPr>
+                <w:rFonts w:ascii="Arial" w:eastAsia="Times New Roman" w:hAnsi="Arial" w:cs="Arial"/>
+                <w:noProof w:val="0"/>
+                <w:color w:val="000000"/>
+                <w:sz w:val="22"/>
+                <w:lang w:val="en-US"/>
+              </w:rPr>
+              <w:t xml:space="preserve"> </w:t>
+            </w:r>
+            <w:proofErr w:type="spellStart"/>
+            <w:r>
+              <w:rPr>
+                <w:rFonts w:ascii="Arial" w:eastAsia="Times New Roman" w:hAnsi="Arial" w:cs="Arial"/>
+                <w:noProof w:val="0"/>
+                <w:color w:val="000000"/>
+                <w:sz w:val="22"/>
+                <w:lang w:val="en-US"/>
+              </w:rPr>
+              <w:t>liên</w:t>
+            </w:r>
+            <w:proofErr w:type="spellEnd"/>
+            <w:r>
+              <w:rPr>
+                <w:rFonts w:ascii="Arial" w:eastAsia="Times New Roman" w:hAnsi="Arial" w:cs="Arial"/>
+                <w:noProof w:val="0"/>
+                <w:color w:val="000000"/>
+                <w:sz w:val="22"/>
+                <w:lang w:val="en-US"/>
+              </w:rPr>
+              <w:t xml:space="preserve"> </w:t>
+            </w:r>
+            <w:proofErr w:type="spellStart"/>
+            <w:r>
+              <w:rPr>
+                <w:rFonts w:ascii="Arial" w:eastAsia="Times New Roman" w:hAnsi="Arial" w:cs="Arial"/>
+                <w:noProof w:val="0"/>
+                <w:color w:val="000000"/>
+                <w:sz w:val="22"/>
+                <w:lang w:val="en-US"/>
+              </w:rPr>
+              <w:t>quan</w:t>
+            </w:r>
+            <w:proofErr w:type="spellEnd"/>
+            <w:r>
+              <w:rPr>
+                <w:rFonts w:ascii="Arial" w:eastAsia="Times New Roman" w:hAnsi="Arial" w:cs="Arial"/>
+                <w:noProof w:val="0"/>
+                <w:color w:val="000000"/>
+                <w:sz w:val="22"/>
+                <w:lang w:val="en-US"/>
+              </w:rPr>
+              <w:t xml:space="preserve"> (</w:t>
+            </w:r>
+            <w:proofErr w:type="spellStart"/>
+            <w:r>
+              <w:rPr>
+                <w:rFonts w:ascii="Arial" w:eastAsia="Times New Roman" w:hAnsi="Arial" w:cs="Arial"/>
+                <w:noProof w:val="0"/>
+                <w:color w:val="000000"/>
+                <w:sz w:val="22"/>
+                <w:lang w:val="en-US"/>
+              </w:rPr>
+              <w:t>nếu</w:t>
+            </w:r>
+            <w:proofErr w:type="spellEnd"/>
+            <w:r>
+              <w:rPr>
+                <w:rFonts w:ascii="Arial" w:eastAsia="Times New Roman" w:hAnsi="Arial" w:cs="Arial"/>
+                <w:noProof w:val="0"/>
+                <w:color w:val="000000"/>
+                <w:sz w:val="22"/>
+                <w:lang w:val="en-US"/>
+              </w:rPr>
+              <w:t xml:space="preserve"> </w:t>
+            </w:r>
+            <w:proofErr w:type="spellStart"/>
+            <w:r>
+              <w:rPr>
+                <w:rFonts w:ascii="Arial" w:eastAsia="Times New Roman" w:hAnsi="Arial" w:cs="Arial"/>
+                <w:noProof w:val="0"/>
+                <w:color w:val="000000"/>
+                <w:sz w:val="22"/>
+                <w:lang w:val="en-US"/>
+              </w:rPr>
+              <w:t>có</w:t>
+            </w:r>
+            <w:proofErr w:type="spellEnd"/>
+            <w:r>
+              <w:rPr>
+                <w:rFonts w:ascii="Arial" w:eastAsia="Times New Roman" w:hAnsi="Arial" w:cs="Arial"/>
+                <w:noProof w:val="0"/>
+                <w:color w:val="000000"/>
+                <w:sz w:val="22"/>
+                <w:lang w:val="en-US"/>
+              </w:rPr>
+              <w:t>)</w:t>
             </w:r>
           </w:p>
         </w:tc>
@@ -26054,6 +28809,7 @@
                 <w:lang w:val="en-US"/>
               </w:rPr>
             </w:pPr>
+            <w:proofErr w:type="spellStart"/>
             <w:r>
               <w:rPr>
                 <w:rFonts w:ascii="Arial" w:eastAsia="Times New Roman" w:hAnsi="Arial" w:cs="Arial"/>
@@ -26064,6 +28820,7 @@
               </w:rPr>
               <w:t>KyThi</w:t>
             </w:r>
+            <w:proofErr w:type="spellEnd"/>
           </w:p>
         </w:tc>
         <w:tc>
@@ -26091,6 +28848,7 @@
                 <w:lang w:val="en-US"/>
               </w:rPr>
             </w:pPr>
+            <w:proofErr w:type="spellStart"/>
             <w:r>
               <w:rPr>
                 <w:rFonts w:ascii="Arial" w:eastAsia="Times New Roman" w:hAnsi="Arial" w:cs="Arial"/>
@@ -26101,6 +28859,7 @@
               </w:rPr>
               <w:t>MaKyThi</w:t>
             </w:r>
+            <w:proofErr w:type="spellEnd"/>
           </w:p>
         </w:tc>
         <w:tc>
@@ -26165,16 +28924,106 @@
                 <w:lang w:val="en-US"/>
               </w:rPr>
             </w:pPr>
-            <w:r>
-              <w:rPr>
-                <w:rFonts w:ascii="Arial" w:eastAsia="Times New Roman" w:hAnsi="Arial" w:cs="Arial"/>
-                <w:noProof w:val="0"/>
-                <w:color w:val="000000"/>
-                <w:sz w:val="22"/>
-                <w:lang w:val="en-US"/>
-              </w:rPr>
-              <w:t>Mã định danh của kỳ thi</w:t>
-            </w:r>
+            <w:proofErr w:type="spellStart"/>
+            <w:r>
+              <w:rPr>
+                <w:rFonts w:ascii="Arial" w:eastAsia="Times New Roman" w:hAnsi="Arial" w:cs="Arial"/>
+                <w:noProof w:val="0"/>
+                <w:color w:val="000000"/>
+                <w:sz w:val="22"/>
+                <w:lang w:val="en-US"/>
+              </w:rPr>
+              <w:t>Mã</w:t>
+            </w:r>
+            <w:proofErr w:type="spellEnd"/>
+            <w:r>
+              <w:rPr>
+                <w:rFonts w:ascii="Arial" w:eastAsia="Times New Roman" w:hAnsi="Arial" w:cs="Arial"/>
+                <w:noProof w:val="0"/>
+                <w:color w:val="000000"/>
+                <w:sz w:val="22"/>
+                <w:lang w:val="en-US"/>
+              </w:rPr>
+              <w:t xml:space="preserve"> định </w:t>
+            </w:r>
+            <w:proofErr w:type="spellStart"/>
+            <w:r>
+              <w:rPr>
+                <w:rFonts w:ascii="Arial" w:eastAsia="Times New Roman" w:hAnsi="Arial" w:cs="Arial"/>
+                <w:noProof w:val="0"/>
+                <w:color w:val="000000"/>
+                <w:sz w:val="22"/>
+                <w:lang w:val="en-US"/>
+              </w:rPr>
+              <w:t>danh</w:t>
+            </w:r>
+            <w:proofErr w:type="spellEnd"/>
+            <w:r>
+              <w:rPr>
+                <w:rFonts w:ascii="Arial" w:eastAsia="Times New Roman" w:hAnsi="Arial" w:cs="Arial"/>
+                <w:noProof w:val="0"/>
+                <w:color w:val="000000"/>
+                <w:sz w:val="22"/>
+                <w:lang w:val="en-US"/>
+              </w:rPr>
+              <w:t xml:space="preserve"> </w:t>
+            </w:r>
+            <w:proofErr w:type="spellStart"/>
+            <w:r>
+              <w:rPr>
+                <w:rFonts w:ascii="Arial" w:eastAsia="Times New Roman" w:hAnsi="Arial" w:cs="Arial"/>
+                <w:noProof w:val="0"/>
+                <w:color w:val="000000"/>
+                <w:sz w:val="22"/>
+                <w:lang w:val="en-US"/>
+              </w:rPr>
+              <w:t>của</w:t>
+            </w:r>
+            <w:proofErr w:type="spellEnd"/>
+            <w:r>
+              <w:rPr>
+                <w:rFonts w:ascii="Arial" w:eastAsia="Times New Roman" w:hAnsi="Arial" w:cs="Arial"/>
+                <w:noProof w:val="0"/>
+                <w:color w:val="000000"/>
+                <w:sz w:val="22"/>
+                <w:lang w:val="en-US"/>
+              </w:rPr>
+              <w:t xml:space="preserve"> </w:t>
+            </w:r>
+            <w:proofErr w:type="spellStart"/>
+            <w:r>
+              <w:rPr>
+                <w:rFonts w:ascii="Arial" w:eastAsia="Times New Roman" w:hAnsi="Arial" w:cs="Arial"/>
+                <w:noProof w:val="0"/>
+                <w:color w:val="000000"/>
+                <w:sz w:val="22"/>
+                <w:lang w:val="en-US"/>
+              </w:rPr>
+              <w:t>kỳ</w:t>
+            </w:r>
+            <w:proofErr w:type="spellEnd"/>
+            <w:r>
+              <w:rPr>
+                <w:rFonts w:ascii="Arial" w:eastAsia="Times New Roman" w:hAnsi="Arial" w:cs="Arial"/>
+                <w:noProof w:val="0"/>
+                <w:color w:val="000000"/>
+                <w:sz w:val="22"/>
+                <w:lang w:val="en-US"/>
+              </w:rPr>
+              <w:t xml:space="preserve"> </w:t>
+            </w:r>
+            <w:proofErr w:type="spellStart"/>
+            <w:r>
+              <w:rPr>
+                <w:rFonts w:ascii="Arial" w:eastAsia="Times New Roman" w:hAnsi="Arial" w:cs="Arial"/>
+                <w:noProof w:val="0"/>
+                <w:color w:val="000000"/>
+                <w:sz w:val="22"/>
+                <w:lang w:val="en-US"/>
+              </w:rPr>
+              <w:t>thi</w:t>
+            </w:r>
+            <w:proofErr w:type="spellEnd"/>
           </w:p>
         </w:tc>
       </w:tr>
@@ -26233,6 +29082,7 @@
                 <w:lang w:val="en-US"/>
               </w:rPr>
             </w:pPr>
+            <w:proofErr w:type="spellStart"/>
             <w:r>
               <w:rPr>
                 <w:rFonts w:ascii="Arial" w:eastAsia="Times New Roman" w:hAnsi="Arial" w:cs="Arial"/>
@@ -26243,6 +29093,7 @@
               </w:rPr>
               <w:t>TenKyThi</w:t>
             </w:r>
+            <w:proofErr w:type="spellEnd"/>
           </w:p>
         </w:tc>
         <w:tc>
@@ -26307,16 +29158,84 @@
                 <w:lang w:val="en-US"/>
               </w:rPr>
             </w:pPr>
-            <w:r>
-              <w:rPr>
-                <w:rFonts w:ascii="Arial" w:eastAsia="Times New Roman" w:hAnsi="Arial" w:cs="Arial"/>
-                <w:noProof w:val="0"/>
-                <w:color w:val="000000"/>
-                <w:sz w:val="22"/>
-                <w:lang w:val="en-US"/>
-              </w:rPr>
-              <w:t>Tên của kỳ thi</w:t>
-            </w:r>
+            <w:proofErr w:type="spellStart"/>
+            <w:r>
+              <w:rPr>
+                <w:rFonts w:ascii="Arial" w:eastAsia="Times New Roman" w:hAnsi="Arial" w:cs="Arial"/>
+                <w:noProof w:val="0"/>
+                <w:color w:val="000000"/>
+                <w:sz w:val="22"/>
+                <w:lang w:val="en-US"/>
+              </w:rPr>
+              <w:t>Tên</w:t>
+            </w:r>
+            <w:proofErr w:type="spellEnd"/>
+            <w:r>
+              <w:rPr>
+                <w:rFonts w:ascii="Arial" w:eastAsia="Times New Roman" w:hAnsi="Arial" w:cs="Arial"/>
+                <w:noProof w:val="0"/>
+                <w:color w:val="000000"/>
+                <w:sz w:val="22"/>
+                <w:lang w:val="en-US"/>
+              </w:rPr>
+              <w:t xml:space="preserve"> </w:t>
+            </w:r>
+            <w:proofErr w:type="spellStart"/>
+            <w:r>
+              <w:rPr>
+                <w:rFonts w:ascii="Arial" w:eastAsia="Times New Roman" w:hAnsi="Arial" w:cs="Arial"/>
+                <w:noProof w:val="0"/>
+                <w:color w:val="000000"/>
+                <w:sz w:val="22"/>
+                <w:lang w:val="en-US"/>
+              </w:rPr>
+              <w:t>của</w:t>
+            </w:r>
+            <w:proofErr w:type="spellEnd"/>
+            <w:r>
+              <w:rPr>
+                <w:rFonts w:ascii="Arial" w:eastAsia="Times New Roman" w:hAnsi="Arial" w:cs="Arial"/>
+                <w:noProof w:val="0"/>
+                <w:color w:val="000000"/>
+                <w:sz w:val="22"/>
+                <w:lang w:val="en-US"/>
+              </w:rPr>
+              <w:t xml:space="preserve"> </w:t>
+            </w:r>
+            <w:proofErr w:type="spellStart"/>
+            <w:r>
+              <w:rPr>
+                <w:rFonts w:ascii="Arial" w:eastAsia="Times New Roman" w:hAnsi="Arial" w:cs="Arial"/>
+                <w:noProof w:val="0"/>
+                <w:color w:val="000000"/>
+                <w:sz w:val="22"/>
+                <w:lang w:val="en-US"/>
+              </w:rPr>
+              <w:t>kỳ</w:t>
+            </w:r>
+            <w:proofErr w:type="spellEnd"/>
+            <w:r>
+              <w:rPr>
+                <w:rFonts w:ascii="Arial" w:eastAsia="Times New Roman" w:hAnsi="Arial" w:cs="Arial"/>
+                <w:noProof w:val="0"/>
+                <w:color w:val="000000"/>
+                <w:sz w:val="22"/>
+                <w:lang w:val="en-US"/>
+              </w:rPr>
+              <w:t xml:space="preserve"> </w:t>
+            </w:r>
+            <w:proofErr w:type="spellStart"/>
+            <w:r>
+              <w:rPr>
+                <w:rFonts w:ascii="Arial" w:eastAsia="Times New Roman" w:hAnsi="Arial" w:cs="Arial"/>
+                <w:noProof w:val="0"/>
+                <w:color w:val="000000"/>
+                <w:sz w:val="22"/>
+                <w:lang w:val="en-US"/>
+              </w:rPr>
+              <w:t>thi</w:t>
+            </w:r>
+            <w:proofErr w:type="spellEnd"/>
           </w:p>
         </w:tc>
       </w:tr>
@@ -26375,6 +29294,7 @@
                 <w:lang w:val="en-US"/>
               </w:rPr>
             </w:pPr>
+            <w:proofErr w:type="spellStart"/>
             <w:r>
               <w:rPr>
                 <w:rFonts w:ascii="Arial" w:eastAsia="Times New Roman" w:hAnsi="Arial" w:cs="Arial"/>
@@ -26385,6 +29305,7 @@
               </w:rPr>
               <w:t>ThoiGianBatDau</w:t>
             </w:r>
+            <w:proofErr w:type="spellEnd"/>
           </w:p>
         </w:tc>
         <w:tc>
@@ -26449,16 +29370,150 @@
                 <w:lang w:val="en-US"/>
               </w:rPr>
             </w:pPr>
-            <w:r>
-              <w:rPr>
-                <w:rFonts w:ascii="Arial" w:eastAsia="Times New Roman" w:hAnsi="Arial" w:cs="Arial"/>
-                <w:noProof w:val="0"/>
-                <w:color w:val="000000"/>
-                <w:sz w:val="22"/>
-                <w:lang w:val="en-US"/>
-              </w:rPr>
-              <w:t>Thời gian bắt đầu của kỳ thi</w:t>
-            </w:r>
+            <w:proofErr w:type="spellStart"/>
+            <w:r>
+              <w:rPr>
+                <w:rFonts w:ascii="Arial" w:eastAsia="Times New Roman" w:hAnsi="Arial" w:cs="Arial"/>
+                <w:noProof w:val="0"/>
+                <w:color w:val="000000"/>
+                <w:sz w:val="22"/>
+                <w:lang w:val="en-US"/>
+              </w:rPr>
+              <w:t>Thời</w:t>
+            </w:r>
+            <w:proofErr w:type="spellEnd"/>
+            <w:r>
+              <w:rPr>
+                <w:rFonts w:ascii="Arial" w:eastAsia="Times New Roman" w:hAnsi="Arial" w:cs="Arial"/>
+                <w:noProof w:val="0"/>
+                <w:color w:val="000000"/>
+                <w:sz w:val="22"/>
+                <w:lang w:val="en-US"/>
+              </w:rPr>
+              <w:t xml:space="preserve"> </w:t>
+            </w:r>
+            <w:proofErr w:type="spellStart"/>
+            <w:r>
+              <w:rPr>
+                <w:rFonts w:ascii="Arial" w:eastAsia="Times New Roman" w:hAnsi="Arial" w:cs="Arial"/>
+                <w:noProof w:val="0"/>
+                <w:color w:val="000000"/>
+                <w:sz w:val="22"/>
+                <w:lang w:val="en-US"/>
+              </w:rPr>
+              <w:t>gian</w:t>
+            </w:r>
+            <w:proofErr w:type="spellEnd"/>
+            <w:r>
+              <w:rPr>
+                <w:rFonts w:ascii="Arial" w:eastAsia="Times New Roman" w:hAnsi="Arial" w:cs="Arial"/>
+                <w:noProof w:val="0"/>
+                <w:color w:val="000000"/>
+                <w:sz w:val="22"/>
+                <w:lang w:val="en-US"/>
+              </w:rPr>
+              <w:t xml:space="preserve"> </w:t>
+            </w:r>
+            <w:proofErr w:type="spellStart"/>
+            <w:r>
+              <w:rPr>
+                <w:rFonts w:ascii="Arial" w:eastAsia="Times New Roman" w:hAnsi="Arial" w:cs="Arial"/>
+                <w:noProof w:val="0"/>
+                <w:color w:val="000000"/>
+                <w:sz w:val="22"/>
+                <w:lang w:val="en-US"/>
+              </w:rPr>
+              <w:t>bắt</w:t>
+            </w:r>
+            <w:proofErr w:type="spellEnd"/>
+            <w:r>
+              <w:rPr>
+                <w:rFonts w:ascii="Arial" w:eastAsia="Times New Roman" w:hAnsi="Arial" w:cs="Arial"/>
+                <w:noProof w:val="0"/>
+                <w:color w:val="000000"/>
+                <w:sz w:val="22"/>
+                <w:lang w:val="en-US"/>
+              </w:rPr>
+              <w:t xml:space="preserve"> </w:t>
+            </w:r>
+            <w:proofErr w:type="spellStart"/>
+            <w:r>
+              <w:rPr>
+                <w:rFonts w:ascii="Arial" w:eastAsia="Times New Roman" w:hAnsi="Arial" w:cs="Arial"/>
+                <w:noProof w:val="0"/>
+                <w:color w:val="000000"/>
+                <w:sz w:val="22"/>
+                <w:lang w:val="en-US"/>
+              </w:rPr>
+              <w:t>đầu</w:t>
+            </w:r>
+            <w:proofErr w:type="spellEnd"/>
+            <w:r>
+              <w:rPr>
+                <w:rFonts w:ascii="Arial" w:eastAsia="Times New Roman" w:hAnsi="Arial" w:cs="Arial"/>
+                <w:noProof w:val="0"/>
+                <w:color w:val="000000"/>
+                <w:sz w:val="22"/>
+                <w:lang w:val="en-US"/>
+              </w:rPr>
+              <w:t xml:space="preserve"> </w:t>
+            </w:r>
+            <w:proofErr w:type="spellStart"/>
+            <w:r>
+              <w:rPr>
+                <w:rFonts w:ascii="Arial" w:eastAsia="Times New Roman" w:hAnsi="Arial" w:cs="Arial"/>
+                <w:noProof w:val="0"/>
+                <w:color w:val="000000"/>
+                <w:sz w:val="22"/>
+                <w:lang w:val="en-US"/>
+              </w:rPr>
+              <w:t>của</w:t>
+            </w:r>
+            <w:proofErr w:type="spellEnd"/>
+            <w:r>
+              <w:rPr>
+                <w:rFonts w:ascii="Arial" w:eastAsia="Times New Roman" w:hAnsi="Arial" w:cs="Arial"/>
+                <w:noProof w:val="0"/>
+                <w:color w:val="000000"/>
+                <w:sz w:val="22"/>
+                <w:lang w:val="en-US"/>
+              </w:rPr>
+              <w:t xml:space="preserve"> </w:t>
+            </w:r>
+            <w:proofErr w:type="spellStart"/>
+            <w:r>
+              <w:rPr>
+                <w:rFonts w:ascii="Arial" w:eastAsia="Times New Roman" w:hAnsi="Arial" w:cs="Arial"/>
+                <w:noProof w:val="0"/>
+                <w:color w:val="000000"/>
+                <w:sz w:val="22"/>
+                <w:lang w:val="en-US"/>
+              </w:rPr>
+              <w:t>kỳ</w:t>
+            </w:r>
+            <w:proofErr w:type="spellEnd"/>
+            <w:r>
+              <w:rPr>
+                <w:rFonts w:ascii="Arial" w:eastAsia="Times New Roman" w:hAnsi="Arial" w:cs="Arial"/>
+                <w:noProof w:val="0"/>
+                <w:color w:val="000000"/>
+                <w:sz w:val="22"/>
+                <w:lang w:val="en-US"/>
+              </w:rPr>
+              <w:t xml:space="preserve"> </w:t>
+            </w:r>
+            <w:proofErr w:type="spellStart"/>
+            <w:r>
+              <w:rPr>
+                <w:rFonts w:ascii="Arial" w:eastAsia="Times New Roman" w:hAnsi="Arial" w:cs="Arial"/>
+                <w:noProof w:val="0"/>
+                <w:color w:val="000000"/>
+                <w:sz w:val="22"/>
+                <w:lang w:val="en-US"/>
+              </w:rPr>
+              <w:t>thi</w:t>
+            </w:r>
+            <w:proofErr w:type="spellEnd"/>
           </w:p>
         </w:tc>
       </w:tr>
@@ -26517,6 +29572,7 @@
                 <w:lang w:val="en-US"/>
               </w:rPr>
             </w:pPr>
+            <w:proofErr w:type="spellStart"/>
             <w:r>
               <w:rPr>
                 <w:rFonts w:ascii="Arial" w:eastAsia="Times New Roman" w:hAnsi="Arial" w:cs="Arial"/>
@@ -26527,6 +29583,7 @@
               </w:rPr>
               <w:t>ThoiGianKetThuc</w:t>
             </w:r>
+            <w:proofErr w:type="spellEnd"/>
           </w:p>
         </w:tc>
         <w:tc>
@@ -26591,16 +29648,150 @@
                 <w:lang w:val="en-US"/>
               </w:rPr>
             </w:pPr>
-            <w:r>
-              <w:rPr>
-                <w:rFonts w:ascii="Arial" w:eastAsia="Times New Roman" w:hAnsi="Arial" w:cs="Arial"/>
-                <w:noProof w:val="0"/>
-                <w:color w:val="000000"/>
-                <w:sz w:val="22"/>
-                <w:lang w:val="en-US"/>
-              </w:rPr>
-              <w:t>Thời gian kết thúc của kỳ thi</w:t>
-            </w:r>
+            <w:proofErr w:type="spellStart"/>
+            <w:r>
+              <w:rPr>
+                <w:rFonts w:ascii="Arial" w:eastAsia="Times New Roman" w:hAnsi="Arial" w:cs="Arial"/>
+                <w:noProof w:val="0"/>
+                <w:color w:val="000000"/>
+                <w:sz w:val="22"/>
+                <w:lang w:val="en-US"/>
+              </w:rPr>
+              <w:t>Thời</w:t>
+            </w:r>
+            <w:proofErr w:type="spellEnd"/>
+            <w:r>
+              <w:rPr>
+                <w:rFonts w:ascii="Arial" w:eastAsia="Times New Roman" w:hAnsi="Arial" w:cs="Arial"/>
+                <w:noProof w:val="0"/>
+                <w:color w:val="000000"/>
+                <w:sz w:val="22"/>
+                <w:lang w:val="en-US"/>
+              </w:rPr>
+              <w:t xml:space="preserve"> </w:t>
+            </w:r>
+            <w:proofErr w:type="spellStart"/>
+            <w:r>
+              <w:rPr>
+                <w:rFonts w:ascii="Arial" w:eastAsia="Times New Roman" w:hAnsi="Arial" w:cs="Arial"/>
+                <w:noProof w:val="0"/>
+                <w:color w:val="000000"/>
+                <w:sz w:val="22"/>
+                <w:lang w:val="en-US"/>
+              </w:rPr>
+              <w:t>gian</w:t>
+            </w:r>
+            <w:proofErr w:type="spellEnd"/>
+            <w:r>
+              <w:rPr>
+                <w:rFonts w:ascii="Arial" w:eastAsia="Times New Roman" w:hAnsi="Arial" w:cs="Arial"/>
+                <w:noProof w:val="0"/>
+                <w:color w:val="000000"/>
+                <w:sz w:val="22"/>
+                <w:lang w:val="en-US"/>
+              </w:rPr>
+              <w:t xml:space="preserve"> </w:t>
+            </w:r>
+            <w:proofErr w:type="spellStart"/>
+            <w:r>
+              <w:rPr>
+                <w:rFonts w:ascii="Arial" w:eastAsia="Times New Roman" w:hAnsi="Arial" w:cs="Arial"/>
+                <w:noProof w:val="0"/>
+                <w:color w:val="000000"/>
+                <w:sz w:val="22"/>
+                <w:lang w:val="en-US"/>
+              </w:rPr>
+              <w:t>kết</w:t>
+            </w:r>
+            <w:proofErr w:type="spellEnd"/>
+            <w:r>
+              <w:rPr>
+                <w:rFonts w:ascii="Arial" w:eastAsia="Times New Roman" w:hAnsi="Arial" w:cs="Arial"/>
+                <w:noProof w:val="0"/>
+                <w:color w:val="000000"/>
+                <w:sz w:val="22"/>
+                <w:lang w:val="en-US"/>
+              </w:rPr>
+              <w:t xml:space="preserve"> </w:t>
+            </w:r>
+            <w:proofErr w:type="spellStart"/>
+            <w:r>
+              <w:rPr>
+                <w:rFonts w:ascii="Arial" w:eastAsia="Times New Roman" w:hAnsi="Arial" w:cs="Arial"/>
+                <w:noProof w:val="0"/>
+                <w:color w:val="000000"/>
+                <w:sz w:val="22"/>
+                <w:lang w:val="en-US"/>
+              </w:rPr>
+              <w:t>thúc</w:t>
+            </w:r>
+            <w:proofErr w:type="spellEnd"/>
+            <w:r>
+              <w:rPr>
+                <w:rFonts w:ascii="Arial" w:eastAsia="Times New Roman" w:hAnsi="Arial" w:cs="Arial"/>
+                <w:noProof w:val="0"/>
+                <w:color w:val="000000"/>
+                <w:sz w:val="22"/>
+                <w:lang w:val="en-US"/>
+              </w:rPr>
+              <w:t xml:space="preserve"> </w:t>
+            </w:r>
+            <w:proofErr w:type="spellStart"/>
+            <w:r>
+              <w:rPr>
+                <w:rFonts w:ascii="Arial" w:eastAsia="Times New Roman" w:hAnsi="Arial" w:cs="Arial"/>
+                <w:noProof w:val="0"/>
+                <w:color w:val="000000"/>
+                <w:sz w:val="22"/>
+                <w:lang w:val="en-US"/>
+              </w:rPr>
+              <w:t>của</w:t>
+            </w:r>
+            <w:proofErr w:type="spellEnd"/>
+            <w:r>
+              <w:rPr>
+                <w:rFonts w:ascii="Arial" w:eastAsia="Times New Roman" w:hAnsi="Arial" w:cs="Arial"/>
+                <w:noProof w:val="0"/>
+                <w:color w:val="000000"/>
+                <w:sz w:val="22"/>
+                <w:lang w:val="en-US"/>
+              </w:rPr>
+              <w:t xml:space="preserve"> </w:t>
+            </w:r>
+            <w:proofErr w:type="spellStart"/>
+            <w:r>
+              <w:rPr>
+                <w:rFonts w:ascii="Arial" w:eastAsia="Times New Roman" w:hAnsi="Arial" w:cs="Arial"/>
+                <w:noProof w:val="0"/>
+                <w:color w:val="000000"/>
+                <w:sz w:val="22"/>
+                <w:lang w:val="en-US"/>
+              </w:rPr>
+              <w:t>kỳ</w:t>
+            </w:r>
+            <w:proofErr w:type="spellEnd"/>
+            <w:r>
+              <w:rPr>
+                <w:rFonts w:ascii="Arial" w:eastAsia="Times New Roman" w:hAnsi="Arial" w:cs="Arial"/>
+                <w:noProof w:val="0"/>
+                <w:color w:val="000000"/>
+                <w:sz w:val="22"/>
+                <w:lang w:val="en-US"/>
+              </w:rPr>
+              <w:t xml:space="preserve"> </w:t>
+            </w:r>
+            <w:proofErr w:type="spellStart"/>
+            <w:r>
+              <w:rPr>
+                <w:rFonts w:ascii="Arial" w:eastAsia="Times New Roman" w:hAnsi="Arial" w:cs="Arial"/>
+                <w:noProof w:val="0"/>
+                <w:color w:val="000000"/>
+                <w:sz w:val="22"/>
+                <w:lang w:val="en-US"/>
+              </w:rPr>
+              <w:t>thi</w:t>
+            </w:r>
+            <w:proofErr w:type="spellEnd"/>
           </w:p>
         </w:tc>
       </w:tr>
@@ -26635,6 +29826,7 @@
                 <w:lang w:val="en-US"/>
               </w:rPr>
             </w:pPr>
+            <w:proofErr w:type="spellStart"/>
             <w:r>
               <w:rPr>
                 <w:rFonts w:ascii="Arial" w:eastAsia="Times New Roman" w:hAnsi="Arial" w:cs="Arial"/>
@@ -26645,6 +29837,7 @@
               </w:rPr>
               <w:t>CaThi</w:t>
             </w:r>
+            <w:proofErr w:type="spellEnd"/>
           </w:p>
         </w:tc>
         <w:tc>
@@ -26672,6 +29865,7 @@
                 <w:lang w:val="en-US"/>
               </w:rPr>
             </w:pPr>
+            <w:proofErr w:type="spellStart"/>
             <w:r>
               <w:rPr>
                 <w:rFonts w:ascii="Arial" w:eastAsia="Times New Roman" w:hAnsi="Arial" w:cs="Arial"/>
@@ -26682,6 +29876,7 @@
               </w:rPr>
               <w:t>MaCaThi</w:t>
             </w:r>
+            <w:proofErr w:type="spellEnd"/>
           </w:p>
         </w:tc>
         <w:tc>
@@ -26746,16 +29941,84 @@
                 <w:lang w:val="en-US"/>
               </w:rPr>
             </w:pPr>
-            <w:r>
-              <w:rPr>
-                <w:rFonts w:ascii="Arial" w:eastAsia="Times New Roman" w:hAnsi="Arial" w:cs="Arial"/>
-                <w:noProof w:val="0"/>
-                <w:color w:val="000000"/>
-                <w:sz w:val="22"/>
-                <w:lang w:val="en-US"/>
-              </w:rPr>
-              <w:t>Mã định danh của ca thi</w:t>
-            </w:r>
+            <w:proofErr w:type="spellStart"/>
+            <w:r>
+              <w:rPr>
+                <w:rFonts w:ascii="Arial" w:eastAsia="Times New Roman" w:hAnsi="Arial" w:cs="Arial"/>
+                <w:noProof w:val="0"/>
+                <w:color w:val="000000"/>
+                <w:sz w:val="22"/>
+                <w:lang w:val="en-US"/>
+              </w:rPr>
+              <w:t>Mã</w:t>
+            </w:r>
+            <w:proofErr w:type="spellEnd"/>
+            <w:r>
+              <w:rPr>
+                <w:rFonts w:ascii="Arial" w:eastAsia="Times New Roman" w:hAnsi="Arial" w:cs="Arial"/>
+                <w:noProof w:val="0"/>
+                <w:color w:val="000000"/>
+                <w:sz w:val="22"/>
+                <w:lang w:val="en-US"/>
+              </w:rPr>
+              <w:t xml:space="preserve"> định </w:t>
+            </w:r>
+            <w:proofErr w:type="spellStart"/>
+            <w:r>
+              <w:rPr>
+                <w:rFonts w:ascii="Arial" w:eastAsia="Times New Roman" w:hAnsi="Arial" w:cs="Arial"/>
+                <w:noProof w:val="0"/>
+                <w:color w:val="000000"/>
+                <w:sz w:val="22"/>
+                <w:lang w:val="en-US"/>
+              </w:rPr>
+              <w:t>danh</w:t>
+            </w:r>
+            <w:proofErr w:type="spellEnd"/>
+            <w:r>
+              <w:rPr>
+                <w:rFonts w:ascii="Arial" w:eastAsia="Times New Roman" w:hAnsi="Arial" w:cs="Arial"/>
+                <w:noProof w:val="0"/>
+                <w:color w:val="000000"/>
+                <w:sz w:val="22"/>
+                <w:lang w:val="en-US"/>
+              </w:rPr>
+              <w:t xml:space="preserve"> </w:t>
+            </w:r>
+            <w:proofErr w:type="spellStart"/>
+            <w:r>
+              <w:rPr>
+                <w:rFonts w:ascii="Arial" w:eastAsia="Times New Roman" w:hAnsi="Arial" w:cs="Arial"/>
+                <w:noProof w:val="0"/>
+                <w:color w:val="000000"/>
+                <w:sz w:val="22"/>
+                <w:lang w:val="en-US"/>
+              </w:rPr>
+              <w:t>của</w:t>
+            </w:r>
+            <w:proofErr w:type="spellEnd"/>
+            <w:r>
+              <w:rPr>
+                <w:rFonts w:ascii="Arial" w:eastAsia="Times New Roman" w:hAnsi="Arial" w:cs="Arial"/>
+                <w:noProof w:val="0"/>
+                <w:color w:val="000000"/>
+                <w:sz w:val="22"/>
+                <w:lang w:val="en-US"/>
+              </w:rPr>
+              <w:t xml:space="preserve"> ca </w:t>
+            </w:r>
+            <w:proofErr w:type="spellStart"/>
+            <w:r>
+              <w:rPr>
+                <w:rFonts w:ascii="Arial" w:eastAsia="Times New Roman" w:hAnsi="Arial" w:cs="Arial"/>
+                <w:noProof w:val="0"/>
+                <w:color w:val="000000"/>
+                <w:sz w:val="22"/>
+                <w:lang w:val="en-US"/>
+              </w:rPr>
+              <w:t>thi</w:t>
+            </w:r>
+            <w:proofErr w:type="spellEnd"/>
           </w:p>
         </w:tc>
       </w:tr>
@@ -26814,6 +30077,7 @@
                 <w:lang w:val="en-US"/>
               </w:rPr>
             </w:pPr>
+            <w:proofErr w:type="spellStart"/>
             <w:r>
               <w:rPr>
                 <w:rFonts w:ascii="Arial" w:eastAsia="Times New Roman" w:hAnsi="Arial" w:cs="Arial"/>
@@ -26824,6 +30088,7 @@
               </w:rPr>
               <w:t>TenCaThi</w:t>
             </w:r>
+            <w:proofErr w:type="spellEnd"/>
           </w:p>
         </w:tc>
         <w:tc>
@@ -26888,16 +30153,62 @@
                 <w:lang w:val="en-US"/>
               </w:rPr>
             </w:pPr>
-            <w:r>
-              <w:rPr>
-                <w:rFonts w:ascii="Arial" w:eastAsia="Times New Roman" w:hAnsi="Arial" w:cs="Arial"/>
-                <w:noProof w:val="0"/>
-                <w:color w:val="000000"/>
-                <w:sz w:val="22"/>
-                <w:lang w:val="en-US"/>
-              </w:rPr>
-              <w:t>Tên của ca thi</w:t>
-            </w:r>
+            <w:proofErr w:type="spellStart"/>
+            <w:r>
+              <w:rPr>
+                <w:rFonts w:ascii="Arial" w:eastAsia="Times New Roman" w:hAnsi="Arial" w:cs="Arial"/>
+                <w:noProof w:val="0"/>
+                <w:color w:val="000000"/>
+                <w:sz w:val="22"/>
+                <w:lang w:val="en-US"/>
+              </w:rPr>
+              <w:t>Tên</w:t>
+            </w:r>
+            <w:proofErr w:type="spellEnd"/>
+            <w:r>
+              <w:rPr>
+                <w:rFonts w:ascii="Arial" w:eastAsia="Times New Roman" w:hAnsi="Arial" w:cs="Arial"/>
+                <w:noProof w:val="0"/>
+                <w:color w:val="000000"/>
+                <w:sz w:val="22"/>
+                <w:lang w:val="en-US"/>
+              </w:rPr>
+              <w:t xml:space="preserve"> </w:t>
+            </w:r>
+            <w:proofErr w:type="spellStart"/>
+            <w:r>
+              <w:rPr>
+                <w:rFonts w:ascii="Arial" w:eastAsia="Times New Roman" w:hAnsi="Arial" w:cs="Arial"/>
+                <w:noProof w:val="0"/>
+                <w:color w:val="000000"/>
+                <w:sz w:val="22"/>
+                <w:lang w:val="en-US"/>
+              </w:rPr>
+              <w:t>của</w:t>
+            </w:r>
+            <w:proofErr w:type="spellEnd"/>
+            <w:r>
+              <w:rPr>
+                <w:rFonts w:ascii="Arial" w:eastAsia="Times New Roman" w:hAnsi="Arial" w:cs="Arial"/>
+                <w:noProof w:val="0"/>
+                <w:color w:val="000000"/>
+                <w:sz w:val="22"/>
+                <w:lang w:val="en-US"/>
+              </w:rPr>
+              <w:t xml:space="preserve"> ca </w:t>
+            </w:r>
+            <w:proofErr w:type="spellStart"/>
+            <w:r>
+              <w:rPr>
+                <w:rFonts w:ascii="Arial" w:eastAsia="Times New Roman" w:hAnsi="Arial" w:cs="Arial"/>
+                <w:noProof w:val="0"/>
+                <w:color w:val="000000"/>
+                <w:sz w:val="22"/>
+                <w:lang w:val="en-US"/>
+              </w:rPr>
+              <w:t>thi</w:t>
+            </w:r>
+            <w:proofErr w:type="spellEnd"/>
           </w:p>
         </w:tc>
       </w:tr>
@@ -26956,6 +30267,7 @@
                 <w:lang w:val="en-US"/>
               </w:rPr>
             </w:pPr>
+            <w:proofErr w:type="spellStart"/>
             <w:r>
               <w:rPr>
                 <w:rFonts w:ascii="Arial" w:eastAsia="Times New Roman" w:hAnsi="Arial" w:cs="Arial"/>
@@ -26966,6 +30278,7 @@
               </w:rPr>
               <w:t>MaKyThi</w:t>
             </w:r>
+            <w:proofErr w:type="spellEnd"/>
           </w:p>
         </w:tc>
         <w:tc>
@@ -27038,8 +30351,152 @@
                 <w:sz w:val="22"/>
                 <w:lang w:val="en-US"/>
               </w:rPr>
-              <w:t>Liên kết ca thi với kỳ thi tương ứng</w:t>
-            </w:r>
+              <w:t xml:space="preserve">Liên </w:t>
+            </w:r>
+            <w:proofErr w:type="spellStart"/>
+            <w:r>
+              <w:rPr>
+                <w:rFonts w:ascii="Arial" w:eastAsia="Times New Roman" w:hAnsi="Arial" w:cs="Arial"/>
+                <w:noProof w:val="0"/>
+                <w:color w:val="000000"/>
+                <w:sz w:val="22"/>
+                <w:lang w:val="en-US"/>
+              </w:rPr>
+              <w:t>kết</w:t>
+            </w:r>
+            <w:proofErr w:type="spellEnd"/>
+            <w:r>
+              <w:rPr>
+                <w:rFonts w:ascii="Arial" w:eastAsia="Times New Roman" w:hAnsi="Arial" w:cs="Arial"/>
+                <w:noProof w:val="0"/>
+                <w:color w:val="000000"/>
+                <w:sz w:val="22"/>
+                <w:lang w:val="en-US"/>
+              </w:rPr>
+              <w:t xml:space="preserve"> ca </w:t>
+            </w:r>
+            <w:proofErr w:type="spellStart"/>
+            <w:r>
+              <w:rPr>
+                <w:rFonts w:ascii="Arial" w:eastAsia="Times New Roman" w:hAnsi="Arial" w:cs="Arial"/>
+                <w:noProof w:val="0"/>
+                <w:color w:val="000000"/>
+                <w:sz w:val="22"/>
+                <w:lang w:val="en-US"/>
+              </w:rPr>
+              <w:t>thi</w:t>
+            </w:r>
+            <w:proofErr w:type="spellEnd"/>
+            <w:r>
+              <w:rPr>
+                <w:rFonts w:ascii="Arial" w:eastAsia="Times New Roman" w:hAnsi="Arial" w:cs="Arial"/>
+                <w:noProof w:val="0"/>
+                <w:color w:val="000000"/>
+                <w:sz w:val="22"/>
+                <w:lang w:val="en-US"/>
+              </w:rPr>
+              <w:t xml:space="preserve"> </w:t>
+            </w:r>
+            <w:proofErr w:type="spellStart"/>
+            <w:r>
+              <w:rPr>
+                <w:rFonts w:ascii="Arial" w:eastAsia="Times New Roman" w:hAnsi="Arial" w:cs="Arial"/>
+                <w:noProof w:val="0"/>
+                <w:color w:val="000000"/>
+                <w:sz w:val="22"/>
+                <w:lang w:val="en-US"/>
+              </w:rPr>
+              <w:t>với</w:t>
+            </w:r>
+            <w:proofErr w:type="spellEnd"/>
+            <w:r>
+              <w:rPr>
+                <w:rFonts w:ascii="Arial" w:eastAsia="Times New Roman" w:hAnsi="Arial" w:cs="Arial"/>
+                <w:noProof w:val="0"/>
+                <w:color w:val="000000"/>
+                <w:sz w:val="22"/>
+                <w:lang w:val="en-US"/>
+              </w:rPr>
+              <w:t xml:space="preserve"> </w:t>
+            </w:r>
+            <w:proofErr w:type="spellStart"/>
+            <w:r>
+              <w:rPr>
+                <w:rFonts w:ascii="Arial" w:eastAsia="Times New Roman" w:hAnsi="Arial" w:cs="Arial"/>
+                <w:noProof w:val="0"/>
+                <w:color w:val="000000"/>
+                <w:sz w:val="22"/>
+                <w:lang w:val="en-US"/>
+              </w:rPr>
+              <w:t>kỳ</w:t>
+            </w:r>
+            <w:proofErr w:type="spellEnd"/>
+            <w:r>
+              <w:rPr>
+                <w:rFonts w:ascii="Arial" w:eastAsia="Times New Roman" w:hAnsi="Arial" w:cs="Arial"/>
+                <w:noProof w:val="0"/>
+                <w:color w:val="000000"/>
+                <w:sz w:val="22"/>
+                <w:lang w:val="en-US"/>
+              </w:rPr>
+              <w:t xml:space="preserve"> </w:t>
+            </w:r>
+            <w:proofErr w:type="spellStart"/>
+            <w:r>
+              <w:rPr>
+                <w:rFonts w:ascii="Arial" w:eastAsia="Times New Roman" w:hAnsi="Arial" w:cs="Arial"/>
+                <w:noProof w:val="0"/>
+                <w:color w:val="000000"/>
+                <w:sz w:val="22"/>
+                <w:lang w:val="en-US"/>
+              </w:rPr>
+              <w:t>thi</w:t>
+            </w:r>
+            <w:proofErr w:type="spellEnd"/>
+            <w:r>
+              <w:rPr>
+                <w:rFonts w:ascii="Arial" w:eastAsia="Times New Roman" w:hAnsi="Arial" w:cs="Arial"/>
+                <w:noProof w:val="0"/>
+                <w:color w:val="000000"/>
+                <w:sz w:val="22"/>
+                <w:lang w:val="en-US"/>
+              </w:rPr>
+              <w:t xml:space="preserve"> </w:t>
+            </w:r>
+            <w:proofErr w:type="spellStart"/>
+            <w:r>
+              <w:rPr>
+                <w:rFonts w:ascii="Arial" w:eastAsia="Times New Roman" w:hAnsi="Arial" w:cs="Arial"/>
+                <w:noProof w:val="0"/>
+                <w:color w:val="000000"/>
+                <w:sz w:val="22"/>
+                <w:lang w:val="en-US"/>
+              </w:rPr>
+              <w:t>tương</w:t>
+            </w:r>
+            <w:proofErr w:type="spellEnd"/>
+            <w:r>
+              <w:rPr>
+                <w:rFonts w:ascii="Arial" w:eastAsia="Times New Roman" w:hAnsi="Arial" w:cs="Arial"/>
+                <w:noProof w:val="0"/>
+                <w:color w:val="000000"/>
+                <w:sz w:val="22"/>
+                <w:lang w:val="en-US"/>
+              </w:rPr>
+              <w:t xml:space="preserve"> </w:t>
+            </w:r>
+            <w:proofErr w:type="spellStart"/>
+            <w:r>
+              <w:rPr>
+                <w:rFonts w:ascii="Arial" w:eastAsia="Times New Roman" w:hAnsi="Arial" w:cs="Arial"/>
+                <w:noProof w:val="0"/>
+                <w:color w:val="000000"/>
+                <w:sz w:val="22"/>
+                <w:lang w:val="en-US"/>
+              </w:rPr>
+              <w:t>ứng</w:t>
+            </w:r>
+            <w:proofErr w:type="spellEnd"/>
           </w:p>
         </w:tc>
       </w:tr>
@@ -27098,6 +30555,7 @@
                 <w:lang w:val="en-US"/>
               </w:rPr>
             </w:pPr>
+            <w:proofErr w:type="spellStart"/>
             <w:r>
               <w:rPr>
                 <w:rFonts w:ascii="Arial" w:eastAsia="Times New Roman" w:hAnsi="Arial" w:cs="Arial"/>
@@ -27108,6 +30566,7 @@
               </w:rPr>
               <w:t>DanhSachThiSinh</w:t>
             </w:r>
+            <w:proofErr w:type="spellEnd"/>
           </w:p>
         </w:tc>
         <w:tc>
@@ -27180,7 +30639,315 @@
                 <w:sz w:val="22"/>
                 <w:lang w:val="en-US"/>
               </w:rPr>
-              <w:t>Danh sách thí sinh tham gia ca thi (lưu chuỗi JSON hoặc phân cách bởi dấu phẩy)</w:t>
+              <w:t xml:space="preserve">Danh </w:t>
+            </w:r>
+            <w:proofErr w:type="spellStart"/>
+            <w:r>
+              <w:rPr>
+                <w:rFonts w:ascii="Arial" w:eastAsia="Times New Roman" w:hAnsi="Arial" w:cs="Arial"/>
+                <w:noProof w:val="0"/>
+                <w:color w:val="000000"/>
+                <w:sz w:val="22"/>
+                <w:lang w:val="en-US"/>
+              </w:rPr>
+              <w:t>sách</w:t>
+            </w:r>
+            <w:proofErr w:type="spellEnd"/>
+            <w:r>
+              <w:rPr>
+                <w:rFonts w:ascii="Arial" w:eastAsia="Times New Roman" w:hAnsi="Arial" w:cs="Arial"/>
+                <w:noProof w:val="0"/>
+                <w:color w:val="000000"/>
+                <w:sz w:val="22"/>
+                <w:lang w:val="en-US"/>
+              </w:rPr>
+              <w:t xml:space="preserve"> </w:t>
+            </w:r>
+            <w:proofErr w:type="spellStart"/>
+            <w:r>
+              <w:rPr>
+                <w:rFonts w:ascii="Arial" w:eastAsia="Times New Roman" w:hAnsi="Arial" w:cs="Arial"/>
+                <w:noProof w:val="0"/>
+                <w:color w:val="000000"/>
+                <w:sz w:val="22"/>
+                <w:lang w:val="en-US"/>
+              </w:rPr>
+              <w:t>thí</w:t>
+            </w:r>
+            <w:proofErr w:type="spellEnd"/>
+            <w:r>
+              <w:rPr>
+                <w:rFonts w:ascii="Arial" w:eastAsia="Times New Roman" w:hAnsi="Arial" w:cs="Arial"/>
+                <w:noProof w:val="0"/>
+                <w:color w:val="000000"/>
+                <w:sz w:val="22"/>
+                <w:lang w:val="en-US"/>
+              </w:rPr>
+              <w:t xml:space="preserve"> </w:t>
+            </w:r>
+            <w:proofErr w:type="spellStart"/>
+            <w:r>
+              <w:rPr>
+                <w:rFonts w:ascii="Arial" w:eastAsia="Times New Roman" w:hAnsi="Arial" w:cs="Arial"/>
+                <w:noProof w:val="0"/>
+                <w:color w:val="000000"/>
+                <w:sz w:val="22"/>
+                <w:lang w:val="en-US"/>
+              </w:rPr>
+              <w:t>sinh</w:t>
+            </w:r>
+            <w:proofErr w:type="spellEnd"/>
+            <w:r>
+              <w:rPr>
+                <w:rFonts w:ascii="Arial" w:eastAsia="Times New Roman" w:hAnsi="Arial" w:cs="Arial"/>
+                <w:noProof w:val="0"/>
+                <w:color w:val="000000"/>
+                <w:sz w:val="22"/>
+                <w:lang w:val="en-US"/>
+              </w:rPr>
+              <w:t xml:space="preserve"> </w:t>
+            </w:r>
+            <w:proofErr w:type="spellStart"/>
+            <w:r>
+              <w:rPr>
+                <w:rFonts w:ascii="Arial" w:eastAsia="Times New Roman" w:hAnsi="Arial" w:cs="Arial"/>
+                <w:noProof w:val="0"/>
+                <w:color w:val="000000"/>
+                <w:sz w:val="22"/>
+                <w:lang w:val="en-US"/>
+              </w:rPr>
+              <w:t>tham</w:t>
+            </w:r>
+            <w:proofErr w:type="spellEnd"/>
+            <w:r>
+              <w:rPr>
+                <w:rFonts w:ascii="Arial" w:eastAsia="Times New Roman" w:hAnsi="Arial" w:cs="Arial"/>
+                <w:noProof w:val="0"/>
+                <w:color w:val="000000"/>
+                <w:sz w:val="22"/>
+                <w:lang w:val="en-US"/>
+              </w:rPr>
+              <w:t xml:space="preserve"> </w:t>
+            </w:r>
+            <w:proofErr w:type="spellStart"/>
+            <w:r>
+              <w:rPr>
+                <w:rFonts w:ascii="Arial" w:eastAsia="Times New Roman" w:hAnsi="Arial" w:cs="Arial"/>
+                <w:noProof w:val="0"/>
+                <w:color w:val="000000"/>
+                <w:sz w:val="22"/>
+                <w:lang w:val="en-US"/>
+              </w:rPr>
+              <w:t>gia</w:t>
+            </w:r>
+            <w:proofErr w:type="spellEnd"/>
+            <w:r>
+              <w:rPr>
+                <w:rFonts w:ascii="Arial" w:eastAsia="Times New Roman" w:hAnsi="Arial" w:cs="Arial"/>
+                <w:noProof w:val="0"/>
+                <w:color w:val="000000"/>
+                <w:sz w:val="22"/>
+                <w:lang w:val="en-US"/>
+              </w:rPr>
+              <w:t xml:space="preserve"> ca </w:t>
+            </w:r>
+            <w:proofErr w:type="spellStart"/>
+            <w:r>
+              <w:rPr>
+                <w:rFonts w:ascii="Arial" w:eastAsia="Times New Roman" w:hAnsi="Arial" w:cs="Arial"/>
+                <w:noProof w:val="0"/>
+                <w:color w:val="000000"/>
+                <w:sz w:val="22"/>
+                <w:lang w:val="en-US"/>
+              </w:rPr>
+              <w:t>thi</w:t>
+            </w:r>
+            <w:proofErr w:type="spellEnd"/>
+            <w:r>
+              <w:rPr>
+                <w:rFonts w:ascii="Arial" w:eastAsia="Times New Roman" w:hAnsi="Arial" w:cs="Arial"/>
+                <w:noProof w:val="0"/>
+                <w:color w:val="000000"/>
+                <w:sz w:val="22"/>
+                <w:lang w:val="en-US"/>
+              </w:rPr>
+              <w:t xml:space="preserve"> (</w:t>
+            </w:r>
+            <w:proofErr w:type="spellStart"/>
+            <w:r>
+              <w:rPr>
+                <w:rFonts w:ascii="Arial" w:eastAsia="Times New Roman" w:hAnsi="Arial" w:cs="Arial"/>
+                <w:noProof w:val="0"/>
+                <w:color w:val="000000"/>
+                <w:sz w:val="22"/>
+                <w:lang w:val="en-US"/>
+              </w:rPr>
+              <w:t>lưu</w:t>
+            </w:r>
+            <w:proofErr w:type="spellEnd"/>
+            <w:r>
+              <w:rPr>
+                <w:rFonts w:ascii="Arial" w:eastAsia="Times New Roman" w:hAnsi="Arial" w:cs="Arial"/>
+                <w:noProof w:val="0"/>
+                <w:color w:val="000000"/>
+                <w:sz w:val="22"/>
+                <w:lang w:val="en-US"/>
+              </w:rPr>
+              <w:t xml:space="preserve"> </w:t>
+            </w:r>
+            <w:proofErr w:type="spellStart"/>
+            <w:r>
+              <w:rPr>
+                <w:rFonts w:ascii="Arial" w:eastAsia="Times New Roman" w:hAnsi="Arial" w:cs="Arial"/>
+                <w:noProof w:val="0"/>
+                <w:color w:val="000000"/>
+                <w:sz w:val="22"/>
+                <w:lang w:val="en-US"/>
+              </w:rPr>
+              <w:t>chuỗi</w:t>
+            </w:r>
+            <w:proofErr w:type="spellEnd"/>
+            <w:r>
+              <w:rPr>
+                <w:rFonts w:ascii="Arial" w:eastAsia="Times New Roman" w:hAnsi="Arial" w:cs="Arial"/>
+                <w:noProof w:val="0"/>
+                <w:color w:val="000000"/>
+                <w:sz w:val="22"/>
+                <w:lang w:val="en-US"/>
+              </w:rPr>
+              <w:t xml:space="preserve"> JSON </w:t>
+            </w:r>
+            <w:proofErr w:type="spellStart"/>
+            <w:r>
+              <w:rPr>
+                <w:rFonts w:ascii="Arial" w:eastAsia="Times New Roman" w:hAnsi="Arial" w:cs="Arial"/>
+                <w:noProof w:val="0"/>
+                <w:color w:val="000000"/>
+                <w:sz w:val="22"/>
+                <w:lang w:val="en-US"/>
+              </w:rPr>
+              <w:t>hoặc</w:t>
+            </w:r>
+            <w:proofErr w:type="spellEnd"/>
+            <w:r>
+              <w:rPr>
+                <w:rFonts w:ascii="Arial" w:eastAsia="Times New Roman" w:hAnsi="Arial" w:cs="Arial"/>
+                <w:noProof w:val="0"/>
+                <w:color w:val="000000"/>
+                <w:sz w:val="22"/>
+                <w:lang w:val="en-US"/>
+              </w:rPr>
+              <w:t xml:space="preserve"> </w:t>
+            </w:r>
+            <w:proofErr w:type="spellStart"/>
+            <w:r>
+              <w:rPr>
+                <w:rFonts w:ascii="Arial" w:eastAsia="Times New Roman" w:hAnsi="Arial" w:cs="Arial"/>
+                <w:noProof w:val="0"/>
+                <w:color w:val="000000"/>
+                <w:sz w:val="22"/>
+                <w:lang w:val="en-US"/>
+              </w:rPr>
+              <w:t>phân</w:t>
+            </w:r>
+            <w:proofErr w:type="spellEnd"/>
+            <w:r>
+              <w:rPr>
+                <w:rFonts w:ascii="Arial" w:eastAsia="Times New Roman" w:hAnsi="Arial" w:cs="Arial"/>
+                <w:noProof w:val="0"/>
+                <w:color w:val="000000"/>
+                <w:sz w:val="22"/>
+                <w:lang w:val="en-US"/>
+              </w:rPr>
+              <w:t xml:space="preserve"> </w:t>
+            </w:r>
+            <w:proofErr w:type="spellStart"/>
+            <w:r>
+              <w:rPr>
+                <w:rFonts w:ascii="Arial" w:eastAsia="Times New Roman" w:hAnsi="Arial" w:cs="Arial"/>
+                <w:noProof w:val="0"/>
+                <w:color w:val="000000"/>
+                <w:sz w:val="22"/>
+                <w:lang w:val="en-US"/>
+              </w:rPr>
+              <w:t>cách</w:t>
+            </w:r>
+            <w:proofErr w:type="spellEnd"/>
+            <w:r>
+              <w:rPr>
+                <w:rFonts w:ascii="Arial" w:eastAsia="Times New Roman" w:hAnsi="Arial" w:cs="Arial"/>
+                <w:noProof w:val="0"/>
+                <w:color w:val="000000"/>
+                <w:sz w:val="22"/>
+                <w:lang w:val="en-US"/>
+              </w:rPr>
+              <w:t xml:space="preserve"> </w:t>
+            </w:r>
+            <w:proofErr w:type="spellStart"/>
+            <w:r>
+              <w:rPr>
+                <w:rFonts w:ascii="Arial" w:eastAsia="Times New Roman" w:hAnsi="Arial" w:cs="Arial"/>
+                <w:noProof w:val="0"/>
+                <w:color w:val="000000"/>
+                <w:sz w:val="22"/>
+                <w:lang w:val="en-US"/>
+              </w:rPr>
+              <w:t>bởi</w:t>
+            </w:r>
+            <w:proofErr w:type="spellEnd"/>
+            <w:r>
+              <w:rPr>
+                <w:rFonts w:ascii="Arial" w:eastAsia="Times New Roman" w:hAnsi="Arial" w:cs="Arial"/>
+                <w:noProof w:val="0"/>
+                <w:color w:val="000000"/>
+                <w:sz w:val="22"/>
+                <w:lang w:val="en-US"/>
+              </w:rPr>
+              <w:t xml:space="preserve"> </w:t>
+            </w:r>
+            <w:proofErr w:type="spellStart"/>
+            <w:r>
+              <w:rPr>
+                <w:rFonts w:ascii="Arial" w:eastAsia="Times New Roman" w:hAnsi="Arial" w:cs="Arial"/>
+                <w:noProof w:val="0"/>
+                <w:color w:val="000000"/>
+                <w:sz w:val="22"/>
+                <w:lang w:val="en-US"/>
+              </w:rPr>
+              <w:t>dấu</w:t>
+            </w:r>
+            <w:proofErr w:type="spellEnd"/>
+            <w:r>
+              <w:rPr>
+                <w:rFonts w:ascii="Arial" w:eastAsia="Times New Roman" w:hAnsi="Arial" w:cs="Arial"/>
+                <w:noProof w:val="0"/>
+                <w:color w:val="000000"/>
+                <w:sz w:val="22"/>
+                <w:lang w:val="en-US"/>
+              </w:rPr>
+              <w:t xml:space="preserve"> </w:t>
+            </w:r>
+            <w:proofErr w:type="spellStart"/>
+            <w:r>
+              <w:rPr>
+                <w:rFonts w:ascii="Arial" w:eastAsia="Times New Roman" w:hAnsi="Arial" w:cs="Arial"/>
+                <w:noProof w:val="0"/>
+                <w:color w:val="000000"/>
+                <w:sz w:val="22"/>
+                <w:lang w:val="en-US"/>
+              </w:rPr>
+              <w:t>phẩy</w:t>
+            </w:r>
+            <w:proofErr w:type="spellEnd"/>
+            <w:r>
+              <w:rPr>
+                <w:rFonts w:ascii="Arial" w:eastAsia="Times New Roman" w:hAnsi="Arial" w:cs="Arial"/>
+                <w:noProof w:val="0"/>
+                <w:color w:val="000000"/>
+                <w:sz w:val="22"/>
+                <w:lang w:val="en-US"/>
+              </w:rPr>
+              <w:t>)</w:t>
             </w:r>
           </w:p>
         </w:tc>
@@ -27240,6 +31007,7 @@
                 <w:lang w:val="en-US"/>
               </w:rPr>
             </w:pPr>
+            <w:proofErr w:type="spellStart"/>
             <w:r>
               <w:rPr>
                 <w:rFonts w:ascii="Arial" w:eastAsia="Times New Roman" w:hAnsi="Arial" w:cs="Arial"/>
@@ -27250,6 +31018,7 @@
               </w:rPr>
               <w:t>ThoiGianBatDau</w:t>
             </w:r>
+            <w:proofErr w:type="spellEnd"/>
           </w:p>
         </w:tc>
         <w:tc>
@@ -27314,16 +31083,128 @@
                 <w:lang w:val="en-US"/>
               </w:rPr>
             </w:pPr>
-            <w:r>
-              <w:rPr>
-                <w:rFonts w:ascii="Arial" w:eastAsia="Times New Roman" w:hAnsi="Arial" w:cs="Arial"/>
-                <w:noProof w:val="0"/>
-                <w:color w:val="000000"/>
-                <w:sz w:val="22"/>
-                <w:lang w:val="en-US"/>
-              </w:rPr>
-              <w:t>Thời gian bắt đầu của ca thi</w:t>
-            </w:r>
+            <w:proofErr w:type="spellStart"/>
+            <w:r>
+              <w:rPr>
+                <w:rFonts w:ascii="Arial" w:eastAsia="Times New Roman" w:hAnsi="Arial" w:cs="Arial"/>
+                <w:noProof w:val="0"/>
+                <w:color w:val="000000"/>
+                <w:sz w:val="22"/>
+                <w:lang w:val="en-US"/>
+              </w:rPr>
+              <w:t>Thời</w:t>
+            </w:r>
+            <w:proofErr w:type="spellEnd"/>
+            <w:r>
+              <w:rPr>
+                <w:rFonts w:ascii="Arial" w:eastAsia="Times New Roman" w:hAnsi="Arial" w:cs="Arial"/>
+                <w:noProof w:val="0"/>
+                <w:color w:val="000000"/>
+                <w:sz w:val="22"/>
+                <w:lang w:val="en-US"/>
+              </w:rPr>
+              <w:t xml:space="preserve"> </w:t>
+            </w:r>
+            <w:proofErr w:type="spellStart"/>
+            <w:r>
+              <w:rPr>
+                <w:rFonts w:ascii="Arial" w:eastAsia="Times New Roman" w:hAnsi="Arial" w:cs="Arial"/>
+                <w:noProof w:val="0"/>
+                <w:color w:val="000000"/>
+                <w:sz w:val="22"/>
+                <w:lang w:val="en-US"/>
+              </w:rPr>
+              <w:t>gian</w:t>
+            </w:r>
+            <w:proofErr w:type="spellEnd"/>
+            <w:r>
+              <w:rPr>
+                <w:rFonts w:ascii="Arial" w:eastAsia="Times New Roman" w:hAnsi="Arial" w:cs="Arial"/>
+                <w:noProof w:val="0"/>
+                <w:color w:val="000000"/>
+                <w:sz w:val="22"/>
+                <w:lang w:val="en-US"/>
+              </w:rPr>
+              <w:t xml:space="preserve"> </w:t>
+            </w:r>
+            <w:proofErr w:type="spellStart"/>
+            <w:r>
+              <w:rPr>
+                <w:rFonts w:ascii="Arial" w:eastAsia="Times New Roman" w:hAnsi="Arial" w:cs="Arial"/>
+                <w:noProof w:val="0"/>
+                <w:color w:val="000000"/>
+                <w:sz w:val="22"/>
+                <w:lang w:val="en-US"/>
+              </w:rPr>
+              <w:t>bắt</w:t>
+            </w:r>
+            <w:proofErr w:type="spellEnd"/>
+            <w:r>
+              <w:rPr>
+                <w:rFonts w:ascii="Arial" w:eastAsia="Times New Roman" w:hAnsi="Arial" w:cs="Arial"/>
+                <w:noProof w:val="0"/>
+                <w:color w:val="000000"/>
+                <w:sz w:val="22"/>
+                <w:lang w:val="en-US"/>
+              </w:rPr>
+              <w:t xml:space="preserve"> </w:t>
+            </w:r>
+            <w:proofErr w:type="spellStart"/>
+            <w:r>
+              <w:rPr>
+                <w:rFonts w:ascii="Arial" w:eastAsia="Times New Roman" w:hAnsi="Arial" w:cs="Arial"/>
+                <w:noProof w:val="0"/>
+                <w:color w:val="000000"/>
+                <w:sz w:val="22"/>
+                <w:lang w:val="en-US"/>
+              </w:rPr>
+              <w:t>đầu</w:t>
+            </w:r>
+            <w:proofErr w:type="spellEnd"/>
+            <w:r>
+              <w:rPr>
+                <w:rFonts w:ascii="Arial" w:eastAsia="Times New Roman" w:hAnsi="Arial" w:cs="Arial"/>
+                <w:noProof w:val="0"/>
+                <w:color w:val="000000"/>
+                <w:sz w:val="22"/>
+                <w:lang w:val="en-US"/>
+              </w:rPr>
+              <w:t xml:space="preserve"> </w:t>
+            </w:r>
+            <w:proofErr w:type="spellStart"/>
+            <w:r>
+              <w:rPr>
+                <w:rFonts w:ascii="Arial" w:eastAsia="Times New Roman" w:hAnsi="Arial" w:cs="Arial"/>
+                <w:noProof w:val="0"/>
+                <w:color w:val="000000"/>
+                <w:sz w:val="22"/>
+                <w:lang w:val="en-US"/>
+              </w:rPr>
+              <w:t>của</w:t>
+            </w:r>
+            <w:proofErr w:type="spellEnd"/>
+            <w:r>
+              <w:rPr>
+                <w:rFonts w:ascii="Arial" w:eastAsia="Times New Roman" w:hAnsi="Arial" w:cs="Arial"/>
+                <w:noProof w:val="0"/>
+                <w:color w:val="000000"/>
+                <w:sz w:val="22"/>
+                <w:lang w:val="en-US"/>
+              </w:rPr>
+              <w:t xml:space="preserve"> ca </w:t>
+            </w:r>
+            <w:proofErr w:type="spellStart"/>
+            <w:r>
+              <w:rPr>
+                <w:rFonts w:ascii="Arial" w:eastAsia="Times New Roman" w:hAnsi="Arial" w:cs="Arial"/>
+                <w:noProof w:val="0"/>
+                <w:color w:val="000000"/>
+                <w:sz w:val="22"/>
+                <w:lang w:val="en-US"/>
+              </w:rPr>
+              <w:t>thi</w:t>
+            </w:r>
+            <w:proofErr w:type="spellEnd"/>
           </w:p>
         </w:tc>
       </w:tr>
@@ -27382,6 +31263,7 @@
                 <w:lang w:val="en-US"/>
               </w:rPr>
             </w:pPr>
+            <w:proofErr w:type="spellStart"/>
             <w:r>
               <w:rPr>
                 <w:rFonts w:ascii="Arial" w:eastAsia="Times New Roman" w:hAnsi="Arial" w:cs="Arial"/>
@@ -27392,6 +31274,7 @@
               </w:rPr>
               <w:t>ThoiGianKetThuc</w:t>
             </w:r>
+            <w:proofErr w:type="spellEnd"/>
           </w:p>
         </w:tc>
         <w:tc>
@@ -27456,16 +31339,128 @@
                 <w:lang w:val="en-US"/>
               </w:rPr>
             </w:pPr>
-            <w:r>
-              <w:rPr>
-                <w:rFonts w:ascii="Arial" w:eastAsia="Times New Roman" w:hAnsi="Arial" w:cs="Arial"/>
-                <w:noProof w:val="0"/>
-                <w:color w:val="000000"/>
-                <w:sz w:val="22"/>
-                <w:lang w:val="en-US"/>
-              </w:rPr>
-              <w:t>Thời gian kết thúc của ca thi</w:t>
-            </w:r>
+            <w:proofErr w:type="spellStart"/>
+            <w:r>
+              <w:rPr>
+                <w:rFonts w:ascii="Arial" w:eastAsia="Times New Roman" w:hAnsi="Arial" w:cs="Arial"/>
+                <w:noProof w:val="0"/>
+                <w:color w:val="000000"/>
+                <w:sz w:val="22"/>
+                <w:lang w:val="en-US"/>
+              </w:rPr>
+              <w:t>Thời</w:t>
+            </w:r>
+            <w:proofErr w:type="spellEnd"/>
+            <w:r>
+              <w:rPr>
+                <w:rFonts w:ascii="Arial" w:eastAsia="Times New Roman" w:hAnsi="Arial" w:cs="Arial"/>
+                <w:noProof w:val="0"/>
+                <w:color w:val="000000"/>
+                <w:sz w:val="22"/>
+                <w:lang w:val="en-US"/>
+              </w:rPr>
+              <w:t xml:space="preserve"> </w:t>
+            </w:r>
+            <w:proofErr w:type="spellStart"/>
+            <w:r>
+              <w:rPr>
+                <w:rFonts w:ascii="Arial" w:eastAsia="Times New Roman" w:hAnsi="Arial" w:cs="Arial"/>
+                <w:noProof w:val="0"/>
+                <w:color w:val="000000"/>
+                <w:sz w:val="22"/>
+                <w:lang w:val="en-US"/>
+              </w:rPr>
+              <w:t>gian</w:t>
+            </w:r>
+            <w:proofErr w:type="spellEnd"/>
+            <w:r>
+              <w:rPr>
+                <w:rFonts w:ascii="Arial" w:eastAsia="Times New Roman" w:hAnsi="Arial" w:cs="Arial"/>
+                <w:noProof w:val="0"/>
+                <w:color w:val="000000"/>
+                <w:sz w:val="22"/>
+                <w:lang w:val="en-US"/>
+              </w:rPr>
+              <w:t xml:space="preserve"> </w:t>
+            </w:r>
+            <w:proofErr w:type="spellStart"/>
+            <w:r>
+              <w:rPr>
+                <w:rFonts w:ascii="Arial" w:eastAsia="Times New Roman" w:hAnsi="Arial" w:cs="Arial"/>
+                <w:noProof w:val="0"/>
+                <w:color w:val="000000"/>
+                <w:sz w:val="22"/>
+                <w:lang w:val="en-US"/>
+              </w:rPr>
+              <w:t>kết</w:t>
+            </w:r>
+            <w:proofErr w:type="spellEnd"/>
+            <w:r>
+              <w:rPr>
+                <w:rFonts w:ascii="Arial" w:eastAsia="Times New Roman" w:hAnsi="Arial" w:cs="Arial"/>
+                <w:noProof w:val="0"/>
+                <w:color w:val="000000"/>
+                <w:sz w:val="22"/>
+                <w:lang w:val="en-US"/>
+              </w:rPr>
+              <w:t xml:space="preserve"> </w:t>
+            </w:r>
+            <w:proofErr w:type="spellStart"/>
+            <w:r>
+              <w:rPr>
+                <w:rFonts w:ascii="Arial" w:eastAsia="Times New Roman" w:hAnsi="Arial" w:cs="Arial"/>
+                <w:noProof w:val="0"/>
+                <w:color w:val="000000"/>
+                <w:sz w:val="22"/>
+                <w:lang w:val="en-US"/>
+              </w:rPr>
+              <w:t>thúc</w:t>
+            </w:r>
+            <w:proofErr w:type="spellEnd"/>
+            <w:r>
+              <w:rPr>
+                <w:rFonts w:ascii="Arial" w:eastAsia="Times New Roman" w:hAnsi="Arial" w:cs="Arial"/>
+                <w:noProof w:val="0"/>
+                <w:color w:val="000000"/>
+                <w:sz w:val="22"/>
+                <w:lang w:val="en-US"/>
+              </w:rPr>
+              <w:t xml:space="preserve"> </w:t>
+            </w:r>
+            <w:proofErr w:type="spellStart"/>
+            <w:r>
+              <w:rPr>
+                <w:rFonts w:ascii="Arial" w:eastAsia="Times New Roman" w:hAnsi="Arial" w:cs="Arial"/>
+                <w:noProof w:val="0"/>
+                <w:color w:val="000000"/>
+                <w:sz w:val="22"/>
+                <w:lang w:val="en-US"/>
+              </w:rPr>
+              <w:t>của</w:t>
+            </w:r>
+            <w:proofErr w:type="spellEnd"/>
+            <w:r>
+              <w:rPr>
+                <w:rFonts w:ascii="Arial" w:eastAsia="Times New Roman" w:hAnsi="Arial" w:cs="Arial"/>
+                <w:noProof w:val="0"/>
+                <w:color w:val="000000"/>
+                <w:sz w:val="22"/>
+                <w:lang w:val="en-US"/>
+              </w:rPr>
+              <w:t xml:space="preserve"> ca </w:t>
+            </w:r>
+            <w:proofErr w:type="spellStart"/>
+            <w:r>
+              <w:rPr>
+                <w:rFonts w:ascii="Arial" w:eastAsia="Times New Roman" w:hAnsi="Arial" w:cs="Arial"/>
+                <w:noProof w:val="0"/>
+                <w:color w:val="000000"/>
+                <w:sz w:val="22"/>
+                <w:lang w:val="en-US"/>
+              </w:rPr>
+              <w:t>thi</w:t>
+            </w:r>
+            <w:proofErr w:type="spellEnd"/>
           </w:p>
         </w:tc>
       </w:tr>
@@ -27500,6 +31495,7 @@
                 <w:lang w:val="en-US"/>
               </w:rPr>
             </w:pPr>
+            <w:proofErr w:type="spellStart"/>
             <w:r>
               <w:rPr>
                 <w:rFonts w:ascii="Arial" w:eastAsia="Times New Roman" w:hAnsi="Arial" w:cs="Arial"/>
@@ -27510,6 +31506,7 @@
               </w:rPr>
               <w:t>DeThi</w:t>
             </w:r>
+            <w:proofErr w:type="spellEnd"/>
           </w:p>
         </w:tc>
         <w:tc>
@@ -27537,6 +31534,7 @@
                 <w:lang w:val="en-US"/>
               </w:rPr>
             </w:pPr>
+            <w:proofErr w:type="spellStart"/>
             <w:r>
               <w:rPr>
                 <w:rFonts w:ascii="Arial" w:eastAsia="Times New Roman" w:hAnsi="Arial" w:cs="Arial"/>
@@ -27547,6 +31545,7 @@
               </w:rPr>
               <w:t>MaDeThi</w:t>
             </w:r>
+            <w:proofErr w:type="spellEnd"/>
           </w:p>
         </w:tc>
         <w:tc>
@@ -27611,16 +31610,106 @@
                 <w:lang w:val="en-US"/>
               </w:rPr>
             </w:pPr>
-            <w:r>
-              <w:rPr>
-                <w:rFonts w:ascii="Arial" w:eastAsia="Times New Roman" w:hAnsi="Arial" w:cs="Arial"/>
-                <w:noProof w:val="0"/>
-                <w:color w:val="000000"/>
-                <w:sz w:val="22"/>
-                <w:lang w:val="en-US"/>
-              </w:rPr>
-              <w:t>Mã định danh của đề thi</w:t>
-            </w:r>
+            <w:proofErr w:type="spellStart"/>
+            <w:r>
+              <w:rPr>
+                <w:rFonts w:ascii="Arial" w:eastAsia="Times New Roman" w:hAnsi="Arial" w:cs="Arial"/>
+                <w:noProof w:val="0"/>
+                <w:color w:val="000000"/>
+                <w:sz w:val="22"/>
+                <w:lang w:val="en-US"/>
+              </w:rPr>
+              <w:t>Mã</w:t>
+            </w:r>
+            <w:proofErr w:type="spellEnd"/>
+            <w:r>
+              <w:rPr>
+                <w:rFonts w:ascii="Arial" w:eastAsia="Times New Roman" w:hAnsi="Arial" w:cs="Arial"/>
+                <w:noProof w:val="0"/>
+                <w:color w:val="000000"/>
+                <w:sz w:val="22"/>
+                <w:lang w:val="en-US"/>
+              </w:rPr>
+              <w:t xml:space="preserve"> định </w:t>
+            </w:r>
+            <w:proofErr w:type="spellStart"/>
+            <w:r>
+              <w:rPr>
+                <w:rFonts w:ascii="Arial" w:eastAsia="Times New Roman" w:hAnsi="Arial" w:cs="Arial"/>
+                <w:noProof w:val="0"/>
+                <w:color w:val="000000"/>
+                <w:sz w:val="22"/>
+                <w:lang w:val="en-US"/>
+              </w:rPr>
+              <w:t>danh</w:t>
+            </w:r>
+            <w:proofErr w:type="spellEnd"/>
+            <w:r>
+              <w:rPr>
+                <w:rFonts w:ascii="Arial" w:eastAsia="Times New Roman" w:hAnsi="Arial" w:cs="Arial"/>
+                <w:noProof w:val="0"/>
+                <w:color w:val="000000"/>
+                <w:sz w:val="22"/>
+                <w:lang w:val="en-US"/>
+              </w:rPr>
+              <w:t xml:space="preserve"> </w:t>
+            </w:r>
+            <w:proofErr w:type="spellStart"/>
+            <w:r>
+              <w:rPr>
+                <w:rFonts w:ascii="Arial" w:eastAsia="Times New Roman" w:hAnsi="Arial" w:cs="Arial"/>
+                <w:noProof w:val="0"/>
+                <w:color w:val="000000"/>
+                <w:sz w:val="22"/>
+                <w:lang w:val="en-US"/>
+              </w:rPr>
+              <w:t>của</w:t>
+            </w:r>
+            <w:proofErr w:type="spellEnd"/>
+            <w:r>
+              <w:rPr>
+                <w:rFonts w:ascii="Arial" w:eastAsia="Times New Roman" w:hAnsi="Arial" w:cs="Arial"/>
+                <w:noProof w:val="0"/>
+                <w:color w:val="000000"/>
+                <w:sz w:val="22"/>
+                <w:lang w:val="en-US"/>
+              </w:rPr>
+              <w:t xml:space="preserve"> </w:t>
+            </w:r>
+            <w:proofErr w:type="spellStart"/>
+            <w:r>
+              <w:rPr>
+                <w:rFonts w:ascii="Arial" w:eastAsia="Times New Roman" w:hAnsi="Arial" w:cs="Arial"/>
+                <w:noProof w:val="0"/>
+                <w:color w:val="000000"/>
+                <w:sz w:val="22"/>
+                <w:lang w:val="en-US"/>
+              </w:rPr>
+              <w:t>đề</w:t>
+            </w:r>
+            <w:proofErr w:type="spellEnd"/>
+            <w:r>
+              <w:rPr>
+                <w:rFonts w:ascii="Arial" w:eastAsia="Times New Roman" w:hAnsi="Arial" w:cs="Arial"/>
+                <w:noProof w:val="0"/>
+                <w:color w:val="000000"/>
+                <w:sz w:val="22"/>
+                <w:lang w:val="en-US"/>
+              </w:rPr>
+              <w:t xml:space="preserve"> </w:t>
+            </w:r>
+            <w:proofErr w:type="spellStart"/>
+            <w:r>
+              <w:rPr>
+                <w:rFonts w:ascii="Arial" w:eastAsia="Times New Roman" w:hAnsi="Arial" w:cs="Arial"/>
+                <w:noProof w:val="0"/>
+                <w:color w:val="000000"/>
+                <w:sz w:val="22"/>
+                <w:lang w:val="en-US"/>
+              </w:rPr>
+              <w:t>thi</w:t>
+            </w:r>
+            <w:proofErr w:type="spellEnd"/>
           </w:p>
         </w:tc>
       </w:tr>
@@ -27679,6 +31768,7 @@
                 <w:lang w:val="en-US"/>
               </w:rPr>
             </w:pPr>
+            <w:proofErr w:type="spellStart"/>
             <w:r>
               <w:rPr>
                 <w:rFonts w:ascii="Arial" w:eastAsia="Times New Roman" w:hAnsi="Arial" w:cs="Arial"/>
@@ -27689,6 +31779,7 @@
               </w:rPr>
               <w:t>TenDeThi</w:t>
             </w:r>
+            <w:proofErr w:type="spellEnd"/>
           </w:p>
         </w:tc>
         <w:tc>
@@ -27753,16 +31844,84 @@
                 <w:lang w:val="en-US"/>
               </w:rPr>
             </w:pPr>
-            <w:r>
-              <w:rPr>
-                <w:rFonts w:ascii="Arial" w:eastAsia="Times New Roman" w:hAnsi="Arial" w:cs="Arial"/>
-                <w:noProof w:val="0"/>
-                <w:color w:val="000000"/>
-                <w:sz w:val="22"/>
-                <w:lang w:val="en-US"/>
-              </w:rPr>
-              <w:t>Tên của đề thi</w:t>
-            </w:r>
+            <w:proofErr w:type="spellStart"/>
+            <w:r>
+              <w:rPr>
+                <w:rFonts w:ascii="Arial" w:eastAsia="Times New Roman" w:hAnsi="Arial" w:cs="Arial"/>
+                <w:noProof w:val="0"/>
+                <w:color w:val="000000"/>
+                <w:sz w:val="22"/>
+                <w:lang w:val="en-US"/>
+              </w:rPr>
+              <w:t>Tên</w:t>
+            </w:r>
+            <w:proofErr w:type="spellEnd"/>
+            <w:r>
+              <w:rPr>
+                <w:rFonts w:ascii="Arial" w:eastAsia="Times New Roman" w:hAnsi="Arial" w:cs="Arial"/>
+                <w:noProof w:val="0"/>
+                <w:color w:val="000000"/>
+                <w:sz w:val="22"/>
+                <w:lang w:val="en-US"/>
+              </w:rPr>
+              <w:t xml:space="preserve"> </w:t>
+            </w:r>
+            <w:proofErr w:type="spellStart"/>
+            <w:r>
+              <w:rPr>
+                <w:rFonts w:ascii="Arial" w:eastAsia="Times New Roman" w:hAnsi="Arial" w:cs="Arial"/>
+                <w:noProof w:val="0"/>
+                <w:color w:val="000000"/>
+                <w:sz w:val="22"/>
+                <w:lang w:val="en-US"/>
+              </w:rPr>
+              <w:t>của</w:t>
+            </w:r>
+            <w:proofErr w:type="spellEnd"/>
+            <w:r>
+              <w:rPr>
+                <w:rFonts w:ascii="Arial" w:eastAsia="Times New Roman" w:hAnsi="Arial" w:cs="Arial"/>
+                <w:noProof w:val="0"/>
+                <w:color w:val="000000"/>
+                <w:sz w:val="22"/>
+                <w:lang w:val="en-US"/>
+              </w:rPr>
+              <w:t xml:space="preserve"> </w:t>
+            </w:r>
+            <w:proofErr w:type="spellStart"/>
+            <w:r>
+              <w:rPr>
+                <w:rFonts w:ascii="Arial" w:eastAsia="Times New Roman" w:hAnsi="Arial" w:cs="Arial"/>
+                <w:noProof w:val="0"/>
+                <w:color w:val="000000"/>
+                <w:sz w:val="22"/>
+                <w:lang w:val="en-US"/>
+              </w:rPr>
+              <w:t>đề</w:t>
+            </w:r>
+            <w:proofErr w:type="spellEnd"/>
+            <w:r>
+              <w:rPr>
+                <w:rFonts w:ascii="Arial" w:eastAsia="Times New Roman" w:hAnsi="Arial" w:cs="Arial"/>
+                <w:noProof w:val="0"/>
+                <w:color w:val="000000"/>
+                <w:sz w:val="22"/>
+                <w:lang w:val="en-US"/>
+              </w:rPr>
+              <w:t xml:space="preserve"> </w:t>
+            </w:r>
+            <w:proofErr w:type="spellStart"/>
+            <w:r>
+              <w:rPr>
+                <w:rFonts w:ascii="Arial" w:eastAsia="Times New Roman" w:hAnsi="Arial" w:cs="Arial"/>
+                <w:noProof w:val="0"/>
+                <w:color w:val="000000"/>
+                <w:sz w:val="22"/>
+                <w:lang w:val="en-US"/>
+              </w:rPr>
+              <w:t>thi</w:t>
+            </w:r>
+            <w:proofErr w:type="spellEnd"/>
           </w:p>
         </w:tc>
       </w:tr>
@@ -27821,6 +31980,7 @@
                 <w:lang w:val="en-US"/>
               </w:rPr>
             </w:pPr>
+            <w:proofErr w:type="spellStart"/>
             <w:r>
               <w:rPr>
                 <w:rFonts w:ascii="Arial" w:eastAsia="Times New Roman" w:hAnsi="Arial" w:cs="Arial"/>
@@ -27831,6 +31991,7 @@
               </w:rPr>
               <w:t>MonHoc</w:t>
             </w:r>
+            <w:proofErr w:type="spellEnd"/>
           </w:p>
         </w:tc>
         <w:tc>
@@ -27903,8 +32064,130 @@
                 <w:sz w:val="22"/>
                 <w:lang w:val="en-US"/>
               </w:rPr>
-              <w:t>Môn học mà đề thi thuộc về</w:t>
-            </w:r>
+              <w:t xml:space="preserve">Môn </w:t>
+            </w:r>
+            <w:proofErr w:type="spellStart"/>
+            <w:r>
+              <w:rPr>
+                <w:rFonts w:ascii="Arial" w:eastAsia="Times New Roman" w:hAnsi="Arial" w:cs="Arial"/>
+                <w:noProof w:val="0"/>
+                <w:color w:val="000000"/>
+                <w:sz w:val="22"/>
+                <w:lang w:val="en-US"/>
+              </w:rPr>
+              <w:t>học</w:t>
+            </w:r>
+            <w:proofErr w:type="spellEnd"/>
+            <w:r>
+              <w:rPr>
+                <w:rFonts w:ascii="Arial" w:eastAsia="Times New Roman" w:hAnsi="Arial" w:cs="Arial"/>
+                <w:noProof w:val="0"/>
+                <w:color w:val="000000"/>
+                <w:sz w:val="22"/>
+                <w:lang w:val="en-US"/>
+              </w:rPr>
+              <w:t xml:space="preserve"> </w:t>
+            </w:r>
+            <w:proofErr w:type="spellStart"/>
+            <w:r>
+              <w:rPr>
+                <w:rFonts w:ascii="Arial" w:eastAsia="Times New Roman" w:hAnsi="Arial" w:cs="Arial"/>
+                <w:noProof w:val="0"/>
+                <w:color w:val="000000"/>
+                <w:sz w:val="22"/>
+                <w:lang w:val="en-US"/>
+              </w:rPr>
+              <w:t>mà</w:t>
+            </w:r>
+            <w:proofErr w:type="spellEnd"/>
+            <w:r>
+              <w:rPr>
+                <w:rFonts w:ascii="Arial" w:eastAsia="Times New Roman" w:hAnsi="Arial" w:cs="Arial"/>
+                <w:noProof w:val="0"/>
+                <w:color w:val="000000"/>
+                <w:sz w:val="22"/>
+                <w:lang w:val="en-US"/>
+              </w:rPr>
+              <w:t xml:space="preserve"> </w:t>
+            </w:r>
+            <w:proofErr w:type="spellStart"/>
+            <w:r>
+              <w:rPr>
+                <w:rFonts w:ascii="Arial" w:eastAsia="Times New Roman" w:hAnsi="Arial" w:cs="Arial"/>
+                <w:noProof w:val="0"/>
+                <w:color w:val="000000"/>
+                <w:sz w:val="22"/>
+                <w:lang w:val="en-US"/>
+              </w:rPr>
+              <w:t>đề</w:t>
+            </w:r>
+            <w:proofErr w:type="spellEnd"/>
+            <w:r>
+              <w:rPr>
+                <w:rFonts w:ascii="Arial" w:eastAsia="Times New Roman" w:hAnsi="Arial" w:cs="Arial"/>
+                <w:noProof w:val="0"/>
+                <w:color w:val="000000"/>
+                <w:sz w:val="22"/>
+                <w:lang w:val="en-US"/>
+              </w:rPr>
+              <w:t xml:space="preserve"> </w:t>
+            </w:r>
+            <w:proofErr w:type="spellStart"/>
+            <w:r>
+              <w:rPr>
+                <w:rFonts w:ascii="Arial" w:eastAsia="Times New Roman" w:hAnsi="Arial" w:cs="Arial"/>
+                <w:noProof w:val="0"/>
+                <w:color w:val="000000"/>
+                <w:sz w:val="22"/>
+                <w:lang w:val="en-US"/>
+              </w:rPr>
+              <w:t>thi</w:t>
+            </w:r>
+            <w:proofErr w:type="spellEnd"/>
+            <w:r>
+              <w:rPr>
+                <w:rFonts w:ascii="Arial" w:eastAsia="Times New Roman" w:hAnsi="Arial" w:cs="Arial"/>
+                <w:noProof w:val="0"/>
+                <w:color w:val="000000"/>
+                <w:sz w:val="22"/>
+                <w:lang w:val="en-US"/>
+              </w:rPr>
+              <w:t xml:space="preserve"> </w:t>
+            </w:r>
+            <w:proofErr w:type="spellStart"/>
+            <w:r>
+              <w:rPr>
+                <w:rFonts w:ascii="Arial" w:eastAsia="Times New Roman" w:hAnsi="Arial" w:cs="Arial"/>
+                <w:noProof w:val="0"/>
+                <w:color w:val="000000"/>
+                <w:sz w:val="22"/>
+                <w:lang w:val="en-US"/>
+              </w:rPr>
+              <w:t>thuộc</w:t>
+            </w:r>
+            <w:proofErr w:type="spellEnd"/>
+            <w:r>
+              <w:rPr>
+                <w:rFonts w:ascii="Arial" w:eastAsia="Times New Roman" w:hAnsi="Arial" w:cs="Arial"/>
+                <w:noProof w:val="0"/>
+                <w:color w:val="000000"/>
+                <w:sz w:val="22"/>
+                <w:lang w:val="en-US"/>
+              </w:rPr>
+              <w:t xml:space="preserve"> </w:t>
+            </w:r>
+            <w:proofErr w:type="spellStart"/>
+            <w:r>
+              <w:rPr>
+                <w:rFonts w:ascii="Arial" w:eastAsia="Times New Roman" w:hAnsi="Arial" w:cs="Arial"/>
+                <w:noProof w:val="0"/>
+                <w:color w:val="000000"/>
+                <w:sz w:val="22"/>
+                <w:lang w:val="en-US"/>
+              </w:rPr>
+              <w:t>về</w:t>
+            </w:r>
+            <w:proofErr w:type="spellEnd"/>
           </w:p>
         </w:tc>
       </w:tr>
@@ -27963,6 +32246,7 @@
                 <w:lang w:val="en-US"/>
               </w:rPr>
             </w:pPr>
+            <w:proofErr w:type="spellStart"/>
             <w:r>
               <w:rPr>
                 <w:rFonts w:ascii="Arial" w:eastAsia="Times New Roman" w:hAnsi="Arial" w:cs="Arial"/>
@@ -27973,6 +32257,7 @@
               </w:rPr>
               <w:t>SoLuongCauHoi</w:t>
             </w:r>
+            <w:proofErr w:type="spellEnd"/>
           </w:p>
         </w:tc>
         <w:tc>
@@ -28037,16 +32322,150 @@
                 <w:lang w:val="en-US"/>
               </w:rPr>
             </w:pPr>
-            <w:r>
-              <w:rPr>
-                <w:rFonts w:ascii="Arial" w:eastAsia="Times New Roman" w:hAnsi="Arial" w:cs="Arial"/>
-                <w:noProof w:val="0"/>
-                <w:color w:val="000000"/>
-                <w:sz w:val="22"/>
-                <w:lang w:val="en-US"/>
-              </w:rPr>
-              <w:t>Số lượng câu hỏi trong đề thi</w:t>
-            </w:r>
+            <w:proofErr w:type="spellStart"/>
+            <w:r>
+              <w:rPr>
+                <w:rFonts w:ascii="Arial" w:eastAsia="Times New Roman" w:hAnsi="Arial" w:cs="Arial"/>
+                <w:noProof w:val="0"/>
+                <w:color w:val="000000"/>
+                <w:sz w:val="22"/>
+                <w:lang w:val="en-US"/>
+              </w:rPr>
+              <w:t>Số</w:t>
+            </w:r>
+            <w:proofErr w:type="spellEnd"/>
+            <w:r>
+              <w:rPr>
+                <w:rFonts w:ascii="Arial" w:eastAsia="Times New Roman" w:hAnsi="Arial" w:cs="Arial"/>
+                <w:noProof w:val="0"/>
+                <w:color w:val="000000"/>
+                <w:sz w:val="22"/>
+                <w:lang w:val="en-US"/>
+              </w:rPr>
+              <w:t xml:space="preserve"> </w:t>
+            </w:r>
+            <w:proofErr w:type="spellStart"/>
+            <w:r>
+              <w:rPr>
+                <w:rFonts w:ascii="Arial" w:eastAsia="Times New Roman" w:hAnsi="Arial" w:cs="Arial"/>
+                <w:noProof w:val="0"/>
+                <w:color w:val="000000"/>
+                <w:sz w:val="22"/>
+                <w:lang w:val="en-US"/>
+              </w:rPr>
+              <w:t>lượng</w:t>
+            </w:r>
+            <w:proofErr w:type="spellEnd"/>
+            <w:r>
+              <w:rPr>
+                <w:rFonts w:ascii="Arial" w:eastAsia="Times New Roman" w:hAnsi="Arial" w:cs="Arial"/>
+                <w:noProof w:val="0"/>
+                <w:color w:val="000000"/>
+                <w:sz w:val="22"/>
+                <w:lang w:val="en-US"/>
+              </w:rPr>
+              <w:t xml:space="preserve"> </w:t>
+            </w:r>
+            <w:proofErr w:type="spellStart"/>
+            <w:r>
+              <w:rPr>
+                <w:rFonts w:ascii="Arial" w:eastAsia="Times New Roman" w:hAnsi="Arial" w:cs="Arial"/>
+                <w:noProof w:val="0"/>
+                <w:color w:val="000000"/>
+                <w:sz w:val="22"/>
+                <w:lang w:val="en-US"/>
+              </w:rPr>
+              <w:t>câu</w:t>
+            </w:r>
+            <w:proofErr w:type="spellEnd"/>
+            <w:r>
+              <w:rPr>
+                <w:rFonts w:ascii="Arial" w:eastAsia="Times New Roman" w:hAnsi="Arial" w:cs="Arial"/>
+                <w:noProof w:val="0"/>
+                <w:color w:val="000000"/>
+                <w:sz w:val="22"/>
+                <w:lang w:val="en-US"/>
+              </w:rPr>
+              <w:t xml:space="preserve"> </w:t>
+            </w:r>
+            <w:proofErr w:type="spellStart"/>
+            <w:r>
+              <w:rPr>
+                <w:rFonts w:ascii="Arial" w:eastAsia="Times New Roman" w:hAnsi="Arial" w:cs="Arial"/>
+                <w:noProof w:val="0"/>
+                <w:color w:val="000000"/>
+                <w:sz w:val="22"/>
+                <w:lang w:val="en-US"/>
+              </w:rPr>
+              <w:t>hỏi</w:t>
+            </w:r>
+            <w:proofErr w:type="spellEnd"/>
+            <w:r>
+              <w:rPr>
+                <w:rFonts w:ascii="Arial" w:eastAsia="Times New Roman" w:hAnsi="Arial" w:cs="Arial"/>
+                <w:noProof w:val="0"/>
+                <w:color w:val="000000"/>
+                <w:sz w:val="22"/>
+                <w:lang w:val="en-US"/>
+              </w:rPr>
+              <w:t xml:space="preserve"> </w:t>
+            </w:r>
+            <w:proofErr w:type="spellStart"/>
+            <w:r>
+              <w:rPr>
+                <w:rFonts w:ascii="Arial" w:eastAsia="Times New Roman" w:hAnsi="Arial" w:cs="Arial"/>
+                <w:noProof w:val="0"/>
+                <w:color w:val="000000"/>
+                <w:sz w:val="22"/>
+                <w:lang w:val="en-US"/>
+              </w:rPr>
+              <w:t>trong</w:t>
+            </w:r>
+            <w:proofErr w:type="spellEnd"/>
+            <w:r>
+              <w:rPr>
+                <w:rFonts w:ascii="Arial" w:eastAsia="Times New Roman" w:hAnsi="Arial" w:cs="Arial"/>
+                <w:noProof w:val="0"/>
+                <w:color w:val="000000"/>
+                <w:sz w:val="22"/>
+                <w:lang w:val="en-US"/>
+              </w:rPr>
+              <w:t xml:space="preserve"> </w:t>
+            </w:r>
+            <w:proofErr w:type="spellStart"/>
+            <w:r>
+              <w:rPr>
+                <w:rFonts w:ascii="Arial" w:eastAsia="Times New Roman" w:hAnsi="Arial" w:cs="Arial"/>
+                <w:noProof w:val="0"/>
+                <w:color w:val="000000"/>
+                <w:sz w:val="22"/>
+                <w:lang w:val="en-US"/>
+              </w:rPr>
+              <w:t>đề</w:t>
+            </w:r>
+            <w:proofErr w:type="spellEnd"/>
+            <w:r>
+              <w:rPr>
+                <w:rFonts w:ascii="Arial" w:eastAsia="Times New Roman" w:hAnsi="Arial" w:cs="Arial"/>
+                <w:noProof w:val="0"/>
+                <w:color w:val="000000"/>
+                <w:sz w:val="22"/>
+                <w:lang w:val="en-US"/>
+              </w:rPr>
+              <w:t xml:space="preserve"> </w:t>
+            </w:r>
+            <w:proofErr w:type="spellStart"/>
+            <w:r>
+              <w:rPr>
+                <w:rFonts w:ascii="Arial" w:eastAsia="Times New Roman" w:hAnsi="Arial" w:cs="Arial"/>
+                <w:noProof w:val="0"/>
+                <w:color w:val="000000"/>
+                <w:sz w:val="22"/>
+                <w:lang w:val="en-US"/>
+              </w:rPr>
+              <w:t>thi</w:t>
+            </w:r>
+            <w:proofErr w:type="spellEnd"/>
           </w:p>
         </w:tc>
       </w:tr>
@@ -28105,6 +32524,7 @@
                 <w:lang w:val="en-US"/>
               </w:rPr>
             </w:pPr>
+            <w:proofErr w:type="spellStart"/>
             <w:r>
               <w:rPr>
                 <w:rFonts w:ascii="Arial" w:eastAsia="Times New Roman" w:hAnsi="Arial" w:cs="Arial"/>
@@ -28115,6 +32535,7 @@
               </w:rPr>
               <w:t>TiLeKho</w:t>
             </w:r>
+            <w:proofErr w:type="spellEnd"/>
           </w:p>
         </w:tc>
         <w:tc>
@@ -28179,15 +32600,203 @@
                 <w:lang w:val="en-US"/>
               </w:rPr>
             </w:pPr>
-            <w:r>
-              <w:rPr>
-                <w:rFonts w:ascii="Arial" w:eastAsia="Times New Roman" w:hAnsi="Arial" w:cs="Arial"/>
-                <w:noProof w:val="0"/>
-                <w:color w:val="000000"/>
-                <w:sz w:val="22"/>
-                <w:lang w:val="en-US"/>
-              </w:rPr>
-              <w:t>Tỷ lệ câu hỏi khó trong đề thi (theo %)</w:t>
+            <w:proofErr w:type="spellStart"/>
+            <w:r>
+              <w:rPr>
+                <w:rFonts w:ascii="Arial" w:eastAsia="Times New Roman" w:hAnsi="Arial" w:cs="Arial"/>
+                <w:noProof w:val="0"/>
+                <w:color w:val="000000"/>
+                <w:sz w:val="22"/>
+                <w:lang w:val="en-US"/>
+              </w:rPr>
+              <w:t>Tỷ</w:t>
+            </w:r>
+            <w:proofErr w:type="spellEnd"/>
+            <w:r>
+              <w:rPr>
+                <w:rFonts w:ascii="Arial" w:eastAsia="Times New Roman" w:hAnsi="Arial" w:cs="Arial"/>
+                <w:noProof w:val="0"/>
+                <w:color w:val="000000"/>
+                <w:sz w:val="22"/>
+                <w:lang w:val="en-US"/>
+              </w:rPr>
+              <w:t xml:space="preserve"> </w:t>
+            </w:r>
+            <w:proofErr w:type="spellStart"/>
+            <w:r>
+              <w:rPr>
+                <w:rFonts w:ascii="Arial" w:eastAsia="Times New Roman" w:hAnsi="Arial" w:cs="Arial"/>
+                <w:noProof w:val="0"/>
+                <w:color w:val="000000"/>
+                <w:sz w:val="22"/>
+                <w:lang w:val="en-US"/>
+              </w:rPr>
+              <w:t>lệ</w:t>
+            </w:r>
+            <w:proofErr w:type="spellEnd"/>
+            <w:r>
+              <w:rPr>
+                <w:rFonts w:ascii="Arial" w:eastAsia="Times New Roman" w:hAnsi="Arial" w:cs="Arial"/>
+                <w:noProof w:val="0"/>
+                <w:color w:val="000000"/>
+                <w:sz w:val="22"/>
+                <w:lang w:val="en-US"/>
+              </w:rPr>
+              <w:t xml:space="preserve"> </w:t>
+            </w:r>
+            <w:proofErr w:type="spellStart"/>
+            <w:r>
+              <w:rPr>
+                <w:rFonts w:ascii="Arial" w:eastAsia="Times New Roman" w:hAnsi="Arial" w:cs="Arial"/>
+                <w:noProof w:val="0"/>
+                <w:color w:val="000000"/>
+                <w:sz w:val="22"/>
+                <w:lang w:val="en-US"/>
+              </w:rPr>
+              <w:t>câu</w:t>
+            </w:r>
+            <w:proofErr w:type="spellEnd"/>
+            <w:r>
+              <w:rPr>
+                <w:rFonts w:ascii="Arial" w:eastAsia="Times New Roman" w:hAnsi="Arial" w:cs="Arial"/>
+                <w:noProof w:val="0"/>
+                <w:color w:val="000000"/>
+                <w:sz w:val="22"/>
+                <w:lang w:val="en-US"/>
+              </w:rPr>
+              <w:t xml:space="preserve"> </w:t>
+            </w:r>
+            <w:proofErr w:type="spellStart"/>
+            <w:r>
+              <w:rPr>
+                <w:rFonts w:ascii="Arial" w:eastAsia="Times New Roman" w:hAnsi="Arial" w:cs="Arial"/>
+                <w:noProof w:val="0"/>
+                <w:color w:val="000000"/>
+                <w:sz w:val="22"/>
+                <w:lang w:val="en-US"/>
+              </w:rPr>
+              <w:t>hỏi</w:t>
+            </w:r>
+            <w:proofErr w:type="spellEnd"/>
+            <w:r>
+              <w:rPr>
+                <w:rFonts w:ascii="Arial" w:eastAsia="Times New Roman" w:hAnsi="Arial" w:cs="Arial"/>
+                <w:noProof w:val="0"/>
+                <w:color w:val="000000"/>
+                <w:sz w:val="22"/>
+                <w:lang w:val="en-US"/>
+              </w:rPr>
+              <w:t xml:space="preserve"> </w:t>
+            </w:r>
+            <w:proofErr w:type="spellStart"/>
+            <w:r>
+              <w:rPr>
+                <w:rFonts w:ascii="Arial" w:eastAsia="Times New Roman" w:hAnsi="Arial" w:cs="Arial"/>
+                <w:noProof w:val="0"/>
+                <w:color w:val="000000"/>
+                <w:sz w:val="22"/>
+                <w:lang w:val="en-US"/>
+              </w:rPr>
+              <w:t>khó</w:t>
+            </w:r>
+            <w:proofErr w:type="spellEnd"/>
+            <w:r>
+              <w:rPr>
+                <w:rFonts w:ascii="Arial" w:eastAsia="Times New Roman" w:hAnsi="Arial" w:cs="Arial"/>
+                <w:noProof w:val="0"/>
+                <w:color w:val="000000"/>
+                <w:sz w:val="22"/>
+                <w:lang w:val="en-US"/>
+              </w:rPr>
+              <w:t xml:space="preserve"> </w:t>
+            </w:r>
+            <w:proofErr w:type="spellStart"/>
+            <w:r>
+              <w:rPr>
+                <w:rFonts w:ascii="Arial" w:eastAsia="Times New Roman" w:hAnsi="Arial" w:cs="Arial"/>
+                <w:noProof w:val="0"/>
+                <w:color w:val="000000"/>
+                <w:sz w:val="22"/>
+                <w:lang w:val="en-US"/>
+              </w:rPr>
+              <w:t>trong</w:t>
+            </w:r>
+            <w:proofErr w:type="spellEnd"/>
+            <w:r>
+              <w:rPr>
+                <w:rFonts w:ascii="Arial" w:eastAsia="Times New Roman" w:hAnsi="Arial" w:cs="Arial"/>
+                <w:noProof w:val="0"/>
+                <w:color w:val="000000"/>
+                <w:sz w:val="22"/>
+                <w:lang w:val="en-US"/>
+              </w:rPr>
+              <w:t xml:space="preserve"> </w:t>
+            </w:r>
+            <w:proofErr w:type="spellStart"/>
+            <w:r>
+              <w:rPr>
+                <w:rFonts w:ascii="Arial" w:eastAsia="Times New Roman" w:hAnsi="Arial" w:cs="Arial"/>
+                <w:noProof w:val="0"/>
+                <w:color w:val="000000"/>
+                <w:sz w:val="22"/>
+                <w:lang w:val="en-US"/>
+              </w:rPr>
+              <w:t>đề</w:t>
+            </w:r>
+            <w:proofErr w:type="spellEnd"/>
+            <w:r>
+              <w:rPr>
+                <w:rFonts w:ascii="Arial" w:eastAsia="Times New Roman" w:hAnsi="Arial" w:cs="Arial"/>
+                <w:noProof w:val="0"/>
+                <w:color w:val="000000"/>
+                <w:sz w:val="22"/>
+                <w:lang w:val="en-US"/>
+              </w:rPr>
+              <w:t xml:space="preserve"> </w:t>
+            </w:r>
+            <w:proofErr w:type="spellStart"/>
+            <w:r>
+              <w:rPr>
+                <w:rFonts w:ascii="Arial" w:eastAsia="Times New Roman" w:hAnsi="Arial" w:cs="Arial"/>
+                <w:noProof w:val="0"/>
+                <w:color w:val="000000"/>
+                <w:sz w:val="22"/>
+                <w:lang w:val="en-US"/>
+              </w:rPr>
+              <w:t>thi</w:t>
+            </w:r>
+            <w:proofErr w:type="spellEnd"/>
+            <w:r>
+              <w:rPr>
+                <w:rFonts w:ascii="Arial" w:eastAsia="Times New Roman" w:hAnsi="Arial" w:cs="Arial"/>
+                <w:noProof w:val="0"/>
+                <w:color w:val="000000"/>
+                <w:sz w:val="22"/>
+                <w:lang w:val="en-US"/>
+              </w:rPr>
+              <w:t xml:space="preserve"> (</w:t>
+            </w:r>
+            <w:proofErr w:type="spellStart"/>
+            <w:r>
+              <w:rPr>
+                <w:rFonts w:ascii="Arial" w:eastAsia="Times New Roman" w:hAnsi="Arial" w:cs="Arial"/>
+                <w:noProof w:val="0"/>
+                <w:color w:val="000000"/>
+                <w:sz w:val="22"/>
+                <w:lang w:val="en-US"/>
+              </w:rPr>
+              <w:t>theo</w:t>
+            </w:r>
+            <w:proofErr w:type="spellEnd"/>
+            <w:r>
+              <w:rPr>
+                <w:rFonts w:ascii="Arial" w:eastAsia="Times New Roman" w:hAnsi="Arial" w:cs="Arial"/>
+                <w:noProof w:val="0"/>
+                <w:color w:val="000000"/>
+                <w:sz w:val="22"/>
+                <w:lang w:val="en-US"/>
+              </w:rPr>
+              <w:t xml:space="preserve"> %)</w:t>
             </w:r>
           </w:p>
         </w:tc>
@@ -28247,6 +32856,7 @@
                 <w:lang w:val="en-US"/>
               </w:rPr>
             </w:pPr>
+            <w:proofErr w:type="spellStart"/>
             <w:r>
               <w:rPr>
                 <w:rFonts w:ascii="Arial" w:eastAsia="Times New Roman" w:hAnsi="Arial" w:cs="Arial"/>
@@ -28257,6 +32867,7 @@
               </w:rPr>
               <w:t>TiLeDe</w:t>
             </w:r>
+            <w:proofErr w:type="spellEnd"/>
           </w:p>
         </w:tc>
         <w:tc>
@@ -28321,15 +32932,203 @@
                 <w:lang w:val="en-US"/>
               </w:rPr>
             </w:pPr>
-            <w:r>
-              <w:rPr>
-                <w:rFonts w:ascii="Arial" w:eastAsia="Times New Roman" w:hAnsi="Arial" w:cs="Arial"/>
-                <w:noProof w:val="0"/>
-                <w:color w:val="000000"/>
-                <w:sz w:val="22"/>
-                <w:lang w:val="en-US"/>
-              </w:rPr>
-              <w:t>Tỷ lệ câu hỏi dễ trong đề thi (theo %)</w:t>
+            <w:proofErr w:type="spellStart"/>
+            <w:r>
+              <w:rPr>
+                <w:rFonts w:ascii="Arial" w:eastAsia="Times New Roman" w:hAnsi="Arial" w:cs="Arial"/>
+                <w:noProof w:val="0"/>
+                <w:color w:val="000000"/>
+                <w:sz w:val="22"/>
+                <w:lang w:val="en-US"/>
+              </w:rPr>
+              <w:t>Tỷ</w:t>
+            </w:r>
+            <w:proofErr w:type="spellEnd"/>
+            <w:r>
+              <w:rPr>
+                <w:rFonts w:ascii="Arial" w:eastAsia="Times New Roman" w:hAnsi="Arial" w:cs="Arial"/>
+                <w:noProof w:val="0"/>
+                <w:color w:val="000000"/>
+                <w:sz w:val="22"/>
+                <w:lang w:val="en-US"/>
+              </w:rPr>
+              <w:t xml:space="preserve"> </w:t>
+            </w:r>
+            <w:proofErr w:type="spellStart"/>
+            <w:r>
+              <w:rPr>
+                <w:rFonts w:ascii="Arial" w:eastAsia="Times New Roman" w:hAnsi="Arial" w:cs="Arial"/>
+                <w:noProof w:val="0"/>
+                <w:color w:val="000000"/>
+                <w:sz w:val="22"/>
+                <w:lang w:val="en-US"/>
+              </w:rPr>
+              <w:t>lệ</w:t>
+            </w:r>
+            <w:proofErr w:type="spellEnd"/>
+            <w:r>
+              <w:rPr>
+                <w:rFonts w:ascii="Arial" w:eastAsia="Times New Roman" w:hAnsi="Arial" w:cs="Arial"/>
+                <w:noProof w:val="0"/>
+                <w:color w:val="000000"/>
+                <w:sz w:val="22"/>
+                <w:lang w:val="en-US"/>
+              </w:rPr>
+              <w:t xml:space="preserve"> </w:t>
+            </w:r>
+            <w:proofErr w:type="spellStart"/>
+            <w:r>
+              <w:rPr>
+                <w:rFonts w:ascii="Arial" w:eastAsia="Times New Roman" w:hAnsi="Arial" w:cs="Arial"/>
+                <w:noProof w:val="0"/>
+                <w:color w:val="000000"/>
+                <w:sz w:val="22"/>
+                <w:lang w:val="en-US"/>
+              </w:rPr>
+              <w:t>câu</w:t>
+            </w:r>
+            <w:proofErr w:type="spellEnd"/>
+            <w:r>
+              <w:rPr>
+                <w:rFonts w:ascii="Arial" w:eastAsia="Times New Roman" w:hAnsi="Arial" w:cs="Arial"/>
+                <w:noProof w:val="0"/>
+                <w:color w:val="000000"/>
+                <w:sz w:val="22"/>
+                <w:lang w:val="en-US"/>
+              </w:rPr>
+              <w:t xml:space="preserve"> </w:t>
+            </w:r>
+            <w:proofErr w:type="spellStart"/>
+            <w:r>
+              <w:rPr>
+                <w:rFonts w:ascii="Arial" w:eastAsia="Times New Roman" w:hAnsi="Arial" w:cs="Arial"/>
+                <w:noProof w:val="0"/>
+                <w:color w:val="000000"/>
+                <w:sz w:val="22"/>
+                <w:lang w:val="en-US"/>
+              </w:rPr>
+              <w:t>hỏi</w:t>
+            </w:r>
+            <w:proofErr w:type="spellEnd"/>
+            <w:r>
+              <w:rPr>
+                <w:rFonts w:ascii="Arial" w:eastAsia="Times New Roman" w:hAnsi="Arial" w:cs="Arial"/>
+                <w:noProof w:val="0"/>
+                <w:color w:val="000000"/>
+                <w:sz w:val="22"/>
+                <w:lang w:val="en-US"/>
+              </w:rPr>
+              <w:t xml:space="preserve"> </w:t>
+            </w:r>
+            <w:proofErr w:type="spellStart"/>
+            <w:r>
+              <w:rPr>
+                <w:rFonts w:ascii="Arial" w:eastAsia="Times New Roman" w:hAnsi="Arial" w:cs="Arial"/>
+                <w:noProof w:val="0"/>
+                <w:color w:val="000000"/>
+                <w:sz w:val="22"/>
+                <w:lang w:val="en-US"/>
+              </w:rPr>
+              <w:t>dễ</w:t>
+            </w:r>
+            <w:proofErr w:type="spellEnd"/>
+            <w:r>
+              <w:rPr>
+                <w:rFonts w:ascii="Arial" w:eastAsia="Times New Roman" w:hAnsi="Arial" w:cs="Arial"/>
+                <w:noProof w:val="0"/>
+                <w:color w:val="000000"/>
+                <w:sz w:val="22"/>
+                <w:lang w:val="en-US"/>
+              </w:rPr>
+              <w:t xml:space="preserve"> </w:t>
+            </w:r>
+            <w:proofErr w:type="spellStart"/>
+            <w:r>
+              <w:rPr>
+                <w:rFonts w:ascii="Arial" w:eastAsia="Times New Roman" w:hAnsi="Arial" w:cs="Arial"/>
+                <w:noProof w:val="0"/>
+                <w:color w:val="000000"/>
+                <w:sz w:val="22"/>
+                <w:lang w:val="en-US"/>
+              </w:rPr>
+              <w:t>trong</w:t>
+            </w:r>
+            <w:proofErr w:type="spellEnd"/>
+            <w:r>
+              <w:rPr>
+                <w:rFonts w:ascii="Arial" w:eastAsia="Times New Roman" w:hAnsi="Arial" w:cs="Arial"/>
+                <w:noProof w:val="0"/>
+                <w:color w:val="000000"/>
+                <w:sz w:val="22"/>
+                <w:lang w:val="en-US"/>
+              </w:rPr>
+              <w:t xml:space="preserve"> </w:t>
+            </w:r>
+            <w:proofErr w:type="spellStart"/>
+            <w:r>
+              <w:rPr>
+                <w:rFonts w:ascii="Arial" w:eastAsia="Times New Roman" w:hAnsi="Arial" w:cs="Arial"/>
+                <w:noProof w:val="0"/>
+                <w:color w:val="000000"/>
+                <w:sz w:val="22"/>
+                <w:lang w:val="en-US"/>
+              </w:rPr>
+              <w:t>đề</w:t>
+            </w:r>
+            <w:proofErr w:type="spellEnd"/>
+            <w:r>
+              <w:rPr>
+                <w:rFonts w:ascii="Arial" w:eastAsia="Times New Roman" w:hAnsi="Arial" w:cs="Arial"/>
+                <w:noProof w:val="0"/>
+                <w:color w:val="000000"/>
+                <w:sz w:val="22"/>
+                <w:lang w:val="en-US"/>
+              </w:rPr>
+              <w:t xml:space="preserve"> </w:t>
+            </w:r>
+            <w:proofErr w:type="spellStart"/>
+            <w:r>
+              <w:rPr>
+                <w:rFonts w:ascii="Arial" w:eastAsia="Times New Roman" w:hAnsi="Arial" w:cs="Arial"/>
+                <w:noProof w:val="0"/>
+                <w:color w:val="000000"/>
+                <w:sz w:val="22"/>
+                <w:lang w:val="en-US"/>
+              </w:rPr>
+              <w:t>thi</w:t>
+            </w:r>
+            <w:proofErr w:type="spellEnd"/>
+            <w:r>
+              <w:rPr>
+                <w:rFonts w:ascii="Arial" w:eastAsia="Times New Roman" w:hAnsi="Arial" w:cs="Arial"/>
+                <w:noProof w:val="0"/>
+                <w:color w:val="000000"/>
+                <w:sz w:val="22"/>
+                <w:lang w:val="en-US"/>
+              </w:rPr>
+              <w:t xml:space="preserve"> (</w:t>
+            </w:r>
+            <w:proofErr w:type="spellStart"/>
+            <w:r>
+              <w:rPr>
+                <w:rFonts w:ascii="Arial" w:eastAsia="Times New Roman" w:hAnsi="Arial" w:cs="Arial"/>
+                <w:noProof w:val="0"/>
+                <w:color w:val="000000"/>
+                <w:sz w:val="22"/>
+                <w:lang w:val="en-US"/>
+              </w:rPr>
+              <w:t>theo</w:t>
+            </w:r>
+            <w:proofErr w:type="spellEnd"/>
+            <w:r>
+              <w:rPr>
+                <w:rFonts w:ascii="Arial" w:eastAsia="Times New Roman" w:hAnsi="Arial" w:cs="Arial"/>
+                <w:noProof w:val="0"/>
+                <w:color w:val="000000"/>
+                <w:sz w:val="22"/>
+                <w:lang w:val="en-US"/>
+              </w:rPr>
+              <w:t xml:space="preserve"> %)</w:t>
             </w:r>
           </w:p>
         </w:tc>
@@ -28463,16 +33262,216 @@
                 <w:lang w:val="en-US"/>
               </w:rPr>
             </w:pPr>
-            <w:r>
-              <w:rPr>
-                <w:rFonts w:ascii="Arial" w:eastAsia="Times New Roman" w:hAnsi="Arial" w:cs="Arial"/>
-                <w:noProof w:val="0"/>
-                <w:color w:val="000000"/>
-                <w:sz w:val="22"/>
-                <w:lang w:val="en-US"/>
-              </w:rPr>
-              <w:t>Thẻ (tags) liên quan đến đề thi, dùng để tìm kiếm</w:t>
-            </w:r>
+            <w:proofErr w:type="spellStart"/>
+            <w:r>
+              <w:rPr>
+                <w:rFonts w:ascii="Arial" w:eastAsia="Times New Roman" w:hAnsi="Arial" w:cs="Arial"/>
+                <w:noProof w:val="0"/>
+                <w:color w:val="000000"/>
+                <w:sz w:val="22"/>
+                <w:lang w:val="en-US"/>
+              </w:rPr>
+              <w:t>Thẻ</w:t>
+            </w:r>
+            <w:proofErr w:type="spellEnd"/>
+            <w:r>
+              <w:rPr>
+                <w:rFonts w:ascii="Arial" w:eastAsia="Times New Roman" w:hAnsi="Arial" w:cs="Arial"/>
+                <w:noProof w:val="0"/>
+                <w:color w:val="000000"/>
+                <w:sz w:val="22"/>
+                <w:lang w:val="en-US"/>
+              </w:rPr>
+              <w:t xml:space="preserve"> (tags) </w:t>
+            </w:r>
+            <w:proofErr w:type="spellStart"/>
+            <w:r>
+              <w:rPr>
+                <w:rFonts w:ascii="Arial" w:eastAsia="Times New Roman" w:hAnsi="Arial" w:cs="Arial"/>
+                <w:noProof w:val="0"/>
+                <w:color w:val="000000"/>
+                <w:sz w:val="22"/>
+                <w:lang w:val="en-US"/>
+              </w:rPr>
+              <w:t>liên</w:t>
+            </w:r>
+            <w:proofErr w:type="spellEnd"/>
+            <w:r>
+              <w:rPr>
+                <w:rFonts w:ascii="Arial" w:eastAsia="Times New Roman" w:hAnsi="Arial" w:cs="Arial"/>
+                <w:noProof w:val="0"/>
+                <w:color w:val="000000"/>
+                <w:sz w:val="22"/>
+                <w:lang w:val="en-US"/>
+              </w:rPr>
+              <w:t xml:space="preserve"> </w:t>
+            </w:r>
+            <w:proofErr w:type="spellStart"/>
+            <w:r>
+              <w:rPr>
+                <w:rFonts w:ascii="Arial" w:eastAsia="Times New Roman" w:hAnsi="Arial" w:cs="Arial"/>
+                <w:noProof w:val="0"/>
+                <w:color w:val="000000"/>
+                <w:sz w:val="22"/>
+                <w:lang w:val="en-US"/>
+              </w:rPr>
+              <w:t>quan</w:t>
+            </w:r>
+            <w:proofErr w:type="spellEnd"/>
+            <w:r>
+              <w:rPr>
+                <w:rFonts w:ascii="Arial" w:eastAsia="Times New Roman" w:hAnsi="Arial" w:cs="Arial"/>
+                <w:noProof w:val="0"/>
+                <w:color w:val="000000"/>
+                <w:sz w:val="22"/>
+                <w:lang w:val="en-US"/>
+              </w:rPr>
+              <w:t xml:space="preserve"> </w:t>
+            </w:r>
+            <w:proofErr w:type="spellStart"/>
+            <w:r>
+              <w:rPr>
+                <w:rFonts w:ascii="Arial" w:eastAsia="Times New Roman" w:hAnsi="Arial" w:cs="Arial"/>
+                <w:noProof w:val="0"/>
+                <w:color w:val="000000"/>
+                <w:sz w:val="22"/>
+                <w:lang w:val="en-US"/>
+              </w:rPr>
+              <w:t>đến</w:t>
+            </w:r>
+            <w:proofErr w:type="spellEnd"/>
+            <w:r>
+              <w:rPr>
+                <w:rFonts w:ascii="Arial" w:eastAsia="Times New Roman" w:hAnsi="Arial" w:cs="Arial"/>
+                <w:noProof w:val="0"/>
+                <w:color w:val="000000"/>
+                <w:sz w:val="22"/>
+                <w:lang w:val="en-US"/>
+              </w:rPr>
+              <w:t xml:space="preserve"> </w:t>
+            </w:r>
+            <w:proofErr w:type="spellStart"/>
+            <w:r>
+              <w:rPr>
+                <w:rFonts w:ascii="Arial" w:eastAsia="Times New Roman" w:hAnsi="Arial" w:cs="Arial"/>
+                <w:noProof w:val="0"/>
+                <w:color w:val="000000"/>
+                <w:sz w:val="22"/>
+                <w:lang w:val="en-US"/>
+              </w:rPr>
+              <w:t>đề</w:t>
+            </w:r>
+            <w:proofErr w:type="spellEnd"/>
+            <w:r>
+              <w:rPr>
+                <w:rFonts w:ascii="Arial" w:eastAsia="Times New Roman" w:hAnsi="Arial" w:cs="Arial"/>
+                <w:noProof w:val="0"/>
+                <w:color w:val="000000"/>
+                <w:sz w:val="22"/>
+                <w:lang w:val="en-US"/>
+              </w:rPr>
+              <w:t xml:space="preserve"> </w:t>
+            </w:r>
+            <w:proofErr w:type="spellStart"/>
+            <w:r>
+              <w:rPr>
+                <w:rFonts w:ascii="Arial" w:eastAsia="Times New Roman" w:hAnsi="Arial" w:cs="Arial"/>
+                <w:noProof w:val="0"/>
+                <w:color w:val="000000"/>
+                <w:sz w:val="22"/>
+                <w:lang w:val="en-US"/>
+              </w:rPr>
+              <w:t>thi</w:t>
+            </w:r>
+            <w:proofErr w:type="spellEnd"/>
+            <w:r>
+              <w:rPr>
+                <w:rFonts w:ascii="Arial" w:eastAsia="Times New Roman" w:hAnsi="Arial" w:cs="Arial"/>
+                <w:noProof w:val="0"/>
+                <w:color w:val="000000"/>
+                <w:sz w:val="22"/>
+                <w:lang w:val="en-US"/>
+              </w:rPr>
+              <w:t xml:space="preserve">, </w:t>
+            </w:r>
+            <w:proofErr w:type="spellStart"/>
+            <w:r>
+              <w:rPr>
+                <w:rFonts w:ascii="Arial" w:eastAsia="Times New Roman" w:hAnsi="Arial" w:cs="Arial"/>
+                <w:noProof w:val="0"/>
+                <w:color w:val="000000"/>
+                <w:sz w:val="22"/>
+                <w:lang w:val="en-US"/>
+              </w:rPr>
+              <w:t>dùng</w:t>
+            </w:r>
+            <w:proofErr w:type="spellEnd"/>
+            <w:r>
+              <w:rPr>
+                <w:rFonts w:ascii="Arial" w:eastAsia="Times New Roman" w:hAnsi="Arial" w:cs="Arial"/>
+                <w:noProof w:val="0"/>
+                <w:color w:val="000000"/>
+                <w:sz w:val="22"/>
+                <w:lang w:val="en-US"/>
+              </w:rPr>
+              <w:t xml:space="preserve"> </w:t>
+            </w:r>
+            <w:proofErr w:type="spellStart"/>
+            <w:r>
+              <w:rPr>
+                <w:rFonts w:ascii="Arial" w:eastAsia="Times New Roman" w:hAnsi="Arial" w:cs="Arial"/>
+                <w:noProof w:val="0"/>
+                <w:color w:val="000000"/>
+                <w:sz w:val="22"/>
+                <w:lang w:val="en-US"/>
+              </w:rPr>
+              <w:t>để</w:t>
+            </w:r>
+            <w:proofErr w:type="spellEnd"/>
+            <w:r>
+              <w:rPr>
+                <w:rFonts w:ascii="Arial" w:eastAsia="Times New Roman" w:hAnsi="Arial" w:cs="Arial"/>
+                <w:noProof w:val="0"/>
+                <w:color w:val="000000"/>
+                <w:sz w:val="22"/>
+                <w:lang w:val="en-US"/>
+              </w:rPr>
+              <w:t xml:space="preserve"> </w:t>
+            </w:r>
+            <w:proofErr w:type="spellStart"/>
+            <w:r>
+              <w:rPr>
+                <w:rFonts w:ascii="Arial" w:eastAsia="Times New Roman" w:hAnsi="Arial" w:cs="Arial"/>
+                <w:noProof w:val="0"/>
+                <w:color w:val="000000"/>
+                <w:sz w:val="22"/>
+                <w:lang w:val="en-US"/>
+              </w:rPr>
+              <w:t>tìm</w:t>
+            </w:r>
+            <w:proofErr w:type="spellEnd"/>
+            <w:r>
+              <w:rPr>
+                <w:rFonts w:ascii="Arial" w:eastAsia="Times New Roman" w:hAnsi="Arial" w:cs="Arial"/>
+                <w:noProof w:val="0"/>
+                <w:color w:val="000000"/>
+                <w:sz w:val="22"/>
+                <w:lang w:val="en-US"/>
+              </w:rPr>
+              <w:t xml:space="preserve"> </w:t>
+            </w:r>
+            <w:proofErr w:type="spellStart"/>
+            <w:r>
+              <w:rPr>
+                <w:rFonts w:ascii="Arial" w:eastAsia="Times New Roman" w:hAnsi="Arial" w:cs="Arial"/>
+                <w:noProof w:val="0"/>
+                <w:color w:val="000000"/>
+                <w:sz w:val="22"/>
+                <w:lang w:val="en-US"/>
+              </w:rPr>
+              <w:t>kiếm</w:t>
+            </w:r>
+            <w:proofErr w:type="spellEnd"/>
           </w:p>
         </w:tc>
       </w:tr>
@@ -28507,6 +33506,7 @@
                 <w:lang w:val="en-US"/>
               </w:rPr>
             </w:pPr>
+            <w:proofErr w:type="spellStart"/>
             <w:r>
               <w:rPr>
                 <w:rFonts w:ascii="Arial" w:eastAsia="Times New Roman" w:hAnsi="Arial" w:cs="Arial"/>
@@ -28517,6 +33517,7 @@
               </w:rPr>
               <w:t>PhongThi</w:t>
             </w:r>
+            <w:proofErr w:type="spellEnd"/>
           </w:p>
         </w:tc>
         <w:tc>
@@ -28544,6 +33545,7 @@
                 <w:lang w:val="en-US"/>
               </w:rPr>
             </w:pPr>
+            <w:proofErr w:type="spellStart"/>
             <w:r>
               <w:rPr>
                 <w:rFonts w:ascii="Arial" w:eastAsia="Times New Roman" w:hAnsi="Arial" w:cs="Arial"/>
@@ -28554,6 +33556,7 @@
               </w:rPr>
               <w:t>MaPhongThi</w:t>
             </w:r>
+            <w:proofErr w:type="spellEnd"/>
           </w:p>
         </w:tc>
         <w:tc>
@@ -28618,16 +33621,106 @@
                 <w:lang w:val="en-US"/>
               </w:rPr>
             </w:pPr>
-            <w:r>
-              <w:rPr>
-                <w:rFonts w:ascii="Arial" w:eastAsia="Times New Roman" w:hAnsi="Arial" w:cs="Arial"/>
-                <w:noProof w:val="0"/>
-                <w:color w:val="000000"/>
-                <w:sz w:val="22"/>
-                <w:lang w:val="en-US"/>
-              </w:rPr>
-              <w:t>Mã định danh của phòng thi</w:t>
-            </w:r>
+            <w:proofErr w:type="spellStart"/>
+            <w:r>
+              <w:rPr>
+                <w:rFonts w:ascii="Arial" w:eastAsia="Times New Roman" w:hAnsi="Arial" w:cs="Arial"/>
+                <w:noProof w:val="0"/>
+                <w:color w:val="000000"/>
+                <w:sz w:val="22"/>
+                <w:lang w:val="en-US"/>
+              </w:rPr>
+              <w:t>Mã</w:t>
+            </w:r>
+            <w:proofErr w:type="spellEnd"/>
+            <w:r>
+              <w:rPr>
+                <w:rFonts w:ascii="Arial" w:eastAsia="Times New Roman" w:hAnsi="Arial" w:cs="Arial"/>
+                <w:noProof w:val="0"/>
+                <w:color w:val="000000"/>
+                <w:sz w:val="22"/>
+                <w:lang w:val="en-US"/>
+              </w:rPr>
+              <w:t xml:space="preserve"> định </w:t>
+            </w:r>
+            <w:proofErr w:type="spellStart"/>
+            <w:r>
+              <w:rPr>
+                <w:rFonts w:ascii="Arial" w:eastAsia="Times New Roman" w:hAnsi="Arial" w:cs="Arial"/>
+                <w:noProof w:val="0"/>
+                <w:color w:val="000000"/>
+                <w:sz w:val="22"/>
+                <w:lang w:val="en-US"/>
+              </w:rPr>
+              <w:t>danh</w:t>
+            </w:r>
+            <w:proofErr w:type="spellEnd"/>
+            <w:r>
+              <w:rPr>
+                <w:rFonts w:ascii="Arial" w:eastAsia="Times New Roman" w:hAnsi="Arial" w:cs="Arial"/>
+                <w:noProof w:val="0"/>
+                <w:color w:val="000000"/>
+                <w:sz w:val="22"/>
+                <w:lang w:val="en-US"/>
+              </w:rPr>
+              <w:t xml:space="preserve"> </w:t>
+            </w:r>
+            <w:proofErr w:type="spellStart"/>
+            <w:r>
+              <w:rPr>
+                <w:rFonts w:ascii="Arial" w:eastAsia="Times New Roman" w:hAnsi="Arial" w:cs="Arial"/>
+                <w:noProof w:val="0"/>
+                <w:color w:val="000000"/>
+                <w:sz w:val="22"/>
+                <w:lang w:val="en-US"/>
+              </w:rPr>
+              <w:t>của</w:t>
+            </w:r>
+            <w:proofErr w:type="spellEnd"/>
+            <w:r>
+              <w:rPr>
+                <w:rFonts w:ascii="Arial" w:eastAsia="Times New Roman" w:hAnsi="Arial" w:cs="Arial"/>
+                <w:noProof w:val="0"/>
+                <w:color w:val="000000"/>
+                <w:sz w:val="22"/>
+                <w:lang w:val="en-US"/>
+              </w:rPr>
+              <w:t xml:space="preserve"> </w:t>
+            </w:r>
+            <w:proofErr w:type="spellStart"/>
+            <w:r>
+              <w:rPr>
+                <w:rFonts w:ascii="Arial" w:eastAsia="Times New Roman" w:hAnsi="Arial" w:cs="Arial"/>
+                <w:noProof w:val="0"/>
+                <w:color w:val="000000"/>
+                <w:sz w:val="22"/>
+                <w:lang w:val="en-US"/>
+              </w:rPr>
+              <w:t>phòng</w:t>
+            </w:r>
+            <w:proofErr w:type="spellEnd"/>
+            <w:r>
+              <w:rPr>
+                <w:rFonts w:ascii="Arial" w:eastAsia="Times New Roman" w:hAnsi="Arial" w:cs="Arial"/>
+                <w:noProof w:val="0"/>
+                <w:color w:val="000000"/>
+                <w:sz w:val="22"/>
+                <w:lang w:val="en-US"/>
+              </w:rPr>
+              <w:t xml:space="preserve"> </w:t>
+            </w:r>
+            <w:proofErr w:type="spellStart"/>
+            <w:r>
+              <w:rPr>
+                <w:rFonts w:ascii="Arial" w:eastAsia="Times New Roman" w:hAnsi="Arial" w:cs="Arial"/>
+                <w:noProof w:val="0"/>
+                <w:color w:val="000000"/>
+                <w:sz w:val="22"/>
+                <w:lang w:val="en-US"/>
+              </w:rPr>
+              <w:t>thi</w:t>
+            </w:r>
+            <w:proofErr w:type="spellEnd"/>
           </w:p>
         </w:tc>
       </w:tr>
@@ -28686,6 +33779,7 @@
                 <w:lang w:val="en-US"/>
               </w:rPr>
             </w:pPr>
+            <w:proofErr w:type="spellStart"/>
             <w:r>
               <w:rPr>
                 <w:rFonts w:ascii="Arial" w:eastAsia="Times New Roman" w:hAnsi="Arial" w:cs="Arial"/>
@@ -28696,6 +33790,7 @@
               </w:rPr>
               <w:t>TenPhongThi</w:t>
             </w:r>
+            <w:proofErr w:type="spellEnd"/>
           </w:p>
         </w:tc>
         <w:tc>
@@ -28760,16 +33855,84 @@
                 <w:lang w:val="en-US"/>
               </w:rPr>
             </w:pPr>
-            <w:r>
-              <w:rPr>
-                <w:rFonts w:ascii="Arial" w:eastAsia="Times New Roman" w:hAnsi="Arial" w:cs="Arial"/>
-                <w:noProof w:val="0"/>
-                <w:color w:val="000000"/>
-                <w:sz w:val="22"/>
-                <w:lang w:val="en-US"/>
-              </w:rPr>
-              <w:t>Tên của phòng thi</w:t>
-            </w:r>
+            <w:proofErr w:type="spellStart"/>
+            <w:r>
+              <w:rPr>
+                <w:rFonts w:ascii="Arial" w:eastAsia="Times New Roman" w:hAnsi="Arial" w:cs="Arial"/>
+                <w:noProof w:val="0"/>
+                <w:color w:val="000000"/>
+                <w:sz w:val="22"/>
+                <w:lang w:val="en-US"/>
+              </w:rPr>
+              <w:t>Tên</w:t>
+            </w:r>
+            <w:proofErr w:type="spellEnd"/>
+            <w:r>
+              <w:rPr>
+                <w:rFonts w:ascii="Arial" w:eastAsia="Times New Roman" w:hAnsi="Arial" w:cs="Arial"/>
+                <w:noProof w:val="0"/>
+                <w:color w:val="000000"/>
+                <w:sz w:val="22"/>
+                <w:lang w:val="en-US"/>
+              </w:rPr>
+              <w:t xml:space="preserve"> </w:t>
+            </w:r>
+            <w:proofErr w:type="spellStart"/>
+            <w:r>
+              <w:rPr>
+                <w:rFonts w:ascii="Arial" w:eastAsia="Times New Roman" w:hAnsi="Arial" w:cs="Arial"/>
+                <w:noProof w:val="0"/>
+                <w:color w:val="000000"/>
+                <w:sz w:val="22"/>
+                <w:lang w:val="en-US"/>
+              </w:rPr>
+              <w:t>của</w:t>
+            </w:r>
+            <w:proofErr w:type="spellEnd"/>
+            <w:r>
+              <w:rPr>
+                <w:rFonts w:ascii="Arial" w:eastAsia="Times New Roman" w:hAnsi="Arial" w:cs="Arial"/>
+                <w:noProof w:val="0"/>
+                <w:color w:val="000000"/>
+                <w:sz w:val="22"/>
+                <w:lang w:val="en-US"/>
+              </w:rPr>
+              <w:t xml:space="preserve"> </w:t>
+            </w:r>
+            <w:proofErr w:type="spellStart"/>
+            <w:r>
+              <w:rPr>
+                <w:rFonts w:ascii="Arial" w:eastAsia="Times New Roman" w:hAnsi="Arial" w:cs="Arial"/>
+                <w:noProof w:val="0"/>
+                <w:color w:val="000000"/>
+                <w:sz w:val="22"/>
+                <w:lang w:val="en-US"/>
+              </w:rPr>
+              <w:t>phòng</w:t>
+            </w:r>
+            <w:proofErr w:type="spellEnd"/>
+            <w:r>
+              <w:rPr>
+                <w:rFonts w:ascii="Arial" w:eastAsia="Times New Roman" w:hAnsi="Arial" w:cs="Arial"/>
+                <w:noProof w:val="0"/>
+                <w:color w:val="000000"/>
+                <w:sz w:val="22"/>
+                <w:lang w:val="en-US"/>
+              </w:rPr>
+              <w:t xml:space="preserve"> </w:t>
+            </w:r>
+            <w:proofErr w:type="spellStart"/>
+            <w:r>
+              <w:rPr>
+                <w:rFonts w:ascii="Arial" w:eastAsia="Times New Roman" w:hAnsi="Arial" w:cs="Arial"/>
+                <w:noProof w:val="0"/>
+                <w:color w:val="000000"/>
+                <w:sz w:val="22"/>
+                <w:lang w:val="en-US"/>
+              </w:rPr>
+              <w:t>thi</w:t>
+            </w:r>
+            <w:proofErr w:type="spellEnd"/>
           </w:p>
         </w:tc>
       </w:tr>

--- a/document/PTTKHT Edudex Quiz.docx
+++ b/document/PTTKHT Edudex Quiz.docx
@@ -875,7 +875,7 @@
               <w:szCs w:val="28"/>
             </w:rPr>
             <w:drawing>
-              <wp:inline distT="0" distB="0" distL="0" distR="0" wp14:anchorId="3D356BA7" wp14:editId="507F0BEE">
+              <wp:inline distT="0" distB="0" distL="0" distR="0" wp14:anchorId="3D356BA7" wp14:editId="3FEEA337">
                 <wp:extent cx="6120130" cy="9606280"/>
                 <wp:effectExtent l="0" t="0" r="0" b="0"/>
                 <wp:docPr id="6" name="Picture 6" descr="A picture containing background pattern&#10;&#10;Description automatically generated"/>
@@ -1413,7 +1413,7 @@
               <w:szCs w:val="28"/>
             </w:rPr>
             <w:drawing>
-              <wp:inline distT="0" distB="0" distL="0" distR="0" wp14:anchorId="3745558E" wp14:editId="5A38CF8C">
+              <wp:inline distT="0" distB="0" distL="0" distR="0" wp14:anchorId="3745558E" wp14:editId="47A5D524">
                 <wp:extent cx="5760720" cy="9042143"/>
                 <wp:effectExtent l="0" t="0" r="0" b="6985"/>
                 <wp:docPr id="1885125689" name="Picture 1885125689" descr="A picture containing background pattern&#10;&#10;Description automatically generated"/>
@@ -11345,6 +11345,7 @@
           <w:p>
             <w:pPr>
               <w:spacing w:line="240" w:lineRule="auto"/>
+              <w:jc w:val="center"/>
             </w:pPr>
             <w:r>
               <w:t>Đăng nhập</w:t>
@@ -11386,6 +11387,7 @@
           <w:p>
             <w:pPr>
               <w:spacing w:line="240" w:lineRule="auto"/>
+              <w:jc w:val="center"/>
             </w:pPr>
             <w:r>
               <w:t>Quản trị hệ thống</w:t>
@@ -11413,6 +11415,7 @@
           <w:p>
             <w:pPr>
               <w:spacing w:line="240" w:lineRule="auto"/>
+              <w:jc w:val="center"/>
             </w:pPr>
             <w:r>
               <w:t>Quản lý địa điểm thi</w:t>
@@ -11428,9 +11431,6 @@
           <w:p>
             <w:pPr>
               <w:spacing w:line="240" w:lineRule="auto"/>
-              <w:rPr>
-                <w:lang w:val="en-US"/>
-              </w:rPr>
             </w:pPr>
             <w:r>
               <w:t>UC3: Thêm địa điểm</w:t>
@@ -11447,20 +11447,11 @@
           <w:p>
             <w:pPr>
               <w:spacing w:line="240" w:lineRule="auto"/>
-              <w:rPr>
-                <w:lang w:val="en-US"/>
-              </w:rPr>
-            </w:pPr>
-            <w:r>
-              <w:rPr>
-                <w:lang w:val="en-US"/>
-              </w:rPr>
+            </w:pPr>
+            <w:r>
               <w:t>UC6: Tìm kiếm &amp; lọc</w:t>
             </w:r>
             <w:r>
-              <w:rPr>
-                <w:lang w:val="en-US"/>
-              </w:rPr>
               <w:t xml:space="preserve"> </w:t>
             </w:r>
             <w:r>
@@ -11471,56 +11462,41 @@
               <w:t>UC</w:t>
             </w:r>
             <w:r>
-              <w:rPr>
-                <w:lang w:val="en-US"/>
-              </w:rPr>
               <w:t>7</w:t>
             </w:r>
             <w:r>
-              <w:t>: Khoá địa điểm</w:t>
+              <w:t>: Khoá</w:t>
+            </w:r>
+            <w:r>
+              <w:t>/</w:t>
+            </w:r>
+            <w:r>
+              <w:t>Mở</w:t>
+            </w:r>
+            <w:r>
+              <w:t xml:space="preserve"> khoá</w:t>
+            </w:r>
+            <w:r>
+              <w:t xml:space="preserve"> địa điểm</w:t>
             </w:r>
           </w:p>
           <w:p>
             <w:pPr>
               <w:spacing w:line="240" w:lineRule="auto"/>
-              <w:rPr>
-                <w:lang w:val="en-US"/>
-              </w:rPr>
             </w:pPr>
             <w:r>
               <w:t>UC</w:t>
             </w:r>
             <w:r>
-              <w:rPr>
-                <w:lang w:val="en-US"/>
-              </w:rPr>
               <w:t>8</w:t>
             </w:r>
             <w:r>
               <w:t xml:space="preserve">: </w:t>
             </w:r>
             <w:r>
-              <w:rPr>
-                <w:lang w:val="en-US"/>
-              </w:rPr>
-              <w:t xml:space="preserve">Nhập/Xuất </w:t>
-            </w:r>
-            <w:r>
-              <w:rPr>
-                <w:lang w:val="en-US"/>
-              </w:rPr>
-              <w:t>thông tin liên quan</w:t>
-            </w:r>
-            <w:r>
-              <w:rPr>
-                <w:lang w:val="en-US"/>
-              </w:rPr>
-              <w:t xml:space="preserve"> </w:t>
-            </w:r>
-            <w:r>
-              <w:rPr>
-                <w:lang w:val="en-US"/>
-              </w:rPr>
+              <w:t xml:space="preserve">Nhập/Xuất thông tin liên quan </w:t>
+            </w:r>
+            <w:r>
               <w:t>địa điểm</w:t>
             </w:r>
           </w:p>
@@ -11534,6 +11510,7 @@
           <w:p>
             <w:pPr>
               <w:spacing w:line="240" w:lineRule="auto"/>
+              <w:jc w:val="center"/>
             </w:pPr>
             <w:r>
               <w:t>Quản trị hệ thống</w:t>
@@ -11555,6 +11532,7 @@
           <w:p>
             <w:pPr>
               <w:spacing w:line="240" w:lineRule="auto"/>
+              <w:jc w:val="center"/>
               <w:rPr>
                 <w:lang w:val="en-US"/>
               </w:rPr>
@@ -11666,13 +11644,7 @@
               <w:rPr>
                 <w:lang w:val="en-US"/>
               </w:rPr>
-              <w:t xml:space="preserve"> </w:t>
-            </w:r>
-            <w:r>
-              <w:rPr>
-                <w:lang w:val="en-US"/>
-              </w:rPr>
-              <w:t>phòng thi</w:t>
+              <w:t xml:space="preserve"> phòng thi</w:t>
             </w:r>
             <w:r>
               <w:rPr>
@@ -11691,7 +11663,28 @@
               <w:rPr>
                 <w:lang w:val="en-US"/>
               </w:rPr>
-              <w:t>: Khoá phòng thi</w:t>
+              <w:t>: Khoá</w:t>
+            </w:r>
+            <w:r>
+              <w:rPr>
+                <w:lang w:val="en-US"/>
+              </w:rPr>
+              <w:t>/</w:t>
+            </w:r>
+            <w:r>
+              <w:t>Mở</w:t>
+            </w:r>
+            <w:r>
+              <w:rPr>
+                <w:lang w:val="en-US"/>
+              </w:rPr>
+              <w:t xml:space="preserve"> khoá</w:t>
+            </w:r>
+            <w:r>
+              <w:rPr>
+                <w:lang w:val="en-US"/>
+              </w:rPr>
+              <w:t xml:space="preserve"> phòng thi</w:t>
             </w:r>
           </w:p>
           <w:p>
@@ -11717,13 +11710,7 @@
               <w:rPr>
                 <w:lang w:val="en-US"/>
               </w:rPr>
-              <w:t>thông tin liên quan</w:t>
-            </w:r>
-            <w:r>
-              <w:rPr>
-                <w:lang w:val="en-US"/>
-              </w:rPr>
-              <w:t xml:space="preserve"> </w:t>
+              <w:t xml:space="preserve">thông tin liên quan </w:t>
             </w:r>
             <w:r>
               <w:rPr>
@@ -11742,6 +11729,7 @@
           <w:p>
             <w:pPr>
               <w:spacing w:line="240" w:lineRule="auto"/>
+              <w:jc w:val="center"/>
             </w:pPr>
             <w:r>
               <w:t>Quản trị hệ thống</w:t>
@@ -11763,6 +11751,7 @@
           <w:p>
             <w:pPr>
               <w:spacing w:line="240" w:lineRule="auto"/>
+              <w:jc w:val="center"/>
               <w:rPr>
                 <w:lang w:val="en-US"/>
               </w:rPr>
@@ -11854,11 +11843,6 @@
                 <w:lang w:val="en-US"/>
               </w:rPr>
               <w:br/>
-            </w:r>
-            <w:r>
-              <w:rPr>
-                <w:lang w:val="en-US"/>
-              </w:rPr>
               <w:t>UC1</w:t>
             </w:r>
             <w:r>
@@ -11916,19 +11900,7 @@
               <w:rPr>
                 <w:lang w:val="en-US"/>
               </w:rPr>
-              <w:t>UC1</w:t>
-            </w:r>
-            <w:r>
-              <w:rPr>
-                <w:lang w:val="en-US"/>
-              </w:rPr>
-              <w:t>9</w:t>
-            </w:r>
-            <w:r>
-              <w:rPr>
-                <w:lang w:val="en-US"/>
-              </w:rPr>
-              <w:t xml:space="preserve">: </w:t>
+              <w:t xml:space="preserve">UC19: </w:t>
             </w:r>
             <w:r>
               <w:rPr>
@@ -11940,13 +11912,7 @@
               <w:rPr>
                 <w:lang w:val="en-US"/>
               </w:rPr>
-              <w:t>thông tin liên quan</w:t>
-            </w:r>
-            <w:r>
-              <w:rPr>
-                <w:lang w:val="en-US"/>
-              </w:rPr>
-              <w:t xml:space="preserve"> </w:t>
+              <w:t xml:space="preserve">thông tin liên quan </w:t>
             </w:r>
             <w:r>
               <w:rPr>
@@ -11965,6 +11931,7 @@
           <w:p>
             <w:pPr>
               <w:spacing w:line="240" w:lineRule="auto"/>
+              <w:jc w:val="center"/>
             </w:pPr>
             <w:r>
               <w:t>Quản trị hệ thống</w:t>
@@ -11981,10 +11948,12 @@
           <w:tcPr>
             <w:tcW w:w="2108" w:type="dxa"/>
             <w:shd w:val="clear" w:color="auto" w:fill="auto"/>
+            <w:vAlign w:val="center"/>
           </w:tcPr>
           <w:p>
             <w:pPr>
               <w:spacing w:line="240" w:lineRule="auto"/>
+              <w:jc w:val="center"/>
             </w:pPr>
             <w:r>
               <w:rPr>
@@ -12059,10 +12028,7 @@
               <w:t>: Tìm kiếm &amp; lọc</w:t>
             </w:r>
             <w:r>
-              <w:t xml:space="preserve"> </w:t>
-            </w:r>
-            <w:r>
-              <w:t>ngành</w:t>
+              <w:t xml:space="preserve"> ngành</w:t>
             </w:r>
           </w:p>
           <w:p>
@@ -12070,19 +12036,10 @@
               <w:spacing w:line="240" w:lineRule="auto"/>
             </w:pPr>
             <w:r>
-              <w:t>UC</w:t>
-            </w:r>
-            <w:r>
-              <w:t>24</w:t>
-            </w:r>
-            <w:r>
-              <w:t xml:space="preserve">: </w:t>
-            </w:r>
-            <w:r>
-              <w:t>Nhập/Xuất thông tin liên quan</w:t>
-            </w:r>
-            <w:r>
-              <w:t xml:space="preserve"> </w:t>
+              <w:t xml:space="preserve">UC24: </w:t>
+            </w:r>
+            <w:r>
+              <w:t xml:space="preserve">Nhập/Xuất thông tin liên quan </w:t>
             </w:r>
             <w:r>
               <w:t>ngành</w:t>
@@ -12098,6 +12055,7 @@
           <w:p>
             <w:pPr>
               <w:spacing w:line="240" w:lineRule="auto"/>
+              <w:jc w:val="center"/>
             </w:pPr>
             <w:r>
               <w:t>Quản trị hệ thống</w:t>
@@ -12114,10 +12072,12 @@
           <w:tcPr>
             <w:tcW w:w="2108" w:type="dxa"/>
             <w:shd w:val="clear" w:color="auto" w:fill="auto"/>
+            <w:vAlign w:val="center"/>
           </w:tcPr>
           <w:p>
             <w:pPr>
               <w:spacing w:line="240" w:lineRule="auto"/>
+              <w:jc w:val="center"/>
             </w:pPr>
             <w:r>
               <w:rPr>
@@ -12204,10 +12164,7 @@
               <w:t>: Tìm kiếm &amp; lọc</w:t>
             </w:r>
             <w:r>
-              <w:t xml:space="preserve"> </w:t>
-            </w:r>
-            <w:r>
-              <w:t>môn học</w:t>
+              <w:t xml:space="preserve"> môn học</w:t>
             </w:r>
           </w:p>
           <w:p>
@@ -12215,13 +12172,7 @@
               <w:spacing w:line="240" w:lineRule="auto"/>
             </w:pPr>
             <w:r>
-              <w:t>UC</w:t>
-            </w:r>
-            <w:r>
-              <w:t>29</w:t>
-            </w:r>
-            <w:r>
-              <w:t xml:space="preserve">: </w:t>
+              <w:t xml:space="preserve">UC29: </w:t>
             </w:r>
             <w:r>
               <w:t>Nhập/Xuất thông tin liên quan</w:t>
@@ -12243,6 +12194,7 @@
           <w:p>
             <w:pPr>
               <w:spacing w:line="240" w:lineRule="auto"/>
+              <w:jc w:val="center"/>
             </w:pPr>
             <w:r>
               <w:t>Quản trị hệ thống</w:t>
@@ -12259,10 +12211,12 @@
           <w:tcPr>
             <w:tcW w:w="2108" w:type="dxa"/>
             <w:shd w:val="clear" w:color="auto" w:fill="auto"/>
+            <w:vAlign w:val="center"/>
           </w:tcPr>
           <w:p>
             <w:pPr>
               <w:spacing w:line="240" w:lineRule="auto"/>
+              <w:jc w:val="center"/>
             </w:pPr>
             <w:r>
               <w:rPr>
@@ -12337,15 +12291,10 @@
               <w:t>: Tìm kiếm &amp; lọc</w:t>
             </w:r>
             <w:r>
-              <w:t xml:space="preserve"> </w:t>
-            </w:r>
-            <w:r>
-              <w:t>đề thi</w:t>
+              <w:t xml:space="preserve"> đề thi</w:t>
             </w:r>
             <w:r>
               <w:br/>
-            </w:r>
-            <w:r>
               <w:t>UC</w:t>
             </w:r>
             <w:r>
@@ -12374,6 +12323,7 @@
           <w:p>
             <w:pPr>
               <w:spacing w:line="240" w:lineRule="auto"/>
+              <w:jc w:val="center"/>
             </w:pPr>
             <w:r>
               <w:t>Quản trị hệ thống</w:t>
@@ -12393,10 +12343,12 @@
           <w:tcPr>
             <w:tcW w:w="2108" w:type="dxa"/>
             <w:shd w:val="clear" w:color="auto" w:fill="auto"/>
+            <w:vAlign w:val="center"/>
           </w:tcPr>
           <w:p>
             <w:pPr>
               <w:spacing w:line="240" w:lineRule="auto"/>
+              <w:jc w:val="center"/>
             </w:pPr>
             <w:r>
               <w:rPr>
@@ -12471,10 +12423,7 @@
               <w:t>: Tìm kiếm &amp; lọc</w:t>
             </w:r>
             <w:r>
-              <w:t xml:space="preserve"> </w:t>
-            </w:r>
-            <w:r>
-              <w:t>câu hỏi</w:t>
+              <w:t xml:space="preserve"> câu hỏi</w:t>
             </w:r>
           </w:p>
           <w:p>
@@ -12482,13 +12431,7 @@
               <w:spacing w:line="240" w:lineRule="auto"/>
             </w:pPr>
             <w:r>
-              <w:t>UC</w:t>
-            </w:r>
-            <w:r>
-              <w:t>39</w:t>
-            </w:r>
-            <w:r>
-              <w:t xml:space="preserve">: </w:t>
+              <w:t xml:space="preserve">UC39: </w:t>
             </w:r>
             <w:r>
               <w:t>Nhập/Xuất thông tin liên quan</w:t>
@@ -12510,6 +12453,7 @@
           <w:p>
             <w:pPr>
               <w:spacing w:line="240" w:lineRule="auto"/>
+              <w:jc w:val="center"/>
             </w:pPr>
             <w:r>
               <w:t>Quản trị hệ thống</w:t>
@@ -12529,10 +12473,12 @@
           <w:tcPr>
             <w:tcW w:w="2108" w:type="dxa"/>
             <w:shd w:val="clear" w:color="auto" w:fill="auto"/>
+            <w:vAlign w:val="center"/>
           </w:tcPr>
           <w:p>
             <w:pPr>
               <w:spacing w:line="240" w:lineRule="auto"/>
+              <w:jc w:val="center"/>
             </w:pPr>
             <w:r>
               <w:rPr>
@@ -12557,6 +12503,9 @@
           <w:p>
             <w:pPr>
               <w:spacing w:line="240" w:lineRule="auto"/>
+              <w:rPr>
+                <w:lang w:val="en-US"/>
+              </w:rPr>
             </w:pPr>
             <w:r>
               <w:t>UC</w:t>
@@ -12607,21 +12556,44 @@
               <w:t>: Tìm kiếm &amp; lọc</w:t>
             </w:r>
             <w:r>
-              <w:t xml:space="preserve"> </w:t>
-            </w:r>
-            <w:r>
-              <w:t>tài khoản</w:t>
+              <w:t xml:space="preserve"> tài khoản</w:t>
             </w:r>
           </w:p>
           <w:p>
             <w:pPr>
               <w:spacing w:line="240" w:lineRule="auto"/>
-            </w:pPr>
-            <w:r>
-              <w:t>UC</w:t>
-            </w:r>
-            <w:r>
-              <w:t>44</w:t>
+              <w:rPr>
+                <w:lang w:val="en-US"/>
+              </w:rPr>
+            </w:pPr>
+            <w:r>
+              <w:rPr>
+                <w:lang w:val="en-US"/>
+              </w:rPr>
+              <w:t>UC44: Khoá/</w:t>
+            </w:r>
+            <w:r>
+              <w:t xml:space="preserve">Mở </w:t>
+            </w:r>
+            <w:r>
+              <w:rPr>
+                <w:lang w:val="en-US"/>
+              </w:rPr>
+              <w:t>khoá tài khoản</w:t>
+            </w:r>
+          </w:p>
+          <w:p>
+            <w:pPr>
+              <w:spacing w:line="240" w:lineRule="auto"/>
+            </w:pPr>
+            <w:r>
+              <w:t>UC4</w:t>
+            </w:r>
+            <w:r>
+              <w:rPr>
+                <w:lang w:val="en-US"/>
+              </w:rPr>
+              <w:t>5</w:t>
             </w:r>
             <w:r>
               <w:t xml:space="preserve">: </w:t>
@@ -12646,6 +12618,7 @@
           <w:p>
             <w:pPr>
               <w:spacing w:line="240" w:lineRule="auto"/>
+              <w:jc w:val="center"/>
             </w:pPr>
             <w:r>
               <w:t>Quản trị hệ thống</w:t>
@@ -12668,10 +12641,12 @@
               <w:right w:val="single" w:sz="4" w:space="0" w:color="auto"/>
             </w:tcBorders>
             <w:shd w:val="clear" w:color="auto" w:fill="auto"/>
+            <w:vAlign w:val="center"/>
           </w:tcPr>
           <w:p>
             <w:pPr>
               <w:spacing w:line="240" w:lineRule="auto"/>
+              <w:jc w:val="center"/>
             </w:pPr>
             <w:r>
               <w:rPr>
@@ -12710,7 +12685,10 @@
               <w:t>UC</w:t>
             </w:r>
             <w:r>
-              <w:t>45</w:t>
+              <w:t>4</w:t>
+            </w:r>
+            <w:r>
+              <w:t>6</w:t>
             </w:r>
             <w:r>
               <w:t xml:space="preserve">: Thêm </w:t>
@@ -12723,7 +12701,10 @@
               <w:t>UC</w:t>
             </w:r>
             <w:r>
-              <w:t>46</w:t>
+              <w:t>4</w:t>
+            </w:r>
+            <w:r>
+              <w:t>7</w:t>
             </w:r>
             <w:r>
               <w:t xml:space="preserve">: Sửa </w:t>
@@ -12739,7 +12720,10 @@
               <w:t>UC</w:t>
             </w:r>
             <w:r>
-              <w:t>47</w:t>
+              <w:t>4</w:t>
+            </w:r>
+            <w:r>
+              <w:t>8</w:t>
             </w:r>
             <w:r>
               <w:t xml:space="preserve">: Xoá </w:t>
@@ -12752,11 +12736,22 @@
               <w:t>UC</w:t>
             </w:r>
             <w:r>
-              <w:t>48</w:t>
+              <w:t>4</w:t>
+            </w:r>
+            <w:r>
+              <w:t>9</w:t>
             </w:r>
             <w:r>
               <w:t>: Tìm kiếm &amp; lọc</w:t>
             </w:r>
+            <w:r>
+              <w:br/>
+              <w:t>UC50: Phân môn thi</w:t>
+            </w:r>
+            <w:r>
+              <w:br/>
+              <w:t>UC51: Phân ca thi</w:t>
+            </w:r>
           </w:p>
           <w:p>
             <w:pPr>
@@ -12769,57 +12764,47 @@
               <w:rPr>
                 <w:lang w:val="en-US"/>
               </w:rPr>
+              <w:t>UC52: Phân thí sinh</w:t>
+            </w:r>
+          </w:p>
+          <w:p>
+            <w:pPr>
+              <w:spacing w:line="240" w:lineRule="auto"/>
+            </w:pPr>
+            <w:r>
               <w:t>UC</w:t>
             </w:r>
             <w:r>
-              <w:rPr>
-                <w:lang w:val="en-US"/>
-              </w:rPr>
-              <w:t>49</w:t>
-            </w:r>
-            <w:r>
-              <w:rPr>
-                <w:lang w:val="en-US"/>
-              </w:rPr>
+              <w:t>5</w:t>
+            </w:r>
+            <w:r>
+              <w:rPr>
+                <w:lang w:val="en-US"/>
+              </w:rPr>
+              <w:t>3</w:t>
+            </w:r>
+            <w:r>
               <w:t>: Khoá/Mở khoá kỳ thi</w:t>
             </w:r>
           </w:p>
           <w:p>
             <w:pPr>
               <w:spacing w:line="240" w:lineRule="auto"/>
-              <w:rPr>
-                <w:lang w:val="en-US"/>
-              </w:rPr>
-            </w:pPr>
-            <w:r>
-              <w:rPr>
-                <w:lang w:val="en-US"/>
-              </w:rPr>
+            </w:pPr>
+            <w:r>
               <w:t>U</w:t>
             </w:r>
             <w:r>
-              <w:rPr>
-                <w:lang w:val="en-US"/>
-              </w:rPr>
-              <w:t>C50</w:t>
-            </w:r>
-            <w:r>
-              <w:rPr>
-                <w:lang w:val="en-US"/>
-              </w:rPr>
+              <w:t>C5</w:t>
+            </w:r>
+            <w:r>
+              <w:t>4</w:t>
+            </w:r>
+            <w:r>
               <w:t xml:space="preserve">: </w:t>
             </w:r>
             <w:r>
-              <w:rPr>
-                <w:lang w:val="en-US"/>
-              </w:rPr>
-              <w:t xml:space="preserve">Nhập/Xuất </w:t>
-            </w:r>
-            <w:r>
-              <w:rPr>
-                <w:lang w:val="en-US"/>
-              </w:rPr>
-              <w:t>thông tin liên quan</w:t>
+              <w:t>Nhập/Xuất thông tin liên quan</w:t>
             </w:r>
             <w:r>
               <w:t xml:space="preserve"> </w:t>
@@ -12844,6 +12829,7 @@
           <w:p>
             <w:pPr>
               <w:spacing w:line="240" w:lineRule="auto"/>
+              <w:jc w:val="center"/>
             </w:pPr>
             <w:r>
               <w:lastRenderedPageBreak/>
@@ -12867,10 +12853,12 @@
               <w:right w:val="single" w:sz="4" w:space="0" w:color="auto"/>
             </w:tcBorders>
             <w:shd w:val="clear" w:color="auto" w:fill="auto"/>
+            <w:vAlign w:val="center"/>
           </w:tcPr>
           <w:p>
             <w:pPr>
               <w:spacing w:line="240" w:lineRule="auto"/>
+              <w:jc w:val="center"/>
             </w:pPr>
             <w:r>
               <w:rPr>
@@ -12897,19 +12885,53 @@
               <w:spacing w:line="240" w:lineRule="auto"/>
             </w:pPr>
             <w:r>
-              <w:t>UC51: Thêm ca thi</w:t>
+              <w:t>UC5</w:t>
+            </w:r>
+            <w:r>
+              <w:t>5</w:t>
+            </w:r>
+            <w:r>
+              <w:t>: Thêm ca thi</w:t>
             </w:r>
             <w:r>
               <w:br/>
-              <w:t>UC52: Sửa ca thi</w:t>
+              <w:t>UC5</w:t>
+            </w:r>
+            <w:r>
+              <w:t>6</w:t>
+            </w:r>
+            <w:r>
+              <w:t>: Sửa ca thi</w:t>
             </w:r>
             <w:r>
               <w:br/>
-              <w:t>UC53: Xoá ca thi</w:t>
+              <w:t>UC5</w:t>
+            </w:r>
+            <w:r>
+              <w:t>7</w:t>
+            </w:r>
+            <w:r>
+              <w:t>: Xoá ca thi</w:t>
             </w:r>
             <w:r>
               <w:br/>
-              <w:t>UC54: Tìm kiếm &amp; lọc ca thi</w:t>
+              <w:t>UC5</w:t>
+            </w:r>
+            <w:r>
+              <w:t>8</w:t>
+            </w:r>
+            <w:r>
+              <w:t>: Tìm kiếm &amp; lọc ca thi</w:t>
+            </w:r>
+            <w:r>
+              <w:br/>
+              <w:t>UC5</w:t>
+            </w:r>
+            <w:r>
+              <w:t>9</w:t>
+            </w:r>
+            <w:r>
+              <w:t>: Phân môn thi</w:t>
             </w:r>
           </w:p>
           <w:p>
@@ -12917,36 +12939,47 @@
               <w:spacing w:line="240" w:lineRule="auto"/>
             </w:pPr>
             <w:r>
-              <w:t>UC5</w:t>
-            </w:r>
-            <w:r>
-              <w:t>5</w:t>
-            </w:r>
-            <w:r>
-              <w:t xml:space="preserve">: Khoá/Mở khoá </w:t>
-            </w:r>
-            <w:r>
-              <w:t>môn thi</w:t>
+              <w:t>UC</w:t>
+            </w:r>
+            <w:r>
+              <w:t>60</w:t>
+            </w:r>
+            <w:r>
+              <w:t>: Phân phòng thi</w:t>
             </w:r>
           </w:p>
           <w:p>
             <w:pPr>
               <w:spacing w:line="240" w:lineRule="auto"/>
-              <w:rPr>
-                <w:lang w:val="en-US"/>
-              </w:rPr>
-            </w:pPr>
-            <w:r>
-              <w:rPr>
-                <w:lang w:val="en-US"/>
-              </w:rPr>
-              <w:t>UC5</w:t>
-            </w:r>
-            <w:r>
-              <w:rPr>
-                <w:lang w:val="en-US"/>
-              </w:rPr>
-              <w:t>6</w:t>
+            </w:pPr>
+            <w:r>
+              <w:t>UC</w:t>
+            </w:r>
+            <w:r>
+              <w:t>61</w:t>
+            </w:r>
+            <w:r>
+              <w:t>: Khoá/Mở khoá môn thi</w:t>
+            </w:r>
+          </w:p>
+          <w:p>
+            <w:pPr>
+              <w:spacing w:line="240" w:lineRule="auto"/>
+              <w:rPr>
+                <w:lang w:val="en-US"/>
+              </w:rPr>
+            </w:pPr>
+            <w:r>
+              <w:rPr>
+                <w:lang w:val="en-US"/>
+              </w:rPr>
+              <w:t>UC</w:t>
+            </w:r>
+            <w:r>
+              <w:rPr>
+                <w:lang w:val="en-US"/>
+              </w:rPr>
+              <w:t>62</w:t>
             </w:r>
             <w:r>
               <w:rPr>
@@ -12971,6 +13004,7 @@
           <w:p>
             <w:pPr>
               <w:spacing w:line="240" w:lineRule="auto"/>
+              <w:jc w:val="center"/>
             </w:pPr>
             <w:r>
               <w:rPr>
@@ -12996,10 +13030,12 @@
               <w:right w:val="single" w:sz="4" w:space="0" w:color="auto"/>
             </w:tcBorders>
             <w:shd w:val="clear" w:color="auto" w:fill="auto"/>
+            <w:vAlign w:val="center"/>
           </w:tcPr>
           <w:p>
             <w:pPr>
               <w:spacing w:line="240" w:lineRule="auto"/>
+              <w:jc w:val="center"/>
             </w:pPr>
             <w:r>
               <w:rPr>
@@ -13024,116 +13060,122 @@
           <w:p>
             <w:pPr>
               <w:spacing w:line="240" w:lineRule="auto"/>
-              <w:rPr>
-                <w:lang w:val="en-US"/>
-              </w:rPr>
-            </w:pPr>
-            <w:r>
-              <w:t>UC5</w:t>
+            </w:pPr>
+            <w:r>
+              <w:t>UC</w:t>
+            </w:r>
+            <w:r>
+              <w:t>6</w:t>
+            </w:r>
+            <w:r>
+              <w:t>3</w:t>
+            </w:r>
+            <w:r>
+              <w:t>: Thêm môn thi</w:t>
+            </w:r>
+            <w:r>
+              <w:br/>
+              <w:t>UC</w:t>
+            </w:r>
+            <w:r>
+              <w:t>6</w:t>
+            </w:r>
+            <w:r>
+              <w:t>4</w:t>
+            </w:r>
+            <w:r>
+              <w:t xml:space="preserve">: </w:t>
+            </w:r>
+            <w:r>
+              <w:t>Phân ca thi</w:t>
+            </w:r>
+            <w:r>
+              <w:br/>
+              <w:t>UC</w:t>
+            </w:r>
+            <w:r>
+              <w:t>6</w:t>
+            </w:r>
+            <w:r>
+              <w:t>5</w:t>
+            </w:r>
+            <w:r>
+              <w:t xml:space="preserve">: </w:t>
+            </w:r>
+            <w:r>
+              <w:t>Ph</w:t>
+            </w:r>
+            <w:r>
+              <w:t>ân phòng thi</w:t>
+            </w:r>
+          </w:p>
+          <w:p>
+            <w:pPr>
+              <w:spacing w:line="240" w:lineRule="auto"/>
+            </w:pPr>
+            <w:r>
+              <w:t>UC</w:t>
+            </w:r>
+            <w:r>
+              <w:t>6</w:t>
+            </w:r>
+            <w:r>
+              <w:t>6</w:t>
+            </w:r>
+            <w:r>
+              <w:t>: Phân đề thi</w:t>
+            </w:r>
+            <w:r>
+              <w:br/>
+              <w:t>UC6</w:t>
             </w:r>
             <w:r>
               <w:t>7</w:t>
             </w:r>
             <w:r>
-              <w:t>: Thêm môn thi</w:t>
-            </w:r>
-            <w:r>
-              <w:br/>
-              <w:t>UC5</w:t>
+              <w:t>: Phân thí sinh</w:t>
+            </w:r>
+          </w:p>
+          <w:p>
+            <w:pPr>
+              <w:spacing w:line="240" w:lineRule="auto"/>
+            </w:pPr>
+            <w:r>
+              <w:t>UC6</w:t>
             </w:r>
             <w:r>
               <w:t>8</w:t>
             </w:r>
             <w:r>
-              <w:t xml:space="preserve">: </w:t>
-            </w:r>
-            <w:r>
-              <w:t>Phân ca thi</w:t>
-            </w:r>
-            <w:r>
-              <w:br/>
-              <w:t>UC5</w:t>
+              <w:t>: Xoá môn thi</w:t>
+            </w:r>
+          </w:p>
+          <w:p>
+            <w:pPr>
+              <w:spacing w:line="240" w:lineRule="auto"/>
+            </w:pPr>
+            <w:r>
+              <w:t>UC</w:t>
+            </w:r>
+            <w:r>
+              <w:t>6</w:t>
             </w:r>
             <w:r>
               <w:t>9</w:t>
             </w:r>
             <w:r>
-              <w:t xml:space="preserve">: </w:t>
-            </w:r>
-            <w:r>
-              <w:t>Ph</w:t>
-            </w:r>
-            <w:r>
-              <w:t>ân phòng thi</w:t>
+              <w:t>: Tìm kiếm &amp; lọc môn thi</w:t>
             </w:r>
           </w:p>
           <w:p>
             <w:pPr>
               <w:spacing w:line="240" w:lineRule="auto"/>
-              <w:rPr>
-                <w:lang w:val="en-US"/>
-              </w:rPr>
-            </w:pPr>
-            <w:r>
-              <w:rPr>
-                <w:lang w:val="en-US"/>
-              </w:rPr>
-              <w:t>UC60: Phân đề thi</w:t>
-            </w:r>
-            <w:r>
-              <w:rPr>
-                <w:lang w:val="en-US"/>
-              </w:rPr>
-              <w:br/>
-              <w:t>UC61: Phân thí sinh</w:t>
-            </w:r>
-          </w:p>
-          <w:p>
-            <w:pPr>
-              <w:spacing w:line="240" w:lineRule="auto"/>
-              <w:rPr>
-                <w:lang w:val="en-US"/>
-              </w:rPr>
-            </w:pPr>
-            <w:r>
-              <w:rPr>
-                <w:lang w:val="en-US"/>
-              </w:rPr>
-              <w:t>UC62: Xoá môn thi</w:t>
-            </w:r>
-          </w:p>
-          <w:p>
-            <w:pPr>
-              <w:spacing w:line="240" w:lineRule="auto"/>
             </w:pPr>
             <w:r>
               <w:t>UC</w:t>
             </w:r>
             <w:r>
-              <w:t>6</w:t>
-            </w:r>
-            <w:r>
-              <w:rPr>
-                <w:lang w:val="en-US"/>
-              </w:rPr>
-              <w:t>3</w:t>
-            </w:r>
-            <w:r>
-              <w:t>: Tìm kiếm &amp; lọc môn thi</w:t>
-            </w:r>
-          </w:p>
-          <w:p>
-            <w:pPr>
-              <w:spacing w:line="240" w:lineRule="auto"/>
-            </w:pPr>
-            <w:r>
-              <w:t>UC</w:t>
-            </w:r>
-            <w:r>
-              <w:t>6</w:t>
-            </w:r>
-            <w:r>
-              <w:t>4</w:t>
+              <w:t>70</w:t>
             </w:r>
             <w:r>
               <w:t>: Nhập/Xuất thông tin liên quan môn thi</w:t>
@@ -13155,6 +13197,7 @@
           <w:p>
             <w:pPr>
               <w:spacing w:line="240" w:lineRule="auto"/>
+              <w:jc w:val="center"/>
             </w:pPr>
             <w:r>
               <w:rPr>
@@ -13180,16 +13223,24 @@
               <w:right w:val="single" w:sz="4" w:space="0" w:color="auto"/>
             </w:tcBorders>
             <w:shd w:val="clear" w:color="auto" w:fill="auto"/>
+            <w:vAlign w:val="center"/>
           </w:tcPr>
           <w:p>
             <w:pPr>
               <w:spacing w:line="240" w:lineRule="auto"/>
-            </w:pPr>
-            <w:r>
+              <w:jc w:val="center"/>
+            </w:pPr>
+            <w:r>
+              <w:rPr>
+                <w:lang w:val="en-US"/>
+              </w:rPr>
               <w:t xml:space="preserve">Quản lý </w:t>
             </w:r>
             <w:r>
-              <w:t>kết quả thi</w:t>
+              <w:rPr>
+                <w:lang w:val="en-US"/>
+              </w:rPr>
+              <w:t>thí sinh</w:t>
             </w:r>
           </w:p>
         </w:tc>
@@ -13213,29 +13264,52 @@
               <w:t>UC</w:t>
             </w:r>
             <w:r>
-              <w:t>6</w:t>
-            </w:r>
-            <w:r>
-              <w:t>5</w:t>
-            </w:r>
-            <w:r>
-              <w:t xml:space="preserve">: </w:t>
-            </w:r>
-            <w:r>
-              <w:t>Phúc khảo</w:t>
+              <w:t>71</w:t>
+            </w:r>
+            <w:r>
+              <w:t xml:space="preserve">: Thêm </w:t>
+            </w:r>
+            <w:r>
+              <w:t>thí sinh</w:t>
             </w:r>
             <w:r>
               <w:br/>
               <w:t>UC</w:t>
             </w:r>
             <w:r>
-              <w:t>6</w:t>
-            </w:r>
-            <w:r>
-              <w:t>6</w:t>
-            </w:r>
-            <w:r>
-              <w:t>: Tìm kiếm &amp; lọc</w:t>
+              <w:t>72</w:t>
+            </w:r>
+            <w:r>
+              <w:t xml:space="preserve">: Sửa </w:t>
+            </w:r>
+            <w:r>
+              <w:t>thí sinh</w:t>
+            </w:r>
+            <w:r>
+              <w:br/>
+              <w:t>UC</w:t>
+            </w:r>
+            <w:r>
+              <w:t>73</w:t>
+            </w:r>
+            <w:r>
+              <w:t xml:space="preserve">: Xoá </w:t>
+            </w:r>
+            <w:r>
+              <w:t>thí sinh</w:t>
+            </w:r>
+            <w:r>
+              <w:br/>
+              <w:t>UC</w:t>
+            </w:r>
+            <w:r>
+              <w:t>74</w:t>
+            </w:r>
+            <w:r>
+              <w:t xml:space="preserve">: Tìm kiếm &amp; lọc </w:t>
+            </w:r>
+            <w:r>
+              <w:t>thí sinh</w:t>
             </w:r>
           </w:p>
           <w:p>
@@ -13246,19 +13320,13 @@
               <w:t>UC</w:t>
             </w:r>
             <w:r>
-              <w:t>6</w:t>
-            </w:r>
-            <w:r>
-              <w:t>7</w:t>
-            </w:r>
-            <w:r>
-              <w:t xml:space="preserve">: </w:t>
-            </w:r>
-            <w:r>
-              <w:t>Xuất thông tin liên quan</w:t>
-            </w:r>
-            <w:r>
-              <w:t xml:space="preserve"> kết quả thi</w:t>
+              <w:t>75</w:t>
+            </w:r>
+            <w:r>
+              <w:t xml:space="preserve">: Nhập/Xuất thông tin liên quan </w:t>
+            </w:r>
+            <w:r>
+              <w:t>thí sinh</w:t>
             </w:r>
           </w:p>
         </w:tc>
@@ -13277,8 +13345,12 @@
           <w:p>
             <w:pPr>
               <w:spacing w:line="240" w:lineRule="auto"/>
-            </w:pPr>
-            <w:r>
+              <w:jc w:val="center"/>
+            </w:pPr>
+            <w:r>
+              <w:rPr>
+                <w:lang w:val="en-US"/>
+              </w:rPr>
               <w:t>Quản trị hệ thống</w:t>
             </w:r>
           </w:p>
@@ -13299,16 +13371,15 @@
               <w:right w:val="single" w:sz="4" w:space="0" w:color="auto"/>
             </w:tcBorders>
             <w:shd w:val="clear" w:color="auto" w:fill="auto"/>
+            <w:vAlign w:val="center"/>
           </w:tcPr>
           <w:p>
             <w:pPr>
               <w:spacing w:line="240" w:lineRule="auto"/>
-            </w:pPr>
-            <w:r>
-              <w:rPr>
-                <w:lang w:val="en-US"/>
-              </w:rPr>
-              <w:t>Kết nối Server</w:t>
+              <w:jc w:val="center"/>
+            </w:pPr>
+            <w:r>
+              <w:t>Quản lý kết quả thi</w:t>
             </w:r>
           </w:p>
         </w:tc>
@@ -13329,22 +13400,58 @@
               <w:spacing w:line="240" w:lineRule="auto"/>
             </w:pPr>
             <w:r>
+              <w:t>UC76: Xem chi tiết</w:t>
+            </w:r>
+            <w:r>
+              <w:br/>
+            </w:r>
+            <w:r>
               <w:t>UC</w:t>
             </w:r>
             <w:r>
-              <w:t>6</w:t>
+              <w:t>7</w:t>
+            </w:r>
+            <w:r>
+              <w:t>7</w:t>
+            </w:r>
+            <w:r>
+              <w:t xml:space="preserve">: </w:t>
+            </w:r>
+            <w:r>
+              <w:t>Phúc khảo</w:t>
+            </w:r>
+            <w:r>
+              <w:br/>
+              <w:t>UC</w:t>
+            </w:r>
+            <w:r>
+              <w:t>7</w:t>
             </w:r>
             <w:r>
               <w:t>8</w:t>
             </w:r>
             <w:r>
-              <w:t>:</w:t>
-            </w:r>
-            <w:r>
-              <w:t xml:space="preserve"> </w:t>
-            </w:r>
-            <w:r>
-              <w:t>Thiết lập kết nối đến Server</w:t>
+              <w:t>: Tìm kiếm &amp; lọc</w:t>
+            </w:r>
+          </w:p>
+          <w:p>
+            <w:pPr>
+              <w:spacing w:line="240" w:lineRule="auto"/>
+            </w:pPr>
+            <w:r>
+              <w:t>UC</w:t>
+            </w:r>
+            <w:r>
+              <w:t>7</w:t>
+            </w:r>
+            <w:r>
+              <w:t>9</w:t>
+            </w:r>
+            <w:r>
+              <w:t xml:space="preserve">: </w:t>
+            </w:r>
+            <w:r>
+              <w:t>Xuất thông tin liên quan kết quả thi</w:t>
             </w:r>
           </w:p>
         </w:tc>
@@ -13363,9 +13470,10 @@
           <w:p>
             <w:pPr>
               <w:spacing w:line="240" w:lineRule="auto"/>
-            </w:pPr>
-            <w:r>
-              <w:t>Giáo viên, Cán bộ coi thi</w:t>
+              <w:jc w:val="center"/>
+            </w:pPr>
+            <w:r>
+              <w:t>Quản trị hệ thống</w:t>
             </w:r>
           </w:p>
         </w:tc>
@@ -13385,16 +13493,21 @@
               <w:right w:val="single" w:sz="4" w:space="0" w:color="auto"/>
             </w:tcBorders>
             <w:shd w:val="clear" w:color="auto" w:fill="auto"/>
+            <w:vAlign w:val="center"/>
           </w:tcPr>
           <w:p>
             <w:pPr>
               <w:spacing w:line="240" w:lineRule="auto"/>
-            </w:pPr>
-            <w:r>
-              <w:rPr>
-                <w:lang w:val="en-US"/>
-              </w:rPr>
-              <w:t>Cấu hình phòng thi</w:t>
+              <w:jc w:val="center"/>
+              <w:rPr>
+                <w:lang w:val="en-US"/>
+              </w:rPr>
+            </w:pPr>
+            <w:r>
+              <w:rPr>
+                <w:lang w:val="en-US"/>
+              </w:rPr>
+              <w:t>Báo cáo &amp; thống kê</w:t>
             </w:r>
           </w:p>
         </w:tc>
@@ -13413,36 +13526,29 @@
           <w:p>
             <w:pPr>
               <w:spacing w:line="240" w:lineRule="auto"/>
-            </w:pPr>
-            <w:r>
-              <w:t>UC6</w:t>
-            </w:r>
-            <w:r>
-              <w:rPr>
-                <w:lang w:val="en-US"/>
-              </w:rPr>
-              <w:t>9</w:t>
-            </w:r>
-            <w:r>
-              <w:t>: Thiết lập</w:t>
-            </w:r>
-            <w:r>
-              <w:rPr>
-                <w:lang w:val="en-US"/>
-              </w:rPr>
-              <w:t xml:space="preserve"> thông tin</w:t>
-            </w:r>
-            <w:r>
-              <w:t xml:space="preserve"> liên quan</w:t>
-            </w:r>
-            <w:r>
-              <w:rPr>
-                <w:lang w:val="en-US"/>
-              </w:rPr>
-              <w:t xml:space="preserve"> </w:t>
-            </w:r>
-            <w:r>
-              <w:t>phòng thi</w:t>
+              <w:rPr>
+                <w:lang w:val="en-US"/>
+              </w:rPr>
+            </w:pPr>
+            <w:r>
+              <w:rPr>
+                <w:lang w:val="en-US"/>
+              </w:rPr>
+              <w:t>UC80: Xem báo cáo, thống kê</w:t>
+            </w:r>
+          </w:p>
+          <w:p>
+            <w:pPr>
+              <w:spacing w:line="240" w:lineRule="auto"/>
+              <w:rPr>
+                <w:lang w:val="en-US"/>
+              </w:rPr>
+            </w:pPr>
+            <w:r>
+              <w:rPr>
+                <w:lang w:val="en-US"/>
+              </w:rPr>
+              <w:t>UC81: Xuất báo cáo, thống kê</w:t>
             </w:r>
           </w:p>
         </w:tc>
@@ -13461,9 +13567,10 @@
           <w:p>
             <w:pPr>
               <w:spacing w:line="240" w:lineRule="auto"/>
-            </w:pPr>
-            <w:r>
-              <w:t>Giáo viên, Cán bộ coi thi</w:t>
+              <w:jc w:val="center"/>
+            </w:pPr>
+            <w:r>
+              <w:t>Quản trị hệ thống</w:t>
             </w:r>
           </w:p>
         </w:tc>
@@ -13483,19 +13590,18 @@
               <w:right w:val="single" w:sz="4" w:space="0" w:color="auto"/>
             </w:tcBorders>
             <w:shd w:val="clear" w:color="auto" w:fill="auto"/>
+            <w:vAlign w:val="center"/>
           </w:tcPr>
           <w:p>
             <w:pPr>
               <w:spacing w:line="240" w:lineRule="auto"/>
-              <w:rPr>
-                <w:lang w:val="en-US"/>
-              </w:rPr>
-            </w:pPr>
-            <w:r>
-              <w:rPr>
-                <w:lang w:val="en-US"/>
-              </w:rPr>
-              <w:t>Xác thực tài khoản</w:t>
+              <w:jc w:val="center"/>
+            </w:pPr>
+            <w:r>
+              <w:rPr>
+                <w:lang w:val="en-US"/>
+              </w:rPr>
+              <w:t>Kết nối Server</w:t>
             </w:r>
           </w:p>
         </w:tc>
@@ -13514,18 +13620,24 @@
           <w:p>
             <w:pPr>
               <w:spacing w:line="240" w:lineRule="auto"/>
-              <w:rPr>
-                <w:lang w:val="en-US"/>
-              </w:rPr>
             </w:pPr>
             <w:r>
               <w:t>UC</w:t>
             </w:r>
             <w:r>
-              <w:t>70</w:t>
-            </w:r>
-            <w:r>
-              <w:t>: Xác thực tài khoản đăng nhập</w:t>
+              <w:t>8</w:t>
+            </w:r>
+            <w:r>
+              <w:t>2</w:t>
+            </w:r>
+            <w:r>
+              <w:t>:</w:t>
+            </w:r>
+            <w:r>
+              <w:t xml:space="preserve"> </w:t>
+            </w:r>
+            <w:r>
+              <w:t>Thiết lập kết nối đến Server</w:t>
             </w:r>
           </w:p>
           <w:p>
@@ -13539,10 +13651,37 @@
               <w:t>UC</w:t>
             </w:r>
             <w:r>
-              <w:t>71</w:t>
-            </w:r>
-            <w:r>
-              <w:t>: Đăng xuất</w:t>
+              <w:rPr>
+                <w:lang w:val="en-US"/>
+              </w:rPr>
+              <w:t>8</w:t>
+            </w:r>
+            <w:r>
+              <w:rPr>
+                <w:lang w:val="en-US"/>
+              </w:rPr>
+              <w:t>3</w:t>
+            </w:r>
+            <w:r>
+              <w:t>: Thiết lập</w:t>
+            </w:r>
+            <w:r>
+              <w:rPr>
+                <w:lang w:val="en-US"/>
+              </w:rPr>
+              <w:t xml:space="preserve"> thông tin</w:t>
+            </w:r>
+            <w:r>
+              <w:t xml:space="preserve"> liên quan</w:t>
+            </w:r>
+            <w:r>
+              <w:rPr>
+                <w:lang w:val="en-US"/>
+              </w:rPr>
+              <w:t xml:space="preserve"> </w:t>
+            </w:r>
+            <w:r>
+              <w:t>phòng thi</w:t>
             </w:r>
           </w:p>
         </w:tc>
@@ -13561,6 +13700,7 @@
           <w:p>
             <w:pPr>
               <w:spacing w:line="240" w:lineRule="auto"/>
+              <w:jc w:val="center"/>
             </w:pPr>
             <w:r>
               <w:t>Giáo viên, Cán bộ coi thi</w:t>
@@ -13583,19 +13723,18 @@
               <w:right w:val="single" w:sz="4" w:space="0" w:color="auto"/>
             </w:tcBorders>
             <w:shd w:val="clear" w:color="auto" w:fill="auto"/>
+            <w:vAlign w:val="center"/>
           </w:tcPr>
           <w:p>
             <w:pPr>
               <w:spacing w:line="240" w:lineRule="auto"/>
-              <w:rPr>
-                <w:lang w:val="en-US"/>
-              </w:rPr>
-            </w:pPr>
-            <w:r>
-              <w:rPr>
-                <w:lang w:val="en-US"/>
-              </w:rPr>
-              <w:t>Quản lý thi</w:t>
+              <w:jc w:val="center"/>
+            </w:pPr>
+            <w:r>
+              <w:rPr>
+                <w:lang w:val="en-US"/>
+              </w:rPr>
+              <w:t>Xác thực tài khoản</w:t>
             </w:r>
           </w:p>
         </w:tc>
@@ -13614,33 +13753,32 @@
           <w:p>
             <w:pPr>
               <w:spacing w:line="240" w:lineRule="auto"/>
-              <w:rPr>
-                <w:lang w:val="en-US"/>
-              </w:rPr>
-            </w:pPr>
-            <w:r>
-              <w:rPr>
-                <w:lang w:val="en-US"/>
-              </w:rPr>
+            </w:pPr>
+            <w:r>
               <w:t>UC</w:t>
             </w:r>
             <w:r>
-              <w:rPr>
-                <w:lang w:val="en-US"/>
-              </w:rPr>
-              <w:t>72</w:t>
-            </w:r>
-            <w:r>
-              <w:rPr>
-                <w:lang w:val="en-US"/>
-              </w:rPr>
-              <w:t>:</w:t>
-            </w:r>
-            <w:r>
-              <w:rPr>
-                <w:lang w:val="en-US"/>
-              </w:rPr>
-              <w:t xml:space="preserve"> Thiết lập thông tin thi</w:t>
+              <w:t>84</w:t>
+            </w:r>
+            <w:r>
+              <w:t>: Xác thực tài khoản đăng nhập</w:t>
+            </w:r>
+          </w:p>
+          <w:p>
+            <w:pPr>
+              <w:spacing w:line="240" w:lineRule="auto"/>
+            </w:pPr>
+            <w:r>
+              <w:t>UC</w:t>
+            </w:r>
+            <w:r>
+              <w:rPr>
+                <w:lang w:val="en-US"/>
+              </w:rPr>
+              <w:t>85</w:t>
+            </w:r>
+            <w:r>
+              <w:t>: Đăng xuất</w:t>
             </w:r>
           </w:p>
         </w:tc>
@@ -13659,6 +13797,7 @@
           <w:p>
             <w:pPr>
               <w:spacing w:line="240" w:lineRule="auto"/>
+              <w:jc w:val="center"/>
             </w:pPr>
             <w:r>
               <w:t>Giáo viên, Cán bộ coi thi</w:t>
@@ -13681,19 +13820,21 @@
               <w:right w:val="single" w:sz="4" w:space="0" w:color="auto"/>
             </w:tcBorders>
             <w:shd w:val="clear" w:color="auto" w:fill="auto"/>
+            <w:vAlign w:val="center"/>
           </w:tcPr>
           <w:p>
             <w:pPr>
               <w:spacing w:line="240" w:lineRule="auto"/>
-              <w:rPr>
-                <w:lang w:val="en-US"/>
-              </w:rPr>
-            </w:pPr>
-            <w:r>
-              <w:rPr>
-                <w:lang w:val="en-US"/>
-              </w:rPr>
-              <w:t>Kết nối Teacher Client</w:t>
+              <w:jc w:val="center"/>
+              <w:rPr>
+                <w:lang w:val="en-US"/>
+              </w:rPr>
+            </w:pPr>
+            <w:r>
+              <w:rPr>
+                <w:lang w:val="en-US"/>
+              </w:rPr>
+              <w:t>Quản lý thi</w:t>
             </w:r>
           </w:p>
         </w:tc>
@@ -13712,6 +13853,9 @@
           <w:p>
             <w:pPr>
               <w:spacing w:line="240" w:lineRule="auto"/>
+              <w:rPr>
+                <w:lang w:val="en-US"/>
+              </w:rPr>
             </w:pPr>
             <w:r>
               <w:rPr>
@@ -13723,19 +13867,13 @@
               <w:rPr>
                 <w:lang w:val="en-US"/>
               </w:rPr>
-              <w:t>73</w:t>
-            </w:r>
-            <w:r>
-              <w:rPr>
-                <w:lang w:val="en-US"/>
-              </w:rPr>
-              <w:t>:</w:t>
-            </w:r>
-            <w:r>
-              <w:rPr>
-                <w:lang w:val="en-US"/>
-              </w:rPr>
-              <w:t xml:space="preserve"> Thiết lập kết nối đến Teacher Client</w:t>
+              <w:t>86</w:t>
+            </w:r>
+            <w:r>
+              <w:rPr>
+                <w:lang w:val="en-US"/>
+              </w:rPr>
+              <w:t>: Thiết lập thông tin thi</w:t>
             </w:r>
           </w:p>
         </w:tc>
@@ -13754,12 +13892,10 @@
           <w:p>
             <w:pPr>
               <w:spacing w:line="240" w:lineRule="auto"/>
-            </w:pPr>
-            <w:r>
-              <w:rPr>
-                <w:lang w:val="en-US"/>
-              </w:rPr>
-              <w:t>Thí sinh</w:t>
+              <w:jc w:val="center"/>
+            </w:pPr>
+            <w:r>
+              <w:t>Giáo viên, Cán bộ coi thi</w:t>
             </w:r>
           </w:p>
         </w:tc>
@@ -13779,19 +13915,21 @@
               <w:right w:val="single" w:sz="4" w:space="0" w:color="auto"/>
             </w:tcBorders>
             <w:shd w:val="clear" w:color="auto" w:fill="auto"/>
+            <w:vAlign w:val="center"/>
           </w:tcPr>
           <w:p>
             <w:pPr>
               <w:spacing w:line="240" w:lineRule="auto"/>
-              <w:rPr>
-                <w:lang w:val="en-US"/>
-              </w:rPr>
-            </w:pPr>
-            <w:r>
-              <w:rPr>
-                <w:lang w:val="en-US"/>
-              </w:rPr>
-              <w:t>Xác thực thí sinh</w:t>
+              <w:jc w:val="center"/>
+              <w:rPr>
+                <w:lang w:val="en-US"/>
+              </w:rPr>
+            </w:pPr>
+            <w:r>
+              <w:rPr>
+                <w:lang w:val="en-US"/>
+              </w:rPr>
+              <w:t>Kết nối Teacher Client</w:t>
             </w:r>
           </w:p>
         </w:tc>
@@ -13815,33 +13953,22 @@
               </w:rPr>
             </w:pPr>
             <w:r>
+              <w:rPr>
+                <w:lang w:val="en-US"/>
+              </w:rPr>
               <w:t>UC</w:t>
             </w:r>
             <w:r>
-              <w:t>74</w:t>
-            </w:r>
-            <w:r>
-              <w:t xml:space="preserve">: Xác thực </w:t>
-            </w:r>
-            <w:r>
-              <w:rPr>
-                <w:lang w:val="en-US"/>
-              </w:rPr>
-              <w:t>thí sinh</w:t>
-            </w:r>
-          </w:p>
-          <w:p>
-            <w:pPr>
-              <w:spacing w:line="240" w:lineRule="auto"/>
-            </w:pPr>
-            <w:r>
-              <w:t>UC</w:t>
-            </w:r>
-            <w:r>
-              <w:t>75</w:t>
-            </w:r>
-            <w:r>
-              <w:t>: Đăng xuất</w:t>
+              <w:rPr>
+                <w:lang w:val="en-US"/>
+              </w:rPr>
+              <w:t>87</w:t>
+            </w:r>
+            <w:r>
+              <w:rPr>
+                <w:lang w:val="en-US"/>
+              </w:rPr>
+              <w:t>: Thiết lập kết nối đến Teacher Client</w:t>
             </w:r>
           </w:p>
         </w:tc>
@@ -13860,9 +13987,7 @@
           <w:p>
             <w:pPr>
               <w:spacing w:line="240" w:lineRule="auto"/>
-              <w:rPr>
-                <w:lang w:val="en-US"/>
-              </w:rPr>
+              <w:jc w:val="center"/>
             </w:pPr>
             <w:r>
               <w:rPr>
@@ -13888,19 +14013,21 @@
               <w:right w:val="single" w:sz="4" w:space="0" w:color="auto"/>
             </w:tcBorders>
             <w:shd w:val="clear" w:color="auto" w:fill="auto"/>
+            <w:vAlign w:val="center"/>
           </w:tcPr>
           <w:p>
             <w:pPr>
               <w:spacing w:line="240" w:lineRule="auto"/>
-              <w:rPr>
-                <w:lang w:val="en-US"/>
-              </w:rPr>
-            </w:pPr>
-            <w:r>
-              <w:rPr>
-                <w:lang w:val="en-US"/>
-              </w:rPr>
-              <w:t>Làm bài</w:t>
+              <w:jc w:val="center"/>
+              <w:rPr>
+                <w:lang w:val="en-US"/>
+              </w:rPr>
+            </w:pPr>
+            <w:r>
+              <w:rPr>
+                <w:lang w:val="en-US"/>
+              </w:rPr>
+              <w:t>Xác thực thí sinh</w:t>
             </w:r>
           </w:p>
         </w:tc>
@@ -13924,41 +14051,45 @@
               </w:rPr>
             </w:pPr>
             <w:r>
-              <w:rPr>
-                <w:lang w:val="en-US"/>
-              </w:rPr>
               <w:t>UC</w:t>
             </w:r>
             <w:r>
               <w:rPr>
                 <w:lang w:val="en-US"/>
               </w:rPr>
-              <w:t>76</w:t>
-            </w:r>
-            <w:r>
-              <w:rPr>
-                <w:lang w:val="en-US"/>
-              </w:rPr>
-              <w:t>: Làm bài</w:t>
-            </w:r>
-            <w:r>
-              <w:rPr>
-                <w:lang w:val="en-US"/>
-              </w:rPr>
-              <w:br/>
+              <w:t>88</w:t>
+            </w:r>
+            <w:r>
+              <w:t xml:space="preserve">: Xác thực </w:t>
+            </w:r>
+            <w:r>
+              <w:rPr>
+                <w:lang w:val="en-US"/>
+              </w:rPr>
+              <w:t>thí sinh</w:t>
+            </w:r>
+          </w:p>
+          <w:p>
+            <w:pPr>
+              <w:spacing w:line="240" w:lineRule="auto"/>
+            </w:pPr>
+            <w:r>
               <w:t>UC</w:t>
             </w:r>
             <w:r>
               <w:rPr>
                 <w:lang w:val="en-US"/>
               </w:rPr>
-              <w:t>77</w:t>
-            </w:r>
-            <w:r>
-              <w:rPr>
-                <w:lang w:val="en-US"/>
-              </w:rPr>
-              <w:t>: Nộp bài</w:t>
+              <w:t>8</w:t>
+            </w:r>
+            <w:r>
+              <w:rPr>
+                <w:lang w:val="en-US"/>
+              </w:rPr>
+              <w:t>9</w:t>
+            </w:r>
+            <w:r>
+              <w:t>: Đăng xuất</w:t>
             </w:r>
           </w:p>
         </w:tc>
@@ -13977,6 +14108,124 @@
           <w:p>
             <w:pPr>
               <w:spacing w:line="240" w:lineRule="auto"/>
+              <w:jc w:val="center"/>
+            </w:pPr>
+            <w:r>
+              <w:rPr>
+                <w:lang w:val="en-US"/>
+              </w:rPr>
+              <w:t>Thí sinh</w:t>
+            </w:r>
+          </w:p>
+        </w:tc>
+      </w:tr>
+      <w:tr>
+        <w:trPr>
+          <w:trHeight w:val="371"/>
+          <w:jc w:val="center"/>
+        </w:trPr>
+        <w:tc>
+          <w:tcPr>
+            <w:tcW w:w="2108" w:type="dxa"/>
+            <w:tcBorders>
+              <w:top w:val="single" w:sz="4" w:space="0" w:color="auto"/>
+              <w:left w:val="single" w:sz="4" w:space="0" w:color="auto"/>
+              <w:bottom w:val="single" w:sz="4" w:space="0" w:color="auto"/>
+              <w:right w:val="single" w:sz="4" w:space="0" w:color="auto"/>
+            </w:tcBorders>
+            <w:shd w:val="clear" w:color="auto" w:fill="auto"/>
+            <w:vAlign w:val="center"/>
+          </w:tcPr>
+          <w:p>
+            <w:pPr>
+              <w:spacing w:line="240" w:lineRule="auto"/>
+              <w:jc w:val="center"/>
+              <w:rPr>
+                <w:lang w:val="en-US"/>
+              </w:rPr>
+            </w:pPr>
+            <w:r>
+              <w:rPr>
+                <w:lang w:val="en-US"/>
+              </w:rPr>
+              <w:t>Làm bài</w:t>
+            </w:r>
+          </w:p>
+        </w:tc>
+        <w:tc>
+          <w:tcPr>
+            <w:tcW w:w="5258" w:type="dxa"/>
+            <w:tcBorders>
+              <w:top w:val="single" w:sz="4" w:space="0" w:color="auto"/>
+              <w:left w:val="single" w:sz="4" w:space="0" w:color="auto"/>
+              <w:bottom w:val="single" w:sz="4" w:space="0" w:color="auto"/>
+              <w:right w:val="single" w:sz="4" w:space="0" w:color="auto"/>
+            </w:tcBorders>
+            <w:shd w:val="clear" w:color="auto" w:fill="auto"/>
+            <w:vAlign w:val="center"/>
+          </w:tcPr>
+          <w:p>
+            <w:pPr>
+              <w:spacing w:line="240" w:lineRule="auto"/>
+            </w:pPr>
+            <w:r>
+              <w:rPr>
+                <w:lang w:val="en-US"/>
+              </w:rPr>
+              <w:t>UC</w:t>
+            </w:r>
+            <w:r>
+              <w:rPr>
+                <w:lang w:val="en-US"/>
+              </w:rPr>
+              <w:t>90</w:t>
+            </w:r>
+            <w:r>
+              <w:rPr>
+                <w:lang w:val="en-US"/>
+              </w:rPr>
+              <w:t>: Làm bài</w:t>
+            </w:r>
+            <w:r>
+              <w:rPr>
+                <w:lang w:val="en-US"/>
+              </w:rPr>
+              <w:br/>
+              <w:t>UC</w:t>
+            </w:r>
+            <w:r>
+              <w:rPr>
+                <w:lang w:val="en-US"/>
+              </w:rPr>
+              <w:t>91</w:t>
+            </w:r>
+            <w:r>
+              <w:rPr>
+                <w:lang w:val="en-US"/>
+              </w:rPr>
+              <w:t>: Nộp bài</w:t>
+            </w:r>
+          </w:p>
+        </w:tc>
+        <w:tc>
+          <w:tcPr>
+            <w:tcW w:w="2262" w:type="dxa"/>
+            <w:tcBorders>
+              <w:top w:val="single" w:sz="4" w:space="0" w:color="auto"/>
+              <w:left w:val="single" w:sz="4" w:space="0" w:color="auto"/>
+              <w:bottom w:val="single" w:sz="4" w:space="0" w:color="auto"/>
+              <w:right w:val="single" w:sz="4" w:space="0" w:color="auto"/>
+            </w:tcBorders>
+            <w:shd w:val="clear" w:color="auto" w:fill="auto"/>
+            <w:vAlign w:val="center"/>
+          </w:tcPr>
+          <w:p>
+            <w:pPr>
+              <w:spacing w:line="240" w:lineRule="auto"/>
+              <w:jc w:val="center"/>
+              <w:rPr>
+                <w:lang w:val="en-US"/>
+              </w:rPr>
             </w:pPr>
             <w:r>
               <w:rPr>
@@ -14000,11 +14249,24 @@
     </w:p>
     <w:p>
       <w:pPr>
+        <w:rPr>
+          <w:rFonts w:eastAsiaTheme="majorEastAsia" w:cstheme="majorBidi"/>
+          <w:b/>
+          <w:color w:val="000000" w:themeColor="text1"/>
+        </w:rPr>
+      </w:pPr>
+      <w:bookmarkStart w:id="13" w:name="_Toc190059685"/>
+      <w:r>
+        <w:br w:type="page"/>
+      </w:r>
+    </w:p>
+    <w:p>
+      <w:pPr>
         <w:pStyle w:val="Heading3"/>
         <w:spacing w:before="0" w:after="0"/>
       </w:pPr>
-      <w:bookmarkStart w:id="13" w:name="_Toc190059685"/>
-      <w:r>
+      <w:r>
+        <w:lastRenderedPageBreak/>
         <w:t>3.</w:t>
       </w:r>
       <w:r>
@@ -14064,12 +14326,11 @@
         <w:jc w:val="center"/>
       </w:pPr>
       <w:r>
-        <w:lastRenderedPageBreak/>
         <w:drawing>
-          <wp:inline distT="0" distB="0" distL="0" distR="0" wp14:anchorId="31EDE642" wp14:editId="3A0EDABF">
+          <wp:inline distT="0" distB="0" distL="0" distR="0" wp14:anchorId="4DCA1687" wp14:editId="7D459959">
             <wp:extent cx="6120130" cy="3068955"/>
             <wp:effectExtent l="0" t="0" r="0" b="0"/>
-            <wp:docPr id="1771826448" name="Picture 12" descr="A diagram of a diagram&#10;&#10;AI-generated content may be incorrect."/>
+            <wp:docPr id="727770538" name="Picture 7"/>
             <wp:cNvGraphicFramePr>
               <a:graphicFrameLocks xmlns:a="http://schemas.openxmlformats.org/drawingml/2006/main" noChangeAspect="1"/>
             </wp:cNvGraphicFramePr>
@@ -14077,7 +14338,7 @@
               <a:graphicData uri="http://schemas.openxmlformats.org/drawingml/2006/picture">
                 <pic:pic xmlns:pic="http://schemas.openxmlformats.org/drawingml/2006/picture">
                   <pic:nvPicPr>
-                    <pic:cNvPr id="1771826448" name="Picture 12" descr="A diagram of a diagram&#10;&#10;AI-generated content may be incorrect."/>
+                    <pic:cNvPr id="727770538" name="Picture 727770538"/>
                     <pic:cNvPicPr/>
                   </pic:nvPicPr>
                   <pic:blipFill>
@@ -14112,9 +14373,6 @@
       <w:pPr>
         <w:spacing w:before="120"/>
         <w:jc w:val="center"/>
-        <w:rPr>
-          <w:lang w:val="en-US"/>
-        </w:rPr>
       </w:pPr>
       <w:r>
         <w:rPr>
@@ -14158,9 +14416,6 @@
       <w:pPr>
         <w:spacing w:before="120"/>
         <w:jc w:val="center"/>
-        <w:rPr>
-          <w:lang w:val="en-US"/>
-        </w:rPr>
       </w:pPr>
     </w:p>
     <w:p>
@@ -14331,6 +14586,7 @@
           <w:b/>
           <w:bCs/>
         </w:rPr>
+        <w:lastRenderedPageBreak/>
         <w:t>Quản lý câu hỏi:</w:t>
       </w:r>
       <w:r>
@@ -14367,7 +14623,6 @@
           <w:b/>
           <w:bCs/>
         </w:rPr>
-        <w:lastRenderedPageBreak/>
         <w:t>Quản lý kỳ thi:</w:t>
       </w:r>
       <w:r>
@@ -14404,6 +14659,53 @@
           <w:b/>
           <w:bCs/>
         </w:rPr>
+        <w:t xml:space="preserve">Quản lý </w:t>
+      </w:r>
+      <w:r>
+        <w:rPr>
+          <w:b/>
+          <w:bCs/>
+        </w:rPr>
+        <w:t>thí sinh</w:t>
+      </w:r>
+      <w:r>
+        <w:rPr>
+          <w:b/>
+          <w:bCs/>
+        </w:rPr>
+        <w:t>:</w:t>
+      </w:r>
+      <w:r>
+        <w:t xml:space="preserve"> Quản trị hệ thống quản lý danh sách </w:t>
+      </w:r>
+      <w:r>
+        <w:t>thí sinh</w:t>
+      </w:r>
+      <w:r>
+        <w:t xml:space="preserve"> được tổ chức</w:t>
+      </w:r>
+      <w:r>
+        <w:t xml:space="preserve"> th</w:t>
+      </w:r>
+      <w:r>
+        <w:t>i</w:t>
+      </w:r>
+      <w:r>
+        <w:t xml:space="preserve"> trong các kỳ thi.</w:t>
+      </w:r>
+    </w:p>
+    <w:p>
+      <w:pPr>
+        <w:numPr>
+          <w:ilvl w:val="0"/>
+          <w:numId w:val="44"/>
+        </w:numPr>
+      </w:pPr>
+      <w:r>
+        <w:rPr>
+          <w:b/>
+          <w:bCs/>
+        </w:rPr>
         <w:t>Quản lý ca thi:</w:t>
       </w:r>
       <w:r>
@@ -14629,6 +14931,7 @@
           <w:b/>
           <w:bCs/>
         </w:rPr>
+        <w:lastRenderedPageBreak/>
         <w:t>Xác thực thí sinh:</w:t>
       </w:r>
       <w:r>
@@ -14688,7 +14991,6 @@
         </w:numPr>
       </w:pPr>
       <w:r>
-        <w:lastRenderedPageBreak/>
         <w:t>Quản lý địa điểm thi, phòng thi, khoa, ngành, môn học, kỳ thi: Các chức năng này liên quan đến nhau để đảm bảo quản lý thông tin thi hiệu quả.</w:t>
       </w:r>
     </w:p>
@@ -16652,23 +16954,9 @@
         </w:tc>
       </w:tr>
     </w:tbl>
+    <w:p/>
     <w:p>
-      <w:pPr>
-        <w:rPr>
-          <w:lang w:val="en-US"/>
-        </w:rPr>
-      </w:pPr>
-    </w:p>
-    <w:p>
-      <w:pPr>
-        <w:rPr>
-          <w:lang w:val="en-US"/>
-        </w:rPr>
-      </w:pPr>
-      <w:r>
-        <w:rPr>
-          <w:lang w:val="en-US"/>
-        </w:rPr>
+      <w:r>
         <w:lastRenderedPageBreak/>
         <w:br w:type="page"/>
       </w:r>
@@ -16877,10 +17165,10 @@
       </w:pPr>
       <w:r>
         <w:drawing>
-          <wp:inline distT="0" distB="0" distL="0" distR="0" wp14:anchorId="0AB2E7F4" wp14:editId="54D75899">
-            <wp:extent cx="3695700" cy="4019550"/>
+          <wp:inline distT="0" distB="0" distL="0" distR="0" wp14:anchorId="4944DC5D" wp14:editId="62033E14">
+            <wp:extent cx="6120130" cy="6537325"/>
             <wp:effectExtent l="0" t="0" r="0" b="0"/>
-            <wp:docPr id="1378678200" name="Picture 19" descr="A diagram of a person's relationship&#10;&#10;AI-generated content may be incorrect."/>
+            <wp:docPr id="1189657477" name="Picture 9" descr="A diagram of a person with text&#10;&#10;AI-generated content may be incorrect."/>
             <wp:cNvGraphicFramePr>
               <a:graphicFrameLocks xmlns:a="http://schemas.openxmlformats.org/drawingml/2006/main" noChangeAspect="1"/>
             </wp:cNvGraphicFramePr>
@@ -16888,11 +17176,11 @@
               <a:graphicData uri="http://schemas.openxmlformats.org/drawingml/2006/picture">
                 <pic:pic xmlns:pic="http://schemas.openxmlformats.org/drawingml/2006/picture">
                   <pic:nvPicPr>
-                    <pic:cNvPr id="1378678200" name="Picture 19" descr="A diagram of a person's relationship&#10;&#10;AI-generated content may be incorrect."/>
+                    <pic:cNvPr id="1189657477" name="Picture 9" descr="A diagram of a person with text&#10;&#10;AI-generated content may be incorrect."/>
                     <pic:cNvPicPr/>
                   </pic:nvPicPr>
                   <pic:blipFill>
-                    <a:blip r:embed="rId15">
+                    <a:blip r:embed="rId15" cstate="print">
                       <a:extLst>
                         <a:ext uri="{28A0092B-C50C-407E-A947-70E740481C1C}">
                           <a14:useLocalDpi xmlns:a14="http://schemas.microsoft.com/office/drawing/2010/main" val="0"/>
@@ -16906,7 +17194,7 @@
                   <pic:spPr>
                     <a:xfrm>
                       <a:off x="0" y="0"/>
-                      <a:ext cx="3695700" cy="4019550"/>
+                      <a:ext cx="6120130" cy="6537325"/>
                     </a:xfrm>
                     <a:prstGeom prst="rect">
                       <a:avLst/>
@@ -17246,6 +17534,7 @@
                 <w:sz w:val="26"/>
                 <w:szCs w:val="26"/>
               </w:rPr>
+              <w:lastRenderedPageBreak/>
               <w:t>Điều kiện thực hiện:</w:t>
             </w:r>
           </w:p>
@@ -17553,7 +17842,6 @@
                 <w:sz w:val="26"/>
                 <w:szCs w:val="26"/>
               </w:rPr>
-              <w:lastRenderedPageBreak/>
               <w:t>Chuyển sang Luồng phụ A</w:t>
             </w:r>
             <w:r>
@@ -17601,7 +17889,6 @@
                 <w:sz w:val="26"/>
                 <w:szCs w:val="26"/>
               </w:rPr>
-              <w:lastRenderedPageBreak/>
               <w:t>Luồng phụ:</w:t>
             </w:r>
           </w:p>
@@ -18572,6 +18859,7 @@
                 <w:sz w:val="26"/>
                 <w:szCs w:val="26"/>
               </w:rPr>
+              <w:lastRenderedPageBreak/>
               <w:t>Luồng phụ:</w:t>
             </w:r>
           </w:p>
@@ -18847,7 +19135,6 @@
     <w:p/>
     <w:p>
       <w:r>
-        <w:lastRenderedPageBreak/>
         <w:t>- Case Xoá phòng thi:</w:t>
       </w:r>
     </w:p>
@@ -19877,6 +20164,7 @@
     <w:p/>
     <w:p>
       <w:r>
+        <w:lastRenderedPageBreak/>
         <w:t>- Case Tìm kiếm phòng thi:</w:t>
       </w:r>
     </w:p>
@@ -20365,7 +20653,6 @@
                 <w:sz w:val="26"/>
                 <w:szCs w:val="26"/>
               </w:rPr>
-              <w:lastRenderedPageBreak/>
               <w:t>Quản trị hệ thống</w:t>
             </w:r>
             <w:r>
@@ -20458,7 +20745,6 @@
                 <w:sz w:val="26"/>
                 <w:szCs w:val="26"/>
               </w:rPr>
-              <w:lastRenderedPageBreak/>
               <w:t>Luồng ngoại lệ:</w:t>
             </w:r>
           </w:p>
@@ -21325,6 +21611,7 @@
                 <w:sz w:val="26"/>
                 <w:szCs w:val="26"/>
               </w:rPr>
+              <w:lastRenderedPageBreak/>
               <w:t>Luồng phụ A</w:t>
             </w:r>
             <w:r>
@@ -21453,6 +21740,7 @@
                 <w:sz w:val="26"/>
                 <w:szCs w:val="26"/>
               </w:rPr>
+              <w:lastRenderedPageBreak/>
               <w:t>Luồng ngoại lệ:</w:t>
             </w:r>
           </w:p>
@@ -21622,7 +21910,6 @@
                 <w:sz w:val="26"/>
                 <w:szCs w:val="26"/>
               </w:rPr>
-              <w:lastRenderedPageBreak/>
               <w:t>Usecase:</w:t>
             </w:r>
             <w:r>
@@ -22523,6 +22810,7 @@
                 <w:sz w:val="26"/>
                 <w:szCs w:val="26"/>
               </w:rPr>
+              <w:lastRenderedPageBreak/>
               <w:t>Hệ thống phát thông báo lỗi (Lỗi hệ thống, mất kết nối, v.v.)..</w:t>
             </w:r>
           </w:p>
@@ -22604,13 +22892,7 @@
     </w:p>
     <w:p>
       <w:r>
-        <w:t xml:space="preserve">Use case </w:t>
-      </w:r>
-      <w:r>
-        <w:t>Quản lý khoa</w:t>
-      </w:r>
-      <w:r>
-        <w:t xml:space="preserve"> được thực hiện bởi Quản trị hệ thống (Hình 3.</w:t>
+        <w:t>Use case Quản lý khoa được thực hiện bởi Quản trị hệ thống (Hình 3.</w:t>
       </w:r>
       <w:r>
         <w:t>5</w:t>
@@ -23372,10 +23654,10 @@
       </w:pPr>
       <w:r>
         <w:drawing>
-          <wp:inline distT="0" distB="0" distL="0" distR="0" wp14:anchorId="08638664" wp14:editId="2DA1B006">
-            <wp:extent cx="6120130" cy="5299710"/>
+          <wp:inline distT="0" distB="0" distL="0" distR="0" wp14:anchorId="64A6BEBE" wp14:editId="4DF1178A">
+            <wp:extent cx="6120130" cy="6537325"/>
             <wp:effectExtent l="0" t="0" r="0" b="0"/>
-            <wp:docPr id="95710392" name="Picture 23" descr="A diagram of a person with text&#10;&#10;AI-generated content may be incorrect."/>
+            <wp:docPr id="1623116466" name="Picture 10" descr="A diagram of a person with orange circles and black text&#10;&#10;AI-generated content may be incorrect."/>
             <wp:cNvGraphicFramePr>
               <a:graphicFrameLocks xmlns:a="http://schemas.openxmlformats.org/drawingml/2006/main" noChangeAspect="1"/>
             </wp:cNvGraphicFramePr>
@@ -23383,7 +23665,7 @@
               <a:graphicData uri="http://schemas.openxmlformats.org/drawingml/2006/picture">
                 <pic:pic xmlns:pic="http://schemas.openxmlformats.org/drawingml/2006/picture">
                   <pic:nvPicPr>
-                    <pic:cNvPr id="95710392" name="Picture 23" descr="A diagram of a person with text&#10;&#10;AI-generated content may be incorrect."/>
+                    <pic:cNvPr id="1623116466" name="Picture 10" descr="A diagram of a person with orange circles and black text&#10;&#10;AI-generated content may be incorrect."/>
                     <pic:cNvPicPr/>
                   </pic:nvPicPr>
                   <pic:blipFill>
@@ -23401,7 +23683,7 @@
                   <pic:spPr>
                     <a:xfrm>
                       <a:off x="0" y="0"/>
-                      <a:ext cx="6120130" cy="5299710"/>
+                      <a:ext cx="6120130" cy="6537325"/>
                     </a:xfrm>
                     <a:prstGeom prst="rect">
                       <a:avLst/>
@@ -23494,10 +23776,10 @@
       </w:pPr>
       <w:r>
         <w:drawing>
-          <wp:inline distT="0" distB="0" distL="0" distR="0" wp14:anchorId="3A2DB4EF" wp14:editId="787B07F8">
-            <wp:extent cx="6120130" cy="6824345"/>
-            <wp:effectExtent l="0" t="0" r="0" b="0"/>
-            <wp:docPr id="580918652" name="Picture 28" descr="A diagram of a person with orange circles and black text&#10;&#10;AI-generated content may be incorrect."/>
+          <wp:inline distT="0" distB="0" distL="0" distR="0" wp14:anchorId="761D0B9F" wp14:editId="55DB252C">
+            <wp:extent cx="6120130" cy="6718300"/>
+            <wp:effectExtent l="0" t="0" r="0" b="6350"/>
+            <wp:docPr id="730803947" name="Picture 11" descr="A diagram of a person with text&#10;&#10;AI-generated content may be incorrect."/>
             <wp:cNvGraphicFramePr>
               <a:graphicFrameLocks xmlns:a="http://schemas.openxmlformats.org/drawingml/2006/main" noChangeAspect="1"/>
             </wp:cNvGraphicFramePr>
@@ -23505,7 +23787,7 @@
               <a:graphicData uri="http://schemas.openxmlformats.org/drawingml/2006/picture">
                 <pic:pic xmlns:pic="http://schemas.openxmlformats.org/drawingml/2006/picture">
                   <pic:nvPicPr>
-                    <pic:cNvPr id="580918652" name="Picture 28" descr="A diagram of a person with orange circles and black text&#10;&#10;AI-generated content may be incorrect."/>
+                    <pic:cNvPr id="730803947" name="Picture 11" descr="A diagram of a person with text&#10;&#10;AI-generated content may be incorrect."/>
                     <pic:cNvPicPr/>
                   </pic:nvPicPr>
                   <pic:blipFill>
@@ -23523,7 +23805,7 @@
                   <pic:spPr>
                     <a:xfrm>
                       <a:off x="0" y="0"/>
-                      <a:ext cx="6120130" cy="6824345"/>
+                      <a:ext cx="6120130" cy="6718300"/>
                     </a:xfrm>
                     <a:prstGeom prst="rect">
                       <a:avLst/>
@@ -23621,10 +23903,10 @@
       </w:pPr>
       <w:r>
         <w:drawing>
-          <wp:inline distT="0" distB="0" distL="0" distR="0" wp14:anchorId="7C301A87" wp14:editId="48CCEBB3">
-            <wp:extent cx="6120130" cy="6824345"/>
-            <wp:effectExtent l="0" t="0" r="0" b="0"/>
-            <wp:docPr id="608066212" name="Picture 27" descr="A diagram of a person with orange circles and black text&#10;&#10;AI-generated content may be incorrect."/>
+          <wp:inline distT="0" distB="0" distL="0" distR="0" wp14:anchorId="5BA1354C" wp14:editId="3EF9C19C">
+            <wp:extent cx="6120130" cy="6186170"/>
+            <wp:effectExtent l="0" t="0" r="0" b="5080"/>
+            <wp:docPr id="504704844" name="Picture 12" descr="A diagram of a person with orange circles&#10;&#10;AI-generated content may be incorrect."/>
             <wp:cNvGraphicFramePr>
               <a:graphicFrameLocks xmlns:a="http://schemas.openxmlformats.org/drawingml/2006/main" noChangeAspect="1"/>
             </wp:cNvGraphicFramePr>
@@ -23632,7 +23914,7 @@
               <a:graphicData uri="http://schemas.openxmlformats.org/drawingml/2006/picture">
                 <pic:pic xmlns:pic="http://schemas.openxmlformats.org/drawingml/2006/picture">
                   <pic:nvPicPr>
-                    <pic:cNvPr id="608066212" name="Picture 27" descr="A diagram of a person with orange circles and black text&#10;&#10;AI-generated content may be incorrect."/>
+                    <pic:cNvPr id="504704844" name="Picture 12" descr="A diagram of a person with orange circles&#10;&#10;AI-generated content may be incorrect."/>
                     <pic:cNvPicPr/>
                   </pic:nvPicPr>
                   <pic:blipFill>
@@ -23650,7 +23932,7 @@
                   <pic:spPr>
                     <a:xfrm>
                       <a:off x="0" y="0"/>
-                      <a:ext cx="6120130" cy="6824345"/>
+                      <a:ext cx="6120130" cy="6186170"/>
                     </a:xfrm>
                     <a:prstGeom prst="rect">
                       <a:avLst/>
@@ -23872,16 +24154,166 @@
           <w:bCs/>
           <w:lang w:val="en-US"/>
         </w:rPr>
-        <w:t>kết quả thi</w:t>
+        <w:t>thí sinh</w:t>
       </w:r>
     </w:p>
     <w:p>
+      <w:pPr>
+        <w:rPr>
+          <w:lang w:val="en-US"/>
+        </w:rPr>
+      </w:pPr>
       <w:r>
         <w:t xml:space="preserve">Use case quản lý </w:t>
       </w:r>
       <w:r>
+        <w:rPr>
+          <w:lang w:val="en-US"/>
+        </w:rPr>
+        <w:t>thí sinh</w:t>
+      </w:r>
+      <w:r>
+        <w:t xml:space="preserve"> được thực hiện bởi </w:t>
+      </w:r>
+      <w:r>
+        <w:t>Quản trị hệ thống</w:t>
+      </w:r>
+      <w:r>
+        <w:t xml:space="preserve"> (Hình 3.</w:t>
+      </w:r>
+      <w:r>
+        <w:t>14</w:t>
+      </w:r>
+      <w:r>
+        <w:t>).</w:t>
+      </w:r>
+    </w:p>
+    <w:p>
+      <w:pPr>
+        <w:jc w:val="center"/>
+        <w:rPr>
+          <w:lang w:val="en-US"/>
+        </w:rPr>
+      </w:pPr>
+      <w:r>
+        <w:rPr>
+          <w:lang w:val="en-US"/>
+        </w:rPr>
+        <w:drawing>
+          <wp:inline distT="0" distB="0" distL="0" distR="0" wp14:anchorId="5B5E55E4" wp14:editId="4B656467">
+            <wp:extent cx="6120130" cy="5809615"/>
+            <wp:effectExtent l="0" t="0" r="0" b="635"/>
+            <wp:docPr id="1622786175" name="Picture 13" descr="A diagram of a person with text&#10;&#10;AI-generated content may be incorrect."/>
+            <wp:cNvGraphicFramePr>
+              <a:graphicFrameLocks xmlns:a="http://schemas.openxmlformats.org/drawingml/2006/main" noChangeAspect="1"/>
+            </wp:cNvGraphicFramePr>
+            <a:graphic xmlns:a="http://schemas.openxmlformats.org/drawingml/2006/main">
+              <a:graphicData uri="http://schemas.openxmlformats.org/drawingml/2006/picture">
+                <pic:pic xmlns:pic="http://schemas.openxmlformats.org/drawingml/2006/picture">
+                  <pic:nvPicPr>
+                    <pic:cNvPr id="1622786175" name="Picture 13" descr="A diagram of a person with text&#10;&#10;AI-generated content may be incorrect."/>
+                    <pic:cNvPicPr/>
+                  </pic:nvPicPr>
+                  <pic:blipFill>
+                    <a:blip r:embed="rId25" cstate="print">
+                      <a:extLst>
+                        <a:ext uri="{28A0092B-C50C-407E-A947-70E740481C1C}">
+                          <a14:useLocalDpi xmlns:a14="http://schemas.microsoft.com/office/drawing/2010/main" val="0"/>
+                        </a:ext>
+                      </a:extLst>
+                    </a:blip>
+                    <a:stretch>
+                      <a:fillRect/>
+                    </a:stretch>
+                  </pic:blipFill>
+                  <pic:spPr>
+                    <a:xfrm>
+                      <a:off x="0" y="0"/>
+                      <a:ext cx="6120130" cy="5809615"/>
+                    </a:xfrm>
+                    <a:prstGeom prst="rect">
+                      <a:avLst/>
+                    </a:prstGeom>
+                  </pic:spPr>
+                </pic:pic>
+              </a:graphicData>
+            </a:graphic>
+          </wp:inline>
+        </w:drawing>
+      </w:r>
+    </w:p>
+    <w:p>
+      <w:pPr>
+        <w:jc w:val="center"/>
+      </w:pPr>
+      <w:r>
+        <w:rPr>
+          <w:b/>
+          <w:bCs/>
+        </w:rPr>
+        <w:t>Hình 3.</w:t>
+      </w:r>
+      <w:r>
+        <w:rPr>
+          <w:b/>
+          <w:bCs/>
+          <w:lang w:val="en-US"/>
+        </w:rPr>
+        <w:t>14</w:t>
+      </w:r>
+      <w:r>
+        <w:rPr>
+          <w:b/>
+          <w:bCs/>
+        </w:rPr>
+        <w:t xml:space="preserve">: </w:t>
+      </w:r>
+      <w:r>
+        <w:t xml:space="preserve">Phân rã use case Quản lý </w:t>
+      </w:r>
+      <w:r>
+        <w:rPr>
+          <w:lang w:val="en-US"/>
+        </w:rPr>
+        <w:t>thí sinh</w:t>
+      </w:r>
+      <w:r>
+        <w:br w:type="page"/>
+      </w:r>
+    </w:p>
+    <w:p>
+      <w:pPr>
+        <w:rPr>
+          <w:lang w:val="en-US"/>
+        </w:rPr>
+      </w:pPr>
+      <w:r>
+        <w:lastRenderedPageBreak/>
+        <w:t xml:space="preserve">• </w:t>
+      </w:r>
+      <w:r>
+        <w:rPr>
+          <w:b/>
+          <w:bCs/>
+        </w:rPr>
+        <w:t xml:space="preserve">Phân rã use case Quản lý </w:t>
+      </w:r>
+      <w:r>
+        <w:rPr>
+          <w:b/>
+          <w:bCs/>
+          <w:lang w:val="en-US"/>
+        </w:rPr>
         <w:t>kết quả thi</w:t>
       </w:r>
+    </w:p>
+    <w:p>
+      <w:r>
+        <w:t xml:space="preserve">Use case quản lý </w:t>
+      </w:r>
+      <w:r>
+        <w:t>kết quả thi</w:t>
+      </w:r>
       <w:r>
         <w:t xml:space="preserve"> được thực hiện bởi </w:t>
       </w:r>
@@ -23895,7 +24327,13 @@
         <w:t>Hình 3.</w:t>
       </w:r>
       <w:r>
-        <w:t>14</w:t>
+        <w:t>1</w:t>
+      </w:r>
+      <w:r>
+        <w:rPr>
+          <w:lang w:val="en-US"/>
+        </w:rPr>
+        <w:t>5</w:t>
       </w:r>
       <w:r>
         <w:t>).</w:t>
@@ -23928,7 +24366,7 @@
                     <pic:cNvPicPr/>
                   </pic:nvPicPr>
                   <pic:blipFill>
-                    <a:blip r:embed="rId25" cstate="print">
+                    <a:blip r:embed="rId26" cstate="print">
                       <a:extLst>
                         <a:ext uri="{28A0092B-C50C-407E-A947-70E740481C1C}">
                           <a14:useLocalDpi xmlns:a14="http://schemas.microsoft.com/office/drawing/2010/main" val="0"/>
@@ -23973,7 +24411,15 @@
           <w:bCs/>
           <w:lang w:val="en-US"/>
         </w:rPr>
-        <w:t>14</w:t>
+        <w:t>1</w:t>
+      </w:r>
+      <w:r>
+        <w:rPr>
+          <w:b/>
+          <w:bCs/>
+          <w:lang w:val="en-US"/>
+        </w:rPr>
+        <w:t>5</w:t>
       </w:r>
       <w:r>
         <w:rPr>
@@ -24002,6 +24448,11 @@
       </w:r>
     </w:p>
     <w:p>
+      <w:pPr>
+        <w:rPr>
+          <w:lang w:val="en-US"/>
+        </w:rPr>
+      </w:pPr>
       <w:r>
         <w:lastRenderedPageBreak/>
         <w:t xml:space="preserve">• </w:t>
@@ -24011,46 +24462,62 @@
           <w:b/>
           <w:bCs/>
         </w:rPr>
-        <w:t>Phân rã use case Quản lý thí sinh</w:t>
+        <w:t xml:space="preserve">Phân rã use case </w:t>
+      </w:r>
+      <w:r>
+        <w:rPr>
+          <w:b/>
+          <w:bCs/>
+          <w:lang w:val="en-US"/>
+        </w:rPr>
+        <w:t>Báo cáo thống kê</w:t>
       </w:r>
     </w:p>
     <w:p>
       <w:r>
-        <w:t xml:space="preserve">Use case quản lý thí sinh được thực hiện bởi </w:t>
+        <w:t xml:space="preserve">Use case </w:t>
+      </w:r>
+      <w:r>
+        <w:t>Báo cáo thống kê</w:t>
+      </w:r>
+      <w:r>
+        <w:t xml:space="preserve"> được thực hiện bởi </w:t>
       </w:r>
       <w:r>
         <w:t>Quản trị hệ thống</w:t>
       </w:r>
       <w:r>
-        <w:t xml:space="preserve"> và </w:t>
-      </w:r>
-      <w:r>
-        <w:t>Giáo viên</w:t>
-      </w:r>
-      <w:r>
-        <w:t xml:space="preserve"> (</w:t>
-      </w:r>
-      <w:r>
-        <w:t>Hình 3.</w:t>
-      </w:r>
-      <w:r>
-        <w:t>10</w:t>
+        <w:t xml:space="preserve"> (Hình 3.</w:t>
+      </w:r>
+      <w:r>
+        <w:t>1</w:t>
+      </w:r>
+      <w:r>
+        <w:rPr>
+          <w:lang w:val="en-US"/>
+        </w:rPr>
+        <w:t>6</w:t>
       </w:r>
       <w:r>
         <w:t>).</w:t>
       </w:r>
     </w:p>
-    <w:p/>
     <w:p>
       <w:pPr>
         <w:jc w:val="center"/>
-      </w:pPr>
-      <w:r>
+        <w:rPr>
+          <w:lang w:val="en-US"/>
+        </w:rPr>
+      </w:pPr>
+      <w:r>
+        <w:rPr>
+          <w:lang w:val="en-US"/>
+        </w:rPr>
         <w:drawing>
-          <wp:inline distT="0" distB="0" distL="0" distR="0" wp14:anchorId="5C7BCBDE" wp14:editId="3905137C">
-            <wp:extent cx="5591175" cy="3971925"/>
-            <wp:effectExtent l="0" t="0" r="9525" b="9525"/>
-            <wp:docPr id="794398522" name="Picture 16" descr="A diagram of a diagram&#10;&#10;Description automatically generated"/>
+          <wp:inline distT="0" distB="0" distL="0" distR="0" wp14:anchorId="491B20E0" wp14:editId="2C60CBC8">
+            <wp:extent cx="6120130" cy="3060065"/>
+            <wp:effectExtent l="0" t="0" r="0" b="6985"/>
+            <wp:docPr id="156789583" name="Picture 14" descr="A diagram of a diagram&#10;&#10;AI-generated content may be incorrect."/>
             <wp:cNvGraphicFramePr>
               <a:graphicFrameLocks xmlns:a="http://schemas.openxmlformats.org/drawingml/2006/main" noChangeAspect="1"/>
             </wp:cNvGraphicFramePr>
@@ -24058,11 +24525,11 @@
               <a:graphicData uri="http://schemas.openxmlformats.org/drawingml/2006/picture">
                 <pic:pic xmlns:pic="http://schemas.openxmlformats.org/drawingml/2006/picture">
                   <pic:nvPicPr>
-                    <pic:cNvPr id="794398522" name="Picture 16" descr="A diagram of a diagram&#10;&#10;Description automatically generated"/>
+                    <pic:cNvPr id="156789583" name="Picture 14" descr="A diagram of a diagram&#10;&#10;AI-generated content may be incorrect."/>
                     <pic:cNvPicPr/>
                   </pic:nvPicPr>
                   <pic:blipFill>
-                    <a:blip r:embed="rId26">
+                    <a:blip r:embed="rId27" cstate="print">
                       <a:extLst>
                         <a:ext uri="{28A0092B-C50C-407E-A947-70E740481C1C}">
                           <a14:useLocalDpi xmlns:a14="http://schemas.microsoft.com/office/drawing/2010/main" val="0"/>
@@ -24076,7 +24543,7 @@
                   <pic:spPr>
                     <a:xfrm>
                       <a:off x="0" y="0"/>
-                      <a:ext cx="5591175" cy="3971925"/>
+                      <a:ext cx="6120130" cy="3060065"/>
                     </a:xfrm>
                     <a:prstGeom prst="rect">
                       <a:avLst/>
@@ -24105,8 +24572,17 @@
         <w:rPr>
           <w:b/>
           <w:bCs/>
+          <w:lang w:val="en-US"/>
         </w:rPr>
-        <w:t>10</w:t>
+        <w:t>1</w:t>
+      </w:r>
+      <w:r>
+        <w:rPr>
+          <w:b/>
+          <w:bCs/>
+          <w:lang w:val="en-US"/>
+        </w:rPr>
+        <w:t>6</w:t>
       </w:r>
       <w:r>
         <w:rPr>
@@ -24116,11 +24592,19 @@
         <w:t xml:space="preserve">: </w:t>
       </w:r>
       <w:r>
-        <w:t>Phân rã use case Quản lý thí sinh</w:t>
+        <w:t xml:space="preserve">Phân rã use case </w:t>
+      </w:r>
+      <w:r>
+        <w:t>Báo cáo thống kê</w:t>
       </w:r>
     </w:p>
     <w:p/>
     <w:p>
+      <w:pPr>
+        <w:rPr>
+          <w:lang w:val="en-US"/>
+        </w:rPr>
+      </w:pPr>
       <w:r>
         <w:br w:type="page"/>
       </w:r>
@@ -24133,37 +24617,73 @@
           <w:b/>
           <w:bCs/>
         </w:rPr>
-        <w:t>Phân rã use case Kiểm tra thông tin</w:t>
+        <w:t xml:space="preserve">Phân rã use case </w:t>
+      </w:r>
+      <w:r>
+        <w:rPr>
+          <w:b/>
+          <w:bCs/>
+          <w:lang w:val="en-US"/>
+        </w:rPr>
+        <w:t>kết nối Server</w:t>
       </w:r>
     </w:p>
     <w:p>
+      <w:pPr>
+        <w:rPr>
+          <w:lang w:val="en-US"/>
+        </w:rPr>
+      </w:pPr>
       <w:r>
         <w:t xml:space="preserve">Use case </w:t>
       </w:r>
       <w:r>
-        <w:t>Kiểm tra thông tin</w:t>
-      </w:r>
-      <w:r>
-        <w:t xml:space="preserve"> được thực hiện bởi thí sinh (</w:t>
+        <w:t>kết nối Server</w:t>
+      </w:r>
+      <w:r>
+        <w:t xml:space="preserve"> được thực hiện bởi </w:t>
+      </w:r>
+      <w:r>
+        <w:rPr>
+          <w:lang w:val="en-US"/>
+        </w:rPr>
+        <w:t>Giáo viên và Cán bộ coi thi</w:t>
+      </w:r>
+      <w:r>
+        <w:t xml:space="preserve"> (</w:t>
       </w:r>
       <w:r>
         <w:t>Hình 3.</w:t>
       </w:r>
       <w:r>
-        <w:t>11).</w:t>
+        <w:t>1</w:t>
+      </w:r>
+      <w:r>
+        <w:rPr>
+          <w:lang w:val="en-US"/>
+        </w:rPr>
+        <w:t>7</w:t>
+      </w:r>
+      <w:r>
+        <w:t>).</w:t>
       </w:r>
     </w:p>
-    <w:p/>
     <w:p>
       <w:pPr>
         <w:jc w:val="center"/>
-      </w:pPr>
-      <w:r>
+        <w:rPr>
+          <w:lang w:val="en-US"/>
+        </w:rPr>
+      </w:pPr>
+      <w:r>
+        <w:rPr>
+          <w:lang w:val="en-US"/>
+        </w:rPr>
         <w:drawing>
-          <wp:inline distT="0" distB="0" distL="0" distR="0" wp14:anchorId="0C1085C2" wp14:editId="76985AC0">
-            <wp:extent cx="3114675" cy="1943100"/>
-            <wp:effectExtent l="0" t="0" r="9525" b="0"/>
-            <wp:docPr id="232940419" name="Picture 14" descr="A diagram of a person with text&#10;&#10;Description automatically generated"/>
+          <wp:inline distT="0" distB="0" distL="0" distR="0" wp14:anchorId="1E664AA5" wp14:editId="6F0FE769">
+            <wp:extent cx="6120130" cy="2758440"/>
+            <wp:effectExtent l="0" t="0" r="0" b="3810"/>
+            <wp:docPr id="929634463" name="Picture 15" descr="A yellow oval with arrows pointing to the center&#10;&#10;AI-generated content may be incorrect."/>
             <wp:cNvGraphicFramePr>
               <a:graphicFrameLocks xmlns:a="http://schemas.openxmlformats.org/drawingml/2006/main" noChangeAspect="1"/>
             </wp:cNvGraphicFramePr>
@@ -24171,11 +24691,11 @@
               <a:graphicData uri="http://schemas.openxmlformats.org/drawingml/2006/picture">
                 <pic:pic xmlns:pic="http://schemas.openxmlformats.org/drawingml/2006/picture">
                   <pic:nvPicPr>
-                    <pic:cNvPr id="232940419" name="Picture 14" descr="A diagram of a person with text&#10;&#10;Description automatically generated"/>
+                    <pic:cNvPr id="929634463" name="Picture 15" descr="A yellow oval with arrows pointing to the center&#10;&#10;AI-generated content may be incorrect."/>
                     <pic:cNvPicPr/>
                   </pic:nvPicPr>
                   <pic:blipFill>
-                    <a:blip r:embed="rId27">
+                    <a:blip r:embed="rId28" cstate="print">
                       <a:extLst>
                         <a:ext uri="{28A0092B-C50C-407E-A947-70E740481C1C}">
                           <a14:useLocalDpi xmlns:a14="http://schemas.microsoft.com/office/drawing/2010/main" val="0"/>
@@ -24189,7 +24709,7 @@
                   <pic:spPr>
                     <a:xfrm>
                       <a:off x="0" y="0"/>
-                      <a:ext cx="3114675" cy="1943100"/>
+                      <a:ext cx="6120130" cy="2758440"/>
                     </a:xfrm>
                     <a:prstGeom prst="rect">
                       <a:avLst/>
@@ -24225,8 +24745,9 @@
         <w:rPr>
           <w:b/>
           <w:bCs/>
+          <w:lang w:val="en-US"/>
         </w:rPr>
-        <w:t>1</w:t>
+        <w:t>7</w:t>
       </w:r>
       <w:r>
         <w:rPr>
@@ -24236,14 +24757,23 @@
         <w:t xml:space="preserve">: </w:t>
       </w:r>
       <w:r>
-        <w:t>Phân rã use case Kiểm tra thông tin</w:t>
+        <w:t xml:space="preserve">Phân rã use case </w:t>
+      </w:r>
+      <w:r>
+        <w:t>kết nối Server</w:t>
       </w:r>
     </w:p>
-    <w:p/>
     <w:p>
       <w:r>
         <w:br w:type="page"/>
       </w:r>
+    </w:p>
+    <w:p>
+      <w:pPr>
+        <w:rPr>
+          <w:lang w:val="en-US"/>
+        </w:rPr>
+      </w:pPr>
       <w:r>
         <w:lastRenderedPageBreak/>
         <w:t xml:space="preserve">• </w:t>
@@ -24253,31 +24783,62 @@
           <w:b/>
           <w:bCs/>
         </w:rPr>
-        <w:t>Phân rã use case Làm bài</w:t>
+        <w:t xml:space="preserve">Phân rã use case </w:t>
+      </w:r>
+      <w:r>
+        <w:rPr>
+          <w:b/>
+          <w:bCs/>
+          <w:lang w:val="en-US"/>
+        </w:rPr>
+        <w:t>Xác thực tài khoản</w:t>
       </w:r>
     </w:p>
     <w:p>
       <w:r>
-        <w:t>Use case Làm bài được thực hiện bởi thí sinh (</w:t>
-      </w:r>
-      <w:r>
-        <w:t>Hình 3.</w:t>
-      </w:r>
-      <w:r>
-        <w:t>12).</w:t>
+        <w:t xml:space="preserve">Use case </w:t>
+      </w:r>
+      <w:r>
+        <w:rPr>
+          <w:lang w:val="en-US"/>
+        </w:rPr>
+        <w:t>X</w:t>
+      </w:r>
+      <w:r>
+        <w:t>ác thực tài khoản được thực hiện bởi Giáo viên</w:t>
+      </w:r>
+      <w:r>
+        <w:rPr>
+          <w:lang w:val="en-US"/>
+        </w:rPr>
+        <w:t xml:space="preserve"> và Cán bộ coi thi</w:t>
+      </w:r>
+      <w:r>
+        <w:t xml:space="preserve"> (Hình 3.</w:t>
+      </w:r>
+      <w:r>
+        <w:rPr>
+          <w:lang w:val="en-US"/>
+        </w:rPr>
+        <w:t>18</w:t>
+      </w:r>
+      <w:r>
+        <w:t>).</w:t>
       </w:r>
     </w:p>
-    <w:p/>
     <w:p>
       <w:pPr>
         <w:jc w:val="center"/>
+        <w:rPr>
+          <w:lang w:val="en-US"/>
+        </w:rPr>
       </w:pPr>
       <w:r>
         <w:drawing>
-          <wp:inline distT="0" distB="0" distL="0" distR="0" wp14:anchorId="07438A4E" wp14:editId="1B500AD4">
-            <wp:extent cx="4257675" cy="781050"/>
-            <wp:effectExtent l="0" t="0" r="9525" b="0"/>
-            <wp:docPr id="1401429263" name="Picture 10" descr="A white oval with black text&#10;&#10;Description automatically generated"/>
+          <wp:inline distT="0" distB="0" distL="0" distR="0" wp14:anchorId="4797840D" wp14:editId="013C9A78">
+            <wp:extent cx="6120130" cy="4125595"/>
+            <wp:effectExtent l="0" t="0" r="0" b="8255"/>
+            <wp:docPr id="1347956381" name="Picture 16" descr="A diagram of a diagram&#10;&#10;AI-generated content may be incorrect."/>
             <wp:cNvGraphicFramePr>
               <a:graphicFrameLocks xmlns:a="http://schemas.openxmlformats.org/drawingml/2006/main" noChangeAspect="1"/>
             </wp:cNvGraphicFramePr>
@@ -24285,11 +24846,11 @@
               <a:graphicData uri="http://schemas.openxmlformats.org/drawingml/2006/picture">
                 <pic:pic xmlns:pic="http://schemas.openxmlformats.org/drawingml/2006/picture">
                   <pic:nvPicPr>
-                    <pic:cNvPr id="1401429263" name="Picture 10" descr="A white oval with black text&#10;&#10;Description automatically generated"/>
+                    <pic:cNvPr id="1347956381" name="Picture 16" descr="A diagram of a diagram&#10;&#10;AI-generated content may be incorrect."/>
                     <pic:cNvPicPr/>
                   </pic:nvPicPr>
                   <pic:blipFill>
-                    <a:blip r:embed="rId28">
+                    <a:blip r:embed="rId29" cstate="print">
                       <a:extLst>
                         <a:ext uri="{28A0092B-C50C-407E-A947-70E740481C1C}">
                           <a14:useLocalDpi xmlns:a14="http://schemas.microsoft.com/office/drawing/2010/main" val="0"/>
@@ -24303,7 +24864,7 @@
                   <pic:spPr>
                     <a:xfrm>
                       <a:off x="0" y="0"/>
-                      <a:ext cx="4257675" cy="781050"/>
+                      <a:ext cx="6120130" cy="4125595"/>
                     </a:xfrm>
                     <a:prstGeom prst="rect">
                       <a:avLst/>
@@ -24315,12 +24876,9 @@
           </wp:inline>
         </w:drawing>
       </w:r>
-    </w:p>
-    <w:p>
-      <w:pPr>
-        <w:spacing w:before="120"/>
-        <w:jc w:val="center"/>
-      </w:pPr>
+      <w:r>
+        <w:br/>
+      </w:r>
       <w:r>
         <w:rPr>
           <w:b/>
@@ -24333,56 +24891,115 @@
           <w:b/>
           <w:bCs/>
         </w:rPr>
-        <w:t xml:space="preserve">12: </w:t>
-      </w:r>
-      <w:r>
-        <w:t xml:space="preserve">Phân rã use case </w:t>
-      </w:r>
-      <w:r>
-        <w:t>Làm bài</w:t>
-      </w:r>
-    </w:p>
-    <w:p/>
-    <w:p>
-      <w:r>
-        <w:br w:type="page"/>
-      </w:r>
-    </w:p>
-    <w:p>
-      <w:r>
-        <w:lastRenderedPageBreak/>
-        <w:t xml:space="preserve">• </w:t>
+        <w:t>18</w:t>
       </w:r>
       <w:r>
         <w:rPr>
           <w:b/>
           <w:bCs/>
         </w:rPr>
-        <w:t>Phân rã use case Nộp bài</w:t>
+        <w:t xml:space="preserve">: </w:t>
+      </w:r>
+      <w:r>
+        <w:t xml:space="preserve">Phân rã use case </w:t>
+      </w:r>
+      <w:r>
+        <w:t>X</w:t>
+      </w:r>
+      <w:r>
+        <w:t>ác thực tài khoản</w:t>
       </w:r>
     </w:p>
     <w:p>
-      <w:r>
-        <w:t>Use case Nộp bài được thực hiện bởi thí sinh (</w:t>
-      </w:r>
-      <w:r>
-        <w:t>Hình 3.</w:t>
-      </w:r>
-      <w:r>
-        <w:t>13).</w:t>
+      <w:pPr>
+        <w:rPr>
+          <w:lang w:val="en-US"/>
+        </w:rPr>
+      </w:pPr>
+      <w:r>
+        <w:rPr>
+          <w:lang w:val="en-US"/>
+        </w:rPr>
+        <w:br w:type="page"/>
       </w:r>
     </w:p>
-    <w:p/>
     <w:p>
       <w:pPr>
+        <w:rPr>
+          <w:lang w:val="en-US"/>
+        </w:rPr>
+      </w:pPr>
+      <w:r>
+        <w:lastRenderedPageBreak/>
+        <w:t xml:space="preserve">• </w:t>
+      </w:r>
+      <w:r>
+        <w:rPr>
+          <w:b/>
+          <w:bCs/>
+        </w:rPr>
+        <w:t xml:space="preserve">Phân rã use case </w:t>
+      </w:r>
+      <w:r>
+        <w:rPr>
+          <w:b/>
+          <w:bCs/>
+          <w:lang w:val="en-US"/>
+        </w:rPr>
+        <w:t>Quản lý thi</w:t>
+      </w:r>
+    </w:p>
+    <w:p>
+      <w:r>
+        <w:t xml:space="preserve">Use case </w:t>
+      </w:r>
+      <w:r>
+        <w:rPr>
+          <w:lang w:val="en-US"/>
+        </w:rPr>
+        <w:t>Quản lý thi</w:t>
+      </w:r>
+      <w:r>
+        <w:t xml:space="preserve"> được thực hiện bởi Giáo viên</w:t>
+      </w:r>
+      <w:r>
+        <w:rPr>
+          <w:lang w:val="en-US"/>
+        </w:rPr>
+        <w:t xml:space="preserve"> và Cán bộ coi thi</w:t>
+      </w:r>
+      <w:r>
+        <w:t xml:space="preserve"> (Hình 3.</w:t>
+      </w:r>
+      <w:r>
+        <w:rPr>
+          <w:lang w:val="en-US"/>
+        </w:rPr>
+        <w:t>1</w:t>
+      </w:r>
+      <w:r>
+        <w:rPr>
+          <w:lang w:val="en-US"/>
+        </w:rPr>
+        <w:t>9</w:t>
+      </w:r>
+      <w:r>
+        <w:t>).</w:t>
+      </w:r>
+    </w:p>
+    <w:p>
+      <w:pPr>
         <w:jc w:val="center"/>
+        <w:rPr>
+          <w:lang w:val="en-US"/>
+        </w:rPr>
       </w:pPr>
       <w:r>
         <w:drawing>
-          <wp:inline distT="0" distB="0" distL="0" distR="0" wp14:anchorId="2B968A07" wp14:editId="7F91ED26">
-            <wp:extent cx="5760720" cy="718820"/>
-            <wp:effectExtent l="0" t="0" r="0" b="5080"/>
-            <wp:docPr id="582997335" name="Picture 11" descr="A yellow arrow pointing to a white oval&#10;&#10;Description automatically generated"/>
+          <wp:inline distT="0" distB="0" distL="0" distR="0" wp14:anchorId="5934775D" wp14:editId="2D244BA0">
+            <wp:extent cx="6120130" cy="2781935"/>
+            <wp:effectExtent l="0" t="0" r="0" b="0"/>
+            <wp:docPr id="766702210" name="Picture 17" descr="A diagram of a diagram&#10;&#10;AI-generated content may be incorrect."/>
             <wp:cNvGraphicFramePr>
               <a:graphicFrameLocks xmlns:a="http://schemas.openxmlformats.org/drawingml/2006/main" noChangeAspect="1"/>
             </wp:cNvGraphicFramePr>
@@ -24390,11 +25007,11 @@
               <a:graphicData uri="http://schemas.openxmlformats.org/drawingml/2006/picture">
                 <pic:pic xmlns:pic="http://schemas.openxmlformats.org/drawingml/2006/picture">
                   <pic:nvPicPr>
-                    <pic:cNvPr id="582997335" name="Picture 11" descr="A yellow arrow pointing to a white oval&#10;&#10;Description automatically generated"/>
+                    <pic:cNvPr id="766702210" name="Picture 17" descr="A diagram of a diagram&#10;&#10;AI-generated content may be incorrect."/>
                     <pic:cNvPicPr/>
                   </pic:nvPicPr>
                   <pic:blipFill>
-                    <a:blip r:embed="rId29">
+                    <a:blip r:embed="rId30" cstate="print">
                       <a:extLst>
                         <a:ext uri="{28A0092B-C50C-407E-A947-70E740481C1C}">
                           <a14:useLocalDpi xmlns:a14="http://schemas.microsoft.com/office/drawing/2010/main" val="0"/>
@@ -24408,7 +25025,7 @@
                   <pic:spPr>
                     <a:xfrm>
                       <a:off x="0" y="0"/>
-                      <a:ext cx="5760720" cy="718820"/>
+                      <a:ext cx="6120130" cy="2781935"/>
                     </a:xfrm>
                     <a:prstGeom prst="rect">
                       <a:avLst/>
@@ -24420,42 +25037,65 @@
           </wp:inline>
         </w:drawing>
       </w:r>
-    </w:p>
-    <w:p>
-      <w:pPr>
-        <w:spacing w:before="120"/>
-        <w:jc w:val="center"/>
-      </w:pPr>
+      <w:r>
+        <w:br/>
+      </w:r>
       <w:r>
         <w:rPr>
           <w:b/>
           <w:bCs/>
         </w:rPr>
-        <w:t>Hình 3.</w:t>
+        <w:t>Hình 3.1</w:t>
       </w:r>
       <w:r>
         <w:rPr>
           <w:b/>
           <w:bCs/>
         </w:rPr>
-        <w:t xml:space="preserve">13: </w:t>
+        <w:t>9</w:t>
+      </w:r>
+      <w:r>
+        <w:rPr>
+          <w:b/>
+          <w:bCs/>
+        </w:rPr>
+        <w:t xml:space="preserve">: </w:t>
       </w:r>
       <w:r>
         <w:t xml:space="preserve">Phân rã use case </w:t>
       </w:r>
       <w:r>
-        <w:t>Nộp bài</w:t>
+        <w:t>Quản lý thi</w:t>
       </w:r>
     </w:p>
-    <w:p/>
     <w:p>
-      <w:r>
+      <w:pPr>
+        <w:rPr>
+          <w:lang w:val="en-US"/>
+        </w:rPr>
+      </w:pPr>
+    </w:p>
+    <w:p>
+      <w:pPr>
+        <w:rPr>
+          <w:lang w:val="en-US"/>
+        </w:rPr>
+      </w:pPr>
+      <w:r>
+        <w:rPr>
+          <w:lang w:val="en-US"/>
+        </w:rPr>
         <w:br w:type="page"/>
       </w:r>
     </w:p>
-    <w:p/>
     <w:p>
-      <w:r>
+      <w:pPr>
+        <w:rPr>
+          <w:lang w:val="en-US"/>
+        </w:rPr>
+      </w:pPr>
+      <w:r>
+        <w:lastRenderedPageBreak/>
         <w:t xml:space="preserve">• </w:t>
       </w:r>
       <w:r>
@@ -24469,8 +25109,9 @@
         <w:rPr>
           <w:b/>
           <w:bCs/>
+          <w:lang w:val="en-US"/>
         </w:rPr>
-        <w:t>Xem kết quả</w:t>
+        <w:t>Kết nối Teacher client</w:t>
       </w:r>
     </w:p>
     <w:p>
@@ -24478,35 +25119,46 @@
         <w:t xml:space="preserve">Use case </w:t>
       </w:r>
       <w:r>
-        <w:t>Xem kết quả</w:t>
-      </w:r>
-      <w:r>
-        <w:t xml:space="preserve"> được thực hiện bởi thí sinh (</w:t>
-      </w:r>
-      <w:r>
-        <w:t>Hình 3.</w:t>
-      </w:r>
-      <w:r>
-        <w:t>1</w:t>
-      </w:r>
-      <w:r>
-        <w:t>4</w:t>
+        <w:rPr>
+          <w:lang w:val="en-US"/>
+        </w:rPr>
+        <w:t>Kết nối Teacher client</w:t>
+      </w:r>
+      <w:r>
+        <w:t xml:space="preserve"> được thực hiện bởi </w:t>
+      </w:r>
+      <w:r>
+        <w:rPr>
+          <w:lang w:val="en-US"/>
+        </w:rPr>
+        <w:t>Thí sinh</w:t>
+      </w:r>
+      <w:r>
+        <w:t xml:space="preserve"> (Hình 3.</w:t>
+      </w:r>
+      <w:r>
+        <w:rPr>
+          <w:lang w:val="en-US"/>
+        </w:rPr>
+        <w:t>20</w:t>
       </w:r>
       <w:r>
         <w:t>).</w:t>
       </w:r>
     </w:p>
-    <w:p/>
     <w:p>
       <w:pPr>
         <w:jc w:val="center"/>
+        <w:rPr>
+          <w:lang w:val="en-US"/>
+        </w:rPr>
       </w:pPr>
       <w:r>
         <w:drawing>
-          <wp:inline distT="0" distB="0" distL="0" distR="0" wp14:anchorId="4D969619" wp14:editId="1EDC4570">
-            <wp:extent cx="5760720" cy="544830"/>
-            <wp:effectExtent l="0" t="0" r="0" b="7620"/>
-            <wp:docPr id="1271467774" name="Picture 12"/>
+          <wp:inline distT="0" distB="0" distL="0" distR="0" wp14:anchorId="52771092" wp14:editId="45162EFE">
+            <wp:extent cx="6120130" cy="1203325"/>
+            <wp:effectExtent l="0" t="0" r="0" b="0"/>
+            <wp:docPr id="199218906" name="Picture 18" descr="A close-up of a sign&#10;&#10;AI-generated content may be incorrect."/>
             <wp:cNvGraphicFramePr>
               <a:graphicFrameLocks xmlns:a="http://schemas.openxmlformats.org/drawingml/2006/main" noChangeAspect="1"/>
             </wp:cNvGraphicFramePr>
@@ -24514,11 +25166,11 @@
               <a:graphicData uri="http://schemas.openxmlformats.org/drawingml/2006/picture">
                 <pic:pic xmlns:pic="http://schemas.openxmlformats.org/drawingml/2006/picture">
                   <pic:nvPicPr>
-                    <pic:cNvPr id="1271467774" name="Picture 1271467774"/>
+                    <pic:cNvPr id="199218906" name="Picture 18" descr="A close-up of a sign&#10;&#10;AI-generated content may be incorrect."/>
                     <pic:cNvPicPr/>
                   </pic:nvPicPr>
                   <pic:blipFill>
-                    <a:blip r:embed="rId30">
+                    <a:blip r:embed="rId31" cstate="print">
                       <a:extLst>
                         <a:ext uri="{28A0092B-C50C-407E-A947-70E740481C1C}">
                           <a14:useLocalDpi xmlns:a14="http://schemas.microsoft.com/office/drawing/2010/main" val="0"/>
@@ -24532,7 +25184,7 @@
                   <pic:spPr>
                     <a:xfrm>
                       <a:off x="0" y="0"/>
-                      <a:ext cx="5760720" cy="544830"/>
+                      <a:ext cx="6120130" cy="1203325"/>
                     </a:xfrm>
                     <a:prstGeom prst="rect">
                       <a:avLst/>
@@ -24544,12 +25196,9 @@
           </wp:inline>
         </w:drawing>
       </w:r>
-    </w:p>
-    <w:p>
-      <w:pPr>
-        <w:spacing w:before="120"/>
-        <w:jc w:val="center"/>
-      </w:pPr>
+      <w:r>
+        <w:br/>
+      </w:r>
       <w:r>
         <w:rPr>
           <w:b/>
@@ -24561,15 +25210,9 @@
         <w:rPr>
           <w:b/>
           <w:bCs/>
+          <w:lang w:val="en-US"/>
         </w:rPr>
-        <w:t>1</w:t>
-      </w:r>
-      <w:r>
-        <w:rPr>
-          <w:b/>
-          <w:bCs/>
-        </w:rPr>
-        <w:t>4</w:t>
+        <w:t>20</w:t>
       </w:r>
       <w:r>
         <w:rPr>
@@ -24579,25 +25222,318 @@
         <w:t xml:space="preserve">: </w:t>
       </w:r>
       <w:r>
-        <w:t xml:space="preserve">Phân rã use </w:t>
-      </w:r>
-      <w:r>
-        <w:t>case Xem kết quả</w:t>
+        <w:t>Phân rã use case Kết nối Teacher client</w:t>
+      </w:r>
+    </w:p>
+    <w:p>
+      <w:pPr>
+        <w:rPr>
+          <w:lang w:val="en-US"/>
+        </w:rPr>
+      </w:pPr>
+    </w:p>
+    <w:p>
+      <w:pPr>
+        <w:rPr>
+          <w:lang w:val="en-US"/>
+        </w:rPr>
+      </w:pPr>
+      <w:r>
+        <w:rPr>
+          <w:lang w:val="en-US"/>
+        </w:rPr>
+        <w:br w:type="page"/>
+      </w:r>
+    </w:p>
+    <w:p>
+      <w:pPr>
+        <w:rPr>
+          <w:lang w:val="en-US"/>
+        </w:rPr>
+      </w:pPr>
+      <w:r>
+        <w:lastRenderedPageBreak/>
+        <w:t xml:space="preserve">• </w:t>
+      </w:r>
+      <w:r>
+        <w:rPr>
+          <w:b/>
+          <w:bCs/>
+        </w:rPr>
+        <w:t xml:space="preserve">Phân rã use case </w:t>
+      </w:r>
+      <w:r>
+        <w:rPr>
+          <w:b/>
+          <w:bCs/>
+          <w:lang w:val="en-US"/>
+        </w:rPr>
+        <w:t>Xác thực t</w:t>
+      </w:r>
+      <w:r>
+        <w:rPr>
+          <w:b/>
+          <w:bCs/>
+          <w:lang w:val="en-US"/>
+        </w:rPr>
+        <w:t>hí sinh</w:t>
+      </w:r>
+    </w:p>
+    <w:p>
+      <w:r>
+        <w:t xml:space="preserve">Use case </w:t>
+      </w:r>
+      <w:r>
+        <w:rPr>
+          <w:lang w:val="en-US"/>
+        </w:rPr>
+        <w:t>X</w:t>
+      </w:r>
+      <w:r>
+        <w:t>ác thực t</w:t>
+      </w:r>
+      <w:r>
+        <w:rPr>
+          <w:lang w:val="en-US"/>
+        </w:rPr>
+        <w:t>hí sinh</w:t>
+      </w:r>
+      <w:r>
+        <w:t xml:space="preserve"> được thực hiện bởi </w:t>
+      </w:r>
+      <w:r>
+        <w:rPr>
+          <w:lang w:val="en-US"/>
+        </w:rPr>
+        <w:t>Thí sinh</w:t>
+      </w:r>
+      <w:r>
+        <w:t xml:space="preserve"> (Hình 3.</w:t>
+      </w:r>
+      <w:r>
+        <w:rPr>
+          <w:lang w:val="en-US"/>
+        </w:rPr>
+        <w:t>21</w:t>
+      </w:r>
+      <w:r>
+        <w:t>).</w:t>
+      </w:r>
+    </w:p>
+    <w:p>
+      <w:pPr>
+        <w:jc w:val="center"/>
+        <w:rPr>
+          <w:lang w:val="en-US"/>
+        </w:rPr>
+      </w:pPr>
+      <w:r>
+        <w:drawing>
+          <wp:inline distT="0" distB="0" distL="0" distR="0" wp14:anchorId="0F681772" wp14:editId="5E374401">
+            <wp:extent cx="6120130" cy="4202430"/>
+            <wp:effectExtent l="0" t="0" r="0" b="7620"/>
+            <wp:docPr id="584606974" name="Picture 19" descr="A diagram of a diagram&#10;&#10;AI-generated content may be incorrect."/>
+            <wp:cNvGraphicFramePr>
+              <a:graphicFrameLocks xmlns:a="http://schemas.openxmlformats.org/drawingml/2006/main" noChangeAspect="1"/>
+            </wp:cNvGraphicFramePr>
+            <a:graphic xmlns:a="http://schemas.openxmlformats.org/drawingml/2006/main">
+              <a:graphicData uri="http://schemas.openxmlformats.org/drawingml/2006/picture">
+                <pic:pic xmlns:pic="http://schemas.openxmlformats.org/drawingml/2006/picture">
+                  <pic:nvPicPr>
+                    <pic:cNvPr id="584606974" name="Picture 19" descr="A diagram of a diagram&#10;&#10;AI-generated content may be incorrect."/>
+                    <pic:cNvPicPr/>
+                  </pic:nvPicPr>
+                  <pic:blipFill>
+                    <a:blip r:embed="rId32" cstate="print">
+                      <a:extLst>
+                        <a:ext uri="{28A0092B-C50C-407E-A947-70E740481C1C}">
+                          <a14:useLocalDpi xmlns:a14="http://schemas.microsoft.com/office/drawing/2010/main" val="0"/>
+                        </a:ext>
+                      </a:extLst>
+                    </a:blip>
+                    <a:stretch>
+                      <a:fillRect/>
+                    </a:stretch>
+                  </pic:blipFill>
+                  <pic:spPr>
+                    <a:xfrm>
+                      <a:off x="0" y="0"/>
+                      <a:ext cx="6120130" cy="4202430"/>
+                    </a:xfrm>
+                    <a:prstGeom prst="rect">
+                      <a:avLst/>
+                    </a:prstGeom>
+                  </pic:spPr>
+                </pic:pic>
+              </a:graphicData>
+            </a:graphic>
+          </wp:inline>
+        </w:drawing>
+      </w:r>
+      <w:r>
+        <w:br/>
+      </w:r>
+      <w:r>
+        <w:rPr>
+          <w:b/>
+          <w:bCs/>
+        </w:rPr>
+        <w:t>Hình 3.</w:t>
+      </w:r>
+      <w:r>
+        <w:rPr>
+          <w:b/>
+          <w:bCs/>
+          <w:lang w:val="en-US"/>
+        </w:rPr>
+        <w:t>21</w:t>
+      </w:r>
+      <w:r>
+        <w:rPr>
+          <w:b/>
+          <w:bCs/>
+        </w:rPr>
+        <w:t xml:space="preserve">: </w:t>
+      </w:r>
+      <w:r>
+        <w:t xml:space="preserve">Phân rã use case Xác thực </w:t>
+      </w:r>
+      <w:r>
+        <w:rPr>
+          <w:lang w:val="en-US"/>
+        </w:rPr>
+        <w:t>thí sinh</w:t>
+      </w:r>
+    </w:p>
+    <w:p/>
+    <w:p/>
+    <w:p/>
+    <w:p>
+      <w:r>
+        <w:br w:type="page"/>
+      </w:r>
+      <w:r>
+        <w:lastRenderedPageBreak/>
+        <w:t xml:space="preserve">• </w:t>
+      </w:r>
+      <w:r>
+        <w:rPr>
+          <w:b/>
+          <w:bCs/>
+        </w:rPr>
+        <w:t>Phân rã use case Làm bài</w:t>
+      </w:r>
+    </w:p>
+    <w:p>
+      <w:r>
+        <w:t>Use case Làm bài được thực hiện bởi thí sinh (</w:t>
+      </w:r>
+      <w:r>
+        <w:t>Hình 3.</w:t>
+      </w:r>
+      <w:r>
+        <w:t>22</w:t>
+      </w:r>
+      <w:r>
+        <w:t>).</w:t>
       </w:r>
     </w:p>
     <w:p/>
     <w:p>
-      <w:r>
-        <w:br w:type="page"/>
+      <w:pPr>
+        <w:jc w:val="center"/>
+      </w:pPr>
+      <w:r>
+        <w:drawing>
+          <wp:inline distT="0" distB="0" distL="0" distR="0" wp14:anchorId="672E9E03" wp14:editId="76AF8D27">
+            <wp:extent cx="6120130" cy="4202430"/>
+            <wp:effectExtent l="0" t="0" r="0" b="7620"/>
+            <wp:docPr id="616561756" name="Picture 20" descr="A diagram of a diagram&#10;&#10;AI-generated content may be incorrect."/>
+            <wp:cNvGraphicFramePr>
+              <a:graphicFrameLocks xmlns:a="http://schemas.openxmlformats.org/drawingml/2006/main" noChangeAspect="1"/>
+            </wp:cNvGraphicFramePr>
+            <a:graphic xmlns:a="http://schemas.openxmlformats.org/drawingml/2006/main">
+              <a:graphicData uri="http://schemas.openxmlformats.org/drawingml/2006/picture">
+                <pic:pic xmlns:pic="http://schemas.openxmlformats.org/drawingml/2006/picture">
+                  <pic:nvPicPr>
+                    <pic:cNvPr id="616561756" name="Picture 20" descr="A diagram of a diagram&#10;&#10;AI-generated content may be incorrect."/>
+                    <pic:cNvPicPr/>
+                  </pic:nvPicPr>
+                  <pic:blipFill>
+                    <a:blip r:embed="rId33" cstate="print">
+                      <a:extLst>
+                        <a:ext uri="{28A0092B-C50C-407E-A947-70E740481C1C}">
+                          <a14:useLocalDpi xmlns:a14="http://schemas.microsoft.com/office/drawing/2010/main" val="0"/>
+                        </a:ext>
+                      </a:extLst>
+                    </a:blip>
+                    <a:stretch>
+                      <a:fillRect/>
+                    </a:stretch>
+                  </pic:blipFill>
+                  <pic:spPr>
+                    <a:xfrm>
+                      <a:off x="0" y="0"/>
+                      <a:ext cx="6120130" cy="4202430"/>
+                    </a:xfrm>
+                    <a:prstGeom prst="rect">
+                      <a:avLst/>
+                    </a:prstGeom>
+                  </pic:spPr>
+                </pic:pic>
+              </a:graphicData>
+            </a:graphic>
+          </wp:inline>
+        </w:drawing>
+      </w:r>
+    </w:p>
+    <w:p>
+      <w:pPr>
+        <w:spacing w:before="120"/>
+        <w:jc w:val="center"/>
+      </w:pPr>
+      <w:r>
+        <w:rPr>
+          <w:b/>
+          <w:bCs/>
+        </w:rPr>
+        <w:t>Hình 3.</w:t>
+      </w:r>
+      <w:r>
+        <w:rPr>
+          <w:b/>
+          <w:bCs/>
+          <w:lang w:val="en-US"/>
+        </w:rPr>
+        <w:t>22</w:t>
+      </w:r>
+      <w:r>
+        <w:rPr>
+          <w:b/>
+          <w:bCs/>
+        </w:rPr>
+        <w:t xml:space="preserve">: </w:t>
+      </w:r>
+      <w:r>
+        <w:t xml:space="preserve">Phân rã use case </w:t>
+      </w:r>
+      <w:r>
+        <w:t>Làm bài</w:t>
       </w:r>
     </w:p>
     <w:p/>
     <w:p>
+      <w:r>
+        <w:br w:type="page"/>
+      </w:r>
+    </w:p>
+    <w:p>
       <w:pPr>
         <w:pStyle w:val="Heading2"/>
       </w:pPr>
       <w:bookmarkStart w:id="15" w:name="_Toc190059687"/>
       <w:r>
+        <w:lastRenderedPageBreak/>
         <w:t>III.</w:t>
       </w:r>
       <w:r>
@@ -24640,7 +25576,7 @@
                     <pic:cNvPicPr/>
                   </pic:nvPicPr>
                   <pic:blipFill>
-                    <a:blip r:embed="rId31">
+                    <a:blip r:embed="rId34">
                       <a:extLst>
                         <a:ext uri="{28A0092B-C50C-407E-A947-70E740481C1C}">
                           <a14:useLocalDpi xmlns:a14="http://schemas.microsoft.com/office/drawing/2010/main" val="0"/>
@@ -25911,7 +26847,6 @@
                 <w:color w:val="000000"/>
                 <w:sz w:val="22"/>
               </w:rPr>
-              <w:lastRenderedPageBreak/>
               <w:t>CaThi</w:t>
             </w:r>
           </w:p>
@@ -25984,6 +26919,7 @@
                 <w:color w:val="000000"/>
                 <w:sz w:val="22"/>
               </w:rPr>
+              <w:lastRenderedPageBreak/>
               <w:t>MaKyThi: String,</w:t>
             </w:r>
           </w:p>
@@ -26073,7 +27009,17 @@
                 <w:color w:val="000000"/>
                 <w:sz w:val="22"/>
               </w:rPr>
-              <w:t>getCaThi(), setCaThi(), getKyThi(), getThiSinh()</w:t>
+              <w:lastRenderedPageBreak/>
+              <w:t xml:space="preserve">getCaThi(), setCaThi(), </w:t>
+            </w:r>
+            <w:r>
+              <w:rPr>
+                <w:rFonts w:ascii="Arial" w:eastAsia="Times New Roman" w:hAnsi="Arial" w:cs="Arial"/>
+                <w:color w:val="000000"/>
+                <w:sz w:val="22"/>
+              </w:rPr>
+              <w:lastRenderedPageBreak/>
+              <w:t>getKyThi(), getThiSinh()</w:t>
             </w:r>
           </w:p>
         </w:tc>
@@ -26112,6 +27058,7 @@
                 <w:color w:val="000000"/>
                 <w:sz w:val="22"/>
               </w:rPr>
+              <w:lastRenderedPageBreak/>
               <w:t>DeThi</w:t>
             </w:r>
           </w:p>
@@ -41628,7 +42575,7 @@
                     <pic:cNvPicPr/>
                   </pic:nvPicPr>
                   <pic:blipFill>
-                    <a:blip r:embed="rId32">
+                    <a:blip r:embed="rId35">
                       <a:extLst>
                         <a:ext uri="{28A0092B-C50C-407E-A947-70E740481C1C}">
                           <a14:useLocalDpi xmlns:a14="http://schemas.microsoft.com/office/drawing/2010/main" val="0"/>
@@ -41699,7 +42646,7 @@
     <w:p>
       <w:r>
         <w:drawing>
-          <wp:inline distT="0" distB="0" distL="0" distR="0" wp14:anchorId="692E0D1B" wp14:editId="00E02017">
+          <wp:inline distT="0" distB="0" distL="0" distR="0" wp14:anchorId="692E0D1B" wp14:editId="1917F885">
             <wp:extent cx="5760720" cy="2774950"/>
             <wp:effectExtent l="0" t="0" r="0" b="6350"/>
             <wp:docPr id="476904538" name="Picture 18" descr="A screenshot of a computer&#10;&#10;Description automatically generated"/>
@@ -41711,283 +42658,6 @@
                 <pic:pic xmlns:pic="http://schemas.openxmlformats.org/drawingml/2006/picture">
                   <pic:nvPicPr>
                     <pic:cNvPr id="476904538" name="Picture 18" descr="A screenshot of a computer&#10;&#10;Description automatically generated"/>
-                    <pic:cNvPicPr/>
-                  </pic:nvPicPr>
-                  <pic:blipFill>
-                    <a:blip r:embed="rId33" cstate="print">
-                      <a:extLst>
-                        <a:ext uri="{28A0092B-C50C-407E-A947-70E740481C1C}">
-                          <a14:useLocalDpi xmlns:a14="http://schemas.microsoft.com/office/drawing/2010/main" val="0"/>
-                        </a:ext>
-                      </a:extLst>
-                    </a:blip>
-                    <a:stretch>
-                      <a:fillRect/>
-                    </a:stretch>
-                  </pic:blipFill>
-                  <pic:spPr>
-                    <a:xfrm>
-                      <a:off x="0" y="0"/>
-                      <a:ext cx="5760720" cy="2774950"/>
-                    </a:xfrm>
-                    <a:prstGeom prst="rect">
-                      <a:avLst/>
-                    </a:prstGeom>
-                  </pic:spPr>
-                </pic:pic>
-              </a:graphicData>
-            </a:graphic>
-          </wp:inline>
-        </w:drawing>
-      </w:r>
-    </w:p>
-    <w:p>
-      <w:pPr>
-        <w:spacing w:before="120"/>
-        <w:jc w:val="center"/>
-      </w:pPr>
-      <w:r>
-        <w:rPr>
-          <w:b/>
-          <w:bCs/>
-        </w:rPr>
-        <w:t xml:space="preserve">Hình </w:t>
-      </w:r>
-      <w:r>
-        <w:rPr>
-          <w:b/>
-          <w:bCs/>
-        </w:rPr>
-        <w:t>3</w:t>
-      </w:r>
-      <w:r>
-        <w:rPr>
-          <w:b/>
-          <w:bCs/>
-        </w:rPr>
-        <w:t>.1</w:t>
-      </w:r>
-      <w:r>
-        <w:rPr>
-          <w:b/>
-          <w:bCs/>
-        </w:rPr>
-        <w:t>7</w:t>
-      </w:r>
-      <w:r>
-        <w:rPr>
-          <w:b/>
-          <w:bCs/>
-        </w:rPr>
-        <w:t>:</w:t>
-      </w:r>
-      <w:r>
-        <w:t xml:space="preserve"> </w:t>
-      </w:r>
-      <w:r>
-        <w:t>Sơ đồ</w:t>
-      </w:r>
-      <w:r>
-        <w:t xml:space="preserve"> trạng thái lớp </w:t>
-      </w:r>
-      <w:r>
-        <w:t>phòng</w:t>
-      </w:r>
-      <w:r>
-        <w:t xml:space="preserve"> thi</w:t>
-      </w:r>
-    </w:p>
-    <w:p>
-      <w:pPr>
-        <w:jc w:val="center"/>
-      </w:pPr>
-      <w:r>
-        <w:lastRenderedPageBreak/>
-        <w:drawing>
-          <wp:inline distT="0" distB="0" distL="0" distR="0" wp14:anchorId="3E9EB392" wp14:editId="5E9DB5A5">
-            <wp:extent cx="5760720" cy="2774950"/>
-            <wp:effectExtent l="0" t="0" r="0" b="6350"/>
-            <wp:docPr id="1516355147" name="Picture 7" descr="A screenshot of a computer flowchart&#10;&#10;Description automatically generated"/>
-            <wp:cNvGraphicFramePr>
-              <a:graphicFrameLocks xmlns:a="http://schemas.openxmlformats.org/drawingml/2006/main" noChangeAspect="1"/>
-            </wp:cNvGraphicFramePr>
-            <a:graphic xmlns:a="http://schemas.openxmlformats.org/drawingml/2006/main">
-              <a:graphicData uri="http://schemas.openxmlformats.org/drawingml/2006/picture">
-                <pic:pic xmlns:pic="http://schemas.openxmlformats.org/drawingml/2006/picture">
-                  <pic:nvPicPr>
-                    <pic:cNvPr id="1516355147" name="Picture 7" descr="A screenshot of a computer flowchart&#10;&#10;Description automatically generated"/>
-                    <pic:cNvPicPr/>
-                  </pic:nvPicPr>
-                  <pic:blipFill>
-                    <a:blip r:embed="rId34" cstate="print">
-                      <a:extLst>
-                        <a:ext uri="{28A0092B-C50C-407E-A947-70E740481C1C}">
-                          <a14:useLocalDpi xmlns:a14="http://schemas.microsoft.com/office/drawing/2010/main" val="0"/>
-                        </a:ext>
-                      </a:extLst>
-                    </a:blip>
-                    <a:stretch>
-                      <a:fillRect/>
-                    </a:stretch>
-                  </pic:blipFill>
-                  <pic:spPr>
-                    <a:xfrm>
-                      <a:off x="0" y="0"/>
-                      <a:ext cx="5760720" cy="2774950"/>
-                    </a:xfrm>
-                    <a:prstGeom prst="rect">
-                      <a:avLst/>
-                    </a:prstGeom>
-                  </pic:spPr>
-                </pic:pic>
-              </a:graphicData>
-            </a:graphic>
-          </wp:inline>
-        </w:drawing>
-      </w:r>
-    </w:p>
-    <w:p>
-      <w:pPr>
-        <w:spacing w:before="120"/>
-        <w:jc w:val="center"/>
-      </w:pPr>
-      <w:r>
-        <w:rPr>
-          <w:b/>
-          <w:bCs/>
-        </w:rPr>
-        <w:t xml:space="preserve">Hình </w:t>
-      </w:r>
-      <w:r>
-        <w:rPr>
-          <w:b/>
-          <w:bCs/>
-        </w:rPr>
-        <w:t>3</w:t>
-      </w:r>
-      <w:r>
-        <w:rPr>
-          <w:b/>
-          <w:bCs/>
-        </w:rPr>
-        <w:t>.18:</w:t>
-      </w:r>
-      <w:r>
-        <w:t xml:space="preserve"> </w:t>
-      </w:r>
-      <w:r>
-        <w:t>Sơ đồ</w:t>
-      </w:r>
-      <w:r>
-        <w:t xml:space="preserve"> trạng thái lớp đề thi</w:t>
-      </w:r>
-    </w:p>
-    <w:p>
-      <w:pPr>
-        <w:jc w:val="center"/>
-      </w:pPr>
-      <w:r>
-        <w:drawing>
-          <wp:inline distT="0" distB="0" distL="0" distR="0" wp14:anchorId="038C44CD" wp14:editId="66A27144">
-            <wp:extent cx="5760720" cy="2774950"/>
-            <wp:effectExtent l="0" t="0" r="0" b="6350"/>
-            <wp:docPr id="1538039758" name="Picture 8" descr="A screenshot of a computer flowchart&#10;&#10;Description automatically generated"/>
-            <wp:cNvGraphicFramePr>
-              <a:graphicFrameLocks xmlns:a="http://schemas.openxmlformats.org/drawingml/2006/main" noChangeAspect="1"/>
-            </wp:cNvGraphicFramePr>
-            <a:graphic xmlns:a="http://schemas.openxmlformats.org/drawingml/2006/main">
-              <a:graphicData uri="http://schemas.openxmlformats.org/drawingml/2006/picture">
-                <pic:pic xmlns:pic="http://schemas.openxmlformats.org/drawingml/2006/picture">
-                  <pic:nvPicPr>
-                    <pic:cNvPr id="1538039758" name="Picture 8" descr="A screenshot of a computer flowchart&#10;&#10;Description automatically generated"/>
-                    <pic:cNvPicPr/>
-                  </pic:nvPicPr>
-                  <pic:blipFill>
-                    <a:blip r:embed="rId35" cstate="print">
-                      <a:extLst>
-                        <a:ext uri="{28A0092B-C50C-407E-A947-70E740481C1C}">
-                          <a14:useLocalDpi xmlns:a14="http://schemas.microsoft.com/office/drawing/2010/main" val="0"/>
-                        </a:ext>
-                      </a:extLst>
-                    </a:blip>
-                    <a:stretch>
-                      <a:fillRect/>
-                    </a:stretch>
-                  </pic:blipFill>
-                  <pic:spPr>
-                    <a:xfrm>
-                      <a:off x="0" y="0"/>
-                      <a:ext cx="5760720" cy="2774950"/>
-                    </a:xfrm>
-                    <a:prstGeom prst="rect">
-                      <a:avLst/>
-                    </a:prstGeom>
-                  </pic:spPr>
-                </pic:pic>
-              </a:graphicData>
-            </a:graphic>
-          </wp:inline>
-        </w:drawing>
-      </w:r>
-    </w:p>
-    <w:p>
-      <w:pPr>
-        <w:spacing w:before="120"/>
-        <w:jc w:val="center"/>
-      </w:pPr>
-      <w:r>
-        <w:rPr>
-          <w:b/>
-          <w:bCs/>
-        </w:rPr>
-        <w:t xml:space="preserve">Hình </w:t>
-      </w:r>
-      <w:r>
-        <w:rPr>
-          <w:b/>
-          <w:bCs/>
-        </w:rPr>
-        <w:t>3</w:t>
-      </w:r>
-      <w:r>
-        <w:rPr>
-          <w:b/>
-          <w:bCs/>
-        </w:rPr>
-        <w:t>.19:</w:t>
-      </w:r>
-      <w:r>
-        <w:t xml:space="preserve"> </w:t>
-      </w:r>
-      <w:r>
-        <w:t>Sơ đồ</w:t>
-      </w:r>
-      <w:r>
-        <w:t xml:space="preserve"> trạng thái lớp </w:t>
-      </w:r>
-      <w:r>
-        <w:t>tài khoản</w:t>
-      </w:r>
-    </w:p>
-    <w:p>
-      <w:pPr>
-        <w:jc w:val="center"/>
-      </w:pPr>
-      <w:r>
-        <w:lastRenderedPageBreak/>
-        <w:drawing>
-          <wp:inline distT="0" distB="0" distL="0" distR="0" wp14:anchorId="3650E96D" wp14:editId="2D758384">
-            <wp:extent cx="5760720" cy="2774950"/>
-            <wp:effectExtent l="0" t="0" r="0" b="6350"/>
-            <wp:docPr id="1996416981" name="Picture 14" descr="A screenshot of a computer&#10;&#10;Description automatically generated"/>
-            <wp:cNvGraphicFramePr>
-              <a:graphicFrameLocks xmlns:a="http://schemas.openxmlformats.org/drawingml/2006/main" noChangeAspect="1"/>
-            </wp:cNvGraphicFramePr>
-            <a:graphic xmlns:a="http://schemas.openxmlformats.org/drawingml/2006/main">
-              <a:graphicData uri="http://schemas.openxmlformats.org/drawingml/2006/picture">
-                <pic:pic xmlns:pic="http://schemas.openxmlformats.org/drawingml/2006/picture">
-                  <pic:nvPicPr>
-                    <pic:cNvPr id="1996416981" name="Picture 14" descr="A screenshot of a computer&#10;&#10;Description automatically generated"/>
                     <pic:cNvPicPr/>
                   </pic:nvPicPr>
                   <pic:blipFill>
@@ -42042,7 +42712,21 @@
           <w:b/>
           <w:bCs/>
         </w:rPr>
-        <w:t>.20:</w:t>
+        <w:t>.1</w:t>
+      </w:r>
+      <w:r>
+        <w:rPr>
+          <w:b/>
+          <w:bCs/>
+        </w:rPr>
+        <w:t>7</w:t>
+      </w:r>
+      <w:r>
+        <w:rPr>
+          <w:b/>
+          <w:bCs/>
+        </w:rPr>
+        <w:t>:</w:t>
       </w:r>
       <w:r>
         <w:t xml:space="preserve"> </w:t>
@@ -42054,21 +42738,23 @@
         <w:t xml:space="preserve"> trạng thái lớp </w:t>
       </w:r>
       <w:r>
-        <w:t>ngân hàng câu hỏi</w:t>
+        <w:t>phòng</w:t>
+      </w:r>
+      <w:r>
+        <w:t xml:space="preserve"> thi</w:t>
       </w:r>
     </w:p>
     <w:p>
       <w:pPr>
         <w:jc w:val="center"/>
       </w:pPr>
-    </w:p>
-    <w:p>
-      <w:r>
+      <w:r>
+        <w:lastRenderedPageBreak/>
         <w:drawing>
-          <wp:inline distT="0" distB="0" distL="0" distR="0" wp14:anchorId="332B958E" wp14:editId="0415D227">
+          <wp:inline distT="0" distB="0" distL="0" distR="0" wp14:anchorId="3E9EB392" wp14:editId="5E9DB5A5">
             <wp:extent cx="5760720" cy="2774950"/>
             <wp:effectExtent l="0" t="0" r="0" b="6350"/>
-            <wp:docPr id="864988708" name="Picture 10" descr="A screenshot of a computer flowchart&#10;&#10;Description automatically generated"/>
+            <wp:docPr id="1516355147" name="Picture 7" descr="A screenshot of a computer flowchart&#10;&#10;Description automatically generated"/>
             <wp:cNvGraphicFramePr>
               <a:graphicFrameLocks xmlns:a="http://schemas.openxmlformats.org/drawingml/2006/main" noChangeAspect="1"/>
             </wp:cNvGraphicFramePr>
@@ -42076,7 +42762,7 @@
               <a:graphicData uri="http://schemas.openxmlformats.org/drawingml/2006/picture">
                 <pic:pic xmlns:pic="http://schemas.openxmlformats.org/drawingml/2006/picture">
                   <pic:nvPicPr>
-                    <pic:cNvPr id="864988708" name="Picture 10" descr="A screenshot of a computer flowchart&#10;&#10;Description automatically generated"/>
+                    <pic:cNvPr id="1516355147" name="Picture 7" descr="A screenshot of a computer flowchart&#10;&#10;Description automatically generated"/>
                     <pic:cNvPicPr/>
                   </pic:nvPicPr>
                   <pic:blipFill>
@@ -42131,7 +42817,7 @@
           <w:b/>
           <w:bCs/>
         </w:rPr>
-        <w:t>.21:</w:t>
+        <w:t>.18:</w:t>
       </w:r>
       <w:r>
         <w:t xml:space="preserve"> </w:t>
@@ -42140,10 +42826,7 @@
         <w:t>Sơ đồ</w:t>
       </w:r>
       <w:r>
-        <w:t xml:space="preserve"> trạng thái lớp </w:t>
-      </w:r>
-      <w:r>
-        <w:t>kỳ thi</w:t>
+        <w:t xml:space="preserve"> trạng thái lớp đề thi</w:t>
       </w:r>
     </w:p>
     <w:p>
@@ -42151,12 +42834,11 @@
         <w:jc w:val="center"/>
       </w:pPr>
       <w:r>
-        <w:lastRenderedPageBreak/>
         <w:drawing>
-          <wp:inline distT="0" distB="0" distL="0" distR="0" wp14:anchorId="52312D54" wp14:editId="23B51F92">
+          <wp:inline distT="0" distB="0" distL="0" distR="0" wp14:anchorId="038C44CD" wp14:editId="62D4CF0C">
             <wp:extent cx="5760720" cy="2774950"/>
             <wp:effectExtent l="0" t="0" r="0" b="6350"/>
-            <wp:docPr id="1567351532" name="Picture 19" descr="A screenshot of a computer&#10;&#10;Description automatically generated"/>
+            <wp:docPr id="1538039758" name="Picture 8" descr="A screenshot of a computer flowchart&#10;&#10;Description automatically generated"/>
             <wp:cNvGraphicFramePr>
               <a:graphicFrameLocks xmlns:a="http://schemas.openxmlformats.org/drawingml/2006/main" noChangeAspect="1"/>
             </wp:cNvGraphicFramePr>
@@ -42164,7 +42846,7 @@
               <a:graphicData uri="http://schemas.openxmlformats.org/drawingml/2006/picture">
                 <pic:pic xmlns:pic="http://schemas.openxmlformats.org/drawingml/2006/picture">
                   <pic:nvPicPr>
-                    <pic:cNvPr id="1567351532" name="Picture 19" descr="A screenshot of a computer&#10;&#10;Description automatically generated"/>
+                    <pic:cNvPr id="1538039758" name="Picture 8" descr="A screenshot of a computer flowchart&#10;&#10;Description automatically generated"/>
                     <pic:cNvPicPr/>
                   </pic:nvPicPr>
                   <pic:blipFill>
@@ -42219,7 +42901,7 @@
           <w:b/>
           <w:bCs/>
         </w:rPr>
-        <w:t>.22:</w:t>
+        <w:t>.19:</w:t>
       </w:r>
       <w:r>
         <w:t xml:space="preserve"> </w:t>
@@ -42228,7 +42910,10 @@
         <w:t>Sơ đồ</w:t>
       </w:r>
       <w:r>
-        <w:t xml:space="preserve"> trạng thái lớp ca thi</w:t>
+        <w:t xml:space="preserve"> trạng thái lớp </w:t>
+      </w:r>
+      <w:r>
+        <w:t>tài khoản</w:t>
       </w:r>
     </w:p>
     <w:p>
@@ -42236,11 +42921,12 @@
         <w:jc w:val="center"/>
       </w:pPr>
       <w:r>
+        <w:lastRenderedPageBreak/>
         <w:drawing>
-          <wp:inline distT="0" distB="0" distL="0" distR="0" wp14:anchorId="74E1D35E" wp14:editId="7D6619D7">
-            <wp:extent cx="5760720" cy="4648200"/>
-            <wp:effectExtent l="0" t="0" r="0" b="0"/>
-            <wp:docPr id="1438832788" name="Picture 15" descr="A diagram of a flowchart&#10;&#10;Description automatically generated"/>
+          <wp:inline distT="0" distB="0" distL="0" distR="0" wp14:anchorId="3650E96D" wp14:editId="2D758384">
+            <wp:extent cx="5760720" cy="2774950"/>
+            <wp:effectExtent l="0" t="0" r="0" b="6350"/>
+            <wp:docPr id="1996416981" name="Picture 14" descr="A screenshot of a computer&#10;&#10;Description automatically generated"/>
             <wp:cNvGraphicFramePr>
               <a:graphicFrameLocks xmlns:a="http://schemas.openxmlformats.org/drawingml/2006/main" noChangeAspect="1"/>
             </wp:cNvGraphicFramePr>
@@ -42248,11 +42934,11 @@
               <a:graphicData uri="http://schemas.openxmlformats.org/drawingml/2006/picture">
                 <pic:pic xmlns:pic="http://schemas.openxmlformats.org/drawingml/2006/picture">
                   <pic:nvPicPr>
-                    <pic:cNvPr id="1438832788" name="Picture 15" descr="A diagram of a flowchart&#10;&#10;Description automatically generated"/>
+                    <pic:cNvPr id="1996416981" name="Picture 14" descr="A screenshot of a computer&#10;&#10;Description automatically generated"/>
                     <pic:cNvPicPr/>
                   </pic:nvPicPr>
                   <pic:blipFill>
-                    <a:blip r:embed="rId39">
+                    <a:blip r:embed="rId39" cstate="print">
                       <a:extLst>
                         <a:ext uri="{28A0092B-C50C-407E-A947-70E740481C1C}">
                           <a14:useLocalDpi xmlns:a14="http://schemas.microsoft.com/office/drawing/2010/main" val="0"/>
@@ -42266,7 +42952,7 @@
                   <pic:spPr>
                     <a:xfrm>
                       <a:off x="0" y="0"/>
-                      <a:ext cx="5760720" cy="4648200"/>
+                      <a:ext cx="5760720" cy="2774950"/>
                     </a:xfrm>
                     <a:prstGeom prst="rect">
                       <a:avLst/>
@@ -42303,7 +42989,7 @@
           <w:b/>
           <w:bCs/>
         </w:rPr>
-        <w:t>.23:</w:t>
+        <w:t>.20:</w:t>
       </w:r>
       <w:r>
         <w:t xml:space="preserve"> </w:t>
@@ -42312,20 +42998,24 @@
         <w:t>Sơ đồ</w:t>
       </w:r>
       <w:r>
-        <w:t xml:space="preserve"> trạng thái lớp bài làm</w:t>
+        <w:t xml:space="preserve"> trạng thái lớp </w:t>
+      </w:r>
+      <w:r>
+        <w:t>ngân hàng câu hỏi</w:t>
       </w:r>
     </w:p>
     <w:p>
       <w:pPr>
         <w:jc w:val="center"/>
       </w:pPr>
-      <w:r>
-        <w:lastRenderedPageBreak/>
+    </w:p>
+    <w:p>
+      <w:r>
         <w:drawing>
-          <wp:inline distT="0" distB="0" distL="0" distR="0" wp14:anchorId="298B7819" wp14:editId="69C0E9D2">
+          <wp:inline distT="0" distB="0" distL="0" distR="0" wp14:anchorId="332B958E" wp14:editId="0415D227">
             <wp:extent cx="5760720" cy="2774950"/>
             <wp:effectExtent l="0" t="0" r="0" b="6350"/>
-            <wp:docPr id="1301325328" name="Picture 20" descr="A screenshot of a computer&#10;&#10;Description automatically generated"/>
+            <wp:docPr id="864988708" name="Picture 10" descr="A screenshot of a computer flowchart&#10;&#10;Description automatically generated"/>
             <wp:cNvGraphicFramePr>
               <a:graphicFrameLocks xmlns:a="http://schemas.openxmlformats.org/drawingml/2006/main" noChangeAspect="1"/>
             </wp:cNvGraphicFramePr>
@@ -42333,7 +43023,7 @@
               <a:graphicData uri="http://schemas.openxmlformats.org/drawingml/2006/picture">
                 <pic:pic xmlns:pic="http://schemas.openxmlformats.org/drawingml/2006/picture">
                   <pic:nvPicPr>
-                    <pic:cNvPr id="1301325328" name="Picture 20" descr="A screenshot of a computer&#10;&#10;Description automatically generated"/>
+                    <pic:cNvPr id="864988708" name="Picture 10" descr="A screenshot of a computer flowchart&#10;&#10;Description automatically generated"/>
                     <pic:cNvPicPr/>
                   </pic:nvPicPr>
                   <pic:blipFill>
@@ -42388,6 +43078,263 @@
           <w:b/>
           <w:bCs/>
         </w:rPr>
+        <w:t>.21:</w:t>
+      </w:r>
+      <w:r>
+        <w:t xml:space="preserve"> </w:t>
+      </w:r>
+      <w:r>
+        <w:t>Sơ đồ</w:t>
+      </w:r>
+      <w:r>
+        <w:t xml:space="preserve"> trạng thái lớp </w:t>
+      </w:r>
+      <w:r>
+        <w:t>kỳ thi</w:t>
+      </w:r>
+    </w:p>
+    <w:p>
+      <w:pPr>
+        <w:jc w:val="center"/>
+      </w:pPr>
+      <w:r>
+        <w:lastRenderedPageBreak/>
+        <w:drawing>
+          <wp:inline distT="0" distB="0" distL="0" distR="0" wp14:anchorId="52312D54" wp14:editId="23B51F92">
+            <wp:extent cx="5760720" cy="2774950"/>
+            <wp:effectExtent l="0" t="0" r="0" b="6350"/>
+            <wp:docPr id="1567351532" name="Picture 19" descr="A screenshot of a computer&#10;&#10;Description automatically generated"/>
+            <wp:cNvGraphicFramePr>
+              <a:graphicFrameLocks xmlns:a="http://schemas.openxmlformats.org/drawingml/2006/main" noChangeAspect="1"/>
+            </wp:cNvGraphicFramePr>
+            <a:graphic xmlns:a="http://schemas.openxmlformats.org/drawingml/2006/main">
+              <a:graphicData uri="http://schemas.openxmlformats.org/drawingml/2006/picture">
+                <pic:pic xmlns:pic="http://schemas.openxmlformats.org/drawingml/2006/picture">
+                  <pic:nvPicPr>
+                    <pic:cNvPr id="1567351532" name="Picture 19" descr="A screenshot of a computer&#10;&#10;Description automatically generated"/>
+                    <pic:cNvPicPr/>
+                  </pic:nvPicPr>
+                  <pic:blipFill>
+                    <a:blip r:embed="rId41" cstate="print">
+                      <a:extLst>
+                        <a:ext uri="{28A0092B-C50C-407E-A947-70E740481C1C}">
+                          <a14:useLocalDpi xmlns:a14="http://schemas.microsoft.com/office/drawing/2010/main" val="0"/>
+                        </a:ext>
+                      </a:extLst>
+                    </a:blip>
+                    <a:stretch>
+                      <a:fillRect/>
+                    </a:stretch>
+                  </pic:blipFill>
+                  <pic:spPr>
+                    <a:xfrm>
+                      <a:off x="0" y="0"/>
+                      <a:ext cx="5760720" cy="2774950"/>
+                    </a:xfrm>
+                    <a:prstGeom prst="rect">
+                      <a:avLst/>
+                    </a:prstGeom>
+                  </pic:spPr>
+                </pic:pic>
+              </a:graphicData>
+            </a:graphic>
+          </wp:inline>
+        </w:drawing>
+      </w:r>
+    </w:p>
+    <w:p>
+      <w:pPr>
+        <w:spacing w:before="120"/>
+        <w:jc w:val="center"/>
+      </w:pPr>
+      <w:r>
+        <w:rPr>
+          <w:b/>
+          <w:bCs/>
+        </w:rPr>
+        <w:t xml:space="preserve">Hình </w:t>
+      </w:r>
+      <w:r>
+        <w:rPr>
+          <w:b/>
+          <w:bCs/>
+        </w:rPr>
+        <w:t>3</w:t>
+      </w:r>
+      <w:r>
+        <w:rPr>
+          <w:b/>
+          <w:bCs/>
+        </w:rPr>
+        <w:t>.22:</w:t>
+      </w:r>
+      <w:r>
+        <w:t xml:space="preserve"> </w:t>
+      </w:r>
+      <w:r>
+        <w:t>Sơ đồ</w:t>
+      </w:r>
+      <w:r>
+        <w:t xml:space="preserve"> trạng thái lớp ca thi</w:t>
+      </w:r>
+    </w:p>
+    <w:p>
+      <w:pPr>
+        <w:jc w:val="center"/>
+      </w:pPr>
+      <w:r>
+        <w:drawing>
+          <wp:inline distT="0" distB="0" distL="0" distR="0" wp14:anchorId="74E1D35E" wp14:editId="7D6619D7">
+            <wp:extent cx="5760720" cy="4648200"/>
+            <wp:effectExtent l="0" t="0" r="0" b="0"/>
+            <wp:docPr id="1438832788" name="Picture 15" descr="A diagram of a flowchart&#10;&#10;Description automatically generated"/>
+            <wp:cNvGraphicFramePr>
+              <a:graphicFrameLocks xmlns:a="http://schemas.openxmlformats.org/drawingml/2006/main" noChangeAspect="1"/>
+            </wp:cNvGraphicFramePr>
+            <a:graphic xmlns:a="http://schemas.openxmlformats.org/drawingml/2006/main">
+              <a:graphicData uri="http://schemas.openxmlformats.org/drawingml/2006/picture">
+                <pic:pic xmlns:pic="http://schemas.openxmlformats.org/drawingml/2006/picture">
+                  <pic:nvPicPr>
+                    <pic:cNvPr id="1438832788" name="Picture 15" descr="A diagram of a flowchart&#10;&#10;Description automatically generated"/>
+                    <pic:cNvPicPr/>
+                  </pic:nvPicPr>
+                  <pic:blipFill>
+                    <a:blip r:embed="rId42">
+                      <a:extLst>
+                        <a:ext uri="{28A0092B-C50C-407E-A947-70E740481C1C}">
+                          <a14:useLocalDpi xmlns:a14="http://schemas.microsoft.com/office/drawing/2010/main" val="0"/>
+                        </a:ext>
+                      </a:extLst>
+                    </a:blip>
+                    <a:stretch>
+                      <a:fillRect/>
+                    </a:stretch>
+                  </pic:blipFill>
+                  <pic:spPr>
+                    <a:xfrm>
+                      <a:off x="0" y="0"/>
+                      <a:ext cx="5760720" cy="4648200"/>
+                    </a:xfrm>
+                    <a:prstGeom prst="rect">
+                      <a:avLst/>
+                    </a:prstGeom>
+                  </pic:spPr>
+                </pic:pic>
+              </a:graphicData>
+            </a:graphic>
+          </wp:inline>
+        </w:drawing>
+      </w:r>
+    </w:p>
+    <w:p>
+      <w:pPr>
+        <w:spacing w:before="120"/>
+        <w:jc w:val="center"/>
+      </w:pPr>
+      <w:r>
+        <w:rPr>
+          <w:b/>
+          <w:bCs/>
+        </w:rPr>
+        <w:t xml:space="preserve">Hình </w:t>
+      </w:r>
+      <w:r>
+        <w:rPr>
+          <w:b/>
+          <w:bCs/>
+        </w:rPr>
+        <w:t>3</w:t>
+      </w:r>
+      <w:r>
+        <w:rPr>
+          <w:b/>
+          <w:bCs/>
+        </w:rPr>
+        <w:t>.23:</w:t>
+      </w:r>
+      <w:r>
+        <w:t xml:space="preserve"> </w:t>
+      </w:r>
+      <w:r>
+        <w:t>Sơ đồ</w:t>
+      </w:r>
+      <w:r>
+        <w:t xml:space="preserve"> trạng thái lớp bài làm</w:t>
+      </w:r>
+    </w:p>
+    <w:p>
+      <w:pPr>
+        <w:jc w:val="center"/>
+      </w:pPr>
+      <w:r>
+        <w:lastRenderedPageBreak/>
+        <w:drawing>
+          <wp:inline distT="0" distB="0" distL="0" distR="0" wp14:anchorId="298B7819" wp14:editId="69C0E9D2">
+            <wp:extent cx="5760720" cy="2774950"/>
+            <wp:effectExtent l="0" t="0" r="0" b="6350"/>
+            <wp:docPr id="1301325328" name="Picture 20" descr="A screenshot of a computer&#10;&#10;Description automatically generated"/>
+            <wp:cNvGraphicFramePr>
+              <a:graphicFrameLocks xmlns:a="http://schemas.openxmlformats.org/drawingml/2006/main" noChangeAspect="1"/>
+            </wp:cNvGraphicFramePr>
+            <a:graphic xmlns:a="http://schemas.openxmlformats.org/drawingml/2006/main">
+              <a:graphicData uri="http://schemas.openxmlformats.org/drawingml/2006/picture">
+                <pic:pic xmlns:pic="http://schemas.openxmlformats.org/drawingml/2006/picture">
+                  <pic:nvPicPr>
+                    <pic:cNvPr id="1301325328" name="Picture 20" descr="A screenshot of a computer&#10;&#10;Description automatically generated"/>
+                    <pic:cNvPicPr/>
+                  </pic:nvPicPr>
+                  <pic:blipFill>
+                    <a:blip r:embed="rId43" cstate="print">
+                      <a:extLst>
+                        <a:ext uri="{28A0092B-C50C-407E-A947-70E740481C1C}">
+                          <a14:useLocalDpi xmlns:a14="http://schemas.microsoft.com/office/drawing/2010/main" val="0"/>
+                        </a:ext>
+                      </a:extLst>
+                    </a:blip>
+                    <a:stretch>
+                      <a:fillRect/>
+                    </a:stretch>
+                  </pic:blipFill>
+                  <pic:spPr>
+                    <a:xfrm>
+                      <a:off x="0" y="0"/>
+                      <a:ext cx="5760720" cy="2774950"/>
+                    </a:xfrm>
+                    <a:prstGeom prst="rect">
+                      <a:avLst/>
+                    </a:prstGeom>
+                  </pic:spPr>
+                </pic:pic>
+              </a:graphicData>
+            </a:graphic>
+          </wp:inline>
+        </w:drawing>
+      </w:r>
+    </w:p>
+    <w:p>
+      <w:pPr>
+        <w:spacing w:before="120"/>
+        <w:jc w:val="center"/>
+      </w:pPr>
+      <w:r>
+        <w:rPr>
+          <w:b/>
+          <w:bCs/>
+        </w:rPr>
+        <w:t xml:space="preserve">Hình </w:t>
+      </w:r>
+      <w:r>
+        <w:rPr>
+          <w:b/>
+          <w:bCs/>
+        </w:rPr>
+        <w:t>3</w:t>
+      </w:r>
+      <w:r>
+        <w:rPr>
+          <w:b/>
+          <w:bCs/>
+        </w:rPr>
         <w:t>.24:</w:t>
       </w:r>
       <w:r>
@@ -42421,7 +43368,7 @@
                     <pic:cNvPicPr/>
                   </pic:nvPicPr>
                   <pic:blipFill>
-                    <a:blip r:embed="rId41">
+                    <a:blip r:embed="rId44">
                       <a:extLst>
                         <a:ext uri="{28A0092B-C50C-407E-A947-70E740481C1C}">
                           <a14:useLocalDpi xmlns:a14="http://schemas.microsoft.com/office/drawing/2010/main" val="0"/>
@@ -42506,7 +43453,7 @@
                     <pic:cNvPicPr/>
                   </pic:nvPicPr>
                   <pic:blipFill>
-                    <a:blip r:embed="rId42">
+                    <a:blip r:embed="rId45">
                       <a:extLst>
                         <a:ext uri="{28A0092B-C50C-407E-A947-70E740481C1C}">
                           <a14:useLocalDpi xmlns:a14="http://schemas.microsoft.com/office/drawing/2010/main" val="0"/>
@@ -42591,7 +43538,7 @@
                     <pic:cNvPicPr/>
                   </pic:nvPicPr>
                   <pic:blipFill>
-                    <a:blip r:embed="rId43">
+                    <a:blip r:embed="rId46">
                       <a:extLst>
                         <a:ext uri="{28A0092B-C50C-407E-A947-70E740481C1C}">
                           <a14:useLocalDpi xmlns:a14="http://schemas.microsoft.com/office/drawing/2010/main" val="0"/>
@@ -42680,7 +43627,7 @@
                     <pic:cNvPicPr/>
                   </pic:nvPicPr>
                   <pic:blipFill>
-                    <a:blip r:embed="rId44">
+                    <a:blip r:embed="rId47">
                       <a:extLst>
                         <a:ext uri="{28A0092B-C50C-407E-A947-70E740481C1C}">
                           <a14:useLocalDpi xmlns:a14="http://schemas.microsoft.com/office/drawing/2010/main" val="0"/>
@@ -42912,7 +43859,7 @@
                     <pic:cNvPicPr/>
                   </pic:nvPicPr>
                   <pic:blipFill>
-                    <a:blip r:embed="rId45">
+                    <a:blip r:embed="rId48">
                       <a:extLst>
                         <a:ext uri="{28A0092B-C50C-407E-A947-70E740481C1C}">
                           <a14:useLocalDpi xmlns:a14="http://schemas.microsoft.com/office/drawing/2010/main" val="0"/>
@@ -43079,7 +44026,7 @@
                     <pic:cNvPicPr/>
                   </pic:nvPicPr>
                   <pic:blipFill>
-                    <a:blip r:embed="rId46"/>
+                    <a:blip r:embed="rId49"/>
                     <a:stretch>
                       <a:fillRect/>
                     </a:stretch>
@@ -43138,194 +44085,6 @@
                 <pic:pic xmlns:pic="http://schemas.openxmlformats.org/drawingml/2006/picture">
                   <pic:nvPicPr>
                     <pic:cNvPr id="283588540" name="Picture 1" descr="A person sitting at a desk with books and a clock&#10;&#10;AI-generated content may be incorrect."/>
-                    <pic:cNvPicPr/>
-                  </pic:nvPicPr>
-                  <pic:blipFill>
-                    <a:blip r:embed="rId47"/>
-                    <a:stretch>
-                      <a:fillRect/>
-                    </a:stretch>
-                  </pic:blipFill>
-                  <pic:spPr>
-                    <a:xfrm>
-                      <a:off x="0" y="0"/>
-                      <a:ext cx="6120130" cy="3249930"/>
-                    </a:xfrm>
-                    <a:prstGeom prst="rect">
-                      <a:avLst/>
-                    </a:prstGeom>
-                  </pic:spPr>
-                </pic:pic>
-              </a:graphicData>
-            </a:graphic>
-          </wp:inline>
-        </w:drawing>
-      </w:r>
-    </w:p>
-    <w:p>
-      <w:pPr>
-        <w:jc w:val="center"/>
-      </w:pPr>
-      <w:r>
-        <w:rPr>
-          <w:b/>
-          <w:bCs/>
-        </w:rPr>
-        <w:t>Hình 7.2:</w:t>
-      </w:r>
-      <w:r>
-        <w:t xml:space="preserve"> Màn hình xác thực thí sinh</w:t>
-      </w:r>
-    </w:p>
-    <w:p>
-      <w:pPr>
-        <w:jc w:val="center"/>
-      </w:pPr>
-    </w:p>
-    <w:p>
-      <w:pPr>
-        <w:jc w:val="center"/>
-      </w:pPr>
-      <w:r>
-        <w:lastRenderedPageBreak/>
-        <w:drawing>
-          <wp:inline distT="0" distB="0" distL="0" distR="0" wp14:anchorId="12BBEEFD" wp14:editId="7C443818">
-            <wp:extent cx="6120130" cy="3249930"/>
-            <wp:effectExtent l="0" t="0" r="0" b="7620"/>
-            <wp:docPr id="1432380215" name="Picture 1" descr="A screenshot of a computer&#10;&#10;AI-generated content may be incorrect."/>
-            <wp:cNvGraphicFramePr>
-              <a:graphicFrameLocks xmlns:a="http://schemas.openxmlformats.org/drawingml/2006/main" noChangeAspect="1"/>
-            </wp:cNvGraphicFramePr>
-            <a:graphic xmlns:a="http://schemas.openxmlformats.org/drawingml/2006/main">
-              <a:graphicData uri="http://schemas.openxmlformats.org/drawingml/2006/picture">
-                <pic:pic xmlns:pic="http://schemas.openxmlformats.org/drawingml/2006/picture">
-                  <pic:nvPicPr>
-                    <pic:cNvPr id="1432380215" name="Picture 1" descr="A screenshot of a computer&#10;&#10;AI-generated content may be incorrect."/>
-                    <pic:cNvPicPr/>
-                  </pic:nvPicPr>
-                  <pic:blipFill>
-                    <a:blip r:embed="rId48"/>
-                    <a:stretch>
-                      <a:fillRect/>
-                    </a:stretch>
-                  </pic:blipFill>
-                  <pic:spPr>
-                    <a:xfrm>
-                      <a:off x="0" y="0"/>
-                      <a:ext cx="6120130" cy="3249930"/>
-                    </a:xfrm>
-                    <a:prstGeom prst="rect">
-                      <a:avLst/>
-                    </a:prstGeom>
-                  </pic:spPr>
-                </pic:pic>
-              </a:graphicData>
-            </a:graphic>
-          </wp:inline>
-        </w:drawing>
-      </w:r>
-    </w:p>
-    <w:p>
-      <w:pPr>
-        <w:jc w:val="center"/>
-      </w:pPr>
-      <w:r>
-        <w:rPr>
-          <w:b/>
-          <w:bCs/>
-        </w:rPr>
-        <w:t xml:space="preserve">Hình 7.3: </w:t>
-      </w:r>
-      <w:r>
-        <w:t>Màn hình chính</w:t>
-      </w:r>
-    </w:p>
-    <w:p>
-      <w:pPr>
-        <w:jc w:val="center"/>
-      </w:pPr>
-    </w:p>
-    <w:p>
-      <w:pPr>
-        <w:jc w:val="center"/>
-      </w:pPr>
-      <w:r>
-        <w:drawing>
-          <wp:inline distT="0" distB="0" distL="0" distR="0" wp14:anchorId="53DB6E51" wp14:editId="3D0A9388">
-            <wp:extent cx="6120130" cy="3249930"/>
-            <wp:effectExtent l="0" t="0" r="0" b="7620"/>
-            <wp:docPr id="1130358571" name="Picture 1" descr="A screenshot of a computer&#10;&#10;AI-generated content may be incorrect."/>
-            <wp:cNvGraphicFramePr>
-              <a:graphicFrameLocks xmlns:a="http://schemas.openxmlformats.org/drawingml/2006/main" noChangeAspect="1"/>
-            </wp:cNvGraphicFramePr>
-            <a:graphic xmlns:a="http://schemas.openxmlformats.org/drawingml/2006/main">
-              <a:graphicData uri="http://schemas.openxmlformats.org/drawingml/2006/picture">
-                <pic:pic xmlns:pic="http://schemas.openxmlformats.org/drawingml/2006/picture">
-                  <pic:nvPicPr>
-                    <pic:cNvPr id="1130358571" name="Picture 1" descr="A screenshot of a computer&#10;&#10;AI-generated content may be incorrect."/>
-                    <pic:cNvPicPr/>
-                  </pic:nvPicPr>
-                  <pic:blipFill>
-                    <a:blip r:embed="rId49"/>
-                    <a:stretch>
-                      <a:fillRect/>
-                    </a:stretch>
-                  </pic:blipFill>
-                  <pic:spPr>
-                    <a:xfrm>
-                      <a:off x="0" y="0"/>
-                      <a:ext cx="6120130" cy="3249930"/>
-                    </a:xfrm>
-                    <a:prstGeom prst="rect">
-                      <a:avLst/>
-                    </a:prstGeom>
-                  </pic:spPr>
-                </pic:pic>
-              </a:graphicData>
-            </a:graphic>
-          </wp:inline>
-        </w:drawing>
-      </w:r>
-    </w:p>
-    <w:p>
-      <w:pPr>
-        <w:jc w:val="center"/>
-      </w:pPr>
-      <w:r>
-        <w:rPr>
-          <w:b/>
-          <w:bCs/>
-        </w:rPr>
-        <w:t>Hình 7.4:</w:t>
-      </w:r>
-      <w:r>
-        <w:t xml:space="preserve"> Màn hình thông tin đề thi</w:t>
-      </w:r>
-    </w:p>
-    <w:p>
-      <w:pPr>
-        <w:jc w:val="center"/>
-      </w:pPr>
-    </w:p>
-    <w:p>
-      <w:pPr>
-        <w:jc w:val="center"/>
-      </w:pPr>
-      <w:r>
-        <w:lastRenderedPageBreak/>
-        <w:drawing>
-          <wp:inline distT="0" distB="0" distL="0" distR="0" wp14:anchorId="572AD0BA" wp14:editId="7F7520FE">
-            <wp:extent cx="6120130" cy="3249930"/>
-            <wp:effectExtent l="0" t="0" r="0" b="7620"/>
-            <wp:docPr id="922825847" name="Picture 1" descr="A screenshot of a computer&#10;&#10;AI-generated content may be incorrect."/>
-            <wp:cNvGraphicFramePr>
-              <a:graphicFrameLocks xmlns:a="http://schemas.openxmlformats.org/drawingml/2006/main" noChangeAspect="1"/>
-            </wp:cNvGraphicFramePr>
-            <a:graphic xmlns:a="http://schemas.openxmlformats.org/drawingml/2006/main">
-              <a:graphicData uri="http://schemas.openxmlformats.org/drawingml/2006/picture">
-                <pic:pic xmlns:pic="http://schemas.openxmlformats.org/drawingml/2006/picture">
-                  <pic:nvPicPr>
-                    <pic:cNvPr id="922825847" name="Picture 1" descr="A screenshot of a computer&#10;&#10;AI-generated content may be incorrect."/>
                     <pic:cNvPicPr/>
                   </pic:nvPicPr>
                   <pic:blipFill>
@@ -43359,6 +44118,194 @@
           <w:b/>
           <w:bCs/>
         </w:rPr>
+        <w:t>Hình 7.2:</w:t>
+      </w:r>
+      <w:r>
+        <w:t xml:space="preserve"> Màn hình xác thực thí sinh</w:t>
+      </w:r>
+    </w:p>
+    <w:p>
+      <w:pPr>
+        <w:jc w:val="center"/>
+      </w:pPr>
+    </w:p>
+    <w:p>
+      <w:pPr>
+        <w:jc w:val="center"/>
+      </w:pPr>
+      <w:r>
+        <w:lastRenderedPageBreak/>
+        <w:drawing>
+          <wp:inline distT="0" distB="0" distL="0" distR="0" wp14:anchorId="12BBEEFD" wp14:editId="7C443818">
+            <wp:extent cx="6120130" cy="3249930"/>
+            <wp:effectExtent l="0" t="0" r="0" b="7620"/>
+            <wp:docPr id="1432380215" name="Picture 1" descr="A screenshot of a computer&#10;&#10;AI-generated content may be incorrect."/>
+            <wp:cNvGraphicFramePr>
+              <a:graphicFrameLocks xmlns:a="http://schemas.openxmlformats.org/drawingml/2006/main" noChangeAspect="1"/>
+            </wp:cNvGraphicFramePr>
+            <a:graphic xmlns:a="http://schemas.openxmlformats.org/drawingml/2006/main">
+              <a:graphicData uri="http://schemas.openxmlformats.org/drawingml/2006/picture">
+                <pic:pic xmlns:pic="http://schemas.openxmlformats.org/drawingml/2006/picture">
+                  <pic:nvPicPr>
+                    <pic:cNvPr id="1432380215" name="Picture 1" descr="A screenshot of a computer&#10;&#10;AI-generated content may be incorrect."/>
+                    <pic:cNvPicPr/>
+                  </pic:nvPicPr>
+                  <pic:blipFill>
+                    <a:blip r:embed="rId51"/>
+                    <a:stretch>
+                      <a:fillRect/>
+                    </a:stretch>
+                  </pic:blipFill>
+                  <pic:spPr>
+                    <a:xfrm>
+                      <a:off x="0" y="0"/>
+                      <a:ext cx="6120130" cy="3249930"/>
+                    </a:xfrm>
+                    <a:prstGeom prst="rect">
+                      <a:avLst/>
+                    </a:prstGeom>
+                  </pic:spPr>
+                </pic:pic>
+              </a:graphicData>
+            </a:graphic>
+          </wp:inline>
+        </w:drawing>
+      </w:r>
+    </w:p>
+    <w:p>
+      <w:pPr>
+        <w:jc w:val="center"/>
+      </w:pPr>
+      <w:r>
+        <w:rPr>
+          <w:b/>
+          <w:bCs/>
+        </w:rPr>
+        <w:t xml:space="preserve">Hình 7.3: </w:t>
+      </w:r>
+      <w:r>
+        <w:t>Màn hình chính</w:t>
+      </w:r>
+    </w:p>
+    <w:p>
+      <w:pPr>
+        <w:jc w:val="center"/>
+      </w:pPr>
+    </w:p>
+    <w:p>
+      <w:pPr>
+        <w:jc w:val="center"/>
+      </w:pPr>
+      <w:r>
+        <w:drawing>
+          <wp:inline distT="0" distB="0" distL="0" distR="0" wp14:anchorId="53DB6E51" wp14:editId="3D0A9388">
+            <wp:extent cx="6120130" cy="3249930"/>
+            <wp:effectExtent l="0" t="0" r="0" b="7620"/>
+            <wp:docPr id="1130358571" name="Picture 1" descr="A screenshot of a computer&#10;&#10;AI-generated content may be incorrect."/>
+            <wp:cNvGraphicFramePr>
+              <a:graphicFrameLocks xmlns:a="http://schemas.openxmlformats.org/drawingml/2006/main" noChangeAspect="1"/>
+            </wp:cNvGraphicFramePr>
+            <a:graphic xmlns:a="http://schemas.openxmlformats.org/drawingml/2006/main">
+              <a:graphicData uri="http://schemas.openxmlformats.org/drawingml/2006/picture">
+                <pic:pic xmlns:pic="http://schemas.openxmlformats.org/drawingml/2006/picture">
+                  <pic:nvPicPr>
+                    <pic:cNvPr id="1130358571" name="Picture 1" descr="A screenshot of a computer&#10;&#10;AI-generated content may be incorrect."/>
+                    <pic:cNvPicPr/>
+                  </pic:nvPicPr>
+                  <pic:blipFill>
+                    <a:blip r:embed="rId52"/>
+                    <a:stretch>
+                      <a:fillRect/>
+                    </a:stretch>
+                  </pic:blipFill>
+                  <pic:spPr>
+                    <a:xfrm>
+                      <a:off x="0" y="0"/>
+                      <a:ext cx="6120130" cy="3249930"/>
+                    </a:xfrm>
+                    <a:prstGeom prst="rect">
+                      <a:avLst/>
+                    </a:prstGeom>
+                  </pic:spPr>
+                </pic:pic>
+              </a:graphicData>
+            </a:graphic>
+          </wp:inline>
+        </w:drawing>
+      </w:r>
+    </w:p>
+    <w:p>
+      <w:pPr>
+        <w:jc w:val="center"/>
+      </w:pPr>
+      <w:r>
+        <w:rPr>
+          <w:b/>
+          <w:bCs/>
+        </w:rPr>
+        <w:t>Hình 7.4:</w:t>
+      </w:r>
+      <w:r>
+        <w:t xml:space="preserve"> Màn hình thông tin đề thi</w:t>
+      </w:r>
+    </w:p>
+    <w:p>
+      <w:pPr>
+        <w:jc w:val="center"/>
+      </w:pPr>
+    </w:p>
+    <w:p>
+      <w:pPr>
+        <w:jc w:val="center"/>
+      </w:pPr>
+      <w:r>
+        <w:lastRenderedPageBreak/>
+        <w:drawing>
+          <wp:inline distT="0" distB="0" distL="0" distR="0" wp14:anchorId="572AD0BA" wp14:editId="7F7520FE">
+            <wp:extent cx="6120130" cy="3249930"/>
+            <wp:effectExtent l="0" t="0" r="0" b="7620"/>
+            <wp:docPr id="922825847" name="Picture 1" descr="A screenshot of a computer&#10;&#10;AI-generated content may be incorrect."/>
+            <wp:cNvGraphicFramePr>
+              <a:graphicFrameLocks xmlns:a="http://schemas.openxmlformats.org/drawingml/2006/main" noChangeAspect="1"/>
+            </wp:cNvGraphicFramePr>
+            <a:graphic xmlns:a="http://schemas.openxmlformats.org/drawingml/2006/main">
+              <a:graphicData uri="http://schemas.openxmlformats.org/drawingml/2006/picture">
+                <pic:pic xmlns:pic="http://schemas.openxmlformats.org/drawingml/2006/picture">
+                  <pic:nvPicPr>
+                    <pic:cNvPr id="922825847" name="Picture 1" descr="A screenshot of a computer&#10;&#10;AI-generated content may be incorrect."/>
+                    <pic:cNvPicPr/>
+                  </pic:nvPicPr>
+                  <pic:blipFill>
+                    <a:blip r:embed="rId53"/>
+                    <a:stretch>
+                      <a:fillRect/>
+                    </a:stretch>
+                  </pic:blipFill>
+                  <pic:spPr>
+                    <a:xfrm>
+                      <a:off x="0" y="0"/>
+                      <a:ext cx="6120130" cy="3249930"/>
+                    </a:xfrm>
+                    <a:prstGeom prst="rect">
+                      <a:avLst/>
+                    </a:prstGeom>
+                  </pic:spPr>
+                </pic:pic>
+              </a:graphicData>
+            </a:graphic>
+          </wp:inline>
+        </w:drawing>
+      </w:r>
+    </w:p>
+    <w:p>
+      <w:pPr>
+        <w:jc w:val="center"/>
+      </w:pPr>
+      <w:r>
+        <w:rPr>
+          <w:b/>
+          <w:bCs/>
+        </w:rPr>
         <w:t xml:space="preserve">Hình 7.5: </w:t>
       </w:r>
       <w:r>
@@ -43391,7 +44338,7 @@
                     <pic:cNvPicPr/>
                   </pic:nvPicPr>
                   <pic:blipFill>
-                    <a:blip r:embed="rId51"/>
+                    <a:blip r:embed="rId54"/>
                     <a:stretch>
                       <a:fillRect/>
                     </a:stretch>
@@ -43454,7 +44401,7 @@
                     <pic:cNvPicPr/>
                   </pic:nvPicPr>
                   <pic:blipFill>
-                    <a:blip r:embed="rId52"/>
+                    <a:blip r:embed="rId55"/>
                     <a:stretch>
                       <a:fillRect/>
                     </a:stretch>
@@ -50428,7 +51375,7 @@
   <w:style w:type="paragraph" w:default="1" w:styleId="Normal">
     <w:name w:val="Normal"/>
     <w:qFormat/>
-    <w:rsid w:val="00941553"/>
+    <w:rsid w:val="00B8250A"/>
     <w:rPr>
       <w:noProof/>
       <w:lang w:val="vi-VN"/>
